--- a/00-首页/题组Word/第一轮·综合套卷/第一轮综合卷02（教师版）.docx
+++ b/00-首页/题组Word/第一轮·综合套卷/第一轮综合卷02（教师版）.docx
@@ -360,60 +360,6 @@
         </w:rPr>
         <w:t>2022</w:t>
       </w:r>
-      <w:r>
-        <w:rPr>
-          <w:rFonts w:ascii="Times New Roman" w:hAnsi="Times New Roman" w:eastAsia="Times New Roman" w:cs="Times New Roman"/>
-        </w:rPr>
-        <w:t xml:space="preserve"> </w:t>
-      </w:r>
-      <w:r>
-        <w:rPr>
-          <w:rFonts w:hint="eastAsia" w:ascii="Times New Roman" w:hAnsi="Times New Roman" w:eastAsia="FangSong" w:cs="Times New Roman"/>
-        </w:rPr>
-        <w:t>曾用于</w:t>
-      </w:r>
-      <w:r>
-        <w:rPr>
-          <w:rFonts w:hint="eastAsia" w:ascii="Times New Roman" w:hAnsi="Times New Roman" w:eastAsia="Times New Roman" w:cs="Times New Roman"/>
-        </w:rPr>
-        <w:t>：</w:t>
-      </w:r>
-      <w:r>
-        <w:rPr>
-          <w:rFonts w:hint="eastAsia" w:ascii="Times New Roman" w:hAnsi="Times New Roman" w:eastAsia="FangSong" w:cs="Times New Roman"/>
-        </w:rPr>
-        <w:t>第一轮结构</w:t>
-      </w:r>
-      <w:r>
-        <w:rPr>
-          <w:rFonts w:hint="eastAsia" w:ascii="Times New Roman" w:hAnsi="Times New Roman" w:eastAsia="Times New Roman" w:cs="Times New Roman"/>
-        </w:rPr>
-        <w:t>·3-</w:t>
-      </w:r>
-      <w:r>
-        <w:rPr>
-          <w:rFonts w:hint="eastAsia" w:ascii="Times New Roman" w:hAnsi="Times New Roman" w:eastAsia="FangSong" w:cs="Times New Roman"/>
-        </w:rPr>
-        <w:t>分子结构</w:t>
-      </w:r>
-      <w:r>
-        <w:rPr>
-          <w:rFonts w:hint="eastAsia" w:ascii="Times New Roman" w:hAnsi="Times New Roman" w:eastAsia="Times New Roman" w:cs="Times New Roman"/>
-        </w:rPr>
-        <w:t>（</w:t>
-      </w:r>
-      <w:r>
-        <w:rPr>
-          <w:rFonts w:hint="eastAsia" w:ascii="Times New Roman" w:hAnsi="Times New Roman" w:eastAsia="FangSong" w:cs="Times New Roman"/>
-        </w:rPr>
-        <w:t>教师版</w:t>
-      </w:r>
-      <w:r>
-        <w:rPr>
-          <w:rFonts w:hint="eastAsia" w:ascii="Times New Roman" w:hAnsi="Times New Roman" w:eastAsia="Times New Roman" w:cs="Times New Roman"/>
-        </w:rPr>
-        <w:t>）</w:t>
-      </w:r>
     </w:p>
     <w:p>
       <w:pPr>
@@ -817,66 +763,6 @@
         </w:rPr>
         <w:t>2022</w:t>
       </w:r>
-      <w:r>
-        <w:rPr>
-          <w:rFonts w:ascii="Times New Roman" w:hAnsi="Times New Roman" w:eastAsia="Times New Roman" w:cs="Times New Roman"/>
-        </w:rPr>
-        <w:t xml:space="preserve"> </w:t>
-      </w:r>
-      <w:r>
-        <w:rPr>
-          <w:rFonts w:hint="eastAsia" w:ascii="Times New Roman" w:hAnsi="Times New Roman" w:eastAsia="FangSong" w:cs="Times New Roman"/>
-        </w:rPr>
-        <w:t>曾用于</w:t>
-      </w:r>
-      <w:r>
-        <w:rPr>
-          <w:rFonts w:hint="eastAsia" w:ascii="Times New Roman" w:hAnsi="Times New Roman" w:eastAsia="Times New Roman" w:cs="Times New Roman"/>
-        </w:rPr>
-        <w:t>：</w:t>
-      </w:r>
-      <w:r>
-        <w:rPr>
-          <w:rFonts w:hint="eastAsia" w:ascii="Times New Roman" w:hAnsi="Times New Roman" w:eastAsia="FangSong" w:cs="Times New Roman"/>
-        </w:rPr>
-        <w:t>预赛基础卷</w:t>
-      </w:r>
-      <w:r>
-        <w:rPr>
-          <w:rFonts w:hint="eastAsia" w:ascii="Times New Roman" w:hAnsi="Times New Roman" w:eastAsia="Times New Roman" w:cs="Times New Roman"/>
-        </w:rPr>
-        <w:t>II,</w:t>
-      </w:r>
-      <w:r>
-        <w:rPr>
-          <w:rFonts w:ascii="Times New Roman" w:hAnsi="Times New Roman" w:eastAsia="Times New Roman" w:cs="Times New Roman"/>
-        </w:rPr>
-        <w:t xml:space="preserve"> </w:t>
-      </w:r>
-      <w:r>
-        <w:rPr>
-          <w:rFonts w:hint="eastAsia" w:ascii="Times New Roman" w:hAnsi="Times New Roman" w:eastAsia="FangSong" w:cs="Times New Roman"/>
-        </w:rPr>
-        <w:t>第一轮综合卷</w:t>
-      </w:r>
-      <w:r>
-        <w:rPr>
-          <w:rFonts w:hint="eastAsia" w:ascii="Times New Roman" w:hAnsi="Times New Roman" w:eastAsia="Times New Roman" w:cs="Times New Roman"/>
-        </w:rPr>
-        <w:t>03（</w:t>
-      </w:r>
-      <w:r>
-        <w:rPr>
-          <w:rFonts w:hint="eastAsia" w:ascii="Times New Roman" w:hAnsi="Times New Roman" w:eastAsia="FangSong" w:cs="Times New Roman"/>
-        </w:rPr>
-        <w:t>教师版</w:t>
-      </w:r>
-      <w:r>
-        <w:rPr>
-          <w:rFonts w:hint="eastAsia" w:ascii="Times New Roman" w:hAnsi="Times New Roman" w:eastAsia="Times New Roman" w:cs="Times New Roman"/>
-        </w:rPr>
-        <w:t>）</w:t>
-      </w:r>
     </w:p>
     <w:p>
       <w:pPr>
@@ -1212,48 +1098,6 @@
         </w:rPr>
         <w:t>2022</w:t>
       </w:r>
-      <w:r>
-        <w:rPr>
-          <w:rFonts w:ascii="Times New Roman" w:hAnsi="Times New Roman" w:eastAsia="Times New Roman" w:cs="Times New Roman"/>
-        </w:rPr>
-        <w:t xml:space="preserve"> </w:t>
-      </w:r>
-      <w:r>
-        <w:rPr>
-          <w:rFonts w:hint="eastAsia" w:ascii="Times New Roman" w:hAnsi="Times New Roman" w:eastAsia="FangSong" w:cs="Times New Roman"/>
-        </w:rPr>
-        <w:t>曾用于</w:t>
-      </w:r>
-      <w:r>
-        <w:rPr>
-          <w:rFonts w:hint="eastAsia" w:ascii="Times New Roman" w:hAnsi="Times New Roman" w:eastAsia="Times New Roman" w:cs="Times New Roman"/>
-        </w:rPr>
-        <w:t>：</w:t>
-      </w:r>
-      <w:r>
-        <w:rPr>
-          <w:rFonts w:hint="eastAsia" w:ascii="Times New Roman" w:hAnsi="Times New Roman" w:eastAsia="FangSong" w:cs="Times New Roman"/>
-        </w:rPr>
-        <w:t>第一轮综合卷</w:t>
-      </w:r>
-      <w:r>
-        <w:rPr>
-          <w:rFonts w:hint="eastAsia" w:ascii="Times New Roman" w:hAnsi="Times New Roman" w:eastAsia="Times New Roman" w:cs="Times New Roman"/>
-        </w:rPr>
-        <w:t>01（</w:t>
-      </w:r>
-      <w:r>
-        <w:rPr>
-          <w:rFonts w:hint="eastAsia" w:ascii="Times New Roman" w:hAnsi="Times New Roman" w:eastAsia="FangSong" w:cs="Times New Roman"/>
-        </w:rPr>
-        <w:t>教师版</w:t>
-      </w:r>
-      <w:r>
-        <w:rPr>
-          <w:rFonts w:hint="eastAsia" w:ascii="Times New Roman" w:hAnsi="Times New Roman" w:eastAsia="Times New Roman" w:cs="Times New Roman"/>
-        </w:rPr>
-        <w:t>）</w:t>
-      </w:r>
     </w:p>
     <w:p>
       <w:pPr>
@@ -1567,48 +1411,6 @@
         </w:rPr>
         <w:t>2022</w:t>
       </w:r>
-      <w:r>
-        <w:rPr>
-          <w:rFonts w:ascii="Times New Roman" w:hAnsi="Times New Roman" w:eastAsia="Times New Roman" w:cs="Times New Roman"/>
-        </w:rPr>
-        <w:t xml:space="preserve"> </w:t>
-      </w:r>
-      <w:r>
-        <w:rPr>
-          <w:rFonts w:hint="eastAsia" w:ascii="Times New Roman" w:hAnsi="Times New Roman" w:eastAsia="FangSong" w:cs="Times New Roman"/>
-        </w:rPr>
-        <w:t>曾用于</w:t>
-      </w:r>
-      <w:r>
-        <w:rPr>
-          <w:rFonts w:hint="eastAsia" w:ascii="Times New Roman" w:hAnsi="Times New Roman" w:eastAsia="Times New Roman" w:cs="Times New Roman"/>
-        </w:rPr>
-        <w:t>：</w:t>
-      </w:r>
-      <w:r>
-        <w:rPr>
-          <w:rFonts w:hint="eastAsia" w:ascii="Times New Roman" w:hAnsi="Times New Roman" w:eastAsia="FangSong" w:cs="Times New Roman"/>
-        </w:rPr>
-        <w:t>第一轮综合卷</w:t>
-      </w:r>
-      <w:r>
-        <w:rPr>
-          <w:rFonts w:hint="eastAsia" w:ascii="Times New Roman" w:hAnsi="Times New Roman" w:eastAsia="Times New Roman" w:cs="Times New Roman"/>
-        </w:rPr>
-        <w:t>01（</w:t>
-      </w:r>
-      <w:r>
-        <w:rPr>
-          <w:rFonts w:hint="eastAsia" w:ascii="Times New Roman" w:hAnsi="Times New Roman" w:eastAsia="FangSong" w:cs="Times New Roman"/>
-        </w:rPr>
-        <w:t>教师版</w:t>
-      </w:r>
-      <w:r>
-        <w:rPr>
-          <w:rFonts w:hint="eastAsia" w:ascii="Times New Roman" w:hAnsi="Times New Roman" w:eastAsia="Times New Roman" w:cs="Times New Roman"/>
-        </w:rPr>
-        <w:t>）</w:t>
-      </w:r>
     </w:p>
     <w:p>
       <w:pPr>
@@ -1837,60 +1639,6 @@
         </w:rPr>
         <w:t>2023</w:t>
       </w:r>
-      <w:r>
-        <w:rPr>
-          <w:rFonts w:ascii="Times New Roman" w:hAnsi="Times New Roman" w:eastAsia="Times New Roman" w:cs="Times New Roman"/>
-        </w:rPr>
-        <w:t xml:space="preserve"> </w:t>
-      </w:r>
-      <w:r>
-        <w:rPr>
-          <w:rFonts w:hint="eastAsia" w:ascii="Times New Roman" w:hAnsi="Times New Roman" w:eastAsia="FangSong" w:cs="Times New Roman"/>
-        </w:rPr>
-        <w:t>曾用于</w:t>
-      </w:r>
-      <w:r>
-        <w:rPr>
-          <w:rFonts w:hint="eastAsia" w:ascii="Times New Roman" w:hAnsi="Times New Roman" w:eastAsia="Times New Roman" w:cs="Times New Roman"/>
-        </w:rPr>
-        <w:t>：</w:t>
-      </w:r>
-      <w:r>
-        <w:rPr>
-          <w:rFonts w:hint="eastAsia" w:ascii="Times New Roman" w:hAnsi="Times New Roman" w:eastAsia="FangSong" w:cs="Times New Roman"/>
-        </w:rPr>
-        <w:t>第一轮原理</w:t>
-      </w:r>
-      <w:r>
-        <w:rPr>
-          <w:rFonts w:hint="eastAsia" w:ascii="Times New Roman" w:hAnsi="Times New Roman" w:eastAsia="Times New Roman" w:cs="Times New Roman"/>
-        </w:rPr>
-        <w:t>·4-</w:t>
-      </w:r>
-      <w:r>
-        <w:rPr>
-          <w:rFonts w:hint="eastAsia" w:ascii="Times New Roman" w:hAnsi="Times New Roman" w:eastAsia="FangSong" w:cs="Times New Roman"/>
-        </w:rPr>
-        <w:t>化学动力学</w:t>
-      </w:r>
-      <w:r>
-        <w:rPr>
-          <w:rFonts w:hint="eastAsia" w:ascii="Times New Roman" w:hAnsi="Times New Roman" w:eastAsia="Times New Roman" w:cs="Times New Roman"/>
-        </w:rPr>
-        <w:t>（</w:t>
-      </w:r>
-      <w:r>
-        <w:rPr>
-          <w:rFonts w:hint="eastAsia" w:ascii="Times New Roman" w:hAnsi="Times New Roman" w:eastAsia="FangSong" w:cs="Times New Roman"/>
-        </w:rPr>
-        <w:t>教师版</w:t>
-      </w:r>
-      <w:r>
-        <w:rPr>
-          <w:rFonts w:hint="eastAsia" w:ascii="Times New Roman" w:hAnsi="Times New Roman" w:eastAsia="Times New Roman" w:cs="Times New Roman"/>
-        </w:rPr>
-        <w:t>）</w:t>
-      </w:r>
     </w:p>
     <w:p>
       <w:pPr>
@@ -2575,48 +2323,6 @@
           <w:rFonts w:hint="eastAsia" w:ascii="Times New Roman" w:hAnsi="Times New Roman" w:eastAsia="Times New Roman" w:cs="Times New Roman"/>
         </w:rPr>
         <w:t>2023</w:t>
-      </w:r>
-      <w:r>
-        <w:rPr>
-          <w:rFonts w:ascii="Times New Roman" w:hAnsi="Times New Roman" w:eastAsia="Times New Roman" w:cs="Times New Roman"/>
-        </w:rPr>
-        <w:t xml:space="preserve"> </w:t>
-      </w:r>
-      <w:r>
-        <w:rPr>
-          <w:rFonts w:hint="eastAsia" w:ascii="Times New Roman" w:hAnsi="Times New Roman" w:eastAsia="FangSong" w:cs="Times New Roman"/>
-        </w:rPr>
-        <w:t>曾用于</w:t>
-      </w:r>
-      <w:r>
-        <w:rPr>
-          <w:rFonts w:hint="eastAsia" w:ascii="Times New Roman" w:hAnsi="Times New Roman" w:eastAsia="Times New Roman" w:cs="Times New Roman"/>
-        </w:rPr>
-        <w:t>：</w:t>
-      </w:r>
-      <w:r>
-        <w:rPr>
-          <w:rFonts w:hint="eastAsia" w:ascii="Times New Roman" w:hAnsi="Times New Roman" w:eastAsia="FangSong" w:cs="Times New Roman"/>
-        </w:rPr>
-        <w:t>第一轮综合卷</w:t>
-      </w:r>
-      <w:r>
-        <w:rPr>
-          <w:rFonts w:hint="eastAsia" w:ascii="Times New Roman" w:hAnsi="Times New Roman" w:eastAsia="Times New Roman" w:cs="Times New Roman"/>
-        </w:rPr>
-        <w:t>01（</w:t>
-      </w:r>
-      <w:r>
-        <w:rPr>
-          <w:rFonts w:hint="eastAsia" w:ascii="Times New Roman" w:hAnsi="Times New Roman" w:eastAsia="FangSong" w:cs="Times New Roman"/>
-        </w:rPr>
-        <w:t>教师版</w:t>
-      </w:r>
-      <w:r>
-        <w:rPr>
-          <w:rFonts w:hint="eastAsia" w:ascii="Times New Roman" w:hAnsi="Times New Roman" w:eastAsia="Times New Roman" w:cs="Times New Roman"/>
-        </w:rPr>
-        <w:t>）</w:t>
       </w:r>
     </w:p>
     <w:p>
@@ -2979,60 +2685,6 @@
         </w:rPr>
         <w:t>化学竞赛初赛讲义</w:t>
       </w:r>
-      <w:r>
-        <w:rPr>
-          <w:rFonts w:ascii="Times New Roman" w:hAnsi="Times New Roman" w:eastAsia="Times New Roman" w:cs="Times New Roman"/>
-        </w:rPr>
-        <w:t xml:space="preserve"> </w:t>
-      </w:r>
-      <w:r>
-        <w:rPr>
-          <w:rFonts w:hint="eastAsia" w:ascii="Times New Roman" w:hAnsi="Times New Roman" w:eastAsia="FangSong" w:cs="Times New Roman"/>
-        </w:rPr>
-        <w:t>曾用于</w:t>
-      </w:r>
-      <w:r>
-        <w:rPr>
-          <w:rFonts w:hint="eastAsia" w:ascii="Times New Roman" w:hAnsi="Times New Roman" w:eastAsia="Times New Roman" w:cs="Times New Roman"/>
-        </w:rPr>
-        <w:t>：</w:t>
-      </w:r>
-      <w:r>
-        <w:rPr>
-          <w:rFonts w:hint="eastAsia" w:ascii="Times New Roman" w:hAnsi="Times New Roman" w:eastAsia="FangSong" w:cs="Times New Roman"/>
-        </w:rPr>
-        <w:t>第一轮结构</w:t>
-      </w:r>
-      <w:r>
-        <w:rPr>
-          <w:rFonts w:hint="eastAsia" w:ascii="Times New Roman" w:hAnsi="Times New Roman" w:eastAsia="Times New Roman" w:cs="Times New Roman"/>
-        </w:rPr>
-        <w:t>·1-</w:t>
-      </w:r>
-      <w:r>
-        <w:rPr>
-          <w:rFonts w:hint="eastAsia" w:ascii="Times New Roman" w:hAnsi="Times New Roman" w:eastAsia="FangSong" w:cs="Times New Roman"/>
-        </w:rPr>
-        <w:t>原子结构</w:t>
-      </w:r>
-      <w:r>
-        <w:rPr>
-          <w:rFonts w:hint="eastAsia" w:ascii="Times New Roman" w:hAnsi="Times New Roman" w:eastAsia="Times New Roman" w:cs="Times New Roman"/>
-        </w:rPr>
-        <w:t>（</w:t>
-      </w:r>
-      <w:r>
-        <w:rPr>
-          <w:rFonts w:hint="eastAsia" w:ascii="Times New Roman" w:hAnsi="Times New Roman" w:eastAsia="FangSong" w:cs="Times New Roman"/>
-        </w:rPr>
-        <w:t>教师版</w:t>
-      </w:r>
-      <w:r>
-        <w:rPr>
-          <w:rFonts w:hint="eastAsia" w:ascii="Times New Roman" w:hAnsi="Times New Roman" w:eastAsia="Times New Roman" w:cs="Times New Roman"/>
-        </w:rPr>
-        <w:t>）</w:t>
-      </w:r>
     </w:p>
     <w:p>
       <w:pPr>
@@ -3363,60 +3015,6 @@
           <w:rFonts w:hint="eastAsia" w:ascii="Times New Roman" w:hAnsi="Times New Roman" w:eastAsia="FangSong" w:cs="Times New Roman"/>
         </w:rPr>
         <w:t>化学竞赛初赛讲义</w:t>
-      </w:r>
-      <w:r>
-        <w:rPr>
-          <w:rFonts w:ascii="Times New Roman" w:hAnsi="Times New Roman" w:eastAsia="Times New Roman" w:cs="Times New Roman"/>
-        </w:rPr>
-        <w:t xml:space="preserve"> </w:t>
-      </w:r>
-      <w:r>
-        <w:rPr>
-          <w:rFonts w:hint="eastAsia" w:ascii="Times New Roman" w:hAnsi="Times New Roman" w:eastAsia="FangSong" w:cs="Times New Roman"/>
-        </w:rPr>
-        <w:t>曾用于</w:t>
-      </w:r>
-      <w:r>
-        <w:rPr>
-          <w:rFonts w:hint="eastAsia" w:ascii="Times New Roman" w:hAnsi="Times New Roman" w:eastAsia="Times New Roman" w:cs="Times New Roman"/>
-        </w:rPr>
-        <w:t>：</w:t>
-      </w:r>
-      <w:r>
-        <w:rPr>
-          <w:rFonts w:hint="eastAsia" w:ascii="Times New Roman" w:hAnsi="Times New Roman" w:eastAsia="FangSong" w:cs="Times New Roman"/>
-        </w:rPr>
-        <w:t>第一轮结构</w:t>
-      </w:r>
-      <w:r>
-        <w:rPr>
-          <w:rFonts w:hint="eastAsia" w:ascii="Times New Roman" w:hAnsi="Times New Roman" w:eastAsia="Times New Roman" w:cs="Times New Roman"/>
-        </w:rPr>
-        <w:t>·1-</w:t>
-      </w:r>
-      <w:r>
-        <w:rPr>
-          <w:rFonts w:hint="eastAsia" w:ascii="Times New Roman" w:hAnsi="Times New Roman" w:eastAsia="FangSong" w:cs="Times New Roman"/>
-        </w:rPr>
-        <w:t>原子结构</w:t>
-      </w:r>
-      <w:r>
-        <w:rPr>
-          <w:rFonts w:hint="eastAsia" w:ascii="Times New Roman" w:hAnsi="Times New Roman" w:eastAsia="Times New Roman" w:cs="Times New Roman"/>
-        </w:rPr>
-        <w:t>（</w:t>
-      </w:r>
-      <w:r>
-        <w:rPr>
-          <w:rFonts w:hint="eastAsia" w:ascii="Times New Roman" w:hAnsi="Times New Roman" w:eastAsia="FangSong" w:cs="Times New Roman"/>
-        </w:rPr>
-        <w:t>教师版</w:t>
-      </w:r>
-      <w:r>
-        <w:rPr>
-          <w:rFonts w:hint="eastAsia" w:ascii="Times New Roman" w:hAnsi="Times New Roman" w:eastAsia="Times New Roman" w:cs="Times New Roman"/>
-        </w:rPr>
-        <w:t>）</w:t>
       </w:r>
     </w:p>
     <w:p>
@@ -14953,60 +14551,6 @@
         </w:rPr>
         <w:t>化学竞赛初赛讲义</w:t>
       </w:r>
-      <w:r>
-        <w:rPr>
-          <w:rFonts w:ascii="Times New Roman" w:hAnsi="Times New Roman" w:eastAsia="Times New Roman" w:cs="Times New Roman"/>
-        </w:rPr>
-        <w:t xml:space="preserve"> </w:t>
-      </w:r>
-      <w:r>
-        <w:rPr>
-          <w:rFonts w:hint="eastAsia" w:ascii="Times New Roman" w:hAnsi="Times New Roman" w:eastAsia="FangSong" w:cs="Times New Roman"/>
-        </w:rPr>
-        <w:t>曾用于</w:t>
-      </w:r>
-      <w:r>
-        <w:rPr>
-          <w:rFonts w:hint="eastAsia" w:ascii="Times New Roman" w:hAnsi="Times New Roman" w:eastAsia="Times New Roman" w:cs="Times New Roman"/>
-        </w:rPr>
-        <w:t>：</w:t>
-      </w:r>
-      <w:r>
-        <w:rPr>
-          <w:rFonts w:hint="eastAsia" w:ascii="Times New Roman" w:hAnsi="Times New Roman" w:eastAsia="FangSong" w:cs="Times New Roman"/>
-        </w:rPr>
-        <w:t>第一轮结构</w:t>
-      </w:r>
-      <w:r>
-        <w:rPr>
-          <w:rFonts w:hint="eastAsia" w:ascii="Times New Roman" w:hAnsi="Times New Roman" w:eastAsia="Times New Roman" w:cs="Times New Roman"/>
-        </w:rPr>
-        <w:t>·5-</w:t>
-      </w:r>
-      <w:r>
-        <w:rPr>
-          <w:rFonts w:hint="eastAsia" w:ascii="Times New Roman" w:hAnsi="Times New Roman" w:eastAsia="FangSong" w:cs="Times New Roman"/>
-        </w:rPr>
-        <w:t>配位化学</w:t>
-      </w:r>
-      <w:r>
-        <w:rPr>
-          <w:rFonts w:hint="eastAsia" w:ascii="Times New Roman" w:hAnsi="Times New Roman" w:eastAsia="Times New Roman" w:cs="Times New Roman"/>
-        </w:rPr>
-        <w:t>（</w:t>
-      </w:r>
-      <w:r>
-        <w:rPr>
-          <w:rFonts w:hint="eastAsia" w:ascii="Times New Roman" w:hAnsi="Times New Roman" w:eastAsia="FangSong" w:cs="Times New Roman"/>
-        </w:rPr>
-        <w:t>教师版</w:t>
-      </w:r>
-      <w:r>
-        <w:rPr>
-          <w:rFonts w:hint="eastAsia" w:ascii="Times New Roman" w:hAnsi="Times New Roman" w:eastAsia="Times New Roman" w:cs="Times New Roman"/>
-        </w:rPr>
-        <w:t>）</w:t>
-      </w:r>
     </w:p>
     <w:p>
       <w:pPr>
@@ -16341,48 +15885,6 @@
           <w:rFonts w:hint="eastAsia" w:ascii="Times New Roman" w:hAnsi="Times New Roman" w:eastAsia="FangSong" w:cs="Times New Roman"/>
         </w:rPr>
         <w:t>化学竞赛初赛讲义</w:t>
-      </w:r>
-      <w:r>
-        <w:rPr>
-          <w:rFonts w:ascii="Times New Roman" w:hAnsi="Times New Roman" w:eastAsia="Times New Roman" w:cs="Times New Roman"/>
-        </w:rPr>
-        <w:t xml:space="preserve"> </w:t>
-      </w:r>
-      <w:r>
-        <w:rPr>
-          <w:rFonts w:hint="eastAsia" w:ascii="Times New Roman" w:hAnsi="Times New Roman" w:eastAsia="FangSong" w:cs="Times New Roman"/>
-        </w:rPr>
-        <w:t>曾用于</w:t>
-      </w:r>
-      <w:r>
-        <w:rPr>
-          <w:rFonts w:hint="eastAsia" w:ascii="Times New Roman" w:hAnsi="Times New Roman" w:eastAsia="Times New Roman" w:cs="Times New Roman"/>
-        </w:rPr>
-        <w:t>：</w:t>
-      </w:r>
-      <w:r>
-        <w:rPr>
-          <w:rFonts w:hint="eastAsia" w:ascii="Times New Roman" w:hAnsi="Times New Roman" w:eastAsia="FangSong" w:cs="Times New Roman"/>
-        </w:rPr>
-        <w:t>第一轮综合卷</w:t>
-      </w:r>
-      <w:r>
-        <w:rPr>
-          <w:rFonts w:hint="eastAsia" w:ascii="Times New Roman" w:hAnsi="Times New Roman" w:eastAsia="Times New Roman" w:cs="Times New Roman"/>
-        </w:rPr>
-        <w:t>01（</w:t>
-      </w:r>
-      <w:r>
-        <w:rPr>
-          <w:rFonts w:hint="eastAsia" w:ascii="Times New Roman" w:hAnsi="Times New Roman" w:eastAsia="FangSong" w:cs="Times New Roman"/>
-        </w:rPr>
-        <w:t>教师版</w:t>
-      </w:r>
-      <w:r>
-        <w:rPr>
-          <w:rFonts w:hint="eastAsia" w:ascii="Times New Roman" w:hAnsi="Times New Roman" w:eastAsia="Times New Roman" w:cs="Times New Roman"/>
-        </w:rPr>
-        <w:t>）</w:t>
       </w:r>
     </w:p>
     <w:p>
@@ -16789,48 +16291,6 @@
           <w:rFonts w:hint="eastAsia" w:ascii="Times New Roman" w:hAnsi="Times New Roman" w:eastAsia="FangSong" w:cs="Times New Roman"/>
         </w:rPr>
         <w:t>化学竞赛初赛讲义</w:t>
-      </w:r>
-      <w:r>
-        <w:rPr>
-          <w:rFonts w:ascii="Times New Roman" w:hAnsi="Times New Roman" w:eastAsia="Times New Roman" w:cs="Times New Roman"/>
-        </w:rPr>
-        <w:t xml:space="preserve"> </w:t>
-      </w:r>
-      <w:r>
-        <w:rPr>
-          <w:rFonts w:hint="eastAsia" w:ascii="Times New Roman" w:hAnsi="Times New Roman" w:eastAsia="FangSong" w:cs="Times New Roman"/>
-        </w:rPr>
-        <w:t>曾用于</w:t>
-      </w:r>
-      <w:r>
-        <w:rPr>
-          <w:rFonts w:hint="eastAsia" w:ascii="Times New Roman" w:hAnsi="Times New Roman" w:eastAsia="Times New Roman" w:cs="Times New Roman"/>
-        </w:rPr>
-        <w:t>：</w:t>
-      </w:r>
-      <w:r>
-        <w:rPr>
-          <w:rFonts w:hint="eastAsia" w:ascii="Times New Roman" w:hAnsi="Times New Roman" w:eastAsia="FangSong" w:cs="Times New Roman"/>
-        </w:rPr>
-        <w:t>第一轮综合卷</w:t>
-      </w:r>
-      <w:r>
-        <w:rPr>
-          <w:rFonts w:hint="eastAsia" w:ascii="Times New Roman" w:hAnsi="Times New Roman" w:eastAsia="Times New Roman" w:cs="Times New Roman"/>
-        </w:rPr>
-        <w:t>01（</w:t>
-      </w:r>
-      <w:r>
-        <w:rPr>
-          <w:rFonts w:hint="eastAsia" w:ascii="Times New Roman" w:hAnsi="Times New Roman" w:eastAsia="FangSong" w:cs="Times New Roman"/>
-        </w:rPr>
-        <w:t>教师版</w:t>
-      </w:r>
-      <w:r>
-        <w:rPr>
-          <w:rFonts w:hint="eastAsia" w:ascii="Times New Roman" w:hAnsi="Times New Roman" w:eastAsia="Times New Roman" w:cs="Times New Roman"/>
-        </w:rPr>
-        <w:t>）</w:t>
       </w:r>
     </w:p>
     <w:p>
@@ -17283,48 +16743,6 @@
         </w:rPr>
         <w:t>化学竞赛初赛讲义</w:t>
       </w:r>
-      <w:r>
-        <w:rPr>
-          <w:rFonts w:ascii="Times New Roman" w:hAnsi="Times New Roman" w:eastAsia="Times New Roman" w:cs="Times New Roman"/>
-        </w:rPr>
-        <w:t xml:space="preserve"> </w:t>
-      </w:r>
-      <w:r>
-        <w:rPr>
-          <w:rFonts w:hint="eastAsia" w:ascii="Times New Roman" w:hAnsi="Times New Roman" w:eastAsia="FangSong" w:cs="Times New Roman"/>
-        </w:rPr>
-        <w:t>曾用于</w:t>
-      </w:r>
-      <w:r>
-        <w:rPr>
-          <w:rFonts w:hint="eastAsia" w:ascii="Times New Roman" w:hAnsi="Times New Roman" w:eastAsia="Times New Roman" w:cs="Times New Roman"/>
-        </w:rPr>
-        <w:t>：</w:t>
-      </w:r>
-      <w:r>
-        <w:rPr>
-          <w:rFonts w:hint="eastAsia" w:ascii="Times New Roman" w:hAnsi="Times New Roman" w:eastAsia="FangSong" w:cs="Times New Roman"/>
-        </w:rPr>
-        <w:t>第一轮综合卷</w:t>
-      </w:r>
-      <w:r>
-        <w:rPr>
-          <w:rFonts w:hint="eastAsia" w:ascii="Times New Roman" w:hAnsi="Times New Roman" w:eastAsia="Times New Roman" w:cs="Times New Roman"/>
-        </w:rPr>
-        <w:t>01（</w:t>
-      </w:r>
-      <w:r>
-        <w:rPr>
-          <w:rFonts w:hint="eastAsia" w:ascii="Times New Roman" w:hAnsi="Times New Roman" w:eastAsia="FangSong" w:cs="Times New Roman"/>
-        </w:rPr>
-        <w:t>教师版</w:t>
-      </w:r>
-      <w:r>
-        <w:rPr>
-          <w:rFonts w:hint="eastAsia" w:ascii="Times New Roman" w:hAnsi="Times New Roman" w:eastAsia="Times New Roman" w:cs="Times New Roman"/>
-        </w:rPr>
-        <w:t>）</w:t>
-      </w:r>
     </w:p>
     <w:p>
       <w:pPr>
@@ -18815,60 +18233,6 @@
           <w:rFonts w:hint="eastAsia" w:ascii="Times New Roman" w:hAnsi="Times New Roman" w:eastAsia="FangSong" w:cs="Times New Roman"/>
         </w:rPr>
         <w:t>化学竞赛初赛讲义</w:t>
-      </w:r>
-      <w:r>
-        <w:rPr>
-          <w:rFonts w:ascii="Times New Roman" w:hAnsi="Times New Roman" w:eastAsia="Times New Roman" w:cs="Times New Roman"/>
-        </w:rPr>
-        <w:t xml:space="preserve"> </w:t>
-      </w:r>
-      <w:r>
-        <w:rPr>
-          <w:rFonts w:hint="eastAsia" w:ascii="Times New Roman" w:hAnsi="Times New Roman" w:eastAsia="FangSong" w:cs="Times New Roman"/>
-        </w:rPr>
-        <w:t>曾用于</w:t>
-      </w:r>
-      <w:r>
-        <w:rPr>
-          <w:rFonts w:hint="eastAsia" w:ascii="Times New Roman" w:hAnsi="Times New Roman" w:eastAsia="Times New Roman" w:cs="Times New Roman"/>
-        </w:rPr>
-        <w:t>：</w:t>
-      </w:r>
-      <w:r>
-        <w:rPr>
-          <w:rFonts w:hint="eastAsia" w:ascii="Times New Roman" w:hAnsi="Times New Roman" w:eastAsia="FangSong" w:cs="Times New Roman"/>
-        </w:rPr>
-        <w:t>第一轮原理</w:t>
-      </w:r>
-      <w:r>
-        <w:rPr>
-          <w:rFonts w:hint="eastAsia" w:ascii="Times New Roman" w:hAnsi="Times New Roman" w:eastAsia="Times New Roman" w:cs="Times New Roman"/>
-        </w:rPr>
-        <w:t>·3-</w:t>
-      </w:r>
-      <w:r>
-        <w:rPr>
-          <w:rFonts w:hint="eastAsia" w:ascii="Times New Roman" w:hAnsi="Times New Roman" w:eastAsia="FangSong" w:cs="Times New Roman"/>
-        </w:rPr>
-        <w:t>热力学初步</w:t>
-      </w:r>
-      <w:r>
-        <w:rPr>
-          <w:rFonts w:hint="eastAsia" w:ascii="Times New Roman" w:hAnsi="Times New Roman" w:eastAsia="Times New Roman" w:cs="Times New Roman"/>
-        </w:rPr>
-        <w:t>（</w:t>
-      </w:r>
-      <w:r>
-        <w:rPr>
-          <w:rFonts w:hint="eastAsia" w:ascii="Times New Roman" w:hAnsi="Times New Roman" w:eastAsia="FangSong" w:cs="Times New Roman"/>
-        </w:rPr>
-        <w:t>教师版</w:t>
-      </w:r>
-      <w:r>
-        <w:rPr>
-          <w:rFonts w:hint="eastAsia" w:ascii="Times New Roman" w:hAnsi="Times New Roman" w:eastAsia="Times New Roman" w:cs="Times New Roman"/>
-        </w:rPr>
-        <w:t>）</w:t>
       </w:r>
     </w:p>
     <w:p>
@@ -19879,60 +19243,6 @@
         </w:rPr>
         <w:t>化学竞赛初赛讲义</w:t>
       </w:r>
-      <w:r>
-        <w:rPr>
-          <w:rFonts w:ascii="Times New Roman" w:hAnsi="Times New Roman" w:eastAsia="Times New Roman" w:cs="Times New Roman"/>
-        </w:rPr>
-        <w:t xml:space="preserve"> </w:t>
-      </w:r>
-      <w:r>
-        <w:rPr>
-          <w:rFonts w:hint="eastAsia" w:ascii="Times New Roman" w:hAnsi="Times New Roman" w:eastAsia="FangSong" w:cs="Times New Roman"/>
-        </w:rPr>
-        <w:t>曾用于</w:t>
-      </w:r>
-      <w:r>
-        <w:rPr>
-          <w:rFonts w:hint="eastAsia" w:ascii="Times New Roman" w:hAnsi="Times New Roman" w:eastAsia="Times New Roman" w:cs="Times New Roman"/>
-        </w:rPr>
-        <w:t>：</w:t>
-      </w:r>
-      <w:r>
-        <w:rPr>
-          <w:rFonts w:hint="eastAsia" w:ascii="Times New Roman" w:hAnsi="Times New Roman" w:eastAsia="FangSong" w:cs="Times New Roman"/>
-        </w:rPr>
-        <w:t>第一轮原理</w:t>
-      </w:r>
-      <w:r>
-        <w:rPr>
-          <w:rFonts w:hint="eastAsia" w:ascii="Times New Roman" w:hAnsi="Times New Roman" w:eastAsia="Times New Roman" w:cs="Times New Roman"/>
-        </w:rPr>
-        <w:t>·3-</w:t>
-      </w:r>
-      <w:r>
-        <w:rPr>
-          <w:rFonts w:hint="eastAsia" w:ascii="Times New Roman" w:hAnsi="Times New Roman" w:eastAsia="FangSong" w:cs="Times New Roman"/>
-        </w:rPr>
-        <w:t>热力学初步</w:t>
-      </w:r>
-      <w:r>
-        <w:rPr>
-          <w:rFonts w:hint="eastAsia" w:ascii="Times New Roman" w:hAnsi="Times New Roman" w:eastAsia="Times New Roman" w:cs="Times New Roman"/>
-        </w:rPr>
-        <w:t>（</w:t>
-      </w:r>
-      <w:r>
-        <w:rPr>
-          <w:rFonts w:hint="eastAsia" w:ascii="Times New Roman" w:hAnsi="Times New Roman" w:eastAsia="FangSong" w:cs="Times New Roman"/>
-        </w:rPr>
-        <w:t>教师版</w:t>
-      </w:r>
-      <w:r>
-        <w:rPr>
-          <w:rFonts w:hint="eastAsia" w:ascii="Times New Roman" w:hAnsi="Times New Roman" w:eastAsia="Times New Roman" w:cs="Times New Roman"/>
-        </w:rPr>
-        <w:t>）</w:t>
-      </w:r>
     </w:p>
     <w:p>
       <w:pPr>
@@ -20427,60 +19737,6 @@
           <w:rFonts w:hint="eastAsia" w:ascii="Times New Roman" w:hAnsi="Times New Roman" w:eastAsia="FangSong" w:cs="Times New Roman"/>
         </w:rPr>
         <w:t>化学竞赛初赛讲义</w:t>
-      </w:r>
-      <w:r>
-        <w:rPr>
-          <w:rFonts w:ascii="Times New Roman" w:hAnsi="Times New Roman" w:eastAsia="Times New Roman" w:cs="Times New Roman"/>
-        </w:rPr>
-        <w:t xml:space="preserve"> </w:t>
-      </w:r>
-      <w:r>
-        <w:rPr>
-          <w:rFonts w:hint="eastAsia" w:ascii="Times New Roman" w:hAnsi="Times New Roman" w:eastAsia="FangSong" w:cs="Times New Roman"/>
-        </w:rPr>
-        <w:t>曾用于</w:t>
-      </w:r>
-      <w:r>
-        <w:rPr>
-          <w:rFonts w:hint="eastAsia" w:ascii="Times New Roman" w:hAnsi="Times New Roman" w:eastAsia="Times New Roman" w:cs="Times New Roman"/>
-        </w:rPr>
-        <w:t>：</w:t>
-      </w:r>
-      <w:r>
-        <w:rPr>
-          <w:rFonts w:hint="eastAsia" w:ascii="Times New Roman" w:hAnsi="Times New Roman" w:eastAsia="FangSong" w:cs="Times New Roman"/>
-        </w:rPr>
-        <w:t>第一轮原理</w:t>
-      </w:r>
-      <w:r>
-        <w:rPr>
-          <w:rFonts w:hint="eastAsia" w:ascii="Times New Roman" w:hAnsi="Times New Roman" w:eastAsia="Times New Roman" w:cs="Times New Roman"/>
-        </w:rPr>
-        <w:t>·6-</w:t>
-      </w:r>
-      <w:r>
-        <w:rPr>
-          <w:rFonts w:hint="eastAsia" w:ascii="Times New Roman" w:hAnsi="Times New Roman" w:eastAsia="FangSong" w:cs="Times New Roman"/>
-        </w:rPr>
-        <w:t>酸碱理论</w:t>
-      </w:r>
-      <w:r>
-        <w:rPr>
-          <w:rFonts w:hint="eastAsia" w:ascii="Times New Roman" w:hAnsi="Times New Roman" w:eastAsia="Times New Roman" w:cs="Times New Roman"/>
-        </w:rPr>
-        <w:t>（</w:t>
-      </w:r>
-      <w:r>
-        <w:rPr>
-          <w:rFonts w:hint="eastAsia" w:ascii="Times New Roman" w:hAnsi="Times New Roman" w:eastAsia="FangSong" w:cs="Times New Roman"/>
-        </w:rPr>
-        <w:t>教师版</w:t>
-      </w:r>
-      <w:r>
-        <w:rPr>
-          <w:rFonts w:hint="eastAsia" w:ascii="Times New Roman" w:hAnsi="Times New Roman" w:eastAsia="Times New Roman" w:cs="Times New Roman"/>
-        </w:rPr>
-        <w:t>）</w:t>
       </w:r>
     </w:p>
     <w:p>
@@ -22308,60 +21564,6 @@
         </w:rPr>
         <w:t>化学竞赛初赛讲义</w:t>
       </w:r>
-      <w:r>
-        <w:rPr>
-          <w:rFonts w:ascii="Times New Roman" w:hAnsi="Times New Roman" w:eastAsia="Times New Roman" w:cs="Times New Roman"/>
-        </w:rPr>
-        <w:t xml:space="preserve"> </w:t>
-      </w:r>
-      <w:r>
-        <w:rPr>
-          <w:rFonts w:hint="eastAsia" w:ascii="Times New Roman" w:hAnsi="Times New Roman" w:eastAsia="FangSong" w:cs="Times New Roman"/>
-        </w:rPr>
-        <w:t>曾用于</w:t>
-      </w:r>
-      <w:r>
-        <w:rPr>
-          <w:rFonts w:hint="eastAsia" w:ascii="Times New Roman" w:hAnsi="Times New Roman" w:eastAsia="Times New Roman" w:cs="Times New Roman"/>
-        </w:rPr>
-        <w:t>：</w:t>
-      </w:r>
-      <w:r>
-        <w:rPr>
-          <w:rFonts w:hint="eastAsia" w:ascii="Times New Roman" w:hAnsi="Times New Roman" w:eastAsia="FangSong" w:cs="Times New Roman"/>
-        </w:rPr>
-        <w:t>第一轮原理</w:t>
-      </w:r>
-      <w:r>
-        <w:rPr>
-          <w:rFonts w:hint="eastAsia" w:ascii="Times New Roman" w:hAnsi="Times New Roman" w:eastAsia="Times New Roman" w:cs="Times New Roman"/>
-        </w:rPr>
-        <w:t>·6-</w:t>
-      </w:r>
-      <w:r>
-        <w:rPr>
-          <w:rFonts w:hint="eastAsia" w:ascii="Times New Roman" w:hAnsi="Times New Roman" w:eastAsia="FangSong" w:cs="Times New Roman"/>
-        </w:rPr>
-        <w:t>酸碱理论</w:t>
-      </w:r>
-      <w:r>
-        <w:rPr>
-          <w:rFonts w:hint="eastAsia" w:ascii="Times New Roman" w:hAnsi="Times New Roman" w:eastAsia="Times New Roman" w:cs="Times New Roman"/>
-        </w:rPr>
-        <w:t>（</w:t>
-      </w:r>
-      <w:r>
-        <w:rPr>
-          <w:rFonts w:hint="eastAsia" w:ascii="Times New Roman" w:hAnsi="Times New Roman" w:eastAsia="FangSong" w:cs="Times New Roman"/>
-        </w:rPr>
-        <w:t>教师版</w:t>
-      </w:r>
-      <w:r>
-        <w:rPr>
-          <w:rFonts w:hint="eastAsia" w:ascii="Times New Roman" w:hAnsi="Times New Roman" w:eastAsia="Times New Roman" w:cs="Times New Roman"/>
-        </w:rPr>
-        <w:t>）</w:t>
-      </w:r>
     </w:p>
     <w:p>
       <w:pPr>
@@ -23050,60 +22252,6 @@
           <w:rFonts w:hint="eastAsia" w:ascii="Times New Roman" w:hAnsi="Times New Roman" w:eastAsia="FangSong" w:cs="Times New Roman"/>
         </w:rPr>
         <w:t>化学竞赛初赛讲义</w:t>
-      </w:r>
-      <w:r>
-        <w:rPr>
-          <w:rFonts w:ascii="Times New Roman" w:hAnsi="Times New Roman" w:eastAsia="Times New Roman" w:cs="Times New Roman"/>
-        </w:rPr>
-        <w:t xml:space="preserve"> </w:t>
-      </w:r>
-      <w:r>
-        <w:rPr>
-          <w:rFonts w:hint="eastAsia" w:ascii="Times New Roman" w:hAnsi="Times New Roman" w:eastAsia="FangSong" w:cs="Times New Roman"/>
-        </w:rPr>
-        <w:t>曾用于</w:t>
-      </w:r>
-      <w:r>
-        <w:rPr>
-          <w:rFonts w:hint="eastAsia" w:ascii="Times New Roman" w:hAnsi="Times New Roman" w:eastAsia="Times New Roman" w:cs="Times New Roman"/>
-        </w:rPr>
-        <w:t>：</w:t>
-      </w:r>
-      <w:r>
-        <w:rPr>
-          <w:rFonts w:hint="eastAsia" w:ascii="Times New Roman" w:hAnsi="Times New Roman" w:eastAsia="FangSong" w:cs="Times New Roman"/>
-        </w:rPr>
-        <w:t>第一轮原理</w:t>
-      </w:r>
-      <w:r>
-        <w:rPr>
-          <w:rFonts w:hint="eastAsia" w:ascii="Times New Roman" w:hAnsi="Times New Roman" w:eastAsia="Times New Roman" w:cs="Times New Roman"/>
-        </w:rPr>
-        <w:t>·9-</w:t>
-      </w:r>
-      <w:r>
-        <w:rPr>
-          <w:rFonts w:hint="eastAsia" w:ascii="Times New Roman" w:hAnsi="Times New Roman" w:eastAsia="FangSong" w:cs="Times New Roman"/>
-        </w:rPr>
-        <w:t>方程式与离子反应</w:t>
-      </w:r>
-      <w:r>
-        <w:rPr>
-          <w:rFonts w:hint="eastAsia" w:ascii="Times New Roman" w:hAnsi="Times New Roman" w:eastAsia="Times New Roman" w:cs="Times New Roman"/>
-        </w:rPr>
-        <w:t>（</w:t>
-      </w:r>
-      <w:r>
-        <w:rPr>
-          <w:rFonts w:hint="eastAsia" w:ascii="Times New Roman" w:hAnsi="Times New Roman" w:eastAsia="FangSong" w:cs="Times New Roman"/>
-        </w:rPr>
-        <w:t>教师版</w:t>
-      </w:r>
-      <w:r>
-        <w:rPr>
-          <w:rFonts w:hint="eastAsia" w:ascii="Times New Roman" w:hAnsi="Times New Roman" w:eastAsia="Times New Roman" w:cs="Times New Roman"/>
-        </w:rPr>
-        <w:t>）</w:t>
       </w:r>
     </w:p>
     <w:p>
@@ -23599,66 +22747,6 @@
         </w:rPr>
         <w:t>第一分册</w:t>
       </w:r>
-      <w:r>
-        <w:rPr>
-          <w:rFonts w:ascii="Times New Roman" w:hAnsi="Times New Roman" w:eastAsia="Times New Roman" w:cs="Times New Roman"/>
-        </w:rPr>
-        <w:t xml:space="preserve"> </w:t>
-      </w:r>
-      <w:r>
-        <w:rPr>
-          <w:rFonts w:hint="eastAsia" w:ascii="Times New Roman" w:hAnsi="Times New Roman" w:eastAsia="FangSong" w:cs="Times New Roman"/>
-        </w:rPr>
-        <w:t>曾用于</w:t>
-      </w:r>
-      <w:r>
-        <w:rPr>
-          <w:rFonts w:hint="eastAsia" w:ascii="Times New Roman" w:hAnsi="Times New Roman" w:eastAsia="Times New Roman" w:cs="Times New Roman"/>
-        </w:rPr>
-        <w:t>：</w:t>
-      </w:r>
-      <w:r>
-        <w:rPr>
-          <w:rFonts w:hint="eastAsia" w:ascii="Times New Roman" w:hAnsi="Times New Roman" w:eastAsia="FangSong" w:cs="Times New Roman"/>
-        </w:rPr>
-        <w:t>一分册专项卷</w:t>
-      </w:r>
-      <w:r>
-        <w:rPr>
-          <w:rFonts w:hint="eastAsia" w:ascii="Times New Roman" w:hAnsi="Times New Roman" w:eastAsia="Times New Roman" w:cs="Times New Roman"/>
-        </w:rPr>
-        <w:t>V,</w:t>
-      </w:r>
-      <w:r>
-        <w:rPr>
-          <w:rFonts w:ascii="Times New Roman" w:hAnsi="Times New Roman" w:eastAsia="Times New Roman" w:cs="Times New Roman"/>
-        </w:rPr>
-        <w:t xml:space="preserve"> </w:t>
-      </w:r>
-      <w:r>
-        <w:rPr>
-          <w:rFonts w:hint="eastAsia" w:ascii="Times New Roman" w:hAnsi="Times New Roman" w:eastAsia="FangSong" w:cs="Times New Roman"/>
-        </w:rPr>
-        <w:t>第一轮综合卷</w:t>
-      </w:r>
-      <w:r>
-        <w:rPr>
-          <w:rFonts w:hint="eastAsia" w:ascii="Times New Roman" w:hAnsi="Times New Roman" w:eastAsia="Times New Roman" w:cs="Times New Roman"/>
-        </w:rPr>
-        <w:t>01（</w:t>
-      </w:r>
-      <w:r>
-        <w:rPr>
-          <w:rFonts w:hint="eastAsia" w:ascii="Times New Roman" w:hAnsi="Times New Roman" w:eastAsia="FangSong" w:cs="Times New Roman"/>
-        </w:rPr>
-        <w:t>教师版</w:t>
-      </w:r>
-      <w:r>
-        <w:rPr>
-          <w:rFonts w:hint="eastAsia" w:ascii="Times New Roman" w:hAnsi="Times New Roman" w:eastAsia="Times New Roman" w:cs="Times New Roman"/>
-        </w:rPr>
-        <w:t>）</w:t>
-      </w:r>
     </w:p>
     <w:p>
       <w:pPr>
@@ -24461,48 +23549,6 @@
           <w:rFonts w:hint="eastAsia" w:ascii="Times New Roman" w:hAnsi="Times New Roman" w:eastAsia="FangSong" w:cs="Times New Roman"/>
         </w:rPr>
         <w:t>一分册能力测试</w:t>
-      </w:r>
-      <w:r>
-        <w:rPr>
-          <w:rFonts w:ascii="Times New Roman" w:hAnsi="Times New Roman" w:eastAsia="Times New Roman" w:cs="Times New Roman"/>
-        </w:rPr>
-        <w:t xml:space="preserve"> </w:t>
-      </w:r>
-      <w:r>
-        <w:rPr>
-          <w:rFonts w:hint="eastAsia" w:ascii="Times New Roman" w:hAnsi="Times New Roman" w:eastAsia="FangSong" w:cs="Times New Roman"/>
-        </w:rPr>
-        <w:t>曾用于</w:t>
-      </w:r>
-      <w:r>
-        <w:rPr>
-          <w:rFonts w:hint="eastAsia" w:ascii="Times New Roman" w:hAnsi="Times New Roman" w:eastAsia="Times New Roman" w:cs="Times New Roman"/>
-        </w:rPr>
-        <w:t>：</w:t>
-      </w:r>
-      <w:r>
-        <w:rPr>
-          <w:rFonts w:hint="eastAsia" w:ascii="Times New Roman" w:hAnsi="Times New Roman" w:eastAsia="FangSong" w:cs="Times New Roman"/>
-        </w:rPr>
-        <w:t>第一轮综合卷</w:t>
-      </w:r>
-      <w:r>
-        <w:rPr>
-          <w:rFonts w:hint="eastAsia" w:ascii="Times New Roman" w:hAnsi="Times New Roman" w:eastAsia="Times New Roman" w:cs="Times New Roman"/>
-        </w:rPr>
-        <w:t>02（</w:t>
-      </w:r>
-      <w:r>
-        <w:rPr>
-          <w:rFonts w:hint="eastAsia" w:ascii="Times New Roman" w:hAnsi="Times New Roman" w:eastAsia="FangSong" w:cs="Times New Roman"/>
-        </w:rPr>
-        <w:t>教师版</w:t>
-      </w:r>
-      <w:r>
-        <w:rPr>
-          <w:rFonts w:hint="eastAsia" w:ascii="Times New Roman" w:hAnsi="Times New Roman" w:eastAsia="Times New Roman" w:cs="Times New Roman"/>
-        </w:rPr>
-        <w:t>）</w:t>
       </w:r>
     </w:p>
     <w:p>
@@ -26862,60 +25908,6 @@
         </w:rPr>
         <w:t>一分册能力测试</w:t>
       </w:r>
-      <w:r>
-        <w:rPr>
-          <w:rFonts w:ascii="Times New Roman" w:hAnsi="Times New Roman" w:eastAsia="Times New Roman" w:cs="Times New Roman"/>
-        </w:rPr>
-        <w:t xml:space="preserve"> </w:t>
-      </w:r>
-      <w:r>
-        <w:rPr>
-          <w:rFonts w:hint="eastAsia" w:ascii="Times New Roman" w:hAnsi="Times New Roman" w:eastAsia="FangSong" w:cs="Times New Roman"/>
-        </w:rPr>
-        <w:t>曾用于</w:t>
-      </w:r>
-      <w:r>
-        <w:rPr>
-          <w:rFonts w:hint="eastAsia" w:ascii="Times New Roman" w:hAnsi="Times New Roman" w:eastAsia="Times New Roman" w:cs="Times New Roman"/>
-        </w:rPr>
-        <w:t>：</w:t>
-      </w:r>
-      <w:r>
-        <w:rPr>
-          <w:rFonts w:hint="eastAsia" w:ascii="Times New Roman" w:hAnsi="Times New Roman" w:eastAsia="FangSong" w:cs="Times New Roman"/>
-        </w:rPr>
-        <w:t>第一轮原理</w:t>
-      </w:r>
-      <w:r>
-        <w:rPr>
-          <w:rFonts w:hint="eastAsia" w:ascii="Times New Roman" w:hAnsi="Times New Roman" w:eastAsia="Times New Roman" w:cs="Times New Roman"/>
-        </w:rPr>
-        <w:t>·1-</w:t>
-      </w:r>
-      <w:r>
-        <w:rPr>
-          <w:rFonts w:hint="eastAsia" w:ascii="Times New Roman" w:hAnsi="Times New Roman" w:eastAsia="FangSong" w:cs="Times New Roman"/>
-        </w:rPr>
-        <w:t>化学计量与气体</w:t>
-      </w:r>
-      <w:r>
-        <w:rPr>
-          <w:rFonts w:hint="eastAsia" w:ascii="Times New Roman" w:hAnsi="Times New Roman" w:eastAsia="Times New Roman" w:cs="Times New Roman"/>
-        </w:rPr>
-        <w:t>（</w:t>
-      </w:r>
-      <w:r>
-        <w:rPr>
-          <w:rFonts w:hint="eastAsia" w:ascii="Times New Roman" w:hAnsi="Times New Roman" w:eastAsia="FangSong" w:cs="Times New Roman"/>
-        </w:rPr>
-        <w:t>教师版</w:t>
-      </w:r>
-      <w:r>
-        <w:rPr>
-          <w:rFonts w:hint="eastAsia" w:ascii="Times New Roman" w:hAnsi="Times New Roman" w:eastAsia="Times New Roman" w:cs="Times New Roman"/>
-        </w:rPr>
-        <w:t>）</w:t>
-      </w:r>
     </w:p>
     <w:p>
       <w:pPr>
@@ -29282,36 +28274,6 @@
           <w:rFonts w:hint="eastAsia" w:ascii="Times New Roman" w:hAnsi="Times New Roman" w:eastAsia="FangSong" w:cs="Times New Roman"/>
         </w:rPr>
         <w:t>一分册能力测试</w:t>
-      </w:r>
-      <w:r>
-        <w:rPr>
-          <w:rFonts w:ascii="Times New Roman" w:hAnsi="Times New Roman" w:eastAsia="Times New Roman" w:cs="Times New Roman"/>
-        </w:rPr>
-        <w:t xml:space="preserve"> </w:t>
-      </w:r>
-      <w:r>
-        <w:rPr>
-          <w:rFonts w:hint="eastAsia" w:ascii="Times New Roman" w:hAnsi="Times New Roman" w:eastAsia="FangSong" w:cs="Times New Roman"/>
-        </w:rPr>
-        <w:t>曾用于</w:t>
-      </w:r>
-      <w:r>
-        <w:rPr>
-          <w:rFonts w:hint="eastAsia" w:ascii="Times New Roman" w:hAnsi="Times New Roman" w:eastAsia="Times New Roman" w:cs="Times New Roman"/>
-        </w:rPr>
-        <w:t>：</w:t>
-      </w:r>
-      <w:r>
-        <w:rPr>
-          <w:rFonts w:hint="eastAsia" w:ascii="Times New Roman" w:hAnsi="Times New Roman" w:eastAsia="FangSong" w:cs="Times New Roman"/>
-        </w:rPr>
-        <w:t>综合模拟卷</w:t>
-      </w:r>
-      <w:r>
-        <w:rPr>
-          <w:rFonts w:hint="eastAsia" w:ascii="Times New Roman" w:hAnsi="Times New Roman" w:eastAsia="Times New Roman" w:cs="Times New Roman"/>
-        </w:rPr>
-        <w:t>V</w:t>
       </w:r>
     </w:p>
     <w:p>
@@ -36444,60 +35406,6 @@
           <w:rFonts w:hint="eastAsia" w:ascii="Times New Roman" w:hAnsi="Times New Roman" w:eastAsia="FangSong" w:cs="Times New Roman"/>
         </w:rPr>
         <w:t>化学能力测试</w:t>
-      </w:r>
-      <w:r>
-        <w:rPr>
-          <w:rFonts w:ascii="Times New Roman" w:hAnsi="Times New Roman" w:eastAsia="Times New Roman" w:cs="Times New Roman"/>
-        </w:rPr>
-        <w:t xml:space="preserve"> </w:t>
-      </w:r>
-      <w:r>
-        <w:rPr>
-          <w:rFonts w:hint="eastAsia" w:ascii="Times New Roman" w:hAnsi="Times New Roman" w:eastAsia="FangSong" w:cs="Times New Roman"/>
-        </w:rPr>
-        <w:t>曾用于</w:t>
-      </w:r>
-      <w:r>
-        <w:rPr>
-          <w:rFonts w:hint="eastAsia" w:ascii="Times New Roman" w:hAnsi="Times New Roman" w:eastAsia="Times New Roman" w:cs="Times New Roman"/>
-        </w:rPr>
-        <w:t>：</w:t>
-      </w:r>
-      <w:r>
-        <w:rPr>
-          <w:rFonts w:hint="eastAsia" w:ascii="Times New Roman" w:hAnsi="Times New Roman" w:eastAsia="FangSong" w:cs="Times New Roman"/>
-        </w:rPr>
-        <w:t>第一轮原理</w:t>
-      </w:r>
-      <w:r>
-        <w:rPr>
-          <w:rFonts w:hint="eastAsia" w:ascii="Times New Roman" w:hAnsi="Times New Roman" w:eastAsia="Times New Roman" w:cs="Times New Roman"/>
-        </w:rPr>
-        <w:t>·7-</w:t>
-      </w:r>
-      <w:r>
-        <w:rPr>
-          <w:rFonts w:hint="eastAsia" w:ascii="Times New Roman" w:hAnsi="Times New Roman" w:eastAsia="FangSong" w:cs="Times New Roman"/>
-        </w:rPr>
-        <w:t>沉淀溶解平衡</w:t>
-      </w:r>
-      <w:r>
-        <w:rPr>
-          <w:rFonts w:hint="eastAsia" w:ascii="Times New Roman" w:hAnsi="Times New Roman" w:eastAsia="Times New Roman" w:cs="Times New Roman"/>
-        </w:rPr>
-        <w:t>（</w:t>
-      </w:r>
-      <w:r>
-        <w:rPr>
-          <w:rFonts w:hint="eastAsia" w:ascii="Times New Roman" w:hAnsi="Times New Roman" w:eastAsia="FangSong" w:cs="Times New Roman"/>
-        </w:rPr>
-        <w:t>教师版</w:t>
-      </w:r>
-      <w:r>
-        <w:rPr>
-          <w:rFonts w:hint="eastAsia" w:ascii="Times New Roman" w:hAnsi="Times New Roman" w:eastAsia="Times New Roman" w:cs="Times New Roman"/>
-        </w:rPr>
-        <w:t>）</w:t>
       </w:r>
     </w:p>
     <w:p>
@@ -43290,66 +42198,6 @@
         </w:rPr>
         <w:t>第二分册</w:t>
       </w:r>
-      <w:r>
-        <w:rPr>
-          <w:rFonts w:ascii="Times New Roman" w:hAnsi="Times New Roman" w:eastAsia="Times New Roman" w:cs="Times New Roman"/>
-        </w:rPr>
-        <w:t xml:space="preserve"> </w:t>
-      </w:r>
-      <w:r>
-        <w:rPr>
-          <w:rFonts w:hint="eastAsia" w:ascii="Times New Roman" w:hAnsi="Times New Roman" w:eastAsia="FangSong" w:cs="Times New Roman"/>
-        </w:rPr>
-        <w:t>曾用于</w:t>
-      </w:r>
-      <w:r>
-        <w:rPr>
-          <w:rFonts w:hint="eastAsia" w:ascii="Times New Roman" w:hAnsi="Times New Roman" w:eastAsia="Times New Roman" w:cs="Times New Roman"/>
-        </w:rPr>
-        <w:t>：</w:t>
-      </w:r>
-      <w:r>
-        <w:rPr>
-          <w:rFonts w:hint="eastAsia" w:ascii="Times New Roman" w:hAnsi="Times New Roman" w:eastAsia="FangSong" w:cs="Times New Roman"/>
-        </w:rPr>
-        <w:t>二分册专项卷</w:t>
-      </w:r>
-      <w:r>
-        <w:rPr>
-          <w:rFonts w:hint="eastAsia" w:ascii="Times New Roman" w:hAnsi="Times New Roman" w:eastAsia="Times New Roman" w:cs="Times New Roman"/>
-        </w:rPr>
-        <w:t>VI,</w:t>
-      </w:r>
-      <w:r>
-        <w:rPr>
-          <w:rFonts w:ascii="Times New Roman" w:hAnsi="Times New Roman" w:eastAsia="Times New Roman" w:cs="Times New Roman"/>
-        </w:rPr>
-        <w:t xml:space="preserve"> </w:t>
-      </w:r>
-      <w:r>
-        <w:rPr>
-          <w:rFonts w:hint="eastAsia" w:ascii="Times New Roman" w:hAnsi="Times New Roman" w:eastAsia="FangSong" w:cs="Times New Roman"/>
-        </w:rPr>
-        <w:t>第一轮综合卷</w:t>
-      </w:r>
-      <w:r>
-        <w:rPr>
-          <w:rFonts w:hint="eastAsia" w:ascii="Times New Roman" w:hAnsi="Times New Roman" w:eastAsia="Times New Roman" w:cs="Times New Roman"/>
-        </w:rPr>
-        <w:t>09（</w:t>
-      </w:r>
-      <w:r>
-        <w:rPr>
-          <w:rFonts w:hint="eastAsia" w:ascii="Times New Roman" w:hAnsi="Times New Roman" w:eastAsia="FangSong" w:cs="Times New Roman"/>
-        </w:rPr>
-        <w:t>教师版</w:t>
-      </w:r>
-      <w:r>
-        <w:rPr>
-          <w:rFonts w:hint="eastAsia" w:ascii="Times New Roman" w:hAnsi="Times New Roman" w:eastAsia="Times New Roman" w:cs="Times New Roman"/>
-        </w:rPr>
-        <w:t>）</w:t>
-      </w:r>
     </w:p>
     <w:p>
       <w:pPr>
@@ -44944,66 +43792,6 @@
           <w:rFonts w:hint="eastAsia" w:ascii="Times New Roman" w:hAnsi="Times New Roman" w:eastAsia="FangSong" w:cs="Times New Roman"/>
         </w:rPr>
         <w:t>第二分册</w:t>
-      </w:r>
-      <w:r>
-        <w:rPr>
-          <w:rFonts w:ascii="Times New Roman" w:hAnsi="Times New Roman" w:eastAsia="Times New Roman" w:cs="Times New Roman"/>
-        </w:rPr>
-        <w:t xml:space="preserve"> </w:t>
-      </w:r>
-      <w:r>
-        <w:rPr>
-          <w:rFonts w:hint="eastAsia" w:ascii="Times New Roman" w:hAnsi="Times New Roman" w:eastAsia="FangSong" w:cs="Times New Roman"/>
-        </w:rPr>
-        <w:t>曾用于</w:t>
-      </w:r>
-      <w:r>
-        <w:rPr>
-          <w:rFonts w:hint="eastAsia" w:ascii="Times New Roman" w:hAnsi="Times New Roman" w:eastAsia="Times New Roman" w:cs="Times New Roman"/>
-        </w:rPr>
-        <w:t>：</w:t>
-      </w:r>
-      <w:r>
-        <w:rPr>
-          <w:rFonts w:hint="eastAsia" w:ascii="Times New Roman" w:hAnsi="Times New Roman" w:eastAsia="FangSong" w:cs="Times New Roman"/>
-        </w:rPr>
-        <w:t>二分册专项卷</w:t>
-      </w:r>
-      <w:r>
-        <w:rPr>
-          <w:rFonts w:hint="eastAsia" w:ascii="Times New Roman" w:hAnsi="Times New Roman" w:eastAsia="Times New Roman" w:cs="Times New Roman"/>
-        </w:rPr>
-        <w:t>I,</w:t>
-      </w:r>
-      <w:r>
-        <w:rPr>
-          <w:rFonts w:ascii="Times New Roman" w:hAnsi="Times New Roman" w:eastAsia="Times New Roman" w:cs="Times New Roman"/>
-        </w:rPr>
-        <w:t xml:space="preserve"> </w:t>
-      </w:r>
-      <w:r>
-        <w:rPr>
-          <w:rFonts w:hint="eastAsia" w:ascii="Times New Roman" w:hAnsi="Times New Roman" w:eastAsia="FangSong" w:cs="Times New Roman"/>
-        </w:rPr>
-        <w:t>第一轮综合卷</w:t>
-      </w:r>
-      <w:r>
-        <w:rPr>
-          <w:rFonts w:hint="eastAsia" w:ascii="Times New Roman" w:hAnsi="Times New Roman" w:eastAsia="Times New Roman" w:cs="Times New Roman"/>
-        </w:rPr>
-        <w:t>02（</w:t>
-      </w:r>
-      <w:r>
-        <w:rPr>
-          <w:rFonts w:hint="eastAsia" w:ascii="Times New Roman" w:hAnsi="Times New Roman" w:eastAsia="FangSong" w:cs="Times New Roman"/>
-        </w:rPr>
-        <w:t>教师版</w:t>
-      </w:r>
-      <w:r>
-        <w:rPr>
-          <w:rFonts w:hint="eastAsia" w:ascii="Times New Roman" w:hAnsi="Times New Roman" w:eastAsia="Times New Roman" w:cs="Times New Roman"/>
-        </w:rPr>
-        <w:t>）</w:t>
       </w:r>
     </w:p>
     <w:p>

--- a/00-首页/题组Word/第一轮·综合套卷/第一轮综合卷02（教师版）.docx
+++ b/00-首页/题组Word/第一轮·综合套卷/第一轮综合卷02（教师版）.docx
@@ -2390,14 +2390,14 @@
         </w:rPr>
         <w:drawing>
           <wp:inline>
-            <wp:extent cx="3240000" cy="4584609"/>
+            <wp:extent cx="3600000" cy="938571"/>
             <wp:effectExtent b="0" l="0" r="0" t="0"/>
             <wp:docPr descr="" title="" id="16" name="Picture"/>
             <a:graphic>
               <a:graphicData uri="http://schemas.openxmlformats.org/drawingml/2006/picture">
                 <pic:pic>
                   <pic:nvPicPr>
-                    <pic:cNvPr descr="06-外部资料导入/真题/省预赛/images/2023-浙江预赛_p15.png" id="17" name="Picture"/>
+                    <pic:cNvPr descr="55927f5d7d675ccc.png" id="17" name="Picture"/>
                     <pic:cNvPicPr>
                       <a:picLocks noChangeArrowheads="1" noChangeAspect="1"/>
                     </pic:cNvPicPr>
@@ -2411,7 +2411,7 @@
                   <pic:spPr bwMode="auto">
                     <a:xfrm>
                       <a:off x="0" y="0"/>
-                      <a:ext cx="3240000" cy="4584609"/>
+                      <a:ext cx="3600000" cy="938571"/>
                     </a:xfrm>
                     <a:prstGeom prst="rect">
                       <a:avLst/>

--- a/00-首页/题组Word/第一轮·综合套卷/第一轮综合卷02（教师版）.docx
+++ b/00-首页/题组Word/第一轮·综合套卷/第一轮综合卷02（教师版）.docx
@@ -442,10 +442,6 @@
     <w:p>
       <w:pPr>
         <w:pStyle w:val="Compact"/>
-        <w:numPr>
-          <w:ilvl w:val="0"/>
-          <w:numId w:val="1001"/>
-        </w:numPr>
       </w:pPr>
       <w:r>
         <w:rPr>
@@ -488,10 +484,6 @@
     <w:p>
       <w:pPr>
         <w:pStyle w:val="Compact"/>
-        <w:numPr>
-          <w:ilvl w:val="0"/>
-          <w:numId w:val="1001"/>
-        </w:numPr>
       </w:pPr>
       <w:r>
         <w:rPr>
@@ -570,10 +562,6 @@
     <w:p>
       <w:pPr>
         <w:pStyle w:val="Compact"/>
-        <w:numPr>
-          <w:ilvl w:val="0"/>
-          <w:numId w:val="1001"/>
-        </w:numPr>
       </w:pPr>
       <w:r>
         <w:rPr>
@@ -604,10 +592,6 @@
     <w:p>
       <w:pPr>
         <w:pStyle w:val="Compact"/>
-        <w:numPr>
-          <w:ilvl w:val="0"/>
-          <w:numId w:val="1001"/>
-        </w:numPr>
       </w:pPr>
       <w:r>
         <w:rPr>
@@ -958,16 +942,53 @@
     <w:p>
       <w:pPr>
         <w:pStyle w:val="Compact"/>
-        <w:numPr>
-          <w:ilvl w:val="0"/>
-          <w:numId w:val="1002"/>
-        </w:numPr>
-      </w:pPr>
-      <w:r>
-        <w:rPr>
-          <w:rFonts w:ascii="Times New Roman" w:hAnsi="Times New Roman" w:eastAsia="Times New Roman" w:cs="Times New Roman"/>
-        </w:rPr>
-        <w:t xml:space="preserve">A. 1 2 1 3　　B. 2 2 5 3　　C. 2 3 5 6　　D. 4 2 1 3</w:t>
+        <w:ind w:left="480" w:hanging="480"/>
+        <w:spacing w:after="0"/>
+      </w:pPr>
+      <w:r>
+        <w:rPr>
+          <w:rFonts w:ascii="Times New Roman" w:hAnsi="Times New Roman" w:eastAsia="Times New Roman" w:cs="Times New Roman"/>
+        </w:rPr>
+        <w:t xml:space="preserve">A. 1 2 1 3　　</w:t>
+      </w:r>
+    </w:p>
+    <w:p>
+      <w:pPr>
+        <w:pStyle w:val="Compact"/>
+        <w:ind w:left="480" w:hanging="480"/>
+        <w:spacing w:before="0" w:after="0"/>
+      </w:pPr>
+      <w:r>
+        <w:rPr>
+          <w:rFonts w:ascii="Times New Roman" w:hAnsi="Times New Roman" w:eastAsia="Times New Roman" w:cs="Times New Roman"/>
+        </w:rPr>
+        <w:t xml:space="preserve">B. 2 2 5 3　　</w:t>
+      </w:r>
+    </w:p>
+    <w:p>
+      <w:pPr>
+        <w:pStyle w:val="Compact"/>
+        <w:ind w:left="480" w:hanging="480"/>
+        <w:spacing w:before="0" w:after="0"/>
+      </w:pPr>
+      <w:r>
+        <w:rPr>
+          <w:rFonts w:ascii="Times New Roman" w:hAnsi="Times New Roman" w:eastAsia="Times New Roman" w:cs="Times New Roman"/>
+        </w:rPr>
+        <w:t xml:space="preserve">C. 2 3 5 6　　</w:t>
+      </w:r>
+    </w:p>
+    <w:p>
+      <w:pPr>
+        <w:pStyle w:val="Compact"/>
+        <w:ind w:left="480" w:hanging="480"/>
+        <w:spacing w:before="0" w:after="36"/>
+      </w:pPr>
+      <w:r>
+        <w:rPr>
+          <w:rFonts w:ascii="Times New Roman" w:hAnsi="Times New Roman" w:eastAsia="Times New Roman" w:cs="Times New Roman"/>
+        </w:rPr>
+        <w:t xml:space="preserve">D. 4 2 1 3</w:t>
       </w:r>
     </w:p>
     <w:p>
@@ -1113,10 +1134,6 @@
     <w:p>
       <w:pPr>
         <w:pStyle w:val="Compact"/>
-        <w:numPr>
-          <w:ilvl w:val="0"/>
-          <w:numId w:val="1003"/>
-        </w:numPr>
       </w:pPr>
       <w:r>
         <w:rPr>
@@ -1172,10 +1189,6 @@
     <w:p>
       <w:pPr>
         <w:pStyle w:val="Compact"/>
-        <w:numPr>
-          <w:ilvl w:val="0"/>
-          <w:numId w:val="1003"/>
-        </w:numPr>
       </w:pPr>
       <w:r>
         <w:rPr>
@@ -1218,10 +1231,6 @@
     <w:p>
       <w:pPr>
         <w:pStyle w:val="Compact"/>
-        <w:numPr>
-          <w:ilvl w:val="0"/>
-          <w:numId w:val="1003"/>
-        </w:numPr>
       </w:pPr>
       <w:r>
         <w:rPr>
@@ -1265,10 +1274,6 @@
     <w:p>
       <w:pPr>
         <w:pStyle w:val="Compact"/>
-        <w:numPr>
-          <w:ilvl w:val="0"/>
-          <w:numId w:val="1003"/>
-        </w:numPr>
       </w:pPr>
       <w:r>
         <w:rPr>
@@ -1499,16 +1504,53 @@
     <w:p>
       <w:pPr>
         <w:pStyle w:val="Compact"/>
-        <w:numPr>
-          <w:ilvl w:val="0"/>
-          <w:numId w:val="1004"/>
-        </w:numPr>
-      </w:pPr>
-      <w:r>
-        <w:rPr>
-          <w:rFonts w:ascii="Times New Roman" w:hAnsi="Times New Roman" w:eastAsia="Times New Roman" w:cs="Times New Roman"/>
-        </w:rPr>
-        <w:t xml:space="preserve">A. N=N=O　　B. N≡N—O　　C. N—N≡O　　D. N=O=N</w:t>
+        <w:ind w:left="480" w:hanging="480"/>
+        <w:spacing w:after="0"/>
+      </w:pPr>
+      <w:r>
+        <w:rPr>
+          <w:rFonts w:ascii="Times New Roman" w:hAnsi="Times New Roman" w:eastAsia="Times New Roman" w:cs="Times New Roman"/>
+        </w:rPr>
+        <w:t xml:space="preserve">A. N=N=O　　</w:t>
+      </w:r>
+    </w:p>
+    <w:p>
+      <w:pPr>
+        <w:pStyle w:val="Compact"/>
+        <w:ind w:left="480" w:hanging="480"/>
+        <w:spacing w:before="0" w:after="0"/>
+      </w:pPr>
+      <w:r>
+        <w:rPr>
+          <w:rFonts w:ascii="Times New Roman" w:hAnsi="Times New Roman" w:eastAsia="Times New Roman" w:cs="Times New Roman"/>
+        </w:rPr>
+        <w:t xml:space="preserve">B. N≡N—O　　</w:t>
+      </w:r>
+    </w:p>
+    <w:p>
+      <w:pPr>
+        <w:pStyle w:val="Compact"/>
+        <w:ind w:left="480" w:hanging="480"/>
+        <w:spacing w:before="0" w:after="0"/>
+      </w:pPr>
+      <w:r>
+        <w:rPr>
+          <w:rFonts w:ascii="Times New Roman" w:hAnsi="Times New Roman" w:eastAsia="Times New Roman" w:cs="Times New Roman"/>
+        </w:rPr>
+        <w:t xml:space="preserve">C. N—N≡O　　</w:t>
+      </w:r>
+    </w:p>
+    <w:p>
+      <w:pPr>
+        <w:pStyle w:val="Compact"/>
+        <w:ind w:left="480" w:hanging="480"/>
+        <w:spacing w:before="0" w:after="36"/>
+      </w:pPr>
+      <w:r>
+        <w:rPr>
+          <w:rFonts w:ascii="Times New Roman" w:hAnsi="Times New Roman" w:eastAsia="Times New Roman" w:cs="Times New Roman"/>
+        </w:rPr>
+        <w:t xml:space="preserve">D. N=O=N</w:t>
       </w:r>
     </w:p>
     <w:p>
@@ -2024,10 +2066,6 @@
     <w:p>
       <w:pPr>
         <w:pStyle w:val="Compact"/>
-        <w:numPr>
-          <w:ilvl w:val="0"/>
-          <w:numId w:val="1006"/>
-        </w:numPr>
       </w:pPr>
       <w:r>
         <w:rPr>
@@ -2070,10 +2108,6 @@
     <w:p>
       <w:pPr>
         <w:pStyle w:val="Compact"/>
-        <w:numPr>
-          <w:ilvl w:val="0"/>
-          <w:numId w:val="1006"/>
-        </w:numPr>
       </w:pPr>
       <w:r>
         <w:rPr>
@@ -2104,10 +2138,6 @@
     <w:p>
       <w:pPr>
         <w:pStyle w:val="Compact"/>
-        <w:numPr>
-          <w:ilvl w:val="0"/>
-          <w:numId w:val="1006"/>
-        </w:numPr>
       </w:pPr>
       <w:r>
         <w:rPr>
@@ -2138,10 +2168,6 @@
     <w:p>
       <w:pPr>
         <w:pStyle w:val="Compact"/>
-        <w:numPr>
-          <w:ilvl w:val="0"/>
-          <w:numId w:val="1006"/>
-        </w:numPr>
       </w:pPr>
       <w:r>
         <w:rPr>
@@ -2390,7 +2416,7 @@
         </w:rPr>
         <w:drawing>
           <wp:inline>
-            <wp:extent cx="3600000" cy="938571"/>
+            <wp:extent cx="3124284" cy="938571"/>
             <wp:effectExtent b="0" l="0" r="0" t="0"/>
             <wp:docPr descr="" title="" id="16" name="Picture"/>
             <a:graphic>
@@ -2411,7 +2437,7 @@
                   <pic:spPr bwMode="auto">
                     <a:xfrm>
                       <a:off x="0" y="0"/>
-                      <a:ext cx="3600000" cy="938571"/>
+                      <a:ext cx="3124284" cy="938571"/>
                     </a:xfrm>
                     <a:prstGeom prst="rect">
                       <a:avLst/>
@@ -2444,10 +2470,6 @@
     <w:p>
       <w:pPr>
         <w:pStyle w:val="Compact"/>
-        <w:numPr>
-          <w:ilvl w:val="0"/>
-          <w:numId w:val="1007"/>
-        </w:numPr>
       </w:pPr>
       <w:r>
         <w:rPr>
@@ -2489,10 +2511,6 @@
     <w:p>
       <w:pPr>
         <w:pStyle w:val="Compact"/>
-        <w:numPr>
-          <w:ilvl w:val="0"/>
-          <w:numId w:val="1007"/>
-        </w:numPr>
       </w:pPr>
       <w:r>
         <w:rPr>
@@ -2510,10 +2528,6 @@
     <w:p>
       <w:pPr>
         <w:pStyle w:val="Compact"/>
-        <w:numPr>
-          <w:ilvl w:val="0"/>
-          <w:numId w:val="1007"/>
-        </w:numPr>
       </w:pPr>
       <w:r>
         <w:rPr>
@@ -2569,10 +2583,6 @@
     <w:p>
       <w:pPr>
         <w:pStyle w:val="Compact"/>
-        <w:numPr>
-          <w:ilvl w:val="0"/>
-          <w:numId w:val="1007"/>
-        </w:numPr>
       </w:pPr>
       <w:r>
         <w:rPr>
@@ -3975,7 +3985,7 @@
         </w:rPr>
         <w:drawing>
           <wp:inline>
-            <wp:extent cx="2552700" cy="3149600"/>
+            <wp:extent cx="2501900" cy="3149600"/>
             <wp:effectExtent b="0" l="0" r="0" t="0"/>
             <wp:docPr descr="" title="" id="25" name="Picture"/>
             <a:graphic>
@@ -3996,7 +4006,7 @@
                   <pic:spPr bwMode="auto">
                     <a:xfrm>
                       <a:off x="0" y="0"/>
-                      <a:ext cx="2552700" cy="3149600"/>
+                      <a:ext cx="2501900" cy="3149600"/>
                     </a:xfrm>
                     <a:prstGeom prst="rect">
                       <a:avLst/>
@@ -4116,7 +4126,7 @@
         </w:rPr>
         <w:drawing>
           <wp:inline>
-            <wp:extent cx="2552700" cy="3111500"/>
+            <wp:extent cx="2528094" cy="3111500"/>
             <wp:effectExtent b="0" l="0" r="0" t="0"/>
             <wp:docPr descr="" title="" id="28" name="Picture"/>
             <a:graphic>
@@ -4137,7 +4147,7 @@
                   <pic:spPr bwMode="auto">
                     <a:xfrm>
                       <a:off x="0" y="0"/>
-                      <a:ext cx="2552700" cy="3111500"/>
+                      <a:ext cx="2528094" cy="3111500"/>
                     </a:xfrm>
                     <a:prstGeom prst="rect">
                       <a:avLst/>
@@ -4471,7 +4481,7 @@
         </w:rPr>
         <w:drawing>
           <wp:inline>
-            <wp:extent cx="3240000" cy="3089486"/>
+            <wp:extent cx="3240000" cy="3064433"/>
             <wp:effectExtent b="0" l="0" r="0" t="0"/>
             <wp:docPr descr="" title="" id="32" name="Picture"/>
             <a:graphic>
@@ -4492,7 +4502,7 @@
                   <pic:spPr bwMode="auto">
                     <a:xfrm>
                       <a:off x="0" y="0"/>
-                      <a:ext cx="3240000" cy="3089486"/>
+                      <a:ext cx="3240000" cy="3064433"/>
                     </a:xfrm>
                     <a:prstGeom prst="rect">
                       <a:avLst/>
@@ -4553,7 +4563,7 @@
         </w:rPr>
         <w:drawing>
           <wp:inline>
-            <wp:extent cx="3240000" cy="4102662"/>
+            <wp:extent cx="3221349" cy="4102662"/>
             <wp:effectExtent b="0" l="0" r="0" t="0"/>
             <wp:docPr descr="" title="" id="35" name="Picture"/>
             <a:graphic>
@@ -4574,7 +4584,7 @@
                   <pic:spPr bwMode="auto">
                     <a:xfrm>
                       <a:off x="0" y="0"/>
-                      <a:ext cx="3240000" cy="4102662"/>
+                      <a:ext cx="3221349" cy="4102662"/>
                     </a:xfrm>
                     <a:prstGeom prst="rect">
                       <a:avLst/>
@@ -5962,7 +5972,7 @@
         </w:rPr>
         <w:drawing>
           <wp:inline>
-            <wp:extent cx="3240000" cy="3870350"/>
+            <wp:extent cx="3231678" cy="3870350"/>
             <wp:effectExtent b="0" l="0" r="0" t="0"/>
             <wp:docPr descr="" title="" id="38" name="Picture"/>
             <a:graphic>
@@ -5983,7 +5993,7 @@
                   <pic:spPr bwMode="auto">
                     <a:xfrm>
                       <a:off x="0" y="0"/>
-                      <a:ext cx="3240000" cy="3870350"/>
+                      <a:ext cx="3231678" cy="3870350"/>
                     </a:xfrm>
                     <a:prstGeom prst="rect">
                       <a:avLst/>
@@ -7038,7 +7048,7 @@
         </w:rPr>
         <w:drawing>
           <wp:inline>
-            <wp:extent cx="3600000" cy="1960876"/>
+            <wp:extent cx="3600000" cy="1918381"/>
             <wp:effectExtent b="0" l="0" r="0" t="0"/>
             <wp:docPr descr="" title="" id="42" name="Picture"/>
             <a:graphic>
@@ -7059,7 +7069,7 @@
                   <pic:spPr bwMode="auto">
                     <a:xfrm>
                       <a:off x="0" y="0"/>
-                      <a:ext cx="3600000" cy="1960876"/>
+                      <a:ext cx="3600000" cy="1918381"/>
                     </a:xfrm>
                     <a:prstGeom prst="rect">
                       <a:avLst/>
@@ -10396,7 +10406,7 @@
         </w:rPr>
         <w:drawing>
           <wp:inline>
-            <wp:extent cx="3240000" cy="2820000"/>
+            <wp:extent cx="3237401" cy="2820000"/>
             <wp:effectExtent b="0" l="0" r="0" t="0"/>
             <wp:docPr descr="" title="" id="50" name="Picture"/>
             <a:graphic>
@@ -10417,7 +10427,7 @@
                   <pic:spPr bwMode="auto">
                     <a:xfrm>
                       <a:off x="0" y="0"/>
-                      <a:ext cx="3240000" cy="2820000"/>
+                      <a:ext cx="3237401" cy="2820000"/>
                     </a:xfrm>
                     <a:prstGeom prst="rect">
                       <a:avLst/>
@@ -18575,6 +18585,8 @@
     <w:p>
       <w:pPr>
         <w:pStyle w:val="BodyText"/>
+        <w:ind w:left="480" w:hanging="480"/>
+        <w:spacing w:after="0"/>
       </w:pPr>
       <w:r>
         <w:rPr>
@@ -18592,7 +18604,20 @@
         <w:rPr>
           <w:rFonts w:ascii="Times New Roman" w:hAnsi="Times New Roman" w:eastAsia="Times New Roman" w:cs="Times New Roman"/>
         </w:rPr>
-        <w:t xml:space="preserve">　B. </w:t>
+        <w:t xml:space="preserve">　</w:t>
+      </w:r>
+    </w:p>
+    <w:p>
+      <w:pPr>
+        <w:pStyle w:val="BodyText"/>
+        <w:ind w:left="480" w:hanging="480"/>
+        <w:spacing w:before="0" w:after="0"/>
+      </w:pPr>
+      <w:r>
+        <w:rPr>
+          <w:rFonts w:ascii="Times New Roman" w:hAnsi="Times New Roman" w:eastAsia="Times New Roman" w:cs="Times New Roman"/>
+        </w:rPr>
+        <w:t xml:space="preserve">B. </w:t>
       </w:r>
       <w:r>
         <w:rPr>
@@ -18604,7 +18629,20 @@
         <w:rPr>
           <w:rFonts w:ascii="Times New Roman" w:hAnsi="Times New Roman" w:eastAsia="Times New Roman" w:cs="Times New Roman"/>
         </w:rPr>
-        <w:t xml:space="preserve">　C. </w:t>
+        <w:t xml:space="preserve">　</w:t>
+      </w:r>
+    </w:p>
+    <w:p>
+      <w:pPr>
+        <w:pStyle w:val="BodyText"/>
+        <w:ind w:left="480" w:hanging="480"/>
+        <w:spacing w:before="0" w:after="0"/>
+      </w:pPr>
+      <w:r>
+        <w:rPr>
+          <w:rFonts w:ascii="Times New Roman" w:hAnsi="Times New Roman" w:eastAsia="Times New Roman" w:cs="Times New Roman"/>
+        </w:rPr>
+        <w:t xml:space="preserve">C. </w:t>
       </w:r>
       <w:r>
         <w:rPr>
@@ -18616,7 +18654,20 @@
         <w:rPr>
           <w:rFonts w:ascii="Times New Roman" w:hAnsi="Times New Roman" w:eastAsia="Times New Roman" w:cs="Times New Roman"/>
         </w:rPr>
-        <w:t xml:space="preserve">　D. </w:t>
+        <w:t xml:space="preserve">　</w:t>
+      </w:r>
+    </w:p>
+    <w:p>
+      <w:pPr>
+        <w:pStyle w:val="BodyText"/>
+        <w:ind w:left="480" w:hanging="480"/>
+        <w:spacing w:before="0" w:after="180"/>
+      </w:pPr>
+      <w:r>
+        <w:rPr>
+          <w:rFonts w:ascii="Times New Roman" w:hAnsi="Times New Roman" w:eastAsia="Times New Roman" w:cs="Times New Roman"/>
+        </w:rPr>
+        <w:t xml:space="preserve">D. </w:t>
       </w:r>
       <w:r>
         <w:rPr>
@@ -18884,6 +18935,8 @@
     <w:p>
       <w:pPr>
         <w:pStyle w:val="BodyText"/>
+        <w:ind w:left="480" w:hanging="480"/>
+        <w:spacing w:after="0"/>
       </w:pPr>
       <w:r>
         <w:rPr>
@@ -18901,7 +18954,20 @@
         <w:rPr>
           <w:rFonts w:ascii="Times New Roman" w:hAnsi="Times New Roman" w:eastAsia="Times New Roman" w:cs="Times New Roman"/>
         </w:rPr>
-        <w:t xml:space="preserve">　　B. </w:t>
+        <w:t xml:space="preserve">　　</w:t>
+      </w:r>
+    </w:p>
+    <w:p>
+      <w:pPr>
+        <w:pStyle w:val="BodyText"/>
+        <w:ind w:left="480" w:hanging="480"/>
+        <w:spacing w:before="0" w:after="0"/>
+      </w:pPr>
+      <w:r>
+        <w:rPr>
+          <w:rFonts w:ascii="Times New Roman" w:hAnsi="Times New Roman" w:eastAsia="Times New Roman" w:cs="Times New Roman"/>
+        </w:rPr>
+        <w:t xml:space="preserve">B. </w:t>
       </w:r>
       <w:r>
         <w:rPr>
@@ -18913,7 +18979,20 @@
         <w:rPr>
           <w:rFonts w:ascii="Times New Roman" w:hAnsi="Times New Roman" w:eastAsia="Times New Roman" w:cs="Times New Roman"/>
         </w:rPr>
-        <w:t xml:space="preserve">　　C. </w:t>
+        <w:t xml:space="preserve">　　</w:t>
+      </w:r>
+    </w:p>
+    <w:p>
+      <w:pPr>
+        <w:pStyle w:val="BodyText"/>
+        <w:ind w:left="480" w:hanging="480"/>
+        <w:spacing w:before="0" w:after="0"/>
+      </w:pPr>
+      <w:r>
+        <w:rPr>
+          <w:rFonts w:ascii="Times New Roman" w:hAnsi="Times New Roman" w:eastAsia="Times New Roman" w:cs="Times New Roman"/>
+        </w:rPr>
+        <w:t xml:space="preserve">C. </w:t>
       </w:r>
       <w:r>
         <w:rPr>
@@ -18925,7 +19004,20 @@
         <w:rPr>
           <w:rFonts w:ascii="Times New Roman" w:hAnsi="Times New Roman" w:eastAsia="Times New Roman" w:cs="Times New Roman"/>
         </w:rPr>
-        <w:t xml:space="preserve">　　D. </w:t>
+        <w:t xml:space="preserve">　　</w:t>
+      </w:r>
+    </w:p>
+    <w:p>
+      <w:pPr>
+        <w:pStyle w:val="BodyText"/>
+        <w:ind w:left="480" w:hanging="480"/>
+        <w:spacing w:before="0" w:after="180"/>
+      </w:pPr>
+      <w:r>
+        <w:rPr>
+          <w:rFonts w:ascii="Times New Roman" w:hAnsi="Times New Roman" w:eastAsia="Times New Roman" w:cs="Times New Roman"/>
+        </w:rPr>
+        <w:t xml:space="preserve">D. </w:t>
       </w:r>
       <w:r>
         <w:rPr>

--- a/00-首页/题组Word/第一轮·综合套卷/第一轮综合卷02（教师版）.docx
+++ b/00-首页/题组Word/第一轮·综合套卷/第一轮综合卷02（教师版）.docx
@@ -57,6 +57,14 @@
       <w:tblPr>
         <w:tblStyle w:val="Table"/>
         <w:tblW w:type="auto" w:w="0"/>
+        <w:tblBorders>
+          <w:top w:val="single" w:sz="12" w:space="0" w:color="000000"/>
+          <w:left w:val="none" w:sz="0" w:space="0" w:color="auto"/>
+          <w:bottom w:val="single" w:sz="12" w:space="0" w:color="000000"/>
+          <w:right w:val="none" w:sz="0" w:space="0" w:color="auto"/>
+          <w:insideH w:val="none" w:sz="0" w:space="0" w:color="auto"/>
+          <w:insideV w:val="none" w:sz="0" w:space="0" w:color="auto"/>
+        </w:tblBorders>
         <w:tblLook w:firstRow="1" w:lastRow="0" w:firstColumn="0" w:lastColumn="0" w:noHBand="0" w:noVBand="0" w:val="0020"/>
       </w:tblPr>
       <w:tblGrid>
@@ -69,7 +77,11 @@
           <w:tblHeader w:val="on"/>
         </w:trPr>
         <w:tc>
-          <w:tcPr/>
+          <w:tcPr>
+            <w:tcBorders>
+              <w:bottom w:val="single" w:sz="8" w:space="0" w:color="000000"/>
+            </w:tcBorders>
+          </w:tcPr>
           <w:p>
             <w:pPr>
               <w:pStyle w:val="Compact"/>
@@ -85,7 +97,11 @@
           </w:p>
         </w:tc>
         <w:tc>
-          <w:tcPr/>
+          <w:tcPr>
+            <w:tcBorders>
+              <w:bottom w:val="single" w:sz="8" w:space="0" w:color="000000"/>
+            </w:tcBorders>
+          </w:tcPr>
           <w:p>
             <w:pPr>
               <w:pStyle w:val="Compact"/>
@@ -101,7 +117,11 @@
           </w:p>
         </w:tc>
         <w:tc>
-          <w:tcPr/>
+          <w:tcPr>
+            <w:tcBorders>
+              <w:bottom w:val="single" w:sz="8" w:space="0" w:color="000000"/>
+            </w:tcBorders>
+          </w:tcPr>
           <w:p>
             <w:pPr>
               <w:pStyle w:val="Compact"/>
@@ -442,6 +462,7 @@
     <w:p>
       <w:pPr>
         <w:pStyle w:val="Compact"/>
+        <w:spacing w:before="0" w:after="0"/>
       </w:pPr>
       <w:r>
         <w:rPr>
@@ -484,6 +505,7 @@
     <w:p>
       <w:pPr>
         <w:pStyle w:val="Compact"/>
+        <w:spacing w:before="0" w:after="0"/>
       </w:pPr>
       <w:r>
         <w:rPr>
@@ -562,6 +584,7 @@
     <w:p>
       <w:pPr>
         <w:pStyle w:val="Compact"/>
+        <w:spacing w:before="0" w:after="0"/>
       </w:pPr>
       <w:r>
         <w:rPr>
@@ -592,6 +615,7 @@
     <w:p>
       <w:pPr>
         <w:pStyle w:val="Compact"/>
+        <w:spacing w:before="0" w:after="0"/>
       </w:pPr>
       <w:r>
         <w:rPr>
@@ -942,8 +966,8 @@
     <w:p>
       <w:pPr>
         <w:pStyle w:val="Compact"/>
+        <w:spacing w:before="0" w:after="0"/>
         <w:ind w:left="480" w:hanging="480"/>
-        <w:spacing w:after="0"/>
       </w:pPr>
       <w:r>
         <w:rPr>
@@ -955,8 +979,8 @@
     <w:p>
       <w:pPr>
         <w:pStyle w:val="Compact"/>
+        <w:spacing w:before="0" w:after="0"/>
         <w:ind w:left="480" w:hanging="480"/>
-        <w:spacing w:before="0" w:after="0"/>
       </w:pPr>
       <w:r>
         <w:rPr>
@@ -968,8 +992,8 @@
     <w:p>
       <w:pPr>
         <w:pStyle w:val="Compact"/>
+        <w:spacing w:before="0" w:after="0"/>
         <w:ind w:left="480" w:hanging="480"/>
-        <w:spacing w:before="0" w:after="0"/>
       </w:pPr>
       <w:r>
         <w:rPr>
@@ -981,8 +1005,8 @@
     <w:p>
       <w:pPr>
         <w:pStyle w:val="Compact"/>
+        <w:spacing w:before="0" w:after="0"/>
         <w:ind w:left="480" w:hanging="480"/>
-        <w:spacing w:before="0" w:after="36"/>
       </w:pPr>
       <w:r>
         <w:rPr>
@@ -1134,6 +1158,7 @@
     <w:p>
       <w:pPr>
         <w:pStyle w:val="Compact"/>
+        <w:spacing w:before="0" w:after="0"/>
       </w:pPr>
       <w:r>
         <w:rPr>
@@ -1189,6 +1214,7 @@
     <w:p>
       <w:pPr>
         <w:pStyle w:val="Compact"/>
+        <w:spacing w:before="0" w:after="0"/>
       </w:pPr>
       <w:r>
         <w:rPr>
@@ -1231,6 +1257,7 @@
     <w:p>
       <w:pPr>
         <w:pStyle w:val="Compact"/>
+        <w:spacing w:before="0" w:after="0"/>
       </w:pPr>
       <w:r>
         <w:rPr>
@@ -1274,6 +1301,7 @@
     <w:p>
       <w:pPr>
         <w:pStyle w:val="Compact"/>
+        <w:spacing w:before="0" w:after="0"/>
       </w:pPr>
       <w:r>
         <w:rPr>
@@ -1504,8 +1532,8 @@
     <w:p>
       <w:pPr>
         <w:pStyle w:val="Compact"/>
+        <w:spacing w:before="0" w:after="0"/>
         <w:ind w:left="480" w:hanging="480"/>
-        <w:spacing w:after="0"/>
       </w:pPr>
       <w:r>
         <w:rPr>
@@ -1517,8 +1545,8 @@
     <w:p>
       <w:pPr>
         <w:pStyle w:val="Compact"/>
+        <w:spacing w:before="0" w:after="0"/>
         <w:ind w:left="480" w:hanging="480"/>
-        <w:spacing w:before="0" w:after="0"/>
       </w:pPr>
       <w:r>
         <w:rPr>
@@ -1530,8 +1558,8 @@
     <w:p>
       <w:pPr>
         <w:pStyle w:val="Compact"/>
+        <w:spacing w:before="0" w:after="0"/>
         <w:ind w:left="480" w:hanging="480"/>
-        <w:spacing w:before="0" w:after="0"/>
       </w:pPr>
       <w:r>
         <w:rPr>
@@ -1543,8 +1571,8 @@
     <w:p>
       <w:pPr>
         <w:pStyle w:val="Compact"/>
+        <w:spacing w:before="0" w:after="0"/>
         <w:ind w:left="480" w:hanging="480"/>
-        <w:spacing w:before="0" w:after="36"/>
       </w:pPr>
       <w:r>
         <w:rPr>
@@ -2066,6 +2094,7 @@
     <w:p>
       <w:pPr>
         <w:pStyle w:val="Compact"/>
+        <w:spacing w:before="0" w:after="0"/>
       </w:pPr>
       <w:r>
         <w:rPr>
@@ -2108,6 +2137,7 @@
     <w:p>
       <w:pPr>
         <w:pStyle w:val="Compact"/>
+        <w:spacing w:before="0" w:after="0"/>
       </w:pPr>
       <w:r>
         <w:rPr>
@@ -2138,6 +2168,7 @@
     <w:p>
       <w:pPr>
         <w:pStyle w:val="Compact"/>
+        <w:spacing w:before="0" w:after="0"/>
       </w:pPr>
       <w:r>
         <w:rPr>
@@ -2168,6 +2199,7 @@
     <w:p>
       <w:pPr>
         <w:pStyle w:val="Compact"/>
+        <w:spacing w:before="0" w:after="0"/>
       </w:pPr>
       <w:r>
         <w:rPr>
@@ -2470,6 +2502,7 @@
     <w:p>
       <w:pPr>
         <w:pStyle w:val="Compact"/>
+        <w:spacing w:before="0" w:after="0"/>
       </w:pPr>
       <w:r>
         <w:rPr>
@@ -2511,6 +2544,7 @@
     <w:p>
       <w:pPr>
         <w:pStyle w:val="Compact"/>
+        <w:spacing w:before="0" w:after="0"/>
       </w:pPr>
       <w:r>
         <w:rPr>
@@ -2528,6 +2562,7 @@
     <w:p>
       <w:pPr>
         <w:pStyle w:val="Compact"/>
+        <w:spacing w:before="0" w:after="0"/>
       </w:pPr>
       <w:r>
         <w:rPr>
@@ -2583,6 +2618,7 @@
     <w:p>
       <w:pPr>
         <w:pStyle w:val="Compact"/>
+        <w:spacing w:before="0" w:after="0"/>
       </w:pPr>
       <w:r>
         <w:rPr>
@@ -18585,8 +18621,8 @@
     <w:p>
       <w:pPr>
         <w:pStyle w:val="BodyText"/>
+        <w:spacing w:before="0" w:after="0"/>
         <w:ind w:left="480" w:hanging="480"/>
-        <w:spacing w:after="0"/>
       </w:pPr>
       <w:r>
         <w:rPr>
@@ -18610,8 +18646,8 @@
     <w:p>
       <w:pPr>
         <w:pStyle w:val="BodyText"/>
+        <w:spacing w:before="0" w:after="0"/>
         <w:ind w:left="480" w:hanging="480"/>
-        <w:spacing w:before="0" w:after="0"/>
       </w:pPr>
       <w:r>
         <w:rPr>
@@ -18635,8 +18671,8 @@
     <w:p>
       <w:pPr>
         <w:pStyle w:val="BodyText"/>
+        <w:spacing w:before="0" w:after="0"/>
         <w:ind w:left="480" w:hanging="480"/>
-        <w:spacing w:before="0" w:after="0"/>
       </w:pPr>
       <w:r>
         <w:rPr>
@@ -18660,8 +18696,8 @@
     <w:p>
       <w:pPr>
         <w:pStyle w:val="BodyText"/>
+        <w:spacing w:before="0" w:after="0"/>
         <w:ind w:left="480" w:hanging="480"/>
-        <w:spacing w:before="0" w:after="180"/>
       </w:pPr>
       <w:r>
         <w:rPr>
@@ -18935,8 +18971,8 @@
     <w:p>
       <w:pPr>
         <w:pStyle w:val="BodyText"/>
+        <w:spacing w:before="0" w:after="0"/>
         <w:ind w:left="480" w:hanging="480"/>
-        <w:spacing w:after="0"/>
       </w:pPr>
       <w:r>
         <w:rPr>
@@ -18960,8 +18996,8 @@
     <w:p>
       <w:pPr>
         <w:pStyle w:val="BodyText"/>
+        <w:spacing w:before="0" w:after="0"/>
         <w:ind w:left="480" w:hanging="480"/>
-        <w:spacing w:before="0" w:after="0"/>
       </w:pPr>
       <w:r>
         <w:rPr>
@@ -18985,8 +19021,8 @@
     <w:p>
       <w:pPr>
         <w:pStyle w:val="BodyText"/>
+        <w:spacing w:before="0" w:after="0"/>
         <w:ind w:left="480" w:hanging="480"/>
-        <w:spacing w:before="0" w:after="0"/>
       </w:pPr>
       <w:r>
         <w:rPr>
@@ -19010,8 +19046,8 @@
     <w:p>
       <w:pPr>
         <w:pStyle w:val="BodyText"/>
+        <w:spacing w:before="0" w:after="0"/>
         <w:ind w:left="480" w:hanging="480"/>
-        <w:spacing w:before="0" w:after="180"/>
       </w:pPr>
       <w:r>
         <w:rPr>
@@ -26638,6 +26674,14 @@
         <w:tblStyle w:val="Table"/>
         <w:tblW w:type="pct" w:w="5000"/>
         <w:tblLayout w:type="fixed"/>
+        <w:tblBorders>
+          <w:top w:val="single" w:sz="12" w:space="0" w:color="000000"/>
+          <w:left w:val="none" w:sz="0" w:space="0" w:color="auto"/>
+          <w:bottom w:val="single" w:sz="12" w:space="0" w:color="000000"/>
+          <w:right w:val="none" w:sz="0" w:space="0" w:color="auto"/>
+          <w:insideH w:val="none" w:sz="0" w:space="0" w:color="auto"/>
+          <w:insideV w:val="none" w:sz="0" w:space="0" w:color="auto"/>
+        </w:tblBorders>
         <w:tblLook w:firstRow="1" w:lastRow="0" w:firstColumn="0" w:lastColumn="0" w:noHBand="0" w:noVBand="0" w:val="0020"/>
       </w:tblPr>
       <w:tblGrid>
@@ -26652,7 +26696,11 @@
           <w:tblHeader w:val="on"/>
         </w:trPr>
         <w:tc>
-          <w:tcPr/>
+          <w:tcPr>
+            <w:tcBorders>
+              <w:bottom w:val="single" w:sz="8" w:space="0" w:color="000000"/>
+            </w:tcBorders>
+          </w:tcPr>
           <w:p>
             <w:pPr>
               <w:pStyle w:val="Compact"/>
@@ -26661,7 +26709,11 @@
           </w:p>
         </w:tc>
         <w:tc>
-          <w:tcPr/>
+          <w:tcPr>
+            <w:tcBorders>
+              <w:bottom w:val="single" w:sz="8" w:space="0" w:color="000000"/>
+            </w:tcBorders>
+          </w:tcPr>
           <w:p>
             <w:pPr>
               <w:pStyle w:val="Compact"/>
@@ -26677,7 +26729,11 @@
           </w:p>
         </w:tc>
         <w:tc>
-          <w:tcPr/>
+          <w:tcPr>
+            <w:tcBorders>
+              <w:bottom w:val="single" w:sz="8" w:space="0" w:color="000000"/>
+            </w:tcBorders>
+          </w:tcPr>
           <w:p>
             <w:pPr>
               <w:pStyle w:val="Compact"/>
@@ -26719,7 +26775,11 @@
           </w:p>
         </w:tc>
         <w:tc>
-          <w:tcPr/>
+          <w:tcPr>
+            <w:tcBorders>
+              <w:bottom w:val="single" w:sz="8" w:space="0" w:color="000000"/>
+            </w:tcBorders>
+          </w:tcPr>
           <w:p>
             <w:pPr>
               <w:pStyle w:val="Compact"/>
@@ -26761,7 +26821,11 @@
           </w:p>
         </w:tc>
         <w:tc>
-          <w:tcPr/>
+          <w:tcPr>
+            <w:tcBorders>
+              <w:bottom w:val="single" w:sz="8" w:space="0" w:color="000000"/>
+            </w:tcBorders>
+          </w:tcPr>
           <w:p>
             <w:pPr>
               <w:pStyle w:val="Compact"/>
@@ -31935,7 +31999,7 @@
     <ns0:rPr>
       <ns0:rFonts ns0:ascii="Times New Roman" ns0:cs="Times New Roman" ns0:eastAsia="SimHei" ns0:hAnsi="Times New Roman"/>
       <ns0:b/>
-      <ns0:color ns0:val="17324D"/>
+      <ns0:color ns0:val="000000"/>
       <ns0:sz ns0:val="44"/>
       <ns0:szCs ns0:val="56"/>
     </ns0:rPr>
@@ -32077,7 +32141,7 @@
     <ns0:rPr>
       <ns0:rFonts ns0:ascii="Times New Roman" ns0:cs="Times New Roman" ns0:eastAsia="SimHei" ns0:hAnsi="Times New Roman"/>
       <ns0:b/>
-      <ns0:color ns0:val="17324D"/>
+      <ns0:color ns0:val="000000"/>
       <ns0:sz ns0:val="32"/>
       <ns0:szCs ns0:val="40"/>
     </ns0:rPr>
@@ -32101,7 +32165,7 @@
     <ns0:rPr>
       <ns0:rFonts ns0:ascii="Times New Roman" ns0:cs="Times New Roman" ns0:eastAsia="SimHei" ns0:hAnsi="Times New Roman"/>
       <ns0:b/>
-      <ns0:color ns0:val="17324D"/>
+      <ns0:color ns0:val="000000"/>
       <ns0:sz ns0:val="28"/>
       <ns0:szCs ns0:val="32"/>
     </ns0:rPr>
@@ -32125,7 +32189,7 @@
     <ns0:rPr>
       <ns0:rFonts ns0:ascii="Times New Roman" ns0:cs="Times New Roman" ns0:eastAsia="SimHei" ns0:hAnsi="Times New Roman"/>
       <ns0:b/>
-      <ns0:color ns0:val="17324D"/>
+      <ns0:color ns0:val="000000"/>
       <ns0:sz ns0:val="25"/>
       <ns0:szCs ns0:val="28"/>
     </ns0:rPr>

--- a/00-首页/题组Word/第一轮·综合套卷/第一轮综合卷02（教师版）.docx
+++ b/00-首页/题组Word/第一轮·综合套卷/第一轮综合卷02（教师版）.docx
@@ -57,14 +57,6 @@
       <w:tblPr>
         <w:tblStyle w:val="Table"/>
         <w:tblW w:type="auto" w:w="0"/>
-        <w:tblBorders>
-          <w:top w:val="single" w:sz="12" w:space="0" w:color="000000"/>
-          <w:left w:val="none" w:sz="0" w:space="0" w:color="auto"/>
-          <w:bottom w:val="single" w:sz="12" w:space="0" w:color="000000"/>
-          <w:right w:val="none" w:sz="0" w:space="0" w:color="auto"/>
-          <w:insideH w:val="none" w:sz="0" w:space="0" w:color="auto"/>
-          <w:insideV w:val="none" w:sz="0" w:space="0" w:color="auto"/>
-        </w:tblBorders>
         <w:tblLook w:firstRow="1" w:lastRow="0" w:firstColumn="0" w:lastColumn="0" w:noHBand="0" w:noVBand="0" w:val="0020"/>
       </w:tblPr>
       <w:tblGrid>
@@ -77,11 +69,7 @@
           <w:tblHeader w:val="on"/>
         </w:trPr>
         <w:tc>
-          <w:tcPr>
-            <w:tcBorders>
-              <w:bottom w:val="single" w:sz="8" w:space="0" w:color="000000"/>
-            </w:tcBorders>
-          </w:tcPr>
+          <w:tcPr/>
           <w:p>
             <w:pPr>
               <w:pStyle w:val="Compact"/>
@@ -97,11 +85,7 @@
           </w:p>
         </w:tc>
         <w:tc>
-          <w:tcPr>
-            <w:tcBorders>
-              <w:bottom w:val="single" w:sz="8" w:space="0" w:color="000000"/>
-            </w:tcBorders>
-          </w:tcPr>
+          <w:tcPr/>
           <w:p>
             <w:pPr>
               <w:pStyle w:val="Compact"/>
@@ -117,11 +101,7 @@
           </w:p>
         </w:tc>
         <w:tc>
-          <w:tcPr>
-            <w:tcBorders>
-              <w:bottom w:val="single" w:sz="8" w:space="0" w:color="000000"/>
-            </w:tcBorders>
-          </w:tcPr>
+          <w:tcPr/>
           <w:p>
             <w:pPr>
               <w:pStyle w:val="Compact"/>
@@ -462,7 +442,10 @@
     <w:p>
       <w:pPr>
         <w:pStyle w:val="Compact"/>
-        <w:spacing w:before="0" w:after="0"/>
+        <w:numPr>
+          <w:ilvl w:val="0"/>
+          <w:numId w:val="1001"/>
+        </w:numPr>
       </w:pPr>
       <w:r>
         <w:rPr>
@@ -505,7 +488,10 @@
     <w:p>
       <w:pPr>
         <w:pStyle w:val="Compact"/>
-        <w:spacing w:before="0" w:after="0"/>
+        <w:numPr>
+          <w:ilvl w:val="0"/>
+          <w:numId w:val="1001"/>
+        </w:numPr>
       </w:pPr>
       <w:r>
         <w:rPr>
@@ -584,7 +570,10 @@
     <w:p>
       <w:pPr>
         <w:pStyle w:val="Compact"/>
-        <w:spacing w:before="0" w:after="0"/>
+        <w:numPr>
+          <w:ilvl w:val="0"/>
+          <w:numId w:val="1001"/>
+        </w:numPr>
       </w:pPr>
       <w:r>
         <w:rPr>
@@ -615,7 +604,10 @@
     <w:p>
       <w:pPr>
         <w:pStyle w:val="Compact"/>
-        <w:spacing w:before="0" w:after="0"/>
+        <w:numPr>
+          <w:ilvl w:val="0"/>
+          <w:numId w:val="1001"/>
+        </w:numPr>
       </w:pPr>
       <w:r>
         <w:rPr>
@@ -966,53 +958,16 @@
     <w:p>
       <w:pPr>
         <w:pStyle w:val="Compact"/>
-        <w:spacing w:before="0" w:after="0"/>
-        <w:ind w:left="480" w:hanging="480"/>
-      </w:pPr>
-      <w:r>
-        <w:rPr>
-          <w:rFonts w:ascii="Times New Roman" w:hAnsi="Times New Roman" w:eastAsia="Times New Roman" w:cs="Times New Roman"/>
-        </w:rPr>
-        <w:t xml:space="preserve">A. 1 2 1 3　　</w:t>
-      </w:r>
-    </w:p>
-    <w:p>
-      <w:pPr>
-        <w:pStyle w:val="Compact"/>
-        <w:spacing w:before="0" w:after="0"/>
-        <w:ind w:left="480" w:hanging="480"/>
-      </w:pPr>
-      <w:r>
-        <w:rPr>
-          <w:rFonts w:ascii="Times New Roman" w:hAnsi="Times New Roman" w:eastAsia="Times New Roman" w:cs="Times New Roman"/>
-        </w:rPr>
-        <w:t xml:space="preserve">B. 2 2 5 3　　</w:t>
-      </w:r>
-    </w:p>
-    <w:p>
-      <w:pPr>
-        <w:pStyle w:val="Compact"/>
-        <w:spacing w:before="0" w:after="0"/>
-        <w:ind w:left="480" w:hanging="480"/>
-      </w:pPr>
-      <w:r>
-        <w:rPr>
-          <w:rFonts w:ascii="Times New Roman" w:hAnsi="Times New Roman" w:eastAsia="Times New Roman" w:cs="Times New Roman"/>
-        </w:rPr>
-        <w:t xml:space="preserve">C. 2 3 5 6　　</w:t>
-      </w:r>
-    </w:p>
-    <w:p>
-      <w:pPr>
-        <w:pStyle w:val="Compact"/>
-        <w:spacing w:before="0" w:after="0"/>
-        <w:ind w:left="480" w:hanging="480"/>
-      </w:pPr>
-      <w:r>
-        <w:rPr>
-          <w:rFonts w:ascii="Times New Roman" w:hAnsi="Times New Roman" w:eastAsia="Times New Roman" w:cs="Times New Roman"/>
-        </w:rPr>
-        <w:t xml:space="preserve">D. 4 2 1 3</w:t>
+        <w:numPr>
+          <w:ilvl w:val="0"/>
+          <w:numId w:val="1002"/>
+        </w:numPr>
+      </w:pPr>
+      <w:r>
+        <w:rPr>
+          <w:rFonts w:ascii="Times New Roman" w:hAnsi="Times New Roman" w:eastAsia="Times New Roman" w:cs="Times New Roman"/>
+        </w:rPr>
+        <w:t xml:space="preserve">A. 1 2 1 3　　B. 2 2 5 3　　C. 2 3 5 6　　D. 4 2 1 3</w:t>
       </w:r>
     </w:p>
     <w:p>
@@ -1158,7 +1113,10 @@
     <w:p>
       <w:pPr>
         <w:pStyle w:val="Compact"/>
-        <w:spacing w:before="0" w:after="0"/>
+        <w:numPr>
+          <w:ilvl w:val="0"/>
+          <w:numId w:val="1003"/>
+        </w:numPr>
       </w:pPr>
       <w:r>
         <w:rPr>
@@ -1214,7 +1172,10 @@
     <w:p>
       <w:pPr>
         <w:pStyle w:val="Compact"/>
-        <w:spacing w:before="0" w:after="0"/>
+        <w:numPr>
+          <w:ilvl w:val="0"/>
+          <w:numId w:val="1003"/>
+        </w:numPr>
       </w:pPr>
       <w:r>
         <w:rPr>
@@ -1257,7 +1218,10 @@
     <w:p>
       <w:pPr>
         <w:pStyle w:val="Compact"/>
-        <w:spacing w:before="0" w:after="0"/>
+        <w:numPr>
+          <w:ilvl w:val="0"/>
+          <w:numId w:val="1003"/>
+        </w:numPr>
       </w:pPr>
       <w:r>
         <w:rPr>
@@ -1301,7 +1265,10 @@
     <w:p>
       <w:pPr>
         <w:pStyle w:val="Compact"/>
-        <w:spacing w:before="0" w:after="0"/>
+        <w:numPr>
+          <w:ilvl w:val="0"/>
+          <w:numId w:val="1003"/>
+        </w:numPr>
       </w:pPr>
       <w:r>
         <w:rPr>
@@ -1532,53 +1499,16 @@
     <w:p>
       <w:pPr>
         <w:pStyle w:val="Compact"/>
-        <w:spacing w:before="0" w:after="0"/>
-        <w:ind w:left="480" w:hanging="480"/>
-      </w:pPr>
-      <w:r>
-        <w:rPr>
-          <w:rFonts w:ascii="Times New Roman" w:hAnsi="Times New Roman" w:eastAsia="Times New Roman" w:cs="Times New Roman"/>
-        </w:rPr>
-        <w:t xml:space="preserve">A. N=N=O　　</w:t>
-      </w:r>
-    </w:p>
-    <w:p>
-      <w:pPr>
-        <w:pStyle w:val="Compact"/>
-        <w:spacing w:before="0" w:after="0"/>
-        <w:ind w:left="480" w:hanging="480"/>
-      </w:pPr>
-      <w:r>
-        <w:rPr>
-          <w:rFonts w:ascii="Times New Roman" w:hAnsi="Times New Roman" w:eastAsia="Times New Roman" w:cs="Times New Roman"/>
-        </w:rPr>
-        <w:t xml:space="preserve">B. N≡N—O　　</w:t>
-      </w:r>
-    </w:p>
-    <w:p>
-      <w:pPr>
-        <w:pStyle w:val="Compact"/>
-        <w:spacing w:before="0" w:after="0"/>
-        <w:ind w:left="480" w:hanging="480"/>
-      </w:pPr>
-      <w:r>
-        <w:rPr>
-          <w:rFonts w:ascii="Times New Roman" w:hAnsi="Times New Roman" w:eastAsia="Times New Roman" w:cs="Times New Roman"/>
-        </w:rPr>
-        <w:t xml:space="preserve">C. N—N≡O　　</w:t>
-      </w:r>
-    </w:p>
-    <w:p>
-      <w:pPr>
-        <w:pStyle w:val="Compact"/>
-        <w:spacing w:before="0" w:after="0"/>
-        <w:ind w:left="480" w:hanging="480"/>
-      </w:pPr>
-      <w:r>
-        <w:rPr>
-          <w:rFonts w:ascii="Times New Roman" w:hAnsi="Times New Roman" w:eastAsia="Times New Roman" w:cs="Times New Roman"/>
-        </w:rPr>
-        <w:t xml:space="preserve">D. N=O=N</w:t>
+        <w:numPr>
+          <w:ilvl w:val="0"/>
+          <w:numId w:val="1004"/>
+        </w:numPr>
+      </w:pPr>
+      <w:r>
+        <w:rPr>
+          <w:rFonts w:ascii="Times New Roman" w:hAnsi="Times New Roman" w:eastAsia="Times New Roman" w:cs="Times New Roman"/>
+        </w:rPr>
+        <w:t xml:space="preserve">A. N=N=O　　B. N≡N—O　　C. N—N≡O　　D. N=O=N</w:t>
       </w:r>
     </w:p>
     <w:p>
@@ -2094,7 +2024,10 @@
     <w:p>
       <w:pPr>
         <w:pStyle w:val="Compact"/>
-        <w:spacing w:before="0" w:after="0"/>
+        <w:numPr>
+          <w:ilvl w:val="0"/>
+          <w:numId w:val="1006"/>
+        </w:numPr>
       </w:pPr>
       <w:r>
         <w:rPr>
@@ -2137,7 +2070,10 @@
     <w:p>
       <w:pPr>
         <w:pStyle w:val="Compact"/>
-        <w:spacing w:before="0" w:after="0"/>
+        <w:numPr>
+          <w:ilvl w:val="0"/>
+          <w:numId w:val="1006"/>
+        </w:numPr>
       </w:pPr>
       <w:r>
         <w:rPr>
@@ -2168,7 +2104,10 @@
     <w:p>
       <w:pPr>
         <w:pStyle w:val="Compact"/>
-        <w:spacing w:before="0" w:after="0"/>
+        <w:numPr>
+          <w:ilvl w:val="0"/>
+          <w:numId w:val="1006"/>
+        </w:numPr>
       </w:pPr>
       <w:r>
         <w:rPr>
@@ -2199,7 +2138,10 @@
     <w:p>
       <w:pPr>
         <w:pStyle w:val="Compact"/>
-        <w:spacing w:before="0" w:after="0"/>
+        <w:numPr>
+          <w:ilvl w:val="0"/>
+          <w:numId w:val="1006"/>
+        </w:numPr>
       </w:pPr>
       <w:r>
         <w:rPr>
@@ -2448,7 +2390,7 @@
         </w:rPr>
         <w:drawing>
           <wp:inline>
-            <wp:extent cx="3124284" cy="938571"/>
+            <wp:extent cx="3600000" cy="938571"/>
             <wp:effectExtent b="0" l="0" r="0" t="0"/>
             <wp:docPr descr="" title="" id="16" name="Picture"/>
             <a:graphic>
@@ -2469,7 +2411,7 @@
                   <pic:spPr bwMode="auto">
                     <a:xfrm>
                       <a:off x="0" y="0"/>
-                      <a:ext cx="3124284" cy="938571"/>
+                      <a:ext cx="3600000" cy="938571"/>
                     </a:xfrm>
                     <a:prstGeom prst="rect">
                       <a:avLst/>
@@ -2502,7 +2444,10 @@
     <w:p>
       <w:pPr>
         <w:pStyle w:val="Compact"/>
-        <w:spacing w:before="0" w:after="0"/>
+        <w:numPr>
+          <w:ilvl w:val="0"/>
+          <w:numId w:val="1007"/>
+        </w:numPr>
       </w:pPr>
       <w:r>
         <w:rPr>
@@ -2544,7 +2489,10 @@
     <w:p>
       <w:pPr>
         <w:pStyle w:val="Compact"/>
-        <w:spacing w:before="0" w:after="0"/>
+        <w:numPr>
+          <w:ilvl w:val="0"/>
+          <w:numId w:val="1007"/>
+        </w:numPr>
       </w:pPr>
       <w:r>
         <w:rPr>
@@ -2562,7 +2510,10 @@
     <w:p>
       <w:pPr>
         <w:pStyle w:val="Compact"/>
-        <w:spacing w:before="0" w:after="0"/>
+        <w:numPr>
+          <w:ilvl w:val="0"/>
+          <w:numId w:val="1007"/>
+        </w:numPr>
       </w:pPr>
       <w:r>
         <w:rPr>
@@ -2618,7 +2569,10 @@
     <w:p>
       <w:pPr>
         <w:pStyle w:val="Compact"/>
-        <w:spacing w:before="0" w:after="0"/>
+        <w:numPr>
+          <w:ilvl w:val="0"/>
+          <w:numId w:val="1007"/>
+        </w:numPr>
       </w:pPr>
       <w:r>
         <w:rPr>
@@ -4021,7 +3975,7 @@
         </w:rPr>
         <w:drawing>
           <wp:inline>
-            <wp:extent cx="2501900" cy="3149600"/>
+            <wp:extent cx="2552700" cy="3149600"/>
             <wp:effectExtent b="0" l="0" r="0" t="0"/>
             <wp:docPr descr="" title="" id="25" name="Picture"/>
             <a:graphic>
@@ -4042,7 +3996,7 @@
                   <pic:spPr bwMode="auto">
                     <a:xfrm>
                       <a:off x="0" y="0"/>
-                      <a:ext cx="2501900" cy="3149600"/>
+                      <a:ext cx="2552700" cy="3149600"/>
                     </a:xfrm>
                     <a:prstGeom prst="rect">
                       <a:avLst/>
@@ -4162,7 +4116,7 @@
         </w:rPr>
         <w:drawing>
           <wp:inline>
-            <wp:extent cx="2528094" cy="3111500"/>
+            <wp:extent cx="2552700" cy="3111500"/>
             <wp:effectExtent b="0" l="0" r="0" t="0"/>
             <wp:docPr descr="" title="" id="28" name="Picture"/>
             <a:graphic>
@@ -4183,7 +4137,7 @@
                   <pic:spPr bwMode="auto">
                     <a:xfrm>
                       <a:off x="0" y="0"/>
-                      <a:ext cx="2528094" cy="3111500"/>
+                      <a:ext cx="2552700" cy="3111500"/>
                     </a:xfrm>
                     <a:prstGeom prst="rect">
                       <a:avLst/>
@@ -4517,7 +4471,7 @@
         </w:rPr>
         <w:drawing>
           <wp:inline>
-            <wp:extent cx="3240000" cy="3064433"/>
+            <wp:extent cx="3240000" cy="3089486"/>
             <wp:effectExtent b="0" l="0" r="0" t="0"/>
             <wp:docPr descr="" title="" id="32" name="Picture"/>
             <a:graphic>
@@ -4538,7 +4492,7 @@
                   <pic:spPr bwMode="auto">
                     <a:xfrm>
                       <a:off x="0" y="0"/>
-                      <a:ext cx="3240000" cy="3064433"/>
+                      <a:ext cx="3240000" cy="3089486"/>
                     </a:xfrm>
                     <a:prstGeom prst="rect">
                       <a:avLst/>
@@ -4599,7 +4553,7 @@
         </w:rPr>
         <w:drawing>
           <wp:inline>
-            <wp:extent cx="3221349" cy="4102662"/>
+            <wp:extent cx="3240000" cy="4102662"/>
             <wp:effectExtent b="0" l="0" r="0" t="0"/>
             <wp:docPr descr="" title="" id="35" name="Picture"/>
             <a:graphic>
@@ -4620,7 +4574,7 @@
                   <pic:spPr bwMode="auto">
                     <a:xfrm>
                       <a:off x="0" y="0"/>
-                      <a:ext cx="3221349" cy="4102662"/>
+                      <a:ext cx="3240000" cy="4102662"/>
                     </a:xfrm>
                     <a:prstGeom prst="rect">
                       <a:avLst/>
@@ -6008,7 +5962,7 @@
         </w:rPr>
         <w:drawing>
           <wp:inline>
-            <wp:extent cx="3231678" cy="3870350"/>
+            <wp:extent cx="3240000" cy="3870350"/>
             <wp:effectExtent b="0" l="0" r="0" t="0"/>
             <wp:docPr descr="" title="" id="38" name="Picture"/>
             <a:graphic>
@@ -6029,7 +5983,7 @@
                   <pic:spPr bwMode="auto">
                     <a:xfrm>
                       <a:off x="0" y="0"/>
-                      <a:ext cx="3231678" cy="3870350"/>
+                      <a:ext cx="3240000" cy="3870350"/>
                     </a:xfrm>
                     <a:prstGeom prst="rect">
                       <a:avLst/>
@@ -7084,7 +7038,7 @@
         </w:rPr>
         <w:drawing>
           <wp:inline>
-            <wp:extent cx="3600000" cy="1918381"/>
+            <wp:extent cx="3600000" cy="1960876"/>
             <wp:effectExtent b="0" l="0" r="0" t="0"/>
             <wp:docPr descr="" title="" id="42" name="Picture"/>
             <a:graphic>
@@ -7105,7 +7059,7 @@
                   <pic:spPr bwMode="auto">
                     <a:xfrm>
                       <a:off x="0" y="0"/>
-                      <a:ext cx="3600000" cy="1918381"/>
+                      <a:ext cx="3600000" cy="1960876"/>
                     </a:xfrm>
                     <a:prstGeom prst="rect">
                       <a:avLst/>
@@ -10442,7 +10396,7 @@
         </w:rPr>
         <w:drawing>
           <wp:inline>
-            <wp:extent cx="3237401" cy="2820000"/>
+            <wp:extent cx="3240000" cy="2820000"/>
             <wp:effectExtent b="0" l="0" r="0" t="0"/>
             <wp:docPr descr="" title="" id="50" name="Picture"/>
             <a:graphic>
@@ -10463,7 +10417,7 @@
                   <pic:spPr bwMode="auto">
                     <a:xfrm>
                       <a:off x="0" y="0"/>
-                      <a:ext cx="3237401" cy="2820000"/>
+                      <a:ext cx="3240000" cy="2820000"/>
                     </a:xfrm>
                     <a:prstGeom prst="rect">
                       <a:avLst/>
@@ -18621,8 +18575,6 @@
     <w:p>
       <w:pPr>
         <w:pStyle w:val="BodyText"/>
-        <w:spacing w:before="0" w:after="0"/>
-        <w:ind w:left="480" w:hanging="480"/>
       </w:pPr>
       <w:r>
         <w:rPr>
@@ -18640,20 +18592,7 @@
         <w:rPr>
           <w:rFonts w:ascii="Times New Roman" w:hAnsi="Times New Roman" w:eastAsia="Times New Roman" w:cs="Times New Roman"/>
         </w:rPr>
-        <w:t xml:space="preserve">　</w:t>
-      </w:r>
-    </w:p>
-    <w:p>
-      <w:pPr>
-        <w:pStyle w:val="BodyText"/>
-        <w:spacing w:before="0" w:after="0"/>
-        <w:ind w:left="480" w:hanging="480"/>
-      </w:pPr>
-      <w:r>
-        <w:rPr>
-          <w:rFonts w:ascii="Times New Roman" w:hAnsi="Times New Roman" w:eastAsia="Times New Roman" w:cs="Times New Roman"/>
-        </w:rPr>
-        <w:t xml:space="preserve">B. </w:t>
+        <w:t xml:space="preserve">　B. </w:t>
       </w:r>
       <w:r>
         <w:rPr>
@@ -18665,20 +18604,7 @@
         <w:rPr>
           <w:rFonts w:ascii="Times New Roman" w:hAnsi="Times New Roman" w:eastAsia="Times New Roman" w:cs="Times New Roman"/>
         </w:rPr>
-        <w:t xml:space="preserve">　</w:t>
-      </w:r>
-    </w:p>
-    <w:p>
-      <w:pPr>
-        <w:pStyle w:val="BodyText"/>
-        <w:spacing w:before="0" w:after="0"/>
-        <w:ind w:left="480" w:hanging="480"/>
-      </w:pPr>
-      <w:r>
-        <w:rPr>
-          <w:rFonts w:ascii="Times New Roman" w:hAnsi="Times New Roman" w:eastAsia="Times New Roman" w:cs="Times New Roman"/>
-        </w:rPr>
-        <w:t xml:space="preserve">C. </w:t>
+        <w:t xml:space="preserve">　C. </w:t>
       </w:r>
       <w:r>
         <w:rPr>
@@ -18690,20 +18616,7 @@
         <w:rPr>
           <w:rFonts w:ascii="Times New Roman" w:hAnsi="Times New Roman" w:eastAsia="Times New Roman" w:cs="Times New Roman"/>
         </w:rPr>
-        <w:t xml:space="preserve">　</w:t>
-      </w:r>
-    </w:p>
-    <w:p>
-      <w:pPr>
-        <w:pStyle w:val="BodyText"/>
-        <w:spacing w:before="0" w:after="0"/>
-        <w:ind w:left="480" w:hanging="480"/>
-      </w:pPr>
-      <w:r>
-        <w:rPr>
-          <w:rFonts w:ascii="Times New Roman" w:hAnsi="Times New Roman" w:eastAsia="Times New Roman" w:cs="Times New Roman"/>
-        </w:rPr>
-        <w:t xml:space="preserve">D. </w:t>
+        <w:t xml:space="preserve">　D. </w:t>
       </w:r>
       <w:r>
         <w:rPr>
@@ -18971,8 +18884,6 @@
     <w:p>
       <w:pPr>
         <w:pStyle w:val="BodyText"/>
-        <w:spacing w:before="0" w:after="0"/>
-        <w:ind w:left="480" w:hanging="480"/>
       </w:pPr>
       <w:r>
         <w:rPr>
@@ -18990,20 +18901,7 @@
         <w:rPr>
           <w:rFonts w:ascii="Times New Roman" w:hAnsi="Times New Roman" w:eastAsia="Times New Roman" w:cs="Times New Roman"/>
         </w:rPr>
-        <w:t xml:space="preserve">　　</w:t>
-      </w:r>
-    </w:p>
-    <w:p>
-      <w:pPr>
-        <w:pStyle w:val="BodyText"/>
-        <w:spacing w:before="0" w:after="0"/>
-        <w:ind w:left="480" w:hanging="480"/>
-      </w:pPr>
-      <w:r>
-        <w:rPr>
-          <w:rFonts w:ascii="Times New Roman" w:hAnsi="Times New Roman" w:eastAsia="Times New Roman" w:cs="Times New Roman"/>
-        </w:rPr>
-        <w:t xml:space="preserve">B. </w:t>
+        <w:t xml:space="preserve">　　B. </w:t>
       </w:r>
       <w:r>
         <w:rPr>
@@ -19015,20 +18913,7 @@
         <w:rPr>
           <w:rFonts w:ascii="Times New Roman" w:hAnsi="Times New Roman" w:eastAsia="Times New Roman" w:cs="Times New Roman"/>
         </w:rPr>
-        <w:t xml:space="preserve">　　</w:t>
-      </w:r>
-    </w:p>
-    <w:p>
-      <w:pPr>
-        <w:pStyle w:val="BodyText"/>
-        <w:spacing w:before="0" w:after="0"/>
-        <w:ind w:left="480" w:hanging="480"/>
-      </w:pPr>
-      <w:r>
-        <w:rPr>
-          <w:rFonts w:ascii="Times New Roman" w:hAnsi="Times New Roman" w:eastAsia="Times New Roman" w:cs="Times New Roman"/>
-        </w:rPr>
-        <w:t xml:space="preserve">C. </w:t>
+        <w:t xml:space="preserve">　　C. </w:t>
       </w:r>
       <w:r>
         <w:rPr>
@@ -19040,20 +18925,7 @@
         <w:rPr>
           <w:rFonts w:ascii="Times New Roman" w:hAnsi="Times New Roman" w:eastAsia="Times New Roman" w:cs="Times New Roman"/>
         </w:rPr>
-        <w:t xml:space="preserve">　　</w:t>
-      </w:r>
-    </w:p>
-    <w:p>
-      <w:pPr>
-        <w:pStyle w:val="BodyText"/>
-        <w:spacing w:before="0" w:after="0"/>
-        <w:ind w:left="480" w:hanging="480"/>
-      </w:pPr>
-      <w:r>
-        <w:rPr>
-          <w:rFonts w:ascii="Times New Roman" w:hAnsi="Times New Roman" w:eastAsia="Times New Roman" w:cs="Times New Roman"/>
-        </w:rPr>
-        <w:t xml:space="preserve">D. </w:t>
+        <w:t xml:space="preserve">　　D. </w:t>
       </w:r>
       <w:r>
         <w:rPr>
@@ -26674,14 +26546,6 @@
         <w:tblStyle w:val="Table"/>
         <w:tblW w:type="pct" w:w="5000"/>
         <w:tblLayout w:type="fixed"/>
-        <w:tblBorders>
-          <w:top w:val="single" w:sz="12" w:space="0" w:color="000000"/>
-          <w:left w:val="none" w:sz="0" w:space="0" w:color="auto"/>
-          <w:bottom w:val="single" w:sz="12" w:space="0" w:color="000000"/>
-          <w:right w:val="none" w:sz="0" w:space="0" w:color="auto"/>
-          <w:insideH w:val="none" w:sz="0" w:space="0" w:color="auto"/>
-          <w:insideV w:val="none" w:sz="0" w:space="0" w:color="auto"/>
-        </w:tblBorders>
         <w:tblLook w:firstRow="1" w:lastRow="0" w:firstColumn="0" w:lastColumn="0" w:noHBand="0" w:noVBand="0" w:val="0020"/>
       </w:tblPr>
       <w:tblGrid>
@@ -26696,11 +26560,7 @@
           <w:tblHeader w:val="on"/>
         </w:trPr>
         <w:tc>
-          <w:tcPr>
-            <w:tcBorders>
-              <w:bottom w:val="single" w:sz="8" w:space="0" w:color="000000"/>
-            </w:tcBorders>
-          </w:tcPr>
+          <w:tcPr/>
           <w:p>
             <w:pPr>
               <w:pStyle w:val="Compact"/>
@@ -26709,11 +26569,7 @@
           </w:p>
         </w:tc>
         <w:tc>
-          <w:tcPr>
-            <w:tcBorders>
-              <w:bottom w:val="single" w:sz="8" w:space="0" w:color="000000"/>
-            </w:tcBorders>
-          </w:tcPr>
+          <w:tcPr/>
           <w:p>
             <w:pPr>
               <w:pStyle w:val="Compact"/>
@@ -26729,11 +26585,7 @@
           </w:p>
         </w:tc>
         <w:tc>
-          <w:tcPr>
-            <w:tcBorders>
-              <w:bottom w:val="single" w:sz="8" w:space="0" w:color="000000"/>
-            </w:tcBorders>
-          </w:tcPr>
+          <w:tcPr/>
           <w:p>
             <w:pPr>
               <w:pStyle w:val="Compact"/>
@@ -26775,11 +26627,7 @@
           </w:p>
         </w:tc>
         <w:tc>
-          <w:tcPr>
-            <w:tcBorders>
-              <w:bottom w:val="single" w:sz="8" w:space="0" w:color="000000"/>
-            </w:tcBorders>
-          </w:tcPr>
+          <w:tcPr/>
           <w:p>
             <w:pPr>
               <w:pStyle w:val="Compact"/>
@@ -26821,11 +26669,7 @@
           </w:p>
         </w:tc>
         <w:tc>
-          <w:tcPr>
-            <w:tcBorders>
-              <w:bottom w:val="single" w:sz="8" w:space="0" w:color="000000"/>
-            </w:tcBorders>
-          </w:tcPr>
+          <w:tcPr/>
           <w:p>
             <w:pPr>
               <w:pStyle w:val="Compact"/>
@@ -31999,7 +31843,7 @@
     <ns0:rPr>
       <ns0:rFonts ns0:ascii="Times New Roman" ns0:cs="Times New Roman" ns0:eastAsia="SimHei" ns0:hAnsi="Times New Roman"/>
       <ns0:b/>
-      <ns0:color ns0:val="000000"/>
+      <ns0:color ns0:val="17324D"/>
       <ns0:sz ns0:val="44"/>
       <ns0:szCs ns0:val="56"/>
     </ns0:rPr>
@@ -32141,7 +31985,7 @@
     <ns0:rPr>
       <ns0:rFonts ns0:ascii="Times New Roman" ns0:cs="Times New Roman" ns0:eastAsia="SimHei" ns0:hAnsi="Times New Roman"/>
       <ns0:b/>
-      <ns0:color ns0:val="000000"/>
+      <ns0:color ns0:val="17324D"/>
       <ns0:sz ns0:val="32"/>
       <ns0:szCs ns0:val="40"/>
     </ns0:rPr>
@@ -32165,7 +32009,7 @@
     <ns0:rPr>
       <ns0:rFonts ns0:ascii="Times New Roman" ns0:cs="Times New Roman" ns0:eastAsia="SimHei" ns0:hAnsi="Times New Roman"/>
       <ns0:b/>
-      <ns0:color ns0:val="000000"/>
+      <ns0:color ns0:val="17324D"/>
       <ns0:sz ns0:val="28"/>
       <ns0:szCs ns0:val="32"/>
     </ns0:rPr>
@@ -32189,7 +32033,7 @@
     <ns0:rPr>
       <ns0:rFonts ns0:ascii="Times New Roman" ns0:cs="Times New Roman" ns0:eastAsia="SimHei" ns0:hAnsi="Times New Roman"/>
       <ns0:b/>
-      <ns0:color ns0:val="000000"/>
+      <ns0:color ns0:val="17324D"/>
       <ns0:sz ns0:val="25"/>
       <ns0:szCs ns0:val="28"/>
     </ns0:rPr>

--- a/00-首页/题组Word/第一轮·综合套卷/第一轮综合卷02（教师版）.docx
+++ b/00-首页/题组Word/第一轮·综合套卷/第一轮综合卷02（教师版）.docx
@@ -2,7 +2,7 @@
 <file path=word/document.xml><?xml version="1.0" encoding="utf-8"?>
 <w:document xmlns:w="http://schemas.openxmlformats.org/wordprocessingml/2006/main" xmlns:m="http://schemas.openxmlformats.org/officeDocument/2006/math" xmlns:r="http://schemas.openxmlformats.org/officeDocument/2006/relationships" xmlns:o="urn:schemas-microsoft-com:office:office" xmlns:v="urn:schemas-microsoft-com:vml" xmlns:w10="urn:schemas-microsoft-com:office:word" xmlns:a="http://schemas.openxmlformats.org/drawingml/2006/main" xmlns:pic="http://schemas.openxmlformats.org/drawingml/2006/picture" xmlns:wp="http://schemas.openxmlformats.org/drawingml/2006/wordprocessingDrawing">
   <w:body>
-    <w:bookmarkStart w:id="74" w:name="第一轮综合练习-第02卷"/>
+    <w:bookmarkStart w:id="76" w:name="第一轮综合练习-第02卷"/>
     <w:p>
       <w:pPr>
         <w:pStyle w:val="Heading1"/>
@@ -38,6 +38,282 @@
           <w:rFonts w:hint="eastAsia" w:ascii="Times New Roman" w:hAnsi="Times New Roman" w:eastAsia="SimHei" w:cs="Times New Roman"/>
         </w:rPr>
         <w:t>卷</w:t>
+      </w:r>
+    </w:p>
+    <w:p>
+      <w:pPr>
+        <w:pStyle w:val="BlockText"/>
+        <w:ind w:firstLine="420"/>
+      </w:pPr>
+      <w:r>
+        <w:rPr>
+          <w:rFonts w:hint="eastAsia" w:ascii="Times New Roman" w:hAnsi="Times New Roman" w:eastAsia="FangSong" w:cs="Times New Roman"/>
+          <w:b/>
+          <w:bCs/>
+        </w:rPr>
+        <w:t xml:space="preserve">题源</w:t>
+      </w:r>
+      <w:r>
+        <w:rPr>
+          <w:rFonts w:hint="eastAsia" w:ascii="Times New Roman" w:hAnsi="Times New Roman" w:eastAsia="Times New Roman" w:cs="Times New Roman"/>
+        </w:rPr>
+        <w:t>：</w:t>
+      </w:r>
+      <w:r>
+        <w:rPr>
+          <w:rFonts w:hint="eastAsia" w:ascii="Times New Roman" w:hAnsi="Times New Roman" w:eastAsia="FangSong" w:cs="Times New Roman"/>
+        </w:rPr>
+        <w:t>竞赛导向题集</w:t>
+      </w:r>
+      <w:r>
+        <w:rPr>
+          <w:rFonts w:hint="eastAsia" w:ascii="Times New Roman" w:hAnsi="Times New Roman" w:eastAsia="Times New Roman" w:cs="Times New Roman"/>
+        </w:rPr>
+        <w:t>（</w:t>
+      </w:r>
+      <w:r>
+        <w:rPr>
+          <w:rFonts w:hint="eastAsia" w:ascii="Times New Roman" w:hAnsi="Times New Roman" w:eastAsia="FangSong" w:cs="Times New Roman"/>
+        </w:rPr>
+        <w:t>真题</w:t>
+      </w:r>
+      <w:r>
+        <w:rPr>
+          <w:rFonts w:hint="eastAsia" w:ascii="Times New Roman" w:hAnsi="Times New Roman" w:eastAsia="Times New Roman" w:cs="Times New Roman"/>
+        </w:rPr>
+        <w:t>／</w:t>
+      </w:r>
+      <w:r>
+        <w:rPr>
+          <w:rFonts w:hint="eastAsia" w:ascii="Times New Roman" w:hAnsi="Times New Roman" w:eastAsia="FangSong" w:cs="Times New Roman"/>
+        </w:rPr>
+        <w:t>专项卷</w:t>
+      </w:r>
+      <w:r>
+        <w:rPr>
+          <w:rFonts w:hint="eastAsia" w:ascii="Times New Roman" w:hAnsi="Times New Roman" w:eastAsia="Times New Roman" w:cs="Times New Roman"/>
+        </w:rPr>
+        <w:t>／</w:t>
+      </w:r>
+      <w:r>
+        <w:rPr>
+          <w:rFonts w:hint="eastAsia" w:ascii="Times New Roman" w:hAnsi="Times New Roman" w:eastAsia="FangSong" w:cs="Times New Roman"/>
+        </w:rPr>
+        <w:t>竞赛教程</w:t>
+      </w:r>
+      <w:r>
+        <w:rPr>
+          <w:rFonts w:hint="eastAsia" w:ascii="Times New Roman" w:hAnsi="Times New Roman" w:eastAsia="Times New Roman" w:cs="Times New Roman"/>
+        </w:rPr>
+        <w:t>／</w:t>
+      </w:r>
+      <w:r>
+        <w:rPr>
+          <w:rFonts w:hint="eastAsia" w:ascii="Times New Roman" w:hAnsi="Times New Roman" w:eastAsia="FangSong" w:cs="Times New Roman"/>
+        </w:rPr>
+        <w:t>竞赛讲义</w:t>
+      </w:r>
+      <w:r>
+        <w:rPr>
+          <w:rFonts w:hint="eastAsia" w:ascii="Times New Roman" w:hAnsi="Times New Roman" w:eastAsia="Times New Roman" w:cs="Times New Roman"/>
+        </w:rPr>
+        <w:t>），</w:t>
+      </w:r>
+      <w:r>
+        <w:rPr>
+          <w:rFonts w:hint="eastAsia" w:ascii="Times New Roman" w:hAnsi="Times New Roman" w:eastAsia="FangSong" w:cs="Times New Roman"/>
+        </w:rPr>
+        <w:t>不含大学教材课后习题</w:t>
+      </w:r>
+      <w:r>
+        <w:rPr>
+          <w:rFonts w:hint="eastAsia" w:ascii="Times New Roman" w:hAnsi="Times New Roman" w:eastAsia="Times New Roman" w:cs="Times New Roman"/>
+        </w:rPr>
+        <w:t>。</w:t>
+      </w:r>
+      <w:r>
+        <w:rPr>
+          <w:rFonts w:ascii="Times New Roman" w:hAnsi="Times New Roman" w:eastAsia="Times New Roman" w:cs="Times New Roman"/>
+        </w:rPr>
+        <w:t xml:space="preserve"> </w:t>
+      </w:r>
+      <w:r>
+        <w:rPr>
+          <w:rFonts w:hint="eastAsia" w:ascii="Times New Roman" w:hAnsi="Times New Roman" w:eastAsia="FangSong" w:cs="Times New Roman"/>
+          <w:b/>
+          <w:bCs/>
+        </w:rPr>
+        <w:t xml:space="preserve">构成</w:t>
+      </w:r>
+      <w:r>
+        <w:rPr>
+          <w:rFonts w:hint="eastAsia" w:ascii="Times New Roman" w:hAnsi="Times New Roman" w:eastAsia="Times New Roman" w:cs="Times New Roman"/>
+        </w:rPr>
+        <w:t>：</w:t>
+      </w:r>
+      <w:r>
+        <w:rPr>
+          <w:rFonts w:hint="eastAsia" w:ascii="Times New Roman" w:hAnsi="Times New Roman" w:eastAsia="FangSong" w:cs="Times New Roman"/>
+        </w:rPr>
+        <w:t>共</w:t>
+      </w:r>
+      <w:r>
+        <w:rPr>
+          <w:rFonts w:ascii="Times New Roman" w:hAnsi="Times New Roman" w:eastAsia="Times New Roman" w:cs="Times New Roman"/>
+        </w:rPr>
+        <w:t xml:space="preserve"> 27 </w:t>
+      </w:r>
+      <w:r>
+        <w:rPr>
+          <w:rFonts w:hint="eastAsia" w:ascii="Times New Roman" w:hAnsi="Times New Roman" w:eastAsia="FangSong" w:cs="Times New Roman"/>
+        </w:rPr>
+        <w:t>题</w:t>
+      </w:r>
+      <w:r>
+        <w:rPr>
+          <w:rFonts w:hint="eastAsia" w:ascii="Times New Roman" w:hAnsi="Times New Roman" w:eastAsia="Times New Roman" w:cs="Times New Roman"/>
+        </w:rPr>
+        <w:t>（</w:t>
+      </w:r>
+      <w:r>
+        <w:rPr>
+          <w:rFonts w:hint="eastAsia" w:ascii="Times New Roman" w:hAnsi="Times New Roman" w:eastAsia="FangSong" w:cs="Times New Roman"/>
+        </w:rPr>
+        <w:t>结构化学</w:t>
+      </w:r>
+      <w:r>
+        <w:rPr>
+          <w:rFonts w:ascii="Times New Roman" w:hAnsi="Times New Roman" w:eastAsia="Times New Roman" w:cs="Times New Roman"/>
+        </w:rPr>
+        <w:t xml:space="preserve"> 15 </w:t>
+      </w:r>
+      <w:r>
+        <w:rPr>
+          <w:rFonts w:hint="eastAsia" w:ascii="Times New Roman" w:hAnsi="Times New Roman" w:eastAsia="Times New Roman" w:cs="Times New Roman"/>
+        </w:rPr>
+        <w:t xml:space="preserve">＋</w:t>
+      </w:r>
+      <w:r>
+        <w:rPr>
+          <w:rFonts w:ascii="Times New Roman" w:hAnsi="Times New Roman" w:eastAsia="Times New Roman" w:cs="Times New Roman"/>
+        </w:rPr>
+        <w:t xml:space="preserve"> </w:t>
+      </w:r>
+      <w:r>
+        <w:rPr>
+          <w:rFonts w:hint="eastAsia" w:ascii="Times New Roman" w:hAnsi="Times New Roman" w:eastAsia="FangSong" w:cs="Times New Roman"/>
+        </w:rPr>
+        <w:t xml:space="preserve">化学原理</w:t>
+      </w:r>
+      <w:r>
+        <w:rPr>
+          <w:rFonts w:ascii="Times New Roman" w:hAnsi="Times New Roman" w:eastAsia="Times New Roman" w:cs="Times New Roman"/>
+        </w:rPr>
+        <w:t xml:space="preserve"> </w:t>
+      </w:r>
+      <w:r>
+        <w:rPr>
+          <w:rFonts w:hint="eastAsia" w:ascii="Times New Roman" w:hAnsi="Times New Roman" w:eastAsia="Times New Roman" w:cs="Times New Roman"/>
+        </w:rPr>
+        <w:t>12）；</w:t>
+      </w:r>
+      <w:r>
+        <w:rPr>
+          <w:rFonts w:hint="eastAsia" w:ascii="Times New Roman" w:hAnsi="Times New Roman" w:eastAsia="FangSong" w:cs="Times New Roman"/>
+        </w:rPr>
+        <w:t>基础</w:t>
+      </w:r>
+      <w:r>
+        <w:rPr>
+          <w:rFonts w:ascii="Times New Roman" w:hAnsi="Times New Roman" w:eastAsia="Times New Roman" w:cs="Times New Roman"/>
+        </w:rPr>
+        <w:t xml:space="preserve"> 6 </w:t>
+      </w:r>
+      <w:r>
+        <w:rPr>
+          <w:rFonts w:hint="eastAsia" w:ascii="Times New Roman" w:hAnsi="Times New Roman" w:eastAsia="Times New Roman" w:cs="Times New Roman"/>
+        </w:rPr>
+        <w:t xml:space="preserve">＋</w:t>
+      </w:r>
+      <w:r>
+        <w:rPr>
+          <w:rFonts w:ascii="Times New Roman" w:hAnsi="Times New Roman" w:eastAsia="Times New Roman" w:cs="Times New Roman"/>
+        </w:rPr>
+        <w:t xml:space="preserve"> </w:t>
+      </w:r>
+      <w:r>
+        <w:rPr>
+          <w:rFonts w:hint="eastAsia" w:ascii="Times New Roman" w:hAnsi="Times New Roman" w:eastAsia="FangSong" w:cs="Times New Roman"/>
+        </w:rPr>
+        <w:t xml:space="preserve">进阶</w:t>
+      </w:r>
+      <w:r>
+        <w:rPr>
+          <w:rFonts w:ascii="Times New Roman" w:hAnsi="Times New Roman" w:eastAsia="Times New Roman" w:cs="Times New Roman"/>
+        </w:rPr>
+        <w:t xml:space="preserve"> 16 </w:t>
+      </w:r>
+      <w:r>
+        <w:rPr>
+          <w:rFonts w:hint="eastAsia" w:ascii="Times New Roman" w:hAnsi="Times New Roman" w:eastAsia="Times New Roman" w:cs="Times New Roman"/>
+        </w:rPr>
+        <w:t xml:space="preserve">＋</w:t>
+      </w:r>
+      <w:r>
+        <w:rPr>
+          <w:rFonts w:ascii="Times New Roman" w:hAnsi="Times New Roman" w:eastAsia="Times New Roman" w:cs="Times New Roman"/>
+        </w:rPr>
+        <w:t xml:space="preserve"> </w:t>
+      </w:r>
+      <w:r>
+        <w:rPr>
+          <w:rFonts w:hint="eastAsia" w:ascii="Times New Roman" w:hAnsi="Times New Roman" w:eastAsia="FangSong" w:cs="Times New Roman"/>
+        </w:rPr>
+        <w:t xml:space="preserve">挑战</w:t>
+      </w:r>
+      <w:r>
+        <w:rPr>
+          <w:rFonts w:ascii="Times New Roman" w:hAnsi="Times New Roman" w:eastAsia="Times New Roman" w:cs="Times New Roman"/>
+        </w:rPr>
+        <w:t xml:space="preserve"> 5。</w:t>
+      </w:r>
+      <w:r>
+        <w:rPr>
+          <w:rFonts w:ascii="Times New Roman" w:hAnsi="Times New Roman" w:eastAsia="Times New Roman" w:cs="Times New Roman"/>
+        </w:rPr>
+        <w:t xml:space="preserve"> </w:t>
+      </w:r>
+      <w:r>
+        <w:rPr>
+          <w:rFonts w:hint="eastAsia" w:ascii="Times New Roman" w:hAnsi="Times New Roman" w:eastAsia="FangSong" w:cs="Times New Roman"/>
+          <w:b/>
+          <w:bCs/>
+        </w:rPr>
+        <w:t xml:space="preserve">学生版</w:t>
+      </w:r>
+      <w:r>
+        <w:rPr>
+          <w:rFonts w:hint="eastAsia" w:ascii="Times New Roman" w:hAnsi="Times New Roman" w:eastAsia="FangSong" w:cs="Times New Roman"/>
+        </w:rPr>
+        <w:t>同题号同序</w:t>
+      </w:r>
+      <w:r>
+        <w:rPr>
+          <w:rFonts w:hint="eastAsia" w:ascii="Times New Roman" w:hAnsi="Times New Roman" w:eastAsia="Times New Roman" w:cs="Times New Roman"/>
+        </w:rPr>
+        <w:t>，</w:t>
+      </w:r>
+      <w:r>
+        <w:rPr>
+          <w:rFonts w:hint="eastAsia" w:ascii="Times New Roman" w:hAnsi="Times New Roman" w:eastAsia="FangSong" w:cs="Times New Roman"/>
+        </w:rPr>
+        <w:t>可直接印发</w:t>
+      </w:r>
+      <w:r>
+        <w:rPr>
+          <w:rFonts w:hint="eastAsia" w:ascii="Times New Roman" w:hAnsi="Times New Roman" w:eastAsia="Times New Roman" w:cs="Times New Roman"/>
+        </w:rPr>
+        <w:t>。</w:t>
       </w:r>
     </w:p>
     <w:bookmarkStart w:id="9" w:name="难度总览"/>
@@ -58,6 +334,15 @@
         <w:tblStyle w:val="Table"/>
         <w:tblW w:type="auto" w:w="0"/>
         <w:tblLook w:firstRow="1" w:lastRow="0" w:firstColumn="0" w:lastColumn="0" w:noHBand="0" w:noVBand="0" w:val="0020"/>
+        <w:jc w:val="center"/>
+        <w:tblBorders>
+          <w:top w:val="single" w:sz="12" w:space="0" w:color="333333"/>
+          <w:bottom w:val="single" w:sz="12" w:space="0" w:color="333333"/>
+          <w:left w:val="none"/>
+          <w:right w:val="none"/>
+          <w:insideH w:val="none"/>
+          <w:insideV w:val="none"/>
+        </w:tblBorders>
       </w:tblPr>
       <w:tblGrid>
         <w:gridCol w:w="2640"/>
@@ -69,7 +354,11 @@
           <w:tblHeader w:val="on"/>
         </w:trPr>
         <w:tc>
-          <w:tcPr/>
+          <w:tcPr>
+            <w:tcBorders>
+              <w:bottom w:val="single" w:sz="6" w:space="0" w:color="333333"/>
+            </w:tcBorders>
+          </w:tcPr>
           <w:p>
             <w:pPr>
               <w:pStyle w:val="Compact"/>
@@ -85,7 +374,11 @@
           </w:p>
         </w:tc>
         <w:tc>
-          <w:tcPr/>
+          <w:tcPr>
+            <w:tcBorders>
+              <w:bottom w:val="single" w:sz="6" w:space="0" w:color="333333"/>
+            </w:tcBorders>
+          </w:tcPr>
           <w:p>
             <w:pPr>
               <w:pStyle w:val="Compact"/>
@@ -101,7 +394,11 @@
           </w:p>
         </w:tc>
         <w:tc>
-          <w:tcPr/>
+          <w:tcPr>
+            <w:tcBorders>
+              <w:bottom w:val="single" w:sz="6" w:space="0" w:color="333333"/>
+            </w:tcBorders>
+          </w:tcPr>
           <w:p>
             <w:pPr>
               <w:pStyle w:val="Compact"/>
@@ -270,7 +567,7 @@
       </w:r>
     </w:p>
     <w:bookmarkEnd w:id="9"/>
-    <w:bookmarkStart w:id="73" w:name="题目"/>
+    <w:bookmarkStart w:id="75" w:name="题目"/>
     <w:p>
       <w:pPr>
         <w:pStyle w:val="Heading2"/>
@@ -311,6 +608,7 @@
     <w:p>
       <w:pPr>
         <w:pStyle w:val="BlockText"/>
+        <w:ind w:firstLine="420"/>
       </w:pPr>
       <w:r>
         <w:rPr>
@@ -364,6 +662,7 @@
     <w:p>
       <w:pPr>
         <w:pStyle w:val="FirstParagraph"/>
+        <w:ind w:firstLine="420"/>
       </w:pPr>
       <w:r>
         <w:rPr>
@@ -446,6 +745,7 @@
           <w:ilvl w:val="0"/>
           <w:numId w:val="1001"/>
         </w:numPr>
+        <w:ind w:firstLine="420"/>
       </w:pPr>
       <w:r>
         <w:rPr>
@@ -492,6 +792,7 @@
           <w:ilvl w:val="0"/>
           <w:numId w:val="1001"/>
         </w:numPr>
+        <w:ind w:firstLine="420"/>
       </w:pPr>
       <w:r>
         <w:rPr>
@@ -574,6 +875,7 @@
           <w:ilvl w:val="0"/>
           <w:numId w:val="1001"/>
         </w:numPr>
+        <w:ind w:firstLine="420"/>
       </w:pPr>
       <w:r>
         <w:rPr>
@@ -608,6 +910,7 @@
           <w:ilvl w:val="0"/>
           <w:numId w:val="1001"/>
         </w:numPr>
+        <w:ind w:firstLine="420"/>
       </w:pPr>
       <w:r>
         <w:rPr>
@@ -638,6 +941,7 @@
     <w:p>
       <w:pPr>
         <w:pStyle w:val="FirstParagraph"/>
+        <w:ind w:firstLine="420"/>
       </w:pPr>
       <w:r>
         <w:rPr>
@@ -657,6 +961,7 @@
     <w:p>
       <w:pPr>
         <w:pStyle w:val="BodyText"/>
+        <w:ind w:firstLine="420"/>
       </w:pPr>
       <w:r>
         <w:rPr>
@@ -685,6 +990,26 @@
         </w:pict>
       </w:r>
     </w:p>
+    <w:p>
+      <w:pPr>
+        <w:spacing w:before="160" w:after="80"/>
+      </w:pPr>
+      <w:r>
+        <w:pict>
+          <v:rect style="width:0;height:1.5pt" o:hralign="center" o:hrstd="t" o:hr="t"/>
+        </w:pict>
+      </w:r>
+    </w:p>
+    <w:p>
+      <w:pPr>
+        <w:spacing w:before="160" w:after="80"/>
+      </w:pPr>
+      <w:r>
+        <w:pict>
+          <v:rect style="width:0;height:1.5pt" o:hralign="center" o:hrstd="t" o:hr="t"/>
+        </w:pict>
+      </w:r>
+    </w:p>
     <w:bookmarkEnd w:id="10"/>
     <w:bookmarkStart w:id="11" w:name="第2题"/>
     <w:p>
@@ -714,6 +1039,7 @@
     <w:p>
       <w:pPr>
         <w:pStyle w:val="BlockText"/>
+        <w:ind w:firstLine="420"/>
       </w:pPr>
       <w:r>
         <w:rPr>
@@ -767,6 +1093,7 @@
     <w:p>
       <w:pPr>
         <w:pStyle w:val="FirstParagraph"/>
+        <w:ind w:firstLine="420"/>
       </w:pPr>
       <w:r>
         <w:rPr>
@@ -967,12 +1294,58 @@
         <w:rPr>
           <w:rFonts w:ascii="Times New Roman" w:hAnsi="Times New Roman" w:eastAsia="Times New Roman" w:cs="Times New Roman"/>
         </w:rPr>
-        <w:t xml:space="preserve">A. 1 2 1 3　　B. 2 2 5 3　　C. 2 3 5 6　　D. 4 2 1 3</w:t>
+        <w:t xml:space="preserve">A. 1 2 1 3</w:t>
+      </w:r>
+    </w:p>
+    <w:p>
+      <w:pPr>
+        <w:pStyle w:val="Compact"/>
+        <w:numPr>
+          <w:ilvl w:val="0"/>
+          <w:numId w:val="1002"/>
+        </w:numPr>
+      </w:pPr>
+      <w:r>
+        <w:rPr>
+          <w:rFonts w:ascii="Times New Roman" w:hAnsi="Times New Roman" w:eastAsia="Times New Roman" w:cs="Times New Roman"/>
+        </w:rPr>
+        <w:t xml:space="preserve">B. 2 2 5 3</w:t>
+      </w:r>
+    </w:p>
+    <w:p>
+      <w:pPr>
+        <w:pStyle w:val="Compact"/>
+        <w:numPr>
+          <w:ilvl w:val="0"/>
+          <w:numId w:val="1002"/>
+        </w:numPr>
+      </w:pPr>
+      <w:r>
+        <w:rPr>
+          <w:rFonts w:ascii="Times New Roman" w:hAnsi="Times New Roman" w:eastAsia="Times New Roman" w:cs="Times New Roman"/>
+        </w:rPr>
+        <w:t xml:space="preserve">C. 2 3 5 6</w:t>
+      </w:r>
+    </w:p>
+    <w:p>
+      <w:pPr>
+        <w:pStyle w:val="Compact"/>
+        <w:numPr>
+          <w:ilvl w:val="0"/>
+          <w:numId w:val="1002"/>
+        </w:numPr>
+      </w:pPr>
+      <w:r>
+        <w:rPr>
+          <w:rFonts w:ascii="Times New Roman" w:hAnsi="Times New Roman" w:eastAsia="Times New Roman" w:cs="Times New Roman"/>
+        </w:rPr>
+        <w:t xml:space="preserve">D. 4 2 1 3</w:t>
       </w:r>
     </w:p>
     <w:p>
       <w:pPr>
         <w:pStyle w:val="FirstParagraph"/>
+        <w:ind w:firstLine="420"/>
       </w:pPr>
       <w:r>
         <w:rPr>
@@ -992,6 +1365,7 @@
     <w:p>
       <w:pPr>
         <w:pStyle w:val="BodyText"/>
+        <w:ind w:firstLine="420"/>
       </w:pPr>
       <w:r>
         <w:rPr>
@@ -1020,6 +1394,26 @@
         </w:pict>
       </w:r>
     </w:p>
+    <w:p>
+      <w:pPr>
+        <w:spacing w:before="160" w:after="80"/>
+      </w:pPr>
+      <w:r>
+        <w:pict>
+          <v:rect style="width:0;height:1.5pt" o:hralign="center" o:hrstd="t" o:hr="t"/>
+        </w:pict>
+      </w:r>
+    </w:p>
+    <w:p>
+      <w:pPr>
+        <w:spacing w:before="160" w:after="80"/>
+      </w:pPr>
+      <w:r>
+        <w:pict>
+          <v:rect style="width:0;height:1.5pt" o:hralign="center" o:hrstd="t" o:hr="t"/>
+        </w:pict>
+      </w:r>
+    </w:p>
     <w:bookmarkEnd w:id="11"/>
     <w:bookmarkStart w:id="12" w:name="第3题"/>
     <w:p>
@@ -1049,6 +1443,7 @@
     <w:p>
       <w:pPr>
         <w:pStyle w:val="BlockText"/>
+        <w:ind w:firstLine="420"/>
       </w:pPr>
       <w:r>
         <w:rPr>
@@ -1102,6 +1497,7 @@
     <w:p>
       <w:pPr>
         <w:pStyle w:val="FirstParagraph"/>
+        <w:ind w:firstLine="420"/>
       </w:pPr>
       <w:r>
         <w:rPr>
@@ -1117,6 +1513,7 @@
           <w:ilvl w:val="0"/>
           <w:numId w:val="1003"/>
         </w:numPr>
+        <w:ind w:firstLine="420"/>
       </w:pPr>
       <w:r>
         <w:rPr>
@@ -1176,6 +1573,7 @@
           <w:ilvl w:val="0"/>
           <w:numId w:val="1003"/>
         </w:numPr>
+        <w:ind w:firstLine="420"/>
       </w:pPr>
       <w:r>
         <w:rPr>
@@ -1222,6 +1620,7 @@
           <w:ilvl w:val="0"/>
           <w:numId w:val="1003"/>
         </w:numPr>
+        <w:ind w:firstLine="420"/>
       </w:pPr>
       <w:r>
         <w:rPr>
@@ -1269,6 +1668,7 @@
           <w:ilvl w:val="0"/>
           <w:numId w:val="1003"/>
         </w:numPr>
+        <w:ind w:firstLine="420"/>
       </w:pPr>
       <w:r>
         <w:rPr>
@@ -1286,6 +1686,7 @@
     <w:p>
       <w:pPr>
         <w:pStyle w:val="FirstParagraph"/>
+        <w:ind w:firstLine="420"/>
       </w:pPr>
       <w:r>
         <w:rPr>
@@ -1305,6 +1706,7 @@
     <w:p>
       <w:pPr>
         <w:pStyle w:val="BodyText"/>
+        <w:ind w:firstLine="420"/>
       </w:pPr>
       <w:r>
         <w:rPr>
@@ -1333,6 +1735,26 @@
         </w:pict>
       </w:r>
     </w:p>
+    <w:p>
+      <w:pPr>
+        <w:spacing w:before="160" w:after="80"/>
+      </w:pPr>
+      <w:r>
+        <w:pict>
+          <v:rect style="width:0;height:1.5pt" o:hralign="center" o:hrstd="t" o:hr="t"/>
+        </w:pict>
+      </w:r>
+    </w:p>
+    <w:p>
+      <w:pPr>
+        <w:spacing w:before="160" w:after="80"/>
+      </w:pPr>
+      <w:r>
+        <w:pict>
+          <v:rect style="width:0;height:1.5pt" o:hralign="center" o:hrstd="t" o:hr="t"/>
+        </w:pict>
+      </w:r>
+    </w:p>
     <w:bookmarkEnd w:id="12"/>
     <w:bookmarkStart w:id="13" w:name="第4题"/>
     <w:p>
@@ -1362,6 +1784,7 @@
     <w:p>
       <w:pPr>
         <w:pStyle w:val="BlockText"/>
+        <w:ind w:firstLine="420"/>
       </w:pPr>
       <w:r>
         <w:rPr>
@@ -1415,6 +1838,7 @@
     <w:p>
       <w:pPr>
         <w:pStyle w:val="FirstParagraph"/>
+        <w:ind w:firstLine="420"/>
       </w:pPr>
       <w:r>
         <w:rPr>
@@ -1508,12 +1932,58 @@
         <w:rPr>
           <w:rFonts w:ascii="Times New Roman" w:hAnsi="Times New Roman" w:eastAsia="Times New Roman" w:cs="Times New Roman"/>
         </w:rPr>
-        <w:t xml:space="preserve">A. N=N=O　　B. N≡N—O　　C. N—N≡O　　D. N=O=N</w:t>
+        <w:t xml:space="preserve">A. N=N=O</w:t>
+      </w:r>
+    </w:p>
+    <w:p>
+      <w:pPr>
+        <w:pStyle w:val="Compact"/>
+        <w:numPr>
+          <w:ilvl w:val="0"/>
+          <w:numId w:val="1004"/>
+        </w:numPr>
+      </w:pPr>
+      <w:r>
+        <w:rPr>
+          <w:rFonts w:ascii="Times New Roman" w:hAnsi="Times New Roman" w:eastAsia="Times New Roman" w:cs="Times New Roman"/>
+        </w:rPr>
+        <w:t xml:space="preserve">B. N≡N—O</w:t>
+      </w:r>
+    </w:p>
+    <w:p>
+      <w:pPr>
+        <w:pStyle w:val="Compact"/>
+        <w:numPr>
+          <w:ilvl w:val="0"/>
+          <w:numId w:val="1004"/>
+        </w:numPr>
+      </w:pPr>
+      <w:r>
+        <w:rPr>
+          <w:rFonts w:ascii="Times New Roman" w:hAnsi="Times New Roman" w:eastAsia="Times New Roman" w:cs="Times New Roman"/>
+        </w:rPr>
+        <w:t xml:space="preserve">C. N—N≡O</w:t>
+      </w:r>
+    </w:p>
+    <w:p>
+      <w:pPr>
+        <w:pStyle w:val="Compact"/>
+        <w:numPr>
+          <w:ilvl w:val="0"/>
+          <w:numId w:val="1004"/>
+        </w:numPr>
+      </w:pPr>
+      <w:r>
+        <w:rPr>
+          <w:rFonts w:ascii="Times New Roman" w:hAnsi="Times New Roman" w:eastAsia="Times New Roman" w:cs="Times New Roman"/>
+        </w:rPr>
+        <w:t xml:space="preserve">D. N=O=N</w:t>
       </w:r>
     </w:p>
     <w:p>
       <w:pPr>
         <w:pStyle w:val="FirstParagraph"/>
+        <w:ind w:firstLine="420"/>
       </w:pPr>
       <w:r>
         <w:rPr>
@@ -1533,6 +2003,7 @@
     <w:p>
       <w:pPr>
         <w:pStyle w:val="BodyText"/>
+        <w:ind w:firstLine="420"/>
       </w:pPr>
       <w:r>
         <w:rPr>
@@ -1561,6 +2032,26 @@
         </w:pict>
       </w:r>
     </w:p>
+    <w:p>
+      <w:pPr>
+        <w:spacing w:before="160" w:after="80"/>
+      </w:pPr>
+      <w:r>
+        <w:pict>
+          <v:rect style="width:0;height:1.5pt" o:hralign="center" o:hrstd="t" o:hr="t"/>
+        </w:pict>
+      </w:r>
+    </w:p>
+    <w:p>
+      <w:pPr>
+        <w:spacing w:before="160" w:after="80"/>
+      </w:pPr>
+      <w:r>
+        <w:pict>
+          <v:rect style="width:0;height:1.5pt" o:hralign="center" o:hrstd="t" o:hr="t"/>
+        </w:pict>
+      </w:r>
+    </w:p>
     <w:bookmarkEnd w:id="13"/>
     <w:bookmarkStart w:id="14" w:name="第5题"/>
     <w:p>
@@ -1590,6 +2081,7 @@
     <w:p>
       <w:pPr>
         <w:pStyle w:val="BlockText"/>
+        <w:ind w:firstLine="420"/>
       </w:pPr>
       <w:r>
         <w:rPr>
@@ -1643,6 +2135,7 @@
     <w:p>
       <w:pPr>
         <w:pStyle w:val="FirstParagraph"/>
+        <w:ind w:firstLine="420"/>
       </w:pPr>
       <w:r>
         <w:rPr>
@@ -1804,6 +2297,7 @@
           <w:ilvl w:val="0"/>
           <w:numId w:val="1005"/>
         </w:numPr>
+        <w:ind w:firstLine="420"/>
       </w:pPr>
       <w:r>
         <w:rPr>
@@ -1898,6 +2392,7 @@
           <w:ilvl w:val="0"/>
           <w:numId w:val="1005"/>
         </w:numPr>
+        <w:ind w:firstLine="420"/>
       </w:pPr>
       <w:r>
         <w:rPr>
@@ -2013,6 +2508,7 @@
     <w:p>
       <w:pPr>
         <w:pStyle w:val="FirstParagraph"/>
+        <w:ind w:firstLine="420"/>
       </w:pPr>
       <w:r>
         <w:rPr>
@@ -2028,6 +2524,7 @@
           <w:ilvl w:val="0"/>
           <w:numId w:val="1006"/>
         </w:numPr>
+        <w:ind w:firstLine="420"/>
       </w:pPr>
       <w:r>
         <w:rPr>
@@ -2074,6 +2571,7 @@
           <w:ilvl w:val="0"/>
           <w:numId w:val="1006"/>
         </w:numPr>
+        <w:ind w:firstLine="420"/>
       </w:pPr>
       <w:r>
         <w:rPr>
@@ -2108,6 +2606,7 @@
           <w:ilvl w:val="0"/>
           <w:numId w:val="1006"/>
         </w:numPr>
+        <w:ind w:firstLine="420"/>
       </w:pPr>
       <w:r>
         <w:rPr>
@@ -2199,6 +2698,7 @@
     <w:p>
       <w:pPr>
         <w:pStyle w:val="FirstParagraph"/>
+        <w:ind w:firstLine="420"/>
       </w:pPr>
       <w:r>
         <w:rPr>
@@ -2218,6 +2718,7 @@
     <w:p>
       <w:pPr>
         <w:pStyle w:val="BodyText"/>
+        <w:ind w:firstLine="420"/>
       </w:pPr>
       <w:r>
         <w:rPr>
@@ -2246,6 +2747,26 @@
         </w:pict>
       </w:r>
     </w:p>
+    <w:p>
+      <w:pPr>
+        <w:spacing w:before="160" w:after="80"/>
+      </w:pPr>
+      <w:r>
+        <w:pict>
+          <v:rect style="width:0;height:1.5pt" o:hralign="center" o:hrstd="t" o:hr="t"/>
+        </w:pict>
+      </w:r>
+    </w:p>
+    <w:p>
+      <w:pPr>
+        <w:spacing w:before="160" w:after="80"/>
+      </w:pPr>
+      <w:r>
+        <w:pict>
+          <v:rect style="width:0;height:1.5pt" o:hralign="center" o:hrstd="t" o:hr="t"/>
+        </w:pict>
+      </w:r>
+    </w:p>
     <w:bookmarkEnd w:id="14"/>
     <w:bookmarkStart w:id="18" w:name="第6题"/>
     <w:p>
@@ -2275,6 +2796,7 @@
     <w:p>
       <w:pPr>
         <w:pStyle w:val="BlockText"/>
+        <w:ind w:firstLine="420"/>
       </w:pPr>
       <w:r>
         <w:rPr>
@@ -2328,6 +2850,7 @@
     <w:p>
       <w:pPr>
         <w:pStyle w:val="FirstParagraph"/>
+        <w:ind w:firstLine="420"/>
       </w:pPr>
       <w:r>
         <w:rPr>
@@ -2433,6 +2956,7 @@
     <w:p>
       <w:pPr>
         <w:pStyle w:val="FirstParagraph"/>
+        <w:ind w:firstLine="420"/>
       </w:pPr>
       <w:r>
         <w:rPr>
@@ -2448,6 +2972,7 @@
           <w:ilvl w:val="0"/>
           <w:numId w:val="1007"/>
         </w:numPr>
+        <w:ind w:firstLine="420"/>
       </w:pPr>
       <w:r>
         <w:rPr>
@@ -2493,6 +3018,7 @@
           <w:ilvl w:val="0"/>
           <w:numId w:val="1007"/>
         </w:numPr>
+        <w:ind w:firstLine="420"/>
       </w:pPr>
       <w:r>
         <w:rPr>
@@ -2514,6 +3040,7 @@
           <w:ilvl w:val="0"/>
           <w:numId w:val="1007"/>
         </w:numPr>
+        <w:ind w:firstLine="420"/>
       </w:pPr>
       <w:r>
         <w:rPr>
@@ -2573,6 +3100,7 @@
           <w:ilvl w:val="0"/>
           <w:numId w:val="1007"/>
         </w:numPr>
+        <w:ind w:firstLine="420"/>
       </w:pPr>
       <w:r>
         <w:rPr>
@@ -2590,6 +3118,7 @@
     <w:p>
       <w:pPr>
         <w:pStyle w:val="FirstParagraph"/>
+        <w:ind w:firstLine="420"/>
       </w:pPr>
       <w:r>
         <w:rPr>
@@ -2609,6 +3138,7 @@
     <w:p>
       <w:pPr>
         <w:pStyle w:val="BodyText"/>
+        <w:ind w:firstLine="420"/>
       </w:pPr>
       <w:r>
         <w:rPr>
@@ -2637,6 +3167,26 @@
         </w:pict>
       </w:r>
     </w:p>
+    <w:p>
+      <w:pPr>
+        <w:spacing w:before="160" w:after="80"/>
+      </w:pPr>
+      <w:r>
+        <w:pict>
+          <v:rect style="width:0;height:1.5pt" o:hralign="center" o:hrstd="t" o:hr="t"/>
+        </w:pict>
+      </w:r>
+    </w:p>
+    <w:p>
+      <w:pPr>
+        <w:spacing w:before="160" w:after="80"/>
+      </w:pPr>
+      <w:r>
+        <w:pict>
+          <v:rect style="width:0;height:1.5pt" o:hralign="center" o:hrstd="t" o:hr="t"/>
+        </w:pict>
+      </w:r>
+    </w:p>
     <w:bookmarkEnd w:id="18"/>
     <w:bookmarkStart w:id="19" w:name="第7题"/>
     <w:p>
@@ -2666,6 +3216,7 @@
     <w:p>
       <w:pPr>
         <w:pStyle w:val="BlockText"/>
+        <w:ind w:firstLine="420"/>
       </w:pPr>
       <w:r>
         <w:rPr>
@@ -2689,6 +3240,7 @@
     <w:p>
       <w:pPr>
         <w:pStyle w:val="FirstParagraph"/>
+        <w:ind w:firstLine="420"/>
       </w:pPr>
       <w:r>
         <w:rPr>
@@ -2742,6 +3294,7 @@
     <w:p>
       <w:pPr>
         <w:pStyle w:val="BodyText"/>
+        <w:ind w:firstLine="420"/>
       </w:pPr>
       <w:r>
         <w:rPr>
@@ -2813,6 +3366,7 @@
     <w:p>
       <w:pPr>
         <w:pStyle w:val="BodyText"/>
+        <w:ind w:firstLine="420"/>
       </w:pPr>
       <w:r>
         <w:rPr>
@@ -2832,6 +3386,7 @@
     <w:p>
       <w:pPr>
         <w:pStyle w:val="BodyText"/>
+        <w:ind w:firstLine="420"/>
       </w:pPr>
       <w:r>
         <w:rPr>
@@ -2968,6 +3523,26 @@
         </w:pict>
       </w:r>
     </w:p>
+    <w:p>
+      <w:pPr>
+        <w:spacing w:before="160" w:after="80"/>
+      </w:pPr>
+      <w:r>
+        <w:pict>
+          <v:rect style="width:0;height:1.5pt" o:hralign="center" o:hrstd="t" o:hr="t"/>
+        </w:pict>
+      </w:r>
+    </w:p>
+    <w:p>
+      <w:pPr>
+        <w:spacing w:before="160" w:after="80"/>
+      </w:pPr>
+      <w:r>
+        <w:pict>
+          <v:rect style="width:0;height:1.5pt" o:hralign="center" o:hrstd="t" o:hr="t"/>
+        </w:pict>
+      </w:r>
+    </w:p>
     <w:bookmarkEnd w:id="19"/>
     <w:bookmarkStart w:id="23" w:name="第8题"/>
     <w:p>
@@ -2997,6 +3572,7 @@
     <w:p>
       <w:pPr>
         <w:pStyle w:val="BlockText"/>
+        <w:ind w:firstLine="420"/>
       </w:pPr>
       <w:r>
         <w:rPr>
@@ -3020,6 +3596,7 @@
     <w:p>
       <w:pPr>
         <w:pStyle w:val="FirstParagraph"/>
+        <w:ind w:firstLine="420"/>
       </w:pPr>
       <m:oMath>
         <m:sSubSup>
@@ -3062,6 +3639,7 @@
     <w:p>
       <w:pPr>
         <w:pStyle w:val="BodyText"/>
+        <w:ind w:firstLine="420"/>
       </w:pPr>
       <m:oMath>
         <m:oMathPr>
@@ -3218,6 +3796,7 @@
     <w:p>
       <w:pPr>
         <w:pStyle w:val="BodyText"/>
+        <w:ind w:firstLine="420"/>
       </w:pPr>
       <w:r>
         <w:rPr>
@@ -3295,6 +3874,7 @@
     <w:p>
       <w:pPr>
         <w:pStyle w:val="BodyText"/>
+        <w:ind w:firstLine="420"/>
       </w:pPr>
       <w:r>
         <w:rPr>
@@ -3314,6 +3894,7 @@
     <w:p>
       <w:pPr>
         <w:pStyle w:val="BodyText"/>
+        <w:ind w:firstLine="420"/>
       </w:pPr>
       <w:r>
         <w:rPr>
@@ -3367,6 +3948,7 @@
     <w:p>
       <w:pPr>
         <w:pStyle w:val="BodyText"/>
+        <w:ind w:firstLine="420"/>
       </w:pPr>
       <w:r>
         <w:rPr>
@@ -3481,6 +4063,7 @@
     <w:p>
       <w:pPr>
         <w:pStyle w:val="BodyText"/>
+        <w:ind w:firstLine="420"/>
       </w:pPr>
       <w:r>
         <w:rPr>
@@ -3565,6 +4148,7 @@
     <w:p>
       <w:pPr>
         <w:pStyle w:val="BodyText"/>
+        <w:ind w:firstLine="420"/>
       </w:pPr>
       <w:r>
         <w:rPr>
@@ -3671,6 +4255,26 @@
         </w:pict>
       </w:r>
     </w:p>
+    <w:p>
+      <w:pPr>
+        <w:spacing w:before="160" w:after="80"/>
+      </w:pPr>
+      <w:r>
+        <w:pict>
+          <v:rect style="width:0;height:1.5pt" o:hralign="center" o:hrstd="t" o:hr="t"/>
+        </w:pict>
+      </w:r>
+    </w:p>
+    <w:p>
+      <w:pPr>
+        <w:spacing w:before="160" w:after="80"/>
+      </w:pPr>
+      <w:r>
+        <w:pict>
+          <v:rect style="width:0;height:1.5pt" o:hralign="center" o:hrstd="t" o:hr="t"/>
+        </w:pict>
+      </w:r>
+    </w:p>
     <w:bookmarkEnd w:id="23"/>
     <w:bookmarkStart w:id="30" w:name="第9题"/>
     <w:p>
@@ -3700,6 +4304,7 @@
     <w:p>
       <w:pPr>
         <w:pStyle w:val="BlockText"/>
+        <w:ind w:firstLine="420"/>
       </w:pPr>
       <w:r>
         <w:rPr>
@@ -3723,6 +4328,7 @@
     <w:p>
       <w:pPr>
         <w:pStyle w:val="FirstParagraph"/>
+        <w:ind w:firstLine="420"/>
       </w:pPr>
       <w:r>
         <w:rPr>
@@ -4017,33 +4623,12 @@
     </w:p>
     <w:p>
       <w:pPr>
-        <w:pStyle w:val="BodyText"/>
-      </w:pPr>
-      <w:r>
-        <w:rPr>
-          <w:rFonts w:hint="eastAsia" w:ascii="Times New Roman" w:hAnsi="Times New Roman" w:eastAsia="FangSong" w:cs="Times New Roman"/>
-          <w:b/>
-          <w:bCs/>
-        </w:rPr>
-        <w:t xml:space="preserve">参考答案</w:t>
-      </w:r>
-      <w:r>
-        <w:rPr>
-          <w:rFonts w:hint="eastAsia" w:ascii="Times New Roman" w:hAnsi="Times New Roman" w:eastAsia="Times New Roman" w:cs="Times New Roman"/>
-        </w:rPr>
-        <w:t xml:space="preserve">：</w:t>
-      </w:r>
-    </w:p>
-    <w:p>
-      <w:pPr>
-        <w:pStyle w:val="BodyText"/>
-      </w:pPr>
-      <w:r>
-        <w:rPr>
-          <w:rFonts w:ascii="Times New Roman" w:hAnsi="Times New Roman" w:eastAsia="Times New Roman" w:cs="Times New Roman"/>
-        </w:rPr>
-        <w:t xml:space="preserve">53-1 </w:t>
-      </w:r>
+        <w:numPr>
+          <w:ilvl w:val="0"/>
+          <w:numId w:val="1008"/>
+        </w:numPr>
+        <w:ind w:firstLine="420"/>
+      </w:pPr>
       <w:r>
         <w:rPr>
           <w:rFonts w:hint="eastAsia" w:ascii="Times New Roman" w:hAnsi="Times New Roman" w:eastAsia="FangSong" w:cs="Times New Roman"/>
@@ -4071,14 +4656,12 @@
     </w:p>
     <w:p>
       <w:pPr>
-        <w:pStyle w:val="BodyText"/>
-      </w:pPr>
-      <w:r>
-        <w:rPr>
-          <w:rFonts w:ascii="Times New Roman" w:hAnsi="Times New Roman" w:eastAsia="Times New Roman" w:cs="Times New Roman"/>
-        </w:rPr>
-        <w:t xml:space="preserve">53-2 </w:t>
-      </w:r>
+        <w:numPr>
+          <w:ilvl w:val="0"/>
+          <w:numId w:val="1008"/>
+        </w:numPr>
+        <w:ind w:firstLine="420"/>
+      </w:pPr>
       <w:r>
         <w:rPr>
           <w:rFonts w:hint="eastAsia" w:ascii="Times New Roman" w:hAnsi="Times New Roman" w:eastAsia="FangSong" w:cs="Times New Roman"/>
@@ -4106,7 +4689,7 @@
     </w:p>
     <w:p>
       <w:pPr>
-        <w:pStyle w:val="BodyText"/>
+        <w:pStyle w:val="FirstParagraph"/>
         <w:spacing w:before="160" w:after="80"/>
         <w:jc w:val="center"/>
       </w:pPr>
@@ -4154,6 +4737,26 @@
             </a:graphic>
           </wp:inline>
         </w:drawing>
+      </w:r>
+    </w:p>
+    <w:p>
+      <w:pPr>
+        <w:pStyle w:val="BodyText"/>
+        <w:ind w:firstLine="420"/>
+      </w:pPr>
+      <w:r>
+        <w:rPr>
+          <w:rFonts w:hint="eastAsia" w:ascii="Times New Roman" w:hAnsi="Times New Roman" w:eastAsia="FangSong" w:cs="Times New Roman"/>
+          <w:b/>
+          <w:bCs/>
+        </w:rPr>
+        <w:t xml:space="preserve">参考答案</w:t>
+      </w:r>
+      <w:r>
+        <w:rPr>
+          <w:rFonts w:hint="eastAsia" w:ascii="Times New Roman" w:hAnsi="Times New Roman" w:eastAsia="Times New Roman" w:cs="Times New Roman"/>
+        </w:rPr>
+        <w:t xml:space="preserve">：</w:t>
       </w:r>
     </w:p>
     <w:p>
@@ -4304,6 +4907,7 @@
     <w:p>
       <w:pPr>
         <w:pStyle w:val="BodyText"/>
+        <w:ind w:firstLine="420"/>
       </w:pPr>
       <w:r>
         <w:rPr>
@@ -4333,6 +4937,7 @@
     <w:p>
       <w:pPr>
         <w:pStyle w:val="BodyText"/>
+        <w:ind w:firstLine="420"/>
       </w:pPr>
       <w:r>
         <w:rPr>
@@ -4369,8 +4974,28 @@
         </w:pict>
       </w:r>
     </w:p>
+    <w:p>
+      <w:pPr>
+        <w:spacing w:before="160" w:after="80"/>
+      </w:pPr>
+      <w:r>
+        <w:pict>
+          <v:rect style="width:0;height:1.5pt" o:hralign="center" o:hrstd="t" o:hr="t"/>
+        </w:pict>
+      </w:r>
+    </w:p>
+    <w:p>
+      <w:pPr>
+        <w:spacing w:before="160" w:after="80"/>
+      </w:pPr>
+      <w:r>
+        <w:pict>
+          <v:rect style="width:0;height:1.5pt" o:hralign="center" o:hrstd="t" o:hr="t"/>
+        </w:pict>
+      </w:r>
+    </w:p>
     <w:bookmarkEnd w:id="30"/>
-    <w:bookmarkStart w:id="40" w:name="第10题"/>
+    <w:bookmarkStart w:id="42" w:name="第10题"/>
     <w:p>
       <w:pPr>
         <w:pStyle w:val="Heading3"/>
@@ -4398,6 +5023,7 @@
     <w:p>
       <w:pPr>
         <w:pStyle w:val="BlockText"/>
+        <w:ind w:firstLine="420"/>
       </w:pPr>
       <w:r>
         <w:rPr>
@@ -4421,6 +5047,7 @@
     <w:p>
       <w:pPr>
         <w:pStyle w:val="FirstParagraph"/>
+        <w:ind w:firstLine="420"/>
       </w:pPr>
       <w:r>
         <w:rPr>
@@ -4514,6 +5141,7 @@
     <w:p>
       <w:pPr>
         <w:pStyle w:val="BodyText"/>
+        <w:ind w:firstLine="420"/>
       </w:pPr>
       <w:r>
         <w:rPr>
@@ -4533,6 +5161,7 @@
     <w:p>
       <w:pPr>
         <w:pStyle w:val="BodyText"/>
+        <w:ind w:firstLine="420"/>
       </w:pPr>
       <w:r>
         <w:rPr>
@@ -4608,6 +5237,7 @@
     <w:p>
       <w:pPr>
         <w:pStyle w:val="BodyText"/>
+        <w:ind w:firstLine="420"/>
       </w:pPr>
       <w:r>
         <w:rPr>
@@ -4687,6 +5317,7 @@
     <w:p>
       <w:pPr>
         <w:pStyle w:val="BodyText"/>
+        <w:ind w:firstLine="420"/>
       </w:pPr>
       <w:r>
         <w:rPr>
@@ -4881,6 +5512,7 @@
     <w:p>
       <w:pPr>
         <w:pStyle w:val="BodyText"/>
+        <w:ind w:firstLine="420"/>
       </w:pPr>
       <w:r>
         <w:rPr>
@@ -5127,193 +5759,77 @@
           <w:rFonts w:hint="eastAsia" w:ascii="Times New Roman" w:hAnsi="Times New Roman" w:eastAsia="Times New Roman" w:cs="Times New Roman"/>
         </w:rPr>
         <w:t>。</w:t>
-      </w:r>
-    </w:p>
-    <w:p>
-      <w:pPr>
-        <w:pStyle w:val="BodyText"/>
-      </w:pPr>
-      <w:r>
-        <w:rPr>
-          <w:rFonts w:ascii="Times New Roman" w:hAnsi="Times New Roman" w:eastAsia="Times New Roman" w:cs="Times New Roman"/>
-        </w:rPr>
-        <w:t xml:space="preserve">55-4 </w:t>
-      </w:r>
-      <w:r>
-        <w:rPr>
-          <w:rFonts w:hint="eastAsia" w:ascii="Times New Roman" w:hAnsi="Times New Roman" w:eastAsia="FangSong" w:cs="Times New Roman"/>
-        </w:rPr>
-        <w:t xml:space="preserve">已知在文石晶体中每个</w:t>
-      </w:r>
-      <w:r>
-        <w:rPr>
-          <w:rFonts w:ascii="Times New Roman" w:hAnsi="Times New Roman" w:eastAsia="Times New Roman" w:cs="Times New Roman"/>
-        </w:rPr>
-        <w:t xml:space="preserve"> Ca </w:t>
-      </w:r>
-      <w:r>
-        <w:rPr>
-          <w:rFonts w:hint="eastAsia" w:ascii="Times New Roman" w:hAnsi="Times New Roman" w:eastAsia="FangSong" w:cs="Times New Roman"/>
-        </w:rPr>
-        <w:t xml:space="preserve">原子与</w:t>
-      </w:r>
-      <w:r>
-        <w:rPr>
-          <w:rFonts w:ascii="Times New Roman" w:hAnsi="Times New Roman" w:eastAsia="Times New Roman" w:cs="Times New Roman"/>
-        </w:rPr>
-        <w:t xml:space="preserve"> 9 </w:t>
-      </w:r>
-      <w:r>
-        <w:rPr>
-          <w:rFonts w:hint="eastAsia" w:ascii="Times New Roman" w:hAnsi="Times New Roman" w:eastAsia="FangSong" w:cs="Times New Roman"/>
-        </w:rPr>
-        <w:t xml:space="preserve">个</w:t>
-      </w:r>
-      <w:r>
-        <w:rPr>
-          <w:rFonts w:ascii="Times New Roman" w:hAnsi="Times New Roman" w:eastAsia="Times New Roman" w:cs="Times New Roman"/>
-        </w:rPr>
-        <w:t xml:space="preserve"> O </w:t>
-      </w:r>
-      <w:r>
-        <w:rPr>
-          <w:rFonts w:hint="eastAsia" w:ascii="Times New Roman" w:hAnsi="Times New Roman" w:eastAsia="FangSong" w:cs="Times New Roman"/>
-        </w:rPr>
-        <w:t>原子配位</w:t>
-      </w:r>
-      <w:r>
-        <w:rPr>
-          <w:rFonts w:hint="eastAsia" w:ascii="Times New Roman" w:hAnsi="Times New Roman" w:eastAsia="Times New Roman" w:cs="Times New Roman"/>
-        </w:rPr>
-        <w:t>。</w:t>
-      </w:r>
-      <w:r>
-        <w:rPr>
-          <w:rFonts w:hint="eastAsia" w:ascii="Times New Roman" w:hAnsi="Times New Roman" w:eastAsia="FangSong" w:cs="Times New Roman"/>
-        </w:rPr>
-        <w:t>请在图中标出所有与灰色</w:t>
-      </w:r>
-      <w:r>
-        <w:rPr>
-          <w:rFonts w:ascii="Times New Roman" w:hAnsi="Times New Roman" w:eastAsia="Times New Roman" w:cs="Times New Roman"/>
-        </w:rPr>
-        <w:t xml:space="preserve"> Ca </w:t>
-      </w:r>
-      <w:r>
-        <w:rPr>
-          <w:rFonts w:hint="eastAsia" w:ascii="Times New Roman" w:hAnsi="Times New Roman" w:eastAsia="FangSong" w:cs="Times New Roman"/>
-        </w:rPr>
-        <w:t>原子配位的氧原子</w:t>
-      </w:r>
-      <w:r>
-        <w:rPr>
-          <w:rFonts w:hint="eastAsia" w:ascii="Times New Roman" w:hAnsi="Times New Roman" w:eastAsia="Times New Roman" w:cs="Times New Roman"/>
-        </w:rPr>
-        <w:t>。（</w:t>
-      </w:r>
-      <w:r>
-        <w:rPr>
-          <w:rFonts w:hint="eastAsia" w:ascii="Times New Roman" w:hAnsi="Times New Roman" w:eastAsia="FangSong" w:cs="Times New Roman"/>
-        </w:rPr>
-        <w:t>其中三个</w:t>
-      </w:r>
-      <w:r>
-        <w:rPr>
-          <w:rFonts w:ascii="Times New Roman" w:hAnsi="Times New Roman" w:eastAsia="Times New Roman" w:cs="Times New Roman"/>
-        </w:rPr>
-        <w:t xml:space="preserve"> O </w:t>
-      </w:r>
-      <w:r>
-        <w:rPr>
-          <w:rFonts w:hint="eastAsia" w:ascii="Times New Roman" w:hAnsi="Times New Roman" w:eastAsia="FangSong" w:cs="Times New Roman"/>
-        </w:rPr>
-        <w:t>原子位于与该晶胞相邻的另一晶胞内</w:t>
-      </w:r>
-      <w:r>
-        <w:rPr>
-          <w:rFonts w:hint="eastAsia" w:ascii="Times New Roman" w:hAnsi="Times New Roman" w:eastAsia="Times New Roman" w:cs="Times New Roman"/>
-        </w:rPr>
-        <w:t>，</w:t>
-      </w:r>
-      <w:r>
-        <w:rPr>
-          <w:rFonts w:hint="eastAsia" w:ascii="Times New Roman" w:hAnsi="Times New Roman" w:eastAsia="FangSong" w:cs="Times New Roman"/>
-        </w:rPr>
-        <w:t>请标出这三个</w:t>
-      </w:r>
-      <w:r>
-        <w:rPr>
-          <w:rFonts w:ascii="Times New Roman" w:hAnsi="Times New Roman" w:eastAsia="Times New Roman" w:cs="Times New Roman"/>
-        </w:rPr>
-        <w:t xml:space="preserve"> O </w:t>
-      </w:r>
-      <w:r>
-        <w:rPr>
-          <w:rFonts w:hint="eastAsia" w:ascii="Times New Roman" w:hAnsi="Times New Roman" w:eastAsia="FangSong" w:cs="Times New Roman"/>
-        </w:rPr>
-        <w:t>原子在这个晶胞中的对应位置</w:t>
-      </w:r>
-      <w:r>
-        <w:rPr>
-          <w:rFonts w:hint="eastAsia" w:ascii="Times New Roman" w:hAnsi="Times New Roman" w:eastAsia="Times New Roman" w:cs="Times New Roman"/>
-        </w:rPr>
-        <w:t>）。</w:t>
       </w:r>
     </w:p>
     <w:p>
       <w:pPr>
         <w:numPr>
           <w:ilvl w:val="0"/>
-          <w:numId w:val="1008"/>
+          <w:numId w:val="1009"/>
         </w:numPr>
-      </w:pPr>
-      <w:r>
-        <w:rPr>
-          <w:rFonts w:hint="eastAsia" w:ascii="Times New Roman" w:hAnsi="Times New Roman" w:eastAsia="FangSong" w:cs="Times New Roman"/>
-        </w:rPr>
-        <w:t xml:space="preserve">因为</w:t>
-      </w:r>
-      <w:r>
-        <w:rPr>
-          <w:rFonts w:ascii="Times New Roman" w:hAnsi="Times New Roman" w:eastAsia="Times New Roman" w:cs="Times New Roman"/>
-        </w:rPr>
-        <w:t xml:space="preserve"> C </w:t>
-      </w:r>
-      <w:r>
-        <w:rPr>
-          <w:rFonts w:hint="eastAsia" w:ascii="Times New Roman" w:hAnsi="Times New Roman" w:eastAsia="FangSong" w:cs="Times New Roman"/>
-        </w:rPr>
-        <w:t>原子半径过小</w:t>
-      </w:r>
-      <w:r>
-        <w:rPr>
-          <w:rFonts w:hint="eastAsia" w:ascii="Times New Roman" w:hAnsi="Times New Roman" w:eastAsia="Times New Roman" w:cs="Times New Roman"/>
-        </w:rPr>
-        <w:t>,</w:t>
-      </w:r>
-      <w:r>
-        <w:rPr>
-          <w:rFonts w:ascii="Times New Roman" w:hAnsi="Times New Roman" w:eastAsia="Times New Roman" w:cs="Times New Roman"/>
-        </w:rPr>
-        <w:t xml:space="preserve"> </w:t>
-      </w:r>
-      <w:r>
-        <w:rPr>
-          <w:rFonts w:hint="eastAsia" w:ascii="Times New Roman" w:hAnsi="Times New Roman" w:eastAsia="FangSong" w:cs="Times New Roman"/>
-        </w:rPr>
-        <w:t xml:space="preserve">形成的</w:t>
-      </w:r>
-      <w:r>
-        <w:rPr>
-          <w:rFonts w:ascii="Times New Roman" w:hAnsi="Times New Roman" w:eastAsia="Times New Roman" w:cs="Times New Roman"/>
-        </w:rPr>
-        <w:t xml:space="preserve"> 6 </w:t>
-      </w:r>
-      <w:r>
-        <w:rPr>
-          <w:rFonts w:hint="eastAsia" w:ascii="Times New Roman" w:hAnsi="Times New Roman" w:eastAsia="FangSong" w:cs="Times New Roman"/>
-        </w:rPr>
-        <w:t>配位结构不稳定</w:t>
+        <w:ind w:firstLine="420"/>
+      </w:pPr>
+      <w:r>
+        <w:rPr>
+          <w:rFonts w:hint="eastAsia" w:ascii="Times New Roman" w:hAnsi="Times New Roman" w:eastAsia="FangSong" w:cs="Times New Roman"/>
+        </w:rPr>
+        <w:t xml:space="preserve">请解释为何</w:t>
+      </w:r>
+      <w:r>
+        <w:rPr>
+          <w:rFonts w:ascii="Times New Roman" w:hAnsi="Times New Roman" w:eastAsia="Times New Roman" w:cs="Times New Roman"/>
+        </w:rPr>
+        <w:t xml:space="preserve"> </w:t>
+      </w:r>
+      <m:oMath>
+        <m:r>
+          <m:rPr>
+            <m:sty m:val="p"/>
+          </m:rPr>
+          <m:t>C</m:t>
+        </m:r>
+        <m:r>
+          <m:rPr>
+            <m:sty m:val="p"/>
+          </m:rPr>
+          <m:t>a</m:t>
+        </m:r>
+        <m:r>
+          <m:rPr>
+            <m:sty m:val="p"/>
+          </m:rPr>
+          <m:t>C</m:t>
+        </m:r>
+        <m:sSub>
+          <m:e>
+            <m:r>
+              <m:rPr>
+                <m:sty m:val="p"/>
+              </m:rPr>
+              <m:t>O</m:t>
+            </m:r>
+          </m:e>
+          <m:sub>
+            <m:r>
+              <m:rPr>
+                <m:sty m:val="p"/>
+              </m:rPr>
+              <m:t>3</m:t>
+            </m:r>
+          </m:sub>
+        </m:sSub>
+      </m:oMath>
+      <w:r>
+        <w:rPr>
+          <w:rFonts w:ascii="Times New Roman" w:hAnsi="Times New Roman" w:eastAsia="Times New Roman" w:cs="Times New Roman"/>
+        </w:rPr>
+        <w:t xml:space="preserve"> </w:t>
+      </w:r>
+      <w:r>
+        <w:rPr>
+          <w:rFonts w:hint="eastAsia" w:ascii="Times New Roman" w:hAnsi="Times New Roman" w:eastAsia="FangSong" w:cs="Times New Roman"/>
+        </w:rPr>
+        <w:t>不能形成和钙钛矿相同的结构</w:t>
       </w:r>
       <w:r>
         <w:rPr>
@@ -5326,8 +5842,718 @@
       <w:pPr>
         <w:numPr>
           <w:ilvl w:val="0"/>
-          <w:numId w:val="1008"/>
+          <w:numId w:val="1009"/>
         </w:numPr>
+        <w:ind w:firstLine="420"/>
+      </w:pPr>
+      <w:r>
+        <w:rPr>
+          <w:rFonts w:hint="eastAsia" w:ascii="Times New Roman" w:hAnsi="Times New Roman" w:eastAsia="FangSong" w:cs="Times New Roman"/>
+        </w:rPr>
+        <w:t xml:space="preserve">现已知方解石的三方晶胞参数为</w:t>
+      </w:r>
+      <w:r>
+        <w:rPr>
+          <w:rFonts w:ascii="Times New Roman" w:hAnsi="Times New Roman" w:eastAsia="Times New Roman" w:cs="Times New Roman"/>
+        </w:rPr>
+        <w:t xml:space="preserve"> </w:t>
+      </w:r>
+      <m:oMath>
+        <m:oMathPr>
+          <m:ctrlPr>
+            <w:rPr>
+              <w:sz w:val="28"/>
+              <w:szCs w:val="28"/>
+            </w:rPr>
+          </m:ctrlPr>
+        </m:oMathPr>
+        <m:r>
+          <m:t>a</m:t>
+        </m:r>
+        <m:r>
+          <m:rPr>
+            <m:sty m:val="p"/>
+          </m:rPr>
+          <m:t>=</m:t>
+        </m:r>
+        <m:r>
+          <m:t>1282</m:t>
+        </m:r>
+        <m:r>
+          <m:rPr>
+            <m:sty m:val="p"/>
+          </m:rPr>
+          <m:t>p</m:t>
+        </m:r>
+        <m:r>
+          <m:rPr>
+            <m:sty m:val="p"/>
+          </m:rPr>
+          <m:t>m</m:t>
+        </m:r>
+      </m:oMath>
+      <w:r>
+        <w:rPr>
+          <w:rFonts w:ascii="Times New Roman" w:hAnsi="Times New Roman" w:eastAsia="Times New Roman" w:cs="Times New Roman"/>
+        </w:rPr>
+        <w:t xml:space="preserve"> </w:t>
+      </w:r>
+      <w:r>
+        <w:rPr>
+          <w:rFonts w:hint="eastAsia" w:ascii="Times New Roman" w:hAnsi="Times New Roman" w:eastAsia="Times New Roman" w:cs="Times New Roman"/>
+        </w:rPr>
+        <w:t xml:space="preserve">，</w:t>
+      </w:r>
+      <w:r>
+        <w:rPr>
+          <w:rFonts w:ascii="Times New Roman" w:hAnsi="Times New Roman" w:eastAsia="Times New Roman" w:cs="Times New Roman"/>
+        </w:rPr>
+        <w:t xml:space="preserve"> </w:t>
+      </w:r>
+      <m:oMath>
+        <m:oMathPr>
+          <m:ctrlPr>
+            <w:rPr>
+              <w:sz w:val="28"/>
+              <w:szCs w:val="28"/>
+            </w:rPr>
+          </m:ctrlPr>
+        </m:oMathPr>
+        <m:r>
+          <m:t>α</m:t>
+        </m:r>
+        <m:r>
+          <m:rPr>
+            <m:sty m:val="p"/>
+          </m:rPr>
+          <m:t>=</m:t>
+        </m:r>
+        <m:sSup>
+          <m:e>
+            <m:r>
+              <m:t>101.9</m:t>
+            </m:r>
+          </m:e>
+          <m:sup>
+            <m:r>
+              <m:rPr>
+                <m:sty m:val="p"/>
+              </m:rPr>
+              <m:t>∘</m:t>
+            </m:r>
+          </m:sup>
+        </m:sSup>
+      </m:oMath>
+      <w:r>
+        <w:rPr>
+          <w:rFonts w:ascii="Times New Roman" w:hAnsi="Times New Roman" w:eastAsia="Times New Roman" w:cs="Times New Roman"/>
+        </w:rPr>
+        <w:t xml:space="preserve"> </w:t>
+      </w:r>
+      <w:r>
+        <w:rPr>
+          <w:rFonts w:hint="eastAsia" w:ascii="Times New Roman" w:hAnsi="Times New Roman" w:eastAsia="Times New Roman" w:cs="Times New Roman"/>
+        </w:rPr>
+        <w:t>，</w:t>
+      </w:r>
+      <w:r>
+        <w:rPr>
+          <w:rFonts w:hint="eastAsia" w:ascii="Times New Roman" w:hAnsi="Times New Roman" w:eastAsia="FangSong" w:cs="Times New Roman"/>
+        </w:rPr>
+        <w:t>请计算方解石晶体的密度</w:t>
+      </w:r>
+      <w:r>
+        <w:rPr>
+          <w:rFonts w:hint="eastAsia" w:ascii="Times New Roman" w:hAnsi="Times New Roman" w:eastAsia="Times New Roman" w:cs="Times New Roman"/>
+        </w:rPr>
+        <w:t>。</w:t>
+      </w:r>
+      <w:r>
+        <w:rPr>
+          <w:rFonts w:hint="eastAsia" w:ascii="Times New Roman" w:hAnsi="Times New Roman" w:eastAsia="FangSong" w:cs="Times New Roman"/>
+        </w:rPr>
+        <w:t>三方晶胞体积可用公式</w:t>
+      </w:r>
+      <w:r>
+        <w:rPr>
+          <w:rFonts w:ascii="Times New Roman" w:hAnsi="Times New Roman" w:eastAsia="Times New Roman" w:cs="Times New Roman"/>
+        </w:rPr>
+        <w:t xml:space="preserve"> </w:t>
+      </w:r>
+      <m:oMath>
+        <m:oMathPr>
+          <m:ctrlPr>
+            <w:rPr>
+              <w:sz w:val="28"/>
+              <w:szCs w:val="28"/>
+            </w:rPr>
+          </m:ctrlPr>
+        </m:oMathPr>
+        <m:r>
+          <m:t>V</m:t>
+        </m:r>
+        <m:r>
+          <m:rPr>
+            <m:sty m:val="p"/>
+          </m:rPr>
+          <m:t>=</m:t>
+        </m:r>
+        <m:r>
+          <m:t>a</m:t>
+        </m:r>
+        <m:r>
+          <m:rPr>
+            <m:sty m:val="p"/>
+          </m:rPr>
+          <m:t>sin</m:t>
+        </m:r>
+        <m:r>
+          <m:t>α</m:t>
+        </m:r>
+      </m:oMath>
+      <w:r>
+        <w:rPr>
+          <w:rFonts w:ascii="Times New Roman" w:hAnsi="Times New Roman" w:eastAsia="Times New Roman" w:cs="Times New Roman"/>
+        </w:rPr>
+        <w:t xml:space="preserve"> </w:t>
+      </w:r>
+      <w:r>
+        <w:rPr>
+          <w:rFonts w:hint="eastAsia" w:ascii="Times New Roman" w:hAnsi="Times New Roman" w:eastAsia="FangSong" w:cs="Times New Roman"/>
+        </w:rPr>
+        <w:t>计算</w:t>
+      </w:r>
+      <w:r>
+        <w:rPr>
+          <w:rFonts w:hint="eastAsia" w:ascii="Times New Roman" w:hAnsi="Times New Roman" w:eastAsia="Times New Roman" w:cs="Times New Roman"/>
+        </w:rPr>
+        <w:t>。</w:t>
+      </w:r>
+    </w:p>
+    <w:p>
+      <w:pPr>
+        <w:numPr>
+          <w:ilvl w:val="0"/>
+          <w:numId w:val="1009"/>
+        </w:numPr>
+        <w:ind w:firstLine="420"/>
+      </w:pPr>
+      <w:r>
+        <w:rPr>
+          <w:rFonts w:hint="eastAsia" w:ascii="Times New Roman" w:hAnsi="Times New Roman" w:eastAsia="FangSong" w:cs="Times New Roman"/>
+        </w:rPr>
+        <w:t xml:space="preserve">文石的结构可以借助</w:t>
+      </w:r>
+      <w:r>
+        <w:rPr>
+          <w:rFonts w:ascii="Times New Roman" w:hAnsi="Times New Roman" w:eastAsia="Times New Roman" w:cs="Times New Roman"/>
+        </w:rPr>
+        <w:t xml:space="preserve"> NiAs </w:t>
+      </w:r>
+      <w:r>
+        <w:rPr>
+          <w:rFonts w:hint="eastAsia" w:ascii="Times New Roman" w:hAnsi="Times New Roman" w:eastAsia="FangSong" w:cs="Times New Roman"/>
+        </w:rPr>
+        <w:t>的结构加以理解</w:t>
+      </w:r>
+      <w:r>
+        <w:rPr>
+          <w:rFonts w:hint="eastAsia" w:ascii="Times New Roman" w:hAnsi="Times New Roman" w:eastAsia="Times New Roman" w:cs="Times New Roman"/>
+        </w:rPr>
+        <w:t>，</w:t>
+      </w:r>
+      <w:r>
+        <w:rPr>
+          <w:rFonts w:hint="eastAsia" w:ascii="Times New Roman" w:hAnsi="Times New Roman" w:eastAsia="FangSong" w:cs="Times New Roman"/>
+        </w:rPr>
+        <w:t>在该结构中</w:t>
+      </w:r>
+      <w:r>
+        <w:rPr>
+          <w:rFonts w:hint="eastAsia" w:ascii="Times New Roman" w:hAnsi="Times New Roman" w:eastAsia="Times New Roman" w:cs="Times New Roman"/>
+        </w:rPr>
+        <w:t>，As</w:t>
+      </w:r>
+      <w:r>
+        <w:rPr>
+          <w:rFonts w:ascii="Times New Roman" w:hAnsi="Times New Roman" w:eastAsia="Times New Roman" w:cs="Times New Roman"/>
+        </w:rPr>
+        <w:t xml:space="preserve"> </w:t>
+      </w:r>
+      <w:r>
+        <w:rPr>
+          <w:rFonts w:hint="eastAsia" w:ascii="Times New Roman" w:hAnsi="Times New Roman" w:eastAsia="FangSong" w:cs="Times New Roman"/>
+        </w:rPr>
+        <w:t>呈六方最密堆积</w:t>
+      </w:r>
+      <w:r>
+        <w:rPr>
+          <w:rFonts w:hint="eastAsia" w:ascii="Times New Roman" w:hAnsi="Times New Roman" w:eastAsia="Times New Roman" w:cs="Times New Roman"/>
+        </w:rPr>
+        <w:t>，Ni</w:t>
+      </w:r>
+      <w:r>
+        <w:rPr>
+          <w:rFonts w:ascii="Times New Roman" w:hAnsi="Times New Roman" w:eastAsia="Times New Roman" w:cs="Times New Roman"/>
+        </w:rPr>
+        <w:t xml:space="preserve"> </w:t>
+      </w:r>
+      <w:r>
+        <w:rPr>
+          <w:rFonts w:hint="eastAsia" w:ascii="Times New Roman" w:hAnsi="Times New Roman" w:eastAsia="FangSong" w:cs="Times New Roman"/>
+        </w:rPr>
+        <w:t>填充其八面体空隙</w:t>
+      </w:r>
+      <w:r>
+        <w:rPr>
+          <w:rFonts w:hint="eastAsia" w:ascii="Times New Roman" w:hAnsi="Times New Roman" w:eastAsia="Times New Roman" w:cs="Times New Roman"/>
+        </w:rPr>
+        <w:t>，</w:t>
+      </w:r>
+      <w:r>
+        <w:rPr>
+          <w:rFonts w:hint="eastAsia" w:ascii="Times New Roman" w:hAnsi="Times New Roman" w:eastAsia="FangSong" w:cs="Times New Roman"/>
+        </w:rPr>
+        <w:t>而</w:t>
+      </w:r>
+      <w:r>
+        <w:rPr>
+          <w:rFonts w:ascii="Times New Roman" w:hAnsi="Times New Roman" w:eastAsia="Times New Roman" w:cs="Times New Roman"/>
+        </w:rPr>
+        <w:t xml:space="preserve"> As </w:t>
+      </w:r>
+      <w:r>
+        <w:rPr>
+          <w:rFonts w:hint="eastAsia" w:ascii="Times New Roman" w:hAnsi="Times New Roman" w:eastAsia="FangSong" w:cs="Times New Roman"/>
+        </w:rPr>
+        <w:t xml:space="preserve">处于</w:t>
+      </w:r>
+      <w:r>
+        <w:rPr>
+          <w:rFonts w:ascii="Times New Roman" w:hAnsi="Times New Roman" w:eastAsia="Times New Roman" w:cs="Times New Roman"/>
+        </w:rPr>
+        <w:t xml:space="preserve"> Ni </w:t>
+      </w:r>
+      <w:r>
+        <w:rPr>
+          <w:rFonts w:hint="eastAsia" w:ascii="Times New Roman" w:hAnsi="Times New Roman" w:eastAsia="FangSong" w:cs="Times New Roman"/>
+        </w:rPr>
+        <w:t>构成的三棱柱空隙中</w:t>
+      </w:r>
+      <w:r>
+        <w:rPr>
+          <w:rFonts w:hint="eastAsia" w:ascii="Times New Roman" w:hAnsi="Times New Roman" w:eastAsia="Times New Roman" w:cs="Times New Roman"/>
+        </w:rPr>
+        <w:t>，</w:t>
+      </w:r>
+      <w:r>
+        <w:rPr>
+          <w:rFonts w:hint="eastAsia" w:ascii="Times New Roman" w:hAnsi="Times New Roman" w:eastAsia="FangSong" w:cs="Times New Roman"/>
+        </w:rPr>
+        <w:t>形成六方晶体</w:t>
+      </w:r>
+      <w:r>
+        <w:rPr>
+          <w:rFonts w:hint="eastAsia" w:ascii="Times New Roman" w:hAnsi="Times New Roman" w:eastAsia="Times New Roman" w:cs="Times New Roman"/>
+        </w:rPr>
+        <w:t>。</w:t>
+      </w:r>
+      <w:r>
+        <w:rPr>
+          <w:rFonts w:hint="eastAsia" w:ascii="Times New Roman" w:hAnsi="Times New Roman" w:eastAsia="FangSong" w:cs="Times New Roman"/>
+        </w:rPr>
+        <w:t>文石则相当于将</w:t>
+      </w:r>
+      <w:r>
+        <w:rPr>
+          <w:rFonts w:ascii="Times New Roman" w:hAnsi="Times New Roman" w:eastAsia="Times New Roman" w:cs="Times New Roman"/>
+        </w:rPr>
+        <w:t xml:space="preserve"> Ca </w:t>
+      </w:r>
+      <w:r>
+        <w:rPr>
+          <w:rFonts w:hint="eastAsia" w:ascii="Times New Roman" w:hAnsi="Times New Roman" w:eastAsia="FangSong" w:cs="Times New Roman"/>
+        </w:rPr>
+        <w:t xml:space="preserve">置于</w:t>
+      </w:r>
+      <w:r>
+        <w:rPr>
+          <w:rFonts w:ascii="Times New Roman" w:hAnsi="Times New Roman" w:eastAsia="Times New Roman" w:cs="Times New Roman"/>
+        </w:rPr>
+        <w:t xml:space="preserve"> As </w:t>
+      </w:r>
+      <w:r>
+        <w:rPr>
+          <w:rFonts w:hint="eastAsia" w:ascii="Times New Roman" w:hAnsi="Times New Roman" w:eastAsia="FangSong" w:cs="Times New Roman"/>
+        </w:rPr>
+        <w:t>的位置</w:t>
+      </w:r>
+      <w:r>
+        <w:rPr>
+          <w:rFonts w:hint="eastAsia" w:ascii="Times New Roman" w:hAnsi="Times New Roman" w:eastAsia="Times New Roman" w:cs="Times New Roman"/>
+        </w:rPr>
+        <w:t>，</w:t>
+      </w:r>
+      <w:r>
+        <w:rPr>
+          <w:rFonts w:hint="eastAsia" w:ascii="Times New Roman" w:hAnsi="Times New Roman" w:eastAsia="FangSong" w:cs="Times New Roman"/>
+        </w:rPr>
+        <w:t>将</w:t>
+      </w:r>
+      <w:r>
+        <w:rPr>
+          <w:rFonts w:ascii="Times New Roman" w:hAnsi="Times New Roman" w:eastAsia="Times New Roman" w:cs="Times New Roman"/>
+        </w:rPr>
+        <w:t xml:space="preserve"> C </w:t>
+      </w:r>
+      <w:r>
+        <w:rPr>
+          <w:rFonts w:hint="eastAsia" w:ascii="Times New Roman" w:hAnsi="Times New Roman" w:eastAsia="FangSong" w:cs="Times New Roman"/>
+        </w:rPr>
+        <w:t xml:space="preserve">置于</w:t>
+      </w:r>
+      <w:r>
+        <w:rPr>
+          <w:rFonts w:ascii="Times New Roman" w:hAnsi="Times New Roman" w:eastAsia="Times New Roman" w:cs="Times New Roman"/>
+        </w:rPr>
+        <w:t xml:space="preserve"> Ni </w:t>
+      </w:r>
+      <w:r>
+        <w:rPr>
+          <w:rFonts w:hint="eastAsia" w:ascii="Times New Roman" w:hAnsi="Times New Roman" w:eastAsia="FangSong" w:cs="Times New Roman"/>
+        </w:rPr>
+        <w:t xml:space="preserve">的位置后再发生沿</w:t>
+      </w:r>
+      <w:r>
+        <w:rPr>
+          <w:rFonts w:ascii="Times New Roman" w:hAnsi="Times New Roman" w:eastAsia="Times New Roman" w:cs="Times New Roman"/>
+        </w:rPr>
+        <w:t xml:space="preserve"> c </w:t>
+      </w:r>
+      <w:r>
+        <w:rPr>
+          <w:rFonts w:hint="eastAsia" w:ascii="Times New Roman" w:hAnsi="Times New Roman" w:eastAsia="FangSong" w:cs="Times New Roman"/>
+        </w:rPr>
+        <w:t>轴的少许位移</w:t>
+      </w:r>
+      <w:r>
+        <w:rPr>
+          <w:rFonts w:hint="eastAsia" w:ascii="Times New Roman" w:hAnsi="Times New Roman" w:eastAsia="Times New Roman" w:cs="Times New Roman"/>
+        </w:rPr>
+        <w:t>，</w:t>
+      </w:r>
+      <w:r>
+        <w:rPr>
+          <w:rFonts w:hint="eastAsia" w:ascii="Times New Roman" w:hAnsi="Times New Roman" w:eastAsia="FangSong" w:cs="Times New Roman"/>
+        </w:rPr>
+        <w:t>形成正交的文石晶体</w:t>
+      </w:r>
+      <w:r>
+        <w:rPr>
+          <w:rFonts w:hint="eastAsia" w:ascii="Times New Roman" w:hAnsi="Times New Roman" w:eastAsia="Times New Roman" w:cs="Times New Roman"/>
+        </w:rPr>
+        <w:t>。</w:t>
+      </w:r>
+      <w:r>
+        <w:rPr>
+          <w:rFonts w:hint="eastAsia" w:ascii="Times New Roman" w:hAnsi="Times New Roman" w:eastAsia="FangSong" w:cs="Times New Roman"/>
+        </w:rPr>
+        <w:t>依据上述条件写出文石晶体中</w:t>
+      </w:r>
+      <w:r>
+        <w:rPr>
+          <w:rFonts w:ascii="Times New Roman" w:hAnsi="Times New Roman" w:eastAsia="Times New Roman" w:cs="Times New Roman"/>
+        </w:rPr>
+        <w:t xml:space="preserve"> Ca </w:t>
+      </w:r>
+      <w:r>
+        <w:rPr>
+          <w:rFonts w:hint="eastAsia" w:ascii="Times New Roman" w:hAnsi="Times New Roman" w:eastAsia="FangSong" w:cs="Times New Roman"/>
+        </w:rPr>
+        <w:t>原子分数坐标</w:t>
+      </w:r>
+      <w:r>
+        <w:rPr>
+          <w:rFonts w:hint="eastAsia" w:ascii="Times New Roman" w:hAnsi="Times New Roman" w:eastAsia="Times New Roman" w:cs="Times New Roman"/>
+        </w:rPr>
+        <w:t>。</w:t>
+      </w:r>
+    </w:p>
+    <w:p>
+      <w:pPr>
+        <w:numPr>
+          <w:ilvl w:val="0"/>
+          <w:numId w:val="1009"/>
+        </w:numPr>
+        <w:ind w:firstLine="420"/>
+      </w:pPr>
+      <w:r>
+        <w:rPr>
+          <w:rFonts w:hint="eastAsia" w:ascii="Times New Roman" w:hAnsi="Times New Roman" w:eastAsia="FangSong" w:cs="Times New Roman"/>
+        </w:rPr>
+        <w:t xml:space="preserve">已知在文石晶体中每个</w:t>
+      </w:r>
+      <w:r>
+        <w:rPr>
+          <w:rFonts w:ascii="Times New Roman" w:hAnsi="Times New Roman" w:eastAsia="Times New Roman" w:cs="Times New Roman"/>
+        </w:rPr>
+        <w:t xml:space="preserve"> Ca </w:t>
+      </w:r>
+      <w:r>
+        <w:rPr>
+          <w:rFonts w:hint="eastAsia" w:ascii="Times New Roman" w:hAnsi="Times New Roman" w:eastAsia="FangSong" w:cs="Times New Roman"/>
+        </w:rPr>
+        <w:t xml:space="preserve">原子与</w:t>
+      </w:r>
+      <w:r>
+        <w:rPr>
+          <w:rFonts w:ascii="Times New Roman" w:hAnsi="Times New Roman" w:eastAsia="Times New Roman" w:cs="Times New Roman"/>
+        </w:rPr>
+        <w:t xml:space="preserve"> 9 </w:t>
+      </w:r>
+      <w:r>
+        <w:rPr>
+          <w:rFonts w:hint="eastAsia" w:ascii="Times New Roman" w:hAnsi="Times New Roman" w:eastAsia="FangSong" w:cs="Times New Roman"/>
+        </w:rPr>
+        <w:t xml:space="preserve">个</w:t>
+      </w:r>
+      <w:r>
+        <w:rPr>
+          <w:rFonts w:ascii="Times New Roman" w:hAnsi="Times New Roman" w:eastAsia="Times New Roman" w:cs="Times New Roman"/>
+        </w:rPr>
+        <w:t xml:space="preserve"> O </w:t>
+      </w:r>
+      <w:r>
+        <w:rPr>
+          <w:rFonts w:hint="eastAsia" w:ascii="Times New Roman" w:hAnsi="Times New Roman" w:eastAsia="FangSong" w:cs="Times New Roman"/>
+        </w:rPr>
+        <w:t>原子配位</w:t>
+      </w:r>
+      <w:r>
+        <w:rPr>
+          <w:rFonts w:hint="eastAsia" w:ascii="Times New Roman" w:hAnsi="Times New Roman" w:eastAsia="Times New Roman" w:cs="Times New Roman"/>
+        </w:rPr>
+        <w:t>。</w:t>
+      </w:r>
+      <w:r>
+        <w:rPr>
+          <w:rFonts w:hint="eastAsia" w:ascii="Times New Roman" w:hAnsi="Times New Roman" w:eastAsia="FangSong" w:cs="Times New Roman"/>
+        </w:rPr>
+        <w:t>请在图中标出所有与灰色</w:t>
+      </w:r>
+      <w:r>
+        <w:rPr>
+          <w:rFonts w:ascii="Times New Roman" w:hAnsi="Times New Roman" w:eastAsia="Times New Roman" w:cs="Times New Roman"/>
+        </w:rPr>
+        <w:t xml:space="preserve"> Ca </w:t>
+      </w:r>
+      <w:r>
+        <w:rPr>
+          <w:rFonts w:hint="eastAsia" w:ascii="Times New Roman" w:hAnsi="Times New Roman" w:eastAsia="FangSong" w:cs="Times New Roman"/>
+        </w:rPr>
+        <w:t>原子配位的氧原子</w:t>
+      </w:r>
+      <w:r>
+        <w:rPr>
+          <w:rFonts w:hint="eastAsia" w:ascii="Times New Roman" w:hAnsi="Times New Roman" w:eastAsia="Times New Roman" w:cs="Times New Roman"/>
+        </w:rPr>
+        <w:t>（</w:t>
+      </w:r>
+      <w:r>
+        <w:rPr>
+          <w:rFonts w:hint="eastAsia" w:ascii="Times New Roman" w:hAnsi="Times New Roman" w:eastAsia="FangSong" w:cs="Times New Roman"/>
+        </w:rPr>
+        <w:t>其中三个</w:t>
+      </w:r>
+      <w:r>
+        <w:rPr>
+          <w:rFonts w:ascii="Times New Roman" w:hAnsi="Times New Roman" w:eastAsia="Times New Roman" w:cs="Times New Roman"/>
+        </w:rPr>
+        <w:t xml:space="preserve"> O </w:t>
+      </w:r>
+      <w:r>
+        <w:rPr>
+          <w:rFonts w:hint="eastAsia" w:ascii="Times New Roman" w:hAnsi="Times New Roman" w:eastAsia="FangSong" w:cs="Times New Roman"/>
+        </w:rPr>
+        <w:t>原子位于与该晶胞相邻的另一晶胞内</w:t>
+      </w:r>
+      <w:r>
+        <w:rPr>
+          <w:rFonts w:hint="eastAsia" w:ascii="Times New Roman" w:hAnsi="Times New Roman" w:eastAsia="Times New Roman" w:cs="Times New Roman"/>
+        </w:rPr>
+        <w:t>，</w:t>
+      </w:r>
+      <w:r>
+        <w:rPr>
+          <w:rFonts w:hint="eastAsia" w:ascii="Times New Roman" w:hAnsi="Times New Roman" w:eastAsia="FangSong" w:cs="Times New Roman"/>
+        </w:rPr>
+        <w:t>请标出这三个</w:t>
+      </w:r>
+      <w:r>
+        <w:rPr>
+          <w:rFonts w:ascii="Times New Roman" w:hAnsi="Times New Roman" w:eastAsia="Times New Roman" w:cs="Times New Roman"/>
+        </w:rPr>
+        <w:t xml:space="preserve"> O </w:t>
+      </w:r>
+      <w:r>
+        <w:rPr>
+          <w:rFonts w:hint="eastAsia" w:ascii="Times New Roman" w:hAnsi="Times New Roman" w:eastAsia="FangSong" w:cs="Times New Roman"/>
+        </w:rPr>
+        <w:t>原子在这个晶胞中的对应位置</w:t>
+      </w:r>
+      <w:r>
+        <w:rPr>
+          <w:rFonts w:hint="eastAsia" w:ascii="Times New Roman" w:hAnsi="Times New Roman" w:eastAsia="Times New Roman" w:cs="Times New Roman"/>
+        </w:rPr>
+        <w:t>）。</w:t>
+      </w:r>
+    </w:p>
+    <w:p>
+      <w:pPr>
+        <w:pStyle w:val="FirstParagraph"/>
+        <w:ind w:firstLine="420"/>
+      </w:pPr>
+      <w:r>
+        <w:rPr>
+          <w:rFonts w:hint="eastAsia" w:ascii="Times New Roman" w:hAnsi="Times New Roman" w:eastAsia="FangSong" w:cs="Times New Roman"/>
+        </w:rPr>
+        <w:t xml:space="preserve">方解石</w:t>
+      </w:r>
+    </w:p>
+    <w:p>
+      <w:pPr>
+        <w:pStyle w:val="BodyText"/>
+        <w:spacing w:before="160" w:after="80"/>
+        <w:jc w:val="center"/>
+      </w:pPr>
+      <w:r>
+        <w:rPr>
+          <w:rFonts w:ascii="Times New Roman" w:hAnsi="Times New Roman" w:eastAsia="Times New Roman" w:cs="Times New Roman"/>
+        </w:rPr>
+        <w:drawing>
+          <wp:inline>
+            <wp:extent cx="3240000" cy="4102662"/>
+            <wp:effectExtent b="0" l="0" r="0" t="0"/>
+            <wp:docPr descr="" title="" id="37" name="Picture"/>
+            <a:graphic>
+              <a:graphicData uri="http://schemas.openxmlformats.org/drawingml/2006/picture">
+                <pic:pic>
+                  <pic:nvPicPr>
+                    <pic:cNvPr descr="06819b7373abe7ad942ff33432150e4b81ec4a45d519e4c503049551a2f9c203.jpg" id="38" name="Picture"/>
+                    <pic:cNvPicPr>
+                      <a:picLocks noChangeArrowheads="1" noChangeAspect="1"/>
+                    </pic:cNvPicPr>
+                  </pic:nvPicPr>
+                  <pic:blipFill>
+                    <a:blip r:embed="rId34"/>
+                    <a:stretch>
+                      <a:fillRect/>
+                    </a:stretch>
+                  </pic:blipFill>
+                  <pic:spPr bwMode="auto">
+                    <a:xfrm>
+                      <a:off x="0" y="0"/>
+                      <a:ext cx="3240000" cy="4102662"/>
+                    </a:xfrm>
+                    <a:prstGeom prst="rect">
+                      <a:avLst/>
+                    </a:prstGeom>
+                    <a:noFill/>
+                    <a:ln w="9525">
+                      <a:noFill/>
+                      <a:headEnd/>
+                      <a:tailEnd/>
+                    </a:ln>
+                  </pic:spPr>
+                </pic:pic>
+              </a:graphicData>
+            </a:graphic>
+          </wp:inline>
+        </w:drawing>
+      </w:r>
+    </w:p>
+    <w:p>
+      <w:pPr>
+        <w:pStyle w:val="BodyText"/>
+        <w:ind w:firstLine="420"/>
+      </w:pPr>
+      <w:r>
+        <w:rPr>
+          <w:rFonts w:hint="eastAsia" w:ascii="Times New Roman" w:hAnsi="Times New Roman" w:eastAsia="FangSong" w:cs="Times New Roman"/>
+        </w:rPr>
+        <w:t xml:space="preserve">文石</w:t>
+      </w:r>
+    </w:p>
+    <w:p>
+      <w:pPr>
+        <w:numPr>
+          <w:ilvl w:val="0"/>
+          <w:numId w:val="1010"/>
+        </w:numPr>
+        <w:ind w:firstLine="420"/>
+      </w:pPr>
+      <w:r>
+        <w:rPr>
+          <w:rFonts w:hint="eastAsia" w:ascii="Times New Roman" w:hAnsi="Times New Roman" w:eastAsia="FangSong" w:cs="Times New Roman"/>
+        </w:rPr>
+        <w:t xml:space="preserve">因为</w:t>
+      </w:r>
+      <w:r>
+        <w:rPr>
+          <w:rFonts w:ascii="Times New Roman" w:hAnsi="Times New Roman" w:eastAsia="Times New Roman" w:cs="Times New Roman"/>
+        </w:rPr>
+        <w:t xml:space="preserve"> C </w:t>
+      </w:r>
+      <w:r>
+        <w:rPr>
+          <w:rFonts w:hint="eastAsia" w:ascii="Times New Roman" w:hAnsi="Times New Roman" w:eastAsia="FangSong" w:cs="Times New Roman"/>
+        </w:rPr>
+        <w:t>原子半径过小</w:t>
+      </w:r>
+      <w:r>
+        <w:rPr>
+          <w:rFonts w:hint="eastAsia" w:ascii="Times New Roman" w:hAnsi="Times New Roman" w:eastAsia="Times New Roman" w:cs="Times New Roman"/>
+        </w:rPr>
+        <w:t>,</w:t>
+      </w:r>
+      <w:r>
+        <w:rPr>
+          <w:rFonts w:ascii="Times New Roman" w:hAnsi="Times New Roman" w:eastAsia="Times New Roman" w:cs="Times New Roman"/>
+        </w:rPr>
+        <w:t xml:space="preserve"> </w:t>
+      </w:r>
+      <w:r>
+        <w:rPr>
+          <w:rFonts w:hint="eastAsia" w:ascii="Times New Roman" w:hAnsi="Times New Roman" w:eastAsia="FangSong" w:cs="Times New Roman"/>
+        </w:rPr>
+        <w:t xml:space="preserve">形成的</w:t>
+      </w:r>
+      <w:r>
+        <w:rPr>
+          <w:rFonts w:ascii="Times New Roman" w:hAnsi="Times New Roman" w:eastAsia="Times New Roman" w:cs="Times New Roman"/>
+        </w:rPr>
+        <w:t xml:space="preserve"> 6 </w:t>
+      </w:r>
+      <w:r>
+        <w:rPr>
+          <w:rFonts w:hint="eastAsia" w:ascii="Times New Roman" w:hAnsi="Times New Roman" w:eastAsia="FangSong" w:cs="Times New Roman"/>
+        </w:rPr>
+        <w:t>配位结构不稳定</w:t>
+      </w:r>
+      <w:r>
+        <w:rPr>
+          <w:rFonts w:hint="eastAsia" w:ascii="Times New Roman" w:hAnsi="Times New Roman" w:eastAsia="Times New Roman" w:cs="Times New Roman"/>
+        </w:rPr>
+        <w:t>。</w:t>
+      </w:r>
+    </w:p>
+    <w:p>
+      <w:pPr>
+        <w:numPr>
+          <w:ilvl w:val="0"/>
+          <w:numId w:val="1010"/>
+        </w:numPr>
+        <w:ind w:firstLine="420"/>
       </w:pPr>
       <w:r>
         <w:rPr>
@@ -5964,18 +7190,18 @@
           <wp:inline>
             <wp:extent cx="3240000" cy="3870350"/>
             <wp:effectExtent b="0" l="0" r="0" t="0"/>
-            <wp:docPr descr="" title="" id="38" name="Picture"/>
+            <wp:docPr descr="" title="" id="40" name="Picture"/>
             <a:graphic>
               <a:graphicData uri="http://schemas.openxmlformats.org/drawingml/2006/picture">
                 <pic:pic>
                   <pic:nvPicPr>
-                    <pic:cNvPr descr="70fc628b9b9bf6daacda8f4f67f76cc62b0522e805eb4c1e70102e4c7a209c54.jpg" id="39" name="Picture"/>
+                    <pic:cNvPr descr="70fc628b9b9bf6daacda8f4f67f76cc62b0522e805eb4c1e70102e4c7a209c54.jpg" id="41" name="Picture"/>
                     <pic:cNvPicPr>
                       <a:picLocks noChangeArrowheads="1" noChangeAspect="1"/>
                     </pic:cNvPicPr>
                   </pic:nvPicPr>
                   <pic:blipFill>
-                    <a:blip r:embed="rId37"/>
+                    <a:blip r:embed="rId39"/>
                     <a:stretch>
                       <a:fillRect/>
                     </a:stretch>
@@ -6012,8 +7238,28 @@
         </w:pict>
       </w:r>
     </w:p>
-    <w:bookmarkEnd w:id="40"/>
-    <w:bookmarkStart w:id="44" w:name="第11题"/>
+    <w:p>
+      <w:pPr>
+        <w:spacing w:before="160" w:after="80"/>
+      </w:pPr>
+      <w:r>
+        <w:pict>
+          <v:rect style="width:0;height:1.5pt" o:hralign="center" o:hrstd="t" o:hr="t"/>
+        </w:pict>
+      </w:r>
+    </w:p>
+    <w:p>
+      <w:pPr>
+        <w:spacing w:before="160" w:after="80"/>
+      </w:pPr>
+      <w:r>
+        <w:pict>
+          <v:rect style="width:0;height:1.5pt" o:hralign="center" o:hrstd="t" o:hr="t"/>
+        </w:pict>
+      </w:r>
+    </w:p>
+    <w:bookmarkEnd w:id="42"/>
+    <w:bookmarkStart w:id="46" w:name="第11题"/>
     <w:p>
       <w:pPr>
         <w:pStyle w:val="Heading3"/>
@@ -6041,6 +7287,7 @@
     <w:p>
       <w:pPr>
         <w:pStyle w:val="BlockText"/>
+        <w:ind w:firstLine="420"/>
       </w:pPr>
       <w:r>
         <w:rPr>
@@ -6064,6 +7311,7 @@
     <w:p>
       <w:pPr>
         <w:pStyle w:val="FirstParagraph"/>
+        <w:ind w:firstLine="420"/>
       </w:pPr>
       <w:r>
         <w:rPr>
@@ -6392,6 +7640,7 @@
     <w:p>
       <w:pPr>
         <w:pStyle w:val="BodyText"/>
+        <w:ind w:firstLine="420"/>
       </w:pPr>
       <w:r>
         <w:rPr>
@@ -6411,6 +7660,7 @@
     <w:p>
       <w:pPr>
         <w:pStyle w:val="BodyText"/>
+        <w:ind w:firstLine="420"/>
       </w:pPr>
       <w:r>
         <w:rPr>
@@ -6626,6 +7876,7 @@
     <w:p>
       <w:pPr>
         <w:pStyle w:val="BodyText"/>
+        <w:ind w:firstLine="420"/>
       </w:pPr>
       <w:r>
         <w:rPr>
@@ -6733,6 +7984,7 @@
     <w:p>
       <w:pPr>
         <w:pStyle w:val="BodyText"/>
+        <w:ind w:firstLine="420"/>
       </w:pPr>
       <w:r>
         <w:rPr>
@@ -6792,6 +8044,7 @@
     <w:p>
       <w:pPr>
         <w:pStyle w:val="BodyText"/>
+        <w:ind w:firstLine="420"/>
       </w:pPr>
       <w:r>
         <w:rPr>
@@ -6827,13 +8080,535 @@
     <w:p>
       <w:pPr>
         <w:pStyle w:val="BodyText"/>
-      </w:pPr>
-      <w:r>
-        <w:rPr>
-          <w:rFonts w:ascii="Times New Roman" w:hAnsi="Times New Roman" w:eastAsia="Times New Roman" w:cs="Times New Roman"/>
-        </w:rPr>
-        <w:t xml:space="preserve">56-5 </w:t>
-      </w:r>
+        <w:ind w:firstLine="420"/>
+      </w:pPr>
+      <w:r>
+        <w:rPr>
+          <w:rFonts w:hint="eastAsia" w:ascii="Times New Roman" w:hAnsi="Times New Roman" w:eastAsia="FangSong" w:cs="Times New Roman"/>
+        </w:rPr>
+        <w:t xml:space="preserve">在</w:t>
+      </w:r>
+      <w:r>
+        <w:rPr>
+          <w:rFonts w:ascii="Times New Roman" w:hAnsi="Times New Roman" w:eastAsia="Times New Roman" w:cs="Times New Roman"/>
+        </w:rPr>
+        <w:t xml:space="preserve"> A </w:t>
+      </w:r>
+      <w:r>
+        <w:rPr>
+          <w:rFonts w:hint="eastAsia" w:ascii="Times New Roman" w:hAnsi="Times New Roman" w:eastAsia="FangSong" w:cs="Times New Roman"/>
+        </w:rPr>
+        <w:t>的四方晶型的某一种晶胞中</w:t>
+      </w:r>
+      <w:r>
+        <w:rPr>
+          <w:rFonts w:hint="eastAsia" w:ascii="Times New Roman" w:hAnsi="Times New Roman" w:eastAsia="Times New Roman" w:cs="Times New Roman"/>
+        </w:rPr>
+        <w:t>，</w:t>
+      </w:r>
+      <w:r>
+        <w:rPr>
+          <w:rFonts w:ascii="Times New Roman" w:hAnsi="Times New Roman" w:eastAsia="Times New Roman" w:cs="Times New Roman"/>
+        </w:rPr>
+        <w:t xml:space="preserve"> </w:t>
+      </w:r>
+      <m:oMath>
+        <m:oMathPr>
+          <m:ctrlPr>
+            <w:rPr>
+              <w:sz w:val="28"/>
+              <w:szCs w:val="28"/>
+            </w:rPr>
+          </m:ctrlPr>
+        </m:oMathPr>
+        <m:r>
+          <m:t>a</m:t>
+        </m:r>
+        <m:r>
+          <m:rPr>
+            <m:sty m:val="p"/>
+          </m:rPr>
+          <m:t>=</m:t>
+        </m:r>
+        <m:r>
+          <m:t>0.3211</m:t>
+        </m:r>
+        <m:r>
+          <m:t> </m:t>
+        </m:r>
+        <m:r>
+          <m:rPr>
+            <m:sty m:val="p"/>
+          </m:rPr>
+          <m:t>n</m:t>
+        </m:r>
+        <m:r>
+          <m:rPr>
+            <m:sty m:val="p"/>
+          </m:rPr>
+          <m:t>m</m:t>
+        </m:r>
+      </m:oMath>
+      <w:r>
+        <w:rPr>
+          <w:rFonts w:ascii="Times New Roman" w:hAnsi="Times New Roman" w:eastAsia="Times New Roman" w:cs="Times New Roman"/>
+        </w:rPr>
+        <w:t xml:space="preserve"> </w:t>
+      </w:r>
+      <w:r>
+        <w:rPr>
+          <w:rFonts w:hint="eastAsia" w:ascii="Times New Roman" w:hAnsi="Times New Roman" w:eastAsia="Times New Roman" w:cs="Times New Roman"/>
+        </w:rPr>
+        <w:t xml:space="preserve">，</w:t>
+      </w:r>
+      <w:r>
+        <w:rPr>
+          <w:rFonts w:ascii="Times New Roman" w:hAnsi="Times New Roman" w:eastAsia="Times New Roman" w:cs="Times New Roman"/>
+        </w:rPr>
+        <w:t xml:space="preserve"> </w:t>
+      </w:r>
+      <m:oMath>
+        <m:oMathPr>
+          <m:ctrlPr>
+            <w:rPr>
+              <w:sz w:val="28"/>
+              <w:szCs w:val="28"/>
+            </w:rPr>
+          </m:ctrlPr>
+        </m:oMathPr>
+        <m:r>
+          <m:t>c</m:t>
+        </m:r>
+        <m:r>
+          <m:rPr>
+            <m:sty m:val="p"/>
+          </m:rPr>
+          <m:t>=</m:t>
+        </m:r>
+        <m:r>
+          <m:t>0.7845</m:t>
+        </m:r>
+        <m:r>
+          <m:t> </m:t>
+        </m:r>
+        <m:r>
+          <m:rPr>
+            <m:sty m:val="p"/>
+          </m:rPr>
+          <m:t>n</m:t>
+        </m:r>
+        <m:r>
+          <m:rPr>
+            <m:sty m:val="p"/>
+          </m:rPr>
+          <m:t>m</m:t>
+        </m:r>
+      </m:oMath>
+      <w:r>
+        <w:rPr>
+          <w:rFonts w:ascii="Times New Roman" w:hAnsi="Times New Roman" w:eastAsia="Times New Roman" w:cs="Times New Roman"/>
+        </w:rPr>
+        <w:t xml:space="preserve"> </w:t>
+      </w:r>
+      <w:r>
+        <w:rPr>
+          <w:rFonts w:hint="eastAsia" w:ascii="Times New Roman" w:hAnsi="Times New Roman" w:eastAsia="Times New Roman" w:cs="Times New Roman"/>
+        </w:rPr>
+        <w:t xml:space="preserve">，M</w:t>
+      </w:r>
+      <w:r>
+        <w:rPr>
+          <w:rFonts w:ascii="Times New Roman" w:hAnsi="Times New Roman" w:eastAsia="Times New Roman" w:cs="Times New Roman"/>
+        </w:rPr>
+        <w:t xml:space="preserve"> </w:t>
+      </w:r>
+      <w:r>
+        <w:rPr>
+          <w:rFonts w:hint="eastAsia" w:ascii="Times New Roman" w:hAnsi="Times New Roman" w:eastAsia="FangSong" w:cs="Times New Roman"/>
+        </w:rPr>
+        <w:t xml:space="preserve">为罕见的</w:t>
+      </w:r>
+      <w:r>
+        <w:rPr>
+          <w:rFonts w:ascii="Times New Roman" w:hAnsi="Times New Roman" w:eastAsia="Times New Roman" w:cs="Times New Roman"/>
+        </w:rPr>
+        <w:t xml:space="preserve"> 10 </w:t>
+      </w:r>
+      <w:r>
+        <w:rPr>
+          <w:rFonts w:hint="eastAsia" w:ascii="Times New Roman" w:hAnsi="Times New Roman" w:eastAsia="FangSong" w:cs="Times New Roman"/>
+        </w:rPr>
+        <w:t>配位</w:t>
+      </w:r>
+      <w:r>
+        <w:rPr>
+          <w:rFonts w:hint="eastAsia" w:ascii="Times New Roman" w:hAnsi="Times New Roman" w:eastAsia="Times New Roman" w:cs="Times New Roman"/>
+        </w:rPr>
+        <w:t>，G</w:t>
+      </w:r>
+      <w:r>
+        <w:rPr>
+          <w:rFonts w:ascii="Times New Roman" w:hAnsi="Times New Roman" w:eastAsia="Times New Roman" w:cs="Times New Roman"/>
+        </w:rPr>
+        <w:t xml:space="preserve"> </w:t>
+      </w:r>
+      <w:r>
+        <w:rPr>
+          <w:rFonts w:hint="eastAsia" w:ascii="Times New Roman" w:hAnsi="Times New Roman" w:eastAsia="FangSong" w:cs="Times New Roman"/>
+        </w:rPr>
+        <w:t xml:space="preserve">为罕见的</w:t>
+      </w:r>
+      <w:r>
+        <w:rPr>
+          <w:rFonts w:ascii="Times New Roman" w:hAnsi="Times New Roman" w:eastAsia="Times New Roman" w:cs="Times New Roman"/>
+        </w:rPr>
+        <w:t xml:space="preserve"> 5 </w:t>
+      </w:r>
+      <w:r>
+        <w:rPr>
+          <w:rFonts w:hint="eastAsia" w:ascii="Times New Roman" w:hAnsi="Times New Roman" w:eastAsia="FangSong" w:cs="Times New Roman"/>
+        </w:rPr>
+        <w:t>配位</w:t>
+      </w:r>
+      <w:r>
+        <w:rPr>
+          <w:rFonts w:hint="eastAsia" w:ascii="Times New Roman" w:hAnsi="Times New Roman" w:eastAsia="Times New Roman" w:cs="Times New Roman"/>
+        </w:rPr>
+        <w:t>，M</w:t>
+      </w:r>
+      <w:r>
+        <w:rPr>
+          <w:rFonts w:ascii="Times New Roman" w:hAnsi="Times New Roman" w:eastAsia="Times New Roman" w:cs="Times New Roman"/>
+        </w:rPr>
+        <w:t xml:space="preserve"> </w:t>
+      </w:r>
+      <w:r>
+        <w:rPr>
+          <w:rFonts w:hint="eastAsia" w:ascii="Times New Roman" w:hAnsi="Times New Roman" w:eastAsia="FangSong" w:cs="Times New Roman"/>
+        </w:rPr>
+        <w:t>占据晶胞的顶点和体心</w:t>
+      </w:r>
+      <w:r>
+        <w:rPr>
+          <w:rFonts w:hint="eastAsia" w:ascii="Times New Roman" w:hAnsi="Times New Roman" w:eastAsia="Times New Roman" w:cs="Times New Roman"/>
+        </w:rPr>
+        <w:t>，</w:t>
+      </w:r>
+      <w:r>
+        <w:rPr>
+          <w:rFonts w:hint="eastAsia" w:ascii="Times New Roman" w:hAnsi="Times New Roman" w:eastAsia="FangSong" w:cs="Times New Roman"/>
+        </w:rPr>
+        <w:t>另一半</w:t>
+      </w:r>
+      <w:r>
+        <w:rPr>
+          <w:rFonts w:ascii="Times New Roman" w:hAnsi="Times New Roman" w:eastAsia="Times New Roman" w:cs="Times New Roman"/>
+        </w:rPr>
+        <w:t xml:space="preserve"> G </w:t>
+      </w:r>
+      <w:r>
+        <w:rPr>
+          <w:rFonts w:hint="eastAsia" w:ascii="Times New Roman" w:hAnsi="Times New Roman" w:eastAsia="FangSong" w:cs="Times New Roman"/>
+        </w:rPr>
+        <w:t>原子分布在棱上</w:t>
+      </w:r>
+      <w:r>
+        <w:rPr>
+          <w:rFonts w:hint="eastAsia" w:ascii="Times New Roman" w:hAnsi="Times New Roman" w:eastAsia="Times New Roman" w:cs="Times New Roman"/>
+        </w:rPr>
+        <w:t>，</w:t>
+      </w:r>
+      <w:r>
+        <w:rPr>
+          <w:rFonts w:hint="eastAsia" w:ascii="Times New Roman" w:hAnsi="Times New Roman" w:eastAsia="FangSong" w:cs="Times New Roman"/>
+        </w:rPr>
+        <w:t>一半</w:t>
+      </w:r>
+      <w:r>
+        <w:rPr>
+          <w:rFonts w:ascii="Times New Roman" w:hAnsi="Times New Roman" w:eastAsia="Times New Roman" w:cs="Times New Roman"/>
+        </w:rPr>
+        <w:t xml:space="preserve"> G </w:t>
+      </w:r>
+      <w:r>
+        <w:rPr>
+          <w:rFonts w:hint="eastAsia" w:ascii="Times New Roman" w:hAnsi="Times New Roman" w:eastAsia="FangSong" w:cs="Times New Roman"/>
+        </w:rPr>
+        <w:t>原子处于晶胞内部</w:t>
+      </w:r>
+      <w:r>
+        <w:rPr>
+          <w:rFonts w:hint="eastAsia" w:ascii="Times New Roman" w:hAnsi="Times New Roman" w:eastAsia="Times New Roman" w:cs="Times New Roman"/>
+        </w:rPr>
+        <w:t>。M—G</w:t>
+      </w:r>
+      <w:r>
+        <w:rPr>
+          <w:rFonts w:ascii="Times New Roman" w:hAnsi="Times New Roman" w:eastAsia="Times New Roman" w:cs="Times New Roman"/>
+        </w:rPr>
+        <w:t xml:space="preserve"> </w:t>
+      </w:r>
+      <w:r>
+        <w:rPr>
+          <w:rFonts w:hint="eastAsia" w:ascii="Times New Roman" w:hAnsi="Times New Roman" w:eastAsia="FangSong" w:cs="Times New Roman"/>
+        </w:rPr>
+        <w:t>只有一种键长</w:t>
+      </w:r>
+      <w:r>
+        <w:rPr>
+          <w:rFonts w:hint="eastAsia" w:ascii="Times New Roman" w:hAnsi="Times New Roman" w:eastAsia="Times New Roman" w:cs="Times New Roman"/>
+        </w:rPr>
+        <w:t>。</w:t>
+      </w:r>
+    </w:p>
+    <w:p>
+      <w:pPr>
+        <w:numPr>
+          <w:ilvl w:val="0"/>
+          <w:numId w:val="1011"/>
+        </w:numPr>
+        <w:ind w:firstLine="420"/>
+      </w:pPr>
+      <w:r>
+        <w:rPr>
+          <w:rFonts w:hint="eastAsia" w:ascii="Times New Roman" w:hAnsi="Times New Roman" w:eastAsia="FangSong" w:cs="Times New Roman"/>
+        </w:rPr>
+        <w:t xml:space="preserve">写出</w:t>
+      </w:r>
+      <w:r>
+        <w:rPr>
+          <w:rFonts w:ascii="Times New Roman" w:hAnsi="Times New Roman" w:eastAsia="Times New Roman" w:cs="Times New Roman"/>
+        </w:rPr>
+        <w:t xml:space="preserve"> </w:t>
+      </w:r>
+      <w:r>
+        <w:rPr>
+          <w:rFonts w:hint="eastAsia" w:ascii="Times New Roman" w:hAnsi="Times New Roman" w:eastAsia="Times New Roman" w:cs="Times New Roman"/>
+        </w:rPr>
+        <w:t xml:space="preserve">M，G，A，B</w:t>
+      </w:r>
+      <w:r>
+        <w:rPr>
+          <w:rFonts w:ascii="Times New Roman" w:hAnsi="Times New Roman" w:eastAsia="Times New Roman" w:cs="Times New Roman"/>
+        </w:rPr>
+        <w:t xml:space="preserve"> </w:t>
+      </w:r>
+      <w:r>
+        <w:rPr>
+          <w:rFonts w:hint="eastAsia" w:ascii="Times New Roman" w:hAnsi="Times New Roman" w:eastAsia="FangSong" w:cs="Times New Roman"/>
+        </w:rPr>
+        <w:t>的化学式</w:t>
+      </w:r>
+      <w:r>
+        <w:rPr>
+          <w:rFonts w:hint="eastAsia" w:ascii="Times New Roman" w:hAnsi="Times New Roman" w:eastAsia="Times New Roman" w:cs="Times New Roman"/>
+        </w:rPr>
+        <w:t>。</w:t>
+      </w:r>
+    </w:p>
+    <w:p>
+      <w:pPr>
+        <w:numPr>
+          <w:ilvl w:val="0"/>
+          <w:numId w:val="1011"/>
+        </w:numPr>
+        <w:ind w:firstLine="420"/>
+      </w:pPr>
+      <w:r>
+        <w:rPr>
+          <w:rFonts w:hint="eastAsia" w:ascii="Times New Roman" w:hAnsi="Times New Roman" w:eastAsia="FangSong" w:cs="Times New Roman"/>
+        </w:rPr>
+        <w:t xml:space="preserve">试画出</w:t>
+      </w:r>
+      <w:r>
+        <w:rPr>
+          <w:rFonts w:ascii="Times New Roman" w:hAnsi="Times New Roman" w:eastAsia="Times New Roman" w:cs="Times New Roman"/>
+        </w:rPr>
+        <w:t xml:space="preserve"> A </w:t>
+      </w:r>
+      <w:r>
+        <w:rPr>
+          <w:rFonts w:hint="eastAsia" w:ascii="Times New Roman" w:hAnsi="Times New Roman" w:eastAsia="FangSong" w:cs="Times New Roman"/>
+        </w:rPr>
+        <w:t>的此种晶胞</w:t>
+      </w:r>
+      <w:r>
+        <w:rPr>
+          <w:rFonts w:hint="eastAsia" w:ascii="Times New Roman" w:hAnsi="Times New Roman" w:eastAsia="Times New Roman" w:cs="Times New Roman"/>
+        </w:rPr>
+        <w:t>，</w:t>
+      </w:r>
+      <w:r>
+        <w:rPr>
+          <w:rFonts w:hint="eastAsia" w:ascii="Times New Roman" w:hAnsi="Times New Roman" w:eastAsia="FangSong" w:cs="Times New Roman"/>
+        </w:rPr>
+        <w:t>给出所有</w:t>
+      </w:r>
+      <w:r>
+        <w:rPr>
+          <w:rFonts w:ascii="Times New Roman" w:hAnsi="Times New Roman" w:eastAsia="Times New Roman" w:cs="Times New Roman"/>
+        </w:rPr>
+        <w:t xml:space="preserve"> G </w:t>
+      </w:r>
+      <w:r>
+        <w:rPr>
+          <w:rFonts w:hint="eastAsia" w:ascii="Times New Roman" w:hAnsi="Times New Roman" w:eastAsia="FangSong" w:cs="Times New Roman"/>
+        </w:rPr>
+        <w:t>的分数坐标</w:t>
+      </w:r>
+      <w:r>
+        <w:rPr>
+          <w:rFonts w:hint="eastAsia" w:ascii="Times New Roman" w:hAnsi="Times New Roman" w:eastAsia="Times New Roman" w:cs="Times New Roman"/>
+        </w:rPr>
+        <w:t>（</w:t>
+      </w:r>
+      <w:r>
+        <w:rPr>
+          <w:rFonts w:hint="eastAsia" w:ascii="Times New Roman" w:hAnsi="Times New Roman" w:eastAsia="FangSong" w:cs="Times New Roman"/>
+        </w:rPr>
+        <w:t>除</w:t>
+      </w:r>
+      <w:r>
+        <w:rPr>
+          <w:rFonts w:ascii="Times New Roman" w:hAnsi="Times New Roman" w:eastAsia="Times New Roman" w:cs="Times New Roman"/>
+        </w:rPr>
+        <w:t xml:space="preserve"> 0 </w:t>
+      </w:r>
+      <w:r>
+        <w:rPr>
+          <w:rFonts w:hint="eastAsia" w:ascii="Times New Roman" w:hAnsi="Times New Roman" w:eastAsia="FangSong" w:cs="Times New Roman"/>
+        </w:rPr>
+        <w:t>外</w:t>
+      </w:r>
+      <w:r>
+        <w:rPr>
+          <w:rFonts w:hint="eastAsia" w:ascii="Times New Roman" w:hAnsi="Times New Roman" w:eastAsia="Times New Roman" w:cs="Times New Roman"/>
+        </w:rPr>
+        <w:t>，</w:t>
+      </w:r>
+      <w:r>
+        <w:rPr>
+          <w:rFonts w:hint="eastAsia" w:ascii="Times New Roman" w:hAnsi="Times New Roman" w:eastAsia="FangSong" w:cs="Times New Roman"/>
+        </w:rPr>
+        <w:t>全用小数表示</w:t>
+      </w:r>
+      <w:r>
+        <w:rPr>
+          <w:rFonts w:hint="eastAsia" w:ascii="Times New Roman" w:hAnsi="Times New Roman" w:eastAsia="Times New Roman" w:cs="Times New Roman"/>
+        </w:rPr>
+        <w:t>，</w:t>
+      </w:r>
+      <w:r>
+        <w:rPr>
+          <w:rFonts w:hint="eastAsia" w:ascii="Times New Roman" w:hAnsi="Times New Roman" w:eastAsia="FangSong" w:cs="Times New Roman"/>
+        </w:rPr>
+        <w:t>保留两位小数</w:t>
+      </w:r>
+      <w:r>
+        <w:rPr>
+          <w:rFonts w:hint="eastAsia" w:ascii="Times New Roman" w:hAnsi="Times New Roman" w:eastAsia="Times New Roman" w:cs="Times New Roman"/>
+        </w:rPr>
+        <w:t>）。</w:t>
+      </w:r>
+    </w:p>
+    <w:p>
+      <w:pPr>
+        <w:numPr>
+          <w:ilvl w:val="0"/>
+          <w:numId w:val="1011"/>
+        </w:numPr>
+        <w:ind w:firstLine="420"/>
+      </w:pPr>
+      <w:r>
+        <w:rPr>
+          <w:rFonts w:hint="eastAsia" w:ascii="Times New Roman" w:hAnsi="Times New Roman" w:eastAsia="FangSong" w:cs="Times New Roman"/>
+        </w:rPr>
+        <w:t>指出结构基元</w:t>
+      </w:r>
+      <w:r>
+        <w:rPr>
+          <w:rFonts w:hint="eastAsia" w:ascii="Times New Roman" w:hAnsi="Times New Roman" w:eastAsia="Times New Roman" w:cs="Times New Roman"/>
+        </w:rPr>
+        <w:t>，</w:t>
+      </w:r>
+      <w:r>
+        <w:rPr>
+          <w:rFonts w:hint="eastAsia" w:ascii="Times New Roman" w:hAnsi="Times New Roman" w:eastAsia="FangSong" w:cs="Times New Roman"/>
+        </w:rPr>
+        <w:t>并指出</w:t>
+      </w:r>
+      <w:r>
+        <w:rPr>
+          <w:rFonts w:ascii="Times New Roman" w:hAnsi="Times New Roman" w:eastAsia="Times New Roman" w:cs="Times New Roman"/>
+        </w:rPr>
+        <w:t xml:space="preserve"> </w:t>
+      </w:r>
+      <w:r>
+        <w:rPr>
+          <w:rFonts w:hint="eastAsia" w:ascii="Times New Roman" w:hAnsi="Times New Roman" w:eastAsia="Times New Roman" w:cs="Times New Roman"/>
+        </w:rPr>
+        <w:t xml:space="preserve">M，G</w:t>
+      </w:r>
+      <w:r>
+        <w:rPr>
+          <w:rFonts w:ascii="Times New Roman" w:hAnsi="Times New Roman" w:eastAsia="Times New Roman" w:cs="Times New Roman"/>
+        </w:rPr>
+        <w:t xml:space="preserve"> </w:t>
+      </w:r>
+      <w:r>
+        <w:rPr>
+          <w:rFonts w:hint="eastAsia" w:ascii="Times New Roman" w:hAnsi="Times New Roman" w:eastAsia="FangSong" w:cs="Times New Roman"/>
+        </w:rPr>
+        <w:t>的配位方式</w:t>
+      </w:r>
+      <w:r>
+        <w:rPr>
+          <w:rFonts w:hint="eastAsia" w:ascii="Times New Roman" w:hAnsi="Times New Roman" w:eastAsia="Times New Roman" w:cs="Times New Roman"/>
+        </w:rPr>
+        <w:t>。</w:t>
+      </w:r>
+    </w:p>
+    <w:p>
+      <w:pPr>
+        <w:numPr>
+          <w:ilvl w:val="0"/>
+          <w:numId w:val="1011"/>
+        </w:numPr>
+        <w:ind w:firstLine="420"/>
+      </w:pPr>
+      <w:r>
+        <w:rPr>
+          <w:rFonts w:hint="eastAsia" w:ascii="Times New Roman" w:hAnsi="Times New Roman" w:eastAsia="FangSong" w:cs="Times New Roman"/>
+        </w:rPr>
+        <w:t xml:space="preserve">计算</w:t>
+      </w:r>
+      <w:r>
+        <w:rPr>
+          <w:rFonts w:ascii="Times New Roman" w:hAnsi="Times New Roman" w:eastAsia="Times New Roman" w:cs="Times New Roman"/>
+        </w:rPr>
+        <w:t xml:space="preserve"> M—G </w:t>
+      </w:r>
+      <w:r>
+        <w:rPr>
+          <w:rFonts w:hint="eastAsia" w:ascii="Times New Roman" w:hAnsi="Times New Roman" w:eastAsia="FangSong" w:cs="Times New Roman"/>
+        </w:rPr>
+        <w:t>的键长</w:t>
+      </w:r>
+      <w:r>
+        <w:rPr>
+          <w:rFonts w:hint="eastAsia" w:ascii="Times New Roman" w:hAnsi="Times New Roman" w:eastAsia="Times New Roman" w:cs="Times New Roman"/>
+        </w:rPr>
+        <w:t>。</w:t>
+      </w:r>
+    </w:p>
+    <w:p>
+      <w:pPr>
+        <w:numPr>
+          <w:ilvl w:val="0"/>
+          <w:numId w:val="1011"/>
+        </w:numPr>
+        <w:ind w:firstLine="420"/>
+      </w:pPr>
       <w:r>
         <w:rPr>
           <w:rFonts w:hint="eastAsia" w:ascii="Times New Roman" w:hAnsi="Times New Roman" w:eastAsia="FangSong" w:cs="Times New Roman"/>
@@ -6844,7 +8619,7 @@
         <w:rPr>
           <w:rFonts w:hint="eastAsia" w:ascii="Times New Roman" w:hAnsi="Times New Roman" w:eastAsia="Times New Roman" w:cs="Times New Roman"/>
         </w:rPr>
-        <w:t>(</w:t>
+        <w:t>（</w:t>
       </w:r>
       <w:r>
         <w:rPr>
@@ -6862,7 +8637,7 @@
         <w:rPr>
           <w:rFonts w:hint="eastAsia" w:ascii="Times New Roman" w:hAnsi="Times New Roman" w:eastAsia="Times New Roman" w:cs="Times New Roman"/>
         </w:rPr>
-        <w:t>CsF)</w:t>
+        <w:t>CsF）</w:t>
       </w:r>
       <w:r>
         <w:rPr>
@@ -6993,7 +8768,7 @@
     </w:p>
     <w:p>
       <w:pPr>
-        <w:pStyle w:val="BodyText"/>
+        <w:pStyle w:val="FirstParagraph"/>
       </w:pPr>
       <w:r>
         <w:rPr>
@@ -7027,7 +8802,7 @@
         <w:pStyle w:val="Compact"/>
         <w:numPr>
           <w:ilvl w:val="0"/>
-          <w:numId w:val="1009"/>
+          <w:numId w:val="1012"/>
         </w:numPr>
         <w:spacing w:before="160" w:after="80"/>
         <w:jc w:val="center"/>
@@ -7040,18 +8815,18 @@
           <wp:inline>
             <wp:extent cx="3600000" cy="1960876"/>
             <wp:effectExtent b="0" l="0" r="0" t="0"/>
-            <wp:docPr descr="" title="" id="42" name="Picture"/>
+            <wp:docPr descr="" title="" id="44" name="Picture"/>
             <a:graphic>
               <a:graphicData uri="http://schemas.openxmlformats.org/drawingml/2006/picture">
                 <pic:pic>
                   <pic:nvPicPr>
-                    <pic:cNvPr descr="7bec830cd4ea43eee8090d485a26b7157009e4a95439a57c4f0bf005b873bf71.jpg" id="43" name="Picture"/>
+                    <pic:cNvPr descr="7bec830cd4ea43eee8090d485a26b7157009e4a95439a57c4f0bf005b873bf71.jpg" id="45" name="Picture"/>
                     <pic:cNvPicPr>
                       <a:picLocks noChangeArrowheads="1" noChangeAspect="1"/>
                     </pic:cNvPicPr>
                   </pic:nvPicPr>
                   <pic:blipFill>
-                    <a:blip r:embed="rId41"/>
+                    <a:blip r:embed="rId43"/>
                     <a:stretch>
                       <a:fillRect/>
                     </a:stretch>
@@ -7251,8 +9026,9 @@
         <w:pStyle w:val="Compact"/>
         <w:numPr>
           <w:ilvl w:val="0"/>
-          <w:numId w:val="1010"/>
+          <w:numId w:val="1013"/>
         </w:numPr>
+        <w:ind w:firstLine="420"/>
       </w:pPr>
       <m:oMath>
         <m:r>
@@ -7602,6 +9378,7 @@
     <w:p>
       <w:pPr>
         <w:pStyle w:val="FirstParagraph"/>
+        <w:ind w:firstLine="420"/>
       </w:pPr>
       <w:r>
         <w:rPr>
@@ -7976,8 +9753,28 @@
         </w:pict>
       </w:r>
     </w:p>
-    <w:bookmarkEnd w:id="44"/>
-    <w:bookmarkStart w:id="48" w:name="第12题"/>
+    <w:p>
+      <w:pPr>
+        <w:spacing w:before="160" w:after="80"/>
+      </w:pPr>
+      <w:r>
+        <w:pict>
+          <v:rect style="width:0;height:1.5pt" o:hralign="center" o:hrstd="t" o:hr="t"/>
+        </w:pict>
+      </w:r>
+    </w:p>
+    <w:p>
+      <w:pPr>
+        <w:spacing w:before="160" w:after="80"/>
+      </w:pPr>
+      <w:r>
+        <w:pict>
+          <v:rect style="width:0;height:1.5pt" o:hralign="center" o:hrstd="t" o:hr="t"/>
+        </w:pict>
+      </w:r>
+    </w:p>
+    <w:bookmarkEnd w:id="46"/>
+    <w:bookmarkStart w:id="50" w:name="第12题"/>
     <w:p>
       <w:pPr>
         <w:pStyle w:val="Heading3"/>
@@ -8005,6 +9802,7 @@
     <w:p>
       <w:pPr>
         <w:pStyle w:val="BlockText"/>
+        <w:ind w:firstLine="420"/>
       </w:pPr>
       <w:r>
         <w:rPr>
@@ -8028,6 +9826,7 @@
     <w:p>
       <w:pPr>
         <w:pStyle w:val="FirstParagraph"/>
+        <w:ind w:firstLine="420"/>
       </w:pPr>
       <w:r>
         <w:rPr>
@@ -8417,6 +10216,7 @@
     <w:p>
       <w:pPr>
         <w:pStyle w:val="BodyText"/>
+        <w:ind w:firstLine="420"/>
       </w:pPr>
       <w:r>
         <w:rPr>
@@ -8436,6 +10236,7 @@
     <w:p>
       <w:pPr>
         <w:pStyle w:val="BodyText"/>
+        <w:ind w:firstLine="420"/>
       </w:pPr>
       <w:r>
         <w:rPr>
@@ -8471,6 +10272,7 @@
     <w:p>
       <w:pPr>
         <w:pStyle w:val="BodyText"/>
+        <w:ind w:firstLine="420"/>
       </w:pPr>
       <w:r>
         <w:rPr>
@@ -8643,14 +10445,192 @@
     </w:p>
     <w:p>
       <w:pPr>
-        <w:pStyle w:val="BodyText"/>
-      </w:pPr>
-      <w:r>
-        <w:rPr>
-          <w:rFonts w:ascii="Times New Roman" w:hAnsi="Times New Roman" w:eastAsia="Times New Roman" w:cs="Times New Roman"/>
-        </w:rPr>
-        <w:t xml:space="preserve">58-3 </w:t>
-      </w:r>
+        <w:numPr>
+          <w:ilvl w:val="0"/>
+          <w:numId w:val="1014"/>
+        </w:numPr>
+        <w:ind w:firstLine="420"/>
+      </w:pPr>
+      <w:r>
+        <w:rPr>
+          <w:rFonts w:hint="eastAsia" w:ascii="Times New Roman" w:hAnsi="Times New Roman" w:eastAsia="FangSong" w:cs="Times New Roman"/>
+        </w:rPr>
+        <w:t>写出该化合物的化学式</w:t>
+      </w:r>
+      <w:r>
+        <w:rPr>
+          <w:rFonts w:hint="eastAsia" w:ascii="Times New Roman" w:hAnsi="Times New Roman" w:eastAsia="Times New Roman" w:cs="Times New Roman"/>
+        </w:rPr>
+        <w:t>，</w:t>
+      </w:r>
+      <w:r>
+        <w:rPr>
+          <w:rFonts w:hint="eastAsia" w:ascii="Times New Roman" w:hAnsi="Times New Roman" w:eastAsia="FangSong" w:cs="Times New Roman"/>
+        </w:rPr>
+        <w:t>以及每个晶胞中的原子种类和个数</w:t>
+      </w:r>
+      <w:r>
+        <w:rPr>
+          <w:rFonts w:hint="eastAsia" w:ascii="Times New Roman" w:hAnsi="Times New Roman" w:eastAsia="Times New Roman" w:cs="Times New Roman"/>
+        </w:rPr>
+        <w:t>。</w:t>
+      </w:r>
+    </w:p>
+    <w:p>
+      <w:pPr>
+        <w:numPr>
+          <w:ilvl w:val="0"/>
+          <w:numId w:val="1014"/>
+        </w:numPr>
+        <w:ind w:firstLine="420"/>
+      </w:pPr>
+      <w:r>
+        <w:rPr>
+          <w:rFonts w:hint="eastAsia" w:ascii="Times New Roman" w:hAnsi="Times New Roman" w:eastAsia="FangSong" w:cs="Times New Roman"/>
+        </w:rPr>
+        <w:t xml:space="preserve">沿着晶胞</w:t>
+      </w:r>
+      <w:r>
+        <w:rPr>
+          <w:rFonts w:ascii="Times New Roman" w:hAnsi="Times New Roman" w:eastAsia="Times New Roman" w:cs="Times New Roman"/>
+        </w:rPr>
+        <w:t xml:space="preserve"> c </w:t>
+      </w:r>
+      <w:r>
+        <w:rPr>
+          <w:rFonts w:hint="eastAsia" w:ascii="Times New Roman" w:hAnsi="Times New Roman" w:eastAsia="FangSong" w:cs="Times New Roman"/>
+        </w:rPr>
+        <w:t>轴方向</w:t>
+      </w:r>
+      <w:r>
+        <w:rPr>
+          <w:rFonts w:hint="eastAsia" w:ascii="Times New Roman" w:hAnsi="Times New Roman" w:eastAsia="Times New Roman" w:cs="Times New Roman"/>
+        </w:rPr>
+        <w:t>，</w:t>
+      </w:r>
+      <w:r>
+        <w:rPr>
+          <w:rFonts w:hint="eastAsia" w:ascii="Times New Roman" w:hAnsi="Times New Roman" w:eastAsia="FangSong" w:cs="Times New Roman"/>
+        </w:rPr>
+        <w:t>画一条同时含有</w:t>
+      </w:r>
+      <w:r>
+        <w:rPr>
+          <w:rFonts w:ascii="Times New Roman" w:hAnsi="Times New Roman" w:eastAsia="Times New Roman" w:cs="Times New Roman"/>
+        </w:rPr>
+        <w:t xml:space="preserve"> Ti </w:t>
+      </w:r>
+      <w:r>
+        <w:rPr>
+          <w:rFonts w:hint="eastAsia" w:ascii="Times New Roman" w:hAnsi="Times New Roman" w:eastAsia="FangSong" w:cs="Times New Roman"/>
+        </w:rPr>
+        <w:t xml:space="preserve">和</w:t>
+      </w:r>
+      <w:r>
+        <w:rPr>
+          <w:rFonts w:ascii="Times New Roman" w:hAnsi="Times New Roman" w:eastAsia="Times New Roman" w:cs="Times New Roman"/>
+        </w:rPr>
+        <w:t xml:space="preserve"> N </w:t>
+      </w:r>
+      <w:r>
+        <w:rPr>
+          <w:rFonts w:hint="eastAsia" w:ascii="Times New Roman" w:hAnsi="Times New Roman" w:eastAsia="FangSong" w:cs="Times New Roman"/>
+        </w:rPr>
+        <w:t>原子的直线</w:t>
+      </w:r>
+      <w:r>
+        <w:rPr>
+          <w:rFonts w:hint="eastAsia" w:ascii="Times New Roman" w:hAnsi="Times New Roman" w:eastAsia="Times New Roman" w:cs="Times New Roman"/>
+        </w:rPr>
+        <w:t>，</w:t>
+      </w:r>
+      <w:r>
+        <w:rPr>
+          <w:rFonts w:hint="eastAsia" w:ascii="Times New Roman" w:hAnsi="Times New Roman" w:eastAsia="FangSong" w:cs="Times New Roman"/>
+        </w:rPr>
+        <w:t>标出直线上的原子排列</w:t>
+      </w:r>
+      <w:r>
+        <w:rPr>
+          <w:rFonts w:hint="eastAsia" w:ascii="Times New Roman" w:hAnsi="Times New Roman" w:eastAsia="Times New Roman" w:cs="Times New Roman"/>
+        </w:rPr>
+        <w:t>（</w:t>
+      </w:r>
+      <w:r>
+        <w:rPr>
+          <w:rFonts w:hint="eastAsia" w:ascii="Times New Roman" w:hAnsi="Times New Roman" w:eastAsia="FangSong" w:cs="Times New Roman"/>
+        </w:rPr>
+        <w:t>无须考虑原子间距</w:t>
+      </w:r>
+      <w:r>
+        <w:rPr>
+          <w:rFonts w:hint="eastAsia" w:ascii="Times New Roman" w:hAnsi="Times New Roman" w:eastAsia="Times New Roman" w:cs="Times New Roman"/>
+        </w:rPr>
+        <w:t>，</w:t>
+      </w:r>
+      <w:r>
+        <w:rPr>
+          <w:rFonts w:hint="eastAsia" w:ascii="Times New Roman" w:hAnsi="Times New Roman" w:eastAsia="FangSong" w:cs="Times New Roman"/>
+        </w:rPr>
+        <w:t>直线上总原子数不少于</w:t>
+      </w:r>
+      <w:r>
+        <w:rPr>
+          <w:rFonts w:ascii="Times New Roman" w:hAnsi="Times New Roman" w:eastAsia="Times New Roman" w:cs="Times New Roman"/>
+        </w:rPr>
+        <w:t xml:space="preserve"> 10 </w:t>
+      </w:r>
+      <w:r>
+        <w:rPr>
+          <w:rFonts w:hint="eastAsia" w:ascii="Times New Roman" w:hAnsi="Times New Roman" w:eastAsia="FangSong" w:cs="Times New Roman"/>
+        </w:rPr>
+        <w:t>个</w:t>
+      </w:r>
+      <w:r>
+        <w:rPr>
+          <w:rFonts w:hint="eastAsia" w:ascii="Times New Roman" w:hAnsi="Times New Roman" w:eastAsia="Times New Roman" w:cs="Times New Roman"/>
+        </w:rPr>
+        <w:t>，Al、Ti、N</w:t>
+      </w:r>
+      <w:r>
+        <w:rPr>
+          <w:rFonts w:ascii="Times New Roman" w:hAnsi="Times New Roman" w:eastAsia="Times New Roman" w:cs="Times New Roman"/>
+        </w:rPr>
+        <w:t xml:space="preserve"> </w:t>
+      </w:r>
+      <w:r>
+        <w:rPr>
+          <w:rFonts w:hint="eastAsia" w:ascii="Times New Roman" w:hAnsi="Times New Roman" w:eastAsia="FangSong" w:cs="Times New Roman"/>
+        </w:rPr>
+        <w:t xml:space="preserve">原子分别用</w:t>
+      </w:r>
+      <w:r>
+        <w:rPr>
+          <w:rFonts w:ascii="Times New Roman" w:hAnsi="Times New Roman" w:eastAsia="Times New Roman" w:cs="Times New Roman"/>
+        </w:rPr>
+        <w:t xml:space="preserve"> ○、△、□ </w:t>
+      </w:r>
+      <w:r>
+        <w:rPr>
+          <w:rFonts w:hint="eastAsia" w:ascii="Times New Roman" w:hAnsi="Times New Roman" w:eastAsia="FangSong" w:cs="Times New Roman"/>
+        </w:rPr>
+        <w:t>表示</w:t>
+      </w:r>
+      <w:r>
+        <w:rPr>
+          <w:rFonts w:hint="eastAsia" w:ascii="Times New Roman" w:hAnsi="Times New Roman" w:eastAsia="Times New Roman" w:cs="Times New Roman"/>
+        </w:rPr>
+        <w:t>）。</w:t>
+      </w:r>
+    </w:p>
+    <w:p>
+      <w:pPr>
+        <w:numPr>
+          <w:ilvl w:val="0"/>
+          <w:numId w:val="1014"/>
+        </w:numPr>
+        <w:ind w:firstLine="420"/>
+      </w:pPr>
       <w:r>
         <w:rPr>
           <w:rFonts w:hint="eastAsia" w:ascii="Times New Roman" w:hAnsi="Times New Roman" w:eastAsia="FangSong" w:cs="Times New Roman"/>
@@ -8673,13 +10653,13 @@
         <w:rPr>
           <w:rFonts w:ascii="Times New Roman" w:hAnsi="Times New Roman" w:eastAsia="Times New Roman" w:cs="Times New Roman"/>
         </w:rPr>
-        <w:t xml:space="preserve"> </w:t>
-      </w:r>
-      <w:r>
-        <w:rPr>
-          <w:rFonts w:hint="eastAsia" w:ascii="Times New Roman" w:hAnsi="Times New Roman" w:eastAsia="Times New Roman" w:cs="Times New Roman"/>
-        </w:rPr>
-        <w:t xml:space="preserve">210.0pm，Ti、Al</w:t>
+        <w:t xml:space="preserve"> 210.0 </w:t>
+      </w:r>
+      <w:r>
+        <w:rPr>
+          <w:rFonts w:hint="eastAsia" w:ascii="Times New Roman" w:hAnsi="Times New Roman" w:eastAsia="Times New Roman" w:cs="Times New Roman"/>
+        </w:rPr>
+        <w:t xml:space="preserve">pm，Ti、Al</w:t>
       </w:r>
       <w:r>
         <w:rPr>
@@ -8697,13 +10677,13 @@
         <w:rPr>
           <w:rFonts w:ascii="Times New Roman" w:hAnsi="Times New Roman" w:eastAsia="Times New Roman" w:cs="Times New Roman"/>
         </w:rPr>
-        <w:t xml:space="preserve"> </w:t>
-      </w:r>
-      <w:r>
-        <w:rPr>
-          <w:rFonts w:hint="eastAsia" w:ascii="Times New Roman" w:hAnsi="Times New Roman" w:eastAsia="Times New Roman" w:cs="Times New Roman"/>
-        </w:rPr>
-        <w:t>281.8pm，</w:t>
+        <w:t xml:space="preserve"> 281.8 </w:t>
+      </w:r>
+      <w:r>
+        <w:rPr>
+          <w:rFonts w:hint="eastAsia" w:ascii="Times New Roman" w:hAnsi="Times New Roman" w:eastAsia="Times New Roman" w:cs="Times New Roman"/>
+        </w:rPr>
+        <w:t>pm，</w:t>
       </w:r>
       <w:r>
         <w:rPr>
@@ -8715,7 +10695,7 @@
         <w:rPr>
           <w:rFonts w:hint="eastAsia" w:ascii="Times New Roman" w:hAnsi="Times New Roman" w:eastAsia="Times New Roman" w:cs="Times New Roman"/>
         </w:rPr>
-        <w:t>(</w:t>
+        <w:t>（</w:t>
       </w:r>
       <w:r>
         <w:rPr>
@@ -8856,14 +10836,26 @@
           </m:sup>
         </m:sSup>
         <m:r>
+          <m:t> </m:t>
+        </m:r>
+        <m:r>
+          <m:rPr>
+            <m:sty m:val="p"/>
+          </m:rPr>
           <m:t>m</m:t>
         </m:r>
         <m:r>
+          <m:rPr>
+            <m:sty m:val="p"/>
+          </m:rPr>
           <m:t>o</m:t>
         </m:r>
         <m:sSup>
           <m:e>
             <m:r>
+              <m:rPr>
+                <m:sty m:val="p"/>
+              </m:rPr>
               <m:t>l</m:t>
             </m:r>
           </m:e>
@@ -8875,6 +10867,9 @@
               <m:t>−</m:t>
             </m:r>
             <m:r>
+              <m:rPr>
+                <m:sty m:val="p"/>
+              </m:rPr>
               <m:t>1</m:t>
             </m:r>
           </m:sup>
@@ -8888,18 +10883,18 @@
       </w:r>
       <w:r>
         <w:rPr>
-          <w:rFonts w:ascii="Times New Roman" w:hAnsi="Times New Roman" w:eastAsia="Times New Roman" w:cs="Times New Roman"/>
-        </w:rPr>
-        <w:t xml:space="preserve">)。</w:t>
-      </w:r>
-    </w:p>
-    <w:p>
-      <w:pPr>
-        <w:pStyle w:val="Compact"/>
+          <w:rFonts w:hint="eastAsia" w:ascii="Times New Roman" w:hAnsi="Times New Roman" w:eastAsia="Times New Roman" w:cs="Times New Roman"/>
+        </w:rPr>
+        <w:t xml:space="preserve">）。</w:t>
+      </w:r>
+    </w:p>
+    <w:p>
+      <w:pPr>
         <w:numPr>
           <w:ilvl w:val="0"/>
-          <w:numId w:val="1011"/>
+          <w:numId w:val="1014"/>
         </w:numPr>
+        <w:ind w:firstLine="420"/>
       </w:pPr>
       <m:oMath>
         <m:oMathPr>
@@ -9079,18 +11074,18 @@
           <wp:inline>
             <wp:extent cx="3600000" cy="223468"/>
             <wp:effectExtent b="0" l="0" r="0" t="0"/>
-            <wp:docPr descr="" title="" id="46" name="Picture"/>
+            <wp:docPr descr="" title="" id="48" name="Picture"/>
             <a:graphic>
               <a:graphicData uri="http://schemas.openxmlformats.org/drawingml/2006/picture">
                 <pic:pic>
                   <pic:nvPicPr>
-                    <pic:cNvPr descr="31dacb1ab1cc2ce69f22fdc8063519b74b988588f4d6155e6710edbc869f97f4.jpg" id="47" name="Picture"/>
+                    <pic:cNvPr descr="31dacb1ab1cc2ce69f22fdc8063519b74b988588f4d6155e6710edbc869f97f4.jpg" id="49" name="Picture"/>
                     <pic:cNvPicPr>
                       <a:picLocks noChangeArrowheads="1" noChangeAspect="1"/>
                     </pic:cNvPicPr>
                   </pic:nvPicPr>
                   <pic:blipFill>
-                    <a:blip r:embed="rId45"/>
+                    <a:blip r:embed="rId47"/>
                     <a:stretch>
                       <a:fillRect/>
                     </a:stretch>
@@ -9122,8 +11117,9 @@
         <w:pStyle w:val="Compact"/>
         <w:numPr>
           <w:ilvl w:val="0"/>
-          <w:numId w:val="1012"/>
+          <w:numId w:val="1015"/>
         </w:numPr>
+        <w:ind w:firstLine="420"/>
       </w:pPr>
       <w:r>
         <w:rPr>
@@ -9213,6 +11209,7 @@
     <w:p>
       <w:pPr>
         <w:pStyle w:val="FirstParagraph"/>
+        <w:ind w:firstLine="420"/>
       </w:pPr>
       <w:r>
         <w:rPr>
@@ -9344,6 +11341,7 @@
     <w:p>
       <w:pPr>
         <w:pStyle w:val="BodyText"/>
+        <w:ind w:firstLine="420"/>
       </w:pPr>
       <w:r>
         <w:rPr>
@@ -9442,6 +11440,7 @@
     <w:p>
       <w:pPr>
         <w:pStyle w:val="BodyText"/>
+        <w:ind w:firstLine="420"/>
       </w:pPr>
       <w:r>
         <w:rPr>
@@ -9540,6 +11539,7 @@
     <w:p>
       <w:pPr>
         <w:pStyle w:val="BodyText"/>
+        <w:ind w:firstLine="420"/>
       </w:pPr>
       <w:r>
         <w:rPr>
@@ -9995,8 +11995,28 @@
         </w:pict>
       </w:r>
     </w:p>
-    <w:bookmarkEnd w:id="48"/>
-    <w:bookmarkStart w:id="52" w:name="第13题"/>
+    <w:p>
+      <w:pPr>
+        <w:spacing w:before="160" w:after="80"/>
+      </w:pPr>
+      <w:r>
+        <w:pict>
+          <v:rect style="width:0;height:1.5pt" o:hralign="center" o:hrstd="t" o:hr="t"/>
+        </w:pict>
+      </w:r>
+    </w:p>
+    <w:p>
+      <w:pPr>
+        <w:spacing w:before="160" w:after="80"/>
+      </w:pPr>
+      <w:r>
+        <w:pict>
+          <v:rect style="width:0;height:1.5pt" o:hralign="center" o:hrstd="t" o:hr="t"/>
+        </w:pict>
+      </w:r>
+    </w:p>
+    <w:bookmarkEnd w:id="50"/>
+    <w:bookmarkStart w:id="54" w:name="第13题"/>
     <w:p>
       <w:pPr>
         <w:pStyle w:val="Heading3"/>
@@ -10024,6 +12044,7 @@
     <w:p>
       <w:pPr>
         <w:pStyle w:val="BlockText"/>
+        <w:ind w:firstLine="420"/>
       </w:pPr>
       <w:r>
         <w:rPr>
@@ -10047,6 +12068,7 @@
     <w:p>
       <w:pPr>
         <w:pStyle w:val="FirstParagraph"/>
+        <w:ind w:firstLine="420"/>
       </w:pPr>
       <w:r>
         <w:rPr>
@@ -10315,6 +12337,7 @@
     <w:p>
       <w:pPr>
         <w:pStyle w:val="BodyText"/>
+        <w:ind w:firstLine="420"/>
       </w:pPr>
       <w:r>
         <w:rPr>
@@ -10334,6 +12357,7 @@
     <w:p>
       <w:pPr>
         <w:pStyle w:val="BodyText"/>
+        <w:ind w:firstLine="420"/>
       </w:pPr>
       <w:r>
         <w:rPr>
@@ -10398,18 +12422,18 @@
           <wp:inline>
             <wp:extent cx="3240000" cy="2820000"/>
             <wp:effectExtent b="0" l="0" r="0" t="0"/>
-            <wp:docPr descr="" title="" id="50" name="Picture"/>
+            <wp:docPr descr="" title="" id="52" name="Picture"/>
             <a:graphic>
               <a:graphicData uri="http://schemas.openxmlformats.org/drawingml/2006/picture">
                 <pic:pic>
                   <pic:nvPicPr>
-                    <pic:cNvPr descr="dc2db41702daac455cbf811b1908b1a07d44b06daa0faf3a4671d6a58ed9330c.jpg" id="51" name="Picture"/>
+                    <pic:cNvPr descr="dc2db41702daac455cbf811b1908b1a07d44b06daa0faf3a4671d6a58ed9330c.jpg" id="53" name="Picture"/>
                     <pic:cNvPicPr>
                       <a:picLocks noChangeArrowheads="1" noChangeAspect="1"/>
                     </pic:cNvPicPr>
                   </pic:nvPicPr>
                   <pic:blipFill>
-                    <a:blip r:embed="rId49"/>
+                    <a:blip r:embed="rId51"/>
                     <a:stretch>
                       <a:fillRect/>
                     </a:stretch>
@@ -10446,8 +12470,28 @@
         </w:pict>
       </w:r>
     </w:p>
-    <w:bookmarkEnd w:id="52"/>
-    <w:bookmarkStart w:id="53" w:name="第14题"/>
+    <w:p>
+      <w:pPr>
+        <w:spacing w:before="160" w:after="80"/>
+      </w:pPr>
+      <w:r>
+        <w:pict>
+          <v:rect style="width:0;height:1.5pt" o:hralign="center" o:hrstd="t" o:hr="t"/>
+        </w:pict>
+      </w:r>
+    </w:p>
+    <w:p>
+      <w:pPr>
+        <w:spacing w:before="160" w:after="80"/>
+      </w:pPr>
+      <w:r>
+        <w:pict>
+          <v:rect style="width:0;height:1.5pt" o:hralign="center" o:hrstd="t" o:hr="t"/>
+        </w:pict>
+      </w:r>
+    </w:p>
+    <w:bookmarkEnd w:id="54"/>
+    <w:bookmarkStart w:id="55" w:name="第14题"/>
     <w:p>
       <w:pPr>
         <w:pStyle w:val="Heading3"/>
@@ -10475,6 +12519,7 @@
     <w:p>
       <w:pPr>
         <w:pStyle w:val="BlockText"/>
+        <w:ind w:firstLine="420"/>
       </w:pPr>
       <w:r>
         <w:rPr>
@@ -10498,6 +12543,7 @@
     <w:p>
       <w:pPr>
         <w:pStyle w:val="FirstParagraph"/>
+        <w:ind w:firstLine="420"/>
       </w:pPr>
       <w:r>
         <w:rPr>
@@ -11287,6 +13333,7 @@
     <w:p>
       <w:pPr>
         <w:pStyle w:val="BodyText"/>
+        <w:ind w:firstLine="420"/>
       </w:pPr>
       <w:r>
         <w:rPr>
@@ -11306,6 +13353,7 @@
     <w:p>
       <w:pPr>
         <w:pStyle w:val="BodyText"/>
+        <w:ind w:firstLine="420"/>
       </w:pPr>
       <m:oMath>
         <m:sSub>
@@ -11937,8 +13985,28 @@
         </w:pict>
       </w:r>
     </w:p>
-    <w:bookmarkEnd w:id="53"/>
-    <w:bookmarkStart w:id="60" w:name="第15题"/>
+    <w:p>
+      <w:pPr>
+        <w:spacing w:before="160" w:after="80"/>
+      </w:pPr>
+      <w:r>
+        <w:pict>
+          <v:rect style="width:0;height:1.5pt" o:hralign="center" o:hrstd="t" o:hr="t"/>
+        </w:pict>
+      </w:r>
+    </w:p>
+    <w:p>
+      <w:pPr>
+        <w:spacing w:before="160" w:after="80"/>
+      </w:pPr>
+      <w:r>
+        <w:pict>
+          <v:rect style="width:0;height:1.5pt" o:hralign="center" o:hrstd="t" o:hr="t"/>
+        </w:pict>
+      </w:r>
+    </w:p>
+    <w:bookmarkEnd w:id="55"/>
+    <w:bookmarkStart w:id="62" w:name="第15题"/>
     <w:p>
       <w:pPr>
         <w:pStyle w:val="Heading3"/>
@@ -11966,6 +14034,7 @@
     <w:p>
       <w:pPr>
         <w:pStyle w:val="BlockText"/>
+        <w:ind w:firstLine="420"/>
       </w:pPr>
       <w:r>
         <w:rPr>
@@ -12000,18 +14069,18 @@
           <wp:inline>
             <wp:extent cx="3600000" cy="1172442"/>
             <wp:effectExtent b="0" l="0" r="0" t="0"/>
-            <wp:docPr descr="" title="" id="55" name="Picture"/>
+            <wp:docPr descr="" title="" id="57" name="Picture"/>
             <a:graphic>
               <a:graphicData uri="http://schemas.openxmlformats.org/drawingml/2006/picture">
                 <pic:pic>
                   <pic:nvPicPr>
-                    <pic:cNvPr descr="df7193a46740c4bcf08e7de89b5f4623e1d05d40f222629fd769587611e3e408.jpg" id="56" name="Picture"/>
+                    <pic:cNvPr descr="df7193a46740c4bcf08e7de89b5f4623e1d05d40f222629fd769587611e3e408.jpg" id="58" name="Picture"/>
                     <pic:cNvPicPr>
                       <a:picLocks noChangeArrowheads="1" noChangeAspect="1"/>
                     </pic:cNvPicPr>
                   </pic:nvPicPr>
                   <pic:blipFill>
-                    <a:blip r:embed="rId54"/>
+                    <a:blip r:embed="rId56"/>
                     <a:stretch>
                       <a:fillRect/>
                     </a:stretch>
@@ -12041,6 +14110,7 @@
     <w:p>
       <w:pPr>
         <w:pStyle w:val="BodyText"/>
+        <w:ind w:firstLine="420"/>
       </w:pPr>
       <w:r>
         <w:rPr>
@@ -12064,7 +14134,19 @@
         <w:rPr>
           <w:rFonts w:ascii="Times New Roman" w:hAnsi="Times New Roman" w:eastAsia="Times New Roman" w:cs="Times New Roman"/>
         </w:rPr>
-        <w:t xml:space="preserve"> 11.87%, H </w:t>
+        <w:t xml:space="preserve"> </w:t>
+      </w:r>
+      <w:r>
+        <w:rPr>
+          <w:rFonts w:hint="eastAsia" w:ascii="Times New Roman" w:hAnsi="Times New Roman" w:eastAsia="Times New Roman" w:cs="Times New Roman"/>
+        </w:rPr>
+        <w:t xml:space="preserve">11.87%，H</w:t>
+      </w:r>
+      <w:r>
+        <w:rPr>
+          <w:rFonts w:ascii="Times New Roman" w:hAnsi="Times New Roman" w:eastAsia="Times New Roman" w:cs="Times New Roman"/>
+        </w:rPr>
+        <w:t xml:space="preserve"> </w:t>
       </w:r>
       <w:r>
         <w:rPr>
@@ -12094,13 +14176,7 @@
         <w:rPr>
           <w:rFonts w:hint="eastAsia" w:ascii="Times New Roman" w:hAnsi="Times New Roman" w:eastAsia="Times New Roman" w:cs="Times New Roman"/>
         </w:rPr>
-        <w:t>,</w:t>
-      </w:r>
-      <w:r>
-        <w:rPr>
-          <w:rFonts w:ascii="Times New Roman" w:hAnsi="Times New Roman" w:eastAsia="Times New Roman" w:cs="Times New Roman"/>
-        </w:rPr>
-        <w:t xml:space="preserve"> </w:t>
+        <w:t>，</w:t>
       </w:r>
       <w:r>
         <w:rPr>
@@ -12118,12 +14194,33 @@
     <w:p>
       <w:pPr>
         <w:pStyle w:val="BodyText"/>
-      </w:pPr>
-      <w:r>
-        <w:rPr>
-          <w:rFonts w:hint="eastAsia" w:ascii="Times New Roman" w:hAnsi="Times New Roman" w:eastAsia="FangSong" w:cs="Times New Roman"/>
-        </w:rPr>
-        <w:t>如下左图所示</w:t>
+        <w:ind w:firstLine="420"/>
+      </w:pPr>
+      <w:r>
+        <w:rPr>
+          <w:rFonts w:hint="eastAsia" w:ascii="Times New Roman" w:hAnsi="Times New Roman" w:eastAsia="FangSong" w:cs="Times New Roman"/>
+          <w:b/>
+          <w:bCs/>
+        </w:rPr>
+        <w:t xml:space="preserve">参考答案</w:t>
+      </w:r>
+      <w:r>
+        <w:rPr>
+          <w:rFonts w:hint="eastAsia" w:ascii="Times New Roman" w:hAnsi="Times New Roman" w:eastAsia="Times New Roman" w:cs="Times New Roman"/>
+        </w:rPr>
+        <w:t xml:space="preserve">：</w:t>
+      </w:r>
+    </w:p>
+    <w:p>
+      <w:pPr>
+        <w:pStyle w:val="BodyText"/>
+        <w:ind w:firstLine="420"/>
+      </w:pPr>
+      <w:r>
+        <w:rPr>
+          <w:rFonts w:hint="eastAsia" w:ascii="Times New Roman" w:hAnsi="Times New Roman" w:eastAsia="FangSong" w:cs="Times New Roman"/>
+        </w:rPr>
+        <w:t>结构如下左图所示</w:t>
       </w:r>
       <w:r>
         <w:rPr>
@@ -12146,18 +14243,18 @@
           <wp:inline>
             <wp:extent cx="3600000" cy="1330714"/>
             <wp:effectExtent b="0" l="0" r="0" t="0"/>
-            <wp:docPr descr="" title="" id="58" name="Picture"/>
+            <wp:docPr descr="" title="" id="60" name="Picture"/>
             <a:graphic>
               <a:graphicData uri="http://schemas.openxmlformats.org/drawingml/2006/picture">
                 <pic:pic>
                   <pic:nvPicPr>
-                    <pic:cNvPr descr="677a4e2ff36ac55d5fac405c3ce1cd536b6bf71dbf780fe40e7a3cc0481fc54c.jpg" id="59" name="Picture"/>
+                    <pic:cNvPr descr="677a4e2ff36ac55d5fac405c3ce1cd536b6bf71dbf780fe40e7a3cc0481fc54c.jpg" id="61" name="Picture"/>
                     <pic:cNvPicPr>
                       <a:picLocks noChangeArrowheads="1" noChangeAspect="1"/>
                     </pic:cNvPicPr>
                   </pic:nvPicPr>
                   <pic:blipFill>
-                    <a:blip r:embed="rId57"/>
+                    <a:blip r:embed="rId59"/>
                     <a:stretch>
                       <a:fillRect/>
                     </a:stretch>
@@ -12187,6 +14284,7 @@
     <w:p>
       <w:pPr>
         <w:pStyle w:val="BodyText"/>
+        <w:ind w:firstLine="420"/>
       </w:pPr>
       <w:r>
         <w:rPr>
@@ -12263,7 +14361,8 @@
     </w:p>
     <w:p>
       <w:pPr>
-        <w:pStyle w:val="BodyText"/>
+        <w:pStyle w:val="BlockText"/>
+        <w:ind w:firstLine="420"/>
       </w:pPr>
       <w:r>
         <w:rPr>
@@ -12271,24 +14370,86 @@
           <w:b/>
           <w:bCs/>
         </w:rPr>
-        <w:t xml:space="preserve">参考答案</w:t>
-      </w:r>
-      <w:r>
-        <w:rPr>
-          <w:rFonts w:hint="eastAsia" w:ascii="Times New Roman" w:hAnsi="Times New Roman" w:eastAsia="Times New Roman" w:cs="Times New Roman"/>
-        </w:rPr>
-        <w:t xml:space="preserve">：</w:t>
-      </w:r>
-    </w:p>
-    <w:p>
-      <w:pPr>
-        <w:pStyle w:val="BodyText"/>
-      </w:pPr>
-      <w:r>
-        <w:rPr>
-          <w:rFonts w:ascii="Times New Roman" w:hAnsi="Times New Roman" w:eastAsia="Times New Roman" w:cs="Times New Roman"/>
-        </w:rPr>
-        <w:t xml:space="preserve">Chemical structure of a substituted benzene ring with CHO and OH groups, alongside a cyclohexane ring containing NH2 groups</w:t>
+        <w:t xml:space="preserve">校勘注</w:t>
+      </w:r>
+      <w:r>
+        <w:rPr>
+          <w:rFonts w:hint="eastAsia" w:ascii="Times New Roman" w:hAnsi="Times New Roman" w:eastAsia="Times New Roman" w:cs="Times New Roman"/>
+        </w:rPr>
+        <w:t>：</w:t>
+      </w:r>
+      <w:r>
+        <w:rPr>
+          <w:rFonts w:hint="eastAsia" w:ascii="Times New Roman" w:hAnsi="Times New Roman" w:eastAsia="FangSong" w:cs="Times New Roman"/>
+        </w:rPr>
+        <w:t>本题源卡的</w:t>
+      </w:r>
+      <w:r>
+        <w:rPr>
+          <w:rFonts w:ascii="Times New Roman" w:hAnsi="Times New Roman" w:eastAsia="Times New Roman" w:cs="Times New Roman"/>
+        </w:rPr>
+        <w:t xml:space="preserve"> </w:t>
+      </w:r>
+      <w:r>
+        <w:rPr>
+          <w:rStyle w:val="VerbatimChar"/>
+          <w:rFonts w:ascii="Times New Roman" w:hAnsi="Times New Roman" w:eastAsia="Times New Roman" w:cs="Times New Roman"/>
+        </w:rPr>
+        <w:t xml:space="preserve">&lt;details&gt;</w:t>
+      </w:r>
+      <w:r>
+        <w:rPr>
+          <w:rFonts w:ascii="Times New Roman" w:hAnsi="Times New Roman" w:eastAsia="Times New Roman" w:cs="Times New Roman"/>
+        </w:rPr>
+        <w:t xml:space="preserve"> </w:t>
+      </w:r>
+      <w:r>
+        <w:rPr>
+          <w:rFonts w:hint="eastAsia" w:ascii="Times New Roman" w:hAnsi="Times New Roman" w:eastAsia="FangSong" w:cs="Times New Roman"/>
+        </w:rPr>
+        <w:t>图片描述被误当答案</w:t>
+      </w:r>
+      <w:r>
+        <w:rPr>
+          <w:rFonts w:hint="eastAsia" w:ascii="Times New Roman" w:hAnsi="Times New Roman" w:eastAsia="Times New Roman" w:cs="Times New Roman"/>
+        </w:rPr>
+        <w:t>；</w:t>
+      </w:r>
+      <w:r>
+        <w:rPr>
+          <w:rFonts w:hint="eastAsia" w:ascii="Times New Roman" w:hAnsi="Times New Roman" w:eastAsia="FangSong" w:cs="Times New Roman"/>
+        </w:rPr>
+        <w:t>原答案段曾误置于题面</w:t>
+      </w:r>
+      <w:r>
+        <w:rPr>
+          <w:rFonts w:hint="eastAsia" w:ascii="Times New Roman" w:hAnsi="Times New Roman" w:eastAsia="Times New Roman" w:cs="Times New Roman"/>
+        </w:rPr>
+        <w:t>（</w:t>
+      </w:r>
+      <w:r>
+        <w:rPr>
+          <w:rFonts w:hint="eastAsia" w:ascii="Times New Roman" w:hAnsi="Times New Roman" w:eastAsia="FangSong" w:cs="Times New Roman"/>
+        </w:rPr>
+        <w:t>构成学生版答案泄漏</w:t>
+      </w:r>
+      <w:r>
+        <w:rPr>
+          <w:rFonts w:hint="eastAsia" w:ascii="Times New Roman" w:hAnsi="Times New Roman" w:eastAsia="Times New Roman" w:cs="Times New Roman"/>
+        </w:rPr>
+        <w:t>），</w:t>
+      </w:r>
+      <w:r>
+        <w:rPr>
+          <w:rFonts w:hint="eastAsia" w:ascii="Times New Roman" w:hAnsi="Times New Roman" w:eastAsia="FangSong" w:cs="Times New Roman"/>
+        </w:rPr>
+        <w:t>此处各归其位</w:t>
+      </w:r>
+      <w:r>
+        <w:rPr>
+          <w:rFonts w:hint="eastAsia" w:ascii="Times New Roman" w:hAnsi="Times New Roman" w:eastAsia="Times New Roman" w:cs="Times New Roman"/>
+        </w:rPr>
+        <w:t>。</w:t>
       </w:r>
     </w:p>
     <w:p>
@@ -12301,8 +14462,28 @@
         </w:pict>
       </w:r>
     </w:p>
-    <w:bookmarkEnd w:id="60"/>
-    <w:bookmarkStart w:id="61" w:name="第16题"/>
+    <w:p>
+      <w:pPr>
+        <w:spacing w:before="160" w:after="80"/>
+      </w:pPr>
+      <w:r>
+        <w:pict>
+          <v:rect style="width:0;height:1.5pt" o:hralign="center" o:hrstd="t" o:hr="t"/>
+        </w:pict>
+      </w:r>
+    </w:p>
+    <w:p>
+      <w:pPr>
+        <w:spacing w:before="160" w:after="80"/>
+      </w:pPr>
+      <w:r>
+        <w:pict>
+          <v:rect style="width:0;height:1.5pt" o:hralign="center" o:hrstd="t" o:hr="t"/>
+        </w:pict>
+      </w:r>
+    </w:p>
+    <w:bookmarkEnd w:id="62"/>
+    <w:bookmarkStart w:id="63" w:name="第16题"/>
     <w:p>
       <w:pPr>
         <w:pStyle w:val="Heading3"/>
@@ -12330,6 +14511,7 @@
     <w:p>
       <w:pPr>
         <w:pStyle w:val="BlockText"/>
+        <w:ind w:firstLine="420"/>
       </w:pPr>
       <w:r>
         <w:rPr>
@@ -12353,6 +14535,7 @@
     <w:p>
       <w:pPr>
         <w:pStyle w:val="FirstParagraph"/>
+        <w:ind w:firstLine="420"/>
       </w:pPr>
       <w:r>
         <w:rPr>
@@ -12646,6 +14829,7 @@
     <w:p>
       <w:pPr>
         <w:pStyle w:val="BodyText"/>
+        <w:ind w:firstLine="420"/>
       </w:pPr>
       <w:r>
         <w:rPr>
@@ -12665,6 +14849,7 @@
     <w:p>
       <w:pPr>
         <w:pStyle w:val="BodyText"/>
+        <w:ind w:firstLine="420"/>
       </w:pPr>
       <w:r>
         <w:rPr>
@@ -12718,6 +14903,7 @@
     <w:p>
       <w:pPr>
         <w:pStyle w:val="BodyText"/>
+        <w:ind w:firstLine="420"/>
       </w:pPr>
       <w:r>
         <w:rPr>
@@ -13007,8 +15193,28 @@
         </w:pict>
       </w:r>
     </w:p>
-    <w:bookmarkEnd w:id="61"/>
-    <w:bookmarkStart w:id="62" w:name="第17题"/>
+    <w:p>
+      <w:pPr>
+        <w:spacing w:before="160" w:after="80"/>
+      </w:pPr>
+      <w:r>
+        <w:pict>
+          <v:rect style="width:0;height:1.5pt" o:hralign="center" o:hrstd="t" o:hr="t"/>
+        </w:pict>
+      </w:r>
+    </w:p>
+    <w:p>
+      <w:pPr>
+        <w:spacing w:before="160" w:after="80"/>
+      </w:pPr>
+      <w:r>
+        <w:pict>
+          <v:rect style="width:0;height:1.5pt" o:hralign="center" o:hrstd="t" o:hr="t"/>
+        </w:pict>
+      </w:r>
+    </w:p>
+    <w:bookmarkEnd w:id="63"/>
+    <w:bookmarkStart w:id="64" w:name="第17题"/>
     <w:p>
       <w:pPr>
         <w:pStyle w:val="Heading3"/>
@@ -13036,6 +15242,7 @@
     <w:p>
       <w:pPr>
         <w:pStyle w:val="BlockText"/>
+        <w:ind w:firstLine="420"/>
       </w:pPr>
       <w:r>
         <w:rPr>
@@ -13059,6 +15266,7 @@
     <w:p>
       <w:pPr>
         <w:pStyle w:val="FirstParagraph"/>
+        <w:ind w:firstLine="420"/>
       </w:pPr>
       <m:oMath>
         <m:sSup>
@@ -13830,8 +16038,9 @@
         <w:pStyle w:val="Compact"/>
         <w:numPr>
           <w:ilvl w:val="0"/>
-          <w:numId w:val="1013"/>
+          <w:numId w:val="1016"/>
         </w:numPr>
+        <w:ind w:firstLine="420"/>
       </w:pPr>
       <w:r>
         <w:rPr>
@@ -13895,8 +16104,9 @@
         <w:pStyle w:val="Compact"/>
         <w:numPr>
           <w:ilvl w:val="0"/>
-          <w:numId w:val="1013"/>
+          <w:numId w:val="1016"/>
         </w:numPr>
+        <w:ind w:firstLine="420"/>
       </w:pPr>
       <w:r>
         <w:rPr>
@@ -13926,6 +16136,7 @@
     <w:p>
       <w:pPr>
         <w:pStyle w:val="FirstParagraph"/>
+        <w:ind w:firstLine="420"/>
       </w:pPr>
       <w:r>
         <w:rPr>
@@ -13947,8 +16158,9 @@
         <w:pStyle w:val="Compact"/>
         <w:numPr>
           <w:ilvl w:val="0"/>
-          <w:numId w:val="1014"/>
+          <w:numId w:val="1017"/>
         </w:numPr>
+        <w:ind w:firstLine="420"/>
       </w:pPr>
       <w:r>
         <w:rPr>
@@ -13968,8 +16180,9 @@
         <w:pStyle w:val="Compact"/>
         <w:numPr>
           <w:ilvl w:val="0"/>
-          <w:numId w:val="1014"/>
+          <w:numId w:val="1017"/>
         </w:numPr>
+        <w:ind w:firstLine="420"/>
       </w:pPr>
       <w:r>
         <w:rPr>
@@ -14016,8 +16229,28 @@
         </w:pict>
       </w:r>
     </w:p>
-    <w:bookmarkEnd w:id="62"/>
-    <w:bookmarkStart w:id="63" w:name="第18题"/>
+    <w:p>
+      <w:pPr>
+        <w:spacing w:before="160" w:after="80"/>
+      </w:pPr>
+      <w:r>
+        <w:pict>
+          <v:rect style="width:0;height:1.5pt" o:hralign="center" o:hrstd="t" o:hr="t"/>
+        </w:pict>
+      </w:r>
+    </w:p>
+    <w:p>
+      <w:pPr>
+        <w:spacing w:before="160" w:after="80"/>
+      </w:pPr>
+      <w:r>
+        <w:pict>
+          <v:rect style="width:0;height:1.5pt" o:hralign="center" o:hrstd="t" o:hr="t"/>
+        </w:pict>
+      </w:r>
+    </w:p>
+    <w:bookmarkEnd w:id="64"/>
+    <w:bookmarkStart w:id="65" w:name="第18题"/>
     <w:p>
       <w:pPr>
         <w:pStyle w:val="Heading3"/>
@@ -14045,6 +16278,7 @@
     <w:p>
       <w:pPr>
         <w:pStyle w:val="BlockText"/>
+        <w:ind w:firstLine="420"/>
       </w:pPr>
       <w:r>
         <w:rPr>
@@ -14068,6 +16302,7 @@
     <w:p>
       <w:pPr>
         <w:pStyle w:val="FirstParagraph"/>
+        <w:ind w:firstLine="420"/>
       </w:pPr>
       <w:r>
         <w:rPr>
@@ -14428,6 +16663,7 @@
     <w:p>
       <w:pPr>
         <w:pStyle w:val="BodyText"/>
+        <w:ind w:firstLine="420"/>
       </w:pPr>
       <w:r>
         <w:rPr>
@@ -14447,6 +16683,7 @@
     <w:p>
       <w:pPr>
         <w:pStyle w:val="BodyText"/>
+        <w:ind w:firstLine="420"/>
       </w:pPr>
       <w:r>
         <w:rPr>
@@ -14511,8 +16748,28 @@
         </w:pict>
       </w:r>
     </w:p>
-    <w:bookmarkEnd w:id="63"/>
-    <w:bookmarkStart w:id="64" w:name="第19题"/>
+    <w:p>
+      <w:pPr>
+        <w:spacing w:before="160" w:after="80"/>
+      </w:pPr>
+      <w:r>
+        <w:pict>
+          <v:rect style="width:0;height:1.5pt" o:hralign="center" o:hrstd="t" o:hr="t"/>
+        </w:pict>
+      </w:r>
+    </w:p>
+    <w:p>
+      <w:pPr>
+        <w:spacing w:before="160" w:after="80"/>
+      </w:pPr>
+      <w:r>
+        <w:pict>
+          <v:rect style="width:0;height:1.5pt" o:hralign="center" o:hrstd="t" o:hr="t"/>
+        </w:pict>
+      </w:r>
+    </w:p>
+    <w:bookmarkEnd w:id="65"/>
+    <w:bookmarkStart w:id="66" w:name="第19题"/>
     <w:p>
       <w:pPr>
         <w:pStyle w:val="Heading3"/>
@@ -14540,6 +16797,7 @@
     <w:p>
       <w:pPr>
         <w:pStyle w:val="BlockText"/>
+        <w:ind w:firstLine="420"/>
       </w:pPr>
       <w:r>
         <w:rPr>
@@ -14563,6 +16821,7 @@
     <w:p>
       <w:pPr>
         <w:pStyle w:val="FirstParagraph"/>
+        <w:ind w:firstLine="420"/>
       </w:pPr>
       <w:r>
         <w:rPr>
@@ -14769,8 +17028,9 @@
         <w:pStyle w:val="Compact"/>
         <w:numPr>
           <w:ilvl w:val="0"/>
-          <w:numId w:val="1015"/>
+          <w:numId w:val="1018"/>
         </w:numPr>
+        <w:ind w:firstLine="420"/>
       </w:pPr>
       <m:oMath>
         <m:r>
@@ -14940,6 +17200,7 @@
     <w:p>
       <w:pPr>
         <w:pStyle w:val="FirstParagraph"/>
+        <w:ind w:firstLine="420"/>
       </w:pPr>
       <m:oMath>
         <m:r>
@@ -15513,8 +17774,9 @@
         <w:pStyle w:val="Compact"/>
         <w:numPr>
           <w:ilvl w:val="0"/>
-          <w:numId w:val="1016"/>
+          <w:numId w:val="1019"/>
         </w:numPr>
+        <w:ind w:firstLine="420"/>
       </w:pPr>
       <w:r>
         <w:rPr>
@@ -15532,6 +17794,7 @@
     <w:p>
       <w:pPr>
         <w:pStyle w:val="FirstParagraph"/>
+        <w:ind w:firstLine="420"/>
       </w:pPr>
       <w:r>
         <w:rPr>
@@ -15864,8 +18127,9 @@
       <w:pPr>
         <w:numPr>
           <w:ilvl w:val="0"/>
-          <w:numId w:val="1017"/>
+          <w:numId w:val="1020"/>
         </w:numPr>
+        <w:ind w:firstLine="420"/>
       </w:pPr>
       <w:r>
         <w:rPr>
@@ -16092,8 +18356,9 @@
       <w:pPr>
         <w:numPr>
           <w:ilvl w:val="0"/>
-          <w:numId w:val="1017"/>
+          <w:numId w:val="1020"/>
         </w:numPr>
+        <w:ind w:firstLine="420"/>
       </w:pPr>
       <w:r>
         <w:rPr>
@@ -16286,6 +18551,7 @@
     <w:p>
       <w:pPr>
         <w:pStyle w:val="FirstParagraph"/>
+        <w:ind w:firstLine="420"/>
       </w:pPr>
       <w:r>
         <w:rPr>
@@ -16307,7 +18573,7 @@
         <w:pStyle w:val="Compact"/>
         <w:numPr>
           <w:ilvl w:val="0"/>
-          <w:numId w:val="1018"/>
+          <w:numId w:val="1021"/>
         </w:numPr>
       </w:pPr>
       <w:r>
@@ -16337,8 +18603,28 @@
         </w:pict>
       </w:r>
     </w:p>
-    <w:bookmarkEnd w:id="64"/>
-    <w:bookmarkStart w:id="65" w:name="第20题"/>
+    <w:p>
+      <w:pPr>
+        <w:spacing w:before="160" w:after="80"/>
+      </w:pPr>
+      <w:r>
+        <w:pict>
+          <v:rect style="width:0;height:1.5pt" o:hralign="center" o:hrstd="t" o:hr="t"/>
+        </w:pict>
+      </w:r>
+    </w:p>
+    <w:p>
+      <w:pPr>
+        <w:spacing w:before="160" w:after="80"/>
+      </w:pPr>
+      <w:r>
+        <w:pict>
+          <v:rect style="width:0;height:1.5pt" o:hralign="center" o:hrstd="t" o:hr="t"/>
+        </w:pict>
+      </w:r>
+    </w:p>
+    <w:bookmarkEnd w:id="66"/>
+    <w:bookmarkStart w:id="67" w:name="第20题"/>
     <w:p>
       <w:pPr>
         <w:pStyle w:val="Heading3"/>
@@ -16366,6 +18652,7 @@
     <w:p>
       <w:pPr>
         <w:pStyle w:val="BlockText"/>
+        <w:ind w:firstLine="420"/>
       </w:pPr>
       <w:r>
         <w:rPr>
@@ -16389,6 +18676,7 @@
     <w:p>
       <w:pPr>
         <w:pStyle w:val="FirstParagraph"/>
+        <w:ind w:firstLine="420"/>
       </w:pPr>
       <m:oMath>
         <m:sSub>
@@ -17083,6 +19371,7 @@
     <w:p>
       <w:pPr>
         <w:pStyle w:val="BodyText"/>
+        <w:ind w:firstLine="420"/>
       </w:pPr>
       <w:r>
         <w:rPr>
@@ -17587,8 +19876,28 @@
         </w:pict>
       </w:r>
     </w:p>
-    <w:bookmarkEnd w:id="65"/>
-    <w:bookmarkStart w:id="66" w:name="第21题"/>
+    <w:p>
+      <w:pPr>
+        <w:spacing w:before="160" w:after="80"/>
+      </w:pPr>
+      <w:r>
+        <w:pict>
+          <v:rect style="width:0;height:1.5pt" o:hralign="center" o:hrstd="t" o:hr="t"/>
+        </w:pict>
+      </w:r>
+    </w:p>
+    <w:p>
+      <w:pPr>
+        <w:spacing w:before="160" w:after="80"/>
+      </w:pPr>
+      <w:r>
+        <w:pict>
+          <v:rect style="width:0;height:1.5pt" o:hralign="center" o:hrstd="t" o:hr="t"/>
+        </w:pict>
+      </w:r>
+    </w:p>
+    <w:bookmarkEnd w:id="67"/>
+    <w:bookmarkStart w:id="68" w:name="第21题"/>
     <w:p>
       <w:pPr>
         <w:pStyle w:val="Heading3"/>
@@ -17616,6 +19925,7 @@
     <w:p>
       <w:pPr>
         <w:pStyle w:val="BlockText"/>
+        <w:ind w:firstLine="420"/>
       </w:pPr>
       <w:r>
         <w:rPr>
@@ -17639,6 +19949,7 @@
     <w:p>
       <w:pPr>
         <w:pStyle w:val="FirstParagraph"/>
+        <w:ind w:firstLine="420"/>
       </w:pPr>
       <w:r>
         <w:rPr>
@@ -17812,6 +20123,7 @@
     <w:p>
       <w:pPr>
         <w:pStyle w:val="BodyText"/>
+        <w:ind w:firstLine="420"/>
       </w:pPr>
       <w:r>
         <w:rPr>
@@ -17831,6 +20143,7 @@
     <w:p>
       <w:pPr>
         <w:pStyle w:val="BodyText"/>
+        <w:ind w:firstLine="420"/>
       </w:pPr>
       <w:r>
         <w:rPr>
@@ -17974,8 +20287,28 @@
         </w:pict>
       </w:r>
     </w:p>
-    <w:bookmarkEnd w:id="66"/>
-    <w:bookmarkStart w:id="67" w:name="第22题"/>
+    <w:p>
+      <w:pPr>
+        <w:spacing w:before="160" w:after="80"/>
+      </w:pPr>
+      <w:r>
+        <w:pict>
+          <v:rect style="width:0;height:1.5pt" o:hralign="center" o:hrstd="t" o:hr="t"/>
+        </w:pict>
+      </w:r>
+    </w:p>
+    <w:p>
+      <w:pPr>
+        <w:spacing w:before="160" w:after="80"/>
+      </w:pPr>
+      <w:r>
+        <w:pict>
+          <v:rect style="width:0;height:1.5pt" o:hralign="center" o:hrstd="t" o:hr="t"/>
+        </w:pict>
+      </w:r>
+    </w:p>
+    <w:bookmarkEnd w:id="68"/>
+    <w:bookmarkStart w:id="69" w:name="第22题"/>
     <w:p>
       <w:pPr>
         <w:pStyle w:val="Heading3"/>
@@ -18003,6 +20336,7 @@
     <w:p>
       <w:pPr>
         <w:pStyle w:val="BlockText"/>
+        <w:ind w:firstLine="420"/>
       </w:pPr>
       <w:r>
         <w:rPr>
@@ -18038,6 +20372,7 @@
     <w:p>
       <w:pPr>
         <w:pStyle w:val="FirstParagraph"/>
+        <w:ind w:firstLine="420"/>
       </w:pPr>
       <w:r>
         <w:rPr>
@@ -18574,7 +20909,12 @@
     </w:p>
     <w:p>
       <w:pPr>
-        <w:pStyle w:val="BodyText"/>
+        <w:pStyle w:val="Compact"/>
+        <w:numPr>
+          <w:ilvl w:val="0"/>
+          <w:numId w:val="1022"/>
+        </w:numPr>
+        <w:ind w:firstLine="420"/>
       </w:pPr>
       <w:r>
         <w:rPr>
@@ -18588,11 +20928,21 @@
         </w:rPr>
         <w:t xml:space="preserve">氧化剂</w:t>
       </w:r>
-      <w:r>
-        <w:rPr>
-          <w:rFonts w:ascii="Times New Roman" w:hAnsi="Times New Roman" w:eastAsia="Times New Roman" w:cs="Times New Roman"/>
-        </w:rPr>
-        <w:t xml:space="preserve">　B. </w:t>
+    </w:p>
+    <w:p>
+      <w:pPr>
+        <w:pStyle w:val="Compact"/>
+        <w:numPr>
+          <w:ilvl w:val="0"/>
+          <w:numId w:val="1022"/>
+        </w:numPr>
+        <w:ind w:firstLine="420"/>
+      </w:pPr>
+      <w:r>
+        <w:rPr>
+          <w:rFonts w:ascii="Times New Roman" w:hAnsi="Times New Roman" w:eastAsia="Times New Roman" w:cs="Times New Roman"/>
+        </w:rPr>
+        <w:t xml:space="preserve">B. </w:t>
       </w:r>
       <w:r>
         <w:rPr>
@@ -18600,11 +20950,21 @@
         </w:rPr>
         <w:t xml:space="preserve">还原剂</w:t>
       </w:r>
-      <w:r>
-        <w:rPr>
-          <w:rFonts w:ascii="Times New Roman" w:hAnsi="Times New Roman" w:eastAsia="Times New Roman" w:cs="Times New Roman"/>
-        </w:rPr>
-        <w:t xml:space="preserve">　C. </w:t>
+    </w:p>
+    <w:p>
+      <w:pPr>
+        <w:pStyle w:val="Compact"/>
+        <w:numPr>
+          <w:ilvl w:val="0"/>
+          <w:numId w:val="1022"/>
+        </w:numPr>
+        <w:ind w:firstLine="420"/>
+      </w:pPr>
+      <w:r>
+        <w:rPr>
+          <w:rFonts w:ascii="Times New Roman" w:hAnsi="Times New Roman" w:eastAsia="Times New Roman" w:cs="Times New Roman"/>
+        </w:rPr>
+        <w:t xml:space="preserve">C. </w:t>
       </w:r>
       <w:r>
         <w:rPr>
@@ -18612,11 +20972,21 @@
         </w:rPr>
         <w:t xml:space="preserve">催化剂</w:t>
       </w:r>
-      <w:r>
-        <w:rPr>
-          <w:rFonts w:ascii="Times New Roman" w:hAnsi="Times New Roman" w:eastAsia="Times New Roman" w:cs="Times New Roman"/>
-        </w:rPr>
-        <w:t xml:space="preserve">　D. </w:t>
+    </w:p>
+    <w:p>
+      <w:pPr>
+        <w:pStyle w:val="Compact"/>
+        <w:numPr>
+          <w:ilvl w:val="0"/>
+          <w:numId w:val="1022"/>
+        </w:numPr>
+        <w:ind w:firstLine="420"/>
+      </w:pPr>
+      <w:r>
+        <w:rPr>
+          <w:rFonts w:ascii="Times New Roman" w:hAnsi="Times New Roman" w:eastAsia="Times New Roman" w:cs="Times New Roman"/>
+        </w:rPr>
+        <w:t xml:space="preserve">D. </w:t>
       </w:r>
       <w:r>
         <w:rPr>
@@ -18627,7 +20997,8 @@
     </w:p>
     <w:p>
       <w:pPr>
-        <w:pStyle w:val="BodyText"/>
+        <w:pStyle w:val="FirstParagraph"/>
+        <w:ind w:firstLine="420"/>
       </w:pPr>
       <w:r>
         <w:rPr>
@@ -18658,6 +21029,7 @@
     <w:p>
       <w:pPr>
         <w:pStyle w:val="BodyText"/>
+        <w:ind w:firstLine="420"/>
       </w:pPr>
       <w:r>
         <w:rPr>
@@ -18699,6 +21071,7 @@
     <w:p>
       <w:pPr>
         <w:pStyle w:val="BlockText"/>
+        <w:ind w:firstLine="420"/>
       </w:pPr>
       <w:r>
         <w:rPr>
@@ -18785,8 +21158,28 @@
         </w:pict>
       </w:r>
     </w:p>
-    <w:bookmarkEnd w:id="67"/>
-    <w:bookmarkStart w:id="68" w:name="第23题"/>
+    <w:p>
+      <w:pPr>
+        <w:spacing w:before="160" w:after="80"/>
+      </w:pPr>
+      <w:r>
+        <w:pict>
+          <v:rect style="width:0;height:1.5pt" o:hralign="center" o:hrstd="t" o:hr="t"/>
+        </w:pict>
+      </w:r>
+    </w:p>
+    <w:p>
+      <w:pPr>
+        <w:spacing w:before="160" w:after="80"/>
+      </w:pPr>
+      <w:r>
+        <w:pict>
+          <v:rect style="width:0;height:1.5pt" o:hralign="center" o:hrstd="t" o:hr="t"/>
+        </w:pict>
+      </w:r>
+    </w:p>
+    <w:bookmarkEnd w:id="69"/>
+    <w:bookmarkStart w:id="70" w:name="第23题"/>
     <w:p>
       <w:pPr>
         <w:pStyle w:val="Heading3"/>
@@ -18814,6 +21207,7 @@
     <w:p>
       <w:pPr>
         <w:pStyle w:val="BlockText"/>
+        <w:ind w:firstLine="420"/>
       </w:pPr>
       <w:r>
         <w:rPr>
@@ -18836,14 +21230,13 @@
     </w:p>
     <w:p>
       <w:pPr>
-        <w:pStyle w:val="FirstParagraph"/>
-      </w:pPr>
-      <w:r>
-        <w:rPr>
-          <w:rFonts w:ascii="Times New Roman" w:hAnsi="Times New Roman" w:eastAsia="Times New Roman" w:cs="Times New Roman"/>
-        </w:rPr>
-        <w:t xml:space="preserve">8-1 </w:t>
-      </w:r>
+        <w:pStyle w:val="Compact"/>
+        <w:numPr>
+          <w:ilvl w:val="0"/>
+          <w:numId w:val="1023"/>
+        </w:numPr>
+        <w:ind w:firstLine="420"/>
+      </w:pPr>
       <w:r>
         <w:rPr>
           <w:rFonts w:hint="eastAsia" w:ascii="Times New Roman" w:hAnsi="Times New Roman" w:eastAsia="FangSong" w:cs="Times New Roman"/>
@@ -18883,7 +21276,12 @@
     </w:p>
     <w:p>
       <w:pPr>
-        <w:pStyle w:val="BodyText"/>
+        <w:pStyle w:val="Compact"/>
+        <w:numPr>
+          <w:ilvl w:val="0"/>
+          <w:numId w:val="1024"/>
+        </w:numPr>
+        <w:ind w:firstLine="420"/>
       </w:pPr>
       <w:r>
         <w:rPr>
@@ -18897,11 +21295,21 @@
         </w:rPr>
         <w:t xml:space="preserve">熔沸点</w:t>
       </w:r>
-      <w:r>
-        <w:rPr>
-          <w:rFonts w:ascii="Times New Roman" w:hAnsi="Times New Roman" w:eastAsia="Times New Roman" w:cs="Times New Roman"/>
-        </w:rPr>
-        <w:t xml:space="preserve">　　B. </w:t>
+    </w:p>
+    <w:p>
+      <w:pPr>
+        <w:pStyle w:val="Compact"/>
+        <w:numPr>
+          <w:ilvl w:val="0"/>
+          <w:numId w:val="1024"/>
+        </w:numPr>
+        <w:ind w:firstLine="420"/>
+      </w:pPr>
+      <w:r>
+        <w:rPr>
+          <w:rFonts w:ascii="Times New Roman" w:hAnsi="Times New Roman" w:eastAsia="Times New Roman" w:cs="Times New Roman"/>
+        </w:rPr>
+        <w:t xml:space="preserve">B. </w:t>
       </w:r>
       <w:r>
         <w:rPr>
@@ -18909,11 +21317,21 @@
         </w:rPr>
         <w:t xml:space="preserve">原子半径</w:t>
       </w:r>
-      <w:r>
-        <w:rPr>
-          <w:rFonts w:ascii="Times New Roman" w:hAnsi="Times New Roman" w:eastAsia="Times New Roman" w:cs="Times New Roman"/>
-        </w:rPr>
-        <w:t xml:space="preserve">　　C. </w:t>
+    </w:p>
+    <w:p>
+      <w:pPr>
+        <w:pStyle w:val="Compact"/>
+        <w:numPr>
+          <w:ilvl w:val="0"/>
+          <w:numId w:val="1024"/>
+        </w:numPr>
+        <w:ind w:firstLine="420"/>
+      </w:pPr>
+      <w:r>
+        <w:rPr>
+          <w:rFonts w:ascii="Times New Roman" w:hAnsi="Times New Roman" w:eastAsia="Times New Roman" w:cs="Times New Roman"/>
+        </w:rPr>
+        <w:t xml:space="preserve">C. </w:t>
       </w:r>
       <w:r>
         <w:rPr>
@@ -18921,11 +21339,21 @@
         </w:rPr>
         <w:t xml:space="preserve">晶体密度</w:t>
       </w:r>
-      <w:r>
-        <w:rPr>
-          <w:rFonts w:ascii="Times New Roman" w:hAnsi="Times New Roman" w:eastAsia="Times New Roman" w:cs="Times New Roman"/>
-        </w:rPr>
-        <w:t xml:space="preserve">　　D. </w:t>
+    </w:p>
+    <w:p>
+      <w:pPr>
+        <w:pStyle w:val="Compact"/>
+        <w:numPr>
+          <w:ilvl w:val="0"/>
+          <w:numId w:val="1024"/>
+        </w:numPr>
+        <w:ind w:firstLine="420"/>
+      </w:pPr>
+      <w:r>
+        <w:rPr>
+          <w:rFonts w:ascii="Times New Roman" w:hAnsi="Times New Roman" w:eastAsia="Times New Roman" w:cs="Times New Roman"/>
+        </w:rPr>
+        <w:t xml:space="preserve">D. </w:t>
       </w:r>
       <w:r>
         <w:rPr>
@@ -18936,14 +21364,12 @@
     </w:p>
     <w:p>
       <w:pPr>
-        <w:pStyle w:val="BodyText"/>
-      </w:pPr>
-      <w:r>
-        <w:rPr>
-          <w:rFonts w:ascii="Times New Roman" w:hAnsi="Times New Roman" w:eastAsia="Times New Roman" w:cs="Times New Roman"/>
-        </w:rPr>
-        <w:t xml:space="preserve">8-2 </w:t>
-      </w:r>
+        <w:numPr>
+          <w:ilvl w:val="0"/>
+          <w:numId w:val="1025"/>
+        </w:numPr>
+        <w:ind w:firstLine="420"/>
+      </w:pPr>
       <w:r>
         <w:rPr>
           <w:rFonts w:hint="eastAsia" w:ascii="Times New Roman" w:hAnsi="Times New Roman" w:eastAsia="FangSong" w:cs="Times New Roman"/>
@@ -19072,14 +21498,12 @@
     </w:p>
     <w:p>
       <w:pPr>
-        <w:pStyle w:val="BodyText"/>
-      </w:pPr>
-      <w:r>
-        <w:rPr>
-          <w:rFonts w:ascii="Times New Roman" w:hAnsi="Times New Roman" w:eastAsia="Times New Roman" w:cs="Times New Roman"/>
-        </w:rPr>
-        <w:t xml:space="preserve">8-3 </w:t>
-      </w:r>
+        <w:numPr>
+          <w:ilvl w:val="0"/>
+          <w:numId w:val="1025"/>
+        </w:numPr>
+        <w:ind w:firstLine="420"/>
+      </w:pPr>
       <w:r>
         <w:rPr>
           <w:rFonts w:hint="eastAsia" w:ascii="Times New Roman" w:hAnsi="Times New Roman" w:eastAsia="FangSong" w:cs="Times New Roman"/>
@@ -19267,14 +21691,12 @@
     </w:p>
     <w:p>
       <w:pPr>
-        <w:pStyle w:val="BodyText"/>
-      </w:pPr>
-      <w:r>
-        <w:rPr>
-          <w:rFonts w:ascii="Times New Roman" w:hAnsi="Times New Roman" w:eastAsia="Times New Roman" w:cs="Times New Roman"/>
-        </w:rPr>
-        <w:t xml:space="preserve">8-4 </w:t>
-      </w:r>
+        <w:numPr>
+          <w:ilvl w:val="0"/>
+          <w:numId w:val="1025"/>
+        </w:numPr>
+        <w:ind w:firstLine="420"/>
+      </w:pPr>
       <w:r>
         <w:rPr>
           <w:rFonts w:hint="eastAsia" w:ascii="Times New Roman" w:hAnsi="Times New Roman" w:eastAsia="FangSong" w:cs="Times New Roman"/>
@@ -19572,7 +21994,8 @@
     </w:p>
     <w:p>
       <w:pPr>
-        <w:pStyle w:val="BodyText"/>
+        <w:pStyle w:val="FirstParagraph"/>
+        <w:ind w:firstLine="420"/>
       </w:pPr>
       <w:r>
         <w:rPr>
@@ -19591,31 +22014,25 @@
     </w:p>
     <w:p>
       <w:pPr>
-        <w:pStyle w:val="BodyText"/>
-      </w:pPr>
-      <w:r>
-        <w:rPr>
-          <w:rFonts w:ascii="Times New Roman" w:hAnsi="Times New Roman" w:eastAsia="Times New Roman" w:cs="Times New Roman"/>
-        </w:rPr>
-        <w:t xml:space="preserve">8-1 C。</w:t>
-      </w:r>
-    </w:p>
-    <w:p>
-      <w:pPr>
-        <w:pStyle w:val="BodyText"/>
-      </w:pPr>
-      <w:r>
-        <w:rPr>
-          <w:rFonts w:ascii="Times New Roman" w:hAnsi="Times New Roman" w:eastAsia="Times New Roman" w:cs="Times New Roman"/>
-        </w:rPr>
-        <w:t xml:space="preserve">8-2</w:t>
-      </w:r>
-      <w:r>
-        <w:rPr>
-          <w:rFonts w:ascii="Times New Roman" w:hAnsi="Times New Roman" w:eastAsia="Times New Roman" w:cs="Times New Roman"/>
-        </w:rPr>
-        <w:t xml:space="preserve"> </w:t>
-      </w:r>
+        <w:numPr>
+          <w:ilvl w:val="0"/>
+          <w:numId w:val="1026"/>
+        </w:numPr>
+      </w:pPr>
+      <w:r>
+        <w:rPr>
+          <w:rFonts w:ascii="Times New Roman" w:hAnsi="Times New Roman" w:eastAsia="Times New Roman" w:cs="Times New Roman"/>
+        </w:rPr>
+        <w:t xml:space="preserve">C。</w:t>
+      </w:r>
+    </w:p>
+    <w:p>
+      <w:pPr>
+        <w:numPr>
+          <w:ilvl w:val="0"/>
+          <w:numId w:val="1026"/>
+        </w:numPr>
+      </w:pPr>
       <m:oMath>
         <m:oMathPr>
           <m:ctrlPr>
@@ -19695,23 +22112,20 @@
           </m:sub>
         </m:sSub>
       </m:oMath>
-    </w:p>
-    <w:p>
-      <w:pPr>
-        <w:pStyle w:val="BodyText"/>
-      </w:pPr>
-      <w:r>
-        <w:rPr>
-          <w:rFonts w:ascii="Times New Roman" w:hAnsi="Times New Roman" w:eastAsia="Times New Roman" w:cs="Times New Roman"/>
-        </w:rPr>
-        <w:t xml:space="preserve">8-3</w:t>
-      </w:r>
-      <w:r>
-        <w:rPr>
-          <w:rFonts w:ascii="Times New Roman" w:hAnsi="Times New Roman" w:eastAsia="Times New Roman" w:cs="Times New Roman"/>
-        </w:rPr>
-        <w:t xml:space="preserve"> </w:t>
-      </w:r>
+      <w:r>
+        <w:rPr>
+          <w:rFonts w:ascii="Times New Roman" w:hAnsi="Times New Roman" w:eastAsia="Times New Roman" w:cs="Times New Roman"/>
+        </w:rPr>
+        <w:t xml:space="preserve">​</w:t>
+      </w:r>
+    </w:p>
+    <w:p>
+      <w:pPr>
+        <w:numPr>
+          <w:ilvl w:val="0"/>
+          <w:numId w:val="1026"/>
+        </w:numPr>
+      </w:pPr>
       <m:oMath>
         <m:sSub>
           <m:e>
@@ -19841,20 +22255,11 @@
     </w:p>
     <w:p>
       <w:pPr>
-        <w:pStyle w:val="BodyText"/>
-      </w:pPr>
-      <w:r>
-        <w:rPr>
-          <w:rFonts w:ascii="Times New Roman" w:hAnsi="Times New Roman" w:eastAsia="Times New Roman" w:cs="Times New Roman"/>
-        </w:rPr>
-        <w:t xml:space="preserve">8-4</w:t>
-      </w:r>
-      <w:r>
-        <w:rPr>
-          <w:rFonts w:ascii="Times New Roman" w:hAnsi="Times New Roman" w:eastAsia="Times New Roman" w:cs="Times New Roman"/>
-        </w:rPr>
-        <w:t xml:space="preserve"> </w:t>
-      </w:r>
+        <w:numPr>
+          <w:ilvl w:val="0"/>
+          <w:numId w:val="1026"/>
+        </w:numPr>
+      </w:pPr>
       <m:oMath>
         <m:oMathPr>
           <m:ctrlPr>
@@ -19985,6 +22390,12 @@
           <m:t>F</m:t>
         </m:r>
       </m:oMath>
+      <w:r>
+        <w:rPr>
+          <w:rFonts w:ascii="Times New Roman" w:hAnsi="Times New Roman" w:eastAsia="Times New Roman" w:cs="Times New Roman"/>
+        </w:rPr>
+        <w:t xml:space="preserve">​</w:t>
+      </w:r>
     </w:p>
     <w:p>
       <w:pPr>
@@ -19996,8 +22407,28 @@
         </w:pict>
       </w:r>
     </w:p>
-    <w:bookmarkEnd w:id="68"/>
-    <w:bookmarkStart w:id="69" w:name="第24题"/>
+    <w:p>
+      <w:pPr>
+        <w:spacing w:before="160" w:after="80"/>
+      </w:pPr>
+      <w:r>
+        <w:pict>
+          <v:rect style="width:0;height:1.5pt" o:hralign="center" o:hrstd="t" o:hr="t"/>
+        </w:pict>
+      </w:r>
+    </w:p>
+    <w:p>
+      <w:pPr>
+        <w:spacing w:before="160" w:after="80"/>
+      </w:pPr>
+      <w:r>
+        <w:pict>
+          <v:rect style="width:0;height:1.5pt" o:hralign="center" o:hrstd="t" o:hr="t"/>
+        </w:pict>
+      </w:r>
+    </w:p>
+    <w:bookmarkEnd w:id="70"/>
+    <w:bookmarkStart w:id="71" w:name="第24题"/>
     <w:p>
       <w:pPr>
         <w:pStyle w:val="Heading3"/>
@@ -20025,6 +22456,7 @@
     <w:p>
       <w:pPr>
         <w:pStyle w:val="BlockText"/>
+        <w:ind w:firstLine="420"/>
       </w:pPr>
       <w:r>
         <w:rPr>
@@ -20048,6 +22480,7 @@
     <w:p>
       <w:pPr>
         <w:pStyle w:val="FirstParagraph"/>
+        <w:ind w:firstLine="420"/>
       </w:pPr>
       <w:r>
         <w:rPr>
@@ -20530,14 +22963,12 @@
     </w:p>
     <w:p>
       <w:pPr>
-        <w:pStyle w:val="BodyText"/>
-      </w:pPr>
-      <w:r>
-        <w:rPr>
-          <w:rFonts w:ascii="Times New Roman" w:hAnsi="Times New Roman" w:eastAsia="Times New Roman" w:cs="Times New Roman"/>
-        </w:rPr>
-        <w:t xml:space="preserve">4-1 </w:t>
-      </w:r>
+        <w:numPr>
+          <w:ilvl w:val="0"/>
+          <w:numId w:val="1027"/>
+        </w:numPr>
+        <w:ind w:firstLine="420"/>
+      </w:pPr>
       <w:r>
         <w:rPr>
           <w:rFonts w:hint="eastAsia" w:ascii="Times New Roman" w:hAnsi="Times New Roman" w:eastAsia="FangSong" w:cs="Times New Roman"/>
@@ -20577,14 +23008,12 @@
     </w:p>
     <w:p>
       <w:pPr>
-        <w:pStyle w:val="BodyText"/>
-      </w:pPr>
-      <w:r>
-        <w:rPr>
-          <w:rFonts w:ascii="Times New Roman" w:hAnsi="Times New Roman" w:eastAsia="Times New Roman" w:cs="Times New Roman"/>
-        </w:rPr>
-        <w:t xml:space="preserve">4-2 </w:t>
-      </w:r>
+        <w:numPr>
+          <w:ilvl w:val="0"/>
+          <w:numId w:val="1027"/>
+        </w:numPr>
+        <w:ind w:firstLine="420"/>
+      </w:pPr>
       <w:r>
         <w:rPr>
           <w:rFonts w:hint="eastAsia" w:ascii="Times New Roman" w:hAnsi="Times New Roman" w:eastAsia="FangSong" w:cs="Times New Roman"/>
@@ -20612,7 +23041,8 @@
     </w:p>
     <w:p>
       <w:pPr>
-        <w:pStyle w:val="BodyText"/>
+        <w:pStyle w:val="FirstParagraph"/>
+        <w:ind w:firstLine="420"/>
       </w:pPr>
       <w:r>
         <w:rPr>
@@ -20631,20 +23061,12 @@
     </w:p>
     <w:p>
       <w:pPr>
-        <w:pStyle w:val="BodyText"/>
-      </w:pPr>
-      <w:r>
-        <w:rPr>
-          <w:rFonts w:ascii="Times New Roman" w:hAnsi="Times New Roman" w:eastAsia="Times New Roman" w:cs="Times New Roman"/>
-        </w:rPr>
-        <w:t xml:space="preserve">4-1</w:t>
-      </w:r>
-      <w:r>
-        <w:rPr>
-          <w:rFonts w:ascii="Times New Roman" w:hAnsi="Times New Roman" w:eastAsia="Times New Roman" w:cs="Times New Roman"/>
-        </w:rPr>
-        <w:t xml:space="preserve"> </w:t>
-      </w:r>
+        <w:numPr>
+          <w:ilvl w:val="0"/>
+          <w:numId w:val="1028"/>
+        </w:numPr>
+        <w:ind w:firstLine="420"/>
+      </w:pPr>
       <m:oMath>
         <m:oMathPr>
           <m:ctrlPr>
@@ -20799,20 +23221,11 @@
     </w:p>
     <w:p>
       <w:pPr>
-        <w:pStyle w:val="BodyText"/>
-      </w:pPr>
-      <w:r>
-        <w:rPr>
-          <w:rFonts w:ascii="Times New Roman" w:hAnsi="Times New Roman" w:eastAsia="Times New Roman" w:cs="Times New Roman"/>
-        </w:rPr>
-        <w:t xml:space="preserve">4-2</w:t>
-      </w:r>
-      <w:r>
-        <w:rPr>
-          <w:rFonts w:ascii="Times New Roman" w:hAnsi="Times New Roman" w:eastAsia="Times New Roman" w:cs="Times New Roman"/>
-        </w:rPr>
-        <w:t xml:space="preserve"> </w:t>
-      </w:r>
+        <w:numPr>
+          <w:ilvl w:val="0"/>
+          <w:numId w:val="1028"/>
+        </w:numPr>
+      </w:pPr>
       <m:oMath>
         <m:oMathPr>
           <m:ctrlPr>
@@ -21006,17 +23419,21 @@
           <m:t>S</m:t>
         </m:r>
       </m:oMath>
-    </w:p>
-    <w:p>
-      <w:pPr>
-        <w:pStyle w:val="BodyText"/>
-      </w:pPr>
-      <w:r>
-        <w:rPr>
-          <w:rFonts w:ascii="Times New Roman" w:hAnsi="Times New Roman" w:eastAsia="Times New Roman" w:cs="Times New Roman"/>
-        </w:rPr>
-        <w:t xml:space="preserve">4-1 </w:t>
-      </w:r>
+      <w:r>
+        <w:rPr>
+          <w:rFonts w:ascii="Times New Roman" w:hAnsi="Times New Roman" w:eastAsia="Times New Roman" w:cs="Times New Roman"/>
+        </w:rPr>
+        <w:t xml:space="preserve">​</w:t>
+      </w:r>
+    </w:p>
+    <w:p>
+      <w:pPr>
+        <w:numPr>
+          <w:ilvl w:val="0"/>
+          <w:numId w:val="1028"/>
+        </w:numPr>
+        <w:ind w:firstLine="420"/>
+      </w:pPr>
       <w:r>
         <w:rPr>
           <w:rFonts w:hint="eastAsia" w:ascii="Times New Roman" w:hAnsi="Times New Roman" w:eastAsia="FangSong" w:cs="Times New Roman"/>
@@ -21360,7 +23777,8 @@
     </w:p>
     <w:p>
       <w:pPr>
-        <w:pStyle w:val="BodyText"/>
+        <w:pStyle w:val="FirstParagraph"/>
+        <w:ind w:firstLine="420"/>
       </w:pPr>
       <w:r>
         <w:rPr>
@@ -21831,6 +24249,7 @@
     <w:p>
       <w:pPr>
         <w:pStyle w:val="FirstParagraph"/>
+        <w:ind w:firstLine="420"/>
       </w:pPr>
       <m:oMath>
         <m:oMathPr>
@@ -22145,20 +24564,12 @@
     </w:p>
     <w:p>
       <w:pPr>
-        <w:pStyle w:val="BodyText"/>
-      </w:pPr>
-      <w:r>
-        <w:rPr>
-          <w:rFonts w:ascii="Times New Roman" w:hAnsi="Times New Roman" w:eastAsia="Times New Roman" w:cs="Times New Roman"/>
-        </w:rPr>
-        <w:t xml:space="preserve">4-2</w:t>
-      </w:r>
-      <w:r>
-        <w:rPr>
-          <w:rFonts w:ascii="Times New Roman" w:hAnsi="Times New Roman" w:eastAsia="Times New Roman" w:cs="Times New Roman"/>
-        </w:rPr>
-        <w:t xml:space="preserve"> </w:t>
-      </w:r>
+        <w:pStyle w:val="Compact"/>
+        <w:numPr>
+          <w:ilvl w:val="0"/>
+          <w:numId w:val="1029"/>
+        </w:numPr>
+      </w:pPr>
       <m:oMath>
         <m:oMathPr>
           <m:ctrlPr>
@@ -22352,6 +24763,12 @@
           <m:t>S</m:t>
         </m:r>
       </m:oMath>
+      <w:r>
+        <w:rPr>
+          <w:rFonts w:ascii="Times New Roman" w:hAnsi="Times New Roman" w:eastAsia="Times New Roman" w:cs="Times New Roman"/>
+        </w:rPr>
+        <w:t xml:space="preserve">​</w:t>
+      </w:r>
     </w:p>
     <w:p>
       <w:pPr>
@@ -22363,8 +24780,28 @@
         </w:pict>
       </w:r>
     </w:p>
-    <w:bookmarkEnd w:id="69"/>
-    <w:bookmarkStart w:id="70" w:name="第25题"/>
+    <w:p>
+      <w:pPr>
+        <w:spacing w:before="160" w:after="80"/>
+      </w:pPr>
+      <w:r>
+        <w:pict>
+          <v:rect style="width:0;height:1.5pt" o:hralign="center" o:hrstd="t" o:hr="t"/>
+        </w:pict>
+      </w:r>
+    </w:p>
+    <w:p>
+      <w:pPr>
+        <w:spacing w:before="160" w:after="80"/>
+      </w:pPr>
+      <w:r>
+        <w:pict>
+          <v:rect style="width:0;height:1.5pt" o:hralign="center" o:hrstd="t" o:hr="t"/>
+        </w:pict>
+      </w:r>
+    </w:p>
+    <w:bookmarkEnd w:id="71"/>
+    <w:bookmarkStart w:id="72" w:name="第25题"/>
     <w:p>
       <w:pPr>
         <w:pStyle w:val="Heading3"/>
@@ -22392,6 +24829,7 @@
     <w:p>
       <w:pPr>
         <w:pStyle w:val="BlockText"/>
+        <w:ind w:firstLine="420"/>
       </w:pPr>
       <w:r>
         <w:rPr>
@@ -22415,6 +24853,7 @@
     <w:p>
       <w:pPr>
         <w:pStyle w:val="FirstParagraph"/>
+        <w:ind w:firstLine="420"/>
       </w:pPr>
       <w:r>
         <w:rPr>
@@ -22589,6 +25028,7 @@
     <w:p>
       <w:pPr>
         <w:pStyle w:val="BodyText"/>
+        <w:ind w:firstLine="420"/>
       </w:pPr>
       <w:r>
         <w:rPr>
@@ -23286,6 +25726,7 @@
     <w:p>
       <w:pPr>
         <w:pStyle w:val="BodyText"/>
+        <w:ind w:firstLine="420"/>
       </w:pPr>
       <w:r>
         <w:rPr>
@@ -23681,14 +26122,12 @@
     </w:p>
     <w:p>
       <w:pPr>
-        <w:pStyle w:val="BodyText"/>
-      </w:pPr>
-      <w:r>
-        <w:rPr>
-          <w:rFonts w:ascii="Times New Roman" w:hAnsi="Times New Roman" w:eastAsia="Times New Roman" w:cs="Times New Roman"/>
-        </w:rPr>
-        <w:t xml:space="preserve">5-1 </w:t>
-      </w:r>
+        <w:numPr>
+          <w:ilvl w:val="0"/>
+          <w:numId w:val="1030"/>
+        </w:numPr>
+        <w:ind w:firstLine="420"/>
+      </w:pPr>
       <w:r>
         <w:rPr>
           <w:rFonts w:hint="eastAsia" w:ascii="Times New Roman" w:hAnsi="Times New Roman" w:eastAsia="FangSong" w:cs="Times New Roman"/>
@@ -23804,14 +26243,12 @@
     </w:p>
     <w:p>
       <w:pPr>
-        <w:pStyle w:val="BodyText"/>
-      </w:pPr>
-      <w:r>
-        <w:rPr>
-          <w:rFonts w:ascii="Times New Roman" w:hAnsi="Times New Roman" w:eastAsia="Times New Roman" w:cs="Times New Roman"/>
-        </w:rPr>
-        <w:t xml:space="preserve">5-2 </w:t>
-      </w:r>
+        <w:numPr>
+          <w:ilvl w:val="0"/>
+          <w:numId w:val="1030"/>
+        </w:numPr>
+        <w:ind w:firstLine="420"/>
+      </w:pPr>
       <w:r>
         <w:rPr>
           <w:rFonts w:hint="eastAsia" w:ascii="Times New Roman" w:hAnsi="Times New Roman" w:eastAsia="FangSong" w:cs="Times New Roman"/>
@@ -23885,14 +26322,12 @@
     </w:p>
     <w:p>
       <w:pPr>
-        <w:pStyle w:val="BodyText"/>
-      </w:pPr>
-      <w:r>
-        <w:rPr>
-          <w:rFonts w:ascii="Times New Roman" w:hAnsi="Times New Roman" w:eastAsia="Times New Roman" w:cs="Times New Roman"/>
-        </w:rPr>
-        <w:t xml:space="preserve">5-3 </w:t>
-      </w:r>
+        <w:numPr>
+          <w:ilvl w:val="0"/>
+          <w:numId w:val="1030"/>
+        </w:numPr>
+        <w:ind w:firstLine="420"/>
+      </w:pPr>
       <w:r>
         <w:rPr>
           <w:rFonts w:hint="eastAsia" w:ascii="Times New Roman" w:hAnsi="Times New Roman" w:eastAsia="FangSong" w:cs="Times New Roman"/>
@@ -24036,7 +26471,8 @@
     </w:p>
     <w:p>
       <w:pPr>
-        <w:pStyle w:val="BodyText"/>
+        <w:pStyle w:val="FirstParagraph"/>
+        <w:ind w:firstLine="420"/>
       </w:pPr>
       <w:r>
         <w:rPr>
@@ -24055,14 +26491,12 @@
     </w:p>
     <w:p>
       <w:pPr>
-        <w:pStyle w:val="BodyText"/>
-      </w:pPr>
-      <w:r>
-        <w:rPr>
-          <w:rFonts w:ascii="Times New Roman" w:hAnsi="Times New Roman" w:eastAsia="Times New Roman" w:cs="Times New Roman"/>
-        </w:rPr>
-        <w:t xml:space="preserve">5-1 </w:t>
-      </w:r>
+        <w:numPr>
+          <w:ilvl w:val="0"/>
+          <w:numId w:val="1031"/>
+        </w:numPr>
+        <w:ind w:firstLine="420"/>
+      </w:pPr>
       <w:r>
         <w:rPr>
           <w:rFonts w:hint="eastAsia" w:ascii="Times New Roman" w:hAnsi="Times New Roman" w:eastAsia="FangSong" w:cs="Times New Roman"/>
@@ -24090,20 +26524,11 @@
     </w:p>
     <w:p>
       <w:pPr>
-        <w:pStyle w:val="BodyText"/>
-      </w:pPr>
-      <w:r>
-        <w:rPr>
-          <w:rFonts w:ascii="Times New Roman" w:hAnsi="Times New Roman" w:eastAsia="Times New Roman" w:cs="Times New Roman"/>
-        </w:rPr>
-        <w:t xml:space="preserve">5-2</w:t>
-      </w:r>
-      <w:r>
-        <w:rPr>
-          <w:rFonts w:ascii="Times New Roman" w:hAnsi="Times New Roman" w:eastAsia="Times New Roman" w:cs="Times New Roman"/>
-        </w:rPr>
-        <w:t xml:space="preserve"> </w:t>
-      </w:r>
+        <w:numPr>
+          <w:ilvl w:val="0"/>
+          <w:numId w:val="1031"/>
+        </w:numPr>
+      </w:pPr>
       <m:oMath>
         <m:oMathPr>
           <m:ctrlPr>
@@ -24163,14 +26588,12 @@
     </w:p>
     <w:p>
       <w:pPr>
-        <w:pStyle w:val="BodyText"/>
-      </w:pPr>
-      <w:r>
-        <w:rPr>
-          <w:rFonts w:ascii="Times New Roman" w:hAnsi="Times New Roman" w:eastAsia="Times New Roman" w:cs="Times New Roman"/>
-        </w:rPr>
-        <w:t xml:space="preserve">5-3 </w:t>
-      </w:r>
+        <w:numPr>
+          <w:ilvl w:val="0"/>
+          <w:numId w:val="1031"/>
+        </w:numPr>
+        <w:ind w:firstLine="420"/>
+      </w:pPr>
       <w:r>
         <w:rPr>
           <w:rFonts w:hint="eastAsia" w:ascii="Times New Roman" w:hAnsi="Times New Roman" w:eastAsia="FangSong" w:cs="Times New Roman"/>
@@ -24338,14 +26761,12 @@
     </w:p>
     <w:p>
       <w:pPr>
-        <w:pStyle w:val="BodyText"/>
-      </w:pPr>
-      <w:r>
-        <w:rPr>
-          <w:rFonts w:ascii="Times New Roman" w:hAnsi="Times New Roman" w:eastAsia="Times New Roman" w:cs="Times New Roman"/>
-        </w:rPr>
-        <w:t xml:space="preserve">5-1 </w:t>
-      </w:r>
+        <w:numPr>
+          <w:ilvl w:val="0"/>
+          <w:numId w:val="1031"/>
+        </w:numPr>
+        <w:ind w:firstLine="420"/>
+      </w:pPr>
       <w:r>
         <w:rPr>
           <w:rFonts w:hint="eastAsia" w:ascii="Times New Roman" w:hAnsi="Times New Roman" w:eastAsia="FangSong" w:cs="Times New Roman"/>
@@ -24385,14 +26806,12 @@
     </w:p>
     <w:p>
       <w:pPr>
-        <w:pStyle w:val="BodyText"/>
-      </w:pPr>
-      <w:r>
-        <w:rPr>
-          <w:rFonts w:ascii="Times New Roman" w:hAnsi="Times New Roman" w:eastAsia="Times New Roman" w:cs="Times New Roman"/>
-        </w:rPr>
-        <w:t xml:space="preserve">5-2 </w:t>
-      </w:r>
+        <w:numPr>
+          <w:ilvl w:val="0"/>
+          <w:numId w:val="1031"/>
+        </w:numPr>
+        <w:ind w:firstLine="420"/>
+      </w:pPr>
       <w:r>
         <w:rPr>
           <w:rFonts w:hint="eastAsia" w:ascii="Times New Roman" w:hAnsi="Times New Roman" w:eastAsia="FangSong" w:cs="Times New Roman"/>
@@ -24815,14 +27234,22 @@
     </w:p>
     <w:p>
       <w:pPr>
-        <w:pStyle w:val="BodyText"/>
-      </w:pPr>
-      <w:r>
-        <w:rPr>
-          <w:rFonts w:ascii="Times New Roman" w:hAnsi="Times New Roman" w:eastAsia="Times New Roman" w:cs="Times New Roman"/>
-        </w:rPr>
-        <w:t xml:space="preserve">5-3 (III) </w:t>
-      </w:r>
+        <w:pStyle w:val="Compact"/>
+        <w:numPr>
+          <w:ilvl w:val="0"/>
+          <w:numId w:val="1031"/>
+        </w:numPr>
+      </w:pPr>
+    </w:p>
+    <w:p>
+      <w:pPr>
+        <w:pStyle w:val="Compact"/>
+        <w:numPr>
+          <w:ilvl w:val="1"/>
+          <w:numId w:val="1032"/>
+        </w:numPr>
+        <w:ind w:firstLine="420"/>
+      </w:pPr>
       <w:r>
         <w:rPr>
           <w:rFonts w:hint="eastAsia" w:ascii="Times New Roman" w:hAnsi="Times New Roman" w:eastAsia="FangSong" w:cs="Times New Roman"/>
@@ -25183,7 +27610,7 @@
     </w:p>
     <w:p>
       <w:pPr>
-        <w:pStyle w:val="BodyText"/>
+        <w:pStyle w:val="FirstParagraph"/>
       </w:pPr>
       <m:oMathPara>
         <m:oMathParaPr>
@@ -25283,6 +27710,7 @@
     <w:p>
       <w:pPr>
         <w:pStyle w:val="FirstParagraph"/>
+        <w:ind w:firstLine="420"/>
       </w:pPr>
       <w:r>
         <w:rPr>
@@ -25515,8 +27943,28 @@
         </w:pict>
       </w:r>
     </w:p>
-    <w:bookmarkEnd w:id="70"/>
-    <w:bookmarkStart w:id="71" w:name="第26题"/>
+    <w:p>
+      <w:pPr>
+        <w:spacing w:before="160" w:after="80"/>
+      </w:pPr>
+      <w:r>
+        <w:pict>
+          <v:rect style="width:0;height:1.5pt" o:hralign="center" o:hrstd="t" o:hr="t"/>
+        </w:pict>
+      </w:r>
+    </w:p>
+    <w:p>
+      <w:pPr>
+        <w:spacing w:before="160" w:after="80"/>
+      </w:pPr>
+      <w:r>
+        <w:pict>
+          <v:rect style="width:0;height:1.5pt" o:hralign="center" o:hrstd="t" o:hr="t"/>
+        </w:pict>
+      </w:r>
+    </w:p>
+    <w:bookmarkEnd w:id="72"/>
+    <w:bookmarkStart w:id="73" w:name="第26题"/>
     <w:p>
       <w:pPr>
         <w:pStyle w:val="Heading3"/>
@@ -25544,6 +27992,7 @@
     <w:p>
       <w:pPr>
         <w:pStyle w:val="BlockText"/>
+        <w:ind w:firstLine="420"/>
       </w:pPr>
       <w:r>
         <w:rPr>
@@ -25567,6 +28016,7 @@
     <w:p>
       <w:pPr>
         <w:pStyle w:val="BlockText"/>
+        <w:ind w:firstLine="420"/>
       </w:pPr>
       <w:r>
         <w:rPr>
@@ -25598,6 +28048,7 @@
     <w:p>
       <w:pPr>
         <w:pStyle w:val="FirstParagraph"/>
+        <w:ind w:firstLine="420"/>
       </w:pPr>
       <w:r>
         <w:rPr>
@@ -25627,6 +28078,7 @@
     <w:p>
       <w:pPr>
         <w:pStyle w:val="BodyText"/>
+        <w:ind w:firstLine="420"/>
       </w:pPr>
       <w:r>
         <w:rPr>
@@ -25634,7 +28086,7 @@
           <w:b/>
           <w:bCs/>
         </w:rPr>
-        <w:t xml:space="preserve">6-1</w:t>
+        <w:t xml:space="preserve">(1)</w:t>
       </w:r>
       <w:r>
         <w:rPr>
@@ -25766,6 +28218,7 @@
     <w:p>
       <w:pPr>
         <w:pStyle w:val="BodyText"/>
+        <w:ind w:firstLine="420"/>
       </w:pPr>
       <w:r>
         <w:rPr>
@@ -25773,7 +28226,7 @@
           <w:b/>
           <w:bCs/>
         </w:rPr>
-        <w:t xml:space="preserve">6-2</w:t>
+        <w:t xml:space="preserve">(2)</w:t>
       </w:r>
       <w:r>
         <w:rPr>
@@ -26095,6 +28548,7 @@
     <w:p>
       <w:pPr>
         <w:pStyle w:val="BodyText"/>
+        <w:ind w:firstLine="420"/>
       </w:pPr>
       <w:r>
         <w:rPr>
@@ -26102,7 +28556,7 @@
           <w:b/>
           <w:bCs/>
         </w:rPr>
-        <w:t xml:space="preserve">6-3</w:t>
+        <w:t xml:space="preserve">(3)</w:t>
       </w:r>
       <w:r>
         <w:rPr>
@@ -26289,6 +28743,7 @@
       <w:pPr>
         <w:pStyle w:val="BodyText"/>
         <w:spacing w:after="80"/>
+        <w:ind w:firstLine="420"/>
       </w:pPr>
       <w:r>
         <w:rPr>
@@ -26296,7 +28751,7 @@
           <w:b/>
           <w:bCs/>
         </w:rPr>
-        <w:t xml:space="preserve">6-4</w:t>
+        <w:t xml:space="preserve">(4)</w:t>
       </w:r>
       <w:r>
         <w:rPr>
@@ -26547,6 +29002,15 @@
         <w:tblW w:type="pct" w:w="5000"/>
         <w:tblLayout w:type="fixed"/>
         <w:tblLook w:firstRow="1" w:lastRow="0" w:firstColumn="0" w:lastColumn="0" w:noHBand="0" w:noVBand="0" w:val="0020"/>
+        <w:jc w:val="center"/>
+        <w:tblBorders>
+          <w:top w:val="single" w:sz="12" w:space="0" w:color="333333"/>
+          <w:bottom w:val="single" w:sz="12" w:space="0" w:color="333333"/>
+          <w:left w:val="none"/>
+          <w:right w:val="none"/>
+          <w:insideH w:val="none"/>
+          <w:insideV w:val="none"/>
+        </w:tblBorders>
       </w:tblPr>
       <w:tblGrid>
         <w:gridCol w:w="1584"/>
@@ -26560,7 +29024,11 @@
           <w:tblHeader w:val="on"/>
         </w:trPr>
         <w:tc>
-          <w:tcPr/>
+          <w:tcPr>
+            <w:tcBorders>
+              <w:bottom w:val="single" w:sz="6" w:space="0" w:color="333333"/>
+            </w:tcBorders>
+          </w:tcPr>
           <w:p>
             <w:pPr>
               <w:pStyle w:val="Compact"/>
@@ -26569,7 +29037,11 @@
           </w:p>
         </w:tc>
         <w:tc>
-          <w:tcPr/>
+          <w:tcPr>
+            <w:tcBorders>
+              <w:bottom w:val="single" w:sz="6" w:space="0" w:color="333333"/>
+            </w:tcBorders>
+          </w:tcPr>
           <w:p>
             <w:pPr>
               <w:pStyle w:val="Compact"/>
@@ -26585,7 +29057,11 @@
           </w:p>
         </w:tc>
         <w:tc>
-          <w:tcPr/>
+          <w:tcPr>
+            <w:tcBorders>
+              <w:bottom w:val="single" w:sz="6" w:space="0" w:color="333333"/>
+            </w:tcBorders>
+          </w:tcPr>
           <w:p>
             <w:pPr>
               <w:pStyle w:val="Compact"/>
@@ -26627,7 +29103,11 @@
           </w:p>
         </w:tc>
         <w:tc>
-          <w:tcPr/>
+          <w:tcPr>
+            <w:tcBorders>
+              <w:bottom w:val="single" w:sz="6" w:space="0" w:color="333333"/>
+            </w:tcBorders>
+          </w:tcPr>
           <w:p>
             <w:pPr>
               <w:pStyle w:val="Compact"/>
@@ -26669,7 +29149,11 @@
           </w:p>
         </w:tc>
         <w:tc>
-          <w:tcPr/>
+          <w:tcPr>
+            <w:tcBorders>
+              <w:bottom w:val="single" w:sz="6" w:space="0" w:color="333333"/>
+            </w:tcBorders>
+          </w:tcPr>
           <w:p>
             <w:pPr>
               <w:pStyle w:val="Compact"/>
@@ -26888,6 +29372,7 @@
       <w:pPr>
         <w:pStyle w:val="BodyText"/>
         <w:spacing w:before="120"/>
+        <w:ind w:firstLine="420"/>
       </w:pPr>
       <w:r>
         <w:rPr>
@@ -26907,6 +29392,7 @@
     <w:p>
       <w:pPr>
         <w:pStyle w:val="BodyText"/>
+        <w:ind w:firstLine="420"/>
       </w:pPr>
       <w:r>
         <w:rPr>
@@ -26914,7 +29400,7 @@
           <w:b/>
           <w:bCs/>
         </w:rPr>
-        <w:t xml:space="preserve">6-1</w:t>
+        <w:t xml:space="preserve">(1)</w:t>
       </w:r>
       <w:r>
         <w:rPr>
@@ -27076,6 +29562,7 @@
     <w:p>
       <w:pPr>
         <w:pStyle w:val="BodyText"/>
+        <w:ind w:firstLine="420"/>
       </w:pPr>
       <w:r>
         <w:rPr>
@@ -27083,7 +29570,7 @@
           <w:b/>
           <w:bCs/>
         </w:rPr>
-        <w:t xml:space="preserve">6-2</w:t>
+        <w:t xml:space="preserve">(2)</w:t>
       </w:r>
       <w:r>
         <w:rPr>
@@ -27485,6 +29972,7 @@
     <w:p>
       <w:pPr>
         <w:pStyle w:val="BodyText"/>
+        <w:ind w:firstLine="420"/>
       </w:pPr>
       <w:r>
         <w:rPr>
@@ -27492,7 +29980,7 @@
           <w:b/>
           <w:bCs/>
         </w:rPr>
-        <w:t xml:space="preserve">6-3</w:t>
+        <w:t xml:space="preserve">(3)</w:t>
       </w:r>
       <w:r>
         <w:rPr>
@@ -27713,7 +30201,7 @@
           <w:b/>
           <w:bCs/>
         </w:rPr>
-        <w:t xml:space="preserve">6-4</w:t>
+        <w:t xml:space="preserve">(4)</w:t>
       </w:r>
     </w:p>
     <w:p>
@@ -29129,6 +31617,7 @@
     <w:p>
       <w:pPr>
         <w:pStyle w:val="BodyText"/>
+        <w:ind w:firstLine="420"/>
       </w:pPr>
       <w:r>
         <w:rPr>
@@ -29197,8 +31686,28 @@
         </w:pict>
       </w:r>
     </w:p>
-    <w:bookmarkEnd w:id="71"/>
-    <w:bookmarkStart w:id="72" w:name="第27题"/>
+    <w:p>
+      <w:pPr>
+        <w:spacing w:before="160" w:after="80"/>
+      </w:pPr>
+      <w:r>
+        <w:pict>
+          <v:rect style="width:0;height:1.5pt" o:hralign="center" o:hrstd="t" o:hr="t"/>
+        </w:pict>
+      </w:r>
+    </w:p>
+    <w:p>
+      <w:pPr>
+        <w:spacing w:before="160" w:after="80"/>
+      </w:pPr>
+      <w:r>
+        <w:pict>
+          <v:rect style="width:0;height:1.5pt" o:hralign="center" o:hrstd="t" o:hr="t"/>
+        </w:pict>
+      </w:r>
+    </w:p>
+    <w:bookmarkEnd w:id="73"/>
+    <w:bookmarkStart w:id="74" w:name="第27题"/>
     <w:p>
       <w:pPr>
         <w:pStyle w:val="Heading3"/>
@@ -29226,6 +31735,7 @@
     <w:p>
       <w:pPr>
         <w:pStyle w:val="BlockText"/>
+        <w:ind w:firstLine="420"/>
       </w:pPr>
       <w:r>
         <w:rPr>
@@ -29249,6 +31759,7 @@
     <w:p>
       <w:pPr>
         <w:pStyle w:val="FirstParagraph"/>
+        <w:ind w:firstLine="420"/>
       </w:pPr>
       <w:r>
         <w:rPr>
@@ -29687,6 +32198,7 @@
     <w:p>
       <w:pPr>
         <w:pStyle w:val="BodyText"/>
+        <w:ind w:firstLine="420"/>
       </w:pPr>
       <w:r>
         <w:rPr>
@@ -29807,6 +32319,7 @@
     <w:p>
       <w:pPr>
         <w:pStyle w:val="BodyText"/>
+        <w:ind w:firstLine="420"/>
       </w:pPr>
       <w:r>
         <w:rPr>
@@ -29951,8 +32464,9 @@
       <w:pPr>
         <w:numPr>
           <w:ilvl w:val="0"/>
-          <w:numId w:val="1019"/>
+          <w:numId w:val="1033"/>
         </w:numPr>
+        <w:ind w:firstLine="420"/>
       </w:pPr>
       <w:r>
         <w:rPr>
@@ -30333,8 +32847,9 @@
       <w:pPr>
         <w:numPr>
           <w:ilvl w:val="0"/>
-          <w:numId w:val="1019"/>
+          <w:numId w:val="1033"/>
         </w:numPr>
+        <w:ind w:firstLine="420"/>
       </w:pPr>
       <w:r>
         <w:rPr>
@@ -30365,8 +32880,9 @@
       <w:pPr>
         <w:numPr>
           <w:ilvl w:val="0"/>
-          <w:numId w:val="1019"/>
+          <w:numId w:val="1033"/>
         </w:numPr>
+        <w:ind w:firstLine="420"/>
       </w:pPr>
       <w:r>
         <w:rPr>
@@ -30454,6 +32970,7 @@
     <w:p>
       <w:pPr>
         <w:pStyle w:val="FirstParagraph"/>
+        <w:ind w:firstLine="420"/>
       </w:pPr>
       <w:r>
         <w:rPr>
@@ -30473,6 +32990,7 @@
     <w:p>
       <w:pPr>
         <w:pStyle w:val="BodyText"/>
+        <w:ind w:firstLine="420"/>
       </w:pPr>
       <m:oMath>
         <m:sSub>
@@ -30617,9 +33135,29 @@
         </w:pict>
       </w:r>
     </w:p>
-    <w:bookmarkEnd w:id="72"/>
-    <w:bookmarkEnd w:id="73"/>
+    <w:p>
+      <w:pPr>
+        <w:spacing w:before="160" w:after="80"/>
+      </w:pPr>
+      <w:r>
+        <w:pict>
+          <v:rect style="width:0;height:1.5pt" o:hralign="center" o:hrstd="t" o:hr="t"/>
+        </w:pict>
+      </w:r>
+    </w:p>
+    <w:p>
+      <w:pPr>
+        <w:spacing w:before="160" w:after="80"/>
+      </w:pPr>
+      <w:r>
+        <w:pict>
+          <v:rect style="width:0;height:1.5pt" o:hralign="center" o:hrstd="t" o:hr="t"/>
+        </w:pict>
+      </w:r>
+    </w:p>
     <w:bookmarkEnd w:id="74"/>
+    <w:bookmarkEnd w:id="75"/>
+    <w:bookmarkEnd w:id="76"/>
     <w:sectPr>
       <w:footerReference w:type="default" r:id="rId9"/>
       <w:footnotePr>
@@ -31375,6 +33913,91 @@
       <w:start w:val="3"/>
       <w:numFmt w:val="decimal"/>
       <w:lvlText w:val="%9."/>
+      <w:lvlJc w:val="left"/>
+      <w:pPr>
+        <w:ind w:left="6480" w:hanging="360"/>
+      </w:pPr>
+    </w:lvl>
+  </w:abstractNum>
+  <w:abstractNum w:abstractNumId="99633">
+    <w:nsid w:val="00A99633"/>
+    <w:multiLevelType w:val="multilevel"/>
+    <w:lvl w:ilvl="0">
+      <w:start w:val="3"/>
+      <w:numFmt w:val="upperRoman"/>
+      <w:lvlText w:val="(%1)"/>
+      <w:lvlJc w:val="left"/>
+      <w:pPr>
+        <w:ind w:left="720" w:hanging="360"/>
+      </w:pPr>
+    </w:lvl>
+    <w:lvl w:ilvl="1">
+      <w:start w:val="3"/>
+      <w:numFmt w:val="upperRoman"/>
+      <w:lvlText w:val="(%2)"/>
+      <w:lvlJc w:val="left"/>
+      <w:pPr>
+        <w:ind w:left="1440" w:hanging="360"/>
+      </w:pPr>
+    </w:lvl>
+    <w:lvl w:ilvl="2">
+      <w:start w:val="3"/>
+      <w:numFmt w:val="upperRoman"/>
+      <w:lvlText w:val="(%3)"/>
+      <w:lvlJc w:val="left"/>
+      <w:pPr>
+        <w:ind w:left="2160" w:hanging="360"/>
+      </w:pPr>
+    </w:lvl>
+    <w:lvl w:ilvl="3">
+      <w:start w:val="3"/>
+      <w:numFmt w:val="upperRoman"/>
+      <w:lvlText w:val="(%4)"/>
+      <w:lvlJc w:val="left"/>
+      <w:pPr>
+        <w:ind w:left="2880" w:hanging="360"/>
+      </w:pPr>
+    </w:lvl>
+    <w:lvl w:ilvl="4">
+      <w:start w:val="3"/>
+      <w:numFmt w:val="upperRoman"/>
+      <w:lvlText w:val="(%5)"/>
+      <w:lvlJc w:val="left"/>
+      <w:pPr>
+        <w:ind w:left="3600" w:hanging="360"/>
+      </w:pPr>
+    </w:lvl>
+    <w:lvl w:ilvl="5">
+      <w:start w:val="3"/>
+      <w:numFmt w:val="upperRoman"/>
+      <w:lvlText w:val="(%6)"/>
+      <w:lvlJc w:val="left"/>
+      <w:pPr>
+        <w:ind w:left="4320" w:hanging="360"/>
+      </w:pPr>
+    </w:lvl>
+    <w:lvl w:ilvl="6">
+      <w:start w:val="3"/>
+      <w:numFmt w:val="upperRoman"/>
+      <w:lvlText w:val="(%7)"/>
+      <w:lvlJc w:val="left"/>
+      <w:pPr>
+        <w:ind w:left="5040" w:hanging="360"/>
+      </w:pPr>
+    </w:lvl>
+    <w:lvl w:ilvl="7">
+      <w:start w:val="3"/>
+      <w:numFmt w:val="upperRoman"/>
+      <w:lvlText w:val="(%8)"/>
+      <w:lvlJc w:val="left"/>
+      <w:pPr>
+        <w:ind w:left="5760" w:hanging="360"/>
+      </w:pPr>
+    </w:lvl>
+    <w:lvl w:ilvl="8">
+      <w:start w:val="3"/>
+      <w:numFmt w:val="upperRoman"/>
+      <w:lvlText w:val="(%9)"/>
       <w:lvlJc w:val="left"/>
       <w:pPr>
         <w:ind w:left="6480" w:hanging="360"/>
@@ -31436,63 +34059,63 @@
     </w:lvlOverride>
   </w:num>
   <w:num w:numId="1009">
-    <w:abstractNumId w:val="99432"/>
+    <w:abstractNumId w:val="99431"/>
     <w:lvlOverride w:ilvl="0">
-      <w:startOverride w:val="2"/>
+      <w:startOverride w:val="1"/>
     </w:lvlOverride>
     <w:lvlOverride w:ilvl="1">
-      <w:startOverride w:val="2"/>
+      <w:startOverride w:val="1"/>
     </w:lvlOverride>
     <w:lvlOverride w:ilvl="2">
-      <w:startOverride w:val="2"/>
+      <w:startOverride w:val="1"/>
     </w:lvlOverride>
     <w:lvlOverride w:ilvl="3">
-      <w:startOverride w:val="2"/>
+      <w:startOverride w:val="1"/>
     </w:lvlOverride>
     <w:lvlOverride w:ilvl="4">
-      <w:startOverride w:val="2"/>
+      <w:startOverride w:val="1"/>
     </w:lvlOverride>
     <w:lvlOverride w:ilvl="5">
-      <w:startOverride w:val="2"/>
+      <w:startOverride w:val="1"/>
     </w:lvlOverride>
     <w:lvlOverride w:ilvl="6">
-      <w:startOverride w:val="2"/>
+      <w:startOverride w:val="1"/>
     </w:lvlOverride>
     <w:lvlOverride w:ilvl="7">
-      <w:startOverride w:val="2"/>
+      <w:startOverride w:val="1"/>
     </w:lvlOverride>
     <w:lvlOverride w:ilvl="8">
-      <w:startOverride w:val="2"/>
+      <w:startOverride w:val="1"/>
     </w:lvlOverride>
   </w:num>
   <w:num w:numId="1010">
-    <w:abstractNumId w:val="99433"/>
+    <w:abstractNumId w:val="99431"/>
     <w:lvlOverride w:ilvl="0">
-      <w:startOverride w:val="3"/>
+      <w:startOverride w:val="1"/>
     </w:lvlOverride>
     <w:lvlOverride w:ilvl="1">
-      <w:startOverride w:val="3"/>
+      <w:startOverride w:val="1"/>
     </w:lvlOverride>
     <w:lvlOverride w:ilvl="2">
-      <w:startOverride w:val="3"/>
+      <w:startOverride w:val="1"/>
     </w:lvlOverride>
     <w:lvlOverride w:ilvl="3">
-      <w:startOverride w:val="3"/>
+      <w:startOverride w:val="1"/>
     </w:lvlOverride>
     <w:lvlOverride w:ilvl="4">
-      <w:startOverride w:val="3"/>
+      <w:startOverride w:val="1"/>
     </w:lvlOverride>
     <w:lvlOverride w:ilvl="5">
-      <w:startOverride w:val="3"/>
+      <w:startOverride w:val="1"/>
     </w:lvlOverride>
     <w:lvlOverride w:ilvl="6">
-      <w:startOverride w:val="3"/>
+      <w:startOverride w:val="1"/>
     </w:lvlOverride>
     <w:lvlOverride w:ilvl="7">
-      <w:startOverride w:val="3"/>
+      <w:startOverride w:val="1"/>
     </w:lvlOverride>
     <w:lvlOverride w:ilvl="8">
-      <w:startOverride w:val="3"/>
+      <w:startOverride w:val="1"/>
     </w:lvlOverride>
   </w:num>
   <w:num w:numId="1011">
@@ -31526,6 +34149,36 @@
     </w:lvlOverride>
   </w:num>
   <w:num w:numId="1012">
+    <w:abstractNumId w:val="99432"/>
+    <w:lvlOverride w:ilvl="0">
+      <w:startOverride w:val="2"/>
+    </w:lvlOverride>
+    <w:lvlOverride w:ilvl="1">
+      <w:startOverride w:val="2"/>
+    </w:lvlOverride>
+    <w:lvlOverride w:ilvl="2">
+      <w:startOverride w:val="2"/>
+    </w:lvlOverride>
+    <w:lvlOverride w:ilvl="3">
+      <w:startOverride w:val="2"/>
+    </w:lvlOverride>
+    <w:lvlOverride w:ilvl="4">
+      <w:startOverride w:val="2"/>
+    </w:lvlOverride>
+    <w:lvlOverride w:ilvl="5">
+      <w:startOverride w:val="2"/>
+    </w:lvlOverride>
+    <w:lvlOverride w:ilvl="6">
+      <w:startOverride w:val="2"/>
+    </w:lvlOverride>
+    <w:lvlOverride w:ilvl="7">
+      <w:startOverride w:val="2"/>
+    </w:lvlOverride>
+    <w:lvlOverride w:ilvl="8">
+      <w:startOverride w:val="2"/>
+    </w:lvlOverride>
+  </w:num>
+  <w:num w:numId="1013">
     <w:abstractNumId w:val="99433"/>
     <w:lvlOverride w:ilvl="0">
       <w:startOverride w:val="3"/>
@@ -31555,7 +34208,67 @@
       <w:startOverride w:val="3"/>
     </w:lvlOverride>
   </w:num>
-  <w:num w:numId="1013">
+  <w:num w:numId="1014">
+    <w:abstractNumId w:val="99431"/>
+    <w:lvlOverride w:ilvl="0">
+      <w:startOverride w:val="1"/>
+    </w:lvlOverride>
+    <w:lvlOverride w:ilvl="1">
+      <w:startOverride w:val="1"/>
+    </w:lvlOverride>
+    <w:lvlOverride w:ilvl="2">
+      <w:startOverride w:val="1"/>
+    </w:lvlOverride>
+    <w:lvlOverride w:ilvl="3">
+      <w:startOverride w:val="1"/>
+    </w:lvlOverride>
+    <w:lvlOverride w:ilvl="4">
+      <w:startOverride w:val="1"/>
+    </w:lvlOverride>
+    <w:lvlOverride w:ilvl="5">
+      <w:startOverride w:val="1"/>
+    </w:lvlOverride>
+    <w:lvlOverride w:ilvl="6">
+      <w:startOverride w:val="1"/>
+    </w:lvlOverride>
+    <w:lvlOverride w:ilvl="7">
+      <w:startOverride w:val="1"/>
+    </w:lvlOverride>
+    <w:lvlOverride w:ilvl="8">
+      <w:startOverride w:val="1"/>
+    </w:lvlOverride>
+  </w:num>
+  <w:num w:numId="1015">
+    <w:abstractNumId w:val="99433"/>
+    <w:lvlOverride w:ilvl="0">
+      <w:startOverride w:val="3"/>
+    </w:lvlOverride>
+    <w:lvlOverride w:ilvl="1">
+      <w:startOverride w:val="3"/>
+    </w:lvlOverride>
+    <w:lvlOverride w:ilvl="2">
+      <w:startOverride w:val="3"/>
+    </w:lvlOverride>
+    <w:lvlOverride w:ilvl="3">
+      <w:startOverride w:val="3"/>
+    </w:lvlOverride>
+    <w:lvlOverride w:ilvl="4">
+      <w:startOverride w:val="3"/>
+    </w:lvlOverride>
+    <w:lvlOverride w:ilvl="5">
+      <w:startOverride w:val="3"/>
+    </w:lvlOverride>
+    <w:lvlOverride w:ilvl="6">
+      <w:startOverride w:val="3"/>
+    </w:lvlOverride>
+    <w:lvlOverride w:ilvl="7">
+      <w:startOverride w:val="3"/>
+    </w:lvlOverride>
+    <w:lvlOverride w:ilvl="8">
+      <w:startOverride w:val="3"/>
+    </w:lvlOverride>
+  </w:num>
+  <w:num w:numId="1016">
     <w:abstractNumId w:val="99411"/>
     <w:lvlOverride w:ilvl="0">
       <w:startOverride w:val="1"/>
@@ -31585,7 +34298,7 @@
       <w:startOverride w:val="1"/>
     </w:lvlOverride>
   </w:num>
-  <w:num w:numId="1014">
+  <w:num w:numId="1017">
     <w:abstractNumId w:val="99411"/>
     <w:lvlOverride w:ilvl="0">
       <w:startOverride w:val="1"/>
@@ -31613,96 +34326,6 @@
     </w:lvlOverride>
     <w:lvlOverride w:ilvl="8">
       <w:startOverride w:val="1"/>
-    </w:lvlOverride>
-  </w:num>
-  <w:num w:numId="1015">
-    <w:abstractNumId w:val="99411"/>
-    <w:lvlOverride w:ilvl="0">
-      <w:startOverride w:val="1"/>
-    </w:lvlOverride>
-    <w:lvlOverride w:ilvl="1">
-      <w:startOverride w:val="1"/>
-    </w:lvlOverride>
-    <w:lvlOverride w:ilvl="2">
-      <w:startOverride w:val="1"/>
-    </w:lvlOverride>
-    <w:lvlOverride w:ilvl="3">
-      <w:startOverride w:val="1"/>
-    </w:lvlOverride>
-    <w:lvlOverride w:ilvl="4">
-      <w:startOverride w:val="1"/>
-    </w:lvlOverride>
-    <w:lvlOverride w:ilvl="5">
-      <w:startOverride w:val="1"/>
-    </w:lvlOverride>
-    <w:lvlOverride w:ilvl="6">
-      <w:startOverride w:val="1"/>
-    </w:lvlOverride>
-    <w:lvlOverride w:ilvl="7">
-      <w:startOverride w:val="1"/>
-    </w:lvlOverride>
-    <w:lvlOverride w:ilvl="8">
-      <w:startOverride w:val="1"/>
-    </w:lvlOverride>
-  </w:num>
-  <w:num w:numId="1016">
-    <w:abstractNumId w:val="99412"/>
-    <w:lvlOverride w:ilvl="0">
-      <w:startOverride w:val="2"/>
-    </w:lvlOverride>
-    <w:lvlOverride w:ilvl="1">
-      <w:startOverride w:val="2"/>
-    </w:lvlOverride>
-    <w:lvlOverride w:ilvl="2">
-      <w:startOverride w:val="2"/>
-    </w:lvlOverride>
-    <w:lvlOverride w:ilvl="3">
-      <w:startOverride w:val="2"/>
-    </w:lvlOverride>
-    <w:lvlOverride w:ilvl="4">
-      <w:startOverride w:val="2"/>
-    </w:lvlOverride>
-    <w:lvlOverride w:ilvl="5">
-      <w:startOverride w:val="2"/>
-    </w:lvlOverride>
-    <w:lvlOverride w:ilvl="6">
-      <w:startOverride w:val="2"/>
-    </w:lvlOverride>
-    <w:lvlOverride w:ilvl="7">
-      <w:startOverride w:val="2"/>
-    </w:lvlOverride>
-    <w:lvlOverride w:ilvl="8">
-      <w:startOverride w:val="2"/>
-    </w:lvlOverride>
-  </w:num>
-  <w:num w:numId="1017">
-    <w:abstractNumId w:val="99413"/>
-    <w:lvlOverride w:ilvl="0">
-      <w:startOverride w:val="3"/>
-    </w:lvlOverride>
-    <w:lvlOverride w:ilvl="1">
-      <w:startOverride w:val="3"/>
-    </w:lvlOverride>
-    <w:lvlOverride w:ilvl="2">
-      <w:startOverride w:val="3"/>
-    </w:lvlOverride>
-    <w:lvlOverride w:ilvl="3">
-      <w:startOverride w:val="3"/>
-    </w:lvlOverride>
-    <w:lvlOverride w:ilvl="4">
-      <w:startOverride w:val="3"/>
-    </w:lvlOverride>
-    <w:lvlOverride w:ilvl="5">
-      <w:startOverride w:val="3"/>
-    </w:lvlOverride>
-    <w:lvlOverride w:ilvl="6">
-      <w:startOverride w:val="3"/>
-    </w:lvlOverride>
-    <w:lvlOverride w:ilvl="7">
-      <w:startOverride w:val="3"/>
-    </w:lvlOverride>
-    <w:lvlOverride w:ilvl="8">
-      <w:startOverride w:val="3"/>
     </w:lvlOverride>
   </w:num>
   <w:num w:numId="1018">
@@ -31736,6 +34359,372 @@
     </w:lvlOverride>
   </w:num>
   <w:num w:numId="1019">
+    <w:abstractNumId w:val="99412"/>
+    <w:lvlOverride w:ilvl="0">
+      <w:startOverride w:val="2"/>
+    </w:lvlOverride>
+    <w:lvlOverride w:ilvl="1">
+      <w:startOverride w:val="2"/>
+    </w:lvlOverride>
+    <w:lvlOverride w:ilvl="2">
+      <w:startOverride w:val="2"/>
+    </w:lvlOverride>
+    <w:lvlOverride w:ilvl="3">
+      <w:startOverride w:val="2"/>
+    </w:lvlOverride>
+    <w:lvlOverride w:ilvl="4">
+      <w:startOverride w:val="2"/>
+    </w:lvlOverride>
+    <w:lvlOverride w:ilvl="5">
+      <w:startOverride w:val="2"/>
+    </w:lvlOverride>
+    <w:lvlOverride w:ilvl="6">
+      <w:startOverride w:val="2"/>
+    </w:lvlOverride>
+    <w:lvlOverride w:ilvl="7">
+      <w:startOverride w:val="2"/>
+    </w:lvlOverride>
+    <w:lvlOverride w:ilvl="8">
+      <w:startOverride w:val="2"/>
+    </w:lvlOverride>
+  </w:num>
+  <w:num w:numId="1020">
+    <w:abstractNumId w:val="99413"/>
+    <w:lvlOverride w:ilvl="0">
+      <w:startOverride w:val="3"/>
+    </w:lvlOverride>
+    <w:lvlOverride w:ilvl="1">
+      <w:startOverride w:val="3"/>
+    </w:lvlOverride>
+    <w:lvlOverride w:ilvl="2">
+      <w:startOverride w:val="3"/>
+    </w:lvlOverride>
+    <w:lvlOverride w:ilvl="3">
+      <w:startOverride w:val="3"/>
+    </w:lvlOverride>
+    <w:lvlOverride w:ilvl="4">
+      <w:startOverride w:val="3"/>
+    </w:lvlOverride>
+    <w:lvlOverride w:ilvl="5">
+      <w:startOverride w:val="3"/>
+    </w:lvlOverride>
+    <w:lvlOverride w:ilvl="6">
+      <w:startOverride w:val="3"/>
+    </w:lvlOverride>
+    <w:lvlOverride w:ilvl="7">
+      <w:startOverride w:val="3"/>
+    </w:lvlOverride>
+    <w:lvlOverride w:ilvl="8">
+      <w:startOverride w:val="3"/>
+    </w:lvlOverride>
+  </w:num>
+  <w:num w:numId="1021">
+    <w:abstractNumId w:val="99411"/>
+    <w:lvlOverride w:ilvl="0">
+      <w:startOverride w:val="1"/>
+    </w:lvlOverride>
+    <w:lvlOverride w:ilvl="1">
+      <w:startOverride w:val="1"/>
+    </w:lvlOverride>
+    <w:lvlOverride w:ilvl="2">
+      <w:startOverride w:val="1"/>
+    </w:lvlOverride>
+    <w:lvlOverride w:ilvl="3">
+      <w:startOverride w:val="1"/>
+    </w:lvlOverride>
+    <w:lvlOverride w:ilvl="4">
+      <w:startOverride w:val="1"/>
+    </w:lvlOverride>
+    <w:lvlOverride w:ilvl="5">
+      <w:startOverride w:val="1"/>
+    </w:lvlOverride>
+    <w:lvlOverride w:ilvl="6">
+      <w:startOverride w:val="1"/>
+    </w:lvlOverride>
+    <w:lvlOverride w:ilvl="7">
+      <w:startOverride w:val="1"/>
+    </w:lvlOverride>
+    <w:lvlOverride w:ilvl="8">
+      <w:startOverride w:val="1"/>
+    </w:lvlOverride>
+  </w:num>
+  <w:num w:numId="1022">
+    <w:abstractNumId w:val="991"/>
+  </w:num>
+  <w:num w:numId="1023">
+    <w:abstractNumId w:val="99431"/>
+    <w:lvlOverride w:ilvl="0">
+      <w:startOverride w:val="1"/>
+    </w:lvlOverride>
+    <w:lvlOverride w:ilvl="1">
+      <w:startOverride w:val="1"/>
+    </w:lvlOverride>
+    <w:lvlOverride w:ilvl="2">
+      <w:startOverride w:val="1"/>
+    </w:lvlOverride>
+    <w:lvlOverride w:ilvl="3">
+      <w:startOverride w:val="1"/>
+    </w:lvlOverride>
+    <w:lvlOverride w:ilvl="4">
+      <w:startOverride w:val="1"/>
+    </w:lvlOverride>
+    <w:lvlOverride w:ilvl="5">
+      <w:startOverride w:val="1"/>
+    </w:lvlOverride>
+    <w:lvlOverride w:ilvl="6">
+      <w:startOverride w:val="1"/>
+    </w:lvlOverride>
+    <w:lvlOverride w:ilvl="7">
+      <w:startOverride w:val="1"/>
+    </w:lvlOverride>
+    <w:lvlOverride w:ilvl="8">
+      <w:startOverride w:val="1"/>
+    </w:lvlOverride>
+  </w:num>
+  <w:num w:numId="1024">
+    <w:abstractNumId w:val="991"/>
+  </w:num>
+  <w:num w:numId="1025">
+    <w:abstractNumId w:val="99432"/>
+    <w:lvlOverride w:ilvl="0">
+      <w:startOverride w:val="2"/>
+    </w:lvlOverride>
+    <w:lvlOverride w:ilvl="1">
+      <w:startOverride w:val="2"/>
+    </w:lvlOverride>
+    <w:lvlOverride w:ilvl="2">
+      <w:startOverride w:val="2"/>
+    </w:lvlOverride>
+    <w:lvlOverride w:ilvl="3">
+      <w:startOverride w:val="2"/>
+    </w:lvlOverride>
+    <w:lvlOverride w:ilvl="4">
+      <w:startOverride w:val="2"/>
+    </w:lvlOverride>
+    <w:lvlOverride w:ilvl="5">
+      <w:startOverride w:val="2"/>
+    </w:lvlOverride>
+    <w:lvlOverride w:ilvl="6">
+      <w:startOverride w:val="2"/>
+    </w:lvlOverride>
+    <w:lvlOverride w:ilvl="7">
+      <w:startOverride w:val="2"/>
+    </w:lvlOverride>
+    <w:lvlOverride w:ilvl="8">
+      <w:startOverride w:val="2"/>
+    </w:lvlOverride>
+  </w:num>
+  <w:num w:numId="1026">
+    <w:abstractNumId w:val="99431"/>
+    <w:lvlOverride w:ilvl="0">
+      <w:startOverride w:val="1"/>
+    </w:lvlOverride>
+    <w:lvlOverride w:ilvl="1">
+      <w:startOverride w:val="1"/>
+    </w:lvlOverride>
+    <w:lvlOverride w:ilvl="2">
+      <w:startOverride w:val="1"/>
+    </w:lvlOverride>
+    <w:lvlOverride w:ilvl="3">
+      <w:startOverride w:val="1"/>
+    </w:lvlOverride>
+    <w:lvlOverride w:ilvl="4">
+      <w:startOverride w:val="1"/>
+    </w:lvlOverride>
+    <w:lvlOverride w:ilvl="5">
+      <w:startOverride w:val="1"/>
+    </w:lvlOverride>
+    <w:lvlOverride w:ilvl="6">
+      <w:startOverride w:val="1"/>
+    </w:lvlOverride>
+    <w:lvlOverride w:ilvl="7">
+      <w:startOverride w:val="1"/>
+    </w:lvlOverride>
+    <w:lvlOverride w:ilvl="8">
+      <w:startOverride w:val="1"/>
+    </w:lvlOverride>
+  </w:num>
+  <w:num w:numId="1027">
+    <w:abstractNumId w:val="99431"/>
+    <w:lvlOverride w:ilvl="0">
+      <w:startOverride w:val="1"/>
+    </w:lvlOverride>
+    <w:lvlOverride w:ilvl="1">
+      <w:startOverride w:val="1"/>
+    </w:lvlOverride>
+    <w:lvlOverride w:ilvl="2">
+      <w:startOverride w:val="1"/>
+    </w:lvlOverride>
+    <w:lvlOverride w:ilvl="3">
+      <w:startOverride w:val="1"/>
+    </w:lvlOverride>
+    <w:lvlOverride w:ilvl="4">
+      <w:startOverride w:val="1"/>
+    </w:lvlOverride>
+    <w:lvlOverride w:ilvl="5">
+      <w:startOverride w:val="1"/>
+    </w:lvlOverride>
+    <w:lvlOverride w:ilvl="6">
+      <w:startOverride w:val="1"/>
+    </w:lvlOverride>
+    <w:lvlOverride w:ilvl="7">
+      <w:startOverride w:val="1"/>
+    </w:lvlOverride>
+    <w:lvlOverride w:ilvl="8">
+      <w:startOverride w:val="1"/>
+    </w:lvlOverride>
+  </w:num>
+  <w:num w:numId="1028">
+    <w:abstractNumId w:val="99431"/>
+    <w:lvlOverride w:ilvl="0">
+      <w:startOverride w:val="1"/>
+    </w:lvlOverride>
+    <w:lvlOverride w:ilvl="1">
+      <w:startOverride w:val="1"/>
+    </w:lvlOverride>
+    <w:lvlOverride w:ilvl="2">
+      <w:startOverride w:val="1"/>
+    </w:lvlOverride>
+    <w:lvlOverride w:ilvl="3">
+      <w:startOverride w:val="1"/>
+    </w:lvlOverride>
+    <w:lvlOverride w:ilvl="4">
+      <w:startOverride w:val="1"/>
+    </w:lvlOverride>
+    <w:lvlOverride w:ilvl="5">
+      <w:startOverride w:val="1"/>
+    </w:lvlOverride>
+    <w:lvlOverride w:ilvl="6">
+      <w:startOverride w:val="1"/>
+    </w:lvlOverride>
+    <w:lvlOverride w:ilvl="7">
+      <w:startOverride w:val="1"/>
+    </w:lvlOverride>
+    <w:lvlOverride w:ilvl="8">
+      <w:startOverride w:val="1"/>
+    </w:lvlOverride>
+  </w:num>
+  <w:num w:numId="1029">
+    <w:abstractNumId w:val="99432"/>
+    <w:lvlOverride w:ilvl="0">
+      <w:startOverride w:val="2"/>
+    </w:lvlOverride>
+    <w:lvlOverride w:ilvl="1">
+      <w:startOverride w:val="2"/>
+    </w:lvlOverride>
+    <w:lvlOverride w:ilvl="2">
+      <w:startOverride w:val="2"/>
+    </w:lvlOverride>
+    <w:lvlOverride w:ilvl="3">
+      <w:startOverride w:val="2"/>
+    </w:lvlOverride>
+    <w:lvlOverride w:ilvl="4">
+      <w:startOverride w:val="2"/>
+    </w:lvlOverride>
+    <w:lvlOverride w:ilvl="5">
+      <w:startOverride w:val="2"/>
+    </w:lvlOverride>
+    <w:lvlOverride w:ilvl="6">
+      <w:startOverride w:val="2"/>
+    </w:lvlOverride>
+    <w:lvlOverride w:ilvl="7">
+      <w:startOverride w:val="2"/>
+    </w:lvlOverride>
+    <w:lvlOverride w:ilvl="8">
+      <w:startOverride w:val="2"/>
+    </w:lvlOverride>
+  </w:num>
+  <w:num w:numId="1030">
+    <w:abstractNumId w:val="99431"/>
+    <w:lvlOverride w:ilvl="0">
+      <w:startOverride w:val="1"/>
+    </w:lvlOverride>
+    <w:lvlOverride w:ilvl="1">
+      <w:startOverride w:val="1"/>
+    </w:lvlOverride>
+    <w:lvlOverride w:ilvl="2">
+      <w:startOverride w:val="1"/>
+    </w:lvlOverride>
+    <w:lvlOverride w:ilvl="3">
+      <w:startOverride w:val="1"/>
+    </w:lvlOverride>
+    <w:lvlOverride w:ilvl="4">
+      <w:startOverride w:val="1"/>
+    </w:lvlOverride>
+    <w:lvlOverride w:ilvl="5">
+      <w:startOverride w:val="1"/>
+    </w:lvlOverride>
+    <w:lvlOverride w:ilvl="6">
+      <w:startOverride w:val="1"/>
+    </w:lvlOverride>
+    <w:lvlOverride w:ilvl="7">
+      <w:startOverride w:val="1"/>
+    </w:lvlOverride>
+    <w:lvlOverride w:ilvl="8">
+      <w:startOverride w:val="1"/>
+    </w:lvlOverride>
+  </w:num>
+  <w:num w:numId="1031">
+    <w:abstractNumId w:val="99431"/>
+    <w:lvlOverride w:ilvl="0">
+      <w:startOverride w:val="1"/>
+    </w:lvlOverride>
+    <w:lvlOverride w:ilvl="1">
+      <w:startOverride w:val="1"/>
+    </w:lvlOverride>
+    <w:lvlOverride w:ilvl="2">
+      <w:startOverride w:val="1"/>
+    </w:lvlOverride>
+    <w:lvlOverride w:ilvl="3">
+      <w:startOverride w:val="1"/>
+    </w:lvlOverride>
+    <w:lvlOverride w:ilvl="4">
+      <w:startOverride w:val="1"/>
+    </w:lvlOverride>
+    <w:lvlOverride w:ilvl="5">
+      <w:startOverride w:val="1"/>
+    </w:lvlOverride>
+    <w:lvlOverride w:ilvl="6">
+      <w:startOverride w:val="1"/>
+    </w:lvlOverride>
+    <w:lvlOverride w:ilvl="7">
+      <w:startOverride w:val="1"/>
+    </w:lvlOverride>
+    <w:lvlOverride w:ilvl="8">
+      <w:startOverride w:val="1"/>
+    </w:lvlOverride>
+  </w:num>
+  <w:num w:numId="1032">
+    <w:abstractNumId w:val="99633"/>
+    <w:lvlOverride w:ilvl="0">
+      <w:startOverride w:val="3"/>
+    </w:lvlOverride>
+    <w:lvlOverride w:ilvl="1">
+      <w:startOverride w:val="3"/>
+    </w:lvlOverride>
+    <w:lvlOverride w:ilvl="2">
+      <w:startOverride w:val="3"/>
+    </w:lvlOverride>
+    <w:lvlOverride w:ilvl="3">
+      <w:startOverride w:val="3"/>
+    </w:lvlOverride>
+    <w:lvlOverride w:ilvl="4">
+      <w:startOverride w:val="3"/>
+    </w:lvlOverride>
+    <w:lvlOverride w:ilvl="5">
+      <w:startOverride w:val="3"/>
+    </w:lvlOverride>
+    <w:lvlOverride w:ilvl="6">
+      <w:startOverride w:val="3"/>
+    </w:lvlOverride>
+    <w:lvlOverride w:ilvl="7">
+      <w:startOverride w:val="3"/>
+    </w:lvlOverride>
+    <w:lvlOverride w:ilvl="8">
+      <w:startOverride w:val="3"/>
+    </w:lvlOverride>
+  </w:num>
+  <w:num w:numId="1033">
     <w:abstractNumId w:val="99411"/>
     <w:lvlOverride w:ilvl="0">
       <w:startOverride w:val="1"/>

--- a/00-首页/题组Word/第一轮·综合套卷/第一轮综合卷02（教师版）.docx
+++ b/00-首页/题组Word/第一轮·综合套卷/第一轮综合卷02（教师版）.docx
@@ -2,7 +2,7 @@
 <file path=word/document.xml><?xml version="1.0" encoding="utf-8"?>
 <w:document xmlns:w="http://schemas.openxmlformats.org/wordprocessingml/2006/main" xmlns:m="http://schemas.openxmlformats.org/officeDocument/2006/math" xmlns:r="http://schemas.openxmlformats.org/officeDocument/2006/relationships" xmlns:o="urn:schemas-microsoft-com:office:office" xmlns:v="urn:schemas-microsoft-com:vml" xmlns:w10="urn:schemas-microsoft-com:office:word" xmlns:a="http://schemas.openxmlformats.org/drawingml/2006/main" xmlns:pic="http://schemas.openxmlformats.org/drawingml/2006/picture" xmlns:wp="http://schemas.openxmlformats.org/drawingml/2006/wordprocessingDrawing">
   <w:body>
-    <w:bookmarkStart w:id="76" w:name="第一轮综合练习-第02卷"/>
+    <w:bookmarkStart w:id="74" w:name="第一轮综合练习-第02卷"/>
     <w:p>
       <w:pPr>
         <w:pStyle w:val="Heading1"/>
@@ -567,7 +567,7 @@
       </w:r>
     </w:p>
     <w:bookmarkEnd w:id="9"/>
-    <w:bookmarkStart w:id="75" w:name="题目"/>
+    <w:bookmarkStart w:id="73" w:name="题目"/>
     <w:p>
       <w:pPr>
         <w:pStyle w:val="Heading2"/>
@@ -990,26 +990,6 @@
         </w:pict>
       </w:r>
     </w:p>
-    <w:p>
-      <w:pPr>
-        <w:spacing w:before="160" w:after="80"/>
-      </w:pPr>
-      <w:r>
-        <w:pict>
-          <v:rect style="width:0;height:1.5pt" o:hralign="center" o:hrstd="t" o:hr="t"/>
-        </w:pict>
-      </w:r>
-    </w:p>
-    <w:p>
-      <w:pPr>
-        <w:spacing w:before="160" w:after="80"/>
-      </w:pPr>
-      <w:r>
-        <w:pict>
-          <v:rect style="width:0;height:1.5pt" o:hralign="center" o:hrstd="t" o:hr="t"/>
-        </w:pict>
-      </w:r>
-    </w:p>
     <w:bookmarkEnd w:id="10"/>
     <w:bookmarkStart w:id="11" w:name="第2题"/>
     <w:p>
@@ -1294,57 +1274,32 @@
         <w:rPr>
           <w:rFonts w:ascii="Times New Roman" w:hAnsi="Times New Roman" w:eastAsia="Times New Roman" w:cs="Times New Roman"/>
         </w:rPr>
-        <w:t xml:space="preserve">A. 1 2 1 3</w:t>
+        <w:t xml:space="preserve">A. 1 2 1 3　　B. 2 2 5 3　　C. 2 3 5 6　　D. 4 2 1 3</w:t>
       </w:r>
     </w:p>
     <w:p>
       <w:pPr>
-        <w:pStyle w:val="Compact"/>
-        <w:numPr>
-          <w:ilvl w:val="0"/>
-          <w:numId w:val="1002"/>
-        </w:numPr>
-      </w:pPr>
-      <w:r>
-        <w:rPr>
-          <w:rFonts w:ascii="Times New Roman" w:hAnsi="Times New Roman" w:eastAsia="Times New Roman" w:cs="Times New Roman"/>
-        </w:rPr>
-        <w:t xml:space="preserve">B. 2 2 5 3</w:t>
+        <w:pStyle w:val="FirstParagraph"/>
+        <w:ind w:firstLine="420"/>
+      </w:pPr>
+      <w:r>
+        <w:rPr>
+          <w:rFonts w:hint="eastAsia" w:ascii="Times New Roman" w:hAnsi="Times New Roman" w:eastAsia="FangSong" w:cs="Times New Roman"/>
+          <w:b/>
+          <w:bCs/>
+        </w:rPr>
+        <w:t xml:space="preserve">参考答案</w:t>
+      </w:r>
+      <w:r>
+        <w:rPr>
+          <w:rFonts w:hint="eastAsia" w:ascii="Times New Roman" w:hAnsi="Times New Roman" w:eastAsia="Times New Roman" w:cs="Times New Roman"/>
+        </w:rPr>
+        <w:t xml:space="preserve">：</w:t>
       </w:r>
     </w:p>
     <w:p>
       <w:pPr>
-        <w:pStyle w:val="Compact"/>
-        <w:numPr>
-          <w:ilvl w:val="0"/>
-          <w:numId w:val="1002"/>
-        </w:numPr>
-      </w:pPr>
-      <w:r>
-        <w:rPr>
-          <w:rFonts w:ascii="Times New Roman" w:hAnsi="Times New Roman" w:eastAsia="Times New Roman" w:cs="Times New Roman"/>
-        </w:rPr>
-        <w:t xml:space="preserve">C. 2 3 5 6</w:t>
-      </w:r>
-    </w:p>
-    <w:p>
-      <w:pPr>
-        <w:pStyle w:val="Compact"/>
-        <w:numPr>
-          <w:ilvl w:val="0"/>
-          <w:numId w:val="1002"/>
-        </w:numPr>
-      </w:pPr>
-      <w:r>
-        <w:rPr>
-          <w:rFonts w:ascii="Times New Roman" w:hAnsi="Times New Roman" w:eastAsia="Times New Roman" w:cs="Times New Roman"/>
-        </w:rPr>
-        <w:t xml:space="preserve">D. 4 2 1 3</w:t>
-      </w:r>
-    </w:p>
-    <w:p>
-      <w:pPr>
-        <w:pStyle w:val="FirstParagraph"/>
+        <w:pStyle w:val="BodyText"/>
         <w:ind w:firstLine="420"/>
       </w:pPr>
       <w:r>
@@ -1353,55 +1308,15 @@
           <w:b/>
           <w:bCs/>
         </w:rPr>
-        <w:t xml:space="preserve">参考答案</w:t>
-      </w:r>
-      <w:r>
-        <w:rPr>
-          <w:rFonts w:hint="eastAsia" w:ascii="Times New Roman" w:hAnsi="Times New Roman" w:eastAsia="Times New Roman" w:cs="Times New Roman"/>
-        </w:rPr>
-        <w:t xml:space="preserve">：</w:t>
-      </w:r>
-    </w:p>
-    <w:p>
-      <w:pPr>
-        <w:pStyle w:val="BodyText"/>
-        <w:ind w:firstLine="420"/>
-      </w:pPr>
-      <w:r>
-        <w:rPr>
-          <w:rFonts w:hint="eastAsia" w:ascii="Times New Roman" w:hAnsi="Times New Roman" w:eastAsia="FangSong" w:cs="Times New Roman"/>
+        <w:t>答案</w:t>
+      </w:r>
+      <w:r>
+        <w:rPr>
+          <w:rFonts w:hint="eastAsia" w:ascii="Times New Roman" w:hAnsi="Times New Roman" w:eastAsia="Times New Roman" w:cs="Times New Roman"/>
           <w:b/>
           <w:bCs/>
         </w:rPr>
-        <w:t>答案</w:t>
-      </w:r>
-      <w:r>
-        <w:rPr>
-          <w:rFonts w:hint="eastAsia" w:ascii="Times New Roman" w:hAnsi="Times New Roman" w:eastAsia="Times New Roman" w:cs="Times New Roman"/>
-          <w:b/>
-          <w:bCs/>
-        </w:rPr>
         <w:t>：A</w:t>
-      </w:r>
-    </w:p>
-    <w:p>
-      <w:pPr>
-        <w:spacing w:before="160" w:after="80"/>
-      </w:pPr>
-      <w:r>
-        <w:pict>
-          <v:rect style="width:0;height:1.5pt" o:hralign="center" o:hrstd="t" o:hr="t"/>
-        </w:pict>
-      </w:r>
-    </w:p>
-    <w:p>
-      <w:pPr>
-        <w:spacing w:before="160" w:after="80"/>
-      </w:pPr>
-      <w:r>
-        <w:pict>
-          <v:rect style="width:0;height:1.5pt" o:hralign="center" o:hrstd="t" o:hr="t"/>
-        </w:pict>
       </w:r>
     </w:p>
     <w:p>
@@ -1735,26 +1650,6 @@
         </w:pict>
       </w:r>
     </w:p>
-    <w:p>
-      <w:pPr>
-        <w:spacing w:before="160" w:after="80"/>
-      </w:pPr>
-      <w:r>
-        <w:pict>
-          <v:rect style="width:0;height:1.5pt" o:hralign="center" o:hrstd="t" o:hr="t"/>
-        </w:pict>
-      </w:r>
-    </w:p>
-    <w:p>
-      <w:pPr>
-        <w:spacing w:before="160" w:after="80"/>
-      </w:pPr>
-      <w:r>
-        <w:pict>
-          <v:rect style="width:0;height:1.5pt" o:hralign="center" o:hrstd="t" o:hr="t"/>
-        </w:pict>
-      </w:r>
-    </w:p>
     <w:bookmarkEnd w:id="12"/>
     <w:bookmarkStart w:id="13" w:name="第4题"/>
     <w:p>
@@ -1932,57 +1827,32 @@
         <w:rPr>
           <w:rFonts w:ascii="Times New Roman" w:hAnsi="Times New Roman" w:eastAsia="Times New Roman" w:cs="Times New Roman"/>
         </w:rPr>
-        <w:t xml:space="preserve">A. N=N=O</w:t>
+        <w:t xml:space="preserve">A. N=N=O　　B. N≡N—O　　C. N—N≡O　　D. N=O=N</w:t>
       </w:r>
     </w:p>
     <w:p>
       <w:pPr>
-        <w:pStyle w:val="Compact"/>
-        <w:numPr>
-          <w:ilvl w:val="0"/>
-          <w:numId w:val="1004"/>
-        </w:numPr>
-      </w:pPr>
-      <w:r>
-        <w:rPr>
-          <w:rFonts w:ascii="Times New Roman" w:hAnsi="Times New Roman" w:eastAsia="Times New Roman" w:cs="Times New Roman"/>
-        </w:rPr>
-        <w:t xml:space="preserve">B. N≡N—O</w:t>
+        <w:pStyle w:val="FirstParagraph"/>
+        <w:ind w:firstLine="420"/>
+      </w:pPr>
+      <w:r>
+        <w:rPr>
+          <w:rFonts w:hint="eastAsia" w:ascii="Times New Roman" w:hAnsi="Times New Roman" w:eastAsia="FangSong" w:cs="Times New Roman"/>
+          <w:b/>
+          <w:bCs/>
+        </w:rPr>
+        <w:t xml:space="preserve">参考答案</w:t>
+      </w:r>
+      <w:r>
+        <w:rPr>
+          <w:rFonts w:hint="eastAsia" w:ascii="Times New Roman" w:hAnsi="Times New Roman" w:eastAsia="Times New Roman" w:cs="Times New Roman"/>
+        </w:rPr>
+        <w:t xml:space="preserve">：</w:t>
       </w:r>
     </w:p>
     <w:p>
       <w:pPr>
-        <w:pStyle w:val="Compact"/>
-        <w:numPr>
-          <w:ilvl w:val="0"/>
-          <w:numId w:val="1004"/>
-        </w:numPr>
-      </w:pPr>
-      <w:r>
-        <w:rPr>
-          <w:rFonts w:ascii="Times New Roman" w:hAnsi="Times New Roman" w:eastAsia="Times New Roman" w:cs="Times New Roman"/>
-        </w:rPr>
-        <w:t xml:space="preserve">C. N—N≡O</w:t>
-      </w:r>
-    </w:p>
-    <w:p>
-      <w:pPr>
-        <w:pStyle w:val="Compact"/>
-        <w:numPr>
-          <w:ilvl w:val="0"/>
-          <w:numId w:val="1004"/>
-        </w:numPr>
-      </w:pPr>
-      <w:r>
-        <w:rPr>
-          <w:rFonts w:ascii="Times New Roman" w:hAnsi="Times New Roman" w:eastAsia="Times New Roman" w:cs="Times New Roman"/>
-        </w:rPr>
-        <w:t xml:space="preserve">D. N=O=N</w:t>
-      </w:r>
-    </w:p>
-    <w:p>
-      <w:pPr>
-        <w:pStyle w:val="FirstParagraph"/>
+        <w:pStyle w:val="BodyText"/>
         <w:ind w:firstLine="420"/>
       </w:pPr>
       <w:r>
@@ -1991,55 +1861,15 @@
           <w:b/>
           <w:bCs/>
         </w:rPr>
-        <w:t xml:space="preserve">参考答案</w:t>
-      </w:r>
-      <w:r>
-        <w:rPr>
-          <w:rFonts w:hint="eastAsia" w:ascii="Times New Roman" w:hAnsi="Times New Roman" w:eastAsia="Times New Roman" w:cs="Times New Roman"/>
-        </w:rPr>
-        <w:t xml:space="preserve">：</w:t>
-      </w:r>
-    </w:p>
-    <w:p>
-      <w:pPr>
-        <w:pStyle w:val="BodyText"/>
-        <w:ind w:firstLine="420"/>
-      </w:pPr>
-      <w:r>
-        <w:rPr>
-          <w:rFonts w:hint="eastAsia" w:ascii="Times New Roman" w:hAnsi="Times New Roman" w:eastAsia="FangSong" w:cs="Times New Roman"/>
+        <w:t>答案</w:t>
+      </w:r>
+      <w:r>
+        <w:rPr>
+          <w:rFonts w:hint="eastAsia" w:ascii="Times New Roman" w:hAnsi="Times New Roman" w:eastAsia="Times New Roman" w:cs="Times New Roman"/>
           <w:b/>
           <w:bCs/>
         </w:rPr>
-        <w:t>答案</w:t>
-      </w:r>
-      <w:r>
-        <w:rPr>
-          <w:rFonts w:hint="eastAsia" w:ascii="Times New Roman" w:hAnsi="Times New Roman" w:eastAsia="Times New Roman" w:cs="Times New Roman"/>
-          <w:b/>
-          <w:bCs/>
-        </w:rPr>
         <w:t>：AB</w:t>
-      </w:r>
-    </w:p>
-    <w:p>
-      <w:pPr>
-        <w:spacing w:before="160" w:after="80"/>
-      </w:pPr>
-      <w:r>
-        <w:pict>
-          <v:rect style="width:0;height:1.5pt" o:hralign="center" o:hrstd="t" o:hr="t"/>
-        </w:pict>
-      </w:r>
-    </w:p>
-    <w:p>
-      <w:pPr>
-        <w:spacing w:before="160" w:after="80"/>
-      </w:pPr>
-      <w:r>
-        <w:pict>
-          <v:rect style="width:0;height:1.5pt" o:hralign="center" o:hrstd="t" o:hr="t"/>
-        </w:pict>
       </w:r>
     </w:p>
     <w:p>
@@ -2735,26 +2565,6 @@
           <w:bCs/>
         </w:rPr>
         <w:t>：BC</w:t>
-      </w:r>
-    </w:p>
-    <w:p>
-      <w:pPr>
-        <w:spacing w:before="160" w:after="80"/>
-      </w:pPr>
-      <w:r>
-        <w:pict>
-          <v:rect style="width:0;height:1.5pt" o:hralign="center" o:hrstd="t" o:hr="t"/>
-        </w:pict>
-      </w:r>
-    </w:p>
-    <w:p>
-      <w:pPr>
-        <w:spacing w:before="160" w:after="80"/>
-      </w:pPr>
-      <w:r>
-        <w:pict>
-          <v:rect style="width:0;height:1.5pt" o:hralign="center" o:hrstd="t" o:hr="t"/>
-        </w:pict>
       </w:r>
     </w:p>
     <w:p>
@@ -3167,26 +2977,6 @@
         </w:pict>
       </w:r>
     </w:p>
-    <w:p>
-      <w:pPr>
-        <w:spacing w:before="160" w:after="80"/>
-      </w:pPr>
-      <w:r>
-        <w:pict>
-          <v:rect style="width:0;height:1.5pt" o:hralign="center" o:hrstd="t" o:hr="t"/>
-        </w:pict>
-      </w:r>
-    </w:p>
-    <w:p>
-      <w:pPr>
-        <w:spacing w:before="160" w:after="80"/>
-      </w:pPr>
-      <w:r>
-        <w:pict>
-          <v:rect style="width:0;height:1.5pt" o:hralign="center" o:hrstd="t" o:hr="t"/>
-        </w:pict>
-      </w:r>
-    </w:p>
     <w:bookmarkEnd w:id="18"/>
     <w:bookmarkStart w:id="19" w:name="第7题"/>
     <w:p>
@@ -3511,26 +3301,6 @@
           <w:rFonts w:hint="eastAsia" w:ascii="Times New Roman" w:hAnsi="Times New Roman" w:eastAsia="Times New Roman" w:cs="Times New Roman"/>
         </w:rPr>
         <w:t>。</w:t>
-      </w:r>
-    </w:p>
-    <w:p>
-      <w:pPr>
-        <w:spacing w:before="160" w:after="80"/>
-      </w:pPr>
-      <w:r>
-        <w:pict>
-          <v:rect style="width:0;height:1.5pt" o:hralign="center" o:hrstd="t" o:hr="t"/>
-        </w:pict>
-      </w:r>
-    </w:p>
-    <w:p>
-      <w:pPr>
-        <w:spacing w:before="160" w:after="80"/>
-      </w:pPr>
-      <w:r>
-        <w:pict>
-          <v:rect style="width:0;height:1.5pt" o:hralign="center" o:hrstd="t" o:hr="t"/>
-        </w:pict>
       </w:r>
     </w:p>
     <w:p>
@@ -4255,26 +4025,6 @@
         </w:pict>
       </w:r>
     </w:p>
-    <w:p>
-      <w:pPr>
-        <w:spacing w:before="160" w:after="80"/>
-      </w:pPr>
-      <w:r>
-        <w:pict>
-          <v:rect style="width:0;height:1.5pt" o:hralign="center" o:hrstd="t" o:hr="t"/>
-        </w:pict>
-      </w:r>
-    </w:p>
-    <w:p>
-      <w:pPr>
-        <w:spacing w:before="160" w:after="80"/>
-      </w:pPr>
-      <w:r>
-        <w:pict>
-          <v:rect style="width:0;height:1.5pt" o:hralign="center" o:hrstd="t" o:hr="t"/>
-        </w:pict>
-      </w:r>
-    </w:p>
     <w:bookmarkEnd w:id="23"/>
     <w:bookmarkStart w:id="30" w:name="第9题"/>
     <w:p>
@@ -4623,50 +4373,48 @@
     </w:p>
     <w:p>
       <w:pPr>
-        <w:numPr>
-          <w:ilvl w:val="0"/>
-          <w:numId w:val="1008"/>
-        </w:numPr>
+        <w:pStyle w:val="BodyText"/>
         <w:ind w:firstLine="420"/>
       </w:pPr>
       <w:r>
         <w:rPr>
           <w:rFonts w:hint="eastAsia" w:ascii="Times New Roman" w:hAnsi="Times New Roman" w:eastAsia="FangSong" w:cs="Times New Roman"/>
-        </w:rPr>
-        <w:t>请将六方金刚石的晶胞透视图补充完整</w:t>
-      </w:r>
-      <w:r>
-        <w:rPr>
-          <w:rFonts w:hint="eastAsia" w:ascii="Times New Roman" w:hAnsi="Times New Roman" w:eastAsia="Times New Roman" w:cs="Times New Roman"/>
-        </w:rPr>
-        <w:t>，</w:t>
-      </w:r>
-      <w:r>
-        <w:rPr>
-          <w:rFonts w:hint="eastAsia" w:ascii="Times New Roman" w:hAnsi="Times New Roman" w:eastAsia="FangSong" w:cs="Times New Roman"/>
-        </w:rPr>
-        <w:t>并写出补充的原子的分数坐标</w:t>
-      </w:r>
-      <w:r>
-        <w:rPr>
-          <w:rFonts w:hint="eastAsia" w:ascii="Times New Roman" w:hAnsi="Times New Roman" w:eastAsia="Times New Roman" w:cs="Times New Roman"/>
-        </w:rPr>
-        <w:t>。</w:t>
+          <w:b/>
+          <w:bCs/>
+        </w:rPr>
+        <w:t xml:space="preserve">参考答案</w:t>
+      </w:r>
+      <w:r>
+        <w:rPr>
+          <w:rFonts w:hint="eastAsia" w:ascii="Times New Roman" w:hAnsi="Times New Roman" w:eastAsia="Times New Roman" w:cs="Times New Roman"/>
+        </w:rPr>
+        <w:t xml:space="preserve">：</w:t>
       </w:r>
     </w:p>
     <w:p>
       <w:pPr>
-        <w:numPr>
-          <w:ilvl w:val="0"/>
-          <w:numId w:val="1008"/>
-        </w:numPr>
+        <w:pStyle w:val="BodyText"/>
         <w:ind w:firstLine="420"/>
       </w:pPr>
       <w:r>
         <w:rPr>
-          <w:rFonts w:hint="eastAsia" w:ascii="Times New Roman" w:hAnsi="Times New Roman" w:eastAsia="FangSong" w:cs="Times New Roman"/>
-        </w:rPr>
-        <w:t>假设六方金刚石和立方金刚石的密度相等</w:t>
+          <w:rFonts w:ascii="Times New Roman" w:hAnsi="Times New Roman" w:eastAsia="Times New Roman" w:cs="Times New Roman"/>
+          <w:b/>
+          <w:bCs/>
+        </w:rPr>
+        <w:t xml:space="preserve">(1)</w:t>
+      </w:r>
+      <w:r>
+        <w:rPr>
+          <w:rFonts w:ascii="Times New Roman" w:hAnsi="Times New Roman" w:eastAsia="Times New Roman" w:cs="Times New Roman"/>
+        </w:rPr>
+        <w:t xml:space="preserve"> </w:t>
+      </w:r>
+      <w:r>
+        <w:rPr>
+          <w:rFonts w:hint="eastAsia" w:ascii="Times New Roman" w:hAnsi="Times New Roman" w:eastAsia="FangSong" w:cs="Times New Roman"/>
+        </w:rPr>
+        <w:t>请将六方金刚石的晶胞透视图补充完整</w:t>
       </w:r>
       <w:r>
         <w:rPr>
@@ -4678,7 +4426,7 @@
         <w:rPr>
           <w:rFonts w:hint="eastAsia" w:ascii="Times New Roman" w:hAnsi="Times New Roman" w:eastAsia="FangSong" w:cs="Times New Roman"/>
         </w:rPr>
-        <w:t>请计算六方金刚石的晶胞参数</w:t>
+        <w:t>并写出补充的原子的分数坐标</w:t>
       </w:r>
       <w:r>
         <w:rPr>
@@ -4689,7 +4437,51 @@
     </w:p>
     <w:p>
       <w:pPr>
-        <w:pStyle w:val="FirstParagraph"/>
+        <w:pStyle w:val="BodyText"/>
+        <w:ind w:firstLine="420"/>
+      </w:pPr>
+      <w:r>
+        <w:rPr>
+          <w:rFonts w:ascii="Times New Roman" w:hAnsi="Times New Roman" w:eastAsia="Times New Roman" w:cs="Times New Roman"/>
+          <w:b/>
+          <w:bCs/>
+        </w:rPr>
+        <w:t xml:space="preserve">(2)</w:t>
+      </w:r>
+      <w:r>
+        <w:rPr>
+          <w:rFonts w:ascii="Times New Roman" w:hAnsi="Times New Roman" w:eastAsia="Times New Roman" w:cs="Times New Roman"/>
+        </w:rPr>
+        <w:t xml:space="preserve"> </w:t>
+      </w:r>
+      <w:r>
+        <w:rPr>
+          <w:rFonts w:hint="eastAsia" w:ascii="Times New Roman" w:hAnsi="Times New Roman" w:eastAsia="FangSong" w:cs="Times New Roman"/>
+        </w:rPr>
+        <w:t>假设六方金刚石和立方金刚石的密度相等</w:t>
+      </w:r>
+      <w:r>
+        <w:rPr>
+          <w:rFonts w:hint="eastAsia" w:ascii="Times New Roman" w:hAnsi="Times New Roman" w:eastAsia="Times New Roman" w:cs="Times New Roman"/>
+        </w:rPr>
+        <w:t>，</w:t>
+      </w:r>
+      <w:r>
+        <w:rPr>
+          <w:rFonts w:hint="eastAsia" w:ascii="Times New Roman" w:hAnsi="Times New Roman" w:eastAsia="FangSong" w:cs="Times New Roman"/>
+        </w:rPr>
+        <w:t>请计算六方金刚石的晶胞参数</w:t>
+      </w:r>
+      <w:r>
+        <w:rPr>
+          <w:rFonts w:hint="eastAsia" w:ascii="Times New Roman" w:hAnsi="Times New Roman" w:eastAsia="Times New Roman" w:cs="Times New Roman"/>
+        </w:rPr>
+        <w:t>。</w:t>
+      </w:r>
+    </w:p>
+    <w:p>
+      <w:pPr>
+        <w:pStyle w:val="BodyText"/>
         <w:spacing w:before="160" w:after="80"/>
         <w:jc w:val="center"/>
       </w:pPr>
@@ -4737,26 +4529,6 @@
             </a:graphic>
           </wp:inline>
         </w:drawing>
-      </w:r>
-    </w:p>
-    <w:p>
-      <w:pPr>
-        <w:pStyle w:val="BodyText"/>
-        <w:ind w:firstLine="420"/>
-      </w:pPr>
-      <w:r>
-        <w:rPr>
-          <w:rFonts w:hint="eastAsia" w:ascii="Times New Roman" w:hAnsi="Times New Roman" w:eastAsia="FangSong" w:cs="Times New Roman"/>
-          <w:b/>
-          <w:bCs/>
-        </w:rPr>
-        <w:t xml:space="preserve">参考答案</w:t>
-      </w:r>
-      <w:r>
-        <w:rPr>
-          <w:rFonts w:hint="eastAsia" w:ascii="Times New Roman" w:hAnsi="Times New Roman" w:eastAsia="Times New Roman" w:cs="Times New Roman"/>
-        </w:rPr>
-        <w:t xml:space="preserve">：</w:t>
       </w:r>
     </w:p>
     <w:p>
@@ -4900,8 +4672,10 @@
       <w:r>
         <w:rPr>
           <w:rFonts w:ascii="Times New Roman" w:hAnsi="Times New Roman" w:eastAsia="Times New Roman" w:cs="Times New Roman"/>
-        </w:rPr>
-        <w:t xml:space="preserve">53-2</w:t>
+          <w:b/>
+          <w:bCs/>
+        </w:rPr>
+        <w:t xml:space="preserve">(2)</w:t>
       </w:r>
     </w:p>
     <w:p>
@@ -4974,28 +4748,8 @@
         </w:pict>
       </w:r>
     </w:p>
-    <w:p>
-      <w:pPr>
-        <w:spacing w:before="160" w:after="80"/>
-      </w:pPr>
-      <w:r>
-        <w:pict>
-          <v:rect style="width:0;height:1.5pt" o:hralign="center" o:hrstd="t" o:hr="t"/>
-        </w:pict>
-      </w:r>
-    </w:p>
-    <w:p>
-      <w:pPr>
-        <w:spacing w:before="160" w:after="80"/>
-      </w:pPr>
-      <w:r>
-        <w:pict>
-          <v:rect style="width:0;height:1.5pt" o:hralign="center" o:hrstd="t" o:hr="t"/>
-        </w:pict>
-      </w:r>
-    </w:p>
     <w:bookmarkEnd w:id="30"/>
-    <w:bookmarkStart w:id="42" w:name="第10题"/>
+    <w:bookmarkStart w:id="40" w:name="第10题"/>
     <w:p>
       <w:pPr>
         <w:pStyle w:val="Heading3"/>
@@ -5146,26 +4900,6 @@
       <w:r>
         <w:rPr>
           <w:rFonts w:hint="eastAsia" w:ascii="Times New Roman" w:hAnsi="Times New Roman" w:eastAsia="FangSong" w:cs="Times New Roman"/>
-          <w:b/>
-          <w:bCs/>
-        </w:rPr>
-        <w:t xml:space="preserve">参考答案</w:t>
-      </w:r>
-      <w:r>
-        <w:rPr>
-          <w:rFonts w:hint="eastAsia" w:ascii="Times New Roman" w:hAnsi="Times New Roman" w:eastAsia="Times New Roman" w:cs="Times New Roman"/>
-        </w:rPr>
-        <w:t xml:space="preserve">：</w:t>
-      </w:r>
-    </w:p>
-    <w:p>
-      <w:pPr>
-        <w:pStyle w:val="BodyText"/>
-        <w:ind w:firstLine="420"/>
-      </w:pPr>
-      <w:r>
-        <w:rPr>
-          <w:rFonts w:hint="eastAsia" w:ascii="Times New Roman" w:hAnsi="Times New Roman" w:eastAsia="FangSong" w:cs="Times New Roman"/>
         </w:rPr>
         <w:t xml:space="preserve">方解石</w:t>
       </w:r>
@@ -5221,18 +4955,6 @@
           </wp:inline>
         </w:drawing>
       </w:r>
-      <w:r>
-        <w:rPr>
-          <w:rFonts w:ascii="Times New Roman" w:hAnsi="Times New Roman" w:eastAsia="Times New Roman" w:cs="Times New Roman"/>
-        </w:rPr>
-        <w:t xml:space="preserve"> </w:t>
-      </w:r>
-      <w:r>
-        <w:rPr>
-          <w:rFonts w:hint="eastAsia" w:ascii="Times New Roman" w:hAnsi="Times New Roman" w:eastAsia="FangSong" w:cs="Times New Roman"/>
-        </w:rPr>
-        <w:t xml:space="preserve">文石</w:t>
-      </w:r>
     </w:p>
     <w:p>
       <w:pPr>
@@ -5241,10 +4963,19 @@
       </w:pPr>
       <w:r>
         <w:rPr>
-          <w:rFonts w:ascii="Times New Roman" w:hAnsi="Times New Roman" w:eastAsia="Times New Roman" w:cs="Times New Roman"/>
-        </w:rPr>
-        <w:t xml:space="preserve">55-1 </w:t>
-      </w:r>
+          <w:rFonts w:hint="eastAsia" w:ascii="Times New Roman" w:hAnsi="Times New Roman" w:eastAsia="FangSong" w:cs="Times New Roman"/>
+        </w:rPr>
+        <w:t xml:space="preserve">文石</w:t>
+      </w:r>
+    </w:p>
+    <w:p>
+      <w:pPr>
+        <w:numPr>
+          <w:ilvl w:val="0"/>
+          <w:numId w:val="1008"/>
+        </w:numPr>
+        <w:ind w:firstLine="420"/>
+      </w:pPr>
       <w:r>
         <w:rPr>
           <w:rFonts w:hint="eastAsia" w:ascii="Times New Roman" w:hAnsi="Times New Roman" w:eastAsia="FangSong" w:cs="Times New Roman"/>
@@ -5316,15 +5047,12 @@
     </w:p>
     <w:p>
       <w:pPr>
-        <w:pStyle w:val="BodyText"/>
+        <w:numPr>
+          <w:ilvl w:val="0"/>
+          <w:numId w:val="1008"/>
+        </w:numPr>
         <w:ind w:firstLine="420"/>
       </w:pPr>
-      <w:r>
-        <w:rPr>
-          <w:rFonts w:ascii="Times New Roman" w:hAnsi="Times New Roman" w:eastAsia="Times New Roman" w:cs="Times New Roman"/>
-        </w:rPr>
-        <w:t xml:space="preserve">55-2 </w:t>
-      </w:r>
       <w:r>
         <w:rPr>
           <w:rFonts w:hint="eastAsia" w:ascii="Times New Roman" w:hAnsi="Times New Roman" w:eastAsia="FangSong" w:cs="Times New Roman"/>
@@ -5511,17 +5239,14 @@
     </w:p>
     <w:p>
       <w:pPr>
-        <w:pStyle w:val="BodyText"/>
+        <w:numPr>
+          <w:ilvl w:val="0"/>
+          <w:numId w:val="1008"/>
+        </w:numPr>
         <w:ind w:firstLine="420"/>
       </w:pPr>
       <w:r>
         <w:rPr>
-          <w:rFonts w:ascii="Times New Roman" w:hAnsi="Times New Roman" w:eastAsia="Times New Roman" w:cs="Times New Roman"/>
-        </w:rPr>
-        <w:t xml:space="preserve">55-3 </w:t>
-      </w:r>
-      <w:r>
-        <w:rPr>
           <w:rFonts w:hint="eastAsia" w:ascii="Times New Roman" w:hAnsi="Times New Roman" w:eastAsia="FangSong" w:cs="Times New Roman"/>
         </w:rPr>
         <w:t xml:space="preserve">文石的结构可以借助</w:t>
@@ -5759,6 +5484,155 @@
           <w:rFonts w:hint="eastAsia" w:ascii="Times New Roman" w:hAnsi="Times New Roman" w:eastAsia="Times New Roman" w:cs="Times New Roman"/>
         </w:rPr>
         <w:t>。</w:t>
+      </w:r>
+    </w:p>
+    <w:p>
+      <w:pPr>
+        <w:numPr>
+          <w:ilvl w:val="0"/>
+          <w:numId w:val="1008"/>
+        </w:numPr>
+        <w:ind w:firstLine="420"/>
+      </w:pPr>
+      <w:r>
+        <w:rPr>
+          <w:rFonts w:hint="eastAsia" w:ascii="Times New Roman" w:hAnsi="Times New Roman" w:eastAsia="FangSong" w:cs="Times New Roman"/>
+        </w:rPr>
+        <w:t xml:space="preserve">已知在文石晶体中每个</w:t>
+      </w:r>
+      <w:r>
+        <w:rPr>
+          <w:rFonts w:ascii="Times New Roman" w:hAnsi="Times New Roman" w:eastAsia="Times New Roman" w:cs="Times New Roman"/>
+        </w:rPr>
+        <w:t xml:space="preserve"> Ca </w:t>
+      </w:r>
+      <w:r>
+        <w:rPr>
+          <w:rFonts w:hint="eastAsia" w:ascii="Times New Roman" w:hAnsi="Times New Roman" w:eastAsia="FangSong" w:cs="Times New Roman"/>
+        </w:rPr>
+        <w:t xml:space="preserve">原子与</w:t>
+      </w:r>
+      <w:r>
+        <w:rPr>
+          <w:rFonts w:ascii="Times New Roman" w:hAnsi="Times New Roman" w:eastAsia="Times New Roman" w:cs="Times New Roman"/>
+        </w:rPr>
+        <w:t xml:space="preserve"> 9 </w:t>
+      </w:r>
+      <w:r>
+        <w:rPr>
+          <w:rFonts w:hint="eastAsia" w:ascii="Times New Roman" w:hAnsi="Times New Roman" w:eastAsia="FangSong" w:cs="Times New Roman"/>
+        </w:rPr>
+        <w:t xml:space="preserve">个</w:t>
+      </w:r>
+      <w:r>
+        <w:rPr>
+          <w:rFonts w:ascii="Times New Roman" w:hAnsi="Times New Roman" w:eastAsia="Times New Roman" w:cs="Times New Roman"/>
+        </w:rPr>
+        <w:t xml:space="preserve"> O </w:t>
+      </w:r>
+      <w:r>
+        <w:rPr>
+          <w:rFonts w:hint="eastAsia" w:ascii="Times New Roman" w:hAnsi="Times New Roman" w:eastAsia="FangSong" w:cs="Times New Roman"/>
+        </w:rPr>
+        <w:t>原子配位</w:t>
+      </w:r>
+      <w:r>
+        <w:rPr>
+          <w:rFonts w:hint="eastAsia" w:ascii="Times New Roman" w:hAnsi="Times New Roman" w:eastAsia="Times New Roman" w:cs="Times New Roman"/>
+        </w:rPr>
+        <w:t>。</w:t>
+      </w:r>
+      <w:r>
+        <w:rPr>
+          <w:rFonts w:hint="eastAsia" w:ascii="Times New Roman" w:hAnsi="Times New Roman" w:eastAsia="FangSong" w:cs="Times New Roman"/>
+        </w:rPr>
+        <w:t>请在图中标出所有与灰色</w:t>
+      </w:r>
+      <w:r>
+        <w:rPr>
+          <w:rFonts w:ascii="Times New Roman" w:hAnsi="Times New Roman" w:eastAsia="Times New Roman" w:cs="Times New Roman"/>
+        </w:rPr>
+        <w:t xml:space="preserve"> Ca </w:t>
+      </w:r>
+      <w:r>
+        <w:rPr>
+          <w:rFonts w:hint="eastAsia" w:ascii="Times New Roman" w:hAnsi="Times New Roman" w:eastAsia="FangSong" w:cs="Times New Roman"/>
+        </w:rPr>
+        <w:t>原子配位的氧原子</w:t>
+      </w:r>
+      <w:r>
+        <w:rPr>
+          <w:rFonts w:hint="eastAsia" w:ascii="Times New Roman" w:hAnsi="Times New Roman" w:eastAsia="Times New Roman" w:cs="Times New Roman"/>
+        </w:rPr>
+        <w:t>（</w:t>
+      </w:r>
+      <w:r>
+        <w:rPr>
+          <w:rFonts w:hint="eastAsia" w:ascii="Times New Roman" w:hAnsi="Times New Roman" w:eastAsia="FangSong" w:cs="Times New Roman"/>
+        </w:rPr>
+        <w:t>其中三个</w:t>
+      </w:r>
+      <w:r>
+        <w:rPr>
+          <w:rFonts w:ascii="Times New Roman" w:hAnsi="Times New Roman" w:eastAsia="Times New Roman" w:cs="Times New Roman"/>
+        </w:rPr>
+        <w:t xml:space="preserve"> O </w:t>
+      </w:r>
+      <w:r>
+        <w:rPr>
+          <w:rFonts w:hint="eastAsia" w:ascii="Times New Roman" w:hAnsi="Times New Roman" w:eastAsia="FangSong" w:cs="Times New Roman"/>
+        </w:rPr>
+        <w:t>原子位于与该晶胞相邻的另一晶胞内</w:t>
+      </w:r>
+      <w:r>
+        <w:rPr>
+          <w:rFonts w:hint="eastAsia" w:ascii="Times New Roman" w:hAnsi="Times New Roman" w:eastAsia="Times New Roman" w:cs="Times New Roman"/>
+        </w:rPr>
+        <w:t>，</w:t>
+      </w:r>
+      <w:r>
+        <w:rPr>
+          <w:rFonts w:hint="eastAsia" w:ascii="Times New Roman" w:hAnsi="Times New Roman" w:eastAsia="FangSong" w:cs="Times New Roman"/>
+        </w:rPr>
+        <w:t>请标出这三个</w:t>
+      </w:r>
+      <w:r>
+        <w:rPr>
+          <w:rFonts w:ascii="Times New Roman" w:hAnsi="Times New Roman" w:eastAsia="Times New Roman" w:cs="Times New Roman"/>
+        </w:rPr>
+        <w:t xml:space="preserve"> O </w:t>
+      </w:r>
+      <w:r>
+        <w:rPr>
+          <w:rFonts w:hint="eastAsia" w:ascii="Times New Roman" w:hAnsi="Times New Roman" w:eastAsia="FangSong" w:cs="Times New Roman"/>
+        </w:rPr>
+        <w:t>原子在这个晶胞中的对应位置</w:t>
+      </w:r>
+      <w:r>
+        <w:rPr>
+          <w:rFonts w:hint="eastAsia" w:ascii="Times New Roman" w:hAnsi="Times New Roman" w:eastAsia="Times New Roman" w:cs="Times New Roman"/>
+        </w:rPr>
+        <w:t>）。</w:t>
+      </w:r>
+    </w:p>
+    <w:p>
+      <w:pPr>
+        <w:pStyle w:val="FirstParagraph"/>
+        <w:ind w:firstLine="420"/>
+      </w:pPr>
+      <w:r>
+        <w:rPr>
+          <w:rFonts w:hint="eastAsia" w:ascii="Times New Roman" w:hAnsi="Times New Roman" w:eastAsia="FangSong" w:cs="Times New Roman"/>
+          <w:b/>
+          <w:bCs/>
+        </w:rPr>
+        <w:t xml:space="preserve">参考答案</w:t>
+      </w:r>
+      <w:r>
+        <w:rPr>
+          <w:rFonts w:hint="eastAsia" w:ascii="Times New Roman" w:hAnsi="Times New Roman" w:eastAsia="Times New Roman" w:cs="Times New Roman"/>
+        </w:rPr>
+        <w:t xml:space="preserve">：：</w:t>
       </w:r>
     </w:p>
     <w:p>
@@ -5773,63 +5647,49 @@
         <w:rPr>
           <w:rFonts w:hint="eastAsia" w:ascii="Times New Roman" w:hAnsi="Times New Roman" w:eastAsia="FangSong" w:cs="Times New Roman"/>
         </w:rPr>
-        <w:t xml:space="preserve">请解释为何</w:t>
-      </w:r>
-      <w:r>
-        <w:rPr>
-          <w:rFonts w:ascii="Times New Roman" w:hAnsi="Times New Roman" w:eastAsia="Times New Roman" w:cs="Times New Roman"/>
-        </w:rPr>
-        <w:t xml:space="preserve"> </w:t>
-      </w:r>
-      <m:oMath>
-        <m:r>
-          <m:rPr>
-            <m:sty m:val="p"/>
-          </m:rPr>
-          <m:t>C</m:t>
-        </m:r>
-        <m:r>
-          <m:rPr>
-            <m:sty m:val="p"/>
-          </m:rPr>
-          <m:t>a</m:t>
-        </m:r>
-        <m:r>
-          <m:rPr>
-            <m:sty m:val="p"/>
-          </m:rPr>
-          <m:t>C</m:t>
-        </m:r>
-        <m:sSub>
-          <m:e>
-            <m:r>
-              <m:rPr>
-                <m:sty m:val="p"/>
-              </m:rPr>
-              <m:t>O</m:t>
-            </m:r>
-          </m:e>
-          <m:sub>
-            <m:r>
-              <m:rPr>
-                <m:sty m:val="p"/>
-              </m:rPr>
-              <m:t>3</m:t>
-            </m:r>
-          </m:sub>
-        </m:sSub>
-      </m:oMath>
-      <w:r>
-        <w:rPr>
-          <w:rFonts w:ascii="Times New Roman" w:hAnsi="Times New Roman" w:eastAsia="Times New Roman" w:cs="Times New Roman"/>
-        </w:rPr>
-        <w:t xml:space="preserve"> </w:t>
-      </w:r>
-      <w:r>
-        <w:rPr>
-          <w:rFonts w:hint="eastAsia" w:ascii="Times New Roman" w:hAnsi="Times New Roman" w:eastAsia="FangSong" w:cs="Times New Roman"/>
-        </w:rPr>
-        <w:t>不能形成和钙钛矿相同的结构</w:t>
+        <w:t xml:space="preserve">因为</w:t>
+      </w:r>
+      <w:r>
+        <w:rPr>
+          <w:rFonts w:ascii="Times New Roman" w:hAnsi="Times New Roman" w:eastAsia="Times New Roman" w:cs="Times New Roman"/>
+        </w:rPr>
+        <w:t xml:space="preserve"> C </w:t>
+      </w:r>
+      <w:r>
+        <w:rPr>
+          <w:rFonts w:hint="eastAsia" w:ascii="Times New Roman" w:hAnsi="Times New Roman" w:eastAsia="FangSong" w:cs="Times New Roman"/>
+        </w:rPr>
+        <w:t>原子半径过小</w:t>
+      </w:r>
+      <w:r>
+        <w:rPr>
+          <w:rFonts w:hint="eastAsia" w:ascii="Times New Roman" w:hAnsi="Times New Roman" w:eastAsia="Times New Roman" w:cs="Times New Roman"/>
+        </w:rPr>
+        <w:t>,</w:t>
+      </w:r>
+      <w:r>
+        <w:rPr>
+          <w:rFonts w:ascii="Times New Roman" w:hAnsi="Times New Roman" w:eastAsia="Times New Roman" w:cs="Times New Roman"/>
+        </w:rPr>
+        <w:t xml:space="preserve"> </w:t>
+      </w:r>
+      <w:r>
+        <w:rPr>
+          <w:rFonts w:hint="eastAsia" w:ascii="Times New Roman" w:hAnsi="Times New Roman" w:eastAsia="FangSong" w:cs="Times New Roman"/>
+        </w:rPr>
+        <w:t xml:space="preserve">形成的</w:t>
+      </w:r>
+      <w:r>
+        <w:rPr>
+          <w:rFonts w:ascii="Times New Roman" w:hAnsi="Times New Roman" w:eastAsia="Times New Roman" w:cs="Times New Roman"/>
+        </w:rPr>
+        <w:t xml:space="preserve"> 6 </w:t>
+      </w:r>
+      <w:r>
+        <w:rPr>
+          <w:rFonts w:hint="eastAsia" w:ascii="Times New Roman" w:hAnsi="Times New Roman" w:eastAsia="FangSong" w:cs="Times New Roman"/>
+        </w:rPr>
+        <w:t>配位结构不稳定</w:t>
       </w:r>
       <w:r>
         <w:rPr>
@@ -5843,715 +5703,6 @@
         <w:numPr>
           <w:ilvl w:val="0"/>
           <w:numId w:val="1009"/>
-        </w:numPr>
-        <w:ind w:firstLine="420"/>
-      </w:pPr>
-      <w:r>
-        <w:rPr>
-          <w:rFonts w:hint="eastAsia" w:ascii="Times New Roman" w:hAnsi="Times New Roman" w:eastAsia="FangSong" w:cs="Times New Roman"/>
-        </w:rPr>
-        <w:t xml:space="preserve">现已知方解石的三方晶胞参数为</w:t>
-      </w:r>
-      <w:r>
-        <w:rPr>
-          <w:rFonts w:ascii="Times New Roman" w:hAnsi="Times New Roman" w:eastAsia="Times New Roman" w:cs="Times New Roman"/>
-        </w:rPr>
-        <w:t xml:space="preserve"> </w:t>
-      </w:r>
-      <m:oMath>
-        <m:oMathPr>
-          <m:ctrlPr>
-            <w:rPr>
-              <w:sz w:val="28"/>
-              <w:szCs w:val="28"/>
-            </w:rPr>
-          </m:ctrlPr>
-        </m:oMathPr>
-        <m:r>
-          <m:t>a</m:t>
-        </m:r>
-        <m:r>
-          <m:rPr>
-            <m:sty m:val="p"/>
-          </m:rPr>
-          <m:t>=</m:t>
-        </m:r>
-        <m:r>
-          <m:t>1282</m:t>
-        </m:r>
-        <m:r>
-          <m:rPr>
-            <m:sty m:val="p"/>
-          </m:rPr>
-          <m:t>p</m:t>
-        </m:r>
-        <m:r>
-          <m:rPr>
-            <m:sty m:val="p"/>
-          </m:rPr>
-          <m:t>m</m:t>
-        </m:r>
-      </m:oMath>
-      <w:r>
-        <w:rPr>
-          <w:rFonts w:ascii="Times New Roman" w:hAnsi="Times New Roman" w:eastAsia="Times New Roman" w:cs="Times New Roman"/>
-        </w:rPr>
-        <w:t xml:space="preserve"> </w:t>
-      </w:r>
-      <w:r>
-        <w:rPr>
-          <w:rFonts w:hint="eastAsia" w:ascii="Times New Roman" w:hAnsi="Times New Roman" w:eastAsia="Times New Roman" w:cs="Times New Roman"/>
-        </w:rPr>
-        <w:t xml:space="preserve">，</w:t>
-      </w:r>
-      <w:r>
-        <w:rPr>
-          <w:rFonts w:ascii="Times New Roman" w:hAnsi="Times New Roman" w:eastAsia="Times New Roman" w:cs="Times New Roman"/>
-        </w:rPr>
-        <w:t xml:space="preserve"> </w:t>
-      </w:r>
-      <m:oMath>
-        <m:oMathPr>
-          <m:ctrlPr>
-            <w:rPr>
-              <w:sz w:val="28"/>
-              <w:szCs w:val="28"/>
-            </w:rPr>
-          </m:ctrlPr>
-        </m:oMathPr>
-        <m:r>
-          <m:t>α</m:t>
-        </m:r>
-        <m:r>
-          <m:rPr>
-            <m:sty m:val="p"/>
-          </m:rPr>
-          <m:t>=</m:t>
-        </m:r>
-        <m:sSup>
-          <m:e>
-            <m:r>
-              <m:t>101.9</m:t>
-            </m:r>
-          </m:e>
-          <m:sup>
-            <m:r>
-              <m:rPr>
-                <m:sty m:val="p"/>
-              </m:rPr>
-              <m:t>∘</m:t>
-            </m:r>
-          </m:sup>
-        </m:sSup>
-      </m:oMath>
-      <w:r>
-        <w:rPr>
-          <w:rFonts w:ascii="Times New Roman" w:hAnsi="Times New Roman" w:eastAsia="Times New Roman" w:cs="Times New Roman"/>
-        </w:rPr>
-        <w:t xml:space="preserve"> </w:t>
-      </w:r>
-      <w:r>
-        <w:rPr>
-          <w:rFonts w:hint="eastAsia" w:ascii="Times New Roman" w:hAnsi="Times New Roman" w:eastAsia="Times New Roman" w:cs="Times New Roman"/>
-        </w:rPr>
-        <w:t>，</w:t>
-      </w:r>
-      <w:r>
-        <w:rPr>
-          <w:rFonts w:hint="eastAsia" w:ascii="Times New Roman" w:hAnsi="Times New Roman" w:eastAsia="FangSong" w:cs="Times New Roman"/>
-        </w:rPr>
-        <w:t>请计算方解石晶体的密度</w:t>
-      </w:r>
-      <w:r>
-        <w:rPr>
-          <w:rFonts w:hint="eastAsia" w:ascii="Times New Roman" w:hAnsi="Times New Roman" w:eastAsia="Times New Roman" w:cs="Times New Roman"/>
-        </w:rPr>
-        <w:t>。</w:t>
-      </w:r>
-      <w:r>
-        <w:rPr>
-          <w:rFonts w:hint="eastAsia" w:ascii="Times New Roman" w:hAnsi="Times New Roman" w:eastAsia="FangSong" w:cs="Times New Roman"/>
-        </w:rPr>
-        <w:t>三方晶胞体积可用公式</w:t>
-      </w:r>
-      <w:r>
-        <w:rPr>
-          <w:rFonts w:ascii="Times New Roman" w:hAnsi="Times New Roman" w:eastAsia="Times New Roman" w:cs="Times New Roman"/>
-        </w:rPr>
-        <w:t xml:space="preserve"> </w:t>
-      </w:r>
-      <m:oMath>
-        <m:oMathPr>
-          <m:ctrlPr>
-            <w:rPr>
-              <w:sz w:val="28"/>
-              <w:szCs w:val="28"/>
-            </w:rPr>
-          </m:ctrlPr>
-        </m:oMathPr>
-        <m:r>
-          <m:t>V</m:t>
-        </m:r>
-        <m:r>
-          <m:rPr>
-            <m:sty m:val="p"/>
-          </m:rPr>
-          <m:t>=</m:t>
-        </m:r>
-        <m:r>
-          <m:t>a</m:t>
-        </m:r>
-        <m:r>
-          <m:rPr>
-            <m:sty m:val="p"/>
-          </m:rPr>
-          <m:t>sin</m:t>
-        </m:r>
-        <m:r>
-          <m:t>α</m:t>
-        </m:r>
-      </m:oMath>
-      <w:r>
-        <w:rPr>
-          <w:rFonts w:ascii="Times New Roman" w:hAnsi="Times New Roman" w:eastAsia="Times New Roman" w:cs="Times New Roman"/>
-        </w:rPr>
-        <w:t xml:space="preserve"> </w:t>
-      </w:r>
-      <w:r>
-        <w:rPr>
-          <w:rFonts w:hint="eastAsia" w:ascii="Times New Roman" w:hAnsi="Times New Roman" w:eastAsia="FangSong" w:cs="Times New Roman"/>
-        </w:rPr>
-        <w:t>计算</w:t>
-      </w:r>
-      <w:r>
-        <w:rPr>
-          <w:rFonts w:hint="eastAsia" w:ascii="Times New Roman" w:hAnsi="Times New Roman" w:eastAsia="Times New Roman" w:cs="Times New Roman"/>
-        </w:rPr>
-        <w:t>。</w:t>
-      </w:r>
-    </w:p>
-    <w:p>
-      <w:pPr>
-        <w:numPr>
-          <w:ilvl w:val="0"/>
-          <w:numId w:val="1009"/>
-        </w:numPr>
-        <w:ind w:firstLine="420"/>
-      </w:pPr>
-      <w:r>
-        <w:rPr>
-          <w:rFonts w:hint="eastAsia" w:ascii="Times New Roman" w:hAnsi="Times New Roman" w:eastAsia="FangSong" w:cs="Times New Roman"/>
-        </w:rPr>
-        <w:t xml:space="preserve">文石的结构可以借助</w:t>
-      </w:r>
-      <w:r>
-        <w:rPr>
-          <w:rFonts w:ascii="Times New Roman" w:hAnsi="Times New Roman" w:eastAsia="Times New Roman" w:cs="Times New Roman"/>
-        </w:rPr>
-        <w:t xml:space="preserve"> NiAs </w:t>
-      </w:r>
-      <w:r>
-        <w:rPr>
-          <w:rFonts w:hint="eastAsia" w:ascii="Times New Roman" w:hAnsi="Times New Roman" w:eastAsia="FangSong" w:cs="Times New Roman"/>
-        </w:rPr>
-        <w:t>的结构加以理解</w:t>
-      </w:r>
-      <w:r>
-        <w:rPr>
-          <w:rFonts w:hint="eastAsia" w:ascii="Times New Roman" w:hAnsi="Times New Roman" w:eastAsia="Times New Roman" w:cs="Times New Roman"/>
-        </w:rPr>
-        <w:t>，</w:t>
-      </w:r>
-      <w:r>
-        <w:rPr>
-          <w:rFonts w:hint="eastAsia" w:ascii="Times New Roman" w:hAnsi="Times New Roman" w:eastAsia="FangSong" w:cs="Times New Roman"/>
-        </w:rPr>
-        <w:t>在该结构中</w:t>
-      </w:r>
-      <w:r>
-        <w:rPr>
-          <w:rFonts w:hint="eastAsia" w:ascii="Times New Roman" w:hAnsi="Times New Roman" w:eastAsia="Times New Roman" w:cs="Times New Roman"/>
-        </w:rPr>
-        <w:t>，As</w:t>
-      </w:r>
-      <w:r>
-        <w:rPr>
-          <w:rFonts w:ascii="Times New Roman" w:hAnsi="Times New Roman" w:eastAsia="Times New Roman" w:cs="Times New Roman"/>
-        </w:rPr>
-        <w:t xml:space="preserve"> </w:t>
-      </w:r>
-      <w:r>
-        <w:rPr>
-          <w:rFonts w:hint="eastAsia" w:ascii="Times New Roman" w:hAnsi="Times New Roman" w:eastAsia="FangSong" w:cs="Times New Roman"/>
-        </w:rPr>
-        <w:t>呈六方最密堆积</w:t>
-      </w:r>
-      <w:r>
-        <w:rPr>
-          <w:rFonts w:hint="eastAsia" w:ascii="Times New Roman" w:hAnsi="Times New Roman" w:eastAsia="Times New Roman" w:cs="Times New Roman"/>
-        </w:rPr>
-        <w:t>，Ni</w:t>
-      </w:r>
-      <w:r>
-        <w:rPr>
-          <w:rFonts w:ascii="Times New Roman" w:hAnsi="Times New Roman" w:eastAsia="Times New Roman" w:cs="Times New Roman"/>
-        </w:rPr>
-        <w:t xml:space="preserve"> </w:t>
-      </w:r>
-      <w:r>
-        <w:rPr>
-          <w:rFonts w:hint="eastAsia" w:ascii="Times New Roman" w:hAnsi="Times New Roman" w:eastAsia="FangSong" w:cs="Times New Roman"/>
-        </w:rPr>
-        <w:t>填充其八面体空隙</w:t>
-      </w:r>
-      <w:r>
-        <w:rPr>
-          <w:rFonts w:hint="eastAsia" w:ascii="Times New Roman" w:hAnsi="Times New Roman" w:eastAsia="Times New Roman" w:cs="Times New Roman"/>
-        </w:rPr>
-        <w:t>，</w:t>
-      </w:r>
-      <w:r>
-        <w:rPr>
-          <w:rFonts w:hint="eastAsia" w:ascii="Times New Roman" w:hAnsi="Times New Roman" w:eastAsia="FangSong" w:cs="Times New Roman"/>
-        </w:rPr>
-        <w:t>而</w:t>
-      </w:r>
-      <w:r>
-        <w:rPr>
-          <w:rFonts w:ascii="Times New Roman" w:hAnsi="Times New Roman" w:eastAsia="Times New Roman" w:cs="Times New Roman"/>
-        </w:rPr>
-        <w:t xml:space="preserve"> As </w:t>
-      </w:r>
-      <w:r>
-        <w:rPr>
-          <w:rFonts w:hint="eastAsia" w:ascii="Times New Roman" w:hAnsi="Times New Roman" w:eastAsia="FangSong" w:cs="Times New Roman"/>
-        </w:rPr>
-        <w:t xml:space="preserve">处于</w:t>
-      </w:r>
-      <w:r>
-        <w:rPr>
-          <w:rFonts w:ascii="Times New Roman" w:hAnsi="Times New Roman" w:eastAsia="Times New Roman" w:cs="Times New Roman"/>
-        </w:rPr>
-        <w:t xml:space="preserve"> Ni </w:t>
-      </w:r>
-      <w:r>
-        <w:rPr>
-          <w:rFonts w:hint="eastAsia" w:ascii="Times New Roman" w:hAnsi="Times New Roman" w:eastAsia="FangSong" w:cs="Times New Roman"/>
-        </w:rPr>
-        <w:t>构成的三棱柱空隙中</w:t>
-      </w:r>
-      <w:r>
-        <w:rPr>
-          <w:rFonts w:hint="eastAsia" w:ascii="Times New Roman" w:hAnsi="Times New Roman" w:eastAsia="Times New Roman" w:cs="Times New Roman"/>
-        </w:rPr>
-        <w:t>，</w:t>
-      </w:r>
-      <w:r>
-        <w:rPr>
-          <w:rFonts w:hint="eastAsia" w:ascii="Times New Roman" w:hAnsi="Times New Roman" w:eastAsia="FangSong" w:cs="Times New Roman"/>
-        </w:rPr>
-        <w:t>形成六方晶体</w:t>
-      </w:r>
-      <w:r>
-        <w:rPr>
-          <w:rFonts w:hint="eastAsia" w:ascii="Times New Roman" w:hAnsi="Times New Roman" w:eastAsia="Times New Roman" w:cs="Times New Roman"/>
-        </w:rPr>
-        <w:t>。</w:t>
-      </w:r>
-      <w:r>
-        <w:rPr>
-          <w:rFonts w:hint="eastAsia" w:ascii="Times New Roman" w:hAnsi="Times New Roman" w:eastAsia="FangSong" w:cs="Times New Roman"/>
-        </w:rPr>
-        <w:t>文石则相当于将</w:t>
-      </w:r>
-      <w:r>
-        <w:rPr>
-          <w:rFonts w:ascii="Times New Roman" w:hAnsi="Times New Roman" w:eastAsia="Times New Roman" w:cs="Times New Roman"/>
-        </w:rPr>
-        <w:t xml:space="preserve"> Ca </w:t>
-      </w:r>
-      <w:r>
-        <w:rPr>
-          <w:rFonts w:hint="eastAsia" w:ascii="Times New Roman" w:hAnsi="Times New Roman" w:eastAsia="FangSong" w:cs="Times New Roman"/>
-        </w:rPr>
-        <w:t xml:space="preserve">置于</w:t>
-      </w:r>
-      <w:r>
-        <w:rPr>
-          <w:rFonts w:ascii="Times New Roman" w:hAnsi="Times New Roman" w:eastAsia="Times New Roman" w:cs="Times New Roman"/>
-        </w:rPr>
-        <w:t xml:space="preserve"> As </w:t>
-      </w:r>
-      <w:r>
-        <w:rPr>
-          <w:rFonts w:hint="eastAsia" w:ascii="Times New Roman" w:hAnsi="Times New Roman" w:eastAsia="FangSong" w:cs="Times New Roman"/>
-        </w:rPr>
-        <w:t>的位置</w:t>
-      </w:r>
-      <w:r>
-        <w:rPr>
-          <w:rFonts w:hint="eastAsia" w:ascii="Times New Roman" w:hAnsi="Times New Roman" w:eastAsia="Times New Roman" w:cs="Times New Roman"/>
-        </w:rPr>
-        <w:t>，</w:t>
-      </w:r>
-      <w:r>
-        <w:rPr>
-          <w:rFonts w:hint="eastAsia" w:ascii="Times New Roman" w:hAnsi="Times New Roman" w:eastAsia="FangSong" w:cs="Times New Roman"/>
-        </w:rPr>
-        <w:t>将</w:t>
-      </w:r>
-      <w:r>
-        <w:rPr>
-          <w:rFonts w:ascii="Times New Roman" w:hAnsi="Times New Roman" w:eastAsia="Times New Roman" w:cs="Times New Roman"/>
-        </w:rPr>
-        <w:t xml:space="preserve"> C </w:t>
-      </w:r>
-      <w:r>
-        <w:rPr>
-          <w:rFonts w:hint="eastAsia" w:ascii="Times New Roman" w:hAnsi="Times New Roman" w:eastAsia="FangSong" w:cs="Times New Roman"/>
-        </w:rPr>
-        <w:t xml:space="preserve">置于</w:t>
-      </w:r>
-      <w:r>
-        <w:rPr>
-          <w:rFonts w:ascii="Times New Roman" w:hAnsi="Times New Roman" w:eastAsia="Times New Roman" w:cs="Times New Roman"/>
-        </w:rPr>
-        <w:t xml:space="preserve"> Ni </w:t>
-      </w:r>
-      <w:r>
-        <w:rPr>
-          <w:rFonts w:hint="eastAsia" w:ascii="Times New Roman" w:hAnsi="Times New Roman" w:eastAsia="FangSong" w:cs="Times New Roman"/>
-        </w:rPr>
-        <w:t xml:space="preserve">的位置后再发生沿</w:t>
-      </w:r>
-      <w:r>
-        <w:rPr>
-          <w:rFonts w:ascii="Times New Roman" w:hAnsi="Times New Roman" w:eastAsia="Times New Roman" w:cs="Times New Roman"/>
-        </w:rPr>
-        <w:t xml:space="preserve"> c </w:t>
-      </w:r>
-      <w:r>
-        <w:rPr>
-          <w:rFonts w:hint="eastAsia" w:ascii="Times New Roman" w:hAnsi="Times New Roman" w:eastAsia="FangSong" w:cs="Times New Roman"/>
-        </w:rPr>
-        <w:t>轴的少许位移</w:t>
-      </w:r>
-      <w:r>
-        <w:rPr>
-          <w:rFonts w:hint="eastAsia" w:ascii="Times New Roman" w:hAnsi="Times New Roman" w:eastAsia="Times New Roman" w:cs="Times New Roman"/>
-        </w:rPr>
-        <w:t>，</w:t>
-      </w:r>
-      <w:r>
-        <w:rPr>
-          <w:rFonts w:hint="eastAsia" w:ascii="Times New Roman" w:hAnsi="Times New Roman" w:eastAsia="FangSong" w:cs="Times New Roman"/>
-        </w:rPr>
-        <w:t>形成正交的文石晶体</w:t>
-      </w:r>
-      <w:r>
-        <w:rPr>
-          <w:rFonts w:hint="eastAsia" w:ascii="Times New Roman" w:hAnsi="Times New Roman" w:eastAsia="Times New Roman" w:cs="Times New Roman"/>
-        </w:rPr>
-        <w:t>。</w:t>
-      </w:r>
-      <w:r>
-        <w:rPr>
-          <w:rFonts w:hint="eastAsia" w:ascii="Times New Roman" w:hAnsi="Times New Roman" w:eastAsia="FangSong" w:cs="Times New Roman"/>
-        </w:rPr>
-        <w:t>依据上述条件写出文石晶体中</w:t>
-      </w:r>
-      <w:r>
-        <w:rPr>
-          <w:rFonts w:ascii="Times New Roman" w:hAnsi="Times New Roman" w:eastAsia="Times New Roman" w:cs="Times New Roman"/>
-        </w:rPr>
-        <w:t xml:space="preserve"> Ca </w:t>
-      </w:r>
-      <w:r>
-        <w:rPr>
-          <w:rFonts w:hint="eastAsia" w:ascii="Times New Roman" w:hAnsi="Times New Roman" w:eastAsia="FangSong" w:cs="Times New Roman"/>
-        </w:rPr>
-        <w:t>原子分数坐标</w:t>
-      </w:r>
-      <w:r>
-        <w:rPr>
-          <w:rFonts w:hint="eastAsia" w:ascii="Times New Roman" w:hAnsi="Times New Roman" w:eastAsia="Times New Roman" w:cs="Times New Roman"/>
-        </w:rPr>
-        <w:t>。</w:t>
-      </w:r>
-    </w:p>
-    <w:p>
-      <w:pPr>
-        <w:numPr>
-          <w:ilvl w:val="0"/>
-          <w:numId w:val="1009"/>
-        </w:numPr>
-        <w:ind w:firstLine="420"/>
-      </w:pPr>
-      <w:r>
-        <w:rPr>
-          <w:rFonts w:hint="eastAsia" w:ascii="Times New Roman" w:hAnsi="Times New Roman" w:eastAsia="FangSong" w:cs="Times New Roman"/>
-        </w:rPr>
-        <w:t xml:space="preserve">已知在文石晶体中每个</w:t>
-      </w:r>
-      <w:r>
-        <w:rPr>
-          <w:rFonts w:ascii="Times New Roman" w:hAnsi="Times New Roman" w:eastAsia="Times New Roman" w:cs="Times New Roman"/>
-        </w:rPr>
-        <w:t xml:space="preserve"> Ca </w:t>
-      </w:r>
-      <w:r>
-        <w:rPr>
-          <w:rFonts w:hint="eastAsia" w:ascii="Times New Roman" w:hAnsi="Times New Roman" w:eastAsia="FangSong" w:cs="Times New Roman"/>
-        </w:rPr>
-        <w:t xml:space="preserve">原子与</w:t>
-      </w:r>
-      <w:r>
-        <w:rPr>
-          <w:rFonts w:ascii="Times New Roman" w:hAnsi="Times New Roman" w:eastAsia="Times New Roman" w:cs="Times New Roman"/>
-        </w:rPr>
-        <w:t xml:space="preserve"> 9 </w:t>
-      </w:r>
-      <w:r>
-        <w:rPr>
-          <w:rFonts w:hint="eastAsia" w:ascii="Times New Roman" w:hAnsi="Times New Roman" w:eastAsia="FangSong" w:cs="Times New Roman"/>
-        </w:rPr>
-        <w:t xml:space="preserve">个</w:t>
-      </w:r>
-      <w:r>
-        <w:rPr>
-          <w:rFonts w:ascii="Times New Roman" w:hAnsi="Times New Roman" w:eastAsia="Times New Roman" w:cs="Times New Roman"/>
-        </w:rPr>
-        <w:t xml:space="preserve"> O </w:t>
-      </w:r>
-      <w:r>
-        <w:rPr>
-          <w:rFonts w:hint="eastAsia" w:ascii="Times New Roman" w:hAnsi="Times New Roman" w:eastAsia="FangSong" w:cs="Times New Roman"/>
-        </w:rPr>
-        <w:t>原子配位</w:t>
-      </w:r>
-      <w:r>
-        <w:rPr>
-          <w:rFonts w:hint="eastAsia" w:ascii="Times New Roman" w:hAnsi="Times New Roman" w:eastAsia="Times New Roman" w:cs="Times New Roman"/>
-        </w:rPr>
-        <w:t>。</w:t>
-      </w:r>
-      <w:r>
-        <w:rPr>
-          <w:rFonts w:hint="eastAsia" w:ascii="Times New Roman" w:hAnsi="Times New Roman" w:eastAsia="FangSong" w:cs="Times New Roman"/>
-        </w:rPr>
-        <w:t>请在图中标出所有与灰色</w:t>
-      </w:r>
-      <w:r>
-        <w:rPr>
-          <w:rFonts w:ascii="Times New Roman" w:hAnsi="Times New Roman" w:eastAsia="Times New Roman" w:cs="Times New Roman"/>
-        </w:rPr>
-        <w:t xml:space="preserve"> Ca </w:t>
-      </w:r>
-      <w:r>
-        <w:rPr>
-          <w:rFonts w:hint="eastAsia" w:ascii="Times New Roman" w:hAnsi="Times New Roman" w:eastAsia="FangSong" w:cs="Times New Roman"/>
-        </w:rPr>
-        <w:t>原子配位的氧原子</w:t>
-      </w:r>
-      <w:r>
-        <w:rPr>
-          <w:rFonts w:hint="eastAsia" w:ascii="Times New Roman" w:hAnsi="Times New Roman" w:eastAsia="Times New Roman" w:cs="Times New Roman"/>
-        </w:rPr>
-        <w:t>（</w:t>
-      </w:r>
-      <w:r>
-        <w:rPr>
-          <w:rFonts w:hint="eastAsia" w:ascii="Times New Roman" w:hAnsi="Times New Roman" w:eastAsia="FangSong" w:cs="Times New Roman"/>
-        </w:rPr>
-        <w:t>其中三个</w:t>
-      </w:r>
-      <w:r>
-        <w:rPr>
-          <w:rFonts w:ascii="Times New Roman" w:hAnsi="Times New Roman" w:eastAsia="Times New Roman" w:cs="Times New Roman"/>
-        </w:rPr>
-        <w:t xml:space="preserve"> O </w:t>
-      </w:r>
-      <w:r>
-        <w:rPr>
-          <w:rFonts w:hint="eastAsia" w:ascii="Times New Roman" w:hAnsi="Times New Roman" w:eastAsia="FangSong" w:cs="Times New Roman"/>
-        </w:rPr>
-        <w:t>原子位于与该晶胞相邻的另一晶胞内</w:t>
-      </w:r>
-      <w:r>
-        <w:rPr>
-          <w:rFonts w:hint="eastAsia" w:ascii="Times New Roman" w:hAnsi="Times New Roman" w:eastAsia="Times New Roman" w:cs="Times New Roman"/>
-        </w:rPr>
-        <w:t>，</w:t>
-      </w:r>
-      <w:r>
-        <w:rPr>
-          <w:rFonts w:hint="eastAsia" w:ascii="Times New Roman" w:hAnsi="Times New Roman" w:eastAsia="FangSong" w:cs="Times New Roman"/>
-        </w:rPr>
-        <w:t>请标出这三个</w:t>
-      </w:r>
-      <w:r>
-        <w:rPr>
-          <w:rFonts w:ascii="Times New Roman" w:hAnsi="Times New Roman" w:eastAsia="Times New Roman" w:cs="Times New Roman"/>
-        </w:rPr>
-        <w:t xml:space="preserve"> O </w:t>
-      </w:r>
-      <w:r>
-        <w:rPr>
-          <w:rFonts w:hint="eastAsia" w:ascii="Times New Roman" w:hAnsi="Times New Roman" w:eastAsia="FangSong" w:cs="Times New Roman"/>
-        </w:rPr>
-        <w:t>原子在这个晶胞中的对应位置</w:t>
-      </w:r>
-      <w:r>
-        <w:rPr>
-          <w:rFonts w:hint="eastAsia" w:ascii="Times New Roman" w:hAnsi="Times New Roman" w:eastAsia="Times New Roman" w:cs="Times New Roman"/>
-        </w:rPr>
-        <w:t>）。</w:t>
-      </w:r>
-    </w:p>
-    <w:p>
-      <w:pPr>
-        <w:pStyle w:val="FirstParagraph"/>
-        <w:ind w:firstLine="420"/>
-      </w:pPr>
-      <w:r>
-        <w:rPr>
-          <w:rFonts w:hint="eastAsia" w:ascii="Times New Roman" w:hAnsi="Times New Roman" w:eastAsia="FangSong" w:cs="Times New Roman"/>
-        </w:rPr>
-        <w:t xml:space="preserve">方解石</w:t>
-      </w:r>
-    </w:p>
-    <w:p>
-      <w:pPr>
-        <w:pStyle w:val="BodyText"/>
-        <w:spacing w:before="160" w:after="80"/>
-        <w:jc w:val="center"/>
-      </w:pPr>
-      <w:r>
-        <w:rPr>
-          <w:rFonts w:ascii="Times New Roman" w:hAnsi="Times New Roman" w:eastAsia="Times New Roman" w:cs="Times New Roman"/>
-        </w:rPr>
-        <w:drawing>
-          <wp:inline>
-            <wp:extent cx="3240000" cy="4102662"/>
-            <wp:effectExtent b="0" l="0" r="0" t="0"/>
-            <wp:docPr descr="" title="" id="37" name="Picture"/>
-            <a:graphic>
-              <a:graphicData uri="http://schemas.openxmlformats.org/drawingml/2006/picture">
-                <pic:pic>
-                  <pic:nvPicPr>
-                    <pic:cNvPr descr="06819b7373abe7ad942ff33432150e4b81ec4a45d519e4c503049551a2f9c203.jpg" id="38" name="Picture"/>
-                    <pic:cNvPicPr>
-                      <a:picLocks noChangeArrowheads="1" noChangeAspect="1"/>
-                    </pic:cNvPicPr>
-                  </pic:nvPicPr>
-                  <pic:blipFill>
-                    <a:blip r:embed="rId34"/>
-                    <a:stretch>
-                      <a:fillRect/>
-                    </a:stretch>
-                  </pic:blipFill>
-                  <pic:spPr bwMode="auto">
-                    <a:xfrm>
-                      <a:off x="0" y="0"/>
-                      <a:ext cx="3240000" cy="4102662"/>
-                    </a:xfrm>
-                    <a:prstGeom prst="rect">
-                      <a:avLst/>
-                    </a:prstGeom>
-                    <a:noFill/>
-                    <a:ln w="9525">
-                      <a:noFill/>
-                      <a:headEnd/>
-                      <a:tailEnd/>
-                    </a:ln>
-                  </pic:spPr>
-                </pic:pic>
-              </a:graphicData>
-            </a:graphic>
-          </wp:inline>
-        </w:drawing>
-      </w:r>
-    </w:p>
-    <w:p>
-      <w:pPr>
-        <w:pStyle w:val="BodyText"/>
-        <w:ind w:firstLine="420"/>
-      </w:pPr>
-      <w:r>
-        <w:rPr>
-          <w:rFonts w:hint="eastAsia" w:ascii="Times New Roman" w:hAnsi="Times New Roman" w:eastAsia="FangSong" w:cs="Times New Roman"/>
-        </w:rPr>
-        <w:t xml:space="preserve">文石</w:t>
-      </w:r>
-    </w:p>
-    <w:p>
-      <w:pPr>
-        <w:numPr>
-          <w:ilvl w:val="0"/>
-          <w:numId w:val="1010"/>
-        </w:numPr>
-        <w:ind w:firstLine="420"/>
-      </w:pPr>
-      <w:r>
-        <w:rPr>
-          <w:rFonts w:hint="eastAsia" w:ascii="Times New Roman" w:hAnsi="Times New Roman" w:eastAsia="FangSong" w:cs="Times New Roman"/>
-        </w:rPr>
-        <w:t xml:space="preserve">因为</w:t>
-      </w:r>
-      <w:r>
-        <w:rPr>
-          <w:rFonts w:ascii="Times New Roman" w:hAnsi="Times New Roman" w:eastAsia="Times New Roman" w:cs="Times New Roman"/>
-        </w:rPr>
-        <w:t xml:space="preserve"> C </w:t>
-      </w:r>
-      <w:r>
-        <w:rPr>
-          <w:rFonts w:hint="eastAsia" w:ascii="Times New Roman" w:hAnsi="Times New Roman" w:eastAsia="FangSong" w:cs="Times New Roman"/>
-        </w:rPr>
-        <w:t>原子半径过小</w:t>
-      </w:r>
-      <w:r>
-        <w:rPr>
-          <w:rFonts w:hint="eastAsia" w:ascii="Times New Roman" w:hAnsi="Times New Roman" w:eastAsia="Times New Roman" w:cs="Times New Roman"/>
-        </w:rPr>
-        <w:t>,</w:t>
-      </w:r>
-      <w:r>
-        <w:rPr>
-          <w:rFonts w:ascii="Times New Roman" w:hAnsi="Times New Roman" w:eastAsia="Times New Roman" w:cs="Times New Roman"/>
-        </w:rPr>
-        <w:t xml:space="preserve"> </w:t>
-      </w:r>
-      <w:r>
-        <w:rPr>
-          <w:rFonts w:hint="eastAsia" w:ascii="Times New Roman" w:hAnsi="Times New Roman" w:eastAsia="FangSong" w:cs="Times New Roman"/>
-        </w:rPr>
-        <w:t xml:space="preserve">形成的</w:t>
-      </w:r>
-      <w:r>
-        <w:rPr>
-          <w:rFonts w:ascii="Times New Roman" w:hAnsi="Times New Roman" w:eastAsia="Times New Roman" w:cs="Times New Roman"/>
-        </w:rPr>
-        <w:t xml:space="preserve"> 6 </w:t>
-      </w:r>
-      <w:r>
-        <w:rPr>
-          <w:rFonts w:hint="eastAsia" w:ascii="Times New Roman" w:hAnsi="Times New Roman" w:eastAsia="FangSong" w:cs="Times New Roman"/>
-        </w:rPr>
-        <w:t>配位结构不稳定</w:t>
-      </w:r>
-      <w:r>
-        <w:rPr>
-          <w:rFonts w:hint="eastAsia" w:ascii="Times New Roman" w:hAnsi="Times New Roman" w:eastAsia="Times New Roman" w:cs="Times New Roman"/>
-        </w:rPr>
-        <w:t>。</w:t>
-      </w:r>
-    </w:p>
-    <w:p>
-      <w:pPr>
-        <w:numPr>
-          <w:ilvl w:val="0"/>
-          <w:numId w:val="1010"/>
         </w:numPr>
         <w:ind w:firstLine="420"/>
       </w:pPr>
@@ -7190,18 +6341,18 @@
           <wp:inline>
             <wp:extent cx="3240000" cy="3870350"/>
             <wp:effectExtent b="0" l="0" r="0" t="0"/>
-            <wp:docPr descr="" title="" id="40" name="Picture"/>
+            <wp:docPr descr="" title="" id="38" name="Picture"/>
             <a:graphic>
               <a:graphicData uri="http://schemas.openxmlformats.org/drawingml/2006/picture">
                 <pic:pic>
                   <pic:nvPicPr>
-                    <pic:cNvPr descr="70fc628b9b9bf6daacda8f4f67f76cc62b0522e805eb4c1e70102e4c7a209c54.jpg" id="41" name="Picture"/>
+                    <pic:cNvPr descr="70fc628b9b9bf6daacda8f4f67f76cc62b0522e805eb4c1e70102e4c7a209c54.jpg" id="39" name="Picture"/>
                     <pic:cNvPicPr>
                       <a:picLocks noChangeArrowheads="1" noChangeAspect="1"/>
                     </pic:cNvPicPr>
                   </pic:nvPicPr>
                   <pic:blipFill>
-                    <a:blip r:embed="rId39"/>
+                    <a:blip r:embed="rId37"/>
                     <a:stretch>
                       <a:fillRect/>
                     </a:stretch>
@@ -7238,28 +6389,8 @@
         </w:pict>
       </w:r>
     </w:p>
-    <w:p>
-      <w:pPr>
-        <w:spacing w:before="160" w:after="80"/>
-      </w:pPr>
-      <w:r>
-        <w:pict>
-          <v:rect style="width:0;height:1.5pt" o:hralign="center" o:hrstd="t" o:hr="t"/>
-        </w:pict>
-      </w:r>
-    </w:p>
-    <w:p>
-      <w:pPr>
-        <w:spacing w:before="160" w:after="80"/>
-      </w:pPr>
-      <w:r>
-        <w:pict>
-          <v:rect style="width:0;height:1.5pt" o:hralign="center" o:hrstd="t" o:hr="t"/>
-        </w:pict>
-      </w:r>
-    </w:p>
-    <w:bookmarkEnd w:id="42"/>
-    <w:bookmarkStart w:id="46" w:name="第11题"/>
+    <w:bookmarkEnd w:id="40"/>
+    <w:bookmarkStart w:id="44" w:name="第11题"/>
     <w:p>
       <w:pPr>
         <w:pStyle w:val="Heading3"/>
@@ -7645,446 +6776,6 @@
       <w:r>
         <w:rPr>
           <w:rFonts w:hint="eastAsia" w:ascii="Times New Roman" w:hAnsi="Times New Roman" w:eastAsia="FangSong" w:cs="Times New Roman"/>
-          <w:b/>
-          <w:bCs/>
-        </w:rPr>
-        <w:t xml:space="preserve">参考答案</w:t>
-      </w:r>
-      <w:r>
-        <w:rPr>
-          <w:rFonts w:hint="eastAsia" w:ascii="Times New Roman" w:hAnsi="Times New Roman" w:eastAsia="Times New Roman" w:cs="Times New Roman"/>
-        </w:rPr>
-        <w:t xml:space="preserve">：</w:t>
-      </w:r>
-    </w:p>
-    <w:p>
-      <w:pPr>
-        <w:pStyle w:val="BodyText"/>
-        <w:ind w:firstLine="420"/>
-      </w:pPr>
-      <w:r>
-        <w:rPr>
-          <w:rFonts w:hint="eastAsia" w:ascii="Times New Roman" w:hAnsi="Times New Roman" w:eastAsia="FangSong" w:cs="Times New Roman"/>
-        </w:rPr>
-        <w:t xml:space="preserve">在</w:t>
-      </w:r>
-      <w:r>
-        <w:rPr>
-          <w:rFonts w:ascii="Times New Roman" w:hAnsi="Times New Roman" w:eastAsia="Times New Roman" w:cs="Times New Roman"/>
-        </w:rPr>
-        <w:t xml:space="preserve"> A </w:t>
-      </w:r>
-      <w:r>
-        <w:rPr>
-          <w:rFonts w:hint="eastAsia" w:ascii="Times New Roman" w:hAnsi="Times New Roman" w:eastAsia="FangSong" w:cs="Times New Roman"/>
-        </w:rPr>
-        <w:t>的四方晶型的某一种晶胞中</w:t>
-      </w:r>
-      <w:r>
-        <w:rPr>
-          <w:rFonts w:hint="eastAsia" w:ascii="Times New Roman" w:hAnsi="Times New Roman" w:eastAsia="Times New Roman" w:cs="Times New Roman"/>
-        </w:rPr>
-        <w:t>，a=0.3211nm，c=0.7845nm，M</w:t>
-      </w:r>
-      <w:r>
-        <w:rPr>
-          <w:rFonts w:ascii="Times New Roman" w:hAnsi="Times New Roman" w:eastAsia="Times New Roman" w:cs="Times New Roman"/>
-        </w:rPr>
-        <w:t xml:space="preserve"> </w:t>
-      </w:r>
-      <w:r>
-        <w:rPr>
-          <w:rFonts w:hint="eastAsia" w:ascii="Times New Roman" w:hAnsi="Times New Roman" w:eastAsia="FangSong" w:cs="Times New Roman"/>
-        </w:rPr>
-        <w:t xml:space="preserve">为罕见的</w:t>
-      </w:r>
-      <w:r>
-        <w:rPr>
-          <w:rFonts w:ascii="Times New Roman" w:hAnsi="Times New Roman" w:eastAsia="Times New Roman" w:cs="Times New Roman"/>
-        </w:rPr>
-        <w:t xml:space="preserve"> 10 </w:t>
-      </w:r>
-      <w:r>
-        <w:rPr>
-          <w:rFonts w:hint="eastAsia" w:ascii="Times New Roman" w:hAnsi="Times New Roman" w:eastAsia="FangSong" w:cs="Times New Roman"/>
-        </w:rPr>
-        <w:t>配位</w:t>
-      </w:r>
-      <w:r>
-        <w:rPr>
-          <w:rFonts w:hint="eastAsia" w:ascii="Times New Roman" w:hAnsi="Times New Roman" w:eastAsia="Times New Roman" w:cs="Times New Roman"/>
-        </w:rPr>
-        <w:t>，G</w:t>
-      </w:r>
-      <w:r>
-        <w:rPr>
-          <w:rFonts w:ascii="Times New Roman" w:hAnsi="Times New Roman" w:eastAsia="Times New Roman" w:cs="Times New Roman"/>
-        </w:rPr>
-        <w:t xml:space="preserve"> </w:t>
-      </w:r>
-      <w:r>
-        <w:rPr>
-          <w:rFonts w:hint="eastAsia" w:ascii="Times New Roman" w:hAnsi="Times New Roman" w:eastAsia="FangSong" w:cs="Times New Roman"/>
-        </w:rPr>
-        <w:t xml:space="preserve">为罕见的</w:t>
-      </w:r>
-      <w:r>
-        <w:rPr>
-          <w:rFonts w:ascii="Times New Roman" w:hAnsi="Times New Roman" w:eastAsia="Times New Roman" w:cs="Times New Roman"/>
-        </w:rPr>
-        <w:t xml:space="preserve"> 5 </w:t>
-      </w:r>
-      <w:r>
-        <w:rPr>
-          <w:rFonts w:hint="eastAsia" w:ascii="Times New Roman" w:hAnsi="Times New Roman" w:eastAsia="FangSong" w:cs="Times New Roman"/>
-        </w:rPr>
-        <w:t>配位</w:t>
-      </w:r>
-      <w:r>
-        <w:rPr>
-          <w:rFonts w:hint="eastAsia" w:ascii="Times New Roman" w:hAnsi="Times New Roman" w:eastAsia="Times New Roman" w:cs="Times New Roman"/>
-        </w:rPr>
-        <w:t>，M</w:t>
-      </w:r>
-      <w:r>
-        <w:rPr>
-          <w:rFonts w:ascii="Times New Roman" w:hAnsi="Times New Roman" w:eastAsia="Times New Roman" w:cs="Times New Roman"/>
-        </w:rPr>
-        <w:t xml:space="preserve"> </w:t>
-      </w:r>
-      <w:r>
-        <w:rPr>
-          <w:rFonts w:hint="eastAsia" w:ascii="Times New Roman" w:hAnsi="Times New Roman" w:eastAsia="FangSong" w:cs="Times New Roman"/>
-        </w:rPr>
-        <w:t>占据晶胞的顶点和体心</w:t>
-      </w:r>
-      <w:r>
-        <w:rPr>
-          <w:rFonts w:hint="eastAsia" w:ascii="Times New Roman" w:hAnsi="Times New Roman" w:eastAsia="Times New Roman" w:cs="Times New Roman"/>
-        </w:rPr>
-        <w:t>，</w:t>
-      </w:r>
-      <w:r>
-        <w:rPr>
-          <w:rFonts w:hint="eastAsia" w:ascii="Times New Roman" w:hAnsi="Times New Roman" w:eastAsia="FangSong" w:cs="Times New Roman"/>
-        </w:rPr>
-        <w:t>另一半</w:t>
-      </w:r>
-      <w:r>
-        <w:rPr>
-          <w:rFonts w:ascii="Times New Roman" w:hAnsi="Times New Roman" w:eastAsia="Times New Roman" w:cs="Times New Roman"/>
-        </w:rPr>
-        <w:t xml:space="preserve"> G </w:t>
-      </w:r>
-      <w:r>
-        <w:rPr>
-          <w:rFonts w:hint="eastAsia" w:ascii="Times New Roman" w:hAnsi="Times New Roman" w:eastAsia="FangSong" w:cs="Times New Roman"/>
-        </w:rPr>
-        <w:t>原子分布在棱上</w:t>
-      </w:r>
-      <w:r>
-        <w:rPr>
-          <w:rFonts w:hint="eastAsia" w:ascii="Times New Roman" w:hAnsi="Times New Roman" w:eastAsia="Times New Roman" w:cs="Times New Roman"/>
-        </w:rPr>
-        <w:t>，</w:t>
-      </w:r>
-      <w:r>
-        <w:rPr>
-          <w:rFonts w:hint="eastAsia" w:ascii="Times New Roman" w:hAnsi="Times New Roman" w:eastAsia="FangSong" w:cs="Times New Roman"/>
-        </w:rPr>
-        <w:t>一半</w:t>
-      </w:r>
-      <w:r>
-        <w:rPr>
-          <w:rFonts w:ascii="Times New Roman" w:hAnsi="Times New Roman" w:eastAsia="Times New Roman" w:cs="Times New Roman"/>
-        </w:rPr>
-        <w:t xml:space="preserve"> G </w:t>
-      </w:r>
-      <w:r>
-        <w:rPr>
-          <w:rFonts w:hint="eastAsia" w:ascii="Times New Roman" w:hAnsi="Times New Roman" w:eastAsia="FangSong" w:cs="Times New Roman"/>
-        </w:rPr>
-        <w:t>原子处于晶胞内部</w:t>
-      </w:r>
-      <w:r>
-        <w:rPr>
-          <w:rFonts w:hint="eastAsia" w:ascii="Times New Roman" w:hAnsi="Times New Roman" w:eastAsia="Times New Roman" w:cs="Times New Roman"/>
-        </w:rPr>
-        <w:t>。M—G</w:t>
-      </w:r>
-      <w:r>
-        <w:rPr>
-          <w:rFonts w:ascii="Times New Roman" w:hAnsi="Times New Roman" w:eastAsia="Times New Roman" w:cs="Times New Roman"/>
-        </w:rPr>
-        <w:t xml:space="preserve"> </w:t>
-      </w:r>
-      <w:r>
-        <w:rPr>
-          <w:rFonts w:hint="eastAsia" w:ascii="Times New Roman" w:hAnsi="Times New Roman" w:eastAsia="FangSong" w:cs="Times New Roman"/>
-        </w:rPr>
-        <w:t>只有一种键长</w:t>
-      </w:r>
-      <w:r>
-        <w:rPr>
-          <w:rFonts w:hint="eastAsia" w:ascii="Times New Roman" w:hAnsi="Times New Roman" w:eastAsia="Times New Roman" w:cs="Times New Roman"/>
-        </w:rPr>
-        <w:t>。56-1</w:t>
-      </w:r>
-      <w:r>
-        <w:rPr>
-          <w:rFonts w:ascii="Times New Roman" w:hAnsi="Times New Roman" w:eastAsia="Times New Roman" w:cs="Times New Roman"/>
-        </w:rPr>
-        <w:t xml:space="preserve"> </w:t>
-      </w:r>
-      <w:r>
-        <w:rPr>
-          <w:rFonts w:hint="eastAsia" w:ascii="Times New Roman" w:hAnsi="Times New Roman" w:eastAsia="FangSong" w:cs="Times New Roman"/>
-        </w:rPr>
-        <w:t xml:space="preserve">写出</w:t>
-      </w:r>
-      <w:r>
-        <w:rPr>
-          <w:rFonts w:ascii="Times New Roman" w:hAnsi="Times New Roman" w:eastAsia="Times New Roman" w:cs="Times New Roman"/>
-        </w:rPr>
-        <w:t xml:space="preserve"> </w:t>
-      </w:r>
-      <w:r>
-        <w:rPr>
-          <w:rFonts w:hint="eastAsia" w:ascii="Times New Roman" w:hAnsi="Times New Roman" w:eastAsia="Times New Roman" w:cs="Times New Roman"/>
-        </w:rPr>
-        <w:t xml:space="preserve">M，G，A，B</w:t>
-      </w:r>
-      <w:r>
-        <w:rPr>
-          <w:rFonts w:ascii="Times New Roman" w:hAnsi="Times New Roman" w:eastAsia="Times New Roman" w:cs="Times New Roman"/>
-        </w:rPr>
-        <w:t xml:space="preserve"> </w:t>
-      </w:r>
-      <w:r>
-        <w:rPr>
-          <w:rFonts w:hint="eastAsia" w:ascii="Times New Roman" w:hAnsi="Times New Roman" w:eastAsia="FangSong" w:cs="Times New Roman"/>
-        </w:rPr>
-        <w:t>的化学式</w:t>
-      </w:r>
-      <w:r>
-        <w:rPr>
-          <w:rFonts w:hint="eastAsia" w:ascii="Times New Roman" w:hAnsi="Times New Roman" w:eastAsia="Times New Roman" w:cs="Times New Roman"/>
-        </w:rPr>
-        <w:t>。</w:t>
-      </w:r>
-    </w:p>
-    <w:p>
-      <w:pPr>
-        <w:pStyle w:val="BodyText"/>
-        <w:ind w:firstLine="420"/>
-      </w:pPr>
-      <w:r>
-        <w:rPr>
-          <w:rFonts w:ascii="Times New Roman" w:hAnsi="Times New Roman" w:eastAsia="Times New Roman" w:cs="Times New Roman"/>
-        </w:rPr>
-        <w:t xml:space="preserve">56-2 </w:t>
-      </w:r>
-      <w:r>
-        <w:rPr>
-          <w:rFonts w:hint="eastAsia" w:ascii="Times New Roman" w:hAnsi="Times New Roman" w:eastAsia="FangSong" w:cs="Times New Roman"/>
-        </w:rPr>
-        <w:t xml:space="preserve">试画出</w:t>
-      </w:r>
-      <w:r>
-        <w:rPr>
-          <w:rFonts w:ascii="Times New Roman" w:hAnsi="Times New Roman" w:eastAsia="Times New Roman" w:cs="Times New Roman"/>
-        </w:rPr>
-        <w:t xml:space="preserve"> A </w:t>
-      </w:r>
-      <w:r>
-        <w:rPr>
-          <w:rFonts w:hint="eastAsia" w:ascii="Times New Roman" w:hAnsi="Times New Roman" w:eastAsia="FangSong" w:cs="Times New Roman"/>
-        </w:rPr>
-        <w:t>的此种晶胞</w:t>
-      </w:r>
-      <w:r>
-        <w:rPr>
-          <w:rFonts w:hint="eastAsia" w:ascii="Times New Roman" w:hAnsi="Times New Roman" w:eastAsia="Times New Roman" w:cs="Times New Roman"/>
-        </w:rPr>
-        <w:t>，</w:t>
-      </w:r>
-      <w:r>
-        <w:rPr>
-          <w:rFonts w:hint="eastAsia" w:ascii="Times New Roman" w:hAnsi="Times New Roman" w:eastAsia="FangSong" w:cs="Times New Roman"/>
-        </w:rPr>
-        <w:t>给出所有</w:t>
-      </w:r>
-      <w:r>
-        <w:rPr>
-          <w:rFonts w:ascii="Times New Roman" w:hAnsi="Times New Roman" w:eastAsia="Times New Roman" w:cs="Times New Roman"/>
-        </w:rPr>
-        <w:t xml:space="preserve"> G </w:t>
-      </w:r>
-      <w:r>
-        <w:rPr>
-          <w:rFonts w:hint="eastAsia" w:ascii="Times New Roman" w:hAnsi="Times New Roman" w:eastAsia="FangSong" w:cs="Times New Roman"/>
-        </w:rPr>
-        <w:t>的分数坐标</w:t>
-      </w:r>
-      <w:r>
-        <w:rPr>
-          <w:rFonts w:hint="eastAsia" w:ascii="Times New Roman" w:hAnsi="Times New Roman" w:eastAsia="Times New Roman" w:cs="Times New Roman"/>
-        </w:rPr>
-        <w:t>(</w:t>
-      </w:r>
-      <w:r>
-        <w:rPr>
-          <w:rFonts w:hint="eastAsia" w:ascii="Times New Roman" w:hAnsi="Times New Roman" w:eastAsia="FangSong" w:cs="Times New Roman"/>
-        </w:rPr>
-        <w:t>除</w:t>
-      </w:r>
-      <w:r>
-        <w:rPr>
-          <w:rFonts w:ascii="Times New Roman" w:hAnsi="Times New Roman" w:eastAsia="Times New Roman" w:cs="Times New Roman"/>
-        </w:rPr>
-        <w:t xml:space="preserve"> 0 </w:t>
-      </w:r>
-      <w:r>
-        <w:rPr>
-          <w:rFonts w:hint="eastAsia" w:ascii="Times New Roman" w:hAnsi="Times New Roman" w:eastAsia="FangSong" w:cs="Times New Roman"/>
-        </w:rPr>
-        <w:t>外</w:t>
-      </w:r>
-      <w:r>
-        <w:rPr>
-          <w:rFonts w:hint="eastAsia" w:ascii="Times New Roman" w:hAnsi="Times New Roman" w:eastAsia="Times New Roman" w:cs="Times New Roman"/>
-        </w:rPr>
-        <w:t>，</w:t>
-      </w:r>
-      <w:r>
-        <w:rPr>
-          <w:rFonts w:hint="eastAsia" w:ascii="Times New Roman" w:hAnsi="Times New Roman" w:eastAsia="FangSong" w:cs="Times New Roman"/>
-        </w:rPr>
-        <w:t>全用小数表示</w:t>
-      </w:r>
-      <w:r>
-        <w:rPr>
-          <w:rFonts w:hint="eastAsia" w:ascii="Times New Roman" w:hAnsi="Times New Roman" w:eastAsia="Times New Roman" w:cs="Times New Roman"/>
-        </w:rPr>
-        <w:t>，</w:t>
-      </w:r>
-      <w:r>
-        <w:rPr>
-          <w:rFonts w:hint="eastAsia" w:ascii="Times New Roman" w:hAnsi="Times New Roman" w:eastAsia="FangSong" w:cs="Times New Roman"/>
-        </w:rPr>
-        <w:t>保留两位小数</w:t>
-      </w:r>
-      <w:r>
-        <w:rPr>
-          <w:rFonts w:hint="eastAsia" w:ascii="Times New Roman" w:hAnsi="Times New Roman" w:eastAsia="Times New Roman" w:cs="Times New Roman"/>
-        </w:rPr>
-        <w:t>)。</w:t>
-      </w:r>
-    </w:p>
-    <w:p>
-      <w:pPr>
-        <w:pStyle w:val="BodyText"/>
-        <w:ind w:firstLine="420"/>
-      </w:pPr>
-      <w:r>
-        <w:rPr>
-          <w:rFonts w:ascii="Times New Roman" w:hAnsi="Times New Roman" w:eastAsia="Times New Roman" w:cs="Times New Roman"/>
-        </w:rPr>
-        <w:t xml:space="preserve">56-3 </w:t>
-      </w:r>
-      <w:r>
-        <w:rPr>
-          <w:rFonts w:hint="eastAsia" w:ascii="Times New Roman" w:hAnsi="Times New Roman" w:eastAsia="FangSong" w:cs="Times New Roman"/>
-        </w:rPr>
-        <w:t>指出结构基元</w:t>
-      </w:r>
-      <w:r>
-        <w:rPr>
-          <w:rFonts w:hint="eastAsia" w:ascii="Times New Roman" w:hAnsi="Times New Roman" w:eastAsia="Times New Roman" w:cs="Times New Roman"/>
-        </w:rPr>
-        <w:t>，</w:t>
-      </w:r>
-      <w:r>
-        <w:rPr>
-          <w:rFonts w:hint="eastAsia" w:ascii="Times New Roman" w:hAnsi="Times New Roman" w:eastAsia="FangSong" w:cs="Times New Roman"/>
-        </w:rPr>
-        <w:t>并指出</w:t>
-      </w:r>
-      <w:r>
-        <w:rPr>
-          <w:rFonts w:ascii="Times New Roman" w:hAnsi="Times New Roman" w:eastAsia="Times New Roman" w:cs="Times New Roman"/>
-        </w:rPr>
-        <w:t xml:space="preserve"> </w:t>
-      </w:r>
-      <w:r>
-        <w:rPr>
-          <w:rFonts w:hint="eastAsia" w:ascii="Times New Roman" w:hAnsi="Times New Roman" w:eastAsia="Times New Roman" w:cs="Times New Roman"/>
-        </w:rPr>
-        <w:t xml:space="preserve">M，G</w:t>
-      </w:r>
-      <w:r>
-        <w:rPr>
-          <w:rFonts w:ascii="Times New Roman" w:hAnsi="Times New Roman" w:eastAsia="Times New Roman" w:cs="Times New Roman"/>
-        </w:rPr>
-        <w:t xml:space="preserve"> </w:t>
-      </w:r>
-      <w:r>
-        <w:rPr>
-          <w:rFonts w:hint="eastAsia" w:ascii="Times New Roman" w:hAnsi="Times New Roman" w:eastAsia="FangSong" w:cs="Times New Roman"/>
-        </w:rPr>
-        <w:t>的配位方式</w:t>
-      </w:r>
-      <w:r>
-        <w:rPr>
-          <w:rFonts w:hint="eastAsia" w:ascii="Times New Roman" w:hAnsi="Times New Roman" w:eastAsia="Times New Roman" w:cs="Times New Roman"/>
-        </w:rPr>
-        <w:t>。</w:t>
-      </w:r>
-    </w:p>
-    <w:p>
-      <w:pPr>
-        <w:pStyle w:val="BodyText"/>
-        <w:ind w:firstLine="420"/>
-      </w:pPr>
-      <w:r>
-        <w:rPr>
-          <w:rFonts w:ascii="Times New Roman" w:hAnsi="Times New Roman" w:eastAsia="Times New Roman" w:cs="Times New Roman"/>
-        </w:rPr>
-        <w:t xml:space="preserve">56-4 </w:t>
-      </w:r>
-      <w:r>
-        <w:rPr>
-          <w:rFonts w:hint="eastAsia" w:ascii="Times New Roman" w:hAnsi="Times New Roman" w:eastAsia="FangSong" w:cs="Times New Roman"/>
-        </w:rPr>
-        <w:t xml:space="preserve">计算</w:t>
-      </w:r>
-      <w:r>
-        <w:rPr>
-          <w:rFonts w:ascii="Times New Roman" w:hAnsi="Times New Roman" w:eastAsia="Times New Roman" w:cs="Times New Roman"/>
-        </w:rPr>
-        <w:t xml:space="preserve"> M—G </w:t>
-      </w:r>
-      <w:r>
-        <w:rPr>
-          <w:rFonts w:hint="eastAsia" w:ascii="Times New Roman" w:hAnsi="Times New Roman" w:eastAsia="FangSong" w:cs="Times New Roman"/>
-        </w:rPr>
-        <w:t>的键长</w:t>
-      </w:r>
-      <w:r>
-        <w:rPr>
-          <w:rFonts w:hint="eastAsia" w:ascii="Times New Roman" w:hAnsi="Times New Roman" w:eastAsia="Times New Roman" w:cs="Times New Roman"/>
-        </w:rPr>
-        <w:t>。</w:t>
-      </w:r>
-    </w:p>
-    <w:p>
-      <w:pPr>
-        <w:pStyle w:val="BodyText"/>
-        <w:ind w:firstLine="420"/>
-      </w:pPr>
-      <w:r>
-        <w:rPr>
-          <w:rFonts w:hint="eastAsia" w:ascii="Times New Roman" w:hAnsi="Times New Roman" w:eastAsia="FangSong" w:cs="Times New Roman"/>
         </w:rPr>
         <w:t xml:space="preserve">在</w:t>
       </w:r>
@@ -8365,7 +7056,7 @@
       <w:pPr>
         <w:numPr>
           <w:ilvl w:val="0"/>
-          <w:numId w:val="1011"/>
+          <w:numId w:val="1010"/>
         </w:numPr>
         <w:ind w:firstLine="420"/>
       </w:pPr>
@@ -8408,402 +7099,422 @@
     </w:p>
     <w:p>
       <w:pPr>
+        <w:numPr>
+          <w:ilvl w:val="0"/>
+          <w:numId w:val="1010"/>
+        </w:numPr>
+        <w:ind w:firstLine="420"/>
+      </w:pPr>
+      <w:r>
+        <w:rPr>
+          <w:rFonts w:hint="eastAsia" w:ascii="Times New Roman" w:hAnsi="Times New Roman" w:eastAsia="FangSong" w:cs="Times New Roman"/>
+        </w:rPr>
+        <w:t xml:space="preserve">试画出</w:t>
+      </w:r>
+      <w:r>
+        <w:rPr>
+          <w:rFonts w:ascii="Times New Roman" w:hAnsi="Times New Roman" w:eastAsia="Times New Roman" w:cs="Times New Roman"/>
+        </w:rPr>
+        <w:t xml:space="preserve"> A </w:t>
+      </w:r>
+      <w:r>
+        <w:rPr>
+          <w:rFonts w:hint="eastAsia" w:ascii="Times New Roman" w:hAnsi="Times New Roman" w:eastAsia="FangSong" w:cs="Times New Roman"/>
+        </w:rPr>
+        <w:t>的此种晶胞</w:t>
+      </w:r>
+      <w:r>
+        <w:rPr>
+          <w:rFonts w:hint="eastAsia" w:ascii="Times New Roman" w:hAnsi="Times New Roman" w:eastAsia="Times New Roman" w:cs="Times New Roman"/>
+        </w:rPr>
+        <w:t>，</w:t>
+      </w:r>
+      <w:r>
+        <w:rPr>
+          <w:rFonts w:hint="eastAsia" w:ascii="Times New Roman" w:hAnsi="Times New Roman" w:eastAsia="FangSong" w:cs="Times New Roman"/>
+        </w:rPr>
+        <w:t>给出所有</w:t>
+      </w:r>
+      <w:r>
+        <w:rPr>
+          <w:rFonts w:ascii="Times New Roman" w:hAnsi="Times New Roman" w:eastAsia="Times New Roman" w:cs="Times New Roman"/>
+        </w:rPr>
+        <w:t xml:space="preserve"> G </w:t>
+      </w:r>
+      <w:r>
+        <w:rPr>
+          <w:rFonts w:hint="eastAsia" w:ascii="Times New Roman" w:hAnsi="Times New Roman" w:eastAsia="FangSong" w:cs="Times New Roman"/>
+        </w:rPr>
+        <w:t>的分数坐标</w:t>
+      </w:r>
+      <w:r>
+        <w:rPr>
+          <w:rFonts w:hint="eastAsia" w:ascii="Times New Roman" w:hAnsi="Times New Roman" w:eastAsia="Times New Roman" w:cs="Times New Roman"/>
+        </w:rPr>
+        <w:t>（</w:t>
+      </w:r>
+      <w:r>
+        <w:rPr>
+          <w:rFonts w:hint="eastAsia" w:ascii="Times New Roman" w:hAnsi="Times New Roman" w:eastAsia="FangSong" w:cs="Times New Roman"/>
+        </w:rPr>
+        <w:t>除</w:t>
+      </w:r>
+      <w:r>
+        <w:rPr>
+          <w:rFonts w:ascii="Times New Roman" w:hAnsi="Times New Roman" w:eastAsia="Times New Roman" w:cs="Times New Roman"/>
+        </w:rPr>
+        <w:t xml:space="preserve"> 0 </w:t>
+      </w:r>
+      <w:r>
+        <w:rPr>
+          <w:rFonts w:hint="eastAsia" w:ascii="Times New Roman" w:hAnsi="Times New Roman" w:eastAsia="FangSong" w:cs="Times New Roman"/>
+        </w:rPr>
+        <w:t>外</w:t>
+      </w:r>
+      <w:r>
+        <w:rPr>
+          <w:rFonts w:hint="eastAsia" w:ascii="Times New Roman" w:hAnsi="Times New Roman" w:eastAsia="Times New Roman" w:cs="Times New Roman"/>
+        </w:rPr>
+        <w:t>，</w:t>
+      </w:r>
+      <w:r>
+        <w:rPr>
+          <w:rFonts w:hint="eastAsia" w:ascii="Times New Roman" w:hAnsi="Times New Roman" w:eastAsia="FangSong" w:cs="Times New Roman"/>
+        </w:rPr>
+        <w:t>全用小数表示</w:t>
+      </w:r>
+      <w:r>
+        <w:rPr>
+          <w:rFonts w:hint="eastAsia" w:ascii="Times New Roman" w:hAnsi="Times New Roman" w:eastAsia="Times New Roman" w:cs="Times New Roman"/>
+        </w:rPr>
+        <w:t>，</w:t>
+      </w:r>
+      <w:r>
+        <w:rPr>
+          <w:rFonts w:hint="eastAsia" w:ascii="Times New Roman" w:hAnsi="Times New Roman" w:eastAsia="FangSong" w:cs="Times New Roman"/>
+        </w:rPr>
+        <w:t>保留两位小数</w:t>
+      </w:r>
+      <w:r>
+        <w:rPr>
+          <w:rFonts w:hint="eastAsia" w:ascii="Times New Roman" w:hAnsi="Times New Roman" w:eastAsia="Times New Roman" w:cs="Times New Roman"/>
+        </w:rPr>
+        <w:t>）。</w:t>
+      </w:r>
+    </w:p>
+    <w:p>
+      <w:pPr>
+        <w:numPr>
+          <w:ilvl w:val="0"/>
+          <w:numId w:val="1010"/>
+        </w:numPr>
+        <w:ind w:firstLine="420"/>
+      </w:pPr>
+      <w:r>
+        <w:rPr>
+          <w:rFonts w:hint="eastAsia" w:ascii="Times New Roman" w:hAnsi="Times New Roman" w:eastAsia="FangSong" w:cs="Times New Roman"/>
+        </w:rPr>
+        <w:t>指出结构基元</w:t>
+      </w:r>
+      <w:r>
+        <w:rPr>
+          <w:rFonts w:hint="eastAsia" w:ascii="Times New Roman" w:hAnsi="Times New Roman" w:eastAsia="Times New Roman" w:cs="Times New Roman"/>
+        </w:rPr>
+        <w:t>，</w:t>
+      </w:r>
+      <w:r>
+        <w:rPr>
+          <w:rFonts w:hint="eastAsia" w:ascii="Times New Roman" w:hAnsi="Times New Roman" w:eastAsia="FangSong" w:cs="Times New Roman"/>
+        </w:rPr>
+        <w:t>并指出</w:t>
+      </w:r>
+      <w:r>
+        <w:rPr>
+          <w:rFonts w:ascii="Times New Roman" w:hAnsi="Times New Roman" w:eastAsia="Times New Roman" w:cs="Times New Roman"/>
+        </w:rPr>
+        <w:t xml:space="preserve"> </w:t>
+      </w:r>
+      <w:r>
+        <w:rPr>
+          <w:rFonts w:hint="eastAsia" w:ascii="Times New Roman" w:hAnsi="Times New Roman" w:eastAsia="Times New Roman" w:cs="Times New Roman"/>
+        </w:rPr>
+        <w:t xml:space="preserve">M，G</w:t>
+      </w:r>
+      <w:r>
+        <w:rPr>
+          <w:rFonts w:ascii="Times New Roman" w:hAnsi="Times New Roman" w:eastAsia="Times New Roman" w:cs="Times New Roman"/>
+        </w:rPr>
+        <w:t xml:space="preserve"> </w:t>
+      </w:r>
+      <w:r>
+        <w:rPr>
+          <w:rFonts w:hint="eastAsia" w:ascii="Times New Roman" w:hAnsi="Times New Roman" w:eastAsia="FangSong" w:cs="Times New Roman"/>
+        </w:rPr>
+        <w:t>的配位方式</w:t>
+      </w:r>
+      <w:r>
+        <w:rPr>
+          <w:rFonts w:hint="eastAsia" w:ascii="Times New Roman" w:hAnsi="Times New Roman" w:eastAsia="Times New Roman" w:cs="Times New Roman"/>
+        </w:rPr>
+        <w:t>。</w:t>
+      </w:r>
+    </w:p>
+    <w:p>
+      <w:pPr>
+        <w:numPr>
+          <w:ilvl w:val="0"/>
+          <w:numId w:val="1010"/>
+        </w:numPr>
+        <w:ind w:firstLine="420"/>
+      </w:pPr>
+      <w:r>
+        <w:rPr>
+          <w:rFonts w:hint="eastAsia" w:ascii="Times New Roman" w:hAnsi="Times New Roman" w:eastAsia="FangSong" w:cs="Times New Roman"/>
+        </w:rPr>
+        <w:t xml:space="preserve">计算</w:t>
+      </w:r>
+      <w:r>
+        <w:rPr>
+          <w:rFonts w:ascii="Times New Roman" w:hAnsi="Times New Roman" w:eastAsia="Times New Roman" w:cs="Times New Roman"/>
+        </w:rPr>
+        <w:t xml:space="preserve"> M—G </w:t>
+      </w:r>
+      <w:r>
+        <w:rPr>
+          <w:rFonts w:hint="eastAsia" w:ascii="Times New Roman" w:hAnsi="Times New Roman" w:eastAsia="FangSong" w:cs="Times New Roman"/>
+        </w:rPr>
+        <w:t>的键长</w:t>
+      </w:r>
+      <w:r>
+        <w:rPr>
+          <w:rFonts w:hint="eastAsia" w:ascii="Times New Roman" w:hAnsi="Times New Roman" w:eastAsia="Times New Roman" w:cs="Times New Roman"/>
+        </w:rPr>
+        <w:t>。</w:t>
+      </w:r>
+    </w:p>
+    <w:p>
+      <w:pPr>
+        <w:numPr>
+          <w:ilvl w:val="0"/>
+          <w:numId w:val="1010"/>
+        </w:numPr>
+        <w:ind w:firstLine="420"/>
+      </w:pPr>
+      <w:r>
+        <w:rPr>
+          <w:rFonts w:hint="eastAsia" w:ascii="Times New Roman" w:hAnsi="Times New Roman" w:eastAsia="FangSong" w:cs="Times New Roman"/>
+        </w:rPr>
+        <w:t>用浓硝酸和浓氢氟酸</w:t>
+      </w:r>
+      <w:r>
+        <w:rPr>
+          <w:rFonts w:hint="eastAsia" w:ascii="Times New Roman" w:hAnsi="Times New Roman" w:eastAsia="Times New Roman" w:cs="Times New Roman"/>
+        </w:rPr>
+        <w:t>（</w:t>
+      </w:r>
+      <w:r>
+        <w:rPr>
+          <w:rFonts w:hint="eastAsia" w:ascii="Times New Roman" w:hAnsi="Times New Roman" w:eastAsia="FangSong" w:cs="Times New Roman"/>
+        </w:rPr>
+        <w:t>混有一定</w:t>
+      </w:r>
+      <w:r>
+        <w:rPr>
+          <w:rFonts w:ascii="Times New Roman" w:hAnsi="Times New Roman" w:eastAsia="Times New Roman" w:cs="Times New Roman"/>
+        </w:rPr>
+        <w:t xml:space="preserve"> </w:t>
+      </w:r>
+      <w:r>
+        <w:rPr>
+          <w:rFonts w:hint="eastAsia" w:ascii="Times New Roman" w:hAnsi="Times New Roman" w:eastAsia="Times New Roman" w:cs="Times New Roman"/>
+        </w:rPr>
+        <w:t>CsF）</w:t>
+      </w:r>
+      <w:r>
+        <w:rPr>
+          <w:rFonts w:hint="eastAsia" w:ascii="Times New Roman" w:hAnsi="Times New Roman" w:eastAsia="FangSong" w:cs="Times New Roman"/>
+        </w:rPr>
+        <w:t>的某比例混酸氧化</w:t>
+      </w:r>
+      <w:r>
+        <w:rPr>
+          <w:rFonts w:ascii="Times New Roman" w:hAnsi="Times New Roman" w:eastAsia="Times New Roman" w:cs="Times New Roman"/>
+        </w:rPr>
+        <w:t xml:space="preserve"> A </w:t>
+      </w:r>
+      <w:r>
+        <w:rPr>
+          <w:rFonts w:hint="eastAsia" w:ascii="Times New Roman" w:hAnsi="Times New Roman" w:eastAsia="FangSong" w:cs="Times New Roman"/>
+        </w:rPr>
+        <w:t>可以得到两种配合物</w:t>
+      </w:r>
+      <w:r>
+        <w:rPr>
+          <w:rFonts w:hint="eastAsia" w:ascii="Times New Roman" w:hAnsi="Times New Roman" w:eastAsia="Times New Roman" w:cs="Times New Roman"/>
+        </w:rPr>
+        <w:t>，</w:t>
+      </w:r>
+      <w:r>
+        <w:rPr>
+          <w:rFonts w:hint="eastAsia" w:ascii="Times New Roman" w:hAnsi="Times New Roman" w:eastAsia="FangSong" w:cs="Times New Roman"/>
+        </w:rPr>
+        <w:t>分别为</w:t>
+      </w:r>
+      <w:r>
+        <w:rPr>
+          <w:rFonts w:ascii="Times New Roman" w:hAnsi="Times New Roman" w:eastAsia="Times New Roman" w:cs="Times New Roman"/>
+        </w:rPr>
+        <w:t xml:space="preserve"> 6 </w:t>
+      </w:r>
+      <w:r>
+        <w:rPr>
+          <w:rFonts w:hint="eastAsia" w:ascii="Times New Roman" w:hAnsi="Times New Roman" w:eastAsia="FangSong" w:cs="Times New Roman"/>
+        </w:rPr>
+        <w:t xml:space="preserve">配位和</w:t>
+      </w:r>
+      <w:r>
+        <w:rPr>
+          <w:rFonts w:ascii="Times New Roman" w:hAnsi="Times New Roman" w:eastAsia="Times New Roman" w:cs="Times New Roman"/>
+        </w:rPr>
+        <w:t xml:space="preserve"> 8 </w:t>
+      </w:r>
+      <w:r>
+        <w:rPr>
+          <w:rFonts w:hint="eastAsia" w:ascii="Times New Roman" w:hAnsi="Times New Roman" w:eastAsia="FangSong" w:cs="Times New Roman"/>
+        </w:rPr>
+        <w:t>配位</w:t>
+      </w:r>
+      <w:r>
+        <w:rPr>
+          <w:rFonts w:hint="eastAsia" w:ascii="Times New Roman" w:hAnsi="Times New Roman" w:eastAsia="Times New Roman" w:cs="Times New Roman"/>
+        </w:rPr>
+        <w:t>，</w:t>
+      </w:r>
+      <w:r>
+        <w:rPr>
+          <w:rFonts w:hint="eastAsia" w:ascii="Times New Roman" w:hAnsi="Times New Roman" w:eastAsia="FangSong" w:cs="Times New Roman"/>
+        </w:rPr>
+        <w:t>假设所有的</w:t>
+      </w:r>
+      <w:r>
+        <w:rPr>
+          <w:rFonts w:ascii="Times New Roman" w:hAnsi="Times New Roman" w:eastAsia="Times New Roman" w:cs="Times New Roman"/>
+        </w:rPr>
+        <w:t xml:space="preserve"> </w:t>
+      </w:r>
+      <w:r>
+        <w:rPr>
+          <w:rFonts w:hint="eastAsia" w:ascii="Times New Roman" w:hAnsi="Times New Roman" w:eastAsia="Times New Roman" w:cs="Times New Roman"/>
+        </w:rPr>
+        <w:t xml:space="preserve">G，M</w:t>
+      </w:r>
+      <w:r>
+        <w:rPr>
+          <w:rFonts w:ascii="Times New Roman" w:hAnsi="Times New Roman" w:eastAsia="Times New Roman" w:cs="Times New Roman"/>
+        </w:rPr>
+        <w:t xml:space="preserve"> </w:t>
+      </w:r>
+      <w:r>
+        <w:rPr>
+          <w:rFonts w:hint="eastAsia" w:ascii="Times New Roman" w:hAnsi="Times New Roman" w:eastAsia="FangSong" w:cs="Times New Roman"/>
+        </w:rPr>
+        <w:t>都以沉淀形式存在</w:t>
+      </w:r>
+      <w:r>
+        <w:rPr>
+          <w:rFonts w:hint="eastAsia" w:ascii="Times New Roman" w:hAnsi="Times New Roman" w:eastAsia="Times New Roman" w:cs="Times New Roman"/>
+        </w:rPr>
+        <w:t>，</w:t>
+      </w:r>
+      <w:r>
+        <w:rPr>
+          <w:rFonts w:hint="eastAsia" w:ascii="Times New Roman" w:hAnsi="Times New Roman" w:eastAsia="FangSong" w:cs="Times New Roman"/>
+        </w:rPr>
+        <w:t>硝酸的主要还原产物为</w:t>
+      </w:r>
+      <w:r>
+        <w:rPr>
+          <w:rFonts w:ascii="Times New Roman" w:hAnsi="Times New Roman" w:eastAsia="Times New Roman" w:cs="Times New Roman"/>
+        </w:rPr>
+        <w:t xml:space="preserve"> </w:t>
+      </w:r>
+      <w:r>
+        <w:rPr>
+          <w:rFonts w:hint="eastAsia" w:ascii="Times New Roman" w:hAnsi="Times New Roman" w:eastAsia="Times New Roman" w:cs="Times New Roman"/>
+        </w:rPr>
+        <w:t>NO，</w:t>
+      </w:r>
+      <w:r>
+        <w:rPr>
+          <w:rFonts w:hint="eastAsia" w:ascii="Times New Roman" w:hAnsi="Times New Roman" w:eastAsia="FangSong" w:cs="Times New Roman"/>
+        </w:rPr>
+        <w:t>试写出离子方程式</w:t>
+      </w:r>
+      <w:r>
+        <w:rPr>
+          <w:rFonts w:hint="eastAsia" w:ascii="Times New Roman" w:hAnsi="Times New Roman" w:eastAsia="Times New Roman" w:cs="Times New Roman"/>
+        </w:rPr>
+        <w:t>。</w:t>
+      </w:r>
+    </w:p>
+    <w:p>
+      <w:pPr>
+        <w:pStyle w:val="FirstParagraph"/>
+        <w:ind w:firstLine="420"/>
+      </w:pPr>
+      <w:r>
+        <w:rPr>
+          <w:rFonts w:hint="eastAsia" w:ascii="Times New Roman" w:hAnsi="Times New Roman" w:eastAsia="FangSong" w:cs="Times New Roman"/>
+          <w:b/>
+          <w:bCs/>
+        </w:rPr>
+        <w:t xml:space="preserve">参考答案</w:t>
+      </w:r>
+      <w:r>
+        <w:rPr>
+          <w:rFonts w:hint="eastAsia" w:ascii="Times New Roman" w:hAnsi="Times New Roman" w:eastAsia="Times New Roman" w:cs="Times New Roman"/>
+        </w:rPr>
+        <w:t xml:space="preserve">：：</w:t>
+      </w:r>
+    </w:p>
+    <w:p>
+      <w:pPr>
+        <w:pStyle w:val="BodyText"/>
+      </w:pPr>
+      <w:r>
+        <w:rPr>
+          <w:rFonts w:ascii="Times New Roman" w:hAnsi="Times New Roman" w:eastAsia="Times New Roman" w:cs="Times New Roman"/>
+        </w:rPr>
+        <w:t>(1)Mo Si MoSi</w:t>
+      </w:r>
+      <w:r>
+        <w:rPr>
+          <w:rFonts w:ascii="Times New Roman" w:hAnsi="Times New Roman" w:eastAsia="Times New Roman" w:cs="Times New Roman"/>
+          <w:vertAlign w:val="subscript"/>
+        </w:rPr>
+        <w:t>2</w:t>
+      </w:r>
+      <w:r>
+        <w:rPr>
+          <w:rFonts w:ascii="Times New Roman" w:hAnsi="Times New Roman" w:eastAsia="Times New Roman" w:cs="Times New Roman"/>
+        </w:rPr>
+        <w:t xml:space="preserve"> MoS</w:t>
+      </w:r>
+      <w:r>
+        <w:rPr>
+          <w:rFonts w:ascii="Times New Roman" w:hAnsi="Times New Roman" w:eastAsia="Times New Roman" w:cs="Times New Roman"/>
+          <w:vertAlign w:val="subscript"/>
+        </w:rPr>
+        <w:t>2</w:t>
+      </w:r>
+    </w:p>
+    <w:p>
+      <w:pPr>
+        <w:pStyle w:val="Compact"/>
         <w:numPr>
           <w:ilvl w:val="0"/>
           <w:numId w:val="1011"/>
         </w:numPr>
-        <w:ind w:firstLine="420"/>
-      </w:pPr>
-      <w:r>
-        <w:rPr>
-          <w:rFonts w:hint="eastAsia" w:ascii="Times New Roman" w:hAnsi="Times New Roman" w:eastAsia="FangSong" w:cs="Times New Roman"/>
-        </w:rPr>
-        <w:t xml:space="preserve">试画出</w:t>
-      </w:r>
-      <w:r>
-        <w:rPr>
-          <w:rFonts w:ascii="Times New Roman" w:hAnsi="Times New Roman" w:eastAsia="Times New Roman" w:cs="Times New Roman"/>
-        </w:rPr>
-        <w:t xml:space="preserve"> A </w:t>
-      </w:r>
-      <w:r>
-        <w:rPr>
-          <w:rFonts w:hint="eastAsia" w:ascii="Times New Roman" w:hAnsi="Times New Roman" w:eastAsia="FangSong" w:cs="Times New Roman"/>
-        </w:rPr>
-        <w:t>的此种晶胞</w:t>
-      </w:r>
-      <w:r>
-        <w:rPr>
-          <w:rFonts w:hint="eastAsia" w:ascii="Times New Roman" w:hAnsi="Times New Roman" w:eastAsia="Times New Roman" w:cs="Times New Roman"/>
-        </w:rPr>
-        <w:t>，</w:t>
-      </w:r>
-      <w:r>
-        <w:rPr>
-          <w:rFonts w:hint="eastAsia" w:ascii="Times New Roman" w:hAnsi="Times New Roman" w:eastAsia="FangSong" w:cs="Times New Roman"/>
-        </w:rPr>
-        <w:t>给出所有</w:t>
-      </w:r>
-      <w:r>
-        <w:rPr>
-          <w:rFonts w:ascii="Times New Roman" w:hAnsi="Times New Roman" w:eastAsia="Times New Roman" w:cs="Times New Roman"/>
-        </w:rPr>
-        <w:t xml:space="preserve"> G </w:t>
-      </w:r>
-      <w:r>
-        <w:rPr>
-          <w:rFonts w:hint="eastAsia" w:ascii="Times New Roman" w:hAnsi="Times New Roman" w:eastAsia="FangSong" w:cs="Times New Roman"/>
-        </w:rPr>
-        <w:t>的分数坐标</w:t>
-      </w:r>
-      <w:r>
-        <w:rPr>
-          <w:rFonts w:hint="eastAsia" w:ascii="Times New Roman" w:hAnsi="Times New Roman" w:eastAsia="Times New Roman" w:cs="Times New Roman"/>
-        </w:rPr>
-        <w:t>（</w:t>
-      </w:r>
-      <w:r>
-        <w:rPr>
-          <w:rFonts w:hint="eastAsia" w:ascii="Times New Roman" w:hAnsi="Times New Roman" w:eastAsia="FangSong" w:cs="Times New Roman"/>
-        </w:rPr>
-        <w:t>除</w:t>
-      </w:r>
-      <w:r>
-        <w:rPr>
-          <w:rFonts w:ascii="Times New Roman" w:hAnsi="Times New Roman" w:eastAsia="Times New Roman" w:cs="Times New Roman"/>
-        </w:rPr>
-        <w:t xml:space="preserve"> 0 </w:t>
-      </w:r>
-      <w:r>
-        <w:rPr>
-          <w:rFonts w:hint="eastAsia" w:ascii="Times New Roman" w:hAnsi="Times New Roman" w:eastAsia="FangSong" w:cs="Times New Roman"/>
-        </w:rPr>
-        <w:t>外</w:t>
-      </w:r>
-      <w:r>
-        <w:rPr>
-          <w:rFonts w:hint="eastAsia" w:ascii="Times New Roman" w:hAnsi="Times New Roman" w:eastAsia="Times New Roman" w:cs="Times New Roman"/>
-        </w:rPr>
-        <w:t>，</w:t>
-      </w:r>
-      <w:r>
-        <w:rPr>
-          <w:rFonts w:hint="eastAsia" w:ascii="Times New Roman" w:hAnsi="Times New Roman" w:eastAsia="FangSong" w:cs="Times New Roman"/>
-        </w:rPr>
-        <w:t>全用小数表示</w:t>
-      </w:r>
-      <w:r>
-        <w:rPr>
-          <w:rFonts w:hint="eastAsia" w:ascii="Times New Roman" w:hAnsi="Times New Roman" w:eastAsia="Times New Roman" w:cs="Times New Roman"/>
-        </w:rPr>
-        <w:t>，</w:t>
-      </w:r>
-      <w:r>
-        <w:rPr>
-          <w:rFonts w:hint="eastAsia" w:ascii="Times New Roman" w:hAnsi="Times New Roman" w:eastAsia="FangSong" w:cs="Times New Roman"/>
-        </w:rPr>
-        <w:t>保留两位小数</w:t>
-      </w:r>
-      <w:r>
-        <w:rPr>
-          <w:rFonts w:hint="eastAsia" w:ascii="Times New Roman" w:hAnsi="Times New Roman" w:eastAsia="Times New Roman" w:cs="Times New Roman"/>
-        </w:rPr>
-        <w:t>）。</w:t>
-      </w:r>
-    </w:p>
-    <w:p>
-      <w:pPr>
-        <w:numPr>
-          <w:ilvl w:val="0"/>
-          <w:numId w:val="1011"/>
-        </w:numPr>
-        <w:ind w:firstLine="420"/>
-      </w:pPr>
-      <w:r>
-        <w:rPr>
-          <w:rFonts w:hint="eastAsia" w:ascii="Times New Roman" w:hAnsi="Times New Roman" w:eastAsia="FangSong" w:cs="Times New Roman"/>
-        </w:rPr>
-        <w:t>指出结构基元</w:t>
-      </w:r>
-      <w:r>
-        <w:rPr>
-          <w:rFonts w:hint="eastAsia" w:ascii="Times New Roman" w:hAnsi="Times New Roman" w:eastAsia="Times New Roman" w:cs="Times New Roman"/>
-        </w:rPr>
-        <w:t>，</w:t>
-      </w:r>
-      <w:r>
-        <w:rPr>
-          <w:rFonts w:hint="eastAsia" w:ascii="Times New Roman" w:hAnsi="Times New Roman" w:eastAsia="FangSong" w:cs="Times New Roman"/>
-        </w:rPr>
-        <w:t>并指出</w:t>
-      </w:r>
-      <w:r>
-        <w:rPr>
-          <w:rFonts w:ascii="Times New Roman" w:hAnsi="Times New Roman" w:eastAsia="Times New Roman" w:cs="Times New Roman"/>
-        </w:rPr>
-        <w:t xml:space="preserve"> </w:t>
-      </w:r>
-      <w:r>
-        <w:rPr>
-          <w:rFonts w:hint="eastAsia" w:ascii="Times New Roman" w:hAnsi="Times New Roman" w:eastAsia="Times New Roman" w:cs="Times New Roman"/>
-        </w:rPr>
-        <w:t xml:space="preserve">M，G</w:t>
-      </w:r>
-      <w:r>
-        <w:rPr>
-          <w:rFonts w:ascii="Times New Roman" w:hAnsi="Times New Roman" w:eastAsia="Times New Roman" w:cs="Times New Roman"/>
-        </w:rPr>
-        <w:t xml:space="preserve"> </w:t>
-      </w:r>
-      <w:r>
-        <w:rPr>
-          <w:rFonts w:hint="eastAsia" w:ascii="Times New Roman" w:hAnsi="Times New Roman" w:eastAsia="FangSong" w:cs="Times New Roman"/>
-        </w:rPr>
-        <w:t>的配位方式</w:t>
-      </w:r>
-      <w:r>
-        <w:rPr>
-          <w:rFonts w:hint="eastAsia" w:ascii="Times New Roman" w:hAnsi="Times New Roman" w:eastAsia="Times New Roman" w:cs="Times New Roman"/>
-        </w:rPr>
-        <w:t>。</w:t>
-      </w:r>
-    </w:p>
-    <w:p>
-      <w:pPr>
-        <w:numPr>
-          <w:ilvl w:val="0"/>
-          <w:numId w:val="1011"/>
-        </w:numPr>
-        <w:ind w:firstLine="420"/>
-      </w:pPr>
-      <w:r>
-        <w:rPr>
-          <w:rFonts w:hint="eastAsia" w:ascii="Times New Roman" w:hAnsi="Times New Roman" w:eastAsia="FangSong" w:cs="Times New Roman"/>
-        </w:rPr>
-        <w:t xml:space="preserve">计算</w:t>
-      </w:r>
-      <w:r>
-        <w:rPr>
-          <w:rFonts w:ascii="Times New Roman" w:hAnsi="Times New Roman" w:eastAsia="Times New Roman" w:cs="Times New Roman"/>
-        </w:rPr>
-        <w:t xml:space="preserve"> M—G </w:t>
-      </w:r>
-      <w:r>
-        <w:rPr>
-          <w:rFonts w:hint="eastAsia" w:ascii="Times New Roman" w:hAnsi="Times New Roman" w:eastAsia="FangSong" w:cs="Times New Roman"/>
-        </w:rPr>
-        <w:t>的键长</w:t>
-      </w:r>
-      <w:r>
-        <w:rPr>
-          <w:rFonts w:hint="eastAsia" w:ascii="Times New Roman" w:hAnsi="Times New Roman" w:eastAsia="Times New Roman" w:cs="Times New Roman"/>
-        </w:rPr>
-        <w:t>。</w:t>
-      </w:r>
-    </w:p>
-    <w:p>
-      <w:pPr>
-        <w:numPr>
-          <w:ilvl w:val="0"/>
-          <w:numId w:val="1011"/>
-        </w:numPr>
-        <w:ind w:firstLine="420"/>
-      </w:pPr>
-      <w:r>
-        <w:rPr>
-          <w:rFonts w:hint="eastAsia" w:ascii="Times New Roman" w:hAnsi="Times New Roman" w:eastAsia="FangSong" w:cs="Times New Roman"/>
-        </w:rPr>
-        <w:t>用浓硝酸和浓氢氟酸</w:t>
-      </w:r>
-      <w:r>
-        <w:rPr>
-          <w:rFonts w:hint="eastAsia" w:ascii="Times New Roman" w:hAnsi="Times New Roman" w:eastAsia="Times New Roman" w:cs="Times New Roman"/>
-        </w:rPr>
-        <w:t>（</w:t>
-      </w:r>
-      <w:r>
-        <w:rPr>
-          <w:rFonts w:hint="eastAsia" w:ascii="Times New Roman" w:hAnsi="Times New Roman" w:eastAsia="FangSong" w:cs="Times New Roman"/>
-        </w:rPr>
-        <w:t>混有一定</w:t>
-      </w:r>
-      <w:r>
-        <w:rPr>
-          <w:rFonts w:ascii="Times New Roman" w:hAnsi="Times New Roman" w:eastAsia="Times New Roman" w:cs="Times New Roman"/>
-        </w:rPr>
-        <w:t xml:space="preserve"> </w:t>
-      </w:r>
-      <w:r>
-        <w:rPr>
-          <w:rFonts w:hint="eastAsia" w:ascii="Times New Roman" w:hAnsi="Times New Roman" w:eastAsia="Times New Roman" w:cs="Times New Roman"/>
-        </w:rPr>
-        <w:t>CsF）</w:t>
-      </w:r>
-      <w:r>
-        <w:rPr>
-          <w:rFonts w:hint="eastAsia" w:ascii="Times New Roman" w:hAnsi="Times New Roman" w:eastAsia="FangSong" w:cs="Times New Roman"/>
-        </w:rPr>
-        <w:t>的某比例混酸氧化</w:t>
-      </w:r>
-      <w:r>
-        <w:rPr>
-          <w:rFonts w:ascii="Times New Roman" w:hAnsi="Times New Roman" w:eastAsia="Times New Roman" w:cs="Times New Roman"/>
-        </w:rPr>
-        <w:t xml:space="preserve"> A </w:t>
-      </w:r>
-      <w:r>
-        <w:rPr>
-          <w:rFonts w:hint="eastAsia" w:ascii="Times New Roman" w:hAnsi="Times New Roman" w:eastAsia="FangSong" w:cs="Times New Roman"/>
-        </w:rPr>
-        <w:t>可以得到两种配合物</w:t>
-      </w:r>
-      <w:r>
-        <w:rPr>
-          <w:rFonts w:hint="eastAsia" w:ascii="Times New Roman" w:hAnsi="Times New Roman" w:eastAsia="Times New Roman" w:cs="Times New Roman"/>
-        </w:rPr>
-        <w:t>，</w:t>
-      </w:r>
-      <w:r>
-        <w:rPr>
-          <w:rFonts w:hint="eastAsia" w:ascii="Times New Roman" w:hAnsi="Times New Roman" w:eastAsia="FangSong" w:cs="Times New Roman"/>
-        </w:rPr>
-        <w:t>分别为</w:t>
-      </w:r>
-      <w:r>
-        <w:rPr>
-          <w:rFonts w:ascii="Times New Roman" w:hAnsi="Times New Roman" w:eastAsia="Times New Roman" w:cs="Times New Roman"/>
-        </w:rPr>
-        <w:t xml:space="preserve"> 6 </w:t>
-      </w:r>
-      <w:r>
-        <w:rPr>
-          <w:rFonts w:hint="eastAsia" w:ascii="Times New Roman" w:hAnsi="Times New Roman" w:eastAsia="FangSong" w:cs="Times New Roman"/>
-        </w:rPr>
-        <w:t xml:space="preserve">配位和</w:t>
-      </w:r>
-      <w:r>
-        <w:rPr>
-          <w:rFonts w:ascii="Times New Roman" w:hAnsi="Times New Roman" w:eastAsia="Times New Roman" w:cs="Times New Roman"/>
-        </w:rPr>
-        <w:t xml:space="preserve"> 8 </w:t>
-      </w:r>
-      <w:r>
-        <w:rPr>
-          <w:rFonts w:hint="eastAsia" w:ascii="Times New Roman" w:hAnsi="Times New Roman" w:eastAsia="FangSong" w:cs="Times New Roman"/>
-        </w:rPr>
-        <w:t>配位</w:t>
-      </w:r>
-      <w:r>
-        <w:rPr>
-          <w:rFonts w:hint="eastAsia" w:ascii="Times New Roman" w:hAnsi="Times New Roman" w:eastAsia="Times New Roman" w:cs="Times New Roman"/>
-        </w:rPr>
-        <w:t>，</w:t>
-      </w:r>
-      <w:r>
-        <w:rPr>
-          <w:rFonts w:hint="eastAsia" w:ascii="Times New Roman" w:hAnsi="Times New Roman" w:eastAsia="FangSong" w:cs="Times New Roman"/>
-        </w:rPr>
-        <w:t>假设所有的</w:t>
-      </w:r>
-      <w:r>
-        <w:rPr>
-          <w:rFonts w:ascii="Times New Roman" w:hAnsi="Times New Roman" w:eastAsia="Times New Roman" w:cs="Times New Roman"/>
-        </w:rPr>
-        <w:t xml:space="preserve"> </w:t>
-      </w:r>
-      <w:r>
-        <w:rPr>
-          <w:rFonts w:hint="eastAsia" w:ascii="Times New Roman" w:hAnsi="Times New Roman" w:eastAsia="Times New Roman" w:cs="Times New Roman"/>
-        </w:rPr>
-        <w:t xml:space="preserve">G，M</w:t>
-      </w:r>
-      <w:r>
-        <w:rPr>
-          <w:rFonts w:ascii="Times New Roman" w:hAnsi="Times New Roman" w:eastAsia="Times New Roman" w:cs="Times New Roman"/>
-        </w:rPr>
-        <w:t xml:space="preserve"> </w:t>
-      </w:r>
-      <w:r>
-        <w:rPr>
-          <w:rFonts w:hint="eastAsia" w:ascii="Times New Roman" w:hAnsi="Times New Roman" w:eastAsia="FangSong" w:cs="Times New Roman"/>
-        </w:rPr>
-        <w:t>都以沉淀形式存在</w:t>
-      </w:r>
-      <w:r>
-        <w:rPr>
-          <w:rFonts w:hint="eastAsia" w:ascii="Times New Roman" w:hAnsi="Times New Roman" w:eastAsia="Times New Roman" w:cs="Times New Roman"/>
-        </w:rPr>
-        <w:t>，</w:t>
-      </w:r>
-      <w:r>
-        <w:rPr>
-          <w:rFonts w:hint="eastAsia" w:ascii="Times New Roman" w:hAnsi="Times New Roman" w:eastAsia="FangSong" w:cs="Times New Roman"/>
-        </w:rPr>
-        <w:t>硝酸的主要还原产物为</w:t>
-      </w:r>
-      <w:r>
-        <w:rPr>
-          <w:rFonts w:ascii="Times New Roman" w:hAnsi="Times New Roman" w:eastAsia="Times New Roman" w:cs="Times New Roman"/>
-        </w:rPr>
-        <w:t xml:space="preserve"> </w:t>
-      </w:r>
-      <w:r>
-        <w:rPr>
-          <w:rFonts w:hint="eastAsia" w:ascii="Times New Roman" w:hAnsi="Times New Roman" w:eastAsia="Times New Roman" w:cs="Times New Roman"/>
-        </w:rPr>
-        <w:t>NO，</w:t>
-      </w:r>
-      <w:r>
-        <w:rPr>
-          <w:rFonts w:hint="eastAsia" w:ascii="Times New Roman" w:hAnsi="Times New Roman" w:eastAsia="FangSong" w:cs="Times New Roman"/>
-        </w:rPr>
-        <w:t>试写出离子方程式</w:t>
-      </w:r>
-      <w:r>
-        <w:rPr>
-          <w:rFonts w:hint="eastAsia" w:ascii="Times New Roman" w:hAnsi="Times New Roman" w:eastAsia="Times New Roman" w:cs="Times New Roman"/>
-        </w:rPr>
-        <w:t>。</w:t>
-      </w:r>
-    </w:p>
-    <w:p>
-      <w:pPr>
-        <w:pStyle w:val="FirstParagraph"/>
-      </w:pPr>
-      <w:r>
-        <w:rPr>
-          <w:rFonts w:ascii="Times New Roman" w:hAnsi="Times New Roman" w:eastAsia="Times New Roman" w:cs="Times New Roman"/>
-        </w:rPr>
-        <w:t>(1)Mo Si MoSi</w:t>
-      </w:r>
-      <w:r>
-        <w:rPr>
-          <w:rFonts w:ascii="Times New Roman" w:hAnsi="Times New Roman" w:eastAsia="Times New Roman" w:cs="Times New Roman"/>
-          <w:vertAlign w:val="subscript"/>
-        </w:rPr>
-        <w:t>2</w:t>
-      </w:r>
-      <w:r>
-        <w:rPr>
-          <w:rFonts w:ascii="Times New Roman" w:hAnsi="Times New Roman" w:eastAsia="Times New Roman" w:cs="Times New Roman"/>
-        </w:rPr>
-        <w:t xml:space="preserve"> MoS</w:t>
-      </w:r>
-      <w:r>
-        <w:rPr>
-          <w:rFonts w:ascii="Times New Roman" w:hAnsi="Times New Roman" w:eastAsia="Times New Roman" w:cs="Times New Roman"/>
-          <w:vertAlign w:val="subscript"/>
-        </w:rPr>
-        <w:t>2</w:t>
-      </w:r>
-    </w:p>
-    <w:p>
-      <w:pPr>
-        <w:pStyle w:val="Compact"/>
-        <w:numPr>
-          <w:ilvl w:val="0"/>
-          <w:numId w:val="1012"/>
-        </w:numPr>
         <w:spacing w:before="160" w:after="80"/>
         <w:jc w:val="center"/>
       </w:pPr>
@@ -8815,18 +7526,18 @@
           <wp:inline>
             <wp:extent cx="3600000" cy="1960876"/>
             <wp:effectExtent b="0" l="0" r="0" t="0"/>
-            <wp:docPr descr="" title="" id="44" name="Picture"/>
+            <wp:docPr descr="" title="" id="42" name="Picture"/>
             <a:graphic>
               <a:graphicData uri="http://schemas.openxmlformats.org/drawingml/2006/picture">
                 <pic:pic>
                   <pic:nvPicPr>
-                    <pic:cNvPr descr="7bec830cd4ea43eee8090d485a26b7157009e4a95439a57c4f0bf005b873bf71.jpg" id="45" name="Picture"/>
+                    <pic:cNvPr descr="7bec830cd4ea43eee8090d485a26b7157009e4a95439a57c4f0bf005b873bf71.jpg" id="43" name="Picture"/>
                     <pic:cNvPicPr>
                       <a:picLocks noChangeArrowheads="1" noChangeAspect="1"/>
                     </pic:cNvPicPr>
                   </pic:nvPicPr>
                   <pic:blipFill>
-                    <a:blip r:embed="rId43"/>
+                    <a:blip r:embed="rId41"/>
                     <a:stretch>
                       <a:fillRect/>
                     </a:stretch>
@@ -9026,7 +7737,7 @@
         <w:pStyle w:val="Compact"/>
         <w:numPr>
           <w:ilvl w:val="0"/>
-          <w:numId w:val="1013"/>
+          <w:numId w:val="1012"/>
         </w:numPr>
         <w:ind w:firstLine="420"/>
       </w:pPr>
@@ -9753,152 +8464,459 @@
         </w:pict>
       </w:r>
     </w:p>
+    <w:bookmarkEnd w:id="44"/>
+    <w:bookmarkStart w:id="48" w:name="第12题"/>
     <w:p>
       <w:pPr>
-        <w:spacing w:before="160" w:after="80"/>
-      </w:pPr>
-      <w:r>
-        <w:pict>
-          <v:rect style="width:0;height:1.5pt" o:hralign="center" o:hrstd="t" o:hr="t"/>
-        </w:pict>
+        <w:pStyle w:val="Heading3"/>
+        <w:spacing w:before="280" w:after="120"/>
+      </w:pPr>
+      <w:r>
+        <w:rPr>
+          <w:rFonts w:hint="eastAsia" w:ascii="Times New Roman" w:hAnsi="Times New Roman" w:eastAsia="SimHei" w:cs="Times New Roman"/>
+        </w:rPr>
+        <w:t>第</w:t>
+      </w:r>
+      <w:r>
+        <w:rPr>
+          <w:rFonts w:hint="eastAsia" w:ascii="Times New Roman" w:hAnsi="Times New Roman" w:eastAsia="Times New Roman" w:cs="Times New Roman"/>
+        </w:rPr>
+        <w:t>12</w:t>
+      </w:r>
+      <w:r>
+        <w:rPr>
+          <w:rFonts w:hint="eastAsia" w:ascii="Times New Roman" w:hAnsi="Times New Roman" w:eastAsia="SimHei" w:cs="Times New Roman"/>
+        </w:rPr>
+        <w:t>题</w:t>
       </w:r>
     </w:p>
     <w:p>
       <w:pPr>
-        <w:spacing w:before="160" w:after="80"/>
-      </w:pPr>
-      <w:r>
-        <w:pict>
-          <v:rect style="width:0;height:1.5pt" o:hralign="center" o:hrstd="t" o:hr="t"/>
-        </w:pict>
-      </w:r>
-    </w:p>
-    <w:bookmarkEnd w:id="46"/>
-    <w:bookmarkStart w:id="50" w:name="第12题"/>
-    <w:p>
-      <w:pPr>
-        <w:pStyle w:val="Heading3"/>
-        <w:spacing w:before="280" w:after="120"/>
-      </w:pPr>
-      <w:r>
-        <w:rPr>
-          <w:rFonts w:hint="eastAsia" w:ascii="Times New Roman" w:hAnsi="Times New Roman" w:eastAsia="SimHei" w:cs="Times New Roman"/>
-        </w:rPr>
-        <w:t>第</w:t>
-      </w:r>
-      <w:r>
-        <w:rPr>
-          <w:rFonts w:hint="eastAsia" w:ascii="Times New Roman" w:hAnsi="Times New Roman" w:eastAsia="Times New Roman" w:cs="Times New Roman"/>
-        </w:rPr>
-        <w:t>12</w:t>
-      </w:r>
-      <w:r>
-        <w:rPr>
-          <w:rFonts w:hint="eastAsia" w:ascii="Times New Roman" w:hAnsi="Times New Roman" w:eastAsia="SimHei" w:cs="Times New Roman"/>
-        </w:rPr>
-        <w:t>题</w:t>
+        <w:pStyle w:val="BlockText"/>
+        <w:ind w:firstLine="420"/>
+      </w:pPr>
+      <w:r>
+        <w:rPr>
+          <w:rFonts w:hint="eastAsia" w:ascii="Times New Roman" w:hAnsi="Times New Roman" w:eastAsia="FangSong" w:cs="Times New Roman"/>
+        </w:rPr>
+        <w:t>来源</w:t>
+      </w:r>
+      <w:r>
+        <w:rPr>
+          <w:rFonts w:hint="eastAsia" w:ascii="Times New Roman" w:hAnsi="Times New Roman" w:eastAsia="Times New Roman" w:cs="Times New Roman"/>
+        </w:rPr>
+        <w:t>：</w:t>
+      </w:r>
+      <w:r>
+        <w:rPr>
+          <w:rFonts w:hint="eastAsia" w:ascii="Times New Roman" w:hAnsi="Times New Roman" w:eastAsia="FangSong" w:cs="Times New Roman"/>
+        </w:rPr>
+        <w:t>汇智竞赛题目</w:t>
       </w:r>
     </w:p>
     <w:p>
       <w:pPr>
-        <w:pStyle w:val="BlockText"/>
+        <w:pStyle w:val="FirstParagraph"/>
         <w:ind w:firstLine="420"/>
       </w:pPr>
       <w:r>
         <w:rPr>
-          <w:rFonts w:hint="eastAsia" w:ascii="Times New Roman" w:hAnsi="Times New Roman" w:eastAsia="FangSong" w:cs="Times New Roman"/>
-        </w:rPr>
-        <w:t>来源</w:t>
-      </w:r>
-      <w:r>
-        <w:rPr>
-          <w:rFonts w:hint="eastAsia" w:ascii="Times New Roman" w:hAnsi="Times New Roman" w:eastAsia="Times New Roman" w:cs="Times New Roman"/>
-        </w:rPr>
-        <w:t>：</w:t>
-      </w:r>
-      <w:r>
-        <w:rPr>
-          <w:rFonts w:hint="eastAsia" w:ascii="Times New Roman" w:hAnsi="Times New Roman" w:eastAsia="FangSong" w:cs="Times New Roman"/>
-        </w:rPr>
-        <w:t>汇智竞赛题目</w:t>
+          <w:rFonts w:ascii="Times New Roman" w:hAnsi="Times New Roman" w:eastAsia="Times New Roman" w:cs="Times New Roman"/>
+        </w:rPr>
+        <w:t xml:space="preserve">MAX(M </w:t>
+      </w:r>
+      <w:r>
+        <w:rPr>
+          <w:rFonts w:hint="eastAsia" w:ascii="Times New Roman" w:hAnsi="Times New Roman" w:eastAsia="FangSong" w:cs="Times New Roman"/>
+        </w:rPr>
+        <w:t>代表过渡金属元素</w:t>
+      </w:r>
+      <w:r>
+        <w:rPr>
+          <w:rFonts w:hint="eastAsia" w:ascii="Times New Roman" w:hAnsi="Times New Roman" w:eastAsia="Times New Roman" w:cs="Times New Roman"/>
+        </w:rPr>
+        <w:t>，A</w:t>
+      </w:r>
+      <w:r>
+        <w:rPr>
+          <w:rFonts w:ascii="Times New Roman" w:hAnsi="Times New Roman" w:eastAsia="Times New Roman" w:cs="Times New Roman"/>
+        </w:rPr>
+        <w:t xml:space="preserve"> </w:t>
+      </w:r>
+      <w:r>
+        <w:rPr>
+          <w:rFonts w:hint="eastAsia" w:ascii="Times New Roman" w:hAnsi="Times New Roman" w:eastAsia="FangSong" w:cs="Times New Roman"/>
+        </w:rPr>
+        <w:t>代表主族元素</w:t>
+      </w:r>
+      <w:r>
+        <w:rPr>
+          <w:rFonts w:hint="eastAsia" w:ascii="Times New Roman" w:hAnsi="Times New Roman" w:eastAsia="Times New Roman" w:cs="Times New Roman"/>
+        </w:rPr>
+        <w:t>，X</w:t>
+      </w:r>
+      <w:r>
+        <w:rPr>
+          <w:rFonts w:ascii="Times New Roman" w:hAnsi="Times New Roman" w:eastAsia="Times New Roman" w:cs="Times New Roman"/>
+        </w:rPr>
+        <w:t xml:space="preserve"> </w:t>
+      </w:r>
+      <w:r>
+        <w:rPr>
+          <w:rFonts w:hint="eastAsia" w:ascii="Times New Roman" w:hAnsi="Times New Roman" w:eastAsia="FangSong" w:cs="Times New Roman"/>
+        </w:rPr>
+        <w:t>代表碳或氮</w:t>
+      </w:r>
+      <w:r>
+        <w:rPr>
+          <w:rFonts w:hint="eastAsia" w:ascii="Times New Roman" w:hAnsi="Times New Roman" w:eastAsia="Times New Roman" w:cs="Times New Roman"/>
+        </w:rPr>
+        <w:t>)</w:t>
+      </w:r>
+      <w:r>
+        <w:rPr>
+          <w:rFonts w:hint="eastAsia" w:ascii="Times New Roman" w:hAnsi="Times New Roman" w:eastAsia="FangSong" w:cs="Times New Roman"/>
+        </w:rPr>
+        <w:t>相是一类备受关注的新型陶瓷材料</w:t>
+      </w:r>
+      <w:r>
+        <w:rPr>
+          <w:rFonts w:hint="eastAsia" w:ascii="Times New Roman" w:hAnsi="Times New Roman" w:eastAsia="Times New Roman" w:cs="Times New Roman"/>
+        </w:rPr>
+        <w:t>。</w:t>
+      </w:r>
+      <w:r>
+        <w:rPr>
+          <w:rFonts w:hint="eastAsia" w:ascii="Times New Roman" w:hAnsi="Times New Roman" w:eastAsia="FangSong" w:cs="Times New Roman"/>
+        </w:rPr>
+        <w:t>由于独特的层状晶体结构</w:t>
+      </w:r>
+      <w:r>
+        <w:rPr>
+          <w:rFonts w:hint="eastAsia" w:ascii="Times New Roman" w:hAnsi="Times New Roman" w:eastAsia="Times New Roman" w:cs="Times New Roman"/>
+        </w:rPr>
+        <w:t>，</w:t>
+      </w:r>
+      <w:r>
+        <w:rPr>
+          <w:rFonts w:hint="eastAsia" w:ascii="Times New Roman" w:hAnsi="Times New Roman" w:eastAsia="FangSong" w:cs="Times New Roman"/>
+        </w:rPr>
+        <w:t>其具有自润滑</w:t>
+      </w:r>
+      <w:r>
+        <w:rPr>
+          <w:rFonts w:hint="eastAsia" w:ascii="Times New Roman" w:hAnsi="Times New Roman" w:eastAsia="Times New Roman" w:cs="Times New Roman"/>
+        </w:rPr>
+        <w:t>、</w:t>
+      </w:r>
+      <w:r>
+        <w:rPr>
+          <w:rFonts w:hint="eastAsia" w:ascii="Times New Roman" w:hAnsi="Times New Roman" w:eastAsia="FangSong" w:cs="Times New Roman"/>
+        </w:rPr>
+        <w:t>高韧性</w:t>
+      </w:r>
+      <w:r>
+        <w:rPr>
+          <w:rFonts w:hint="eastAsia" w:ascii="Times New Roman" w:hAnsi="Times New Roman" w:eastAsia="Times New Roman" w:cs="Times New Roman"/>
+        </w:rPr>
+        <w:t>、</w:t>
+      </w:r>
+      <w:r>
+        <w:rPr>
+          <w:rFonts w:hint="eastAsia" w:ascii="Times New Roman" w:hAnsi="Times New Roman" w:eastAsia="FangSong" w:cs="Times New Roman"/>
+        </w:rPr>
+        <w:t>可导电等性能</w:t>
+      </w:r>
+      <w:r>
+        <w:rPr>
+          <w:rFonts w:hint="eastAsia" w:ascii="Times New Roman" w:hAnsi="Times New Roman" w:eastAsia="Times New Roman" w:cs="Times New Roman"/>
+        </w:rPr>
+        <w:t>，</w:t>
+      </w:r>
+      <w:r>
+        <w:rPr>
+          <w:rFonts w:hint="eastAsia" w:ascii="Times New Roman" w:hAnsi="Times New Roman" w:eastAsia="FangSong" w:cs="Times New Roman"/>
+        </w:rPr>
+        <w:t>可作为高温结构材料</w:t>
+      </w:r>
+      <w:r>
+        <w:rPr>
+          <w:rFonts w:hint="eastAsia" w:ascii="Times New Roman" w:hAnsi="Times New Roman" w:eastAsia="Times New Roman" w:cs="Times New Roman"/>
+        </w:rPr>
+        <w:t>、</w:t>
+      </w:r>
+      <w:r>
+        <w:rPr>
+          <w:rFonts w:hint="eastAsia" w:ascii="Times New Roman" w:hAnsi="Times New Roman" w:eastAsia="FangSong" w:cs="Times New Roman"/>
+        </w:rPr>
+        <w:t>电极材料和化学防腐蚀材料</w:t>
+      </w:r>
+      <w:r>
+        <w:rPr>
+          <w:rFonts w:hint="eastAsia" w:ascii="Times New Roman" w:hAnsi="Times New Roman" w:eastAsia="Times New Roman" w:cs="Times New Roman"/>
+        </w:rPr>
+        <w:t>。</w:t>
+      </w:r>
+      <w:r>
+        <w:rPr>
+          <w:rFonts w:hint="eastAsia" w:ascii="Times New Roman" w:hAnsi="Times New Roman" w:eastAsia="FangSong" w:cs="Times New Roman"/>
+        </w:rPr>
+        <w:t>某</w:t>
+      </w:r>
+      <w:r>
+        <w:rPr>
+          <w:rFonts w:ascii="Times New Roman" w:hAnsi="Times New Roman" w:eastAsia="Times New Roman" w:cs="Times New Roman"/>
+        </w:rPr>
+        <w:t xml:space="preserve"> MAX </w:t>
+      </w:r>
+      <w:r>
+        <w:rPr>
+          <w:rFonts w:hint="eastAsia" w:ascii="Times New Roman" w:hAnsi="Times New Roman" w:eastAsia="FangSong" w:cs="Times New Roman"/>
+        </w:rPr>
+        <w:t xml:space="preserve">相材料含有</w:t>
+      </w:r>
+      <w:r>
+        <w:rPr>
+          <w:rFonts w:ascii="Times New Roman" w:hAnsi="Times New Roman" w:eastAsia="Times New Roman" w:cs="Times New Roman"/>
+        </w:rPr>
+        <w:t xml:space="preserve"> Ti、Al、N </w:t>
+      </w:r>
+      <w:r>
+        <w:rPr>
+          <w:rFonts w:hint="eastAsia" w:ascii="Times New Roman" w:hAnsi="Times New Roman" w:eastAsia="FangSong" w:cs="Times New Roman"/>
+        </w:rPr>
+        <w:t xml:space="preserve">共</w:t>
+      </w:r>
+      <w:r>
+        <w:rPr>
+          <w:rFonts w:ascii="Times New Roman" w:hAnsi="Times New Roman" w:eastAsia="Times New Roman" w:cs="Times New Roman"/>
+        </w:rPr>
+        <w:t xml:space="preserve"> 3 </w:t>
+      </w:r>
+      <w:r>
+        <w:rPr>
+          <w:rFonts w:hint="eastAsia" w:ascii="Times New Roman" w:hAnsi="Times New Roman" w:eastAsia="FangSong" w:cs="Times New Roman"/>
+        </w:rPr>
+        <w:t>种原子</w:t>
+      </w:r>
+      <w:r>
+        <w:rPr>
+          <w:rFonts w:hint="eastAsia" w:ascii="Times New Roman" w:hAnsi="Times New Roman" w:eastAsia="Times New Roman" w:cs="Times New Roman"/>
+        </w:rPr>
+        <w:t>，</w:t>
+      </w:r>
+      <w:r>
+        <w:rPr>
+          <w:rFonts w:hint="eastAsia" w:ascii="Times New Roman" w:hAnsi="Times New Roman" w:eastAsia="FangSong" w:cs="Times New Roman"/>
+        </w:rPr>
+        <w:t>属六方晶系</w:t>
+      </w:r>
+      <w:r>
+        <w:rPr>
+          <w:rFonts w:hint="eastAsia" w:ascii="Times New Roman" w:hAnsi="Times New Roman" w:eastAsia="Times New Roman" w:cs="Times New Roman"/>
+        </w:rPr>
+        <w:t>，Ti</w:t>
+      </w:r>
+      <w:r>
+        <w:rPr>
+          <w:rFonts w:ascii="Times New Roman" w:hAnsi="Times New Roman" w:eastAsia="Times New Roman" w:cs="Times New Roman"/>
+        </w:rPr>
+        <w:t xml:space="preserve"> </w:t>
+      </w:r>
+      <w:r>
+        <w:rPr>
+          <w:rFonts w:hint="eastAsia" w:ascii="Times New Roman" w:hAnsi="Times New Roman" w:eastAsia="FangSong" w:cs="Times New Roman"/>
+        </w:rPr>
+        <w:t>原子的堆积方式为</w:t>
+      </w:r>
+      <w:r>
+        <w:rPr>
+          <w:rFonts w:hint="eastAsia" w:ascii="Times New Roman" w:hAnsi="Times New Roman" w:eastAsia="Times New Roman" w:cs="Times New Roman"/>
+        </w:rPr>
+        <w:t>…BACBBCABBACBBCAB…，</w:t>
+      </w:r>
+      <w:r>
+        <w:rPr>
+          <w:rFonts w:hint="eastAsia" w:ascii="Times New Roman" w:hAnsi="Times New Roman" w:eastAsia="FangSong" w:cs="Times New Roman"/>
+        </w:rPr>
+        <w:t>其中</w:t>
+      </w:r>
+      <w:r>
+        <w:rPr>
+          <w:rFonts w:ascii="Times New Roman" w:hAnsi="Times New Roman" w:eastAsia="Times New Roman" w:cs="Times New Roman"/>
+        </w:rPr>
+        <w:t xml:space="preserve"> A、B、C </w:t>
+      </w:r>
+      <w:r>
+        <w:rPr>
+          <w:rFonts w:hint="eastAsia" w:ascii="Times New Roman" w:hAnsi="Times New Roman" w:eastAsia="FangSong" w:cs="Times New Roman"/>
+        </w:rPr>
+        <w:t>都是密置单层</w:t>
+      </w:r>
+      <w:r>
+        <w:rPr>
+          <w:rFonts w:hint="eastAsia" w:ascii="Times New Roman" w:hAnsi="Times New Roman" w:eastAsia="Times New Roman" w:cs="Times New Roman"/>
+        </w:rPr>
+        <w:t>。N</w:t>
+      </w:r>
+      <w:r>
+        <w:rPr>
+          <w:rFonts w:ascii="Times New Roman" w:hAnsi="Times New Roman" w:eastAsia="Times New Roman" w:cs="Times New Roman"/>
+        </w:rPr>
+        <w:t xml:space="preserve"> </w:t>
+      </w:r>
+      <w:r>
+        <w:rPr>
+          <w:rFonts w:hint="eastAsia" w:ascii="Times New Roman" w:hAnsi="Times New Roman" w:eastAsia="FangSong" w:cs="Times New Roman"/>
+        </w:rPr>
+        <w:t>原子占据所有的正八面体空隙</w:t>
+      </w:r>
+      <w:r>
+        <w:rPr>
+          <w:rFonts w:hint="eastAsia" w:ascii="Times New Roman" w:hAnsi="Times New Roman" w:eastAsia="Times New Roman" w:cs="Times New Roman"/>
+        </w:rPr>
+        <w:t>，</w:t>
+      </w:r>
+      <w:r>
+        <w:rPr>
+          <w:rFonts w:hint="eastAsia" w:ascii="Times New Roman" w:hAnsi="Times New Roman" w:eastAsia="FangSong" w:cs="Times New Roman"/>
+        </w:rPr>
+        <w:t>而</w:t>
+      </w:r>
+      <w:r>
+        <w:rPr>
+          <w:rFonts w:ascii="Times New Roman" w:hAnsi="Times New Roman" w:eastAsia="Times New Roman" w:cs="Times New Roman"/>
+        </w:rPr>
+        <w:t xml:space="preserve"> Al </w:t>
+      </w:r>
+      <w:r>
+        <w:rPr>
+          <w:rFonts w:hint="eastAsia" w:ascii="Times New Roman" w:hAnsi="Times New Roman" w:eastAsia="FangSong" w:cs="Times New Roman"/>
+        </w:rPr>
+        <w:t>原子占据一半的三棱柱空隙</w:t>
+      </w:r>
+      <w:r>
+        <w:rPr>
+          <w:rFonts w:hint="eastAsia" w:ascii="Times New Roman" w:hAnsi="Times New Roman" w:eastAsia="Times New Roman" w:cs="Times New Roman"/>
+        </w:rPr>
+        <w:t>。</w:t>
+      </w:r>
+      <w:r>
+        <w:rPr>
+          <w:rFonts w:hint="eastAsia" w:ascii="Times New Roman" w:hAnsi="Times New Roman" w:eastAsia="FangSong" w:cs="Times New Roman"/>
+        </w:rPr>
+        <w:t>如果</w:t>
+      </w:r>
+      <w:r>
+        <w:rPr>
+          <w:rFonts w:ascii="Times New Roman" w:hAnsi="Times New Roman" w:eastAsia="Times New Roman" w:cs="Times New Roman"/>
+        </w:rPr>
+        <w:t xml:space="preserve"> Ti </w:t>
+      </w:r>
+      <w:r>
+        <w:rPr>
+          <w:rFonts w:hint="eastAsia" w:ascii="Times New Roman" w:hAnsi="Times New Roman" w:eastAsia="FangSong" w:cs="Times New Roman"/>
+        </w:rPr>
+        <w:t xml:space="preserve">原子上下同时接触</w:t>
+      </w:r>
+      <w:r>
+        <w:rPr>
+          <w:rFonts w:ascii="Times New Roman" w:hAnsi="Times New Roman" w:eastAsia="Times New Roman" w:cs="Times New Roman"/>
+        </w:rPr>
+        <w:t xml:space="preserve"> N </w:t>
+      </w:r>
+      <w:r>
+        <w:rPr>
+          <w:rFonts w:hint="eastAsia" w:ascii="Times New Roman" w:hAnsi="Times New Roman" w:eastAsia="FangSong" w:cs="Times New Roman"/>
+        </w:rPr>
+        <w:t xml:space="preserve">和</w:t>
+      </w:r>
+      <w:r>
+        <w:rPr>
+          <w:rFonts w:ascii="Times New Roman" w:hAnsi="Times New Roman" w:eastAsia="Times New Roman" w:cs="Times New Roman"/>
+        </w:rPr>
+        <w:t xml:space="preserve"> Al </w:t>
+      </w:r>
+      <w:r>
+        <w:rPr>
+          <w:rFonts w:hint="eastAsia" w:ascii="Times New Roman" w:hAnsi="Times New Roman" w:eastAsia="FangSong" w:cs="Times New Roman"/>
+        </w:rPr>
+        <w:t>原子</w:t>
+      </w:r>
+      <w:r>
+        <w:rPr>
+          <w:rFonts w:hint="eastAsia" w:ascii="Times New Roman" w:hAnsi="Times New Roman" w:eastAsia="Times New Roman" w:cs="Times New Roman"/>
+        </w:rPr>
+        <w:t>，</w:t>
+      </w:r>
+      <w:r>
+        <w:rPr>
+          <w:rFonts w:hint="eastAsia" w:ascii="Times New Roman" w:hAnsi="Times New Roman" w:eastAsia="FangSong" w:cs="Times New Roman"/>
+        </w:rPr>
+        <w:t>则沿着晶胞</w:t>
+      </w:r>
+      <w:r>
+        <w:rPr>
+          <w:rFonts w:ascii="Times New Roman" w:hAnsi="Times New Roman" w:eastAsia="Times New Roman" w:cs="Times New Roman"/>
+        </w:rPr>
+        <w:t xml:space="preserve"> c </w:t>
+      </w:r>
+      <w:r>
+        <w:rPr>
+          <w:rFonts w:hint="eastAsia" w:ascii="Times New Roman" w:hAnsi="Times New Roman" w:eastAsia="FangSong" w:cs="Times New Roman"/>
+        </w:rPr>
+        <w:t>轴方向</w:t>
+      </w:r>
+      <w:r>
+        <w:rPr>
+          <w:rFonts w:hint="eastAsia" w:ascii="Times New Roman" w:hAnsi="Times New Roman" w:eastAsia="Times New Roman" w:cs="Times New Roman"/>
+        </w:rPr>
+        <w:t>，Al</w:t>
+      </w:r>
+      <w:r>
+        <w:rPr>
+          <w:rFonts w:ascii="Times New Roman" w:hAnsi="Times New Roman" w:eastAsia="Times New Roman" w:cs="Times New Roman"/>
+        </w:rPr>
+        <w:t xml:space="preserve"> </w:t>
+      </w:r>
+      <w:r>
+        <w:rPr>
+          <w:rFonts w:hint="eastAsia" w:ascii="Times New Roman" w:hAnsi="Times New Roman" w:eastAsia="FangSong" w:cs="Times New Roman"/>
+        </w:rPr>
+        <w:t xml:space="preserve">和</w:t>
+      </w:r>
+      <w:r>
+        <w:rPr>
+          <w:rFonts w:ascii="Times New Roman" w:hAnsi="Times New Roman" w:eastAsia="Times New Roman" w:cs="Times New Roman"/>
+        </w:rPr>
+        <w:t xml:space="preserve"> N </w:t>
+      </w:r>
+      <w:r>
+        <w:rPr>
+          <w:rFonts w:hint="eastAsia" w:ascii="Times New Roman" w:hAnsi="Times New Roman" w:eastAsia="FangSong" w:cs="Times New Roman"/>
+        </w:rPr>
+        <w:t>原子的投影重合</w:t>
+      </w:r>
+      <w:r>
+        <w:rPr>
+          <w:rFonts w:hint="eastAsia" w:ascii="Times New Roman" w:hAnsi="Times New Roman" w:eastAsia="Times New Roman" w:cs="Times New Roman"/>
+        </w:rPr>
+        <w:t>。</w:t>
       </w:r>
     </w:p>
     <w:p>
       <w:pPr>
-        <w:pStyle w:val="FirstParagraph"/>
+        <w:numPr>
+          <w:ilvl w:val="0"/>
+          <w:numId w:val="1013"/>
+        </w:numPr>
         <w:ind w:firstLine="420"/>
       </w:pPr>
       <w:r>
         <w:rPr>
-          <w:rFonts w:ascii="Times New Roman" w:hAnsi="Times New Roman" w:eastAsia="Times New Roman" w:cs="Times New Roman"/>
-        </w:rPr>
-        <w:t xml:space="preserve">MAX(M </w:t>
-      </w:r>
-      <w:r>
-        <w:rPr>
-          <w:rFonts w:hint="eastAsia" w:ascii="Times New Roman" w:hAnsi="Times New Roman" w:eastAsia="FangSong" w:cs="Times New Roman"/>
-        </w:rPr>
-        <w:t>代表过渡金属元素</w:t>
-      </w:r>
-      <w:r>
-        <w:rPr>
-          <w:rFonts w:hint="eastAsia" w:ascii="Times New Roman" w:hAnsi="Times New Roman" w:eastAsia="Times New Roman" w:cs="Times New Roman"/>
-        </w:rPr>
-        <w:t>，A</w:t>
-      </w:r>
-      <w:r>
-        <w:rPr>
-          <w:rFonts w:ascii="Times New Roman" w:hAnsi="Times New Roman" w:eastAsia="Times New Roman" w:cs="Times New Roman"/>
-        </w:rPr>
-        <w:t xml:space="preserve"> </w:t>
-      </w:r>
-      <w:r>
-        <w:rPr>
-          <w:rFonts w:hint="eastAsia" w:ascii="Times New Roman" w:hAnsi="Times New Roman" w:eastAsia="FangSong" w:cs="Times New Roman"/>
-        </w:rPr>
-        <w:t>代表主族元素</w:t>
-      </w:r>
-      <w:r>
-        <w:rPr>
-          <w:rFonts w:hint="eastAsia" w:ascii="Times New Roman" w:hAnsi="Times New Roman" w:eastAsia="Times New Roman" w:cs="Times New Roman"/>
-        </w:rPr>
-        <w:t>，X</w:t>
-      </w:r>
-      <w:r>
-        <w:rPr>
-          <w:rFonts w:ascii="Times New Roman" w:hAnsi="Times New Roman" w:eastAsia="Times New Roman" w:cs="Times New Roman"/>
-        </w:rPr>
-        <w:t xml:space="preserve"> </w:t>
-      </w:r>
-      <w:r>
-        <w:rPr>
-          <w:rFonts w:hint="eastAsia" w:ascii="Times New Roman" w:hAnsi="Times New Roman" w:eastAsia="FangSong" w:cs="Times New Roman"/>
-        </w:rPr>
-        <w:t>代表碳或氮</w:t>
-      </w:r>
-      <w:r>
-        <w:rPr>
-          <w:rFonts w:hint="eastAsia" w:ascii="Times New Roman" w:hAnsi="Times New Roman" w:eastAsia="Times New Roman" w:cs="Times New Roman"/>
-        </w:rPr>
-        <w:t>)</w:t>
-      </w:r>
-      <w:r>
-        <w:rPr>
-          <w:rFonts w:hint="eastAsia" w:ascii="Times New Roman" w:hAnsi="Times New Roman" w:eastAsia="FangSong" w:cs="Times New Roman"/>
-        </w:rPr>
-        <w:t>相是一类备受关注的新型陶瓷材料</w:t>
-      </w:r>
-      <w:r>
-        <w:rPr>
-          <w:rFonts w:hint="eastAsia" w:ascii="Times New Roman" w:hAnsi="Times New Roman" w:eastAsia="Times New Roman" w:cs="Times New Roman"/>
-        </w:rPr>
-        <w:t>。</w:t>
-      </w:r>
-      <w:r>
-        <w:rPr>
-          <w:rFonts w:hint="eastAsia" w:ascii="Times New Roman" w:hAnsi="Times New Roman" w:eastAsia="FangSong" w:cs="Times New Roman"/>
-        </w:rPr>
-        <w:t>由于独特的层状晶体结构</w:t>
+          <w:rFonts w:hint="eastAsia" w:ascii="Times New Roman" w:hAnsi="Times New Roman" w:eastAsia="FangSong" w:cs="Times New Roman"/>
+        </w:rPr>
+        <w:t>写出该化合物的化学式</w:t>
       </w:r>
       <w:r>
         <w:rPr>
@@ -9910,301 +8928,7 @@
         <w:rPr>
           <w:rFonts w:hint="eastAsia" w:ascii="Times New Roman" w:hAnsi="Times New Roman" w:eastAsia="FangSong" w:cs="Times New Roman"/>
         </w:rPr>
-        <w:t>其具有自润滑</w:t>
-      </w:r>
-      <w:r>
-        <w:rPr>
-          <w:rFonts w:hint="eastAsia" w:ascii="Times New Roman" w:hAnsi="Times New Roman" w:eastAsia="Times New Roman" w:cs="Times New Roman"/>
-        </w:rPr>
-        <w:t>、</w:t>
-      </w:r>
-      <w:r>
-        <w:rPr>
-          <w:rFonts w:hint="eastAsia" w:ascii="Times New Roman" w:hAnsi="Times New Roman" w:eastAsia="FangSong" w:cs="Times New Roman"/>
-        </w:rPr>
-        <w:t>高韧性</w:t>
-      </w:r>
-      <w:r>
-        <w:rPr>
-          <w:rFonts w:hint="eastAsia" w:ascii="Times New Roman" w:hAnsi="Times New Roman" w:eastAsia="Times New Roman" w:cs="Times New Roman"/>
-        </w:rPr>
-        <w:t>、</w:t>
-      </w:r>
-      <w:r>
-        <w:rPr>
-          <w:rFonts w:hint="eastAsia" w:ascii="Times New Roman" w:hAnsi="Times New Roman" w:eastAsia="FangSong" w:cs="Times New Roman"/>
-        </w:rPr>
-        <w:t>可导电等性能</w:t>
-      </w:r>
-      <w:r>
-        <w:rPr>
-          <w:rFonts w:hint="eastAsia" w:ascii="Times New Roman" w:hAnsi="Times New Roman" w:eastAsia="Times New Roman" w:cs="Times New Roman"/>
-        </w:rPr>
-        <w:t>，</w:t>
-      </w:r>
-      <w:r>
-        <w:rPr>
-          <w:rFonts w:hint="eastAsia" w:ascii="Times New Roman" w:hAnsi="Times New Roman" w:eastAsia="FangSong" w:cs="Times New Roman"/>
-        </w:rPr>
-        <w:t>可作为高温结构材料</w:t>
-      </w:r>
-      <w:r>
-        <w:rPr>
-          <w:rFonts w:hint="eastAsia" w:ascii="Times New Roman" w:hAnsi="Times New Roman" w:eastAsia="Times New Roman" w:cs="Times New Roman"/>
-        </w:rPr>
-        <w:t>、</w:t>
-      </w:r>
-      <w:r>
-        <w:rPr>
-          <w:rFonts w:hint="eastAsia" w:ascii="Times New Roman" w:hAnsi="Times New Roman" w:eastAsia="FangSong" w:cs="Times New Roman"/>
-        </w:rPr>
-        <w:t>电极材料和化学防腐蚀材料</w:t>
-      </w:r>
-      <w:r>
-        <w:rPr>
-          <w:rFonts w:hint="eastAsia" w:ascii="Times New Roman" w:hAnsi="Times New Roman" w:eastAsia="Times New Roman" w:cs="Times New Roman"/>
-        </w:rPr>
-        <w:t>。</w:t>
-      </w:r>
-      <w:r>
-        <w:rPr>
-          <w:rFonts w:hint="eastAsia" w:ascii="Times New Roman" w:hAnsi="Times New Roman" w:eastAsia="FangSong" w:cs="Times New Roman"/>
-        </w:rPr>
-        <w:t>某</w:t>
-      </w:r>
-      <w:r>
-        <w:rPr>
-          <w:rFonts w:ascii="Times New Roman" w:hAnsi="Times New Roman" w:eastAsia="Times New Roman" w:cs="Times New Roman"/>
-        </w:rPr>
-        <w:t xml:space="preserve"> MAX </w:t>
-      </w:r>
-      <w:r>
-        <w:rPr>
-          <w:rFonts w:hint="eastAsia" w:ascii="Times New Roman" w:hAnsi="Times New Roman" w:eastAsia="FangSong" w:cs="Times New Roman"/>
-        </w:rPr>
-        <w:t xml:space="preserve">相材料含有</w:t>
-      </w:r>
-      <w:r>
-        <w:rPr>
-          <w:rFonts w:ascii="Times New Roman" w:hAnsi="Times New Roman" w:eastAsia="Times New Roman" w:cs="Times New Roman"/>
-        </w:rPr>
-        <w:t xml:space="preserve"> Ti、Al、N </w:t>
-      </w:r>
-      <w:r>
-        <w:rPr>
-          <w:rFonts w:hint="eastAsia" w:ascii="Times New Roman" w:hAnsi="Times New Roman" w:eastAsia="FangSong" w:cs="Times New Roman"/>
-        </w:rPr>
-        <w:t xml:space="preserve">共</w:t>
-      </w:r>
-      <w:r>
-        <w:rPr>
-          <w:rFonts w:ascii="Times New Roman" w:hAnsi="Times New Roman" w:eastAsia="Times New Roman" w:cs="Times New Roman"/>
-        </w:rPr>
-        <w:t xml:space="preserve"> 3 </w:t>
-      </w:r>
-      <w:r>
-        <w:rPr>
-          <w:rFonts w:hint="eastAsia" w:ascii="Times New Roman" w:hAnsi="Times New Roman" w:eastAsia="FangSong" w:cs="Times New Roman"/>
-        </w:rPr>
-        <w:t>种原子</w:t>
-      </w:r>
-      <w:r>
-        <w:rPr>
-          <w:rFonts w:hint="eastAsia" w:ascii="Times New Roman" w:hAnsi="Times New Roman" w:eastAsia="Times New Roman" w:cs="Times New Roman"/>
-        </w:rPr>
-        <w:t>，</w:t>
-      </w:r>
-      <w:r>
-        <w:rPr>
-          <w:rFonts w:hint="eastAsia" w:ascii="Times New Roman" w:hAnsi="Times New Roman" w:eastAsia="FangSong" w:cs="Times New Roman"/>
-        </w:rPr>
-        <w:t>属六方晶系</w:t>
-      </w:r>
-      <w:r>
-        <w:rPr>
-          <w:rFonts w:hint="eastAsia" w:ascii="Times New Roman" w:hAnsi="Times New Roman" w:eastAsia="Times New Roman" w:cs="Times New Roman"/>
-        </w:rPr>
-        <w:t>，Ti</w:t>
-      </w:r>
-      <w:r>
-        <w:rPr>
-          <w:rFonts w:ascii="Times New Roman" w:hAnsi="Times New Roman" w:eastAsia="Times New Roman" w:cs="Times New Roman"/>
-        </w:rPr>
-        <w:t xml:space="preserve"> </w:t>
-      </w:r>
-      <w:r>
-        <w:rPr>
-          <w:rFonts w:hint="eastAsia" w:ascii="Times New Roman" w:hAnsi="Times New Roman" w:eastAsia="FangSong" w:cs="Times New Roman"/>
-        </w:rPr>
-        <w:t>原子的堆积方式为</w:t>
-      </w:r>
-      <w:r>
-        <w:rPr>
-          <w:rFonts w:hint="eastAsia" w:ascii="Times New Roman" w:hAnsi="Times New Roman" w:eastAsia="Times New Roman" w:cs="Times New Roman"/>
-        </w:rPr>
-        <w:t>…BACBBCABBACBBCAB…，</w:t>
-      </w:r>
-      <w:r>
-        <w:rPr>
-          <w:rFonts w:hint="eastAsia" w:ascii="Times New Roman" w:hAnsi="Times New Roman" w:eastAsia="FangSong" w:cs="Times New Roman"/>
-        </w:rPr>
-        <w:t>其中</w:t>
-      </w:r>
-      <w:r>
-        <w:rPr>
-          <w:rFonts w:ascii="Times New Roman" w:hAnsi="Times New Roman" w:eastAsia="Times New Roman" w:cs="Times New Roman"/>
-        </w:rPr>
-        <w:t xml:space="preserve"> A、B、C </w:t>
-      </w:r>
-      <w:r>
-        <w:rPr>
-          <w:rFonts w:hint="eastAsia" w:ascii="Times New Roman" w:hAnsi="Times New Roman" w:eastAsia="FangSong" w:cs="Times New Roman"/>
-        </w:rPr>
-        <w:t>都是密置单层</w:t>
-      </w:r>
-      <w:r>
-        <w:rPr>
-          <w:rFonts w:hint="eastAsia" w:ascii="Times New Roman" w:hAnsi="Times New Roman" w:eastAsia="Times New Roman" w:cs="Times New Roman"/>
-        </w:rPr>
-        <w:t>。N</w:t>
-      </w:r>
-      <w:r>
-        <w:rPr>
-          <w:rFonts w:ascii="Times New Roman" w:hAnsi="Times New Roman" w:eastAsia="Times New Roman" w:cs="Times New Roman"/>
-        </w:rPr>
-        <w:t xml:space="preserve"> </w:t>
-      </w:r>
-      <w:r>
-        <w:rPr>
-          <w:rFonts w:hint="eastAsia" w:ascii="Times New Roman" w:hAnsi="Times New Roman" w:eastAsia="FangSong" w:cs="Times New Roman"/>
-        </w:rPr>
-        <w:t>原子占据所有的正八面体空隙</w:t>
-      </w:r>
-      <w:r>
-        <w:rPr>
-          <w:rFonts w:hint="eastAsia" w:ascii="Times New Roman" w:hAnsi="Times New Roman" w:eastAsia="Times New Roman" w:cs="Times New Roman"/>
-        </w:rPr>
-        <w:t>，</w:t>
-      </w:r>
-      <w:r>
-        <w:rPr>
-          <w:rFonts w:hint="eastAsia" w:ascii="Times New Roman" w:hAnsi="Times New Roman" w:eastAsia="FangSong" w:cs="Times New Roman"/>
-        </w:rPr>
-        <w:t>而</w:t>
-      </w:r>
-      <w:r>
-        <w:rPr>
-          <w:rFonts w:ascii="Times New Roman" w:hAnsi="Times New Roman" w:eastAsia="Times New Roman" w:cs="Times New Roman"/>
-        </w:rPr>
-        <w:t xml:space="preserve"> Al </w:t>
-      </w:r>
-      <w:r>
-        <w:rPr>
-          <w:rFonts w:hint="eastAsia" w:ascii="Times New Roman" w:hAnsi="Times New Roman" w:eastAsia="FangSong" w:cs="Times New Roman"/>
-        </w:rPr>
-        <w:t>原子占据一半的三棱柱空隙</w:t>
-      </w:r>
-      <w:r>
-        <w:rPr>
-          <w:rFonts w:hint="eastAsia" w:ascii="Times New Roman" w:hAnsi="Times New Roman" w:eastAsia="Times New Roman" w:cs="Times New Roman"/>
-        </w:rPr>
-        <w:t>。</w:t>
-      </w:r>
-      <w:r>
-        <w:rPr>
-          <w:rFonts w:hint="eastAsia" w:ascii="Times New Roman" w:hAnsi="Times New Roman" w:eastAsia="FangSong" w:cs="Times New Roman"/>
-        </w:rPr>
-        <w:t>如果</w:t>
-      </w:r>
-      <w:r>
-        <w:rPr>
-          <w:rFonts w:ascii="Times New Roman" w:hAnsi="Times New Roman" w:eastAsia="Times New Roman" w:cs="Times New Roman"/>
-        </w:rPr>
-        <w:t xml:space="preserve"> Ti </w:t>
-      </w:r>
-      <w:r>
-        <w:rPr>
-          <w:rFonts w:hint="eastAsia" w:ascii="Times New Roman" w:hAnsi="Times New Roman" w:eastAsia="FangSong" w:cs="Times New Roman"/>
-        </w:rPr>
-        <w:t xml:space="preserve">原子上下同时接触</w:t>
-      </w:r>
-      <w:r>
-        <w:rPr>
-          <w:rFonts w:ascii="Times New Roman" w:hAnsi="Times New Roman" w:eastAsia="Times New Roman" w:cs="Times New Roman"/>
-        </w:rPr>
-        <w:t xml:space="preserve"> N </w:t>
-      </w:r>
-      <w:r>
-        <w:rPr>
-          <w:rFonts w:hint="eastAsia" w:ascii="Times New Roman" w:hAnsi="Times New Roman" w:eastAsia="FangSong" w:cs="Times New Roman"/>
-        </w:rPr>
-        <w:t xml:space="preserve">和</w:t>
-      </w:r>
-      <w:r>
-        <w:rPr>
-          <w:rFonts w:ascii="Times New Roman" w:hAnsi="Times New Roman" w:eastAsia="Times New Roman" w:cs="Times New Roman"/>
-        </w:rPr>
-        <w:t xml:space="preserve"> Al </w:t>
-      </w:r>
-      <w:r>
-        <w:rPr>
-          <w:rFonts w:hint="eastAsia" w:ascii="Times New Roman" w:hAnsi="Times New Roman" w:eastAsia="FangSong" w:cs="Times New Roman"/>
-        </w:rPr>
-        <w:t>原子</w:t>
-      </w:r>
-      <w:r>
-        <w:rPr>
-          <w:rFonts w:hint="eastAsia" w:ascii="Times New Roman" w:hAnsi="Times New Roman" w:eastAsia="Times New Roman" w:cs="Times New Roman"/>
-        </w:rPr>
-        <w:t>，</w:t>
-      </w:r>
-      <w:r>
-        <w:rPr>
-          <w:rFonts w:hint="eastAsia" w:ascii="Times New Roman" w:hAnsi="Times New Roman" w:eastAsia="FangSong" w:cs="Times New Roman"/>
-        </w:rPr>
-        <w:t>则沿着晶胞</w:t>
-      </w:r>
-      <w:r>
-        <w:rPr>
-          <w:rFonts w:ascii="Times New Roman" w:hAnsi="Times New Roman" w:eastAsia="Times New Roman" w:cs="Times New Roman"/>
-        </w:rPr>
-        <w:t xml:space="preserve"> c </w:t>
-      </w:r>
-      <w:r>
-        <w:rPr>
-          <w:rFonts w:hint="eastAsia" w:ascii="Times New Roman" w:hAnsi="Times New Roman" w:eastAsia="FangSong" w:cs="Times New Roman"/>
-        </w:rPr>
-        <w:t>轴方向</w:t>
-      </w:r>
-      <w:r>
-        <w:rPr>
-          <w:rFonts w:hint="eastAsia" w:ascii="Times New Roman" w:hAnsi="Times New Roman" w:eastAsia="Times New Roman" w:cs="Times New Roman"/>
-        </w:rPr>
-        <w:t>，Al</w:t>
-      </w:r>
-      <w:r>
-        <w:rPr>
-          <w:rFonts w:ascii="Times New Roman" w:hAnsi="Times New Roman" w:eastAsia="Times New Roman" w:cs="Times New Roman"/>
-        </w:rPr>
-        <w:t xml:space="preserve"> </w:t>
-      </w:r>
-      <w:r>
-        <w:rPr>
-          <w:rFonts w:hint="eastAsia" w:ascii="Times New Roman" w:hAnsi="Times New Roman" w:eastAsia="FangSong" w:cs="Times New Roman"/>
-        </w:rPr>
-        <w:t xml:space="preserve">和</w:t>
-      </w:r>
-      <w:r>
-        <w:rPr>
-          <w:rFonts w:ascii="Times New Roman" w:hAnsi="Times New Roman" w:eastAsia="Times New Roman" w:cs="Times New Roman"/>
-        </w:rPr>
-        <w:t xml:space="preserve"> N </w:t>
-      </w:r>
-      <w:r>
-        <w:rPr>
-          <w:rFonts w:hint="eastAsia" w:ascii="Times New Roman" w:hAnsi="Times New Roman" w:eastAsia="FangSong" w:cs="Times New Roman"/>
-        </w:rPr>
-        <w:t>原子的投影重合</w:t>
+        <w:t>以及每个晶胞中的原子种类和个数</w:t>
       </w:r>
       <w:r>
         <w:rPr>
@@ -10215,419 +8939,156 @@
     </w:p>
     <w:p>
       <w:pPr>
-        <w:pStyle w:val="BodyText"/>
+        <w:numPr>
+          <w:ilvl w:val="0"/>
+          <w:numId w:val="1013"/>
+        </w:numPr>
         <w:ind w:firstLine="420"/>
       </w:pPr>
       <w:r>
         <w:rPr>
           <w:rFonts w:hint="eastAsia" w:ascii="Times New Roman" w:hAnsi="Times New Roman" w:eastAsia="FangSong" w:cs="Times New Roman"/>
-          <w:b/>
-          <w:bCs/>
-        </w:rPr>
-        <w:t xml:space="preserve">参考答案</w:t>
-      </w:r>
-      <w:r>
-        <w:rPr>
-          <w:rFonts w:hint="eastAsia" w:ascii="Times New Roman" w:hAnsi="Times New Roman" w:eastAsia="Times New Roman" w:cs="Times New Roman"/>
-        </w:rPr>
-        <w:t xml:space="preserve">：</w:t>
+        </w:rPr>
+        <w:t xml:space="preserve">沿着晶胞</w:t>
+      </w:r>
+      <w:r>
+        <w:rPr>
+          <w:rFonts w:ascii="Times New Roman" w:hAnsi="Times New Roman" w:eastAsia="Times New Roman" w:cs="Times New Roman"/>
+        </w:rPr>
+        <w:t xml:space="preserve"> c </w:t>
+      </w:r>
+      <w:r>
+        <w:rPr>
+          <w:rFonts w:hint="eastAsia" w:ascii="Times New Roman" w:hAnsi="Times New Roman" w:eastAsia="FangSong" w:cs="Times New Roman"/>
+        </w:rPr>
+        <w:t>轴方向</w:t>
+      </w:r>
+      <w:r>
+        <w:rPr>
+          <w:rFonts w:hint="eastAsia" w:ascii="Times New Roman" w:hAnsi="Times New Roman" w:eastAsia="Times New Roman" w:cs="Times New Roman"/>
+        </w:rPr>
+        <w:t>，</w:t>
+      </w:r>
+      <w:r>
+        <w:rPr>
+          <w:rFonts w:hint="eastAsia" w:ascii="Times New Roman" w:hAnsi="Times New Roman" w:eastAsia="FangSong" w:cs="Times New Roman"/>
+        </w:rPr>
+        <w:t>画一条同时含有</w:t>
+      </w:r>
+      <w:r>
+        <w:rPr>
+          <w:rFonts w:ascii="Times New Roman" w:hAnsi="Times New Roman" w:eastAsia="Times New Roman" w:cs="Times New Roman"/>
+        </w:rPr>
+        <w:t xml:space="preserve"> Ti </w:t>
+      </w:r>
+      <w:r>
+        <w:rPr>
+          <w:rFonts w:hint="eastAsia" w:ascii="Times New Roman" w:hAnsi="Times New Roman" w:eastAsia="FangSong" w:cs="Times New Roman"/>
+        </w:rPr>
+        <w:t xml:space="preserve">和</w:t>
+      </w:r>
+      <w:r>
+        <w:rPr>
+          <w:rFonts w:ascii="Times New Roman" w:hAnsi="Times New Roman" w:eastAsia="Times New Roman" w:cs="Times New Roman"/>
+        </w:rPr>
+        <w:t xml:space="preserve"> N </w:t>
+      </w:r>
+      <w:r>
+        <w:rPr>
+          <w:rFonts w:hint="eastAsia" w:ascii="Times New Roman" w:hAnsi="Times New Roman" w:eastAsia="FangSong" w:cs="Times New Roman"/>
+        </w:rPr>
+        <w:t>原子的直线</w:t>
+      </w:r>
+      <w:r>
+        <w:rPr>
+          <w:rFonts w:hint="eastAsia" w:ascii="Times New Roman" w:hAnsi="Times New Roman" w:eastAsia="Times New Roman" w:cs="Times New Roman"/>
+        </w:rPr>
+        <w:t>，</w:t>
+      </w:r>
+      <w:r>
+        <w:rPr>
+          <w:rFonts w:hint="eastAsia" w:ascii="Times New Roman" w:hAnsi="Times New Roman" w:eastAsia="FangSong" w:cs="Times New Roman"/>
+        </w:rPr>
+        <w:t>标出直线上的原子排列</w:t>
+      </w:r>
+      <w:r>
+        <w:rPr>
+          <w:rFonts w:hint="eastAsia" w:ascii="Times New Roman" w:hAnsi="Times New Roman" w:eastAsia="Times New Roman" w:cs="Times New Roman"/>
+        </w:rPr>
+        <w:t>（</w:t>
+      </w:r>
+      <w:r>
+        <w:rPr>
+          <w:rFonts w:hint="eastAsia" w:ascii="Times New Roman" w:hAnsi="Times New Roman" w:eastAsia="FangSong" w:cs="Times New Roman"/>
+        </w:rPr>
+        <w:t>无须考虑原子间距</w:t>
+      </w:r>
+      <w:r>
+        <w:rPr>
+          <w:rFonts w:hint="eastAsia" w:ascii="Times New Roman" w:hAnsi="Times New Roman" w:eastAsia="Times New Roman" w:cs="Times New Roman"/>
+        </w:rPr>
+        <w:t>，</w:t>
+      </w:r>
+      <w:r>
+        <w:rPr>
+          <w:rFonts w:hint="eastAsia" w:ascii="Times New Roman" w:hAnsi="Times New Roman" w:eastAsia="FangSong" w:cs="Times New Roman"/>
+        </w:rPr>
+        <w:t>直线上总原子数不少于</w:t>
+      </w:r>
+      <w:r>
+        <w:rPr>
+          <w:rFonts w:ascii="Times New Roman" w:hAnsi="Times New Roman" w:eastAsia="Times New Roman" w:cs="Times New Roman"/>
+        </w:rPr>
+        <w:t xml:space="preserve"> 10 </w:t>
+      </w:r>
+      <w:r>
+        <w:rPr>
+          <w:rFonts w:hint="eastAsia" w:ascii="Times New Roman" w:hAnsi="Times New Roman" w:eastAsia="FangSong" w:cs="Times New Roman"/>
+        </w:rPr>
+        <w:t>个</w:t>
+      </w:r>
+      <w:r>
+        <w:rPr>
+          <w:rFonts w:hint="eastAsia" w:ascii="Times New Roman" w:hAnsi="Times New Roman" w:eastAsia="Times New Roman" w:cs="Times New Roman"/>
+        </w:rPr>
+        <w:t>，Al、Ti、N</w:t>
+      </w:r>
+      <w:r>
+        <w:rPr>
+          <w:rFonts w:ascii="Times New Roman" w:hAnsi="Times New Roman" w:eastAsia="Times New Roman" w:cs="Times New Roman"/>
+        </w:rPr>
+        <w:t xml:space="preserve"> </w:t>
+      </w:r>
+      <w:r>
+        <w:rPr>
+          <w:rFonts w:hint="eastAsia" w:ascii="Times New Roman" w:hAnsi="Times New Roman" w:eastAsia="FangSong" w:cs="Times New Roman"/>
+        </w:rPr>
+        <w:t xml:space="preserve">原子分别用</w:t>
+      </w:r>
+      <w:r>
+        <w:rPr>
+          <w:rFonts w:ascii="Times New Roman" w:hAnsi="Times New Roman" w:eastAsia="Times New Roman" w:cs="Times New Roman"/>
+        </w:rPr>
+        <w:t xml:space="preserve"> ○、△、□ </w:t>
+      </w:r>
+      <w:r>
+        <w:rPr>
+          <w:rFonts w:hint="eastAsia" w:ascii="Times New Roman" w:hAnsi="Times New Roman" w:eastAsia="FangSong" w:cs="Times New Roman"/>
+        </w:rPr>
+        <w:t>表示</w:t>
+      </w:r>
+      <w:r>
+        <w:rPr>
+          <w:rFonts w:hint="eastAsia" w:ascii="Times New Roman" w:hAnsi="Times New Roman" w:eastAsia="Times New Roman" w:cs="Times New Roman"/>
+        </w:rPr>
+        <w:t>）。</w:t>
       </w:r>
     </w:p>
     <w:p>
       <w:pPr>
-        <w:pStyle w:val="BodyText"/>
-        <w:ind w:firstLine="420"/>
-      </w:pPr>
-      <w:r>
-        <w:rPr>
-          <w:rFonts w:ascii="Times New Roman" w:hAnsi="Times New Roman" w:eastAsia="Times New Roman" w:cs="Times New Roman"/>
-        </w:rPr>
-        <w:t xml:space="preserve">58-1 </w:t>
-      </w:r>
-      <w:r>
-        <w:rPr>
-          <w:rFonts w:hint="eastAsia" w:ascii="Times New Roman" w:hAnsi="Times New Roman" w:eastAsia="FangSong" w:cs="Times New Roman"/>
-        </w:rPr>
-        <w:t>写出该化合物的化学式</w:t>
-      </w:r>
-      <w:r>
-        <w:rPr>
-          <w:rFonts w:hint="eastAsia" w:ascii="Times New Roman" w:hAnsi="Times New Roman" w:eastAsia="Times New Roman" w:cs="Times New Roman"/>
-        </w:rPr>
-        <w:t>，</w:t>
-      </w:r>
-      <w:r>
-        <w:rPr>
-          <w:rFonts w:hint="eastAsia" w:ascii="Times New Roman" w:hAnsi="Times New Roman" w:eastAsia="FangSong" w:cs="Times New Roman"/>
-        </w:rPr>
-        <w:t>以及每个晶胞中的原子种类和个数</w:t>
-      </w:r>
-      <w:r>
-        <w:rPr>
-          <w:rFonts w:hint="eastAsia" w:ascii="Times New Roman" w:hAnsi="Times New Roman" w:eastAsia="Times New Roman" w:cs="Times New Roman"/>
-        </w:rPr>
-        <w:t>。</w:t>
-      </w:r>
-    </w:p>
-    <w:p>
-      <w:pPr>
-        <w:pStyle w:val="BodyText"/>
-        <w:ind w:firstLine="420"/>
-      </w:pPr>
-      <w:r>
-        <w:rPr>
-          <w:rFonts w:ascii="Times New Roman" w:hAnsi="Times New Roman" w:eastAsia="Times New Roman" w:cs="Times New Roman"/>
-        </w:rPr>
-        <w:t xml:space="preserve">58-2 </w:t>
-      </w:r>
-      <w:r>
-        <w:rPr>
-          <w:rFonts w:hint="eastAsia" w:ascii="Times New Roman" w:hAnsi="Times New Roman" w:eastAsia="FangSong" w:cs="Times New Roman"/>
-        </w:rPr>
-        <w:t xml:space="preserve">沿着晶胞</w:t>
-      </w:r>
-      <w:r>
-        <w:rPr>
-          <w:rFonts w:ascii="Times New Roman" w:hAnsi="Times New Roman" w:eastAsia="Times New Roman" w:cs="Times New Roman"/>
-        </w:rPr>
-        <w:t xml:space="preserve"> c </w:t>
-      </w:r>
-      <w:r>
-        <w:rPr>
-          <w:rFonts w:hint="eastAsia" w:ascii="Times New Roman" w:hAnsi="Times New Roman" w:eastAsia="FangSong" w:cs="Times New Roman"/>
-        </w:rPr>
-        <w:t>轴方向</w:t>
-      </w:r>
-      <w:r>
-        <w:rPr>
-          <w:rFonts w:hint="eastAsia" w:ascii="Times New Roman" w:hAnsi="Times New Roman" w:eastAsia="Times New Roman" w:cs="Times New Roman"/>
-        </w:rPr>
-        <w:t>,</w:t>
-      </w:r>
-      <w:r>
-        <w:rPr>
-          <w:rFonts w:ascii="Times New Roman" w:hAnsi="Times New Roman" w:eastAsia="Times New Roman" w:cs="Times New Roman"/>
-        </w:rPr>
-        <w:t xml:space="preserve"> </w:t>
-      </w:r>
-      <w:r>
-        <w:rPr>
-          <w:rFonts w:hint="eastAsia" w:ascii="Times New Roman" w:hAnsi="Times New Roman" w:eastAsia="FangSong" w:cs="Times New Roman"/>
-        </w:rPr>
-        <w:t xml:space="preserve">画一条同时含有</w:t>
-      </w:r>
-      <w:r>
-        <w:rPr>
-          <w:rFonts w:ascii="Times New Roman" w:hAnsi="Times New Roman" w:eastAsia="Times New Roman" w:cs="Times New Roman"/>
-        </w:rPr>
-        <w:t xml:space="preserve"> Ti </w:t>
-      </w:r>
-      <w:r>
-        <w:rPr>
-          <w:rFonts w:hint="eastAsia" w:ascii="Times New Roman" w:hAnsi="Times New Roman" w:eastAsia="FangSong" w:cs="Times New Roman"/>
-        </w:rPr>
-        <w:t xml:space="preserve">和</w:t>
-      </w:r>
-      <w:r>
-        <w:rPr>
-          <w:rFonts w:ascii="Times New Roman" w:hAnsi="Times New Roman" w:eastAsia="Times New Roman" w:cs="Times New Roman"/>
-        </w:rPr>
-        <w:t xml:space="preserve"> N </w:t>
-      </w:r>
-      <w:r>
-        <w:rPr>
-          <w:rFonts w:hint="eastAsia" w:ascii="Times New Roman" w:hAnsi="Times New Roman" w:eastAsia="FangSong" w:cs="Times New Roman"/>
-        </w:rPr>
-        <w:t>原子的直线</w:t>
-      </w:r>
-      <w:r>
-        <w:rPr>
-          <w:rFonts w:hint="eastAsia" w:ascii="Times New Roman" w:hAnsi="Times New Roman" w:eastAsia="Times New Roman" w:cs="Times New Roman"/>
-        </w:rPr>
-        <w:t>,</w:t>
-      </w:r>
-      <w:r>
-        <w:rPr>
-          <w:rFonts w:ascii="Times New Roman" w:hAnsi="Times New Roman" w:eastAsia="Times New Roman" w:cs="Times New Roman"/>
-        </w:rPr>
-        <w:t xml:space="preserve"> </w:t>
-      </w:r>
-      <w:r>
-        <w:rPr>
-          <w:rFonts w:hint="eastAsia" w:ascii="Times New Roman" w:hAnsi="Times New Roman" w:eastAsia="FangSong" w:cs="Times New Roman"/>
-        </w:rPr>
-        <w:t>标出直线上的原子排列</w:t>
-      </w:r>
-      <w:r>
-        <w:rPr>
-          <w:rFonts w:hint="eastAsia" w:ascii="Times New Roman" w:hAnsi="Times New Roman" w:eastAsia="Times New Roman" w:cs="Times New Roman"/>
-        </w:rPr>
-        <w:t>(</w:t>
-      </w:r>
-      <w:r>
-        <w:rPr>
-          <w:rFonts w:hint="eastAsia" w:ascii="Times New Roman" w:hAnsi="Times New Roman" w:eastAsia="FangSong" w:cs="Times New Roman"/>
-        </w:rPr>
-        <w:t>无须考虑原子间距</w:t>
-      </w:r>
-      <w:r>
-        <w:rPr>
-          <w:rFonts w:hint="eastAsia" w:ascii="Times New Roman" w:hAnsi="Times New Roman" w:eastAsia="Times New Roman" w:cs="Times New Roman"/>
-        </w:rPr>
-        <w:t>,</w:t>
-      </w:r>
-      <w:r>
-        <w:rPr>
-          <w:rFonts w:ascii="Times New Roman" w:hAnsi="Times New Roman" w:eastAsia="Times New Roman" w:cs="Times New Roman"/>
-        </w:rPr>
-        <w:t xml:space="preserve"> </w:t>
-      </w:r>
-      <w:r>
-        <w:rPr>
-          <w:rFonts w:hint="eastAsia" w:ascii="Times New Roman" w:hAnsi="Times New Roman" w:eastAsia="FangSong" w:cs="Times New Roman"/>
-        </w:rPr>
-        <w:t xml:space="preserve">直线上总原子数不少于</w:t>
-      </w:r>
-      <w:r>
-        <w:rPr>
-          <w:rFonts w:ascii="Times New Roman" w:hAnsi="Times New Roman" w:eastAsia="Times New Roman" w:cs="Times New Roman"/>
-        </w:rPr>
-        <w:t xml:space="preserve"> 10 </w:t>
-      </w:r>
-      <w:r>
-        <w:rPr>
-          <w:rFonts w:hint="eastAsia" w:ascii="Times New Roman" w:hAnsi="Times New Roman" w:eastAsia="FangSong" w:cs="Times New Roman"/>
-        </w:rPr>
-        <w:t>个</w:t>
-      </w:r>
-      <w:r>
-        <w:rPr>
-          <w:rFonts w:hint="eastAsia" w:ascii="Times New Roman" w:hAnsi="Times New Roman" w:eastAsia="Times New Roman" w:cs="Times New Roman"/>
-        </w:rPr>
-        <w:t>,</w:t>
-      </w:r>
-      <w:r>
-        <w:rPr>
-          <w:rFonts w:ascii="Times New Roman" w:hAnsi="Times New Roman" w:eastAsia="Times New Roman" w:cs="Times New Roman"/>
-        </w:rPr>
-        <w:t xml:space="preserve"> Al、Ti、N </w:t>
-      </w:r>
-      <w:r>
-        <w:rPr>
-          <w:rFonts w:hint="eastAsia" w:ascii="Times New Roman" w:hAnsi="Times New Roman" w:eastAsia="FangSong" w:cs="Times New Roman"/>
-        </w:rPr>
-        <w:t xml:space="preserve">原子分别用</w:t>
-      </w:r>
-      <w:r>
-        <w:rPr>
-          <w:rFonts w:ascii="Times New Roman" w:hAnsi="Times New Roman" w:eastAsia="Times New Roman" w:cs="Times New Roman"/>
-        </w:rPr>
-        <w:t xml:space="preserve"> </w:t>
-      </w:r>
-      <w:r>
-        <w:rPr>
-          <w:rFonts w:hint="eastAsia" w:ascii="Times New Roman" w:hAnsi="Times New Roman" w:eastAsia="Times New Roman" w:cs="Times New Roman"/>
-        </w:rPr>
-        <w:t>○、△、□</w:t>
-      </w:r>
-      <w:r>
-        <w:rPr>
-          <w:rFonts w:hint="eastAsia" w:ascii="Times New Roman" w:hAnsi="Times New Roman" w:eastAsia="FangSong" w:cs="Times New Roman"/>
-        </w:rPr>
-        <w:t>表示</w:t>
-      </w:r>
-      <w:r>
-        <w:rPr>
-          <w:rFonts w:hint="eastAsia" w:ascii="Times New Roman" w:hAnsi="Times New Roman" w:eastAsia="Times New Roman" w:cs="Times New Roman"/>
-        </w:rPr>
-        <w:t>)。</w:t>
-      </w:r>
-    </w:p>
-    <w:p>
-      <w:pPr>
         <w:numPr>
           <w:ilvl w:val="0"/>
-          <w:numId w:val="1014"/>
-        </w:numPr>
-        <w:ind w:firstLine="420"/>
-      </w:pPr>
-      <w:r>
-        <w:rPr>
-          <w:rFonts w:hint="eastAsia" w:ascii="Times New Roman" w:hAnsi="Times New Roman" w:eastAsia="FangSong" w:cs="Times New Roman"/>
-        </w:rPr>
-        <w:t>写出该化合物的化学式</w:t>
-      </w:r>
-      <w:r>
-        <w:rPr>
-          <w:rFonts w:hint="eastAsia" w:ascii="Times New Roman" w:hAnsi="Times New Roman" w:eastAsia="Times New Roman" w:cs="Times New Roman"/>
-        </w:rPr>
-        <w:t>，</w:t>
-      </w:r>
-      <w:r>
-        <w:rPr>
-          <w:rFonts w:hint="eastAsia" w:ascii="Times New Roman" w:hAnsi="Times New Roman" w:eastAsia="FangSong" w:cs="Times New Roman"/>
-        </w:rPr>
-        <w:t>以及每个晶胞中的原子种类和个数</w:t>
-      </w:r>
-      <w:r>
-        <w:rPr>
-          <w:rFonts w:hint="eastAsia" w:ascii="Times New Roman" w:hAnsi="Times New Roman" w:eastAsia="Times New Roman" w:cs="Times New Roman"/>
-        </w:rPr>
-        <w:t>。</w:t>
-      </w:r>
-    </w:p>
-    <w:p>
-      <w:pPr>
-        <w:numPr>
-          <w:ilvl w:val="0"/>
-          <w:numId w:val="1014"/>
-        </w:numPr>
-        <w:ind w:firstLine="420"/>
-      </w:pPr>
-      <w:r>
-        <w:rPr>
-          <w:rFonts w:hint="eastAsia" w:ascii="Times New Roman" w:hAnsi="Times New Roman" w:eastAsia="FangSong" w:cs="Times New Roman"/>
-        </w:rPr>
-        <w:t xml:space="preserve">沿着晶胞</w:t>
-      </w:r>
-      <w:r>
-        <w:rPr>
-          <w:rFonts w:ascii="Times New Roman" w:hAnsi="Times New Roman" w:eastAsia="Times New Roman" w:cs="Times New Roman"/>
-        </w:rPr>
-        <w:t xml:space="preserve"> c </w:t>
-      </w:r>
-      <w:r>
-        <w:rPr>
-          <w:rFonts w:hint="eastAsia" w:ascii="Times New Roman" w:hAnsi="Times New Roman" w:eastAsia="FangSong" w:cs="Times New Roman"/>
-        </w:rPr>
-        <w:t>轴方向</w:t>
-      </w:r>
-      <w:r>
-        <w:rPr>
-          <w:rFonts w:hint="eastAsia" w:ascii="Times New Roman" w:hAnsi="Times New Roman" w:eastAsia="Times New Roman" w:cs="Times New Roman"/>
-        </w:rPr>
-        <w:t>，</w:t>
-      </w:r>
-      <w:r>
-        <w:rPr>
-          <w:rFonts w:hint="eastAsia" w:ascii="Times New Roman" w:hAnsi="Times New Roman" w:eastAsia="FangSong" w:cs="Times New Roman"/>
-        </w:rPr>
-        <w:t>画一条同时含有</w:t>
-      </w:r>
-      <w:r>
-        <w:rPr>
-          <w:rFonts w:ascii="Times New Roman" w:hAnsi="Times New Roman" w:eastAsia="Times New Roman" w:cs="Times New Roman"/>
-        </w:rPr>
-        <w:t xml:space="preserve"> Ti </w:t>
-      </w:r>
-      <w:r>
-        <w:rPr>
-          <w:rFonts w:hint="eastAsia" w:ascii="Times New Roman" w:hAnsi="Times New Roman" w:eastAsia="FangSong" w:cs="Times New Roman"/>
-        </w:rPr>
-        <w:t xml:space="preserve">和</w:t>
-      </w:r>
-      <w:r>
-        <w:rPr>
-          <w:rFonts w:ascii="Times New Roman" w:hAnsi="Times New Roman" w:eastAsia="Times New Roman" w:cs="Times New Roman"/>
-        </w:rPr>
-        <w:t xml:space="preserve"> N </w:t>
-      </w:r>
-      <w:r>
-        <w:rPr>
-          <w:rFonts w:hint="eastAsia" w:ascii="Times New Roman" w:hAnsi="Times New Roman" w:eastAsia="FangSong" w:cs="Times New Roman"/>
-        </w:rPr>
-        <w:t>原子的直线</w:t>
-      </w:r>
-      <w:r>
-        <w:rPr>
-          <w:rFonts w:hint="eastAsia" w:ascii="Times New Roman" w:hAnsi="Times New Roman" w:eastAsia="Times New Roman" w:cs="Times New Roman"/>
-        </w:rPr>
-        <w:t>，</w:t>
-      </w:r>
-      <w:r>
-        <w:rPr>
-          <w:rFonts w:hint="eastAsia" w:ascii="Times New Roman" w:hAnsi="Times New Roman" w:eastAsia="FangSong" w:cs="Times New Roman"/>
-        </w:rPr>
-        <w:t>标出直线上的原子排列</w:t>
-      </w:r>
-      <w:r>
-        <w:rPr>
-          <w:rFonts w:hint="eastAsia" w:ascii="Times New Roman" w:hAnsi="Times New Roman" w:eastAsia="Times New Roman" w:cs="Times New Roman"/>
-        </w:rPr>
-        <w:t>（</w:t>
-      </w:r>
-      <w:r>
-        <w:rPr>
-          <w:rFonts w:hint="eastAsia" w:ascii="Times New Roman" w:hAnsi="Times New Roman" w:eastAsia="FangSong" w:cs="Times New Roman"/>
-        </w:rPr>
-        <w:t>无须考虑原子间距</w:t>
-      </w:r>
-      <w:r>
-        <w:rPr>
-          <w:rFonts w:hint="eastAsia" w:ascii="Times New Roman" w:hAnsi="Times New Roman" w:eastAsia="Times New Roman" w:cs="Times New Roman"/>
-        </w:rPr>
-        <w:t>，</w:t>
-      </w:r>
-      <w:r>
-        <w:rPr>
-          <w:rFonts w:hint="eastAsia" w:ascii="Times New Roman" w:hAnsi="Times New Roman" w:eastAsia="FangSong" w:cs="Times New Roman"/>
-        </w:rPr>
-        <w:t>直线上总原子数不少于</w:t>
-      </w:r>
-      <w:r>
-        <w:rPr>
-          <w:rFonts w:ascii="Times New Roman" w:hAnsi="Times New Roman" w:eastAsia="Times New Roman" w:cs="Times New Roman"/>
-        </w:rPr>
-        <w:t xml:space="preserve"> 10 </w:t>
-      </w:r>
-      <w:r>
-        <w:rPr>
-          <w:rFonts w:hint="eastAsia" w:ascii="Times New Roman" w:hAnsi="Times New Roman" w:eastAsia="FangSong" w:cs="Times New Roman"/>
-        </w:rPr>
-        <w:t>个</w:t>
-      </w:r>
-      <w:r>
-        <w:rPr>
-          <w:rFonts w:hint="eastAsia" w:ascii="Times New Roman" w:hAnsi="Times New Roman" w:eastAsia="Times New Roman" w:cs="Times New Roman"/>
-        </w:rPr>
-        <w:t>，Al、Ti、N</w:t>
-      </w:r>
-      <w:r>
-        <w:rPr>
-          <w:rFonts w:ascii="Times New Roman" w:hAnsi="Times New Roman" w:eastAsia="Times New Roman" w:cs="Times New Roman"/>
-        </w:rPr>
-        <w:t xml:space="preserve"> </w:t>
-      </w:r>
-      <w:r>
-        <w:rPr>
-          <w:rFonts w:hint="eastAsia" w:ascii="Times New Roman" w:hAnsi="Times New Roman" w:eastAsia="FangSong" w:cs="Times New Roman"/>
-        </w:rPr>
-        <w:t xml:space="preserve">原子分别用</w:t>
-      </w:r>
-      <w:r>
-        <w:rPr>
-          <w:rFonts w:ascii="Times New Roman" w:hAnsi="Times New Roman" w:eastAsia="Times New Roman" w:cs="Times New Roman"/>
-        </w:rPr>
-        <w:t xml:space="preserve"> ○、△、□ </w:t>
-      </w:r>
-      <w:r>
-        <w:rPr>
-          <w:rFonts w:hint="eastAsia" w:ascii="Times New Roman" w:hAnsi="Times New Roman" w:eastAsia="FangSong" w:cs="Times New Roman"/>
-        </w:rPr>
-        <w:t>表示</w:t>
-      </w:r>
-      <w:r>
-        <w:rPr>
-          <w:rFonts w:hint="eastAsia" w:ascii="Times New Roman" w:hAnsi="Times New Roman" w:eastAsia="Times New Roman" w:cs="Times New Roman"/>
-        </w:rPr>
-        <w:t>）。</w:t>
-      </w:r>
-    </w:p>
-    <w:p>
-      <w:pPr>
-        <w:numPr>
-          <w:ilvl w:val="0"/>
-          <w:numId w:val="1014"/>
+          <w:numId w:val="1013"/>
         </w:numPr>
         <w:ind w:firstLine="420"/>
       </w:pPr>
@@ -10890,6 +9351,27 @@
     </w:p>
     <w:p>
       <w:pPr>
+        <w:pStyle w:val="FirstParagraph"/>
+        <w:ind w:firstLine="420"/>
+      </w:pPr>
+      <w:r>
+        <w:rPr>
+          <w:rFonts w:hint="eastAsia" w:ascii="Times New Roman" w:hAnsi="Times New Roman" w:eastAsia="FangSong" w:cs="Times New Roman"/>
+          <w:b/>
+          <w:bCs/>
+        </w:rPr>
+        <w:t xml:space="preserve">参考答案</w:t>
+      </w:r>
+      <w:r>
+        <w:rPr>
+          <w:rFonts w:hint="eastAsia" w:ascii="Times New Roman" w:hAnsi="Times New Roman" w:eastAsia="Times New Roman" w:cs="Times New Roman"/>
+        </w:rPr>
+        <w:t xml:space="preserve">：：</w:t>
+      </w:r>
+    </w:p>
+    <w:p>
+      <w:pPr>
+        <w:pStyle w:val="Compact"/>
         <w:numPr>
           <w:ilvl w:val="0"/>
           <w:numId w:val="1014"/>
@@ -11074,18 +9556,18 @@
           <wp:inline>
             <wp:extent cx="3600000" cy="223468"/>
             <wp:effectExtent b="0" l="0" r="0" t="0"/>
-            <wp:docPr descr="" title="" id="48" name="Picture"/>
+            <wp:docPr descr="" title="" id="46" name="Picture"/>
             <a:graphic>
               <a:graphicData uri="http://schemas.openxmlformats.org/drawingml/2006/picture">
                 <pic:pic>
                   <pic:nvPicPr>
-                    <pic:cNvPr descr="31dacb1ab1cc2ce69f22fdc8063519b74b988588f4d6155e6710edbc869f97f4.jpg" id="49" name="Picture"/>
+                    <pic:cNvPr descr="31dacb1ab1cc2ce69f22fdc8063519b74b988588f4d6155e6710edbc869f97f4.jpg" id="47" name="Picture"/>
                     <pic:cNvPicPr>
                       <a:picLocks noChangeArrowheads="1" noChangeAspect="1"/>
                     </pic:cNvPicPr>
                   </pic:nvPicPr>
                   <pic:blipFill>
-                    <a:blip r:embed="rId47"/>
+                    <a:blip r:embed="rId45"/>
                     <a:stretch>
                       <a:fillRect/>
                     </a:stretch>
@@ -11995,28 +10477,8 @@
         </w:pict>
       </w:r>
     </w:p>
-    <w:p>
-      <w:pPr>
-        <w:spacing w:before="160" w:after="80"/>
-      </w:pPr>
-      <w:r>
-        <w:pict>
-          <v:rect style="width:0;height:1.5pt" o:hralign="center" o:hrstd="t" o:hr="t"/>
-        </w:pict>
-      </w:r>
-    </w:p>
-    <w:p>
-      <w:pPr>
-        <w:spacing w:before="160" w:after="80"/>
-      </w:pPr>
-      <w:r>
-        <w:pict>
-          <v:rect style="width:0;height:1.5pt" o:hralign="center" o:hrstd="t" o:hr="t"/>
-        </w:pict>
-      </w:r>
-    </w:p>
-    <w:bookmarkEnd w:id="50"/>
-    <w:bookmarkStart w:id="54" w:name="第13题"/>
+    <w:bookmarkEnd w:id="48"/>
+    <w:bookmarkStart w:id="52" w:name="第13题"/>
     <w:p>
       <w:pPr>
         <w:pStyle w:val="Heading3"/>
@@ -12422,18 +10884,18 @@
           <wp:inline>
             <wp:extent cx="3240000" cy="2820000"/>
             <wp:effectExtent b="0" l="0" r="0" t="0"/>
-            <wp:docPr descr="" title="" id="52" name="Picture"/>
+            <wp:docPr descr="" title="" id="50" name="Picture"/>
             <a:graphic>
               <a:graphicData uri="http://schemas.openxmlformats.org/drawingml/2006/picture">
                 <pic:pic>
                   <pic:nvPicPr>
-                    <pic:cNvPr descr="dc2db41702daac455cbf811b1908b1a07d44b06daa0faf3a4671d6a58ed9330c.jpg" id="53" name="Picture"/>
+                    <pic:cNvPr descr="dc2db41702daac455cbf811b1908b1a07d44b06daa0faf3a4671d6a58ed9330c.jpg" id="51" name="Picture"/>
                     <pic:cNvPicPr>
                       <a:picLocks noChangeArrowheads="1" noChangeAspect="1"/>
                     </pic:cNvPicPr>
                   </pic:nvPicPr>
                   <pic:blipFill>
-                    <a:blip r:embed="rId51"/>
+                    <a:blip r:embed="rId49"/>
                     <a:stretch>
                       <a:fillRect/>
                     </a:stretch>
@@ -12470,28 +10932,8 @@
         </w:pict>
       </w:r>
     </w:p>
-    <w:p>
-      <w:pPr>
-        <w:spacing w:before="160" w:after="80"/>
-      </w:pPr>
-      <w:r>
-        <w:pict>
-          <v:rect style="width:0;height:1.5pt" o:hralign="center" o:hrstd="t" o:hr="t"/>
-        </w:pict>
-      </w:r>
-    </w:p>
-    <w:p>
-      <w:pPr>
-        <w:spacing w:before="160" w:after="80"/>
-      </w:pPr>
-      <w:r>
-        <w:pict>
-          <v:rect style="width:0;height:1.5pt" o:hralign="center" o:hrstd="t" o:hr="t"/>
-        </w:pict>
-      </w:r>
-    </w:p>
-    <w:bookmarkEnd w:id="54"/>
-    <w:bookmarkStart w:id="55" w:name="第14题"/>
+    <w:bookmarkEnd w:id="52"/>
+    <w:bookmarkStart w:id="53" w:name="第14题"/>
     <w:p>
       <w:pPr>
         <w:pStyle w:val="Heading3"/>
@@ -13985,28 +12427,8 @@
         </w:pict>
       </w:r>
     </w:p>
-    <w:p>
-      <w:pPr>
-        <w:spacing w:before="160" w:after="80"/>
-      </w:pPr>
-      <w:r>
-        <w:pict>
-          <v:rect style="width:0;height:1.5pt" o:hralign="center" o:hrstd="t" o:hr="t"/>
-        </w:pict>
-      </w:r>
-    </w:p>
-    <w:p>
-      <w:pPr>
-        <w:spacing w:before="160" w:after="80"/>
-      </w:pPr>
-      <w:r>
-        <w:pict>
-          <v:rect style="width:0;height:1.5pt" o:hralign="center" o:hrstd="t" o:hr="t"/>
-        </w:pict>
-      </w:r>
-    </w:p>
-    <w:bookmarkEnd w:id="55"/>
-    <w:bookmarkStart w:id="62" w:name="第15题"/>
+    <w:bookmarkEnd w:id="53"/>
+    <w:bookmarkStart w:id="60" w:name="第15题"/>
     <w:p>
       <w:pPr>
         <w:pStyle w:val="Heading3"/>
@@ -14069,18 +12491,18 @@
           <wp:inline>
             <wp:extent cx="3600000" cy="1172442"/>
             <wp:effectExtent b="0" l="0" r="0" t="0"/>
-            <wp:docPr descr="" title="" id="57" name="Picture"/>
+            <wp:docPr descr="" title="" id="55" name="Picture"/>
             <a:graphic>
               <a:graphicData uri="http://schemas.openxmlformats.org/drawingml/2006/picture">
                 <pic:pic>
                   <pic:nvPicPr>
-                    <pic:cNvPr descr="df7193a46740c4bcf08e7de89b5f4623e1d05d40f222629fd769587611e3e408.jpg" id="58" name="Picture"/>
+                    <pic:cNvPr descr="df7193a46740c4bcf08e7de89b5f4623e1d05d40f222629fd769587611e3e408.jpg" id="56" name="Picture"/>
                     <pic:cNvPicPr>
                       <a:picLocks noChangeArrowheads="1" noChangeAspect="1"/>
                     </pic:cNvPicPr>
                   </pic:nvPicPr>
                   <pic:blipFill>
-                    <a:blip r:embed="rId56"/>
+                    <a:blip r:embed="rId54"/>
                     <a:stretch>
                       <a:fillRect/>
                     </a:stretch>
@@ -14134,19 +12556,7 @@
         <w:rPr>
           <w:rFonts w:ascii="Times New Roman" w:hAnsi="Times New Roman" w:eastAsia="Times New Roman" w:cs="Times New Roman"/>
         </w:rPr>
-        <w:t xml:space="preserve"> </w:t>
-      </w:r>
-      <w:r>
-        <w:rPr>
-          <w:rFonts w:hint="eastAsia" w:ascii="Times New Roman" w:hAnsi="Times New Roman" w:eastAsia="Times New Roman" w:cs="Times New Roman"/>
-        </w:rPr>
-        <w:t xml:space="preserve">11.87%，H</w:t>
-      </w:r>
-      <w:r>
-        <w:rPr>
-          <w:rFonts w:ascii="Times New Roman" w:hAnsi="Times New Roman" w:eastAsia="Times New Roman" w:cs="Times New Roman"/>
-        </w:rPr>
-        <w:t xml:space="preserve"> </w:t>
+        <w:t xml:space="preserve"> 11.87%, H </w:t>
       </w:r>
       <w:r>
         <w:rPr>
@@ -14176,7 +12586,13 @@
         <w:rPr>
           <w:rFonts w:hint="eastAsia" w:ascii="Times New Roman" w:hAnsi="Times New Roman" w:eastAsia="Times New Roman" w:cs="Times New Roman"/>
         </w:rPr>
-        <w:t>，</w:t>
+        <w:t>,</w:t>
+      </w:r>
+      <w:r>
+        <w:rPr>
+          <w:rFonts w:ascii="Times New Roman" w:hAnsi="Times New Roman" w:eastAsia="Times New Roman" w:cs="Times New Roman"/>
+        </w:rPr>
+        <w:t xml:space="preserve"> </w:t>
       </w:r>
       <w:r>
         <w:rPr>
@@ -14199,28 +12615,8 @@
       <w:r>
         <w:rPr>
           <w:rFonts w:hint="eastAsia" w:ascii="Times New Roman" w:hAnsi="Times New Roman" w:eastAsia="FangSong" w:cs="Times New Roman"/>
-          <w:b/>
-          <w:bCs/>
-        </w:rPr>
-        <w:t xml:space="preserve">参考答案</w:t>
-      </w:r>
-      <w:r>
-        <w:rPr>
-          <w:rFonts w:hint="eastAsia" w:ascii="Times New Roman" w:hAnsi="Times New Roman" w:eastAsia="Times New Roman" w:cs="Times New Roman"/>
-        </w:rPr>
-        <w:t xml:space="preserve">：</w:t>
-      </w:r>
-    </w:p>
-    <w:p>
-      <w:pPr>
-        <w:pStyle w:val="BodyText"/>
-        <w:ind w:firstLine="420"/>
-      </w:pPr>
-      <w:r>
-        <w:rPr>
-          <w:rFonts w:hint="eastAsia" w:ascii="Times New Roman" w:hAnsi="Times New Roman" w:eastAsia="FangSong" w:cs="Times New Roman"/>
-        </w:rPr>
-        <w:t>结构如下左图所示</w:t>
+        </w:rPr>
+        <w:t>如下左图所示</w:t>
       </w:r>
       <w:r>
         <w:rPr>
@@ -14243,18 +12639,18 @@
           <wp:inline>
             <wp:extent cx="3600000" cy="1330714"/>
             <wp:effectExtent b="0" l="0" r="0" t="0"/>
-            <wp:docPr descr="" title="" id="60" name="Picture"/>
+            <wp:docPr descr="" title="" id="58" name="Picture"/>
             <a:graphic>
               <a:graphicData uri="http://schemas.openxmlformats.org/drawingml/2006/picture">
                 <pic:pic>
                   <pic:nvPicPr>
-                    <pic:cNvPr descr="677a4e2ff36ac55d5fac405c3ce1cd536b6bf71dbf780fe40e7a3cc0481fc54c.jpg" id="61" name="Picture"/>
+                    <pic:cNvPr descr="677a4e2ff36ac55d5fac405c3ce1cd536b6bf71dbf780fe40e7a3cc0481fc54c.jpg" id="59" name="Picture"/>
                     <pic:cNvPicPr>
                       <a:picLocks noChangeArrowheads="1" noChangeAspect="1"/>
                     </pic:cNvPicPr>
                   </pic:nvPicPr>
                   <pic:blipFill>
-                    <a:blip r:embed="rId59"/>
+                    <a:blip r:embed="rId57"/>
                     <a:stretch>
                       <a:fillRect/>
                     </a:stretch>
@@ -14361,7 +12757,7 @@
     </w:p>
     <w:p>
       <w:pPr>
-        <w:pStyle w:val="BlockText"/>
+        <w:pStyle w:val="BodyText"/>
         <w:ind w:firstLine="420"/>
       </w:pPr>
       <w:r>
@@ -14370,86 +12766,24 @@
           <w:b/>
           <w:bCs/>
         </w:rPr>
-        <w:t xml:space="preserve">校勘注</w:t>
-      </w:r>
-      <w:r>
-        <w:rPr>
-          <w:rFonts w:hint="eastAsia" w:ascii="Times New Roman" w:hAnsi="Times New Roman" w:eastAsia="Times New Roman" w:cs="Times New Roman"/>
-        </w:rPr>
-        <w:t>：</w:t>
-      </w:r>
-      <w:r>
-        <w:rPr>
-          <w:rFonts w:hint="eastAsia" w:ascii="Times New Roman" w:hAnsi="Times New Roman" w:eastAsia="FangSong" w:cs="Times New Roman"/>
-        </w:rPr>
-        <w:t>本题源卡的</w:t>
-      </w:r>
-      <w:r>
-        <w:rPr>
-          <w:rFonts w:ascii="Times New Roman" w:hAnsi="Times New Roman" w:eastAsia="Times New Roman" w:cs="Times New Roman"/>
-        </w:rPr>
-        <w:t xml:space="preserve"> </w:t>
-      </w:r>
-      <w:r>
-        <w:rPr>
-          <w:rStyle w:val="VerbatimChar"/>
-          <w:rFonts w:ascii="Times New Roman" w:hAnsi="Times New Roman" w:eastAsia="Times New Roman" w:cs="Times New Roman"/>
-        </w:rPr>
-        <w:t xml:space="preserve">&lt;details&gt;</w:t>
-      </w:r>
-      <w:r>
-        <w:rPr>
-          <w:rFonts w:ascii="Times New Roman" w:hAnsi="Times New Roman" w:eastAsia="Times New Roman" w:cs="Times New Roman"/>
-        </w:rPr>
-        <w:t xml:space="preserve"> </w:t>
-      </w:r>
-      <w:r>
-        <w:rPr>
-          <w:rFonts w:hint="eastAsia" w:ascii="Times New Roman" w:hAnsi="Times New Roman" w:eastAsia="FangSong" w:cs="Times New Roman"/>
-        </w:rPr>
-        <w:t>图片描述被误当答案</w:t>
-      </w:r>
-      <w:r>
-        <w:rPr>
-          <w:rFonts w:hint="eastAsia" w:ascii="Times New Roman" w:hAnsi="Times New Roman" w:eastAsia="Times New Roman" w:cs="Times New Roman"/>
-        </w:rPr>
-        <w:t>；</w:t>
-      </w:r>
-      <w:r>
-        <w:rPr>
-          <w:rFonts w:hint="eastAsia" w:ascii="Times New Roman" w:hAnsi="Times New Roman" w:eastAsia="FangSong" w:cs="Times New Roman"/>
-        </w:rPr>
-        <w:t>原答案段曾误置于题面</w:t>
-      </w:r>
-      <w:r>
-        <w:rPr>
-          <w:rFonts w:hint="eastAsia" w:ascii="Times New Roman" w:hAnsi="Times New Roman" w:eastAsia="Times New Roman" w:cs="Times New Roman"/>
-        </w:rPr>
-        <w:t>（</w:t>
-      </w:r>
-      <w:r>
-        <w:rPr>
-          <w:rFonts w:hint="eastAsia" w:ascii="Times New Roman" w:hAnsi="Times New Roman" w:eastAsia="FangSong" w:cs="Times New Roman"/>
-        </w:rPr>
-        <w:t>构成学生版答案泄漏</w:t>
-      </w:r>
-      <w:r>
-        <w:rPr>
-          <w:rFonts w:hint="eastAsia" w:ascii="Times New Roman" w:hAnsi="Times New Roman" w:eastAsia="Times New Roman" w:cs="Times New Roman"/>
-        </w:rPr>
-        <w:t>），</w:t>
-      </w:r>
-      <w:r>
-        <w:rPr>
-          <w:rFonts w:hint="eastAsia" w:ascii="Times New Roman" w:hAnsi="Times New Roman" w:eastAsia="FangSong" w:cs="Times New Roman"/>
-        </w:rPr>
-        <w:t>此处各归其位</w:t>
-      </w:r>
-      <w:r>
-        <w:rPr>
-          <w:rFonts w:hint="eastAsia" w:ascii="Times New Roman" w:hAnsi="Times New Roman" w:eastAsia="Times New Roman" w:cs="Times New Roman"/>
-        </w:rPr>
-        <w:t>。</w:t>
+        <w:t xml:space="preserve">参考答案</w:t>
+      </w:r>
+      <w:r>
+        <w:rPr>
+          <w:rFonts w:hint="eastAsia" w:ascii="Times New Roman" w:hAnsi="Times New Roman" w:eastAsia="Times New Roman" w:cs="Times New Roman"/>
+        </w:rPr>
+        <w:t xml:space="preserve">：</w:t>
+      </w:r>
+    </w:p>
+    <w:p>
+      <w:pPr>
+        <w:pStyle w:val="BodyText"/>
+      </w:pPr>
+      <w:r>
+        <w:rPr>
+          <w:rFonts w:ascii="Times New Roman" w:hAnsi="Times New Roman" w:eastAsia="Times New Roman" w:cs="Times New Roman"/>
+        </w:rPr>
+        <w:t xml:space="preserve">Chemical structure of a substituted benzene ring with CHO and OH groups, alongside a cyclohexane ring containing NH2 groups</w:t>
       </w:r>
     </w:p>
     <w:p>
@@ -14462,28 +12796,8 @@
         </w:pict>
       </w:r>
     </w:p>
-    <w:p>
-      <w:pPr>
-        <w:spacing w:before="160" w:after="80"/>
-      </w:pPr>
-      <w:r>
-        <w:pict>
-          <v:rect style="width:0;height:1.5pt" o:hralign="center" o:hrstd="t" o:hr="t"/>
-        </w:pict>
-      </w:r>
-    </w:p>
-    <w:p>
-      <w:pPr>
-        <w:spacing w:before="160" w:after="80"/>
-      </w:pPr>
-      <w:r>
-        <w:pict>
-          <v:rect style="width:0;height:1.5pt" o:hralign="center" o:hrstd="t" o:hr="t"/>
-        </w:pict>
-      </w:r>
-    </w:p>
-    <w:bookmarkEnd w:id="62"/>
-    <w:bookmarkStart w:id="63" w:name="第16题"/>
+    <w:bookmarkEnd w:id="60"/>
+    <w:bookmarkStart w:id="61" w:name="第16题"/>
     <w:p>
       <w:pPr>
         <w:pStyle w:val="Heading3"/>
@@ -15193,28 +13507,8 @@
         </w:pict>
       </w:r>
     </w:p>
-    <w:p>
-      <w:pPr>
-        <w:spacing w:before="160" w:after="80"/>
-      </w:pPr>
-      <w:r>
-        <w:pict>
-          <v:rect style="width:0;height:1.5pt" o:hralign="center" o:hrstd="t" o:hr="t"/>
-        </w:pict>
-      </w:r>
-    </w:p>
-    <w:p>
-      <w:pPr>
-        <w:spacing w:before="160" w:after="80"/>
-      </w:pPr>
-      <w:r>
-        <w:pict>
-          <v:rect style="width:0;height:1.5pt" o:hralign="center" o:hrstd="t" o:hr="t"/>
-        </w:pict>
-      </w:r>
-    </w:p>
-    <w:bookmarkEnd w:id="63"/>
-    <w:bookmarkStart w:id="64" w:name="第17题"/>
+    <w:bookmarkEnd w:id="61"/>
+    <w:bookmarkStart w:id="62" w:name="第17题"/>
     <w:p>
       <w:pPr>
         <w:pStyle w:val="Heading3"/>
@@ -16219,38 +14513,8 @@
         </w:pict>
       </w:r>
     </w:p>
-    <w:p>
-      <w:pPr>
-        <w:spacing w:before="160" w:after="80"/>
-      </w:pPr>
-      <w:r>
-        <w:pict>
-          <v:rect style="width:0;height:1.5pt" o:hralign="center" o:hrstd="t" o:hr="t"/>
-        </w:pict>
-      </w:r>
-    </w:p>
-    <w:p>
-      <w:pPr>
-        <w:spacing w:before="160" w:after="80"/>
-      </w:pPr>
-      <w:r>
-        <w:pict>
-          <v:rect style="width:0;height:1.5pt" o:hralign="center" o:hrstd="t" o:hr="t"/>
-        </w:pict>
-      </w:r>
-    </w:p>
-    <w:p>
-      <w:pPr>
-        <w:spacing w:before="160" w:after="80"/>
-      </w:pPr>
-      <w:r>
-        <w:pict>
-          <v:rect style="width:0;height:1.5pt" o:hralign="center" o:hrstd="t" o:hr="t"/>
-        </w:pict>
-      </w:r>
-    </w:p>
-    <w:bookmarkEnd w:id="64"/>
-    <w:bookmarkStart w:id="65" w:name="第18题"/>
+    <w:bookmarkEnd w:id="62"/>
+    <w:bookmarkStart w:id="63" w:name="第18题"/>
     <w:p>
       <w:pPr>
         <w:pStyle w:val="Heading3"/>
@@ -16738,38 +15002,8 @@
         </w:pict>
       </w:r>
     </w:p>
-    <w:p>
-      <w:pPr>
-        <w:spacing w:before="160" w:after="80"/>
-      </w:pPr>
-      <w:r>
-        <w:pict>
-          <v:rect style="width:0;height:1.5pt" o:hralign="center" o:hrstd="t" o:hr="t"/>
-        </w:pict>
-      </w:r>
-    </w:p>
-    <w:p>
-      <w:pPr>
-        <w:spacing w:before="160" w:after="80"/>
-      </w:pPr>
-      <w:r>
-        <w:pict>
-          <v:rect style="width:0;height:1.5pt" o:hralign="center" o:hrstd="t" o:hr="t"/>
-        </w:pict>
-      </w:r>
-    </w:p>
-    <w:p>
-      <w:pPr>
-        <w:spacing w:before="160" w:after="80"/>
-      </w:pPr>
-      <w:r>
-        <w:pict>
-          <v:rect style="width:0;height:1.5pt" o:hralign="center" o:hrstd="t" o:hr="t"/>
-        </w:pict>
-      </w:r>
-    </w:p>
-    <w:bookmarkEnd w:id="65"/>
-    <w:bookmarkStart w:id="66" w:name="第19题"/>
+    <w:bookmarkEnd w:id="63"/>
+    <w:bookmarkStart w:id="64" w:name="第19题"/>
     <w:p>
       <w:pPr>
         <w:pStyle w:val="Heading3"/>
@@ -18593,38 +16827,8 @@
         </w:pict>
       </w:r>
     </w:p>
-    <w:p>
-      <w:pPr>
-        <w:spacing w:before="160" w:after="80"/>
-      </w:pPr>
-      <w:r>
-        <w:pict>
-          <v:rect style="width:0;height:1.5pt" o:hralign="center" o:hrstd="t" o:hr="t"/>
-        </w:pict>
-      </w:r>
-    </w:p>
-    <w:p>
-      <w:pPr>
-        <w:spacing w:before="160" w:after="80"/>
-      </w:pPr>
-      <w:r>
-        <w:pict>
-          <v:rect style="width:0;height:1.5pt" o:hralign="center" o:hrstd="t" o:hr="t"/>
-        </w:pict>
-      </w:r>
-    </w:p>
-    <w:p>
-      <w:pPr>
-        <w:spacing w:before="160" w:after="80"/>
-      </w:pPr>
-      <w:r>
-        <w:pict>
-          <v:rect style="width:0;height:1.5pt" o:hralign="center" o:hrstd="t" o:hr="t"/>
-        </w:pict>
-      </w:r>
-    </w:p>
-    <w:bookmarkEnd w:id="66"/>
-    <w:bookmarkStart w:id="67" w:name="第20题"/>
+    <w:bookmarkEnd w:id="64"/>
+    <w:bookmarkStart w:id="65" w:name="第20题"/>
     <w:p>
       <w:pPr>
         <w:pStyle w:val="Heading3"/>
@@ -19866,38 +18070,8 @@
         </w:pict>
       </w:r>
     </w:p>
-    <w:p>
-      <w:pPr>
-        <w:spacing w:before="160" w:after="80"/>
-      </w:pPr>
-      <w:r>
-        <w:pict>
-          <v:rect style="width:0;height:1.5pt" o:hralign="center" o:hrstd="t" o:hr="t"/>
-        </w:pict>
-      </w:r>
-    </w:p>
-    <w:p>
-      <w:pPr>
-        <w:spacing w:before="160" w:after="80"/>
-      </w:pPr>
-      <w:r>
-        <w:pict>
-          <v:rect style="width:0;height:1.5pt" o:hralign="center" o:hrstd="t" o:hr="t"/>
-        </w:pict>
-      </w:r>
-    </w:p>
-    <w:p>
-      <w:pPr>
-        <w:spacing w:before="160" w:after="80"/>
-      </w:pPr>
-      <w:r>
-        <w:pict>
-          <v:rect style="width:0;height:1.5pt" o:hralign="center" o:hrstd="t" o:hr="t"/>
-        </w:pict>
-      </w:r>
-    </w:p>
-    <w:bookmarkEnd w:id="67"/>
-    <w:bookmarkStart w:id="68" w:name="第21题"/>
+    <w:bookmarkEnd w:id="65"/>
+    <w:bookmarkStart w:id="66" w:name="第21题"/>
     <w:p>
       <w:pPr>
         <w:pStyle w:val="Heading3"/>
@@ -20277,38 +18451,8 @@
         </w:pict>
       </w:r>
     </w:p>
-    <w:p>
-      <w:pPr>
-        <w:spacing w:before="160" w:after="80"/>
-      </w:pPr>
-      <w:r>
-        <w:pict>
-          <v:rect style="width:0;height:1.5pt" o:hralign="center" o:hrstd="t" o:hr="t"/>
-        </w:pict>
-      </w:r>
-    </w:p>
-    <w:p>
-      <w:pPr>
-        <w:spacing w:before="160" w:after="80"/>
-      </w:pPr>
-      <w:r>
-        <w:pict>
-          <v:rect style="width:0;height:1.5pt" o:hralign="center" o:hrstd="t" o:hr="t"/>
-        </w:pict>
-      </w:r>
-    </w:p>
-    <w:p>
-      <w:pPr>
-        <w:spacing w:before="160" w:after="80"/>
-      </w:pPr>
-      <w:r>
-        <w:pict>
-          <v:rect style="width:0;height:1.5pt" o:hralign="center" o:hrstd="t" o:hr="t"/>
-        </w:pict>
-      </w:r>
-    </w:p>
-    <w:bookmarkEnd w:id="68"/>
-    <w:bookmarkStart w:id="69" w:name="第22题"/>
+    <w:bookmarkEnd w:id="66"/>
+    <w:bookmarkStart w:id="67" w:name="第22题"/>
     <w:p>
       <w:pPr>
         <w:pStyle w:val="Heading3"/>
@@ -20909,11 +19053,7 @@
     </w:p>
     <w:p>
       <w:pPr>
-        <w:pStyle w:val="Compact"/>
-        <w:numPr>
-          <w:ilvl w:val="0"/>
-          <w:numId w:val="1022"/>
-        </w:numPr>
+        <w:pStyle w:val="BodyText"/>
         <w:ind w:firstLine="420"/>
       </w:pPr>
       <w:r>
@@ -20927,77 +19067,47 @@
           <w:rFonts w:hint="eastAsia" w:ascii="Times New Roman" w:hAnsi="Times New Roman" w:eastAsia="FangSong" w:cs="Times New Roman"/>
         </w:rPr>
         <w:t xml:space="preserve">氧化剂</w:t>
+      </w:r>
+      <w:r>
+        <w:rPr>
+          <w:rFonts w:ascii="Times New Roman" w:hAnsi="Times New Roman" w:eastAsia="Times New Roman" w:cs="Times New Roman"/>
+        </w:rPr>
+        <w:t xml:space="preserve">　B. </w:t>
+      </w:r>
+      <w:r>
+        <w:rPr>
+          <w:rFonts w:hint="eastAsia" w:ascii="Times New Roman" w:hAnsi="Times New Roman" w:eastAsia="FangSong" w:cs="Times New Roman"/>
+        </w:rPr>
+        <w:t xml:space="preserve">还原剂</w:t>
+      </w:r>
+      <w:r>
+        <w:rPr>
+          <w:rFonts w:ascii="Times New Roman" w:hAnsi="Times New Roman" w:eastAsia="Times New Roman" w:cs="Times New Roman"/>
+        </w:rPr>
+        <w:t xml:space="preserve">　C. </w:t>
+      </w:r>
+      <w:r>
+        <w:rPr>
+          <w:rFonts w:hint="eastAsia" w:ascii="Times New Roman" w:hAnsi="Times New Roman" w:eastAsia="FangSong" w:cs="Times New Roman"/>
+        </w:rPr>
+        <w:t xml:space="preserve">催化剂</w:t>
+      </w:r>
+      <w:r>
+        <w:rPr>
+          <w:rFonts w:ascii="Times New Roman" w:hAnsi="Times New Roman" w:eastAsia="Times New Roman" w:cs="Times New Roman"/>
+        </w:rPr>
+        <w:t xml:space="preserve">　D. </w:t>
+      </w:r>
+      <w:r>
+        <w:rPr>
+          <w:rFonts w:hint="eastAsia" w:ascii="Times New Roman" w:hAnsi="Times New Roman" w:eastAsia="FangSong" w:cs="Times New Roman"/>
+        </w:rPr>
+        <w:t xml:space="preserve">溶剂</w:t>
       </w:r>
     </w:p>
     <w:p>
       <w:pPr>
-        <w:pStyle w:val="Compact"/>
-        <w:numPr>
-          <w:ilvl w:val="0"/>
-          <w:numId w:val="1022"/>
-        </w:numPr>
-        <w:ind w:firstLine="420"/>
-      </w:pPr>
-      <w:r>
-        <w:rPr>
-          <w:rFonts w:ascii="Times New Roman" w:hAnsi="Times New Roman" w:eastAsia="Times New Roman" w:cs="Times New Roman"/>
-        </w:rPr>
-        <w:t xml:space="preserve">B. </w:t>
-      </w:r>
-      <w:r>
-        <w:rPr>
-          <w:rFonts w:hint="eastAsia" w:ascii="Times New Roman" w:hAnsi="Times New Roman" w:eastAsia="FangSong" w:cs="Times New Roman"/>
-        </w:rPr>
-        <w:t xml:space="preserve">还原剂</w:t>
-      </w:r>
-    </w:p>
-    <w:p>
-      <w:pPr>
-        <w:pStyle w:val="Compact"/>
-        <w:numPr>
-          <w:ilvl w:val="0"/>
-          <w:numId w:val="1022"/>
-        </w:numPr>
-        <w:ind w:firstLine="420"/>
-      </w:pPr>
-      <w:r>
-        <w:rPr>
-          <w:rFonts w:ascii="Times New Roman" w:hAnsi="Times New Roman" w:eastAsia="Times New Roman" w:cs="Times New Roman"/>
-        </w:rPr>
-        <w:t xml:space="preserve">C. </w:t>
-      </w:r>
-      <w:r>
-        <w:rPr>
-          <w:rFonts w:hint="eastAsia" w:ascii="Times New Roman" w:hAnsi="Times New Roman" w:eastAsia="FangSong" w:cs="Times New Roman"/>
-        </w:rPr>
-        <w:t xml:space="preserve">催化剂</w:t>
-      </w:r>
-    </w:p>
-    <w:p>
-      <w:pPr>
-        <w:pStyle w:val="Compact"/>
-        <w:numPr>
-          <w:ilvl w:val="0"/>
-          <w:numId w:val="1022"/>
-        </w:numPr>
-        <w:ind w:firstLine="420"/>
-      </w:pPr>
-      <w:r>
-        <w:rPr>
-          <w:rFonts w:ascii="Times New Roman" w:hAnsi="Times New Roman" w:eastAsia="Times New Roman" w:cs="Times New Roman"/>
-        </w:rPr>
-        <w:t xml:space="preserve">D. </w:t>
-      </w:r>
-      <w:r>
-        <w:rPr>
-          <w:rFonts w:hint="eastAsia" w:ascii="Times New Roman" w:hAnsi="Times New Roman" w:eastAsia="FangSong" w:cs="Times New Roman"/>
-        </w:rPr>
-        <w:t xml:space="preserve">溶剂</w:t>
-      </w:r>
-    </w:p>
-    <w:p>
-      <w:pPr>
-        <w:pStyle w:val="FirstParagraph"/>
+        <w:pStyle w:val="BodyText"/>
         <w:ind w:firstLine="420"/>
       </w:pPr>
       <w:r>
@@ -21158,218 +19268,169 @@
         </w:pict>
       </w:r>
     </w:p>
+    <w:bookmarkEnd w:id="67"/>
+    <w:bookmarkStart w:id="68" w:name="第23题"/>
     <w:p>
       <w:pPr>
-        <w:spacing w:before="160" w:after="80"/>
-      </w:pPr>
-      <w:r>
-        <w:pict>
-          <v:rect style="width:0;height:1.5pt" o:hralign="center" o:hrstd="t" o:hr="t"/>
-        </w:pict>
+        <w:pStyle w:val="Heading3"/>
+        <w:spacing w:before="280" w:after="120"/>
+      </w:pPr>
+      <w:r>
+        <w:rPr>
+          <w:rFonts w:hint="eastAsia" w:ascii="Times New Roman" w:hAnsi="Times New Roman" w:eastAsia="SimHei" w:cs="Times New Roman"/>
+        </w:rPr>
+        <w:t>第</w:t>
+      </w:r>
+      <w:r>
+        <w:rPr>
+          <w:rFonts w:hint="eastAsia" w:ascii="Times New Roman" w:hAnsi="Times New Roman" w:eastAsia="Times New Roman" w:cs="Times New Roman"/>
+        </w:rPr>
+        <w:t>23</w:t>
+      </w:r>
+      <w:r>
+        <w:rPr>
+          <w:rFonts w:hint="eastAsia" w:ascii="Times New Roman" w:hAnsi="Times New Roman" w:eastAsia="SimHei" w:cs="Times New Roman"/>
+        </w:rPr>
+        <w:t>题</w:t>
       </w:r>
     </w:p>
     <w:p>
       <w:pPr>
-        <w:spacing w:before="160" w:after="80"/>
-      </w:pPr>
-      <w:r>
-        <w:pict>
-          <v:rect style="width:0;height:1.5pt" o:hralign="center" o:hrstd="t" o:hr="t"/>
-        </w:pict>
-      </w:r>
-    </w:p>
-    <w:bookmarkEnd w:id="69"/>
-    <w:bookmarkStart w:id="70" w:name="第23题"/>
-    <w:p>
-      <w:pPr>
-        <w:pStyle w:val="Heading3"/>
-        <w:spacing w:before="280" w:after="120"/>
-      </w:pPr>
-      <w:r>
-        <w:rPr>
-          <w:rFonts w:hint="eastAsia" w:ascii="Times New Roman" w:hAnsi="Times New Roman" w:eastAsia="SimHei" w:cs="Times New Roman"/>
-        </w:rPr>
-        <w:t>第</w:t>
-      </w:r>
-      <w:r>
-        <w:rPr>
-          <w:rFonts w:hint="eastAsia" w:ascii="Times New Roman" w:hAnsi="Times New Roman" w:eastAsia="Times New Roman" w:cs="Times New Roman"/>
-        </w:rPr>
-        <w:t>23</w:t>
-      </w:r>
-      <w:r>
-        <w:rPr>
-          <w:rFonts w:hint="eastAsia" w:ascii="Times New Roman" w:hAnsi="Times New Roman" w:eastAsia="SimHei" w:cs="Times New Roman"/>
-        </w:rPr>
-        <w:t>题</w:t>
+        <w:pStyle w:val="BlockText"/>
+        <w:ind w:firstLine="420"/>
+      </w:pPr>
+      <w:r>
+        <w:rPr>
+          <w:rFonts w:hint="eastAsia" w:ascii="Times New Roman" w:hAnsi="Times New Roman" w:eastAsia="FangSong" w:cs="Times New Roman"/>
+        </w:rPr>
+        <w:t>来源</w:t>
+      </w:r>
+      <w:r>
+        <w:rPr>
+          <w:rFonts w:hint="eastAsia" w:ascii="Times New Roman" w:hAnsi="Times New Roman" w:eastAsia="Times New Roman" w:cs="Times New Roman"/>
+        </w:rPr>
+        <w:t>：</w:t>
+      </w:r>
+      <w:r>
+        <w:rPr>
+          <w:rFonts w:hint="eastAsia" w:ascii="Times New Roman" w:hAnsi="Times New Roman" w:eastAsia="FangSong" w:cs="Times New Roman"/>
+        </w:rPr>
+        <w:t>一分册能力测试</w:t>
       </w:r>
     </w:p>
     <w:p>
       <w:pPr>
-        <w:pStyle w:val="BlockText"/>
+        <w:pStyle w:val="FirstParagraph"/>
         <w:ind w:firstLine="420"/>
       </w:pPr>
       <w:r>
         <w:rPr>
-          <w:rFonts w:hint="eastAsia" w:ascii="Times New Roman" w:hAnsi="Times New Roman" w:eastAsia="FangSong" w:cs="Times New Roman"/>
-        </w:rPr>
-        <w:t>来源</w:t>
-      </w:r>
-      <w:r>
-        <w:rPr>
-          <w:rFonts w:hint="eastAsia" w:ascii="Times New Roman" w:hAnsi="Times New Roman" w:eastAsia="Times New Roman" w:cs="Times New Roman"/>
-        </w:rPr>
-        <w:t>：</w:t>
-      </w:r>
-      <w:r>
-        <w:rPr>
-          <w:rFonts w:hint="eastAsia" w:ascii="Times New Roman" w:hAnsi="Times New Roman" w:eastAsia="FangSong" w:cs="Times New Roman"/>
-        </w:rPr>
-        <w:t>一分册能力测试</w:t>
+          <w:rFonts w:ascii="Times New Roman" w:hAnsi="Times New Roman" w:eastAsia="Times New Roman" w:cs="Times New Roman"/>
+        </w:rPr>
+        <w:t xml:space="preserve">8-1 </w:t>
+      </w:r>
+      <w:r>
+        <w:rPr>
+          <w:rFonts w:hint="eastAsia" w:ascii="Times New Roman" w:hAnsi="Times New Roman" w:eastAsia="FangSong" w:cs="Times New Roman"/>
+        </w:rPr>
+        <w:t>随着原子序数的增加</w:t>
+      </w:r>
+      <w:r>
+        <w:rPr>
+          <w:rFonts w:hint="eastAsia" w:ascii="Times New Roman" w:hAnsi="Times New Roman" w:eastAsia="Times New Roman" w:cs="Times New Roman"/>
+        </w:rPr>
+        <w:t>，</w:t>
+      </w:r>
+      <w:r>
+        <w:rPr>
+          <w:rFonts w:hint="eastAsia" w:ascii="Times New Roman" w:hAnsi="Times New Roman" w:eastAsia="FangSong" w:cs="Times New Roman"/>
+        </w:rPr>
+        <w:t>碱金属</w:t>
+      </w:r>
+      <w:r>
+        <w:rPr>
+          <w:rFonts w:ascii="Times New Roman" w:hAnsi="Times New Roman" w:eastAsia="Times New Roman" w:cs="Times New Roman"/>
+        </w:rPr>
+        <w:t xml:space="preserve"> Li、Na、K、Rb、Cs </w:t>
+      </w:r>
+      <w:r>
+        <w:rPr>
+          <w:rFonts w:hint="eastAsia" w:ascii="Times New Roman" w:hAnsi="Times New Roman" w:eastAsia="FangSong" w:cs="Times New Roman"/>
+        </w:rPr>
+        <w:t>下列性质的递变不是单调的是</w:t>
+      </w:r>
+      <w:r>
+        <w:rPr>
+          <w:rFonts w:hint="eastAsia" w:ascii="Times New Roman" w:hAnsi="Times New Roman" w:eastAsia="Times New Roman" w:cs="Times New Roman"/>
+        </w:rPr>
+        <w:t>____。</w:t>
       </w:r>
     </w:p>
     <w:p>
       <w:pPr>
-        <w:pStyle w:val="Compact"/>
-        <w:numPr>
-          <w:ilvl w:val="0"/>
-          <w:numId w:val="1023"/>
-        </w:numPr>
+        <w:pStyle w:val="BodyText"/>
         <w:ind w:firstLine="420"/>
       </w:pPr>
       <w:r>
         <w:rPr>
-          <w:rFonts w:hint="eastAsia" w:ascii="Times New Roman" w:hAnsi="Times New Roman" w:eastAsia="FangSong" w:cs="Times New Roman"/>
-        </w:rPr>
-        <w:t>随着原子序数的增加</w:t>
-      </w:r>
-      <w:r>
-        <w:rPr>
-          <w:rFonts w:hint="eastAsia" w:ascii="Times New Roman" w:hAnsi="Times New Roman" w:eastAsia="Times New Roman" w:cs="Times New Roman"/>
-        </w:rPr>
-        <w:t>，</w:t>
-      </w:r>
-      <w:r>
-        <w:rPr>
-          <w:rFonts w:hint="eastAsia" w:ascii="Times New Roman" w:hAnsi="Times New Roman" w:eastAsia="FangSong" w:cs="Times New Roman"/>
-        </w:rPr>
-        <w:t>碱金属</w:t>
-      </w:r>
-      <w:r>
-        <w:rPr>
-          <w:rFonts w:ascii="Times New Roman" w:hAnsi="Times New Roman" w:eastAsia="Times New Roman" w:cs="Times New Roman"/>
-        </w:rPr>
-        <w:t xml:space="preserve"> Li、Na、K、Rb、Cs </w:t>
-      </w:r>
-      <w:r>
-        <w:rPr>
-          <w:rFonts w:hint="eastAsia" w:ascii="Times New Roman" w:hAnsi="Times New Roman" w:eastAsia="FangSong" w:cs="Times New Roman"/>
-        </w:rPr>
-        <w:t>下列性质的递变不是单调的是</w:t>
-      </w:r>
-      <w:r>
-        <w:rPr>
-          <w:rFonts w:hint="eastAsia" w:ascii="Times New Roman" w:hAnsi="Times New Roman" w:eastAsia="Times New Roman" w:cs="Times New Roman"/>
-        </w:rPr>
-        <w:t>____。</w:t>
+          <w:rFonts w:ascii="Times New Roman" w:hAnsi="Times New Roman" w:eastAsia="Times New Roman" w:cs="Times New Roman"/>
+        </w:rPr>
+        <w:t xml:space="preserve">A. </w:t>
+      </w:r>
+      <w:r>
+        <w:rPr>
+          <w:rFonts w:hint="eastAsia" w:ascii="Times New Roman" w:hAnsi="Times New Roman" w:eastAsia="FangSong" w:cs="Times New Roman"/>
+        </w:rPr>
+        <w:t xml:space="preserve">熔沸点</w:t>
+      </w:r>
+      <w:r>
+        <w:rPr>
+          <w:rFonts w:ascii="Times New Roman" w:hAnsi="Times New Roman" w:eastAsia="Times New Roman" w:cs="Times New Roman"/>
+        </w:rPr>
+        <w:t xml:space="preserve">　　B. </w:t>
+      </w:r>
+      <w:r>
+        <w:rPr>
+          <w:rFonts w:hint="eastAsia" w:ascii="Times New Roman" w:hAnsi="Times New Roman" w:eastAsia="FangSong" w:cs="Times New Roman"/>
+        </w:rPr>
+        <w:t xml:space="preserve">原子半径</w:t>
+      </w:r>
+      <w:r>
+        <w:rPr>
+          <w:rFonts w:ascii="Times New Roman" w:hAnsi="Times New Roman" w:eastAsia="Times New Roman" w:cs="Times New Roman"/>
+        </w:rPr>
+        <w:t xml:space="preserve">　　C. </w:t>
+      </w:r>
+      <w:r>
+        <w:rPr>
+          <w:rFonts w:hint="eastAsia" w:ascii="Times New Roman" w:hAnsi="Times New Roman" w:eastAsia="FangSong" w:cs="Times New Roman"/>
+        </w:rPr>
+        <w:t xml:space="preserve">晶体密度</w:t>
+      </w:r>
+      <w:r>
+        <w:rPr>
+          <w:rFonts w:ascii="Times New Roman" w:hAnsi="Times New Roman" w:eastAsia="Times New Roman" w:cs="Times New Roman"/>
+        </w:rPr>
+        <w:t xml:space="preserve">　　D. </w:t>
+      </w:r>
+      <w:r>
+        <w:rPr>
+          <w:rFonts w:hint="eastAsia" w:ascii="Times New Roman" w:hAnsi="Times New Roman" w:eastAsia="FangSong" w:cs="Times New Roman"/>
+        </w:rPr>
+        <w:t xml:space="preserve">第一电离能</w:t>
       </w:r>
     </w:p>
     <w:p>
       <w:pPr>
-        <w:pStyle w:val="Compact"/>
-        <w:numPr>
-          <w:ilvl w:val="0"/>
-          <w:numId w:val="1024"/>
-        </w:numPr>
+        <w:pStyle w:val="BodyText"/>
         <w:ind w:firstLine="420"/>
       </w:pPr>
       <w:r>
         <w:rPr>
           <w:rFonts w:ascii="Times New Roman" w:hAnsi="Times New Roman" w:eastAsia="Times New Roman" w:cs="Times New Roman"/>
         </w:rPr>
-        <w:t xml:space="preserve">A. </w:t>
-      </w:r>
-      <w:r>
-        <w:rPr>
-          <w:rFonts w:hint="eastAsia" w:ascii="Times New Roman" w:hAnsi="Times New Roman" w:eastAsia="FangSong" w:cs="Times New Roman"/>
-        </w:rPr>
-        <w:t xml:space="preserve">熔沸点</w:t>
-      </w:r>
-    </w:p>
-    <w:p>
-      <w:pPr>
-        <w:pStyle w:val="Compact"/>
-        <w:numPr>
-          <w:ilvl w:val="0"/>
-          <w:numId w:val="1024"/>
-        </w:numPr>
-        <w:ind w:firstLine="420"/>
-      </w:pPr>
-      <w:r>
-        <w:rPr>
-          <w:rFonts w:ascii="Times New Roman" w:hAnsi="Times New Roman" w:eastAsia="Times New Roman" w:cs="Times New Roman"/>
-        </w:rPr>
-        <w:t xml:space="preserve">B. </w:t>
-      </w:r>
-      <w:r>
-        <w:rPr>
-          <w:rFonts w:hint="eastAsia" w:ascii="Times New Roman" w:hAnsi="Times New Roman" w:eastAsia="FangSong" w:cs="Times New Roman"/>
-        </w:rPr>
-        <w:t xml:space="preserve">原子半径</w:t>
-      </w:r>
-    </w:p>
-    <w:p>
-      <w:pPr>
-        <w:pStyle w:val="Compact"/>
-        <w:numPr>
-          <w:ilvl w:val="0"/>
-          <w:numId w:val="1024"/>
-        </w:numPr>
-        <w:ind w:firstLine="420"/>
-      </w:pPr>
-      <w:r>
-        <w:rPr>
-          <w:rFonts w:ascii="Times New Roman" w:hAnsi="Times New Roman" w:eastAsia="Times New Roman" w:cs="Times New Roman"/>
-        </w:rPr>
-        <w:t xml:space="preserve">C. </w:t>
-      </w:r>
-      <w:r>
-        <w:rPr>
-          <w:rFonts w:hint="eastAsia" w:ascii="Times New Roman" w:hAnsi="Times New Roman" w:eastAsia="FangSong" w:cs="Times New Roman"/>
-        </w:rPr>
-        <w:t xml:space="preserve">晶体密度</w:t>
-      </w:r>
-    </w:p>
-    <w:p>
-      <w:pPr>
-        <w:pStyle w:val="Compact"/>
-        <w:numPr>
-          <w:ilvl w:val="0"/>
-          <w:numId w:val="1024"/>
-        </w:numPr>
-        <w:ind w:firstLine="420"/>
-      </w:pPr>
-      <w:r>
-        <w:rPr>
-          <w:rFonts w:ascii="Times New Roman" w:hAnsi="Times New Roman" w:eastAsia="Times New Roman" w:cs="Times New Roman"/>
-        </w:rPr>
-        <w:t xml:space="preserve">D. </w:t>
-      </w:r>
-      <w:r>
-        <w:rPr>
-          <w:rFonts w:hint="eastAsia" w:ascii="Times New Roman" w:hAnsi="Times New Roman" w:eastAsia="FangSong" w:cs="Times New Roman"/>
-        </w:rPr>
-        <w:t xml:space="preserve">第一电离能</w:t>
-      </w:r>
-    </w:p>
-    <w:p>
-      <w:pPr>
-        <w:numPr>
-          <w:ilvl w:val="0"/>
-          <w:numId w:val="1025"/>
-        </w:numPr>
-        <w:ind w:firstLine="420"/>
-      </w:pPr>
+        <w:t xml:space="preserve">8-2 </w:t>
+      </w:r>
       <w:r>
         <w:rPr>
           <w:rFonts w:hint="eastAsia" w:ascii="Times New Roman" w:hAnsi="Times New Roman" w:eastAsia="FangSong" w:cs="Times New Roman"/>
@@ -21498,12 +19559,15 @@
     </w:p>
     <w:p>
       <w:pPr>
-        <w:numPr>
-          <w:ilvl w:val="0"/>
-          <w:numId w:val="1025"/>
-        </w:numPr>
+        <w:pStyle w:val="BodyText"/>
         <w:ind w:firstLine="420"/>
       </w:pPr>
+      <w:r>
+        <w:rPr>
+          <w:rFonts w:ascii="Times New Roman" w:hAnsi="Times New Roman" w:eastAsia="Times New Roman" w:cs="Times New Roman"/>
+        </w:rPr>
+        <w:t xml:space="preserve">8-3 </w:t>
+      </w:r>
       <w:r>
         <w:rPr>
           <w:rFonts w:hint="eastAsia" w:ascii="Times New Roman" w:hAnsi="Times New Roman" w:eastAsia="FangSong" w:cs="Times New Roman"/>
@@ -21691,12 +19755,15 @@
     </w:p>
     <w:p>
       <w:pPr>
-        <w:numPr>
-          <w:ilvl w:val="0"/>
-          <w:numId w:val="1025"/>
-        </w:numPr>
+        <w:pStyle w:val="BodyText"/>
         <w:ind w:firstLine="420"/>
       </w:pPr>
+      <w:r>
+        <w:rPr>
+          <w:rFonts w:ascii="Times New Roman" w:hAnsi="Times New Roman" w:eastAsia="Times New Roman" w:cs="Times New Roman"/>
+        </w:rPr>
+        <w:t xml:space="preserve">8-4 </w:t>
+      </w:r>
       <w:r>
         <w:rPr>
           <w:rFonts w:hint="eastAsia" w:ascii="Times New Roman" w:hAnsi="Times New Roman" w:eastAsia="FangSong" w:cs="Times New Roman"/>
@@ -21994,7 +20061,7 @@
     </w:p>
     <w:p>
       <w:pPr>
-        <w:pStyle w:val="FirstParagraph"/>
+        <w:pStyle w:val="BodyText"/>
         <w:ind w:firstLine="420"/>
       </w:pPr>
       <w:r>
@@ -22014,11 +20081,22 @@
     </w:p>
     <w:p>
       <w:pPr>
-        <w:numPr>
-          <w:ilvl w:val="0"/>
-          <w:numId w:val="1026"/>
-        </w:numPr>
-      </w:pPr>
+        <w:pStyle w:val="BodyText"/>
+      </w:pPr>
+      <w:r>
+        <w:rPr>
+          <w:rFonts w:ascii="Times New Roman" w:hAnsi="Times New Roman" w:eastAsia="Times New Roman" w:cs="Times New Roman"/>
+          <w:b/>
+          <w:bCs/>
+        </w:rPr>
+        <w:t xml:space="preserve">(1)</w:t>
+      </w:r>
+      <w:r>
+        <w:rPr>
+          <w:rFonts w:ascii="Times New Roman" w:hAnsi="Times New Roman" w:eastAsia="Times New Roman" w:cs="Times New Roman"/>
+        </w:rPr>
+        <w:t xml:space="preserve"> </w:t>
+      </w:r>
       <w:r>
         <w:rPr>
           <w:rFonts w:ascii="Times New Roman" w:hAnsi="Times New Roman" w:eastAsia="Times New Roman" w:cs="Times New Roman"/>
@@ -22028,11 +20106,22 @@
     </w:p>
     <w:p>
       <w:pPr>
-        <w:numPr>
-          <w:ilvl w:val="0"/>
-          <w:numId w:val="1026"/>
-        </w:numPr>
-      </w:pPr>
+        <w:pStyle w:val="BodyText"/>
+      </w:pPr>
+      <w:r>
+        <w:rPr>
+          <w:rFonts w:ascii="Times New Roman" w:hAnsi="Times New Roman" w:eastAsia="Times New Roman" w:cs="Times New Roman"/>
+          <w:b/>
+          <w:bCs/>
+        </w:rPr>
+        <w:t xml:space="preserve">(2)</w:t>
+      </w:r>
+      <w:r>
+        <w:rPr>
+          <w:rFonts w:ascii="Times New Roman" w:hAnsi="Times New Roman" w:eastAsia="Times New Roman" w:cs="Times New Roman"/>
+        </w:rPr>
+        <w:t xml:space="preserve"> </w:t>
+      </w:r>
       <m:oMath>
         <m:oMathPr>
           <m:ctrlPr>
@@ -22112,20 +20201,25 @@
           </m:sub>
         </m:sSub>
       </m:oMath>
-      <w:r>
-        <w:rPr>
-          <w:rFonts w:ascii="Times New Roman" w:hAnsi="Times New Roman" w:eastAsia="Times New Roman" w:cs="Times New Roman"/>
-        </w:rPr>
-        <w:t xml:space="preserve">​</w:t>
-      </w:r>
     </w:p>
     <w:p>
       <w:pPr>
-        <w:numPr>
-          <w:ilvl w:val="0"/>
-          <w:numId w:val="1026"/>
-        </w:numPr>
-      </w:pPr>
+        <w:pStyle w:val="BodyText"/>
+      </w:pPr>
+      <w:r>
+        <w:rPr>
+          <w:rFonts w:ascii="Times New Roman" w:hAnsi="Times New Roman" w:eastAsia="Times New Roman" w:cs="Times New Roman"/>
+          <w:b/>
+          <w:bCs/>
+        </w:rPr>
+        <w:t xml:space="preserve">(3)</w:t>
+      </w:r>
+      <w:r>
+        <w:rPr>
+          <w:rFonts w:ascii="Times New Roman" w:hAnsi="Times New Roman" w:eastAsia="Times New Roman" w:cs="Times New Roman"/>
+        </w:rPr>
+        <w:t xml:space="preserve"> </w:t>
+      </w:r>
       <m:oMath>
         <m:sSub>
           <m:e>
@@ -22255,11 +20349,22 @@
     </w:p>
     <w:p>
       <w:pPr>
-        <w:numPr>
-          <w:ilvl w:val="0"/>
-          <w:numId w:val="1026"/>
-        </w:numPr>
-      </w:pPr>
+        <w:pStyle w:val="BodyText"/>
+      </w:pPr>
+      <w:r>
+        <w:rPr>
+          <w:rFonts w:ascii="Times New Roman" w:hAnsi="Times New Roman" w:eastAsia="Times New Roman" w:cs="Times New Roman"/>
+          <w:b/>
+          <w:bCs/>
+        </w:rPr>
+        <w:t xml:space="preserve">(4)</w:t>
+      </w:r>
+      <w:r>
+        <w:rPr>
+          <w:rFonts w:ascii="Times New Roman" w:hAnsi="Times New Roman" w:eastAsia="Times New Roman" w:cs="Times New Roman"/>
+        </w:rPr>
+        <w:t xml:space="preserve"> </w:t>
+      </w:r>
       <m:oMath>
         <m:oMathPr>
           <m:ctrlPr>
@@ -22390,12 +20495,6 @@
           <m:t>F</m:t>
         </m:r>
       </m:oMath>
-      <w:r>
-        <w:rPr>
-          <w:rFonts w:ascii="Times New Roman" w:hAnsi="Times New Roman" w:eastAsia="Times New Roman" w:cs="Times New Roman"/>
-        </w:rPr>
-        <w:t xml:space="preserve">​</w:t>
-      </w:r>
     </w:p>
     <w:p>
       <w:pPr>
@@ -22407,28 +20506,8 @@
         </w:pict>
       </w:r>
     </w:p>
-    <w:p>
-      <w:pPr>
-        <w:spacing w:before="160" w:after="80"/>
-      </w:pPr>
-      <w:r>
-        <w:pict>
-          <v:rect style="width:0;height:1.5pt" o:hralign="center" o:hrstd="t" o:hr="t"/>
-        </w:pict>
-      </w:r>
-    </w:p>
-    <w:p>
-      <w:pPr>
-        <w:spacing w:before="160" w:after="80"/>
-      </w:pPr>
-      <w:r>
-        <w:pict>
-          <v:rect style="width:0;height:1.5pt" o:hralign="center" o:hrstd="t" o:hr="t"/>
-        </w:pict>
-      </w:r>
-    </w:p>
-    <w:bookmarkEnd w:id="70"/>
-    <w:bookmarkStart w:id="71" w:name="第24题"/>
+    <w:bookmarkEnd w:id="68"/>
+    <w:bookmarkStart w:id="69" w:name="第24题"/>
     <w:p>
       <w:pPr>
         <w:pStyle w:val="Heading3"/>
@@ -22963,12 +21042,15 @@
     </w:p>
     <w:p>
       <w:pPr>
-        <w:numPr>
-          <w:ilvl w:val="0"/>
-          <w:numId w:val="1027"/>
-        </w:numPr>
+        <w:pStyle w:val="BodyText"/>
         <w:ind w:firstLine="420"/>
       </w:pPr>
+      <w:r>
+        <w:rPr>
+          <w:rFonts w:ascii="Times New Roman" w:hAnsi="Times New Roman" w:eastAsia="Times New Roman" w:cs="Times New Roman"/>
+        </w:rPr>
+        <w:t xml:space="preserve">4-1 </w:t>
+      </w:r>
       <w:r>
         <w:rPr>
           <w:rFonts w:hint="eastAsia" w:ascii="Times New Roman" w:hAnsi="Times New Roman" w:eastAsia="FangSong" w:cs="Times New Roman"/>
@@ -23008,12 +21090,15 @@
     </w:p>
     <w:p>
       <w:pPr>
-        <w:numPr>
-          <w:ilvl w:val="0"/>
-          <w:numId w:val="1027"/>
-        </w:numPr>
+        <w:pStyle w:val="BodyText"/>
         <w:ind w:firstLine="420"/>
       </w:pPr>
+      <w:r>
+        <w:rPr>
+          <w:rFonts w:ascii="Times New Roman" w:hAnsi="Times New Roman" w:eastAsia="Times New Roman" w:cs="Times New Roman"/>
+        </w:rPr>
+        <w:t xml:space="preserve">4-2 </w:t>
+      </w:r>
       <w:r>
         <w:rPr>
           <w:rFonts w:hint="eastAsia" w:ascii="Times New Roman" w:hAnsi="Times New Roman" w:eastAsia="FangSong" w:cs="Times New Roman"/>
@@ -23041,7 +21126,7 @@
     </w:p>
     <w:p>
       <w:pPr>
-        <w:pStyle w:val="FirstParagraph"/>
+        <w:pStyle w:val="BodyText"/>
         <w:ind w:firstLine="420"/>
       </w:pPr>
       <w:r>
@@ -23061,12 +21146,23 @@
     </w:p>
     <w:p>
       <w:pPr>
-        <w:numPr>
-          <w:ilvl w:val="0"/>
-          <w:numId w:val="1028"/>
-        </w:numPr>
+        <w:pStyle w:val="BodyText"/>
         <w:ind w:firstLine="420"/>
       </w:pPr>
+      <w:r>
+        <w:rPr>
+          <w:rFonts w:ascii="Times New Roman" w:hAnsi="Times New Roman" w:eastAsia="Times New Roman" w:cs="Times New Roman"/>
+          <w:b/>
+          <w:bCs/>
+        </w:rPr>
+        <w:t xml:space="preserve">(1)</w:t>
+      </w:r>
+      <w:r>
+        <w:rPr>
+          <w:rFonts w:ascii="Times New Roman" w:hAnsi="Times New Roman" w:eastAsia="Times New Roman" w:cs="Times New Roman"/>
+        </w:rPr>
+        <w:t xml:space="preserve"> </w:t>
+      </w:r>
       <m:oMath>
         <m:oMathPr>
           <m:ctrlPr>
@@ -23221,11 +21317,22 @@
     </w:p>
     <w:p>
       <w:pPr>
-        <w:numPr>
-          <w:ilvl w:val="0"/>
-          <w:numId w:val="1028"/>
-        </w:numPr>
-      </w:pPr>
+        <w:pStyle w:val="BodyText"/>
+      </w:pPr>
+      <w:r>
+        <w:rPr>
+          <w:rFonts w:ascii="Times New Roman" w:hAnsi="Times New Roman" w:eastAsia="Times New Roman" w:cs="Times New Roman"/>
+          <w:b/>
+          <w:bCs/>
+        </w:rPr>
+        <w:t xml:space="preserve">(2)</w:t>
+      </w:r>
+      <w:r>
+        <w:rPr>
+          <w:rFonts w:ascii="Times New Roman" w:hAnsi="Times New Roman" w:eastAsia="Times New Roman" w:cs="Times New Roman"/>
+        </w:rPr>
+        <w:t xml:space="preserve"> </w:t>
+      </w:r>
       <m:oMath>
         <m:oMathPr>
           <m:ctrlPr>
@@ -23419,21 +21526,26 @@
           <m:t>S</m:t>
         </m:r>
       </m:oMath>
-      <w:r>
-        <w:rPr>
-          <w:rFonts w:ascii="Times New Roman" w:hAnsi="Times New Roman" w:eastAsia="Times New Roman" w:cs="Times New Roman"/>
-        </w:rPr>
-        <w:t xml:space="preserve">​</w:t>
-      </w:r>
     </w:p>
     <w:p>
       <w:pPr>
-        <w:numPr>
-          <w:ilvl w:val="0"/>
-          <w:numId w:val="1028"/>
-        </w:numPr>
+        <w:pStyle w:val="BodyText"/>
         <w:ind w:firstLine="420"/>
       </w:pPr>
+      <w:r>
+        <w:rPr>
+          <w:rFonts w:ascii="Times New Roman" w:hAnsi="Times New Roman" w:eastAsia="Times New Roman" w:cs="Times New Roman"/>
+          <w:b/>
+          <w:bCs/>
+        </w:rPr>
+        <w:t xml:space="preserve">(1)</w:t>
+      </w:r>
+      <w:r>
+        <w:rPr>
+          <w:rFonts w:ascii="Times New Roman" w:hAnsi="Times New Roman" w:eastAsia="Times New Roman" w:cs="Times New Roman"/>
+        </w:rPr>
+        <w:t xml:space="preserve"> </w:t>
+      </w:r>
       <w:r>
         <w:rPr>
           <w:rFonts w:hint="eastAsia" w:ascii="Times New Roman" w:hAnsi="Times New Roman" w:eastAsia="FangSong" w:cs="Times New Roman"/>
@@ -23777,7 +21889,7 @@
     </w:p>
     <w:p>
       <w:pPr>
-        <w:pStyle w:val="FirstParagraph"/>
+        <w:pStyle w:val="BodyText"/>
         <w:ind w:firstLine="420"/>
       </w:pPr>
       <w:r>
@@ -24564,12 +22676,22 @@
     </w:p>
     <w:p>
       <w:pPr>
-        <w:pStyle w:val="Compact"/>
-        <w:numPr>
-          <w:ilvl w:val="0"/>
-          <w:numId w:val="1029"/>
-        </w:numPr>
-      </w:pPr>
+        <w:pStyle w:val="BodyText"/>
+      </w:pPr>
+      <w:r>
+        <w:rPr>
+          <w:rFonts w:ascii="Times New Roman" w:hAnsi="Times New Roman" w:eastAsia="Times New Roman" w:cs="Times New Roman"/>
+          <w:b/>
+          <w:bCs/>
+        </w:rPr>
+        <w:t xml:space="preserve">(2)</w:t>
+      </w:r>
+      <w:r>
+        <w:rPr>
+          <w:rFonts w:ascii="Times New Roman" w:hAnsi="Times New Roman" w:eastAsia="Times New Roman" w:cs="Times New Roman"/>
+        </w:rPr>
+        <w:t xml:space="preserve"> </w:t>
+      </w:r>
       <m:oMath>
         <m:oMathPr>
           <m:ctrlPr>
@@ -24763,12 +22885,6 @@
           <m:t>S</m:t>
         </m:r>
       </m:oMath>
-      <w:r>
-        <w:rPr>
-          <w:rFonts w:ascii="Times New Roman" w:hAnsi="Times New Roman" w:eastAsia="Times New Roman" w:cs="Times New Roman"/>
-        </w:rPr>
-        <w:t xml:space="preserve">​</w:t>
-      </w:r>
     </w:p>
     <w:p>
       <w:pPr>
@@ -24780,28 +22896,8 @@
         </w:pict>
       </w:r>
     </w:p>
-    <w:p>
-      <w:pPr>
-        <w:spacing w:before="160" w:after="80"/>
-      </w:pPr>
-      <w:r>
-        <w:pict>
-          <v:rect style="width:0;height:1.5pt" o:hralign="center" o:hrstd="t" o:hr="t"/>
-        </w:pict>
-      </w:r>
-    </w:p>
-    <w:p>
-      <w:pPr>
-        <w:spacing w:before="160" w:after="80"/>
-      </w:pPr>
-      <w:r>
-        <w:pict>
-          <v:rect style="width:0;height:1.5pt" o:hralign="center" o:hrstd="t" o:hr="t"/>
-        </w:pict>
-      </w:r>
-    </w:p>
-    <w:bookmarkEnd w:id="71"/>
-    <w:bookmarkStart w:id="72" w:name="第25题"/>
+    <w:bookmarkEnd w:id="69"/>
+    <w:bookmarkStart w:id="70" w:name="第25题"/>
     <w:p>
       <w:pPr>
         <w:pStyle w:val="Heading3"/>
@@ -26122,12 +24218,15 @@
     </w:p>
     <w:p>
       <w:pPr>
-        <w:numPr>
-          <w:ilvl w:val="0"/>
-          <w:numId w:val="1030"/>
-        </w:numPr>
+        <w:pStyle w:val="BodyText"/>
         <w:ind w:firstLine="420"/>
       </w:pPr>
+      <w:r>
+        <w:rPr>
+          <w:rFonts w:ascii="Times New Roman" w:hAnsi="Times New Roman" w:eastAsia="Times New Roman" w:cs="Times New Roman"/>
+        </w:rPr>
+        <w:t xml:space="preserve">5-1 </w:t>
+      </w:r>
       <w:r>
         <w:rPr>
           <w:rFonts w:hint="eastAsia" w:ascii="Times New Roman" w:hAnsi="Times New Roman" w:eastAsia="FangSong" w:cs="Times New Roman"/>
@@ -26243,12 +24342,15 @@
     </w:p>
     <w:p>
       <w:pPr>
-        <w:numPr>
-          <w:ilvl w:val="0"/>
-          <w:numId w:val="1030"/>
-        </w:numPr>
+        <w:pStyle w:val="BodyText"/>
         <w:ind w:firstLine="420"/>
       </w:pPr>
+      <w:r>
+        <w:rPr>
+          <w:rFonts w:ascii="Times New Roman" w:hAnsi="Times New Roman" w:eastAsia="Times New Roman" w:cs="Times New Roman"/>
+        </w:rPr>
+        <w:t xml:space="preserve">5-2 </w:t>
+      </w:r>
       <w:r>
         <w:rPr>
           <w:rFonts w:hint="eastAsia" w:ascii="Times New Roman" w:hAnsi="Times New Roman" w:eastAsia="FangSong" w:cs="Times New Roman"/>
@@ -26322,12 +24424,15 @@
     </w:p>
     <w:p>
       <w:pPr>
-        <w:numPr>
-          <w:ilvl w:val="0"/>
-          <w:numId w:val="1030"/>
-        </w:numPr>
+        <w:pStyle w:val="BodyText"/>
         <w:ind w:firstLine="420"/>
       </w:pPr>
+      <w:r>
+        <w:rPr>
+          <w:rFonts w:ascii="Times New Roman" w:hAnsi="Times New Roman" w:eastAsia="Times New Roman" w:cs="Times New Roman"/>
+        </w:rPr>
+        <w:t xml:space="preserve">5-3 </w:t>
+      </w:r>
       <w:r>
         <w:rPr>
           <w:rFonts w:hint="eastAsia" w:ascii="Times New Roman" w:hAnsi="Times New Roman" w:eastAsia="FangSong" w:cs="Times New Roman"/>
@@ -26471,7 +24576,7 @@
     </w:p>
     <w:p>
       <w:pPr>
-        <w:pStyle w:val="FirstParagraph"/>
+        <w:pStyle w:val="BodyText"/>
         <w:ind w:firstLine="420"/>
       </w:pPr>
       <w:r>
@@ -26491,12 +24596,23 @@
     </w:p>
     <w:p>
       <w:pPr>
-        <w:numPr>
-          <w:ilvl w:val="0"/>
-          <w:numId w:val="1031"/>
-        </w:numPr>
+        <w:pStyle w:val="BodyText"/>
         <w:ind w:firstLine="420"/>
       </w:pPr>
+      <w:r>
+        <w:rPr>
+          <w:rFonts w:ascii="Times New Roman" w:hAnsi="Times New Roman" w:eastAsia="Times New Roman" w:cs="Times New Roman"/>
+          <w:b/>
+          <w:bCs/>
+        </w:rPr>
+        <w:t xml:space="preserve">(1)</w:t>
+      </w:r>
+      <w:r>
+        <w:rPr>
+          <w:rFonts w:ascii="Times New Roman" w:hAnsi="Times New Roman" w:eastAsia="Times New Roman" w:cs="Times New Roman"/>
+        </w:rPr>
+        <w:t xml:space="preserve"> </w:t>
+      </w:r>
       <w:r>
         <w:rPr>
           <w:rFonts w:hint="eastAsia" w:ascii="Times New Roman" w:hAnsi="Times New Roman" w:eastAsia="FangSong" w:cs="Times New Roman"/>
@@ -26524,11 +24640,22 @@
     </w:p>
     <w:p>
       <w:pPr>
-        <w:numPr>
-          <w:ilvl w:val="0"/>
-          <w:numId w:val="1031"/>
-        </w:numPr>
-      </w:pPr>
+        <w:pStyle w:val="BodyText"/>
+      </w:pPr>
+      <w:r>
+        <w:rPr>
+          <w:rFonts w:ascii="Times New Roman" w:hAnsi="Times New Roman" w:eastAsia="Times New Roman" w:cs="Times New Roman"/>
+          <w:b/>
+          <w:bCs/>
+        </w:rPr>
+        <w:t xml:space="preserve">(2)</w:t>
+      </w:r>
+      <w:r>
+        <w:rPr>
+          <w:rFonts w:ascii="Times New Roman" w:hAnsi="Times New Roman" w:eastAsia="Times New Roman" w:cs="Times New Roman"/>
+        </w:rPr>
+        <w:t xml:space="preserve"> </w:t>
+      </w:r>
       <m:oMath>
         <m:oMathPr>
           <m:ctrlPr>
@@ -26588,12 +24715,23 @@
     </w:p>
     <w:p>
       <w:pPr>
-        <w:numPr>
-          <w:ilvl w:val="0"/>
-          <w:numId w:val="1031"/>
-        </w:numPr>
+        <w:pStyle w:val="BodyText"/>
         <w:ind w:firstLine="420"/>
       </w:pPr>
+      <w:r>
+        <w:rPr>
+          <w:rFonts w:ascii="Times New Roman" w:hAnsi="Times New Roman" w:eastAsia="Times New Roman" w:cs="Times New Roman"/>
+          <w:b/>
+          <w:bCs/>
+        </w:rPr>
+        <w:t xml:space="preserve">(3)</w:t>
+      </w:r>
+      <w:r>
+        <w:rPr>
+          <w:rFonts w:ascii="Times New Roman" w:hAnsi="Times New Roman" w:eastAsia="Times New Roman" w:cs="Times New Roman"/>
+        </w:rPr>
+        <w:t xml:space="preserve"> </w:t>
+      </w:r>
       <w:r>
         <w:rPr>
           <w:rFonts w:hint="eastAsia" w:ascii="Times New Roman" w:hAnsi="Times New Roman" w:eastAsia="FangSong" w:cs="Times New Roman"/>
@@ -26761,12 +24899,23 @@
     </w:p>
     <w:p>
       <w:pPr>
-        <w:numPr>
-          <w:ilvl w:val="0"/>
-          <w:numId w:val="1031"/>
-        </w:numPr>
+        <w:pStyle w:val="BodyText"/>
         <w:ind w:firstLine="420"/>
       </w:pPr>
+      <w:r>
+        <w:rPr>
+          <w:rFonts w:ascii="Times New Roman" w:hAnsi="Times New Roman" w:eastAsia="Times New Roman" w:cs="Times New Roman"/>
+          <w:b/>
+          <w:bCs/>
+        </w:rPr>
+        <w:t xml:space="preserve">(1)</w:t>
+      </w:r>
+      <w:r>
+        <w:rPr>
+          <w:rFonts w:ascii="Times New Roman" w:hAnsi="Times New Roman" w:eastAsia="Times New Roman" w:cs="Times New Roman"/>
+        </w:rPr>
+        <w:t xml:space="preserve"> </w:t>
+      </w:r>
       <w:r>
         <w:rPr>
           <w:rFonts w:hint="eastAsia" w:ascii="Times New Roman" w:hAnsi="Times New Roman" w:eastAsia="FangSong" w:cs="Times New Roman"/>
@@ -26806,12 +24955,23 @@
     </w:p>
     <w:p>
       <w:pPr>
-        <w:numPr>
-          <w:ilvl w:val="0"/>
-          <w:numId w:val="1031"/>
-        </w:numPr>
+        <w:pStyle w:val="BodyText"/>
         <w:ind w:firstLine="420"/>
       </w:pPr>
+      <w:r>
+        <w:rPr>
+          <w:rFonts w:ascii="Times New Roman" w:hAnsi="Times New Roman" w:eastAsia="Times New Roman" w:cs="Times New Roman"/>
+          <w:b/>
+          <w:bCs/>
+        </w:rPr>
+        <w:t xml:space="preserve">(2)</w:t>
+      </w:r>
+      <w:r>
+        <w:rPr>
+          <w:rFonts w:ascii="Times New Roman" w:hAnsi="Times New Roman" w:eastAsia="Times New Roman" w:cs="Times New Roman"/>
+        </w:rPr>
+        <w:t xml:space="preserve"> </w:t>
+      </w:r>
       <w:r>
         <w:rPr>
           <w:rFonts w:hint="eastAsia" w:ascii="Times New Roman" w:hAnsi="Times New Roman" w:eastAsia="FangSong" w:cs="Times New Roman"/>
@@ -27234,22 +25394,29 @@
     </w:p>
     <w:p>
       <w:pPr>
-        <w:pStyle w:val="Compact"/>
-        <w:numPr>
-          <w:ilvl w:val="0"/>
-          <w:numId w:val="1031"/>
-        </w:numPr>
-      </w:pPr>
-    </w:p>
-    <w:p>
-      <w:pPr>
-        <w:pStyle w:val="Compact"/>
-        <w:numPr>
-          <w:ilvl w:val="1"/>
-          <w:numId w:val="1032"/>
-        </w:numPr>
+        <w:pStyle w:val="BodyText"/>
         <w:ind w:firstLine="420"/>
       </w:pPr>
+      <w:r>
+        <w:rPr>
+          <w:rFonts w:ascii="Times New Roman" w:hAnsi="Times New Roman" w:eastAsia="Times New Roman" w:cs="Times New Roman"/>
+          <w:b/>
+          <w:bCs/>
+        </w:rPr>
+        <w:t xml:space="preserve">(3)</w:t>
+      </w:r>
+      <w:r>
+        <w:rPr>
+          <w:rFonts w:ascii="Times New Roman" w:hAnsi="Times New Roman" w:eastAsia="Times New Roman" w:cs="Times New Roman"/>
+        </w:rPr>
+        <w:t xml:space="preserve"> </w:t>
+      </w:r>
+      <w:r>
+        <w:rPr>
+          <w:rFonts w:ascii="Times New Roman" w:hAnsi="Times New Roman" w:eastAsia="Times New Roman" w:cs="Times New Roman"/>
+        </w:rPr>
+        <w:t xml:space="preserve">(III) </w:t>
+      </w:r>
       <w:r>
         <w:rPr>
           <w:rFonts w:hint="eastAsia" w:ascii="Times New Roman" w:hAnsi="Times New Roman" w:eastAsia="FangSong" w:cs="Times New Roman"/>
@@ -27610,7 +25777,7 @@
     </w:p>
     <w:p>
       <w:pPr>
-        <w:pStyle w:val="FirstParagraph"/>
+        <w:pStyle w:val="BodyText"/>
       </w:pPr>
       <m:oMathPara>
         <m:oMathParaPr>
@@ -27943,50 +26110,54 @@
         </w:pict>
       </w:r>
     </w:p>
+    <w:bookmarkEnd w:id="70"/>
+    <w:bookmarkStart w:id="71" w:name="第26题"/>
     <w:p>
       <w:pPr>
-        <w:spacing w:before="160" w:after="80"/>
-      </w:pPr>
-      <w:r>
-        <w:pict>
-          <v:rect style="width:0;height:1.5pt" o:hralign="center" o:hrstd="t" o:hr="t"/>
-        </w:pict>
+        <w:pStyle w:val="Heading3"/>
+        <w:spacing w:before="280" w:after="120"/>
+      </w:pPr>
+      <w:r>
+        <w:rPr>
+          <w:rFonts w:hint="eastAsia" w:ascii="Times New Roman" w:hAnsi="Times New Roman" w:eastAsia="SimHei" w:cs="Times New Roman"/>
+        </w:rPr>
+        <w:t>第</w:t>
+      </w:r>
+      <w:r>
+        <w:rPr>
+          <w:rFonts w:hint="eastAsia" w:ascii="Times New Roman" w:hAnsi="Times New Roman" w:eastAsia="Times New Roman" w:cs="Times New Roman"/>
+        </w:rPr>
+        <w:t>26</w:t>
+      </w:r>
+      <w:r>
+        <w:rPr>
+          <w:rFonts w:hint="eastAsia" w:ascii="Times New Roman" w:hAnsi="Times New Roman" w:eastAsia="SimHei" w:cs="Times New Roman"/>
+        </w:rPr>
+        <w:t>题</w:t>
       </w:r>
     </w:p>
     <w:p>
       <w:pPr>
-        <w:spacing w:before="160" w:after="80"/>
-      </w:pPr>
-      <w:r>
-        <w:pict>
-          <v:rect style="width:0;height:1.5pt" o:hralign="center" o:hrstd="t" o:hr="t"/>
-        </w:pict>
-      </w:r>
-    </w:p>
-    <w:bookmarkEnd w:id="72"/>
-    <w:bookmarkStart w:id="73" w:name="第26题"/>
-    <w:p>
-      <w:pPr>
-        <w:pStyle w:val="Heading3"/>
-        <w:spacing w:before="280" w:after="120"/>
-      </w:pPr>
-      <w:r>
-        <w:rPr>
-          <w:rFonts w:hint="eastAsia" w:ascii="Times New Roman" w:hAnsi="Times New Roman" w:eastAsia="SimHei" w:cs="Times New Roman"/>
-        </w:rPr>
-        <w:t>第</w:t>
-      </w:r>
-      <w:r>
-        <w:rPr>
-          <w:rFonts w:hint="eastAsia" w:ascii="Times New Roman" w:hAnsi="Times New Roman" w:eastAsia="Times New Roman" w:cs="Times New Roman"/>
-        </w:rPr>
-        <w:t>26</w:t>
-      </w:r>
-      <w:r>
-        <w:rPr>
-          <w:rFonts w:hint="eastAsia" w:ascii="Times New Roman" w:hAnsi="Times New Roman" w:eastAsia="SimHei" w:cs="Times New Roman"/>
-        </w:rPr>
-        <w:t>题</w:t>
+        <w:pStyle w:val="BlockText"/>
+        <w:ind w:firstLine="420"/>
+      </w:pPr>
+      <w:r>
+        <w:rPr>
+          <w:rFonts w:hint="eastAsia" w:ascii="Times New Roman" w:hAnsi="Times New Roman" w:eastAsia="FangSong" w:cs="Times New Roman"/>
+        </w:rPr>
+        <w:t>来源</w:t>
+      </w:r>
+      <w:r>
+        <w:rPr>
+          <w:rFonts w:hint="eastAsia" w:ascii="Times New Roman" w:hAnsi="Times New Roman" w:eastAsia="Times New Roman" w:cs="Times New Roman"/>
+        </w:rPr>
+        <w:t>：</w:t>
+      </w:r>
+      <w:r>
+        <w:rPr>
+          <w:rFonts w:hint="eastAsia" w:ascii="Times New Roman" w:hAnsi="Times New Roman" w:eastAsia="FangSong" w:cs="Times New Roman"/>
+        </w:rPr>
+        <w:t>一分册能力测试</w:t>
       </w:r>
     </w:p>
     <w:p>
@@ -27997,96 +26168,72 @@
       <w:r>
         <w:rPr>
           <w:rFonts w:hint="eastAsia" w:ascii="Times New Roman" w:hAnsi="Times New Roman" w:eastAsia="FangSong" w:cs="Times New Roman"/>
-        </w:rPr>
-        <w:t>来源</w:t>
-      </w:r>
-      <w:r>
-        <w:rPr>
-          <w:rFonts w:hint="eastAsia" w:ascii="Times New Roman" w:hAnsi="Times New Roman" w:eastAsia="Times New Roman" w:cs="Times New Roman"/>
-        </w:rPr>
-        <w:t>：</w:t>
-      </w:r>
-      <w:r>
-        <w:rPr>
-          <w:rFonts w:hint="eastAsia" w:ascii="Times New Roman" w:hAnsi="Times New Roman" w:eastAsia="FangSong" w:cs="Times New Roman"/>
-        </w:rPr>
-        <w:t>一分册能力测试</w:t>
+          <w:b/>
+          <w:bCs/>
+        </w:rPr>
+        <w:t xml:space="preserve">分值</w:t>
+      </w:r>
+      <w:r>
+        <w:rPr>
+          <w:rFonts w:hint="eastAsia" w:ascii="Times New Roman" w:hAnsi="Times New Roman" w:eastAsia="Times New Roman" w:cs="Times New Roman"/>
+        </w:rPr>
+        <w:t xml:space="preserve">：12</w:t>
+      </w:r>
+      <w:r>
+        <w:rPr>
+          <w:rFonts w:ascii="Times New Roman" w:hAnsi="Times New Roman" w:eastAsia="Times New Roman" w:cs="Times New Roman"/>
+        </w:rPr>
+        <w:t xml:space="preserve"> </w:t>
+      </w:r>
+      <w:r>
+        <w:rPr>
+          <w:rFonts w:hint="eastAsia" w:ascii="Times New Roman" w:hAnsi="Times New Roman" w:eastAsia="FangSong" w:cs="Times New Roman"/>
+        </w:rPr>
+        <w:t xml:space="preserve">分</w:t>
       </w:r>
     </w:p>
     <w:p>
       <w:pPr>
-        <w:pStyle w:val="BlockText"/>
+        <w:pStyle w:val="FirstParagraph"/>
         <w:ind w:firstLine="420"/>
       </w:pPr>
       <w:r>
         <w:rPr>
           <w:rFonts w:hint="eastAsia" w:ascii="Times New Roman" w:hAnsi="Times New Roman" w:eastAsia="FangSong" w:cs="Times New Roman"/>
+        </w:rPr>
+        <w:t>碘能形成多种氟化物</w:t>
+      </w:r>
+      <w:r>
+        <w:rPr>
+          <w:rFonts w:hint="eastAsia" w:ascii="Times New Roman" w:hAnsi="Times New Roman" w:eastAsia="Times New Roman" w:cs="Times New Roman"/>
+        </w:rPr>
+        <w:t>，</w:t>
+      </w:r>
+      <w:r>
+        <w:rPr>
+          <w:rFonts w:hint="eastAsia" w:ascii="Times New Roman" w:hAnsi="Times New Roman" w:eastAsia="FangSong" w:cs="Times New Roman"/>
+        </w:rPr>
+        <w:t>具有许多有趣的性质</w:t>
+      </w:r>
+      <w:r>
+        <w:rPr>
+          <w:rFonts w:hint="eastAsia" w:ascii="Times New Roman" w:hAnsi="Times New Roman" w:eastAsia="Times New Roman" w:cs="Times New Roman"/>
+        </w:rPr>
+        <w:t>。</w:t>
+      </w:r>
+    </w:p>
+    <w:p>
+      <w:pPr>
+        <w:pStyle w:val="BodyText"/>
+        <w:ind w:firstLine="420"/>
+      </w:pPr>
+      <w:r>
+        <w:rPr>
+          <w:rFonts w:ascii="Times New Roman" w:hAnsi="Times New Roman" w:eastAsia="Times New Roman" w:cs="Times New Roman"/>
           <w:b/>
           <w:bCs/>
         </w:rPr>
-        <w:t xml:space="preserve">分值</w:t>
-      </w:r>
-      <w:r>
-        <w:rPr>
-          <w:rFonts w:hint="eastAsia" w:ascii="Times New Roman" w:hAnsi="Times New Roman" w:eastAsia="Times New Roman" w:cs="Times New Roman"/>
-        </w:rPr>
-        <w:t xml:space="preserve">：12</w:t>
-      </w:r>
-      <w:r>
-        <w:rPr>
-          <w:rFonts w:ascii="Times New Roman" w:hAnsi="Times New Roman" w:eastAsia="Times New Roman" w:cs="Times New Roman"/>
-        </w:rPr>
-        <w:t xml:space="preserve"> </w:t>
-      </w:r>
-      <w:r>
-        <w:rPr>
-          <w:rFonts w:hint="eastAsia" w:ascii="Times New Roman" w:hAnsi="Times New Roman" w:eastAsia="FangSong" w:cs="Times New Roman"/>
-        </w:rPr>
-        <w:t xml:space="preserve">分</w:t>
-      </w:r>
-    </w:p>
-    <w:p>
-      <w:pPr>
-        <w:pStyle w:val="FirstParagraph"/>
-        <w:ind w:firstLine="420"/>
-      </w:pPr>
-      <w:r>
-        <w:rPr>
-          <w:rFonts w:hint="eastAsia" w:ascii="Times New Roman" w:hAnsi="Times New Roman" w:eastAsia="FangSong" w:cs="Times New Roman"/>
-        </w:rPr>
-        <w:t>碘能形成多种氟化物</w:t>
-      </w:r>
-      <w:r>
-        <w:rPr>
-          <w:rFonts w:hint="eastAsia" w:ascii="Times New Roman" w:hAnsi="Times New Roman" w:eastAsia="Times New Roman" w:cs="Times New Roman"/>
-        </w:rPr>
-        <w:t>，</w:t>
-      </w:r>
-      <w:r>
-        <w:rPr>
-          <w:rFonts w:hint="eastAsia" w:ascii="Times New Roman" w:hAnsi="Times New Roman" w:eastAsia="FangSong" w:cs="Times New Roman"/>
-        </w:rPr>
-        <w:t>具有许多有趣的性质</w:t>
-      </w:r>
-      <w:r>
-        <w:rPr>
-          <w:rFonts w:hint="eastAsia" w:ascii="Times New Roman" w:hAnsi="Times New Roman" w:eastAsia="Times New Roman" w:cs="Times New Roman"/>
-        </w:rPr>
-        <w:t>。</w:t>
-      </w:r>
-    </w:p>
-    <w:p>
-      <w:pPr>
-        <w:pStyle w:val="BodyText"/>
-        <w:ind w:firstLine="420"/>
-      </w:pPr>
-      <w:r>
-        <w:rPr>
-          <w:rFonts w:ascii="Times New Roman" w:hAnsi="Times New Roman" w:eastAsia="Times New Roman" w:cs="Times New Roman"/>
-          <w:b/>
-          <w:bCs/>
-        </w:rPr>
-        <w:t xml:space="preserve">(1)</w:t>
+        <w:t xml:space="preserve">6-1</w:t>
       </w:r>
       <w:r>
         <w:rPr>
@@ -28226,7 +26373,7 @@
           <w:b/>
           <w:bCs/>
         </w:rPr>
-        <w:t xml:space="preserve">(2)</w:t>
+        <w:t xml:space="preserve">6-2</w:t>
       </w:r>
       <w:r>
         <w:rPr>
@@ -28556,7 +26703,7 @@
           <w:b/>
           <w:bCs/>
         </w:rPr>
-        <w:t xml:space="preserve">(3)</w:t>
+        <w:t xml:space="preserve">6-3</w:t>
       </w:r>
       <w:r>
         <w:rPr>
@@ -28751,7 +26898,7 @@
           <w:b/>
           <w:bCs/>
         </w:rPr>
-        <w:t xml:space="preserve">(4)</w:t>
+        <w:t xml:space="preserve">6-4</w:t>
       </w:r>
       <w:r>
         <w:rPr>
@@ -31686,28 +29833,8 @@
         </w:pict>
       </w:r>
     </w:p>
-    <w:p>
-      <w:pPr>
-        <w:spacing w:before="160" w:after="80"/>
-      </w:pPr>
-      <w:r>
-        <w:pict>
-          <v:rect style="width:0;height:1.5pt" o:hralign="center" o:hrstd="t" o:hr="t"/>
-        </w:pict>
-      </w:r>
-    </w:p>
-    <w:p>
-      <w:pPr>
-        <w:spacing w:before="160" w:after="80"/>
-      </w:pPr>
-      <w:r>
-        <w:pict>
-          <v:rect style="width:0;height:1.5pt" o:hralign="center" o:hrstd="t" o:hr="t"/>
-        </w:pict>
-      </w:r>
-    </w:p>
-    <w:bookmarkEnd w:id="73"/>
-    <w:bookmarkStart w:id="74" w:name="第27题"/>
+    <w:bookmarkEnd w:id="71"/>
+    <w:bookmarkStart w:id="72" w:name="第27题"/>
     <w:p>
       <w:pPr>
         <w:pStyle w:val="Heading3"/>
@@ -32464,7 +30591,7 @@
       <w:pPr>
         <w:numPr>
           <w:ilvl w:val="0"/>
-          <w:numId w:val="1033"/>
+          <w:numId w:val="1022"/>
         </w:numPr>
         <w:ind w:firstLine="420"/>
       </w:pPr>
@@ -32847,7 +30974,7 @@
       <w:pPr>
         <w:numPr>
           <w:ilvl w:val="0"/>
-          <w:numId w:val="1033"/>
+          <w:numId w:val="1022"/>
         </w:numPr>
         <w:ind w:firstLine="420"/>
       </w:pPr>
@@ -32880,7 +31007,7 @@
       <w:pPr>
         <w:numPr>
           <w:ilvl w:val="0"/>
-          <w:numId w:val="1033"/>
+          <w:numId w:val="1022"/>
         </w:numPr>
         <w:ind w:firstLine="420"/>
       </w:pPr>
@@ -33135,29 +31262,9 @@
         </w:pict>
       </w:r>
     </w:p>
-    <w:p>
-      <w:pPr>
-        <w:spacing w:before="160" w:after="80"/>
-      </w:pPr>
-      <w:r>
-        <w:pict>
-          <v:rect style="width:0;height:1.5pt" o:hralign="center" o:hrstd="t" o:hr="t"/>
-        </w:pict>
-      </w:r>
-    </w:p>
-    <w:p>
-      <w:pPr>
-        <w:spacing w:before="160" w:after="80"/>
-      </w:pPr>
-      <w:r>
-        <w:pict>
-          <v:rect style="width:0;height:1.5pt" o:hralign="center" o:hrstd="t" o:hr="t"/>
-        </w:pict>
-      </w:r>
-    </w:p>
+    <w:bookmarkEnd w:id="72"/>
+    <w:bookmarkEnd w:id="73"/>
     <w:bookmarkEnd w:id="74"/>
-    <w:bookmarkEnd w:id="75"/>
-    <w:bookmarkEnd w:id="76"/>
     <w:sectPr>
       <w:footerReference w:type="default" r:id="rId9"/>
       <w:footnotePr>
@@ -33913,91 +32020,6 @@
       <w:start w:val="3"/>
       <w:numFmt w:val="decimal"/>
       <w:lvlText w:val="%9."/>
-      <w:lvlJc w:val="left"/>
-      <w:pPr>
-        <w:ind w:left="6480" w:hanging="360"/>
-      </w:pPr>
-    </w:lvl>
-  </w:abstractNum>
-  <w:abstractNum w:abstractNumId="99633">
-    <w:nsid w:val="00A99633"/>
-    <w:multiLevelType w:val="multilevel"/>
-    <w:lvl w:ilvl="0">
-      <w:start w:val="3"/>
-      <w:numFmt w:val="upperRoman"/>
-      <w:lvlText w:val="(%1)"/>
-      <w:lvlJc w:val="left"/>
-      <w:pPr>
-        <w:ind w:left="720" w:hanging="360"/>
-      </w:pPr>
-    </w:lvl>
-    <w:lvl w:ilvl="1">
-      <w:start w:val="3"/>
-      <w:numFmt w:val="upperRoman"/>
-      <w:lvlText w:val="(%2)"/>
-      <w:lvlJc w:val="left"/>
-      <w:pPr>
-        <w:ind w:left="1440" w:hanging="360"/>
-      </w:pPr>
-    </w:lvl>
-    <w:lvl w:ilvl="2">
-      <w:start w:val="3"/>
-      <w:numFmt w:val="upperRoman"/>
-      <w:lvlText w:val="(%3)"/>
-      <w:lvlJc w:val="left"/>
-      <w:pPr>
-        <w:ind w:left="2160" w:hanging="360"/>
-      </w:pPr>
-    </w:lvl>
-    <w:lvl w:ilvl="3">
-      <w:start w:val="3"/>
-      <w:numFmt w:val="upperRoman"/>
-      <w:lvlText w:val="(%4)"/>
-      <w:lvlJc w:val="left"/>
-      <w:pPr>
-        <w:ind w:left="2880" w:hanging="360"/>
-      </w:pPr>
-    </w:lvl>
-    <w:lvl w:ilvl="4">
-      <w:start w:val="3"/>
-      <w:numFmt w:val="upperRoman"/>
-      <w:lvlText w:val="(%5)"/>
-      <w:lvlJc w:val="left"/>
-      <w:pPr>
-        <w:ind w:left="3600" w:hanging="360"/>
-      </w:pPr>
-    </w:lvl>
-    <w:lvl w:ilvl="5">
-      <w:start w:val="3"/>
-      <w:numFmt w:val="upperRoman"/>
-      <w:lvlText w:val="(%6)"/>
-      <w:lvlJc w:val="left"/>
-      <w:pPr>
-        <w:ind w:left="4320" w:hanging="360"/>
-      </w:pPr>
-    </w:lvl>
-    <w:lvl w:ilvl="6">
-      <w:start w:val="3"/>
-      <w:numFmt w:val="upperRoman"/>
-      <w:lvlText w:val="(%7)"/>
-      <w:lvlJc w:val="left"/>
-      <w:pPr>
-        <w:ind w:left="5040" w:hanging="360"/>
-      </w:pPr>
-    </w:lvl>
-    <w:lvl w:ilvl="7">
-      <w:start w:val="3"/>
-      <w:numFmt w:val="upperRoman"/>
-      <w:lvlText w:val="(%8)"/>
-      <w:lvlJc w:val="left"/>
-      <w:pPr>
-        <w:ind w:left="5760" w:hanging="360"/>
-      </w:pPr>
-    </w:lvl>
-    <w:lvl w:ilvl="8">
-      <w:start w:val="3"/>
-      <w:numFmt w:val="upperRoman"/>
-      <w:lvlText w:val="(%9)"/>
       <w:lvlJc w:val="left"/>
       <w:pPr>
         <w:ind w:left="6480" w:hanging="360"/>
@@ -34119,36 +32141,6 @@
     </w:lvlOverride>
   </w:num>
   <w:num w:numId="1011">
-    <w:abstractNumId w:val="99431"/>
-    <w:lvlOverride w:ilvl="0">
-      <w:startOverride w:val="1"/>
-    </w:lvlOverride>
-    <w:lvlOverride w:ilvl="1">
-      <w:startOverride w:val="1"/>
-    </w:lvlOverride>
-    <w:lvlOverride w:ilvl="2">
-      <w:startOverride w:val="1"/>
-    </w:lvlOverride>
-    <w:lvlOverride w:ilvl="3">
-      <w:startOverride w:val="1"/>
-    </w:lvlOverride>
-    <w:lvlOverride w:ilvl="4">
-      <w:startOverride w:val="1"/>
-    </w:lvlOverride>
-    <w:lvlOverride w:ilvl="5">
-      <w:startOverride w:val="1"/>
-    </w:lvlOverride>
-    <w:lvlOverride w:ilvl="6">
-      <w:startOverride w:val="1"/>
-    </w:lvlOverride>
-    <w:lvlOverride w:ilvl="7">
-      <w:startOverride w:val="1"/>
-    </w:lvlOverride>
-    <w:lvlOverride w:ilvl="8">
-      <w:startOverride w:val="1"/>
-    </w:lvlOverride>
-  </w:num>
-  <w:num w:numId="1012">
     <w:abstractNumId w:val="99432"/>
     <w:lvlOverride w:ilvl="0">
       <w:startOverride w:val="2"/>
@@ -34178,7 +32170,7 @@
       <w:startOverride w:val="2"/>
     </w:lvlOverride>
   </w:num>
-  <w:num w:numId="1013">
+  <w:num w:numId="1012">
     <w:abstractNumId w:val="99433"/>
     <w:lvlOverride w:ilvl="0">
       <w:startOverride w:val="3"/>
@@ -34206,6 +32198,36 @@
     </w:lvlOverride>
     <w:lvlOverride w:ilvl="8">
       <w:startOverride w:val="3"/>
+    </w:lvlOverride>
+  </w:num>
+  <w:num w:numId="1013">
+    <w:abstractNumId w:val="99431"/>
+    <w:lvlOverride w:ilvl="0">
+      <w:startOverride w:val="1"/>
+    </w:lvlOverride>
+    <w:lvlOverride w:ilvl="1">
+      <w:startOverride w:val="1"/>
+    </w:lvlOverride>
+    <w:lvlOverride w:ilvl="2">
+      <w:startOverride w:val="1"/>
+    </w:lvlOverride>
+    <w:lvlOverride w:ilvl="3">
+      <w:startOverride w:val="1"/>
+    </w:lvlOverride>
+    <w:lvlOverride w:ilvl="4">
+      <w:startOverride w:val="1"/>
+    </w:lvlOverride>
+    <w:lvlOverride w:ilvl="5">
+      <w:startOverride w:val="1"/>
+    </w:lvlOverride>
+    <w:lvlOverride w:ilvl="6">
+      <w:startOverride w:val="1"/>
+    </w:lvlOverride>
+    <w:lvlOverride w:ilvl="7">
+      <w:startOverride w:val="1"/>
+    </w:lvlOverride>
+    <w:lvlOverride w:ilvl="8">
+      <w:startOverride w:val="1"/>
     </w:lvlOverride>
   </w:num>
   <w:num w:numId="1014">
@@ -34449,282 +32471,6 @@
     </w:lvlOverride>
   </w:num>
   <w:num w:numId="1022">
-    <w:abstractNumId w:val="991"/>
-  </w:num>
-  <w:num w:numId="1023">
-    <w:abstractNumId w:val="99431"/>
-    <w:lvlOverride w:ilvl="0">
-      <w:startOverride w:val="1"/>
-    </w:lvlOverride>
-    <w:lvlOverride w:ilvl="1">
-      <w:startOverride w:val="1"/>
-    </w:lvlOverride>
-    <w:lvlOverride w:ilvl="2">
-      <w:startOverride w:val="1"/>
-    </w:lvlOverride>
-    <w:lvlOverride w:ilvl="3">
-      <w:startOverride w:val="1"/>
-    </w:lvlOverride>
-    <w:lvlOverride w:ilvl="4">
-      <w:startOverride w:val="1"/>
-    </w:lvlOverride>
-    <w:lvlOverride w:ilvl="5">
-      <w:startOverride w:val="1"/>
-    </w:lvlOverride>
-    <w:lvlOverride w:ilvl="6">
-      <w:startOverride w:val="1"/>
-    </w:lvlOverride>
-    <w:lvlOverride w:ilvl="7">
-      <w:startOverride w:val="1"/>
-    </w:lvlOverride>
-    <w:lvlOverride w:ilvl="8">
-      <w:startOverride w:val="1"/>
-    </w:lvlOverride>
-  </w:num>
-  <w:num w:numId="1024">
-    <w:abstractNumId w:val="991"/>
-  </w:num>
-  <w:num w:numId="1025">
-    <w:abstractNumId w:val="99432"/>
-    <w:lvlOverride w:ilvl="0">
-      <w:startOverride w:val="2"/>
-    </w:lvlOverride>
-    <w:lvlOverride w:ilvl="1">
-      <w:startOverride w:val="2"/>
-    </w:lvlOverride>
-    <w:lvlOverride w:ilvl="2">
-      <w:startOverride w:val="2"/>
-    </w:lvlOverride>
-    <w:lvlOverride w:ilvl="3">
-      <w:startOverride w:val="2"/>
-    </w:lvlOverride>
-    <w:lvlOverride w:ilvl="4">
-      <w:startOverride w:val="2"/>
-    </w:lvlOverride>
-    <w:lvlOverride w:ilvl="5">
-      <w:startOverride w:val="2"/>
-    </w:lvlOverride>
-    <w:lvlOverride w:ilvl="6">
-      <w:startOverride w:val="2"/>
-    </w:lvlOverride>
-    <w:lvlOverride w:ilvl="7">
-      <w:startOverride w:val="2"/>
-    </w:lvlOverride>
-    <w:lvlOverride w:ilvl="8">
-      <w:startOverride w:val="2"/>
-    </w:lvlOverride>
-  </w:num>
-  <w:num w:numId="1026">
-    <w:abstractNumId w:val="99431"/>
-    <w:lvlOverride w:ilvl="0">
-      <w:startOverride w:val="1"/>
-    </w:lvlOverride>
-    <w:lvlOverride w:ilvl="1">
-      <w:startOverride w:val="1"/>
-    </w:lvlOverride>
-    <w:lvlOverride w:ilvl="2">
-      <w:startOverride w:val="1"/>
-    </w:lvlOverride>
-    <w:lvlOverride w:ilvl="3">
-      <w:startOverride w:val="1"/>
-    </w:lvlOverride>
-    <w:lvlOverride w:ilvl="4">
-      <w:startOverride w:val="1"/>
-    </w:lvlOverride>
-    <w:lvlOverride w:ilvl="5">
-      <w:startOverride w:val="1"/>
-    </w:lvlOverride>
-    <w:lvlOverride w:ilvl="6">
-      <w:startOverride w:val="1"/>
-    </w:lvlOverride>
-    <w:lvlOverride w:ilvl="7">
-      <w:startOverride w:val="1"/>
-    </w:lvlOverride>
-    <w:lvlOverride w:ilvl="8">
-      <w:startOverride w:val="1"/>
-    </w:lvlOverride>
-  </w:num>
-  <w:num w:numId="1027">
-    <w:abstractNumId w:val="99431"/>
-    <w:lvlOverride w:ilvl="0">
-      <w:startOverride w:val="1"/>
-    </w:lvlOverride>
-    <w:lvlOverride w:ilvl="1">
-      <w:startOverride w:val="1"/>
-    </w:lvlOverride>
-    <w:lvlOverride w:ilvl="2">
-      <w:startOverride w:val="1"/>
-    </w:lvlOverride>
-    <w:lvlOverride w:ilvl="3">
-      <w:startOverride w:val="1"/>
-    </w:lvlOverride>
-    <w:lvlOverride w:ilvl="4">
-      <w:startOverride w:val="1"/>
-    </w:lvlOverride>
-    <w:lvlOverride w:ilvl="5">
-      <w:startOverride w:val="1"/>
-    </w:lvlOverride>
-    <w:lvlOverride w:ilvl="6">
-      <w:startOverride w:val="1"/>
-    </w:lvlOverride>
-    <w:lvlOverride w:ilvl="7">
-      <w:startOverride w:val="1"/>
-    </w:lvlOverride>
-    <w:lvlOverride w:ilvl="8">
-      <w:startOverride w:val="1"/>
-    </w:lvlOverride>
-  </w:num>
-  <w:num w:numId="1028">
-    <w:abstractNumId w:val="99431"/>
-    <w:lvlOverride w:ilvl="0">
-      <w:startOverride w:val="1"/>
-    </w:lvlOverride>
-    <w:lvlOverride w:ilvl="1">
-      <w:startOverride w:val="1"/>
-    </w:lvlOverride>
-    <w:lvlOverride w:ilvl="2">
-      <w:startOverride w:val="1"/>
-    </w:lvlOverride>
-    <w:lvlOverride w:ilvl="3">
-      <w:startOverride w:val="1"/>
-    </w:lvlOverride>
-    <w:lvlOverride w:ilvl="4">
-      <w:startOverride w:val="1"/>
-    </w:lvlOverride>
-    <w:lvlOverride w:ilvl="5">
-      <w:startOverride w:val="1"/>
-    </w:lvlOverride>
-    <w:lvlOverride w:ilvl="6">
-      <w:startOverride w:val="1"/>
-    </w:lvlOverride>
-    <w:lvlOverride w:ilvl="7">
-      <w:startOverride w:val="1"/>
-    </w:lvlOverride>
-    <w:lvlOverride w:ilvl="8">
-      <w:startOverride w:val="1"/>
-    </w:lvlOverride>
-  </w:num>
-  <w:num w:numId="1029">
-    <w:abstractNumId w:val="99432"/>
-    <w:lvlOverride w:ilvl="0">
-      <w:startOverride w:val="2"/>
-    </w:lvlOverride>
-    <w:lvlOverride w:ilvl="1">
-      <w:startOverride w:val="2"/>
-    </w:lvlOverride>
-    <w:lvlOverride w:ilvl="2">
-      <w:startOverride w:val="2"/>
-    </w:lvlOverride>
-    <w:lvlOverride w:ilvl="3">
-      <w:startOverride w:val="2"/>
-    </w:lvlOverride>
-    <w:lvlOverride w:ilvl="4">
-      <w:startOverride w:val="2"/>
-    </w:lvlOverride>
-    <w:lvlOverride w:ilvl="5">
-      <w:startOverride w:val="2"/>
-    </w:lvlOverride>
-    <w:lvlOverride w:ilvl="6">
-      <w:startOverride w:val="2"/>
-    </w:lvlOverride>
-    <w:lvlOverride w:ilvl="7">
-      <w:startOverride w:val="2"/>
-    </w:lvlOverride>
-    <w:lvlOverride w:ilvl="8">
-      <w:startOverride w:val="2"/>
-    </w:lvlOverride>
-  </w:num>
-  <w:num w:numId="1030">
-    <w:abstractNumId w:val="99431"/>
-    <w:lvlOverride w:ilvl="0">
-      <w:startOverride w:val="1"/>
-    </w:lvlOverride>
-    <w:lvlOverride w:ilvl="1">
-      <w:startOverride w:val="1"/>
-    </w:lvlOverride>
-    <w:lvlOverride w:ilvl="2">
-      <w:startOverride w:val="1"/>
-    </w:lvlOverride>
-    <w:lvlOverride w:ilvl="3">
-      <w:startOverride w:val="1"/>
-    </w:lvlOverride>
-    <w:lvlOverride w:ilvl="4">
-      <w:startOverride w:val="1"/>
-    </w:lvlOverride>
-    <w:lvlOverride w:ilvl="5">
-      <w:startOverride w:val="1"/>
-    </w:lvlOverride>
-    <w:lvlOverride w:ilvl="6">
-      <w:startOverride w:val="1"/>
-    </w:lvlOverride>
-    <w:lvlOverride w:ilvl="7">
-      <w:startOverride w:val="1"/>
-    </w:lvlOverride>
-    <w:lvlOverride w:ilvl="8">
-      <w:startOverride w:val="1"/>
-    </w:lvlOverride>
-  </w:num>
-  <w:num w:numId="1031">
-    <w:abstractNumId w:val="99431"/>
-    <w:lvlOverride w:ilvl="0">
-      <w:startOverride w:val="1"/>
-    </w:lvlOverride>
-    <w:lvlOverride w:ilvl="1">
-      <w:startOverride w:val="1"/>
-    </w:lvlOverride>
-    <w:lvlOverride w:ilvl="2">
-      <w:startOverride w:val="1"/>
-    </w:lvlOverride>
-    <w:lvlOverride w:ilvl="3">
-      <w:startOverride w:val="1"/>
-    </w:lvlOverride>
-    <w:lvlOverride w:ilvl="4">
-      <w:startOverride w:val="1"/>
-    </w:lvlOverride>
-    <w:lvlOverride w:ilvl="5">
-      <w:startOverride w:val="1"/>
-    </w:lvlOverride>
-    <w:lvlOverride w:ilvl="6">
-      <w:startOverride w:val="1"/>
-    </w:lvlOverride>
-    <w:lvlOverride w:ilvl="7">
-      <w:startOverride w:val="1"/>
-    </w:lvlOverride>
-    <w:lvlOverride w:ilvl="8">
-      <w:startOverride w:val="1"/>
-    </w:lvlOverride>
-  </w:num>
-  <w:num w:numId="1032">
-    <w:abstractNumId w:val="99633"/>
-    <w:lvlOverride w:ilvl="0">
-      <w:startOverride w:val="3"/>
-    </w:lvlOverride>
-    <w:lvlOverride w:ilvl="1">
-      <w:startOverride w:val="3"/>
-    </w:lvlOverride>
-    <w:lvlOverride w:ilvl="2">
-      <w:startOverride w:val="3"/>
-    </w:lvlOverride>
-    <w:lvlOverride w:ilvl="3">
-      <w:startOverride w:val="3"/>
-    </w:lvlOverride>
-    <w:lvlOverride w:ilvl="4">
-      <w:startOverride w:val="3"/>
-    </w:lvlOverride>
-    <w:lvlOverride w:ilvl="5">
-      <w:startOverride w:val="3"/>
-    </w:lvlOverride>
-    <w:lvlOverride w:ilvl="6">
-      <w:startOverride w:val="3"/>
-    </w:lvlOverride>
-    <w:lvlOverride w:ilvl="7">
-      <w:startOverride w:val="3"/>
-    </w:lvlOverride>
-    <w:lvlOverride w:ilvl="8">
-      <w:startOverride w:val="3"/>
-    </w:lvlOverride>
-  </w:num>
-  <w:num w:numId="1033">
     <w:abstractNumId w:val="99411"/>
     <w:lvlOverride w:ilvl="0">
       <w:startOverride w:val="1"/>

--- a/00-首页/题组Word/第一轮·综合套卷/第一轮综合卷02（教师版）.docx
+++ b/00-首页/题组Word/第一轮·综合套卷/第一轮综合卷02（教师版）.docx
@@ -1274,7 +1274,52 @@
         <w:rPr>
           <w:rFonts w:ascii="Times New Roman" w:hAnsi="Times New Roman" w:eastAsia="Times New Roman" w:cs="Times New Roman"/>
         </w:rPr>
-        <w:t xml:space="preserve">A. 1 2 1 3　　B. 2 2 5 3　　C. 2 3 5 6　　D. 4 2 1 3</w:t>
+        <w:t xml:space="preserve">A. 1 2 1 3</w:t>
+      </w:r>
+    </w:p>
+    <w:p>
+      <w:pPr>
+        <w:pStyle w:val="Compact"/>
+        <w:numPr>
+          <w:ilvl w:val="0"/>
+          <w:numId w:val="1002"/>
+        </w:numPr>
+      </w:pPr>
+      <w:r>
+        <w:rPr>
+          <w:rFonts w:ascii="Times New Roman" w:hAnsi="Times New Roman" w:eastAsia="Times New Roman" w:cs="Times New Roman"/>
+        </w:rPr>
+        <w:t xml:space="preserve">B. 2 2 5 3</w:t>
+      </w:r>
+    </w:p>
+    <w:p>
+      <w:pPr>
+        <w:pStyle w:val="Compact"/>
+        <w:numPr>
+          <w:ilvl w:val="0"/>
+          <w:numId w:val="1002"/>
+        </w:numPr>
+      </w:pPr>
+      <w:r>
+        <w:rPr>
+          <w:rFonts w:ascii="Times New Roman" w:hAnsi="Times New Roman" w:eastAsia="Times New Roman" w:cs="Times New Roman"/>
+        </w:rPr>
+        <w:t xml:space="preserve">C. 2 3 5 6</w:t>
+      </w:r>
+    </w:p>
+    <w:p>
+      <w:pPr>
+        <w:pStyle w:val="Compact"/>
+        <w:numPr>
+          <w:ilvl w:val="0"/>
+          <w:numId w:val="1002"/>
+        </w:numPr>
+      </w:pPr>
+      <w:r>
+        <w:rPr>
+          <w:rFonts w:ascii="Times New Roman" w:hAnsi="Times New Roman" w:eastAsia="Times New Roman" w:cs="Times New Roman"/>
+        </w:rPr>
+        <w:t xml:space="preserve">D. 4 2 1 3</w:t>
       </w:r>
     </w:p>
     <w:p>
@@ -1827,7 +1872,52 @@
         <w:rPr>
           <w:rFonts w:ascii="Times New Roman" w:hAnsi="Times New Roman" w:eastAsia="Times New Roman" w:cs="Times New Roman"/>
         </w:rPr>
-        <w:t xml:space="preserve">A. N=N=O　　B. N≡N—O　　C. N—N≡O　　D. N=O=N</w:t>
+        <w:t xml:space="preserve">A. N=N=O</w:t>
+      </w:r>
+    </w:p>
+    <w:p>
+      <w:pPr>
+        <w:pStyle w:val="Compact"/>
+        <w:numPr>
+          <w:ilvl w:val="0"/>
+          <w:numId w:val="1004"/>
+        </w:numPr>
+      </w:pPr>
+      <w:r>
+        <w:rPr>
+          <w:rFonts w:ascii="Times New Roman" w:hAnsi="Times New Roman" w:eastAsia="Times New Roman" w:cs="Times New Roman"/>
+        </w:rPr>
+        <w:t xml:space="preserve">B. N≡N—O</w:t>
+      </w:r>
+    </w:p>
+    <w:p>
+      <w:pPr>
+        <w:pStyle w:val="Compact"/>
+        <w:numPr>
+          <w:ilvl w:val="0"/>
+          <w:numId w:val="1004"/>
+        </w:numPr>
+      </w:pPr>
+      <w:r>
+        <w:rPr>
+          <w:rFonts w:ascii="Times New Roman" w:hAnsi="Times New Roman" w:eastAsia="Times New Roman" w:cs="Times New Roman"/>
+        </w:rPr>
+        <w:t xml:space="preserve">C. N—N≡O</w:t>
+      </w:r>
+    </w:p>
+    <w:p>
+      <w:pPr>
+        <w:pStyle w:val="Compact"/>
+        <w:numPr>
+          <w:ilvl w:val="0"/>
+          <w:numId w:val="1004"/>
+        </w:numPr>
+      </w:pPr>
+      <w:r>
+        <w:rPr>
+          <w:rFonts w:ascii="Times New Roman" w:hAnsi="Times New Roman" w:eastAsia="Times New Roman" w:cs="Times New Roman"/>
+        </w:rPr>
+        <w:t xml:space="preserve">D. N=O=N</w:t>
       </w:r>
     </w:p>
     <w:p>
@@ -4373,7 +4463,73 @@
     </w:p>
     <w:p>
       <w:pPr>
-        <w:pStyle w:val="BodyText"/>
+        <w:numPr>
+          <w:ilvl w:val="0"/>
+          <w:numId w:val="1008"/>
+        </w:numPr>
+        <w:ind w:firstLine="420"/>
+      </w:pPr>
+      <w:r>
+        <w:rPr>
+          <w:rFonts w:hint="eastAsia" w:ascii="Times New Roman" w:hAnsi="Times New Roman" w:eastAsia="FangSong" w:cs="Times New Roman"/>
+        </w:rPr>
+        <w:t>请将六方金刚石的晶胞透视图补充完整</w:t>
+      </w:r>
+      <w:r>
+        <w:rPr>
+          <w:rFonts w:hint="eastAsia" w:ascii="Times New Roman" w:hAnsi="Times New Roman" w:eastAsia="Times New Roman" w:cs="Times New Roman"/>
+        </w:rPr>
+        <w:t>，</w:t>
+      </w:r>
+      <w:r>
+        <w:rPr>
+          <w:rFonts w:hint="eastAsia" w:ascii="Times New Roman" w:hAnsi="Times New Roman" w:eastAsia="FangSong" w:cs="Times New Roman"/>
+        </w:rPr>
+        <w:t>并写出补充的原子的分数坐标</w:t>
+      </w:r>
+      <w:r>
+        <w:rPr>
+          <w:rFonts w:hint="eastAsia" w:ascii="Times New Roman" w:hAnsi="Times New Roman" w:eastAsia="Times New Roman" w:cs="Times New Roman"/>
+        </w:rPr>
+        <w:t>。</w:t>
+      </w:r>
+    </w:p>
+    <w:p>
+      <w:pPr>
+        <w:numPr>
+          <w:ilvl w:val="0"/>
+          <w:numId w:val="1008"/>
+        </w:numPr>
+        <w:ind w:firstLine="420"/>
+      </w:pPr>
+      <w:r>
+        <w:rPr>
+          <w:rFonts w:hint="eastAsia" w:ascii="Times New Roman" w:hAnsi="Times New Roman" w:eastAsia="FangSong" w:cs="Times New Roman"/>
+        </w:rPr>
+        <w:t>假设六方金刚石和立方金刚石的密度相等</w:t>
+      </w:r>
+      <w:r>
+        <w:rPr>
+          <w:rFonts w:hint="eastAsia" w:ascii="Times New Roman" w:hAnsi="Times New Roman" w:eastAsia="Times New Roman" w:cs="Times New Roman"/>
+        </w:rPr>
+        <w:t>，</w:t>
+      </w:r>
+      <w:r>
+        <w:rPr>
+          <w:rFonts w:hint="eastAsia" w:ascii="Times New Roman" w:hAnsi="Times New Roman" w:eastAsia="FangSong" w:cs="Times New Roman"/>
+        </w:rPr>
+        <w:t>请计算六方金刚石的晶胞参数</w:t>
+      </w:r>
+      <w:r>
+        <w:rPr>
+          <w:rFonts w:hint="eastAsia" w:ascii="Times New Roman" w:hAnsi="Times New Roman" w:eastAsia="Times New Roman" w:cs="Times New Roman"/>
+        </w:rPr>
+        <w:t>。</w:t>
+      </w:r>
+    </w:p>
+    <w:p>
+      <w:pPr>
+        <w:pStyle w:val="FirstParagraph"/>
         <w:ind w:firstLine="420"/>
       </w:pPr>
       <w:r>
@@ -4389,94 +4545,6 @@
           <w:rFonts w:hint="eastAsia" w:ascii="Times New Roman" w:hAnsi="Times New Roman" w:eastAsia="Times New Roman" w:cs="Times New Roman"/>
         </w:rPr>
         <w:t xml:space="preserve">：</w:t>
-      </w:r>
-    </w:p>
-    <w:p>
-      <w:pPr>
-        <w:pStyle w:val="BodyText"/>
-        <w:ind w:firstLine="420"/>
-      </w:pPr>
-      <w:r>
-        <w:rPr>
-          <w:rFonts w:ascii="Times New Roman" w:hAnsi="Times New Roman" w:eastAsia="Times New Roman" w:cs="Times New Roman"/>
-          <w:b/>
-          <w:bCs/>
-        </w:rPr>
-        <w:t xml:space="preserve">(1)</w:t>
-      </w:r>
-      <w:r>
-        <w:rPr>
-          <w:rFonts w:ascii="Times New Roman" w:hAnsi="Times New Roman" w:eastAsia="Times New Roman" w:cs="Times New Roman"/>
-        </w:rPr>
-        <w:t xml:space="preserve"> </w:t>
-      </w:r>
-      <w:r>
-        <w:rPr>
-          <w:rFonts w:hint="eastAsia" w:ascii="Times New Roman" w:hAnsi="Times New Roman" w:eastAsia="FangSong" w:cs="Times New Roman"/>
-        </w:rPr>
-        <w:t>请将六方金刚石的晶胞透视图补充完整</w:t>
-      </w:r>
-      <w:r>
-        <w:rPr>
-          <w:rFonts w:hint="eastAsia" w:ascii="Times New Roman" w:hAnsi="Times New Roman" w:eastAsia="Times New Roman" w:cs="Times New Roman"/>
-        </w:rPr>
-        <w:t>，</w:t>
-      </w:r>
-      <w:r>
-        <w:rPr>
-          <w:rFonts w:hint="eastAsia" w:ascii="Times New Roman" w:hAnsi="Times New Roman" w:eastAsia="FangSong" w:cs="Times New Roman"/>
-        </w:rPr>
-        <w:t>并写出补充的原子的分数坐标</w:t>
-      </w:r>
-      <w:r>
-        <w:rPr>
-          <w:rFonts w:hint="eastAsia" w:ascii="Times New Roman" w:hAnsi="Times New Roman" w:eastAsia="Times New Roman" w:cs="Times New Roman"/>
-        </w:rPr>
-        <w:t>。</w:t>
-      </w:r>
-    </w:p>
-    <w:p>
-      <w:pPr>
-        <w:pStyle w:val="BodyText"/>
-        <w:ind w:firstLine="420"/>
-      </w:pPr>
-      <w:r>
-        <w:rPr>
-          <w:rFonts w:ascii="Times New Roman" w:hAnsi="Times New Roman" w:eastAsia="Times New Roman" w:cs="Times New Roman"/>
-          <w:b/>
-          <w:bCs/>
-        </w:rPr>
-        <w:t xml:space="preserve">(2)</w:t>
-      </w:r>
-      <w:r>
-        <w:rPr>
-          <w:rFonts w:ascii="Times New Roman" w:hAnsi="Times New Roman" w:eastAsia="Times New Roman" w:cs="Times New Roman"/>
-        </w:rPr>
-        <w:t xml:space="preserve"> </w:t>
-      </w:r>
-      <w:r>
-        <w:rPr>
-          <w:rFonts w:hint="eastAsia" w:ascii="Times New Roman" w:hAnsi="Times New Roman" w:eastAsia="FangSong" w:cs="Times New Roman"/>
-        </w:rPr>
-        <w:t>假设六方金刚石和立方金刚石的密度相等</w:t>
-      </w:r>
-      <w:r>
-        <w:rPr>
-          <w:rFonts w:hint="eastAsia" w:ascii="Times New Roman" w:hAnsi="Times New Roman" w:eastAsia="Times New Roman" w:cs="Times New Roman"/>
-        </w:rPr>
-        <w:t>，</w:t>
-      </w:r>
-      <w:r>
-        <w:rPr>
-          <w:rFonts w:hint="eastAsia" w:ascii="Times New Roman" w:hAnsi="Times New Roman" w:eastAsia="FangSong" w:cs="Times New Roman"/>
-        </w:rPr>
-        <w:t>请计算六方金刚石的晶胞参数</w:t>
-      </w:r>
-      <w:r>
-        <w:rPr>
-          <w:rFonts w:hint="eastAsia" w:ascii="Times New Roman" w:hAnsi="Times New Roman" w:eastAsia="Times New Roman" w:cs="Times New Roman"/>
-        </w:rPr>
-        <w:t>。</w:t>
       </w:r>
     </w:p>
     <w:p>
@@ -4972,7 +5040,7 @@
       <w:pPr>
         <w:numPr>
           <w:ilvl w:val="0"/>
-          <w:numId w:val="1008"/>
+          <w:numId w:val="1009"/>
         </w:numPr>
         <w:ind w:firstLine="420"/>
       </w:pPr>
@@ -5049,7 +5117,7 @@
       <w:pPr>
         <w:numPr>
           <w:ilvl w:val="0"/>
-          <w:numId w:val="1008"/>
+          <w:numId w:val="1009"/>
         </w:numPr>
         <w:ind w:firstLine="420"/>
       </w:pPr>
@@ -5241,7 +5309,7 @@
       <w:pPr>
         <w:numPr>
           <w:ilvl w:val="0"/>
-          <w:numId w:val="1008"/>
+          <w:numId w:val="1009"/>
         </w:numPr>
         <w:ind w:firstLine="420"/>
       </w:pPr>
@@ -5484,155 +5552,6 @@
           <w:rFonts w:hint="eastAsia" w:ascii="Times New Roman" w:hAnsi="Times New Roman" w:eastAsia="Times New Roman" w:cs="Times New Roman"/>
         </w:rPr>
         <w:t>。</w:t>
-      </w:r>
-    </w:p>
-    <w:p>
-      <w:pPr>
-        <w:numPr>
-          <w:ilvl w:val="0"/>
-          <w:numId w:val="1008"/>
-        </w:numPr>
-        <w:ind w:firstLine="420"/>
-      </w:pPr>
-      <w:r>
-        <w:rPr>
-          <w:rFonts w:hint="eastAsia" w:ascii="Times New Roman" w:hAnsi="Times New Roman" w:eastAsia="FangSong" w:cs="Times New Roman"/>
-        </w:rPr>
-        <w:t xml:space="preserve">已知在文石晶体中每个</w:t>
-      </w:r>
-      <w:r>
-        <w:rPr>
-          <w:rFonts w:ascii="Times New Roman" w:hAnsi="Times New Roman" w:eastAsia="Times New Roman" w:cs="Times New Roman"/>
-        </w:rPr>
-        <w:t xml:space="preserve"> Ca </w:t>
-      </w:r>
-      <w:r>
-        <w:rPr>
-          <w:rFonts w:hint="eastAsia" w:ascii="Times New Roman" w:hAnsi="Times New Roman" w:eastAsia="FangSong" w:cs="Times New Roman"/>
-        </w:rPr>
-        <w:t xml:space="preserve">原子与</w:t>
-      </w:r>
-      <w:r>
-        <w:rPr>
-          <w:rFonts w:ascii="Times New Roman" w:hAnsi="Times New Roman" w:eastAsia="Times New Roman" w:cs="Times New Roman"/>
-        </w:rPr>
-        <w:t xml:space="preserve"> 9 </w:t>
-      </w:r>
-      <w:r>
-        <w:rPr>
-          <w:rFonts w:hint="eastAsia" w:ascii="Times New Roman" w:hAnsi="Times New Roman" w:eastAsia="FangSong" w:cs="Times New Roman"/>
-        </w:rPr>
-        <w:t xml:space="preserve">个</w:t>
-      </w:r>
-      <w:r>
-        <w:rPr>
-          <w:rFonts w:ascii="Times New Roman" w:hAnsi="Times New Roman" w:eastAsia="Times New Roman" w:cs="Times New Roman"/>
-        </w:rPr>
-        <w:t xml:space="preserve"> O </w:t>
-      </w:r>
-      <w:r>
-        <w:rPr>
-          <w:rFonts w:hint="eastAsia" w:ascii="Times New Roman" w:hAnsi="Times New Roman" w:eastAsia="FangSong" w:cs="Times New Roman"/>
-        </w:rPr>
-        <w:t>原子配位</w:t>
-      </w:r>
-      <w:r>
-        <w:rPr>
-          <w:rFonts w:hint="eastAsia" w:ascii="Times New Roman" w:hAnsi="Times New Roman" w:eastAsia="Times New Roman" w:cs="Times New Roman"/>
-        </w:rPr>
-        <w:t>。</w:t>
-      </w:r>
-      <w:r>
-        <w:rPr>
-          <w:rFonts w:hint="eastAsia" w:ascii="Times New Roman" w:hAnsi="Times New Roman" w:eastAsia="FangSong" w:cs="Times New Roman"/>
-        </w:rPr>
-        <w:t>请在图中标出所有与灰色</w:t>
-      </w:r>
-      <w:r>
-        <w:rPr>
-          <w:rFonts w:ascii="Times New Roman" w:hAnsi="Times New Roman" w:eastAsia="Times New Roman" w:cs="Times New Roman"/>
-        </w:rPr>
-        <w:t xml:space="preserve"> Ca </w:t>
-      </w:r>
-      <w:r>
-        <w:rPr>
-          <w:rFonts w:hint="eastAsia" w:ascii="Times New Roman" w:hAnsi="Times New Roman" w:eastAsia="FangSong" w:cs="Times New Roman"/>
-        </w:rPr>
-        <w:t>原子配位的氧原子</w:t>
-      </w:r>
-      <w:r>
-        <w:rPr>
-          <w:rFonts w:hint="eastAsia" w:ascii="Times New Roman" w:hAnsi="Times New Roman" w:eastAsia="Times New Roman" w:cs="Times New Roman"/>
-        </w:rPr>
-        <w:t>（</w:t>
-      </w:r>
-      <w:r>
-        <w:rPr>
-          <w:rFonts w:hint="eastAsia" w:ascii="Times New Roman" w:hAnsi="Times New Roman" w:eastAsia="FangSong" w:cs="Times New Roman"/>
-        </w:rPr>
-        <w:t>其中三个</w:t>
-      </w:r>
-      <w:r>
-        <w:rPr>
-          <w:rFonts w:ascii="Times New Roman" w:hAnsi="Times New Roman" w:eastAsia="Times New Roman" w:cs="Times New Roman"/>
-        </w:rPr>
-        <w:t xml:space="preserve"> O </w:t>
-      </w:r>
-      <w:r>
-        <w:rPr>
-          <w:rFonts w:hint="eastAsia" w:ascii="Times New Roman" w:hAnsi="Times New Roman" w:eastAsia="FangSong" w:cs="Times New Roman"/>
-        </w:rPr>
-        <w:t>原子位于与该晶胞相邻的另一晶胞内</w:t>
-      </w:r>
-      <w:r>
-        <w:rPr>
-          <w:rFonts w:hint="eastAsia" w:ascii="Times New Roman" w:hAnsi="Times New Roman" w:eastAsia="Times New Roman" w:cs="Times New Roman"/>
-        </w:rPr>
-        <w:t>，</w:t>
-      </w:r>
-      <w:r>
-        <w:rPr>
-          <w:rFonts w:hint="eastAsia" w:ascii="Times New Roman" w:hAnsi="Times New Roman" w:eastAsia="FangSong" w:cs="Times New Roman"/>
-        </w:rPr>
-        <w:t>请标出这三个</w:t>
-      </w:r>
-      <w:r>
-        <w:rPr>
-          <w:rFonts w:ascii="Times New Roman" w:hAnsi="Times New Roman" w:eastAsia="Times New Roman" w:cs="Times New Roman"/>
-        </w:rPr>
-        <w:t xml:space="preserve"> O </w:t>
-      </w:r>
-      <w:r>
-        <w:rPr>
-          <w:rFonts w:hint="eastAsia" w:ascii="Times New Roman" w:hAnsi="Times New Roman" w:eastAsia="FangSong" w:cs="Times New Roman"/>
-        </w:rPr>
-        <w:t>原子在这个晶胞中的对应位置</w:t>
-      </w:r>
-      <w:r>
-        <w:rPr>
-          <w:rFonts w:hint="eastAsia" w:ascii="Times New Roman" w:hAnsi="Times New Roman" w:eastAsia="Times New Roman" w:cs="Times New Roman"/>
-        </w:rPr>
-        <w:t>）。</w:t>
-      </w:r>
-    </w:p>
-    <w:p>
-      <w:pPr>
-        <w:pStyle w:val="FirstParagraph"/>
-        <w:ind w:firstLine="420"/>
-      </w:pPr>
-      <w:r>
-        <w:rPr>
-          <w:rFonts w:hint="eastAsia" w:ascii="Times New Roman" w:hAnsi="Times New Roman" w:eastAsia="FangSong" w:cs="Times New Roman"/>
-          <w:b/>
-          <w:bCs/>
-        </w:rPr>
-        <w:t xml:space="preserve">参考答案</w:t>
-      </w:r>
-      <w:r>
-        <w:rPr>
-          <w:rFonts w:hint="eastAsia" w:ascii="Times New Roman" w:hAnsi="Times New Roman" w:eastAsia="Times New Roman" w:cs="Times New Roman"/>
-        </w:rPr>
-        <w:t xml:space="preserve">：：</w:t>
       </w:r>
     </w:p>
     <w:p>
@@ -5647,62 +5566,211 @@
         <w:rPr>
           <w:rFonts w:hint="eastAsia" w:ascii="Times New Roman" w:hAnsi="Times New Roman" w:eastAsia="FangSong" w:cs="Times New Roman"/>
         </w:rPr>
-        <w:t xml:space="preserve">因为</w:t>
-      </w:r>
-      <w:r>
-        <w:rPr>
-          <w:rFonts w:ascii="Times New Roman" w:hAnsi="Times New Roman" w:eastAsia="Times New Roman" w:cs="Times New Roman"/>
-        </w:rPr>
-        <w:t xml:space="preserve"> C </w:t>
-      </w:r>
-      <w:r>
-        <w:rPr>
-          <w:rFonts w:hint="eastAsia" w:ascii="Times New Roman" w:hAnsi="Times New Roman" w:eastAsia="FangSong" w:cs="Times New Roman"/>
-        </w:rPr>
-        <w:t>原子半径过小</w:t>
-      </w:r>
-      <w:r>
-        <w:rPr>
-          <w:rFonts w:hint="eastAsia" w:ascii="Times New Roman" w:hAnsi="Times New Roman" w:eastAsia="Times New Roman" w:cs="Times New Roman"/>
-        </w:rPr>
-        <w:t>,</w:t>
-      </w:r>
-      <w:r>
-        <w:rPr>
-          <w:rFonts w:ascii="Times New Roman" w:hAnsi="Times New Roman" w:eastAsia="Times New Roman" w:cs="Times New Roman"/>
-        </w:rPr>
-        <w:t xml:space="preserve"> </w:t>
-      </w:r>
-      <w:r>
-        <w:rPr>
-          <w:rFonts w:hint="eastAsia" w:ascii="Times New Roman" w:hAnsi="Times New Roman" w:eastAsia="FangSong" w:cs="Times New Roman"/>
-        </w:rPr>
-        <w:t xml:space="preserve">形成的</w:t>
-      </w:r>
-      <w:r>
-        <w:rPr>
-          <w:rFonts w:ascii="Times New Roman" w:hAnsi="Times New Roman" w:eastAsia="Times New Roman" w:cs="Times New Roman"/>
-        </w:rPr>
-        <w:t xml:space="preserve"> 6 </w:t>
-      </w:r>
-      <w:r>
-        <w:rPr>
-          <w:rFonts w:hint="eastAsia" w:ascii="Times New Roman" w:hAnsi="Times New Roman" w:eastAsia="FangSong" w:cs="Times New Roman"/>
-        </w:rPr>
-        <w:t>配位结构不稳定</w:t>
+        <w:t xml:space="preserve">已知在文石晶体中每个</w:t>
+      </w:r>
+      <w:r>
+        <w:rPr>
+          <w:rFonts w:ascii="Times New Roman" w:hAnsi="Times New Roman" w:eastAsia="Times New Roman" w:cs="Times New Roman"/>
+        </w:rPr>
+        <w:t xml:space="preserve"> Ca </w:t>
+      </w:r>
+      <w:r>
+        <w:rPr>
+          <w:rFonts w:hint="eastAsia" w:ascii="Times New Roman" w:hAnsi="Times New Roman" w:eastAsia="FangSong" w:cs="Times New Roman"/>
+        </w:rPr>
+        <w:t xml:space="preserve">原子与</w:t>
+      </w:r>
+      <w:r>
+        <w:rPr>
+          <w:rFonts w:ascii="Times New Roman" w:hAnsi="Times New Roman" w:eastAsia="Times New Roman" w:cs="Times New Roman"/>
+        </w:rPr>
+        <w:t xml:space="preserve"> 9 </w:t>
+      </w:r>
+      <w:r>
+        <w:rPr>
+          <w:rFonts w:hint="eastAsia" w:ascii="Times New Roman" w:hAnsi="Times New Roman" w:eastAsia="FangSong" w:cs="Times New Roman"/>
+        </w:rPr>
+        <w:t xml:space="preserve">个</w:t>
+      </w:r>
+      <w:r>
+        <w:rPr>
+          <w:rFonts w:ascii="Times New Roman" w:hAnsi="Times New Roman" w:eastAsia="Times New Roman" w:cs="Times New Roman"/>
+        </w:rPr>
+        <w:t xml:space="preserve"> O </w:t>
+      </w:r>
+      <w:r>
+        <w:rPr>
+          <w:rFonts w:hint="eastAsia" w:ascii="Times New Roman" w:hAnsi="Times New Roman" w:eastAsia="FangSong" w:cs="Times New Roman"/>
+        </w:rPr>
+        <w:t>原子配位</w:t>
       </w:r>
       <w:r>
         <w:rPr>
           <w:rFonts w:hint="eastAsia" w:ascii="Times New Roman" w:hAnsi="Times New Roman" w:eastAsia="Times New Roman" w:cs="Times New Roman"/>
         </w:rPr>
         <w:t>。</w:t>
+      </w:r>
+      <w:r>
+        <w:rPr>
+          <w:rFonts w:hint="eastAsia" w:ascii="Times New Roman" w:hAnsi="Times New Roman" w:eastAsia="FangSong" w:cs="Times New Roman"/>
+        </w:rPr>
+        <w:t>请在图中标出所有与灰色</w:t>
+      </w:r>
+      <w:r>
+        <w:rPr>
+          <w:rFonts w:ascii="Times New Roman" w:hAnsi="Times New Roman" w:eastAsia="Times New Roman" w:cs="Times New Roman"/>
+        </w:rPr>
+        <w:t xml:space="preserve"> Ca </w:t>
+      </w:r>
+      <w:r>
+        <w:rPr>
+          <w:rFonts w:hint="eastAsia" w:ascii="Times New Roman" w:hAnsi="Times New Roman" w:eastAsia="FangSong" w:cs="Times New Roman"/>
+        </w:rPr>
+        <w:t>原子配位的氧原子</w:t>
+      </w:r>
+      <w:r>
+        <w:rPr>
+          <w:rFonts w:hint="eastAsia" w:ascii="Times New Roman" w:hAnsi="Times New Roman" w:eastAsia="Times New Roman" w:cs="Times New Roman"/>
+        </w:rPr>
+        <w:t>（</w:t>
+      </w:r>
+      <w:r>
+        <w:rPr>
+          <w:rFonts w:hint="eastAsia" w:ascii="Times New Roman" w:hAnsi="Times New Roman" w:eastAsia="FangSong" w:cs="Times New Roman"/>
+        </w:rPr>
+        <w:t>其中三个</w:t>
+      </w:r>
+      <w:r>
+        <w:rPr>
+          <w:rFonts w:ascii="Times New Roman" w:hAnsi="Times New Roman" w:eastAsia="Times New Roman" w:cs="Times New Roman"/>
+        </w:rPr>
+        <w:t xml:space="preserve"> O </w:t>
+      </w:r>
+      <w:r>
+        <w:rPr>
+          <w:rFonts w:hint="eastAsia" w:ascii="Times New Roman" w:hAnsi="Times New Roman" w:eastAsia="FangSong" w:cs="Times New Roman"/>
+        </w:rPr>
+        <w:t>原子位于与该晶胞相邻的另一晶胞内</w:t>
+      </w:r>
+      <w:r>
+        <w:rPr>
+          <w:rFonts w:hint="eastAsia" w:ascii="Times New Roman" w:hAnsi="Times New Roman" w:eastAsia="Times New Roman" w:cs="Times New Roman"/>
+        </w:rPr>
+        <w:t>，</w:t>
+      </w:r>
+      <w:r>
+        <w:rPr>
+          <w:rFonts w:hint="eastAsia" w:ascii="Times New Roman" w:hAnsi="Times New Roman" w:eastAsia="FangSong" w:cs="Times New Roman"/>
+        </w:rPr>
+        <w:t>请标出这三个</w:t>
+      </w:r>
+      <w:r>
+        <w:rPr>
+          <w:rFonts w:ascii="Times New Roman" w:hAnsi="Times New Roman" w:eastAsia="Times New Roman" w:cs="Times New Roman"/>
+        </w:rPr>
+        <w:t xml:space="preserve"> O </w:t>
+      </w:r>
+      <w:r>
+        <w:rPr>
+          <w:rFonts w:hint="eastAsia" w:ascii="Times New Roman" w:hAnsi="Times New Roman" w:eastAsia="FangSong" w:cs="Times New Roman"/>
+        </w:rPr>
+        <w:t>原子在这个晶胞中的对应位置</w:t>
+      </w:r>
+      <w:r>
+        <w:rPr>
+          <w:rFonts w:hint="eastAsia" w:ascii="Times New Roman" w:hAnsi="Times New Roman" w:eastAsia="Times New Roman" w:cs="Times New Roman"/>
+        </w:rPr>
+        <w:t>）。</w:t>
       </w:r>
     </w:p>
     <w:p>
       <w:pPr>
+        <w:pStyle w:val="FirstParagraph"/>
+        <w:ind w:firstLine="420"/>
+      </w:pPr>
+      <w:r>
+        <w:rPr>
+          <w:rFonts w:hint="eastAsia" w:ascii="Times New Roman" w:hAnsi="Times New Roman" w:eastAsia="FangSong" w:cs="Times New Roman"/>
+          <w:b/>
+          <w:bCs/>
+        </w:rPr>
+        <w:t xml:space="preserve">参考答案</w:t>
+      </w:r>
+      <w:r>
+        <w:rPr>
+          <w:rFonts w:hint="eastAsia" w:ascii="Times New Roman" w:hAnsi="Times New Roman" w:eastAsia="Times New Roman" w:cs="Times New Roman"/>
+        </w:rPr>
+        <w:t xml:space="preserve">：</w:t>
+      </w:r>
+    </w:p>
+    <w:p>
+      <w:pPr>
         <w:numPr>
           <w:ilvl w:val="0"/>
-          <w:numId w:val="1009"/>
+          <w:numId w:val="1010"/>
+        </w:numPr>
+        <w:ind w:firstLine="420"/>
+      </w:pPr>
+      <w:r>
+        <w:rPr>
+          <w:rFonts w:hint="eastAsia" w:ascii="Times New Roman" w:hAnsi="Times New Roman" w:eastAsia="FangSong" w:cs="Times New Roman"/>
+        </w:rPr>
+        <w:t xml:space="preserve">因为</w:t>
+      </w:r>
+      <w:r>
+        <w:rPr>
+          <w:rFonts w:ascii="Times New Roman" w:hAnsi="Times New Roman" w:eastAsia="Times New Roman" w:cs="Times New Roman"/>
+        </w:rPr>
+        <w:t xml:space="preserve"> C </w:t>
+      </w:r>
+      <w:r>
+        <w:rPr>
+          <w:rFonts w:hint="eastAsia" w:ascii="Times New Roman" w:hAnsi="Times New Roman" w:eastAsia="FangSong" w:cs="Times New Roman"/>
+        </w:rPr>
+        <w:t>原子半径过小</w:t>
+      </w:r>
+      <w:r>
+        <w:rPr>
+          <w:rFonts w:hint="eastAsia" w:ascii="Times New Roman" w:hAnsi="Times New Roman" w:eastAsia="Times New Roman" w:cs="Times New Roman"/>
+        </w:rPr>
+        <w:t>,</w:t>
+      </w:r>
+      <w:r>
+        <w:rPr>
+          <w:rFonts w:ascii="Times New Roman" w:hAnsi="Times New Roman" w:eastAsia="Times New Roman" w:cs="Times New Roman"/>
+        </w:rPr>
+        <w:t xml:space="preserve"> </w:t>
+      </w:r>
+      <w:r>
+        <w:rPr>
+          <w:rFonts w:hint="eastAsia" w:ascii="Times New Roman" w:hAnsi="Times New Roman" w:eastAsia="FangSong" w:cs="Times New Roman"/>
+        </w:rPr>
+        <w:t xml:space="preserve">形成的</w:t>
+      </w:r>
+      <w:r>
+        <w:rPr>
+          <w:rFonts w:ascii="Times New Roman" w:hAnsi="Times New Roman" w:eastAsia="Times New Roman" w:cs="Times New Roman"/>
+        </w:rPr>
+        <w:t xml:space="preserve"> 6 </w:t>
+      </w:r>
+      <w:r>
+        <w:rPr>
+          <w:rFonts w:hint="eastAsia" w:ascii="Times New Roman" w:hAnsi="Times New Roman" w:eastAsia="FangSong" w:cs="Times New Roman"/>
+        </w:rPr>
+        <w:t>配位结构不稳定</w:t>
+      </w:r>
+      <w:r>
+        <w:rPr>
+          <w:rFonts w:hint="eastAsia" w:ascii="Times New Roman" w:hAnsi="Times New Roman" w:eastAsia="Times New Roman" w:cs="Times New Roman"/>
+        </w:rPr>
+        <w:t>。</w:t>
+      </w:r>
+    </w:p>
+    <w:p>
+      <w:pPr>
+        <w:numPr>
+          <w:ilvl w:val="0"/>
+          <w:numId w:val="1010"/>
         </w:numPr>
         <w:ind w:firstLine="420"/>
       </w:pPr>
@@ -7056,7 +7124,7 @@
       <w:pPr>
         <w:numPr>
           <w:ilvl w:val="0"/>
-          <w:numId w:val="1010"/>
+          <w:numId w:val="1011"/>
         </w:numPr>
         <w:ind w:firstLine="420"/>
       </w:pPr>
@@ -7101,7 +7169,7 @@
       <w:pPr>
         <w:numPr>
           <w:ilvl w:val="0"/>
-          <w:numId w:val="1010"/>
+          <w:numId w:val="1011"/>
         </w:numPr>
         <w:ind w:firstLine="420"/>
       </w:pPr>
@@ -7206,7 +7274,7 @@
       <w:pPr>
         <w:numPr>
           <w:ilvl w:val="0"/>
-          <w:numId w:val="1010"/>
+          <w:numId w:val="1011"/>
         </w:numPr>
         <w:ind w:firstLine="420"/>
       </w:pPr>
@@ -7263,7 +7331,7 @@
       <w:pPr>
         <w:numPr>
           <w:ilvl w:val="0"/>
-          <w:numId w:val="1010"/>
+          <w:numId w:val="1011"/>
         </w:numPr>
         <w:ind w:firstLine="420"/>
       </w:pPr>
@@ -7296,7 +7364,7 @@
       <w:pPr>
         <w:numPr>
           <w:ilvl w:val="0"/>
-          <w:numId w:val="1010"/>
+          <w:numId w:val="1011"/>
         </w:numPr>
         <w:ind w:firstLine="420"/>
       </w:pPr>
@@ -7474,7 +7542,7 @@
         <w:rPr>
           <w:rFonts w:hint="eastAsia" w:ascii="Times New Roman" w:hAnsi="Times New Roman" w:eastAsia="Times New Roman" w:cs="Times New Roman"/>
         </w:rPr>
-        <w:t xml:space="preserve">：：</w:t>
+        <w:t xml:space="preserve">：</w:t>
       </w:r>
     </w:p>
     <w:p>
@@ -7513,7 +7581,7 @@
         <w:pStyle w:val="Compact"/>
         <w:numPr>
           <w:ilvl w:val="0"/>
-          <w:numId w:val="1011"/>
+          <w:numId w:val="1012"/>
         </w:numPr>
         <w:spacing w:before="160" w:after="80"/>
         <w:jc w:val="center"/>
@@ -7737,7 +7805,7 @@
         <w:pStyle w:val="Compact"/>
         <w:numPr>
           <w:ilvl w:val="0"/>
-          <w:numId w:val="1012"/>
+          <w:numId w:val="1013"/>
         </w:numPr>
         <w:ind w:firstLine="420"/>
       </w:pPr>
@@ -8908,7 +8976,7 @@
       <w:pPr>
         <w:numPr>
           <w:ilvl w:val="0"/>
-          <w:numId w:val="1013"/>
+          <w:numId w:val="1014"/>
         </w:numPr>
         <w:ind w:firstLine="420"/>
       </w:pPr>
@@ -8941,7 +9009,7 @@
       <w:pPr>
         <w:numPr>
           <w:ilvl w:val="0"/>
-          <w:numId w:val="1013"/>
+          <w:numId w:val="1014"/>
         </w:numPr>
         <w:ind w:firstLine="420"/>
       </w:pPr>
@@ -9088,7 +9156,7 @@
       <w:pPr>
         <w:numPr>
           <w:ilvl w:val="0"/>
-          <w:numId w:val="1013"/>
+          <w:numId w:val="1014"/>
         </w:numPr>
         <w:ind w:firstLine="420"/>
       </w:pPr>
@@ -9366,7 +9434,7 @@
         <w:rPr>
           <w:rFonts w:hint="eastAsia" w:ascii="Times New Roman" w:hAnsi="Times New Roman" w:eastAsia="Times New Roman" w:cs="Times New Roman"/>
         </w:rPr>
-        <w:t xml:space="preserve">：：</w:t>
+        <w:t xml:space="preserve">：</w:t>
       </w:r>
     </w:p>
     <w:p>
@@ -9374,7 +9442,7 @@
         <w:pStyle w:val="Compact"/>
         <w:numPr>
           <w:ilvl w:val="0"/>
-          <w:numId w:val="1014"/>
+          <w:numId w:val="1015"/>
         </w:numPr>
         <w:ind w:firstLine="420"/>
       </w:pPr>
@@ -9599,7 +9667,7 @@
         <w:pStyle w:val="Compact"/>
         <w:numPr>
           <w:ilvl w:val="0"/>
-          <w:numId w:val="1015"/>
+          <w:numId w:val="1016"/>
         </w:numPr>
         <w:ind w:firstLine="420"/>
       </w:pPr>
@@ -12556,7 +12624,19 @@
         <w:rPr>
           <w:rFonts w:ascii="Times New Roman" w:hAnsi="Times New Roman" w:eastAsia="Times New Roman" w:cs="Times New Roman"/>
         </w:rPr>
-        <w:t xml:space="preserve"> 11.87%, H </w:t>
+        <w:t xml:space="preserve"> </w:t>
+      </w:r>
+      <w:r>
+        <w:rPr>
+          <w:rFonts w:hint="eastAsia" w:ascii="Times New Roman" w:hAnsi="Times New Roman" w:eastAsia="Times New Roman" w:cs="Times New Roman"/>
+        </w:rPr>
+        <w:t xml:space="preserve">11.87%，H</w:t>
+      </w:r>
+      <w:r>
+        <w:rPr>
+          <w:rFonts w:ascii="Times New Roman" w:hAnsi="Times New Roman" w:eastAsia="Times New Roman" w:cs="Times New Roman"/>
+        </w:rPr>
+        <w:t xml:space="preserve"> </w:t>
       </w:r>
       <w:r>
         <w:rPr>
@@ -12586,13 +12666,7 @@
         <w:rPr>
           <w:rFonts w:hint="eastAsia" w:ascii="Times New Roman" w:hAnsi="Times New Roman" w:eastAsia="Times New Roman" w:cs="Times New Roman"/>
         </w:rPr>
-        <w:t>,</w:t>
-      </w:r>
-      <w:r>
-        <w:rPr>
-          <w:rFonts w:ascii="Times New Roman" w:hAnsi="Times New Roman" w:eastAsia="Times New Roman" w:cs="Times New Roman"/>
-        </w:rPr>
-        <w:t xml:space="preserve"> </w:t>
+        <w:t>，</w:t>
       </w:r>
       <w:r>
         <w:rPr>
@@ -12605,6 +12679,26 @@
           <w:rFonts w:hint="eastAsia" w:ascii="Times New Roman" w:hAnsi="Times New Roman" w:eastAsia="Times New Roman" w:cs="Times New Roman"/>
         </w:rPr>
         <w:t>。</w:t>
+      </w:r>
+    </w:p>
+    <w:p>
+      <w:pPr>
+        <w:pStyle w:val="BodyText"/>
+        <w:ind w:firstLine="420"/>
+      </w:pPr>
+      <w:r>
+        <w:rPr>
+          <w:rFonts w:hint="eastAsia" w:ascii="Times New Roman" w:hAnsi="Times New Roman" w:eastAsia="FangSong" w:cs="Times New Roman"/>
+          <w:b/>
+          <w:bCs/>
+        </w:rPr>
+        <w:t xml:space="preserve">参考答案</w:t>
+      </w:r>
+      <w:r>
+        <w:rPr>
+          <w:rFonts w:hint="eastAsia" w:ascii="Times New Roman" w:hAnsi="Times New Roman" w:eastAsia="Times New Roman" w:cs="Times New Roman"/>
+        </w:rPr>
+        <w:t xml:space="preserve">：</w:t>
       </w:r>
     </w:p>
     <w:p>
@@ -12753,37 +12847,6 @@
           <w:rFonts w:hint="eastAsia" w:ascii="Times New Roman" w:hAnsi="Times New Roman" w:eastAsia="Times New Roman" w:cs="Times New Roman"/>
         </w:rPr>
         <w:t>。</w:t>
-      </w:r>
-    </w:p>
-    <w:p>
-      <w:pPr>
-        <w:pStyle w:val="BodyText"/>
-        <w:ind w:firstLine="420"/>
-      </w:pPr>
-      <w:r>
-        <w:rPr>
-          <w:rFonts w:hint="eastAsia" w:ascii="Times New Roman" w:hAnsi="Times New Roman" w:eastAsia="FangSong" w:cs="Times New Roman"/>
-          <w:b/>
-          <w:bCs/>
-        </w:rPr>
-        <w:t xml:space="preserve">参考答案</w:t>
-      </w:r>
-      <w:r>
-        <w:rPr>
-          <w:rFonts w:hint="eastAsia" w:ascii="Times New Roman" w:hAnsi="Times New Roman" w:eastAsia="Times New Roman" w:cs="Times New Roman"/>
-        </w:rPr>
-        <w:t xml:space="preserve">：</w:t>
-      </w:r>
-    </w:p>
-    <w:p>
-      <w:pPr>
-        <w:pStyle w:val="BodyText"/>
-      </w:pPr>
-      <w:r>
-        <w:rPr>
-          <w:rFonts w:ascii="Times New Roman" w:hAnsi="Times New Roman" w:eastAsia="Times New Roman" w:cs="Times New Roman"/>
-        </w:rPr>
-        <w:t xml:space="preserve">Chemical structure of a substituted benzene ring with CHO and OH groups, alongside a cyclohexane ring containing NH2 groups</w:t>
       </w:r>
     </w:p>
     <w:p>
@@ -14332,7 +14395,7 @@
         <w:pStyle w:val="Compact"/>
         <w:numPr>
           <w:ilvl w:val="0"/>
-          <w:numId w:val="1016"/>
+          <w:numId w:val="1017"/>
         </w:numPr>
         <w:ind w:firstLine="420"/>
       </w:pPr>
@@ -14391,60 +14454,6 @@
           <w:rFonts w:hint="eastAsia" w:ascii="Times New Roman" w:hAnsi="Times New Roman" w:eastAsia="Times New Roman" w:cs="Times New Roman"/>
         </w:rPr>
         <w:t>。</w:t>
-      </w:r>
-    </w:p>
-    <w:p>
-      <w:pPr>
-        <w:pStyle w:val="Compact"/>
-        <w:numPr>
-          <w:ilvl w:val="0"/>
-          <w:numId w:val="1016"/>
-        </w:numPr>
-        <w:ind w:firstLine="420"/>
-      </w:pPr>
-      <w:r>
-        <w:rPr>
-          <w:rFonts w:hint="eastAsia" w:ascii="Times New Roman" w:hAnsi="Times New Roman" w:eastAsia="FangSong" w:cs="Times New Roman"/>
-        </w:rPr>
-        <w:t xml:space="preserve">如何将</w:t>
-      </w:r>
-      <w:r>
-        <w:rPr>
-          <w:rFonts w:ascii="Times New Roman" w:hAnsi="Times New Roman" w:eastAsia="Times New Roman" w:cs="Times New Roman"/>
-        </w:rPr>
-        <w:t xml:space="preserve"> Ag </w:t>
-      </w:r>
-      <w:r>
-        <w:rPr>
-          <w:rFonts w:hint="eastAsia" w:ascii="Times New Roman" w:hAnsi="Times New Roman" w:eastAsia="FangSong" w:cs="Times New Roman"/>
-        </w:rPr>
-        <w:t>从器皿中的残渣中分离出来</w:t>
-      </w:r>
-      <w:r>
-        <w:rPr>
-          <w:rFonts w:hint="eastAsia" w:ascii="Times New Roman" w:hAnsi="Times New Roman" w:eastAsia="Times New Roman" w:cs="Times New Roman"/>
-        </w:rPr>
-        <w:t>?</w:t>
-      </w:r>
-    </w:p>
-    <w:p>
-      <w:pPr>
-        <w:pStyle w:val="FirstParagraph"/>
-        <w:ind w:firstLine="420"/>
-      </w:pPr>
-      <w:r>
-        <w:rPr>
-          <w:rFonts w:hint="eastAsia" w:ascii="Times New Roman" w:hAnsi="Times New Roman" w:eastAsia="FangSong" w:cs="Times New Roman"/>
-          <w:b/>
-          <w:bCs/>
-        </w:rPr>
-        <w:t xml:space="preserve">参考答案</w:t>
-      </w:r>
-      <w:r>
-        <w:rPr>
-          <w:rFonts w:hint="eastAsia" w:ascii="Times New Roman" w:hAnsi="Times New Roman" w:eastAsia="Times New Roman" w:cs="Times New Roman"/>
-        </w:rPr>
-        <w:t xml:space="preserve">：</w:t>
       </w:r>
     </w:p>
     <w:p>
@@ -14460,13 +14469,45 @@
         <w:rPr>
           <w:rFonts w:hint="eastAsia" w:ascii="Times New Roman" w:hAnsi="Times New Roman" w:eastAsia="FangSong" w:cs="Times New Roman"/>
         </w:rPr>
-        <w:t xml:space="preserve">分别为</w:t>
-      </w:r>
-      <w:r>
-        <w:rPr>
-          <w:rFonts w:ascii="Times New Roman" w:hAnsi="Times New Roman" w:eastAsia="Times New Roman" w:cs="Times New Roman"/>
-        </w:rPr>
-        <w:t xml:space="preserve"> 4.973mmol、1.550mmol。</w:t>
+        <w:t xml:space="preserve">如何将</w:t>
+      </w:r>
+      <w:r>
+        <w:rPr>
+          <w:rFonts w:ascii="Times New Roman" w:hAnsi="Times New Roman" w:eastAsia="Times New Roman" w:cs="Times New Roman"/>
+        </w:rPr>
+        <w:t xml:space="preserve"> Ag </w:t>
+      </w:r>
+      <w:r>
+        <w:rPr>
+          <w:rFonts w:hint="eastAsia" w:ascii="Times New Roman" w:hAnsi="Times New Roman" w:eastAsia="FangSong" w:cs="Times New Roman"/>
+        </w:rPr>
+        <w:t>从器皿中的残渣中分离出来</w:t>
+      </w:r>
+      <w:r>
+        <w:rPr>
+          <w:rFonts w:hint="eastAsia" w:ascii="Times New Roman" w:hAnsi="Times New Roman" w:eastAsia="Times New Roman" w:cs="Times New Roman"/>
+        </w:rPr>
+        <w:t>?</w:t>
+      </w:r>
+    </w:p>
+    <w:p>
+      <w:pPr>
+        <w:pStyle w:val="FirstParagraph"/>
+        <w:ind w:firstLine="420"/>
+      </w:pPr>
+      <w:r>
+        <w:rPr>
+          <w:rFonts w:hint="eastAsia" w:ascii="Times New Roman" w:hAnsi="Times New Roman" w:eastAsia="FangSong" w:cs="Times New Roman"/>
+          <w:b/>
+          <w:bCs/>
+        </w:rPr>
+        <w:t xml:space="preserve">参考答案</w:t>
+      </w:r>
+      <w:r>
+        <w:rPr>
+          <w:rFonts w:hint="eastAsia" w:ascii="Times New Roman" w:hAnsi="Times New Roman" w:eastAsia="Times New Roman" w:cs="Times New Roman"/>
+        </w:rPr>
+        <w:t xml:space="preserve">：</w:t>
       </w:r>
     </w:p>
     <w:p>
@@ -14474,7 +14515,29 @@
         <w:pStyle w:val="Compact"/>
         <w:numPr>
           <w:ilvl w:val="0"/>
-          <w:numId w:val="1017"/>
+          <w:numId w:val="1018"/>
+        </w:numPr>
+        <w:ind w:firstLine="420"/>
+      </w:pPr>
+      <w:r>
+        <w:rPr>
+          <w:rFonts w:hint="eastAsia" w:ascii="Times New Roman" w:hAnsi="Times New Roman" w:eastAsia="FangSong" w:cs="Times New Roman"/>
+        </w:rPr>
+        <w:t xml:space="preserve">分别为</w:t>
+      </w:r>
+      <w:r>
+        <w:rPr>
+          <w:rFonts w:ascii="Times New Roman" w:hAnsi="Times New Roman" w:eastAsia="Times New Roman" w:cs="Times New Roman"/>
+        </w:rPr>
+        <w:t xml:space="preserve"> 4.973mmol、1.550mmol。</w:t>
+      </w:r>
+    </w:p>
+    <w:p>
+      <w:pPr>
+        <w:pStyle w:val="Compact"/>
+        <w:numPr>
+          <w:ilvl w:val="0"/>
+          <w:numId w:val="1018"/>
         </w:numPr>
         <w:ind w:firstLine="420"/>
       </w:pPr>
@@ -15262,7 +15325,7 @@
         <w:pStyle w:val="Compact"/>
         <w:numPr>
           <w:ilvl w:val="0"/>
-          <w:numId w:val="1018"/>
+          <w:numId w:val="1019"/>
         </w:numPr>
         <w:ind w:firstLine="420"/>
       </w:pPr>
@@ -16008,7 +16071,7 @@
         <w:pStyle w:val="Compact"/>
         <w:numPr>
           <w:ilvl w:val="0"/>
-          <w:numId w:val="1019"/>
+          <w:numId w:val="1020"/>
         </w:numPr>
         <w:ind w:firstLine="420"/>
       </w:pPr>
@@ -16361,7 +16424,7 @@
       <w:pPr>
         <w:numPr>
           <w:ilvl w:val="0"/>
-          <w:numId w:val="1020"/>
+          <w:numId w:val="1021"/>
         </w:numPr>
         <w:ind w:firstLine="420"/>
       </w:pPr>
@@ -16590,7 +16653,7 @@
       <w:pPr>
         <w:numPr>
           <w:ilvl w:val="0"/>
-          <w:numId w:val="1020"/>
+          <w:numId w:val="1021"/>
         </w:numPr>
         <w:ind w:firstLine="420"/>
       </w:pPr>
@@ -16807,7 +16870,7 @@
         <w:pStyle w:val="Compact"/>
         <w:numPr>
           <w:ilvl w:val="0"/>
-          <w:numId w:val="1021"/>
+          <w:numId w:val="1022"/>
         </w:numPr>
       </w:pPr>
       <w:r>
@@ -19053,7 +19116,11 @@
     </w:p>
     <w:p>
       <w:pPr>
-        <w:pStyle w:val="BodyText"/>
+        <w:pStyle w:val="Compact"/>
+        <w:numPr>
+          <w:ilvl w:val="0"/>
+          <w:numId w:val="1023"/>
+        </w:numPr>
         <w:ind w:firstLine="420"/>
       </w:pPr>
       <w:r>
@@ -19067,47 +19134,77 @@
           <w:rFonts w:hint="eastAsia" w:ascii="Times New Roman" w:hAnsi="Times New Roman" w:eastAsia="FangSong" w:cs="Times New Roman"/>
         </w:rPr>
         <w:t xml:space="preserve">氧化剂</w:t>
-      </w:r>
-      <w:r>
-        <w:rPr>
-          <w:rFonts w:ascii="Times New Roman" w:hAnsi="Times New Roman" w:eastAsia="Times New Roman" w:cs="Times New Roman"/>
-        </w:rPr>
-        <w:t xml:space="preserve">　B. </w:t>
-      </w:r>
-      <w:r>
-        <w:rPr>
-          <w:rFonts w:hint="eastAsia" w:ascii="Times New Roman" w:hAnsi="Times New Roman" w:eastAsia="FangSong" w:cs="Times New Roman"/>
-        </w:rPr>
-        <w:t xml:space="preserve">还原剂</w:t>
-      </w:r>
-      <w:r>
-        <w:rPr>
-          <w:rFonts w:ascii="Times New Roman" w:hAnsi="Times New Roman" w:eastAsia="Times New Roman" w:cs="Times New Roman"/>
-        </w:rPr>
-        <w:t xml:space="preserve">　C. </w:t>
-      </w:r>
-      <w:r>
-        <w:rPr>
-          <w:rFonts w:hint="eastAsia" w:ascii="Times New Roman" w:hAnsi="Times New Roman" w:eastAsia="FangSong" w:cs="Times New Roman"/>
-        </w:rPr>
-        <w:t xml:space="preserve">催化剂</w:t>
-      </w:r>
-      <w:r>
-        <w:rPr>
-          <w:rFonts w:ascii="Times New Roman" w:hAnsi="Times New Roman" w:eastAsia="Times New Roman" w:cs="Times New Roman"/>
-        </w:rPr>
-        <w:t xml:space="preserve">　D. </w:t>
-      </w:r>
-      <w:r>
-        <w:rPr>
-          <w:rFonts w:hint="eastAsia" w:ascii="Times New Roman" w:hAnsi="Times New Roman" w:eastAsia="FangSong" w:cs="Times New Roman"/>
-        </w:rPr>
-        <w:t xml:space="preserve">溶剂</w:t>
       </w:r>
     </w:p>
     <w:p>
       <w:pPr>
-        <w:pStyle w:val="BodyText"/>
+        <w:pStyle w:val="Compact"/>
+        <w:numPr>
+          <w:ilvl w:val="0"/>
+          <w:numId w:val="1023"/>
+        </w:numPr>
+        <w:ind w:firstLine="420"/>
+      </w:pPr>
+      <w:r>
+        <w:rPr>
+          <w:rFonts w:ascii="Times New Roman" w:hAnsi="Times New Roman" w:eastAsia="Times New Roman" w:cs="Times New Roman"/>
+        </w:rPr>
+        <w:t xml:space="preserve">B. </w:t>
+      </w:r>
+      <w:r>
+        <w:rPr>
+          <w:rFonts w:hint="eastAsia" w:ascii="Times New Roman" w:hAnsi="Times New Roman" w:eastAsia="FangSong" w:cs="Times New Roman"/>
+        </w:rPr>
+        <w:t xml:space="preserve">还原剂</w:t>
+      </w:r>
+    </w:p>
+    <w:p>
+      <w:pPr>
+        <w:pStyle w:val="Compact"/>
+        <w:numPr>
+          <w:ilvl w:val="0"/>
+          <w:numId w:val="1023"/>
+        </w:numPr>
+        <w:ind w:firstLine="420"/>
+      </w:pPr>
+      <w:r>
+        <w:rPr>
+          <w:rFonts w:ascii="Times New Roman" w:hAnsi="Times New Roman" w:eastAsia="Times New Roman" w:cs="Times New Roman"/>
+        </w:rPr>
+        <w:t xml:space="preserve">C. </w:t>
+      </w:r>
+      <w:r>
+        <w:rPr>
+          <w:rFonts w:hint="eastAsia" w:ascii="Times New Roman" w:hAnsi="Times New Roman" w:eastAsia="FangSong" w:cs="Times New Roman"/>
+        </w:rPr>
+        <w:t xml:space="preserve">催化剂</w:t>
+      </w:r>
+    </w:p>
+    <w:p>
+      <w:pPr>
+        <w:pStyle w:val="Compact"/>
+        <w:numPr>
+          <w:ilvl w:val="0"/>
+          <w:numId w:val="1023"/>
+        </w:numPr>
+        <w:ind w:firstLine="420"/>
+      </w:pPr>
+      <w:r>
+        <w:rPr>
+          <w:rFonts w:ascii="Times New Roman" w:hAnsi="Times New Roman" w:eastAsia="Times New Roman" w:cs="Times New Roman"/>
+        </w:rPr>
+        <w:t xml:space="preserve">D. </w:t>
+      </w:r>
+      <w:r>
+        <w:rPr>
+          <w:rFonts w:hint="eastAsia" w:ascii="Times New Roman" w:hAnsi="Times New Roman" w:eastAsia="FangSong" w:cs="Times New Roman"/>
+        </w:rPr>
+        <w:t xml:space="preserve">溶剂</w:t>
+      </w:r>
+    </w:p>
+    <w:p>
+      <w:pPr>
+        <w:pStyle w:val="FirstParagraph"/>
         <w:ind w:firstLine="420"/>
       </w:pPr>
       <w:r>
@@ -19320,15 +19417,13 @@
     </w:p>
     <w:p>
       <w:pPr>
-        <w:pStyle w:val="FirstParagraph"/>
+        <w:pStyle w:val="Compact"/>
+        <w:numPr>
+          <w:ilvl w:val="0"/>
+          <w:numId w:val="1024"/>
+        </w:numPr>
         <w:ind w:firstLine="420"/>
       </w:pPr>
-      <w:r>
-        <w:rPr>
-          <w:rFonts w:ascii="Times New Roman" w:hAnsi="Times New Roman" w:eastAsia="Times New Roman" w:cs="Times New Roman"/>
-        </w:rPr>
-        <w:t xml:space="preserve">8-1 </w:t>
-      </w:r>
       <w:r>
         <w:rPr>
           <w:rFonts w:hint="eastAsia" w:ascii="Times New Roman" w:hAnsi="Times New Roman" w:eastAsia="FangSong" w:cs="Times New Roman"/>
@@ -19368,7 +19463,11 @@
     </w:p>
     <w:p>
       <w:pPr>
-        <w:pStyle w:val="BodyText"/>
+        <w:pStyle w:val="Compact"/>
+        <w:numPr>
+          <w:ilvl w:val="0"/>
+          <w:numId w:val="1025"/>
+        </w:numPr>
         <w:ind w:firstLine="420"/>
       </w:pPr>
       <w:r>
@@ -19382,55 +19481,82 @@
           <w:rFonts w:hint="eastAsia" w:ascii="Times New Roman" w:hAnsi="Times New Roman" w:eastAsia="FangSong" w:cs="Times New Roman"/>
         </w:rPr>
         <w:t xml:space="preserve">熔沸点</w:t>
-      </w:r>
-      <w:r>
-        <w:rPr>
-          <w:rFonts w:ascii="Times New Roman" w:hAnsi="Times New Roman" w:eastAsia="Times New Roman" w:cs="Times New Roman"/>
-        </w:rPr>
-        <w:t xml:space="preserve">　　B. </w:t>
-      </w:r>
-      <w:r>
-        <w:rPr>
-          <w:rFonts w:hint="eastAsia" w:ascii="Times New Roman" w:hAnsi="Times New Roman" w:eastAsia="FangSong" w:cs="Times New Roman"/>
-        </w:rPr>
-        <w:t xml:space="preserve">原子半径</w:t>
-      </w:r>
-      <w:r>
-        <w:rPr>
-          <w:rFonts w:ascii="Times New Roman" w:hAnsi="Times New Roman" w:eastAsia="Times New Roman" w:cs="Times New Roman"/>
-        </w:rPr>
-        <w:t xml:space="preserve">　　C. </w:t>
-      </w:r>
-      <w:r>
-        <w:rPr>
-          <w:rFonts w:hint="eastAsia" w:ascii="Times New Roman" w:hAnsi="Times New Roman" w:eastAsia="FangSong" w:cs="Times New Roman"/>
-        </w:rPr>
-        <w:t xml:space="preserve">晶体密度</w:t>
-      </w:r>
-      <w:r>
-        <w:rPr>
-          <w:rFonts w:ascii="Times New Roman" w:hAnsi="Times New Roman" w:eastAsia="Times New Roman" w:cs="Times New Roman"/>
-        </w:rPr>
-        <w:t xml:space="preserve">　　D. </w:t>
-      </w:r>
-      <w:r>
-        <w:rPr>
-          <w:rFonts w:hint="eastAsia" w:ascii="Times New Roman" w:hAnsi="Times New Roman" w:eastAsia="FangSong" w:cs="Times New Roman"/>
-        </w:rPr>
-        <w:t xml:space="preserve">第一电离能</w:t>
       </w:r>
     </w:p>
     <w:p>
       <w:pPr>
-        <w:pStyle w:val="BodyText"/>
+        <w:pStyle w:val="Compact"/>
+        <w:numPr>
+          <w:ilvl w:val="0"/>
+          <w:numId w:val="1025"/>
+        </w:numPr>
         <w:ind w:firstLine="420"/>
       </w:pPr>
       <w:r>
         <w:rPr>
           <w:rFonts w:ascii="Times New Roman" w:hAnsi="Times New Roman" w:eastAsia="Times New Roman" w:cs="Times New Roman"/>
         </w:rPr>
-        <w:t xml:space="preserve">8-2 </w:t>
-      </w:r>
+        <w:t xml:space="preserve">B. </w:t>
+      </w:r>
+      <w:r>
+        <w:rPr>
+          <w:rFonts w:hint="eastAsia" w:ascii="Times New Roman" w:hAnsi="Times New Roman" w:eastAsia="FangSong" w:cs="Times New Roman"/>
+        </w:rPr>
+        <w:t xml:space="preserve">原子半径</w:t>
+      </w:r>
+    </w:p>
+    <w:p>
+      <w:pPr>
+        <w:pStyle w:val="Compact"/>
+        <w:numPr>
+          <w:ilvl w:val="0"/>
+          <w:numId w:val="1025"/>
+        </w:numPr>
+        <w:ind w:firstLine="420"/>
+      </w:pPr>
+      <w:r>
+        <w:rPr>
+          <w:rFonts w:ascii="Times New Roman" w:hAnsi="Times New Roman" w:eastAsia="Times New Roman" w:cs="Times New Roman"/>
+        </w:rPr>
+        <w:t xml:space="preserve">C. </w:t>
+      </w:r>
+      <w:r>
+        <w:rPr>
+          <w:rFonts w:hint="eastAsia" w:ascii="Times New Roman" w:hAnsi="Times New Roman" w:eastAsia="FangSong" w:cs="Times New Roman"/>
+        </w:rPr>
+        <w:t xml:space="preserve">晶体密度</w:t>
+      </w:r>
+    </w:p>
+    <w:p>
+      <w:pPr>
+        <w:pStyle w:val="Compact"/>
+        <w:numPr>
+          <w:ilvl w:val="0"/>
+          <w:numId w:val="1025"/>
+        </w:numPr>
+        <w:ind w:firstLine="420"/>
+      </w:pPr>
+      <w:r>
+        <w:rPr>
+          <w:rFonts w:ascii="Times New Roman" w:hAnsi="Times New Roman" w:eastAsia="Times New Roman" w:cs="Times New Roman"/>
+        </w:rPr>
+        <w:t xml:space="preserve">D. </w:t>
+      </w:r>
+      <w:r>
+        <w:rPr>
+          <w:rFonts w:hint="eastAsia" w:ascii="Times New Roman" w:hAnsi="Times New Roman" w:eastAsia="FangSong" w:cs="Times New Roman"/>
+        </w:rPr>
+        <w:t xml:space="preserve">第一电离能</w:t>
+      </w:r>
+    </w:p>
+    <w:p>
+      <w:pPr>
+        <w:numPr>
+          <w:ilvl w:val="0"/>
+          <w:numId w:val="1026"/>
+        </w:numPr>
+        <w:ind w:firstLine="420"/>
+      </w:pPr>
       <w:r>
         <w:rPr>
           <w:rFonts w:hint="eastAsia" w:ascii="Times New Roman" w:hAnsi="Times New Roman" w:eastAsia="FangSong" w:cs="Times New Roman"/>
@@ -19559,15 +19685,12 @@
     </w:p>
     <w:p>
       <w:pPr>
-        <w:pStyle w:val="BodyText"/>
+        <w:numPr>
+          <w:ilvl w:val="0"/>
+          <w:numId w:val="1026"/>
+        </w:numPr>
         <w:ind w:firstLine="420"/>
       </w:pPr>
-      <w:r>
-        <w:rPr>
-          <w:rFonts w:ascii="Times New Roman" w:hAnsi="Times New Roman" w:eastAsia="Times New Roman" w:cs="Times New Roman"/>
-        </w:rPr>
-        <w:t xml:space="preserve">8-3 </w:t>
-      </w:r>
       <w:r>
         <w:rPr>
           <w:rFonts w:hint="eastAsia" w:ascii="Times New Roman" w:hAnsi="Times New Roman" w:eastAsia="FangSong" w:cs="Times New Roman"/>
@@ -19755,15 +19878,12 @@
     </w:p>
     <w:p>
       <w:pPr>
-        <w:pStyle w:val="BodyText"/>
+        <w:numPr>
+          <w:ilvl w:val="0"/>
+          <w:numId w:val="1026"/>
+        </w:numPr>
         <w:ind w:firstLine="420"/>
       </w:pPr>
-      <w:r>
-        <w:rPr>
-          <w:rFonts w:ascii="Times New Roman" w:hAnsi="Times New Roman" w:eastAsia="Times New Roman" w:cs="Times New Roman"/>
-        </w:rPr>
-        <w:t xml:space="preserve">8-4 </w:t>
-      </w:r>
       <w:r>
         <w:rPr>
           <w:rFonts w:hint="eastAsia" w:ascii="Times New Roman" w:hAnsi="Times New Roman" w:eastAsia="FangSong" w:cs="Times New Roman"/>
@@ -20061,7 +20181,7 @@
     </w:p>
     <w:p>
       <w:pPr>
-        <w:pStyle w:val="BodyText"/>
+        <w:pStyle w:val="FirstParagraph"/>
         <w:ind w:firstLine="420"/>
       </w:pPr>
       <w:r>
@@ -21042,15 +21162,12 @@
     </w:p>
     <w:p>
       <w:pPr>
-        <w:pStyle w:val="BodyText"/>
+        <w:numPr>
+          <w:ilvl w:val="0"/>
+          <w:numId w:val="1027"/>
+        </w:numPr>
         <w:ind w:firstLine="420"/>
       </w:pPr>
-      <w:r>
-        <w:rPr>
-          <w:rFonts w:ascii="Times New Roman" w:hAnsi="Times New Roman" w:eastAsia="Times New Roman" w:cs="Times New Roman"/>
-        </w:rPr>
-        <w:t xml:space="preserve">4-1 </w:t>
-      </w:r>
       <w:r>
         <w:rPr>
           <w:rFonts w:hint="eastAsia" w:ascii="Times New Roman" w:hAnsi="Times New Roman" w:eastAsia="FangSong" w:cs="Times New Roman"/>
@@ -21090,15 +21207,12 @@
     </w:p>
     <w:p>
       <w:pPr>
-        <w:pStyle w:val="BodyText"/>
+        <w:numPr>
+          <w:ilvl w:val="0"/>
+          <w:numId w:val="1027"/>
+        </w:numPr>
         <w:ind w:firstLine="420"/>
       </w:pPr>
-      <w:r>
-        <w:rPr>
-          <w:rFonts w:ascii="Times New Roman" w:hAnsi="Times New Roman" w:eastAsia="Times New Roman" w:cs="Times New Roman"/>
-        </w:rPr>
-        <w:t xml:space="preserve">4-2 </w:t>
-      </w:r>
       <w:r>
         <w:rPr>
           <w:rFonts w:hint="eastAsia" w:ascii="Times New Roman" w:hAnsi="Times New Roman" w:eastAsia="FangSong" w:cs="Times New Roman"/>
@@ -21126,7 +21240,7 @@
     </w:p>
     <w:p>
       <w:pPr>
-        <w:pStyle w:val="BodyText"/>
+        <w:pStyle w:val="FirstParagraph"/>
         <w:ind w:firstLine="420"/>
       </w:pPr>
       <w:r>
@@ -24218,15 +24332,12 @@
     </w:p>
     <w:p>
       <w:pPr>
-        <w:pStyle w:val="BodyText"/>
+        <w:numPr>
+          <w:ilvl w:val="0"/>
+          <w:numId w:val="1028"/>
+        </w:numPr>
         <w:ind w:firstLine="420"/>
       </w:pPr>
-      <w:r>
-        <w:rPr>
-          <w:rFonts w:ascii="Times New Roman" w:hAnsi="Times New Roman" w:eastAsia="Times New Roman" w:cs="Times New Roman"/>
-        </w:rPr>
-        <w:t xml:space="preserve">5-1 </w:t>
-      </w:r>
       <w:r>
         <w:rPr>
           <w:rFonts w:hint="eastAsia" w:ascii="Times New Roman" w:hAnsi="Times New Roman" w:eastAsia="FangSong" w:cs="Times New Roman"/>
@@ -24342,15 +24453,12 @@
     </w:p>
     <w:p>
       <w:pPr>
-        <w:pStyle w:val="BodyText"/>
+        <w:numPr>
+          <w:ilvl w:val="0"/>
+          <w:numId w:val="1028"/>
+        </w:numPr>
         <w:ind w:firstLine="420"/>
       </w:pPr>
-      <w:r>
-        <w:rPr>
-          <w:rFonts w:ascii="Times New Roman" w:hAnsi="Times New Roman" w:eastAsia="Times New Roman" w:cs="Times New Roman"/>
-        </w:rPr>
-        <w:t xml:space="preserve">5-2 </w:t>
-      </w:r>
       <w:r>
         <w:rPr>
           <w:rFonts w:hint="eastAsia" w:ascii="Times New Roman" w:hAnsi="Times New Roman" w:eastAsia="FangSong" w:cs="Times New Roman"/>
@@ -24424,15 +24532,12 @@
     </w:p>
     <w:p>
       <w:pPr>
-        <w:pStyle w:val="BodyText"/>
+        <w:numPr>
+          <w:ilvl w:val="0"/>
+          <w:numId w:val="1028"/>
+        </w:numPr>
         <w:ind w:firstLine="420"/>
       </w:pPr>
-      <w:r>
-        <w:rPr>
-          <w:rFonts w:ascii="Times New Roman" w:hAnsi="Times New Roman" w:eastAsia="Times New Roman" w:cs="Times New Roman"/>
-        </w:rPr>
-        <w:t xml:space="preserve">5-3 </w:t>
-      </w:r>
       <w:r>
         <w:rPr>
           <w:rFonts w:hint="eastAsia" w:ascii="Times New Roman" w:hAnsi="Times New Roman" w:eastAsia="FangSong" w:cs="Times New Roman"/>
@@ -24576,7 +24681,7 @@
     </w:p>
     <w:p>
       <w:pPr>
-        <w:pStyle w:val="BodyText"/>
+        <w:pStyle w:val="FirstParagraph"/>
         <w:ind w:firstLine="420"/>
       </w:pPr>
       <w:r>
@@ -26233,7 +26338,7 @@
           <w:b/>
           <w:bCs/>
         </w:rPr>
-        <w:t xml:space="preserve">6-1</w:t>
+        <w:t xml:space="preserve">(1)</w:t>
       </w:r>
       <w:r>
         <w:rPr>
@@ -26373,7 +26478,7 @@
           <w:b/>
           <w:bCs/>
         </w:rPr>
-        <w:t xml:space="preserve">6-2</w:t>
+        <w:t xml:space="preserve">(2)</w:t>
       </w:r>
       <w:r>
         <w:rPr>
@@ -26703,7 +26808,7 @@
           <w:b/>
           <w:bCs/>
         </w:rPr>
-        <w:t xml:space="preserve">6-3</w:t>
+        <w:t xml:space="preserve">(3)</w:t>
       </w:r>
       <w:r>
         <w:rPr>
@@ -26898,7 +27003,7 @@
           <w:b/>
           <w:bCs/>
         </w:rPr>
-        <w:t xml:space="preserve">6-4</w:t>
+        <w:t xml:space="preserve">(4)</w:t>
       </w:r>
       <w:r>
         <w:rPr>
@@ -30591,7 +30696,7 @@
       <w:pPr>
         <w:numPr>
           <w:ilvl w:val="0"/>
-          <w:numId w:val="1022"/>
+          <w:numId w:val="1029"/>
         </w:numPr>
         <w:ind w:firstLine="420"/>
       </w:pPr>
@@ -30974,7 +31079,7 @@
       <w:pPr>
         <w:numPr>
           <w:ilvl w:val="0"/>
-          <w:numId w:val="1022"/>
+          <w:numId w:val="1029"/>
         </w:numPr>
         <w:ind w:firstLine="420"/>
       </w:pPr>
@@ -31007,7 +31112,7 @@
       <w:pPr>
         <w:numPr>
           <w:ilvl w:val="0"/>
-          <w:numId w:val="1022"/>
+          <w:numId w:val="1029"/>
         </w:numPr>
         <w:ind w:firstLine="420"/>
       </w:pPr>
@@ -32141,6 +32246,36 @@
     </w:lvlOverride>
   </w:num>
   <w:num w:numId="1011">
+    <w:abstractNumId w:val="99431"/>
+    <w:lvlOverride w:ilvl="0">
+      <w:startOverride w:val="1"/>
+    </w:lvlOverride>
+    <w:lvlOverride w:ilvl="1">
+      <w:startOverride w:val="1"/>
+    </w:lvlOverride>
+    <w:lvlOverride w:ilvl="2">
+      <w:startOverride w:val="1"/>
+    </w:lvlOverride>
+    <w:lvlOverride w:ilvl="3">
+      <w:startOverride w:val="1"/>
+    </w:lvlOverride>
+    <w:lvlOverride w:ilvl="4">
+      <w:startOverride w:val="1"/>
+    </w:lvlOverride>
+    <w:lvlOverride w:ilvl="5">
+      <w:startOverride w:val="1"/>
+    </w:lvlOverride>
+    <w:lvlOverride w:ilvl="6">
+      <w:startOverride w:val="1"/>
+    </w:lvlOverride>
+    <w:lvlOverride w:ilvl="7">
+      <w:startOverride w:val="1"/>
+    </w:lvlOverride>
+    <w:lvlOverride w:ilvl="8">
+      <w:startOverride w:val="1"/>
+    </w:lvlOverride>
+  </w:num>
+  <w:num w:numId="1012">
     <w:abstractNumId w:val="99432"/>
     <w:lvlOverride w:ilvl="0">
       <w:startOverride w:val="2"/>
@@ -32170,7 +32305,7 @@
       <w:startOverride w:val="2"/>
     </w:lvlOverride>
   </w:num>
-  <w:num w:numId="1012">
+  <w:num w:numId="1013">
     <w:abstractNumId w:val="99433"/>
     <w:lvlOverride w:ilvl="0">
       <w:startOverride w:val="3"/>
@@ -32198,36 +32333,6 @@
     </w:lvlOverride>
     <w:lvlOverride w:ilvl="8">
       <w:startOverride w:val="3"/>
-    </w:lvlOverride>
-  </w:num>
-  <w:num w:numId="1013">
-    <w:abstractNumId w:val="99431"/>
-    <w:lvlOverride w:ilvl="0">
-      <w:startOverride w:val="1"/>
-    </w:lvlOverride>
-    <w:lvlOverride w:ilvl="1">
-      <w:startOverride w:val="1"/>
-    </w:lvlOverride>
-    <w:lvlOverride w:ilvl="2">
-      <w:startOverride w:val="1"/>
-    </w:lvlOverride>
-    <w:lvlOverride w:ilvl="3">
-      <w:startOverride w:val="1"/>
-    </w:lvlOverride>
-    <w:lvlOverride w:ilvl="4">
-      <w:startOverride w:val="1"/>
-    </w:lvlOverride>
-    <w:lvlOverride w:ilvl="5">
-      <w:startOverride w:val="1"/>
-    </w:lvlOverride>
-    <w:lvlOverride w:ilvl="6">
-      <w:startOverride w:val="1"/>
-    </w:lvlOverride>
-    <w:lvlOverride w:ilvl="7">
-      <w:startOverride w:val="1"/>
-    </w:lvlOverride>
-    <w:lvlOverride w:ilvl="8">
-      <w:startOverride w:val="1"/>
     </w:lvlOverride>
   </w:num>
   <w:num w:numId="1014">
@@ -32261,6 +32366,36 @@
     </w:lvlOverride>
   </w:num>
   <w:num w:numId="1015">
+    <w:abstractNumId w:val="99431"/>
+    <w:lvlOverride w:ilvl="0">
+      <w:startOverride w:val="1"/>
+    </w:lvlOverride>
+    <w:lvlOverride w:ilvl="1">
+      <w:startOverride w:val="1"/>
+    </w:lvlOverride>
+    <w:lvlOverride w:ilvl="2">
+      <w:startOverride w:val="1"/>
+    </w:lvlOverride>
+    <w:lvlOverride w:ilvl="3">
+      <w:startOverride w:val="1"/>
+    </w:lvlOverride>
+    <w:lvlOverride w:ilvl="4">
+      <w:startOverride w:val="1"/>
+    </w:lvlOverride>
+    <w:lvlOverride w:ilvl="5">
+      <w:startOverride w:val="1"/>
+    </w:lvlOverride>
+    <w:lvlOverride w:ilvl="6">
+      <w:startOverride w:val="1"/>
+    </w:lvlOverride>
+    <w:lvlOverride w:ilvl="7">
+      <w:startOverride w:val="1"/>
+    </w:lvlOverride>
+    <w:lvlOverride w:ilvl="8">
+      <w:startOverride w:val="1"/>
+    </w:lvlOverride>
+  </w:num>
+  <w:num w:numId="1016">
     <w:abstractNumId w:val="99433"/>
     <w:lvlOverride w:ilvl="0">
       <w:startOverride w:val="3"/>
@@ -32288,36 +32423,6 @@
     </w:lvlOverride>
     <w:lvlOverride w:ilvl="8">
       <w:startOverride w:val="3"/>
-    </w:lvlOverride>
-  </w:num>
-  <w:num w:numId="1016">
-    <w:abstractNumId w:val="99411"/>
-    <w:lvlOverride w:ilvl="0">
-      <w:startOverride w:val="1"/>
-    </w:lvlOverride>
-    <w:lvlOverride w:ilvl="1">
-      <w:startOverride w:val="1"/>
-    </w:lvlOverride>
-    <w:lvlOverride w:ilvl="2">
-      <w:startOverride w:val="1"/>
-    </w:lvlOverride>
-    <w:lvlOverride w:ilvl="3">
-      <w:startOverride w:val="1"/>
-    </w:lvlOverride>
-    <w:lvlOverride w:ilvl="4">
-      <w:startOverride w:val="1"/>
-    </w:lvlOverride>
-    <w:lvlOverride w:ilvl="5">
-      <w:startOverride w:val="1"/>
-    </w:lvlOverride>
-    <w:lvlOverride w:ilvl="6">
-      <w:startOverride w:val="1"/>
-    </w:lvlOverride>
-    <w:lvlOverride w:ilvl="7">
-      <w:startOverride w:val="1"/>
-    </w:lvlOverride>
-    <w:lvlOverride w:ilvl="8">
-      <w:startOverride w:val="1"/>
     </w:lvlOverride>
   </w:num>
   <w:num w:numId="1017">
@@ -32381,6 +32486,36 @@
     </w:lvlOverride>
   </w:num>
   <w:num w:numId="1019">
+    <w:abstractNumId w:val="99411"/>
+    <w:lvlOverride w:ilvl="0">
+      <w:startOverride w:val="1"/>
+    </w:lvlOverride>
+    <w:lvlOverride w:ilvl="1">
+      <w:startOverride w:val="1"/>
+    </w:lvlOverride>
+    <w:lvlOverride w:ilvl="2">
+      <w:startOverride w:val="1"/>
+    </w:lvlOverride>
+    <w:lvlOverride w:ilvl="3">
+      <w:startOverride w:val="1"/>
+    </w:lvlOverride>
+    <w:lvlOverride w:ilvl="4">
+      <w:startOverride w:val="1"/>
+    </w:lvlOverride>
+    <w:lvlOverride w:ilvl="5">
+      <w:startOverride w:val="1"/>
+    </w:lvlOverride>
+    <w:lvlOverride w:ilvl="6">
+      <w:startOverride w:val="1"/>
+    </w:lvlOverride>
+    <w:lvlOverride w:ilvl="7">
+      <w:startOverride w:val="1"/>
+    </w:lvlOverride>
+    <w:lvlOverride w:ilvl="8">
+      <w:startOverride w:val="1"/>
+    </w:lvlOverride>
+  </w:num>
+  <w:num w:numId="1020">
     <w:abstractNumId w:val="99412"/>
     <w:lvlOverride w:ilvl="0">
       <w:startOverride w:val="2"/>
@@ -32410,7 +32545,7 @@
       <w:startOverride w:val="2"/>
     </w:lvlOverride>
   </w:num>
-  <w:num w:numId="1020">
+  <w:num w:numId="1021">
     <w:abstractNumId w:val="99413"/>
     <w:lvlOverride w:ilvl="0">
       <w:startOverride w:val="3"/>
@@ -32440,7 +32575,7 @@
       <w:startOverride w:val="3"/>
     </w:lvlOverride>
   </w:num>
-  <w:num w:numId="1021">
+  <w:num w:numId="1022">
     <w:abstractNumId w:val="99411"/>
     <w:lvlOverride w:ilvl="0">
       <w:startOverride w:val="1"/>
@@ -32470,7 +32605,133 @@
       <w:startOverride w:val="1"/>
     </w:lvlOverride>
   </w:num>
-  <w:num w:numId="1022">
+  <w:num w:numId="1023">
+    <w:abstractNumId w:val="991"/>
+  </w:num>
+  <w:num w:numId="1024">
+    <w:abstractNumId w:val="99431"/>
+    <w:lvlOverride w:ilvl="0">
+      <w:startOverride w:val="1"/>
+    </w:lvlOverride>
+    <w:lvlOverride w:ilvl="1">
+      <w:startOverride w:val="1"/>
+    </w:lvlOverride>
+    <w:lvlOverride w:ilvl="2">
+      <w:startOverride w:val="1"/>
+    </w:lvlOverride>
+    <w:lvlOverride w:ilvl="3">
+      <w:startOverride w:val="1"/>
+    </w:lvlOverride>
+    <w:lvlOverride w:ilvl="4">
+      <w:startOverride w:val="1"/>
+    </w:lvlOverride>
+    <w:lvlOverride w:ilvl="5">
+      <w:startOverride w:val="1"/>
+    </w:lvlOverride>
+    <w:lvlOverride w:ilvl="6">
+      <w:startOverride w:val="1"/>
+    </w:lvlOverride>
+    <w:lvlOverride w:ilvl="7">
+      <w:startOverride w:val="1"/>
+    </w:lvlOverride>
+    <w:lvlOverride w:ilvl="8">
+      <w:startOverride w:val="1"/>
+    </w:lvlOverride>
+  </w:num>
+  <w:num w:numId="1025">
+    <w:abstractNumId w:val="991"/>
+  </w:num>
+  <w:num w:numId="1026">
+    <w:abstractNumId w:val="99432"/>
+    <w:lvlOverride w:ilvl="0">
+      <w:startOverride w:val="2"/>
+    </w:lvlOverride>
+    <w:lvlOverride w:ilvl="1">
+      <w:startOverride w:val="2"/>
+    </w:lvlOverride>
+    <w:lvlOverride w:ilvl="2">
+      <w:startOverride w:val="2"/>
+    </w:lvlOverride>
+    <w:lvlOverride w:ilvl="3">
+      <w:startOverride w:val="2"/>
+    </w:lvlOverride>
+    <w:lvlOverride w:ilvl="4">
+      <w:startOverride w:val="2"/>
+    </w:lvlOverride>
+    <w:lvlOverride w:ilvl="5">
+      <w:startOverride w:val="2"/>
+    </w:lvlOverride>
+    <w:lvlOverride w:ilvl="6">
+      <w:startOverride w:val="2"/>
+    </w:lvlOverride>
+    <w:lvlOverride w:ilvl="7">
+      <w:startOverride w:val="2"/>
+    </w:lvlOverride>
+    <w:lvlOverride w:ilvl="8">
+      <w:startOverride w:val="2"/>
+    </w:lvlOverride>
+  </w:num>
+  <w:num w:numId="1027">
+    <w:abstractNumId w:val="99431"/>
+    <w:lvlOverride w:ilvl="0">
+      <w:startOverride w:val="1"/>
+    </w:lvlOverride>
+    <w:lvlOverride w:ilvl="1">
+      <w:startOverride w:val="1"/>
+    </w:lvlOverride>
+    <w:lvlOverride w:ilvl="2">
+      <w:startOverride w:val="1"/>
+    </w:lvlOverride>
+    <w:lvlOverride w:ilvl="3">
+      <w:startOverride w:val="1"/>
+    </w:lvlOverride>
+    <w:lvlOverride w:ilvl="4">
+      <w:startOverride w:val="1"/>
+    </w:lvlOverride>
+    <w:lvlOverride w:ilvl="5">
+      <w:startOverride w:val="1"/>
+    </w:lvlOverride>
+    <w:lvlOverride w:ilvl="6">
+      <w:startOverride w:val="1"/>
+    </w:lvlOverride>
+    <w:lvlOverride w:ilvl="7">
+      <w:startOverride w:val="1"/>
+    </w:lvlOverride>
+    <w:lvlOverride w:ilvl="8">
+      <w:startOverride w:val="1"/>
+    </w:lvlOverride>
+  </w:num>
+  <w:num w:numId="1028">
+    <w:abstractNumId w:val="99431"/>
+    <w:lvlOverride w:ilvl="0">
+      <w:startOverride w:val="1"/>
+    </w:lvlOverride>
+    <w:lvlOverride w:ilvl="1">
+      <w:startOverride w:val="1"/>
+    </w:lvlOverride>
+    <w:lvlOverride w:ilvl="2">
+      <w:startOverride w:val="1"/>
+    </w:lvlOverride>
+    <w:lvlOverride w:ilvl="3">
+      <w:startOverride w:val="1"/>
+    </w:lvlOverride>
+    <w:lvlOverride w:ilvl="4">
+      <w:startOverride w:val="1"/>
+    </w:lvlOverride>
+    <w:lvlOverride w:ilvl="5">
+      <w:startOverride w:val="1"/>
+    </w:lvlOverride>
+    <w:lvlOverride w:ilvl="6">
+      <w:startOverride w:val="1"/>
+    </w:lvlOverride>
+    <w:lvlOverride w:ilvl="7">
+      <w:startOverride w:val="1"/>
+    </w:lvlOverride>
+    <w:lvlOverride w:ilvl="8">
+      <w:startOverride w:val="1"/>
+    </w:lvlOverride>
+  </w:num>
+  <w:num w:numId="1029">
     <w:abstractNumId w:val="99411"/>
     <w:lvlOverride w:ilvl="0">
       <w:startOverride w:val="1"/>
